--- a/2026青年基金/青年科学基金项目（C类）-正文-2026-docx格式.docx
+++ b/2026青年基金/青年科学基金项目（C类）-正文-2026-docx格式.docx
@@ -168,23 +168,7 @@
           <w:rFonts w:hint="eastAsia"/>
           <w:bCs/>
         </w:rPr>
-        <w:t>高超声速武器的高速度、强毁伤、强突防等特点改写了现代战争法则，其“进可攻，退可</w:t>
-      </w:r>
-      <w:proofErr w:type="gramStart"/>
-      <w:r>
-        <w:rPr>
-          <w:rFonts w:hint="eastAsia"/>
-          <w:bCs/>
-        </w:rPr>
-        <w:t>慑</w:t>
-      </w:r>
-      <w:proofErr w:type="gramEnd"/>
-      <w:r>
-        <w:rPr>
-          <w:rFonts w:hint="eastAsia"/>
-          <w:bCs/>
-        </w:rPr>
-        <w:t>”的优势已成为大国博弈的一大助力</w:t>
+        <w:t>高超声速武器的高速度、强毁伤、强突防等特点改写了现代战争法则，其“进可攻，退可慑”的优势已成为大国博弈的一大助力</w:t>
       </w:r>
       <w:r>
         <w:rPr>
@@ -341,27 +325,7 @@
           <w:bCs/>
           <w:color w:val="000000"/>
         </w:rPr>
-        <w:t>准确</w:t>
-      </w:r>
-      <w:proofErr w:type="gramStart"/>
-      <w:r>
-        <w:rPr>
-          <w:rFonts w:hint="eastAsia"/>
-          <w:b/>
-          <w:bCs/>
-          <w:color w:val="000000"/>
-        </w:rPr>
-        <w:t>解析高</w:t>
-      </w:r>
-      <w:proofErr w:type="gramEnd"/>
-      <w:r>
-        <w:rPr>
-          <w:rFonts w:hint="eastAsia"/>
-          <w:b/>
-          <w:bCs/>
-          <w:color w:val="000000"/>
-        </w:rPr>
-        <w:t>超声速粗糙壁湍流对飞行器的气动力、热防护设计至关重要</w:t>
+        <w:t>准确解析高超声速粗糙壁湍流对飞行器的气动力、热防护设计至关重要</w:t>
       </w:r>
       <w:r>
         <w:rPr>
@@ -568,21 +532,12 @@
         </w:rPr>
         <w:t>的模拟</w:t>
       </w:r>
-      <w:proofErr w:type="gramStart"/>
-      <w:r>
-        <w:rPr>
-          <w:rFonts w:hint="eastAsia"/>
-          <w:bCs/>
-        </w:rPr>
-        <w:t>对算力的</w:t>
-      </w:r>
-      <w:proofErr w:type="gramEnd"/>
-      <w:r>
-        <w:rPr>
-          <w:rFonts w:hint="eastAsia"/>
-          <w:bCs/>
-        </w:rPr>
-        <w:t>需求急剧上升，直接解析</w:t>
+      <w:r>
+        <w:rPr>
+          <w:rFonts w:hint="eastAsia"/>
+          <w:bCs/>
+        </w:rPr>
+        <w:t>对算力的需求急剧上升，直接解析</w:t>
       </w:r>
       <w:r>
         <w:rPr>
@@ -610,23 +565,7 @@
           <w:rFonts w:hint="eastAsia"/>
           <w:bCs/>
         </w:rPr>
-        <w:t>壁</w:t>
-      </w:r>
-      <w:proofErr w:type="gramStart"/>
-      <w:r>
-        <w:rPr>
-          <w:rFonts w:hint="eastAsia"/>
-          <w:bCs/>
-        </w:rPr>
-        <w:t>面模化</w:t>
-      </w:r>
-      <w:proofErr w:type="gramEnd"/>
-      <w:r>
-        <w:rPr>
-          <w:rFonts w:hint="eastAsia"/>
-          <w:bCs/>
-        </w:rPr>
-        <w:t>方法计算量</w:t>
+        <w:t>壁面模化方法计算量</w:t>
       </w:r>
       <w:r>
         <w:rPr>
@@ -668,23 +607,7 @@
           <w:rFonts w:hint="eastAsia"/>
           <w:bCs/>
         </w:rPr>
-        <w:t>大量的粗糙</w:t>
-      </w:r>
-      <w:proofErr w:type="gramStart"/>
-      <w:r>
-        <w:rPr>
-          <w:rFonts w:hint="eastAsia"/>
-          <w:bCs/>
-        </w:rPr>
-        <w:t>壁试验</w:t>
-      </w:r>
-      <w:proofErr w:type="gramEnd"/>
-      <w:r>
-        <w:rPr>
-          <w:rFonts w:hint="eastAsia"/>
-          <w:bCs/>
-        </w:rPr>
-        <w:t>和模拟在壁面率、近壁面局部流动等方面取得了进展，但同样因为</w:t>
+        <w:t>大量的粗糙壁试验和模拟在壁面率、近壁面局部流动等方面取得了进展，但同样因为</w:t>
       </w:r>
       <w:r>
         <w:rPr>
@@ -977,25 +900,7 @@
           <w:b/>
           <w:bCs/>
         </w:rPr>
-        <w:t>高超声速流动中的可压缩效应会在粗糙</w:t>
-      </w:r>
-      <w:proofErr w:type="gramStart"/>
-      <w:r>
-        <w:rPr>
-          <w:rFonts w:hint="eastAsia"/>
-          <w:b/>
-          <w:bCs/>
-        </w:rPr>
-        <w:t>壁附近</w:t>
-      </w:r>
-      <w:proofErr w:type="gramEnd"/>
-      <w:r>
-        <w:rPr>
-          <w:rFonts w:hint="eastAsia"/>
-          <w:b/>
-          <w:bCs/>
-        </w:rPr>
-        <w:t>诱发压缩与膨胀波。这些波系对湍流拟序结构和壁面气动力、热存在显著影响，需进一步开展定性</w:t>
+        <w:t>高超声速流动中的可压缩效应会在粗糙壁附近诱发压缩与膨胀波。这些波系对湍流拟序结构和壁面气动力、热存在显著影响，需进一步开展定性</w:t>
       </w:r>
       <w:r>
         <w:rPr>
@@ -1026,7 +931,19 @@
         <w:rPr>
           <w:rFonts w:hint="eastAsia"/>
         </w:rPr>
-        <w:t>近年来发展火热的人工智能（</w:t>
+        <w:t>近年来发展</w:t>
+      </w:r>
+      <w:r>
+        <w:rPr>
+          <w:rFonts w:hint="eastAsia"/>
+        </w:rPr>
+        <w:t>迅速</w:t>
+      </w:r>
+      <w:r>
+        <w:rPr>
+          <w:rFonts w:hint="eastAsia"/>
+        </w:rPr>
+        <w:t>的人工智能（</w:t>
       </w:r>
       <w:r>
         <w:rPr>
@@ -1604,30 +1521,14 @@
           <w:rFonts w:hint="eastAsia"/>
           <w:bCs/>
         </w:rPr>
-        <w:t>、</w:t>
-      </w:r>
-      <w:proofErr w:type="gramStart"/>
-      <w:r>
-        <w:rPr>
-          <w:rFonts w:hint="eastAsia"/>
-          <w:bCs/>
-        </w:rPr>
-        <w:t>热</w:t>
-      </w:r>
-      <w:r>
-        <w:rPr>
-          <w:rFonts w:hint="eastAsia"/>
-          <w:bCs/>
-        </w:rPr>
-        <w:t>预测</w:t>
-      </w:r>
-      <w:proofErr w:type="gramEnd"/>
-      <w:r>
-        <w:rPr>
-          <w:rFonts w:hint="eastAsia"/>
-          <w:bCs/>
-        </w:rPr>
-        <w:t>提供</w:t>
+        <w:t>、热</w:t>
+      </w:r>
+      <w:r>
+        <w:rPr>
+          <w:rFonts w:hint="eastAsia"/>
+          <w:bCs/>
+        </w:rPr>
+        <w:t>预测提供</w:t>
       </w:r>
       <w:r>
         <w:rPr>
@@ -1714,25 +1615,7 @@
           <w:bCs/>
           <w:sz w:val="24"/>
         </w:rPr>
-        <w:t>粗糙壁湍流的模拟方法可大致分为壁面解析和</w:t>
-      </w:r>
-      <w:proofErr w:type="gramStart"/>
-      <w:r>
-        <w:rPr>
-          <w:rFonts w:hint="eastAsia"/>
-          <w:bCs/>
-          <w:sz w:val="24"/>
-        </w:rPr>
-        <w:t>壁面模</w:t>
-      </w:r>
-      <w:proofErr w:type="gramEnd"/>
-      <w:r>
-        <w:rPr>
-          <w:rFonts w:hint="eastAsia"/>
-          <w:bCs/>
-          <w:sz w:val="24"/>
-        </w:rPr>
-        <w:t>化两类。壁面解析法直接解析几何外形</w:t>
+        <w:t>粗糙壁湍流的模拟方法可大致分为壁面解析和壁面模化两类。壁面解析法直接解析几何外形</w:t>
       </w:r>
       <w:r>
         <w:rPr>
@@ -1868,7 +1751,14 @@
         </w:rPr>
         <w:t>。这些高精度方法除了解析湍流尺度外，还需利用大量网格解析粗糙元，整体计算量较大。</w:t>
       </w:r>
-      <w:proofErr w:type="gramStart"/>
+      <w:r>
+        <w:rPr>
+          <w:rFonts w:hint="eastAsia"/>
+          <w:bCs/>
+          <w:sz w:val="24"/>
+        </w:rPr>
+        <w:t>壁面</w:t>
+      </w:r>
       <w:r>
         <w:rPr>
           <w:rFonts w:hint="eastAsia"/>
@@ -1877,32 +1767,136 @@
         </w:rPr>
         <w:t>模化方法</w:t>
       </w:r>
-      <w:proofErr w:type="gramEnd"/>
-      <w:r>
-        <w:rPr>
-          <w:rFonts w:hint="eastAsia"/>
-          <w:bCs/>
-          <w:sz w:val="24"/>
-        </w:rPr>
-        <w:t>通常不显式解析粗糙元，而是</w:t>
-      </w:r>
-      <w:proofErr w:type="gramStart"/>
-      <w:r>
-        <w:rPr>
-          <w:rFonts w:hint="eastAsia"/>
-          <w:bCs/>
-          <w:sz w:val="24"/>
-        </w:rPr>
-        <w:t>修正近</w:t>
-      </w:r>
-      <w:proofErr w:type="gramEnd"/>
-      <w:r>
-        <w:rPr>
-          <w:rFonts w:hint="eastAsia"/>
-          <w:bCs/>
-          <w:sz w:val="24"/>
-        </w:rPr>
-        <w:t>壁面区域的控制方程或利用特殊的边界条件模拟壁面效应。第一种方法多在动量方程中添加参数化体积力，如</w:t>
+      <w:r>
+        <w:rPr>
+          <w:rFonts w:hint="eastAsia"/>
+          <w:bCs/>
+          <w:sz w:val="24"/>
+        </w:rPr>
+        <w:t>通过</w:t>
+      </w:r>
+      <w:r>
+        <w:rPr>
+          <w:rFonts w:hint="eastAsia"/>
+          <w:bCs/>
+          <w:sz w:val="24"/>
+        </w:rPr>
+        <w:t>修正近壁面区域的控制方程或利用特殊的边界条件模拟壁面效应</w:t>
+      </w:r>
+      <w:r>
+        <w:rPr>
+          <w:rFonts w:hint="eastAsia"/>
+          <w:bCs/>
+          <w:sz w:val="24"/>
+        </w:rPr>
+        <w:t>。</w:t>
+      </w:r>
+      <w:r>
+        <w:rPr>
+          <w:rFonts w:hint="eastAsia"/>
+          <w:bCs/>
+          <w:sz w:val="24"/>
+        </w:rPr>
+        <w:t>虽然普遍存在精度低和泛化能力较差的问题，但由于</w:t>
+      </w:r>
+      <w:r>
+        <w:rPr>
+          <w:rFonts w:hint="eastAsia"/>
+          <w:bCs/>
+          <w:sz w:val="24"/>
+        </w:rPr>
+        <w:t>不显式解析粗糙元，</w:t>
+      </w:r>
+      <w:r>
+        <w:rPr>
+          <w:rFonts w:hint="eastAsia"/>
+          <w:bCs/>
+          <w:sz w:val="24"/>
+        </w:rPr>
+        <w:t>模化方法</w:t>
+      </w:r>
+      <w:r>
+        <w:rPr>
+          <w:rFonts w:hint="eastAsia"/>
+          <w:bCs/>
+          <w:sz w:val="24"/>
+        </w:rPr>
+        <w:t>整体计算量较小，</w:t>
+      </w:r>
+      <w:r>
+        <w:rPr>
+          <w:rFonts w:hint="eastAsia"/>
+          <w:bCs/>
+          <w:sz w:val="24"/>
+        </w:rPr>
+        <w:t>易推广</w:t>
+      </w:r>
+      <w:r>
+        <w:rPr>
+          <w:rFonts w:hint="eastAsia"/>
+          <w:bCs/>
+          <w:sz w:val="24"/>
+        </w:rPr>
+        <w:t>，仍然是领域内的重点研究方向之一。</w:t>
+      </w:r>
+    </w:p>
+    <w:p>
+      <w:pPr>
+        <w:snapToGrid w:val="0"/>
+        <w:spacing w:line="440" w:lineRule="exact"/>
+        <w:ind w:firstLineChars="196" w:firstLine="470"/>
+        <w:rPr>
+          <w:bCs/>
+          <w:sz w:val="24"/>
+        </w:rPr>
+      </w:pPr>
+      <w:r>
+        <w:rPr>
+          <w:rFonts w:hint="eastAsia"/>
+          <w:bCs/>
+          <w:sz w:val="24"/>
+        </w:rPr>
+        <w:t>对于</w:t>
+      </w:r>
+      <w:r>
+        <w:rPr>
+          <w:rFonts w:hint="eastAsia"/>
+          <w:bCs/>
+          <w:sz w:val="24"/>
+        </w:rPr>
+        <w:t>模化方法，</w:t>
+      </w:r>
+      <w:r>
+        <w:rPr>
+          <w:rFonts w:hint="eastAsia"/>
+          <w:bCs/>
+          <w:sz w:val="24"/>
+        </w:rPr>
+        <w:t>在</w:t>
+      </w:r>
+      <w:r>
+        <w:rPr>
+          <w:rFonts w:hint="eastAsia"/>
+          <w:bCs/>
+          <w:sz w:val="24"/>
+        </w:rPr>
+        <w:t>动量方程中添加参数化体积力</w:t>
+      </w:r>
+      <w:r>
+        <w:rPr>
+          <w:rFonts w:hint="eastAsia"/>
+          <w:bCs/>
+          <w:sz w:val="24"/>
+        </w:rPr>
+        <w:t>为典型的修正方式</w:t>
+      </w:r>
+      <w:r>
+        <w:rPr>
+          <w:rFonts w:hint="eastAsia"/>
+          <w:bCs/>
+          <w:sz w:val="24"/>
+        </w:rPr>
+        <w:t>，如</w:t>
       </w:r>
       <w:r>
         <w:rPr>
@@ -2019,25 +2013,7 @@
           <w:bCs/>
           <w:sz w:val="24"/>
         </w:rPr>
-        <w:t>，聚焦体积力的参数</w:t>
-      </w:r>
-      <w:proofErr w:type="gramStart"/>
-      <w:r>
-        <w:rPr>
-          <w:rFonts w:hint="eastAsia"/>
-          <w:bCs/>
-          <w:sz w:val="24"/>
-        </w:rPr>
-        <w:t>化表现</w:t>
-      </w:r>
-      <w:proofErr w:type="gramEnd"/>
-      <w:r>
-        <w:rPr>
-          <w:rFonts w:hint="eastAsia"/>
-          <w:bCs/>
-          <w:sz w:val="24"/>
-        </w:rPr>
-        <w:t>形式。</w:t>
+        <w:t>，聚焦体积力的参数化表现形式。</w:t>
       </w:r>
       <w:r>
         <w:rPr>
@@ -2266,7 +2242,7 @@
       <w:r>
         <w:rPr>
           <w:rFonts w:hint="eastAsia"/>
-          <w:b/>
+          <w:bCs/>
           <w:iCs/>
           <w:sz w:val="24"/>
         </w:rPr>
@@ -2274,27 +2250,28 @@
       </w:r>
       <w:r>
         <w:rPr>
-          <w:b/>
+          <w:bCs/>
           <w:sz w:val="24"/>
         </w:rPr>
         <w:fldChar w:fldCharType="begin"/>
       </w:r>
       <w:r>
         <w:rPr>
-          <w:b/>
+          <w:bCs/>
           <w:sz w:val="24"/>
         </w:rPr>
         <w:instrText xml:space="preserve"> ADDIN ZOTERO_ITEM CSL_CITATION {"citationID":"ar3qvnbttk","properties":{"formattedCitation":"\\super [17,18]\\nosupersub{}","plainCitation":"[17,18]","noteIndex":0},"citationItems":[{"id":510,"uris":["http://zotero.org/users/13872798/items/U7YA4HKA"],"itemData":{"id":510,"type":"article-journal","container-title":"Physical Review Fluids","DOI":"10.1103/PhysRevFluids.6.084607","ISSN":"2469-990X","issue":"8","journalAbbreviation":"Phys. Rev. Fluids","language":"en","page":"084607","source":"DOI.org (Crossref)","title":"Effects of porous walls on near-wall supersonic turbulence","volume":"6","author":[{"family":"Chen","given":"Yongkai"},{"family":"Scalo","given":"Carlo"}],"issued":{"date-parts":[["2021",8,23]]}}},{"id":511,"uris":["http://zotero.org/users/13872798/items/M5RYVPCL"],"itemData":{"id":511,"type":"article-journal","abstract":"Abstract\n            \n              \n                \n              \n            \n          , \n            \n              This study investigates the effect of an isothermal wall with complex impedance on compressible turbulent channel flow up to bulk Mach numbers of\n              \n                \n                  \n                  $6.00$\n                \n              \n              . Such investigation is carried out via the time-domain impedance boundary conditions based on auxiliary differential equations method. A three-parameter complex impedance, modelling a frequency-selective porous wall, with tuneable resonating frequency\n              \n                \n                  \n                  $\\omega _{res}$\n                \n              \n              and variable resistance\n              \n                \n                  \n                  $R \\in [0.10, 1.0]$\n                \n              \n              is employed. Higher resistance leads to lower wall permeability with\n              \n                \n                  \n                  $R \\rightarrow \\infty$\n                \n              \n              representing the impermeable limit. Three bulk Mach numbers\n              \n                \n                  \n                  $M_b = \\{1.50, 3.50, 6.00\\}$\n                \n              \n              are investigated with a semi-local Reynolds number\n              \n                \n                  \n                  $Re_\\tau ^{*} \\approx 220$\n                \n              \n              . It is found that a sufficiently low\n              \n                \n                  \n                  $R$\n                \n              \n              could trigger flow instabilities, which comprise streamwise-travelling waves in the near-wall region, akin to spanwise rollers at low subsonic flow conditions and second-mode waves at hypersonic conditions. The probability density function of instantaneous wall-shear stress shows an enhancement in extreme positive cases of wall-shear stress fluctuations, leading to an increase in the mean wall-shear stress due to porous walls. The wave dynamically affects the turbulence, yielding a local peak near the wall in the pre-multiplied spectrum of the production term of turbulence kinetic energy. Linear stability analysis using the turbulent base flow profile confirmed that the finite wall permeability triggers the instability when\n              \n                \n                  \n                  $R$\n                \n              \n              is below a threshold\n              \n                \n                  \n                  $R_{{cr}}$\n                \n              \n              , which shows a sub-linear proportionality on the bulk Mach number\n              \n                \n                  \n                  $M_b$\n                \n              \n              . The perturbed field exhibits more dilatational nature in high Mach number flows with low permeability.","container-title":"Journal of Fluid Mechanics","DOI":"10.1017/jfm.2021.428","ISSN":"0022-1120, 1469-7645","journalAbbreviation":"J. Fluid Mech.","language":"en","page":"A24","source":"DOI.org (Crossref)","title":"Trapped waves in supersonic and hypersonic turbulent channel flow over porous walls","volume":"920","author":[{"family":"Chen","given":"Yongkai"},{"family":"Scalo","given":"Carlo"}],"issued":{"date-parts":[["2021",8,10]]}}}],"schema":"https://github.com/citation-style-language/schema/raw/master/csl-citation.json"} </w:instrText>
       </w:r>
       <w:r>
         <w:rPr>
-          <w:b/>
+          <w:bCs/>
           <w:sz w:val="24"/>
         </w:rPr>
         <w:fldChar w:fldCharType="separate"/>
       </w:r>
       <w:r>
         <w:rPr>
+          <w:bCs/>
           <w:sz w:val="24"/>
           <w:vertAlign w:val="superscript"/>
         </w:rPr>
@@ -2302,7 +2279,7 @@
       </w:r>
       <w:r>
         <w:rPr>
-          <w:b/>
+          <w:bCs/>
           <w:sz w:val="24"/>
         </w:rPr>
         <w:fldChar w:fldCharType="end"/>
@@ -2310,7 +2287,7 @@
       <w:r>
         <w:rPr>
           <w:rFonts w:hint="eastAsia"/>
-          <w:b/>
+          <w:bCs/>
           <w:sz w:val="24"/>
         </w:rPr>
         <w:t>将其拓展至高速湍流领域，并</w:t>
@@ -2318,7 +2295,7 @@
       <w:r>
         <w:rPr>
           <w:rFonts w:hint="eastAsia"/>
-          <w:b/>
+          <w:bCs/>
           <w:iCs/>
           <w:sz w:val="24"/>
         </w:rPr>
@@ -2358,29 +2335,28 @@
       <w:r>
         <w:rPr>
           <w:rFonts w:hint="eastAsia"/>
-          <w:b/>
-          <w:bCs/>
-          <w:sz w:val="24"/>
-        </w:rPr>
-        <w:t>应</w:t>
-      </w:r>
-      <w:r>
-        <w:rPr>
-          <w:rFonts w:hint="eastAsia"/>
-          <w:b/>
-          <w:bCs/>
-          <w:sz w:val="24"/>
-        </w:rPr>
-        <w:t>具有空间变化性</w:t>
-      </w:r>
-      <w:r>
-        <w:rPr>
-          <w:rFonts w:hint="eastAsia"/>
-          <w:b/>
+          <w:bCs/>
+          <w:sz w:val="24"/>
+        </w:rPr>
+        <w:t>应具有空间变化性</w:t>
+      </w:r>
+      <w:r>
+        <w:rPr>
+          <w:rFonts w:hint="eastAsia"/>
+          <w:bCs/>
           <w:iCs/>
           <w:sz w:val="24"/>
         </w:rPr>
-        <w:t>。若反馈信号不限于法向速度扰动</w:t>
+        <w:t>。</w:t>
+      </w:r>
+      <w:r>
+        <w:rPr>
+          <w:rFonts w:hint="eastAsia"/>
+          <w:b/>
+          <w:iCs/>
+          <w:sz w:val="24"/>
+        </w:rPr>
+        <w:t>若反馈信号不限于法向速度扰动</w:t>
       </w:r>
       <w:r>
         <w:rPr>
@@ -2614,21 +2590,7 @@
         <w:rPr>
           <w:rFonts w:hint="eastAsia"/>
         </w:rPr>
-        <w:t>模型所开展的</w:t>
-      </w:r>
-      <w:proofErr w:type="gramStart"/>
-      <w:r>
-        <w:rPr>
-          <w:rFonts w:hint="eastAsia"/>
-        </w:rPr>
-        <w:t>壁模化</w:t>
-      </w:r>
-      <w:proofErr w:type="gramEnd"/>
-      <w:r>
-        <w:rPr>
-          <w:rFonts w:hint="eastAsia"/>
-        </w:rPr>
-        <w:t>大</w:t>
+        <w:t>模型所开展的壁模化大</w:t>
       </w:r>
       <w:r>
         <w:rPr>
@@ -2677,27 +2639,33 @@
         <w:rPr>
           <w:rFonts w:hint="eastAsia"/>
         </w:rPr>
-        <w:t>。从数据结构的角度，实际的粗糙</w:t>
-      </w:r>
-      <w:proofErr w:type="gramStart"/>
-      <w:r>
-        <w:rPr>
-          <w:rFonts w:hint="eastAsia"/>
-        </w:rPr>
-        <w:t>元形成</w:t>
-      </w:r>
-      <w:proofErr w:type="gramEnd"/>
-      <w:r>
-        <w:rPr>
-          <w:rFonts w:hint="eastAsia"/>
-        </w:rPr>
-        <w:t>的壁面结构具有如下</w:t>
-      </w:r>
-      <w:r>
-        <w:rPr>
-          <w:rFonts w:hint="eastAsia"/>
-        </w:rPr>
-        <w:t>特点：</w:t>
+        <w:t>。</w:t>
+      </w:r>
+    </w:p>
+    <w:p>
+      <w:pPr>
+        <w:pStyle w:val="222"/>
+        <w:rPr>
+          <w:b/>
+        </w:rPr>
+      </w:pPr>
+      <w:r>
+        <w:rPr>
+          <w:rFonts w:hint="eastAsia"/>
+        </w:rPr>
+        <w:t>从数据结构的角度，实际的粗糙元形成的壁面结构</w:t>
+      </w:r>
+      <w:r>
+        <w:rPr>
+          <w:rFonts w:hint="eastAsia"/>
+        </w:rPr>
+        <w:t>具有典型非欧式数据的特点</w:t>
+      </w:r>
+      <w:r>
+        <w:rPr>
+          <w:rFonts w:hint="eastAsia"/>
+        </w:rPr>
+        <w:t>：</w:t>
       </w:r>
       <w:r>
         <w:rPr>
@@ -2711,7 +2679,15 @@
           <w:rFonts w:hint="eastAsia"/>
           <w:b/>
         </w:rPr>
-        <w:t>邻居节点的数量可能不同</w:t>
+        <w:t>邻居节点的数</w:t>
+      </w:r>
+      <w:r>
+        <w:rPr>
+          <w:rFonts w:hint="eastAsia"/>
+          <w:b/>
+        </w:rPr>
+        <w:lastRenderedPageBreak/>
+        <w:t>量可能不同</w:t>
       </w:r>
       <w:r>
         <w:rPr>
@@ -2724,35 +2700,14 @@
         <w:rPr>
           <w:rFonts w:hint="eastAsia"/>
         </w:rPr>
-        <w:t>这些是典型的</w:t>
-      </w:r>
-      <w:r>
-        <w:rPr>
-          <w:rFonts w:hint="eastAsia"/>
-          <w:b/>
-        </w:rPr>
-        <w:t>非欧式数据</w:t>
-      </w:r>
-      <w:r>
-        <w:rPr>
-          <w:rFonts w:hint="eastAsia"/>
-        </w:rPr>
-        <w:t>的特点，</w:t>
-      </w:r>
-      <w:r>
-        <w:rPr>
-          <w:rFonts w:hint="eastAsia"/>
-        </w:rPr>
-        <w:t>而在众多类别的神经网络中，</w:t>
-      </w:r>
-      <w:proofErr w:type="gramStart"/>
+        <w:t>在众多类别的神经网络中，</w:t>
+      </w:r>
       <w:r>
         <w:rPr>
           <w:rFonts w:hint="eastAsia"/>
         </w:rPr>
         <w:t>图网络</w:t>
       </w:r>
-      <w:proofErr w:type="gramEnd"/>
       <w:r>
         <w:rPr>
           <w:rFonts w:hint="eastAsia"/>
@@ -2783,54 +2738,29 @@
         </w:rPr>
         <w:t>。目前暂未见将</w:t>
       </w:r>
-      <w:proofErr w:type="gramStart"/>
       <w:r>
         <w:rPr>
           <w:rFonts w:hint="eastAsia"/>
         </w:rPr>
         <w:t>图网络</w:t>
       </w:r>
-      <w:proofErr w:type="gramEnd"/>
-      <w:r>
-        <w:rPr>
-          <w:rFonts w:hint="eastAsia"/>
-        </w:rPr>
-        <w:t>与</w:t>
-      </w:r>
-      <w:proofErr w:type="gramStart"/>
-      <w:r>
-        <w:rPr>
-          <w:rFonts w:hint="eastAsia"/>
-        </w:rPr>
-        <w:t>粗糙壁相结合</w:t>
-      </w:r>
-      <w:proofErr w:type="gramEnd"/>
-      <w:r>
-        <w:rPr>
-          <w:rFonts w:hint="eastAsia"/>
-        </w:rPr>
-        <w:t>的研究报道，但其在多孔介质领域中的应用已崭露头角。与传统模拟方法相比，利用</w:t>
-      </w:r>
-      <w:proofErr w:type="gramStart"/>
+      <w:r>
+        <w:rPr>
+          <w:rFonts w:hint="eastAsia"/>
+        </w:rPr>
+        <w:t>与粗糙壁相结合的研究报道，但其在多孔介质领域中的应用已崭露头角。与传统模拟方法相比，利用</w:t>
+      </w:r>
       <w:r>
         <w:rPr>
           <w:rFonts w:hint="eastAsia"/>
         </w:rPr>
         <w:t>图网络</w:t>
       </w:r>
-      <w:proofErr w:type="gramEnd"/>
-      <w:r>
-        <w:rPr>
-          <w:rFonts w:hint="eastAsia"/>
-        </w:rPr>
-        <w:t>模拟</w:t>
-      </w:r>
-      <w:r>
-        <w:rPr>
-          <w:rFonts w:hint="eastAsia"/>
-        </w:rPr>
-        <w:lastRenderedPageBreak/>
-        <w:t>各向异性空隙拓扑结构可实现岩石渗透率的快速预测，提速超过</w:t>
+      <w:r>
+        <w:rPr>
+          <w:rFonts w:hint="eastAsia"/>
+        </w:rPr>
+        <w:t>模拟各向异性空隙拓扑结构可实现岩石渗透率的快速预测，提速超过</w:t>
       </w:r>
       <w:r>
         <w:rPr>
@@ -2896,7 +2826,6 @@
         </w:rPr>
         <w:t>这些研究突显了</w:t>
       </w:r>
-      <w:proofErr w:type="gramStart"/>
       <w:r>
         <w:rPr>
           <w:rFonts w:hint="eastAsia"/>
@@ -2904,7 +2833,6 @@
         </w:rPr>
         <w:t>图网络</w:t>
       </w:r>
-      <w:proofErr w:type="gramEnd"/>
       <w:r>
         <w:rPr>
           <w:rFonts w:hint="eastAsia"/>
@@ -2933,6 +2861,11 @@
         </w:rPr>
         <w:t>。</w:t>
       </w:r>
+    </w:p>
+    <w:p>
+      <w:pPr>
+        <w:pStyle w:val="222"/>
+      </w:pPr>
       <w:r>
         <w:rPr>
           <w:rFonts w:hint="eastAsia"/>
@@ -5256,25 +5189,7 @@
           <w:b/>
           <w:bCs/>
         </w:rPr>
-        <w:t>以上研究所采用的粗糙</w:t>
-      </w:r>
-      <w:proofErr w:type="gramStart"/>
-      <w:r>
-        <w:rPr>
-          <w:rFonts w:hint="eastAsia"/>
-          <w:b/>
-          <w:bCs/>
-        </w:rPr>
-        <w:t>壁类型</w:t>
-      </w:r>
-      <w:proofErr w:type="gramEnd"/>
-      <w:r>
-        <w:rPr>
-          <w:rFonts w:hint="eastAsia"/>
-          <w:b/>
-          <w:bCs/>
-        </w:rPr>
-        <w:t>略有区别，但整体反映出粗糙函数受马赫数影响显著。</w:t>
+        <w:t>以上研究所采用的粗糙壁类型略有区别，但整体反映出粗糙函数受马赫数影响显著。</w:t>
       </w:r>
       <w:r>
         <w:rPr>
@@ -5485,104 +5400,30 @@
           <w:rFonts w:hint="eastAsia"/>
           <w:bCs/>
         </w:rPr>
-        <w:t>的波浪壁面边界层数值模拟结果相反，后者指出对应的壁面率偏移量函数受马赫数影响较小，</w:t>
-      </w:r>
-      <w:proofErr w:type="gramStart"/>
-      <w:r>
-        <w:rPr>
-          <w:rFonts w:hint="eastAsia"/>
-          <w:bCs/>
-        </w:rPr>
-        <w:t>对壁温变化</w:t>
-      </w:r>
-      <w:proofErr w:type="gramEnd"/>
-      <w:r>
-        <w:rPr>
-          <w:rFonts w:hint="eastAsia"/>
-          <w:bCs/>
-        </w:rPr>
-        <w:t>敏感。</w:t>
-      </w:r>
-      <w:r>
-        <w:rPr>
-          <w:rFonts w:hint="eastAsia"/>
-          <w:b/>
-          <w:bCs/>
-        </w:rPr>
-        <w:t>由于这些研究的流动和粗糙</w:t>
-      </w:r>
-      <w:proofErr w:type="gramStart"/>
-      <w:r>
-        <w:rPr>
-          <w:rFonts w:hint="eastAsia"/>
-          <w:b/>
-          <w:bCs/>
-        </w:rPr>
-        <w:t>元类型</w:t>
-      </w:r>
-      <w:proofErr w:type="gramEnd"/>
-      <w:r>
-        <w:rPr>
-          <w:rFonts w:hint="eastAsia"/>
-          <w:b/>
-          <w:bCs/>
-        </w:rPr>
-        <w:t>存在差异，这些争议需要更多的数据进行支撑。尽管如此，以上研究均显示高超声速粗糙壁流动最典型的特征是由可压缩效应在粗糙元附近产生的压缩与膨胀波。</w:t>
-      </w:r>
-      <w:r>
-        <w:rPr>
-          <w:rFonts w:hint="eastAsia"/>
-          <w:bCs/>
-        </w:rPr>
-        <w:t>这些波</w:t>
-      </w:r>
-      <w:proofErr w:type="gramStart"/>
-      <w:r>
-        <w:rPr>
-          <w:rFonts w:hint="eastAsia"/>
-          <w:bCs/>
-        </w:rPr>
-        <w:t>系显著</w:t>
-      </w:r>
-      <w:proofErr w:type="gramEnd"/>
-      <w:r>
-        <w:rPr>
-          <w:rFonts w:hint="eastAsia"/>
-          <w:bCs/>
-        </w:rPr>
-        <w:t>影响了近壁面</w:t>
-      </w:r>
-      <w:proofErr w:type="gramStart"/>
-      <w:r>
-        <w:rPr>
-          <w:rFonts w:hint="eastAsia"/>
-          <w:bCs/>
-        </w:rPr>
-        <w:t>湍</w:t>
-      </w:r>
-      <w:proofErr w:type="gramEnd"/>
-      <w:r>
-        <w:rPr>
-          <w:rFonts w:hint="eastAsia"/>
-          <w:bCs/>
-        </w:rPr>
-        <w:t>动能，部分区域的</w:t>
-      </w:r>
-      <w:proofErr w:type="gramStart"/>
-      <w:r>
-        <w:rPr>
-          <w:rFonts w:hint="eastAsia"/>
-          <w:bCs/>
-        </w:rPr>
-        <w:t>湍</w:t>
-      </w:r>
-      <w:proofErr w:type="gramEnd"/>
-      <w:r>
-        <w:rPr>
-          <w:rFonts w:hint="eastAsia"/>
-          <w:bCs/>
-        </w:rPr>
-        <w:t>动能与光滑壁相比增幅可达</w:t>
+        <w:t>的波浪壁面边界层数值模拟结果相反，后者指出对应的壁面率偏移量函数受马赫数影响较小，对壁温</w:t>
+      </w:r>
+      <w:r>
+        <w:rPr>
+          <w:rFonts w:hint="eastAsia"/>
+          <w:bCs/>
+        </w:rPr>
+        <w:lastRenderedPageBreak/>
+        <w:t>变化敏感。</w:t>
+      </w:r>
+      <w:r>
+        <w:rPr>
+          <w:rFonts w:hint="eastAsia"/>
+          <w:b/>
+          <w:bCs/>
+        </w:rPr>
+        <w:t>由于这些研究的流动和粗糙元类型存在差异，这些争议需要更多的数据进行支撑。尽管如此，以上研究均显示高超声速粗糙壁流动最典型的特征是由可压缩效应在粗糙元附近产生的压缩与膨胀波。</w:t>
+      </w:r>
+      <w:r>
+        <w:rPr>
+          <w:rFonts w:hint="eastAsia"/>
+          <w:bCs/>
+        </w:rPr>
+        <w:t>这些波系显著影响了近壁面湍动能，部分区域的湍动能与光滑壁相比增幅可达</w:t>
       </w:r>
       <w:r>
         <w:rPr>
@@ -5597,31 +5438,7 @@
           <w:rFonts w:hint="eastAsia"/>
           <w:bCs/>
         </w:rPr>
-        <w:t>，而另一些区域出现</w:t>
-      </w:r>
-      <w:r>
-        <w:rPr>
-          <w:rFonts w:hint="eastAsia"/>
-          <w:bCs/>
-        </w:rPr>
-        <w:lastRenderedPageBreak/>
-        <w:t>了</w:t>
-      </w:r>
-      <w:proofErr w:type="gramStart"/>
-      <w:r>
-        <w:rPr>
-          <w:rFonts w:hint="eastAsia"/>
-          <w:bCs/>
-        </w:rPr>
-        <w:t>湍</w:t>
-      </w:r>
-      <w:proofErr w:type="gramEnd"/>
-      <w:r>
-        <w:rPr>
-          <w:rFonts w:hint="eastAsia"/>
-          <w:bCs/>
-        </w:rPr>
-        <w:t>动能几乎消散的情况。许春晓等人</w:t>
+        <w:t>，而另一些区域出现了湍动能几乎消散的情况。许春晓等人</w:t>
       </w:r>
       <w:r>
         <w:rPr>
@@ -5681,30 +5498,14 @@
           <w:rFonts w:hint="eastAsia"/>
           <w:bCs/>
         </w:rPr>
-        <w:t>产生的波</w:t>
-      </w:r>
-      <w:proofErr w:type="gramStart"/>
-      <w:r>
-        <w:rPr>
-          <w:rFonts w:hint="eastAsia"/>
-          <w:bCs/>
-        </w:rPr>
-        <w:t>系</w:t>
-      </w:r>
-      <w:r>
-        <w:rPr>
-          <w:rFonts w:hint="eastAsia"/>
-          <w:bCs/>
-        </w:rPr>
-        <w:t>显著</w:t>
-      </w:r>
-      <w:proofErr w:type="gramEnd"/>
-      <w:r>
-        <w:rPr>
-          <w:rFonts w:hint="eastAsia"/>
-          <w:bCs/>
-        </w:rPr>
-        <w:t>放大了壁面附近的密度脉动和对应的</w:t>
+        <w:t>产生的波系</w:t>
+      </w:r>
+      <w:r>
+        <w:rPr>
+          <w:rFonts w:hint="eastAsia"/>
+          <w:bCs/>
+        </w:rPr>
+        <w:t>显著放大了壁面附近的密度脉动和对应的</w:t>
       </w:r>
       <w:bookmarkStart w:id="1" w:name="OLE_LINK1"/>
       <w:r>
@@ -5720,49 +5521,15 @@
           <w:rFonts w:hint="eastAsia"/>
           <w:bCs/>
         </w:rPr>
-        <w:t>，而胀缩运动的增强虽对摩阻和</w:t>
-      </w:r>
-      <w:proofErr w:type="gramStart"/>
-      <w:r>
-        <w:rPr>
-          <w:rFonts w:hint="eastAsia"/>
-          <w:bCs/>
-        </w:rPr>
-        <w:t>湍</w:t>
-      </w:r>
-      <w:proofErr w:type="gramEnd"/>
-      <w:r>
-        <w:rPr>
-          <w:rFonts w:hint="eastAsia"/>
-          <w:bCs/>
-        </w:rPr>
-        <w:t>动能的影响较小，却有可能导致局部升温，进而增加壁面热流。</w:t>
-      </w:r>
-      <w:r>
-        <w:rPr>
-          <w:rFonts w:hint="eastAsia"/>
-          <w:b/>
-          <w:bCs/>
-        </w:rPr>
-        <w:t>综上，高超声速流动中的可压缩效应与粗糙</w:t>
-      </w:r>
-      <w:proofErr w:type="gramStart"/>
-      <w:r>
-        <w:rPr>
-          <w:rFonts w:hint="eastAsia"/>
-          <w:b/>
-          <w:bCs/>
-        </w:rPr>
-        <w:t>元共同</w:t>
-      </w:r>
-      <w:proofErr w:type="gramEnd"/>
-      <w:r>
-        <w:rPr>
-          <w:rFonts w:hint="eastAsia"/>
-          <w:b/>
-          <w:bCs/>
-        </w:rPr>
-        <w:t>作用引起的压缩</w:t>
+        <w:t>，而胀缩运动的增强虽对摩阻和湍动能的影响较小，却有可能导致局部升温，进而增加壁面热流。</w:t>
+      </w:r>
+      <w:r>
+        <w:rPr>
+          <w:rFonts w:hint="eastAsia"/>
+          <w:b/>
+          <w:bCs/>
+        </w:rPr>
+        <w:t>综上，高超声速流动中的可压缩效应与粗糙元共同作用引起的压缩</w:t>
       </w:r>
       <w:r>
         <w:rPr>
@@ -5778,18 +5545,8 @@
           <w:b/>
           <w:bCs/>
         </w:rPr>
-        <w:t>膨胀波</w:t>
-      </w:r>
-      <w:proofErr w:type="gramStart"/>
-      <w:r>
-        <w:rPr>
-          <w:rFonts w:hint="eastAsia"/>
-          <w:b/>
-          <w:bCs/>
-        </w:rPr>
-        <w:t>系导致</w:t>
-      </w:r>
-      <w:proofErr w:type="gramEnd"/>
+        <w:t>膨胀波系导致</w:t>
+      </w:r>
       <w:r>
         <w:rPr>
           <w:rFonts w:hint="eastAsia"/>
@@ -5804,18 +5561,8 @@
           <w:b/>
           <w:bCs/>
         </w:rPr>
-        <w:t>力、</w:t>
-      </w:r>
-      <w:proofErr w:type="gramStart"/>
-      <w:r>
-        <w:rPr>
-          <w:rFonts w:hint="eastAsia"/>
-          <w:b/>
-          <w:bCs/>
-        </w:rPr>
-        <w:t>热关系</w:t>
-      </w:r>
-      <w:proofErr w:type="gramEnd"/>
+        <w:t>力、热关系</w:t>
+      </w:r>
       <w:r>
         <w:rPr>
           <w:rFonts w:hint="eastAsia"/>
@@ -5900,59 +5647,23 @@
           <w:bCs/>
           <w:sz w:val="24"/>
         </w:rPr>
-        <w:t>但高效的</w:t>
-      </w:r>
-      <w:proofErr w:type="gramStart"/>
-      <w:r>
-        <w:rPr>
-          <w:rFonts w:hint="eastAsia"/>
-          <w:bCs/>
-          <w:sz w:val="24"/>
-        </w:rPr>
-        <w:t>近壁面模化</w:t>
-      </w:r>
-      <w:proofErr w:type="gramEnd"/>
-      <w:r>
-        <w:rPr>
-          <w:rFonts w:hint="eastAsia"/>
-          <w:bCs/>
-          <w:sz w:val="24"/>
-        </w:rPr>
-        <w:t>处理方法存在泛化能力瓶颈，处理各向异性</w:t>
-      </w:r>
-      <w:r>
-        <w:rPr>
-          <w:rFonts w:hint="eastAsia"/>
-          <w:bCs/>
-          <w:sz w:val="24"/>
-        </w:rPr>
-        <w:t>粗糙</w:t>
-      </w:r>
-      <w:proofErr w:type="gramStart"/>
-      <w:r>
-        <w:rPr>
-          <w:rFonts w:hint="eastAsia"/>
-          <w:bCs/>
-          <w:sz w:val="24"/>
-        </w:rPr>
-        <w:t>壁</w:t>
-      </w:r>
-      <w:r>
-        <w:rPr>
-          <w:rFonts w:hint="eastAsia"/>
-          <w:bCs/>
-          <w:sz w:val="24"/>
-        </w:rPr>
-        <w:t>较为</w:t>
-      </w:r>
-      <w:proofErr w:type="gramEnd"/>
-      <w:r>
-        <w:rPr>
-          <w:rFonts w:hint="eastAsia"/>
-          <w:bCs/>
-          <w:sz w:val="24"/>
-        </w:rPr>
-        <w:t>困难；相关的流动机理不明确，需要深入探索粗糙壁与可压缩效应对流场的综合影响</w:t>
+        <w:t>但高效的近壁面模化处理方法存在泛化能力瓶颈，处理各向异性</w:t>
+      </w:r>
+      <w:r>
+        <w:rPr>
+          <w:rFonts w:hint="eastAsia"/>
+          <w:bCs/>
+          <w:sz w:val="24"/>
+        </w:rPr>
+        <w:t>粗糙壁</w:t>
+      </w:r>
+      <w:r>
+        <w:rPr>
+          <w:rFonts w:hint="eastAsia"/>
+          <w:bCs/>
+          <w:sz w:val="24"/>
+        </w:rPr>
+        <w:t>较为困难；相关的流动机理不明确，需要深入探索粗糙壁与可压缩效应对流场的综合影响</w:t>
       </w:r>
       <w:r>
         <w:rPr>
@@ -6303,7 +6014,14 @@
           <w:sz w:val="24"/>
         </w:rPr>
         <w:tab/>
-        <w:t>Lam R, Sanchez-Gonzalez A, Willson M, Wirnsberger P, Fortunato M, Alet F, Ravuri S, Ewalds T, Eaton-Rosen Z, Hu W, Merose A, Hoyer S, Holland G, Vinyals O, Stott J, Pritzel A, Mohamed S, Battaglia P. arXiv, 2023. GraphCast: Learning skillful medium-range global weather forecasting[J]. , 2023.</w:t>
+        <w:t xml:space="preserve">Lam R, Sanchez-Gonzalez A, Willson M, Wirnsberger P, Fortunato M, Alet F, Ravuri S, Ewalds T, Eaton-Rosen Z, Hu W, Merose A, Hoyer S, Holland G, Vinyals O, Stott J, Pritzel A, Mohamed S, Battaglia P. arXiv, 2023. GraphCast: Learning </w:t>
+      </w:r>
+      <w:r>
+        <w:rPr>
+          <w:sz w:val="24"/>
+        </w:rPr>
+        <w:lastRenderedPageBreak/>
+        <w:t>skillful medium-range global weather forecasting[J]. , 2023.</w:t>
       </w:r>
     </w:p>
     <w:p>
@@ -6324,7 +6042,7 @@
           <w:sz w:val="24"/>
         </w:rPr>
         <w:tab/>
-        <w:t>Vaswani A, Shazeer N, Parmar N, Uszkoreit J, Jones L, Gomez A N, Kaiser Ł, Polosukhin I. Attention is All you Need[J]. .</w:t>
+        <w:t>Vaswani A, Shazeer N, Parmar N, Uszkoreit J, Jones L, Gomez A N, Kaiser Ł, Polosukhin I. Attention is All you Need[J] .</w:t>
       </w:r>
     </w:p>
     <w:p>
@@ -6366,14 +6084,7 @@
           <w:sz w:val="24"/>
         </w:rPr>
         <w:tab/>
-        <w:t xml:space="preserve">Kuwata Y, Kawaguchi Y. Direct numerical simulation of turbulence over </w:t>
-      </w:r>
-      <w:r>
-        <w:rPr>
-          <w:sz w:val="24"/>
-        </w:rPr>
-        <w:lastRenderedPageBreak/>
-        <w:t>systematically varied irregular rough surfaces[J]. Journal of Fluid Mechanics, 2019, 862: 781–815.</w:t>
+        <w:t>Kuwata Y, Kawaguchi Y. Direct numerical simulation of turbulence over systematically varied irregular rough surfaces[J]. Journal of Fluid Mechanics, 2019, 862: 781–815.</w:t>
       </w:r>
     </w:p>
     <w:p>
@@ -6702,6 +6413,7 @@
         <w:rPr>
           <w:sz w:val="24"/>
         </w:rPr>
+        <w:lastRenderedPageBreak/>
         <w:t>[24]</w:t>
       </w:r>
       <w:r>
@@ -6730,14 +6442,7 @@
           <w:sz w:val="24"/>
         </w:rPr>
         <w:tab/>
-        <w:t>Jiang J, Guo B. arXiv, 2024. Graph Convolutional Networks for Simulating Multi-</w:t>
-      </w:r>
-      <w:r>
-        <w:rPr>
-          <w:sz w:val="24"/>
-        </w:rPr>
-        <w:lastRenderedPageBreak/>
-        <w:t>phase Flow and Transport in Porous Media[J]. , 2024.</w:t>
+        <w:t>Jiang J, Guo B. arXiv, 2024. Graph Convolutional Networks for Simulating Multi-phase Flow and Transport in Porous Media[J]. , 2024.</w:t>
       </w:r>
     </w:p>
     <w:p>
@@ -7182,6 +6887,7 @@
         <w:rPr>
           <w:sz w:val="24"/>
         </w:rPr>
+        <w:lastRenderedPageBreak/>
         <w:t>[42]</w:t>
       </w:r>
       <w:r>
@@ -7210,14 +6916,7 @@
           <w:sz w:val="24"/>
         </w:rPr>
         <w:tab/>
-        <w:t xml:space="preserve">Kocher B D, Kreth P A, Schmisseur J D, LaLonde E J, Combs C S. Characterizing </w:t>
-      </w:r>
-      <w:r>
-        <w:rPr>
-          <w:sz w:val="24"/>
-        </w:rPr>
-        <w:lastRenderedPageBreak/>
-        <w:t>Streamwise Development of Surface Roughness Effects on a Supersonic Boundary Layer[J]. AIAA Journal, 2022, 60(9): 5136–5149.</w:t>
+        <w:t>Kocher B D, Kreth P A, Schmisseur J D, LaLonde E J, Combs C S. Characterizing Streamwise Development of Surface Roughness Effects on a Supersonic Boundary Layer[J]. AIAA Journal, 2022, 60(9): 5136–5149.</w:t>
       </w:r>
     </w:p>
     <w:p>
@@ -7467,21 +7166,7 @@
         <w:rPr>
           <w:rFonts w:hint="eastAsia"/>
         </w:rPr>
-        <w:t>拆分</w:t>
-      </w:r>
-      <w:proofErr w:type="gramStart"/>
-      <w:r>
-        <w:rPr>
-          <w:rFonts w:hint="eastAsia"/>
-        </w:rPr>
-        <w:t>图网络</w:t>
-      </w:r>
-      <w:proofErr w:type="gramEnd"/>
-      <w:r>
-        <w:rPr>
-          <w:rFonts w:hint="eastAsia"/>
-        </w:rPr>
-        <w:t>特征，结合</w:t>
+        <w:t>拆分图网络特征，结合</w:t>
       </w:r>
       <w:r>
         <w:rPr>
@@ -7548,6 +7233,1108 @@
         </w:rPr>
         <w:t>粗糙壁流动简化模拟方法。</w:t>
       </w:r>
+    </w:p>
+    <w:p>
+      <w:pPr>
+        <w:pStyle w:val="main"/>
+        <w:spacing w:after="156"/>
+        <w:ind w:left="480" w:firstLineChars="0" w:firstLine="0"/>
+      </w:pPr>
+      <w:r>
+        <w:rPr>
+          <w:rFonts w:hint="eastAsia"/>
+        </w:rPr>
+        <w:t>具体的研究内容</w:t>
+      </w:r>
+      <w:r>
+        <w:rPr>
+          <w:rFonts w:hint="eastAsia"/>
+        </w:rPr>
+        <w:t>阐述如下：</w:t>
+      </w:r>
+    </w:p>
+    <w:p>
+      <w:pPr>
+        <w:pStyle w:val="main"/>
+        <w:numPr>
+          <w:ilvl w:val="0"/>
+          <w:numId w:val="1"/>
+        </w:numPr>
+        <w:spacing w:beforeLines="50" w:before="156"/>
+        <w:ind w:left="777" w:firstLineChars="0" w:hanging="357"/>
+        <w:rPr>
+          <w:b/>
+          <w:bCs w:val="0"/>
+        </w:rPr>
+      </w:pPr>
+      <w:r>
+        <w:rPr>
+          <w:rFonts w:hint="eastAsia"/>
+          <w:b/>
+          <w:bCs w:val="0"/>
+        </w:rPr>
+        <w:t>构</w:t>
+      </w:r>
+      <w:r>
+        <w:rPr>
+          <w:rFonts w:hint="eastAsia"/>
+          <w:b/>
+          <w:bCs w:val="0"/>
+        </w:rPr>
+        <w:t>建</w:t>
+      </w:r>
+      <w:bookmarkStart w:id="2" w:name="OLE_LINK3"/>
+      <w:r>
+        <w:rPr>
+          <w:rFonts w:hint="eastAsia"/>
+          <w:b/>
+          <w:bCs w:val="0"/>
+        </w:rPr>
+        <w:t>含各向异性粗糙壁特征的图神</w:t>
+      </w:r>
+      <w:bookmarkEnd w:id="2"/>
+      <w:r>
+        <w:rPr>
+          <w:rFonts w:hint="eastAsia"/>
+          <w:b/>
+          <w:bCs w:val="0"/>
+        </w:rPr>
+        <w:t>经网络</w:t>
+      </w:r>
+    </w:p>
+    <w:p>
+      <w:pPr>
+        <w:pStyle w:val="222"/>
+      </w:pPr>
+      <w:r>
+        <w:rPr>
+          <w:rFonts w:hint="eastAsia"/>
+        </w:rPr>
+        <w:t>本部分内容</w:t>
+      </w:r>
+      <w:r>
+        <w:rPr>
+          <w:rFonts w:hint="eastAsia"/>
+        </w:rPr>
+        <w:t>针对常规神经网络处理各向异性粗糙壁困难的问题，开展具有粗糙壁拓扑特征</w:t>
+      </w:r>
+      <w:r>
+        <w:rPr>
+          <w:rFonts w:asciiTheme="minorHAnsi" w:hAnsiTheme="minorHAnsi" w:hint="eastAsia"/>
+        </w:rPr>
+        <w:t>的</w:t>
+      </w:r>
+      <w:r>
+        <w:t>图网络</w:t>
+      </w:r>
+      <w:r>
+        <w:rPr>
+          <w:rFonts w:hint="eastAsia"/>
+        </w:rPr>
+        <w:t>构建研究</w:t>
+      </w:r>
+      <w:r>
+        <w:rPr>
+          <w:rFonts w:hint="eastAsia"/>
+        </w:rPr>
+        <w:t>。</w:t>
+      </w:r>
+      <w:r>
+        <w:rPr>
+          <w:rFonts w:hint="eastAsia"/>
+        </w:rPr>
+        <w:t>通过对</w:t>
+      </w:r>
+      <w:r>
+        <w:rPr>
+          <w:rFonts w:hint="eastAsia"/>
+        </w:rPr>
+        <w:t>各向异性粗糙壁</w:t>
+      </w:r>
+      <w:r>
+        <w:rPr>
+          <w:rFonts w:hint="eastAsia"/>
+        </w:rPr>
+        <w:t>流动</w:t>
+      </w:r>
+      <w:r>
+        <w:rPr>
+          <w:rFonts w:hint="eastAsia"/>
+        </w:rPr>
+        <w:t>开展高精度数值模拟</w:t>
+      </w:r>
+      <w:r>
+        <w:rPr>
+          <w:rFonts w:hint="eastAsia"/>
+        </w:rPr>
+        <w:t>，获取流动数据</w:t>
+      </w:r>
+      <w:r>
+        <w:rPr>
+          <w:rFonts w:hint="eastAsia"/>
+        </w:rPr>
+        <w:t>。</w:t>
+      </w:r>
+      <w:r>
+        <w:rPr>
+          <w:rFonts w:hint="eastAsia"/>
+        </w:rPr>
+        <w:t>利用</w:t>
+      </w:r>
+      <w:r>
+        <w:rPr>
+          <w:rFonts w:hint="eastAsia"/>
+        </w:rPr>
+        <w:t>PNM</w:t>
+      </w:r>
+      <w:r>
+        <w:rPr>
+          <w:rFonts w:hint="eastAsia"/>
+        </w:rPr>
+        <w:t>构建粗糙壁的孔隙网络模型，</w:t>
+      </w:r>
+      <w:r>
+        <w:rPr>
+          <w:rFonts w:hint="eastAsia"/>
+        </w:rPr>
+        <w:t>结合</w:t>
+      </w:r>
+      <w:r>
+        <w:rPr>
+          <w:rFonts w:hint="eastAsia"/>
+        </w:rPr>
+        <w:t>流动数据反复迭代</w:t>
+      </w:r>
+      <w:r>
+        <w:rPr>
+          <w:rFonts w:hint="eastAsia"/>
+        </w:rPr>
+        <w:t>、修正</w:t>
+      </w:r>
+      <w:r>
+        <w:rPr>
+          <w:rFonts w:hint="eastAsia"/>
+        </w:rPr>
+        <w:t>以</w:t>
+      </w:r>
+      <w:r>
+        <w:rPr>
+          <w:rFonts w:hint="eastAsia"/>
+        </w:rPr>
+        <w:t>保证网络有效性</w:t>
+      </w:r>
+      <w:r>
+        <w:rPr>
+          <w:rFonts w:hint="eastAsia"/>
+        </w:rPr>
+        <w:t>。</w:t>
+      </w:r>
+      <w:r>
+        <w:rPr>
+          <w:rFonts w:hint="eastAsia"/>
+        </w:rPr>
+        <w:t>将所得到的孔隙网络模型</w:t>
+      </w:r>
+      <w:r>
+        <w:rPr>
+          <w:rFonts w:hint="eastAsia"/>
+        </w:rPr>
+        <w:t>映射</w:t>
+      </w:r>
+      <w:r>
+        <w:rPr>
+          <w:rFonts w:hint="eastAsia"/>
+        </w:rPr>
+        <w:t>为包含粗糙元拓扑结构信息的图网络</w:t>
+      </w:r>
+      <w:r>
+        <w:rPr>
+          <w:rFonts w:hint="eastAsia"/>
+        </w:rPr>
+        <w:t>。</w:t>
+      </w:r>
+      <w:r>
+        <w:rPr>
+          <w:rFonts w:hint="eastAsia"/>
+        </w:rPr>
+        <w:t>具体的实现方案如下：</w:t>
+      </w:r>
+    </w:p>
+    <w:p>
+      <w:pPr>
+        <w:pStyle w:val="main"/>
+        <w:numPr>
+          <w:ilvl w:val="0"/>
+          <w:numId w:val="1"/>
+        </w:numPr>
+        <w:spacing w:beforeLines="50" w:before="156"/>
+        <w:ind w:left="777" w:firstLineChars="0" w:hanging="357"/>
+        <w:rPr>
+          <w:b/>
+          <w:bCs w:val="0"/>
+        </w:rPr>
+      </w:pPr>
+      <w:r>
+        <w:rPr>
+          <w:rFonts w:hint="eastAsia"/>
+          <w:b/>
+          <w:bCs w:val="0"/>
+        </w:rPr>
+        <w:t>基于生成式</w:t>
+      </w:r>
+      <w:r>
+        <w:rPr>
+          <w:rFonts w:hint="eastAsia"/>
+          <w:b/>
+          <w:bCs w:val="0"/>
+        </w:rPr>
+        <w:t>AI</w:t>
+      </w:r>
+      <w:r>
+        <w:rPr>
+          <w:rFonts w:hint="eastAsia"/>
+          <w:b/>
+          <w:bCs w:val="0"/>
+        </w:rPr>
+        <w:t>框架构建泛化</w:t>
+      </w:r>
+      <w:r>
+        <w:rPr>
+          <w:rFonts w:hint="eastAsia"/>
+          <w:b/>
+          <w:bCs w:val="0"/>
+        </w:rPr>
+        <w:t>节点</w:t>
+      </w:r>
+      <w:r>
+        <w:rPr>
+          <w:rFonts w:hint="eastAsia"/>
+          <w:b/>
+          <w:bCs w:val="0"/>
+        </w:rPr>
+        <w:t>阻抗</w:t>
+      </w:r>
+    </w:p>
+    <w:p>
+      <w:pPr>
+        <w:pStyle w:val="main"/>
+        <w:ind w:firstLine="480"/>
+      </w:pPr>
+      <w:r>
+        <w:rPr>
+          <w:rFonts w:hint="eastAsia"/>
+        </w:rPr>
+        <w:lastRenderedPageBreak/>
+        <w:t>为突破常规模拟与建模方法泛化能力差的瓶颈，结合生成式</w:t>
+      </w:r>
+      <w:r>
+        <w:rPr>
+          <w:rFonts w:hint="eastAsia"/>
+        </w:rPr>
+        <w:t>AI</w:t>
+      </w:r>
+      <w:r>
+        <w:rPr>
+          <w:rFonts w:hint="eastAsia"/>
+        </w:rPr>
+        <w:t>技术发展新型简化模拟技术。将内容</w:t>
+      </w:r>
+      <w:r>
+        <w:t>1</w:t>
+      </w:r>
+      <w:r>
+        <w:rPr>
+          <w:rFonts w:hint="eastAsia"/>
+        </w:rPr>
+        <w:t>）</w:t>
+      </w:r>
+      <w:r>
+        <w:rPr>
+          <w:rFonts w:hint="eastAsia"/>
+        </w:rPr>
+        <w:t>所构建的</w:t>
+      </w:r>
+      <w:r>
+        <w:rPr>
+          <w:rFonts w:hint="eastAsia"/>
+        </w:rPr>
+        <w:t>图网络</w:t>
+      </w:r>
+      <w:r>
+        <w:rPr>
+          <w:rFonts w:hint="eastAsia"/>
+        </w:rPr>
+        <w:t>嵌入生成式</w:t>
+      </w:r>
+      <w:r>
+        <w:rPr>
+          <w:rFonts w:hint="eastAsia"/>
+        </w:rPr>
+        <w:t>AI</w:t>
+      </w:r>
+      <w:r>
+        <w:rPr>
+          <w:rFonts w:hint="eastAsia"/>
+        </w:rPr>
+        <w:t>框架，在</w:t>
+      </w:r>
+      <w:r>
+        <w:rPr>
+          <w:rFonts w:hint="eastAsia"/>
+        </w:rPr>
+        <w:t>图网络</w:t>
+      </w:r>
+      <w:r>
+        <w:rPr>
+          <w:rFonts w:hint="eastAsia"/>
+        </w:rPr>
+        <w:t>节点处构建空间可变泛化阻抗。</w:t>
+      </w:r>
+      <w:r>
+        <w:rPr>
+          <w:rFonts w:hint="eastAsia"/>
+        </w:rPr>
+        <w:t>利用注意力机制解构、提取粗糙壁近壁面流动的时空关联特征，以用于阻抗模型的构建</w:t>
+      </w:r>
+      <w:r>
+        <w:rPr>
+          <w:rFonts w:hint="eastAsia"/>
+        </w:rPr>
+        <w:t>，并构建由壁面几何特征到节点阻抗的映射模型，</w:t>
+      </w:r>
+      <w:r>
+        <w:rPr>
+          <w:rFonts w:hint="eastAsia"/>
+        </w:rPr>
+        <w:t>绕过对流动数据的直接需求。</w:t>
+      </w:r>
+      <w:r>
+        <w:rPr>
+          <w:rFonts w:hint="eastAsia"/>
+        </w:rPr>
+        <w:t>对所构建的生成式阻抗模型进行优化和迭代，系统性评估其泛化能力。</w:t>
+      </w:r>
+    </w:p>
+    <w:p>
+      <w:pPr>
+        <w:pStyle w:val="main"/>
+        <w:numPr>
+          <w:ilvl w:val="0"/>
+          <w:numId w:val="1"/>
+        </w:numPr>
+        <w:spacing w:beforeLines="50" w:before="156"/>
+        <w:ind w:left="777" w:firstLineChars="0" w:hanging="357"/>
+        <w:rPr>
+          <w:b/>
+          <w:bCs w:val="0"/>
+        </w:rPr>
+      </w:pPr>
+      <w:r>
+        <w:rPr>
+          <w:rFonts w:hint="eastAsia"/>
+          <w:b/>
+          <w:bCs w:val="0"/>
+        </w:rPr>
+        <w:t>基于时域阻抗边界条件形成高超声速粗糙壁湍流简化模拟方法</w:t>
+      </w:r>
+    </w:p>
+    <w:p>
+      <w:pPr>
+        <w:pStyle w:val="main"/>
+        <w:ind w:firstLine="480"/>
+      </w:pPr>
+      <w:r>
+        <w:rPr>
+          <w:rFonts w:hint="eastAsia"/>
+        </w:rPr>
+        <w:t>本部分内容将</w:t>
+      </w:r>
+      <w:r>
+        <w:rPr>
+          <w:rFonts w:hint="eastAsia"/>
+        </w:rPr>
+        <w:t>基于研究内容</w:t>
+      </w:r>
+      <w:r>
+        <w:rPr>
+          <w:rFonts w:hint="eastAsia"/>
+        </w:rPr>
+        <w:t>2</w:t>
+      </w:r>
+      <w:r>
+        <w:rPr>
+          <w:rFonts w:hint="eastAsia"/>
+        </w:rPr>
+        <w:t>）</w:t>
+      </w:r>
+      <w:r>
+        <w:rPr>
+          <w:rFonts w:hint="eastAsia"/>
+        </w:rPr>
+        <w:t>所形成的阻抗模型，结合时域阻抗边界条件，形成高超声速粗糙壁湍流简化模拟方法。获取实际粗糙壁外形，利用所形成的简化模拟方法进行数值模拟，验证并优化模型与模拟方法。改变工况并开展数值模拟，形成数据集。基于前述内容所产生的数据，探究粗糙壁流动中近壁面湍流的局部高温成因及其与近壁面复杂波系的关联。</w:t>
+      </w:r>
+    </w:p>
+    <w:p>
+      <w:pPr>
+        <w:pStyle w:val="main"/>
+        <w:ind w:firstLineChars="0" w:firstLine="0"/>
+        <w:rPr>
+          <w:bCs w:val="0"/>
+          <w:szCs w:val="24"/>
+        </w:rPr>
+      </w:pPr>
+    </w:p>
+    <w:p>
+      <w:pPr>
+        <w:pStyle w:val="section"/>
+        <w:ind w:firstLine="482"/>
+        <w:rPr>
+          <w:rFonts w:hint="eastAsia"/>
+          <w:b/>
+          <w:bCs/>
+        </w:rPr>
+      </w:pPr>
+      <w:r>
+        <w:rPr>
+          <w:rFonts w:hint="eastAsia"/>
+          <w:b/>
+          <w:bCs/>
+        </w:rPr>
+        <w:t>2</w:t>
+      </w:r>
+      <w:r>
+        <w:rPr>
+          <w:rFonts w:hint="eastAsia"/>
+          <w:b/>
+          <w:bCs/>
+        </w:rPr>
+        <w:t>．</w:t>
+      </w:r>
+      <w:r>
+        <w:rPr>
+          <w:rFonts w:hint="eastAsia"/>
+          <w:b/>
+          <w:bCs/>
+        </w:rPr>
+        <w:t>研究目标</w:t>
+      </w:r>
+    </w:p>
+    <w:p>
+      <w:pPr>
+        <w:pStyle w:val="main"/>
+        <w:ind w:firstLine="480"/>
+      </w:pPr>
+      <w:r>
+        <w:rPr>
+          <w:rFonts w:hint="eastAsia"/>
+        </w:rPr>
+        <w:t>本项目</w:t>
+      </w:r>
+      <w:r>
+        <w:rPr>
+          <w:rFonts w:hint="eastAsia"/>
+        </w:rPr>
+        <w:t>的</w:t>
+      </w:r>
+      <w:r>
+        <w:rPr>
+          <w:rFonts w:hint="eastAsia"/>
+        </w:rPr>
+        <w:t>研究目标分解如下</w:t>
+      </w:r>
+      <w:r>
+        <w:rPr>
+          <w:rFonts w:hint="eastAsia"/>
+        </w:rPr>
+        <w:t>，对应三个研究内容</w:t>
+      </w:r>
+      <w:r>
+        <w:rPr>
+          <w:rFonts w:hint="eastAsia"/>
+        </w:rPr>
+        <w:t>：</w:t>
+      </w:r>
+    </w:p>
+    <w:p>
+      <w:pPr>
+        <w:pStyle w:val="main"/>
+        <w:numPr>
+          <w:ilvl w:val="0"/>
+          <w:numId w:val="2"/>
+        </w:numPr>
+        <w:ind w:left="0" w:firstLineChars="0" w:firstLine="420"/>
+      </w:pPr>
+      <w:r>
+        <w:rPr>
+          <w:rFonts w:hint="eastAsia"/>
+        </w:rPr>
+        <w:t>提取各项异性粗糙壁的有效几何表征参数，构建代表粗糙壁拓扑结构的图网络</w:t>
+      </w:r>
+      <w:r>
+        <w:rPr>
+          <w:rFonts w:hint="eastAsia"/>
+        </w:rPr>
+        <w:t>，实现从粗糙壁几何外形参数到图网络的快速映射</w:t>
+      </w:r>
+      <w:r>
+        <w:rPr>
+          <w:rFonts w:hint="eastAsia"/>
+        </w:rPr>
+        <w:t>；</w:t>
+      </w:r>
+    </w:p>
+    <w:p>
+      <w:pPr>
+        <w:pStyle w:val="main"/>
+        <w:numPr>
+          <w:ilvl w:val="0"/>
+          <w:numId w:val="2"/>
+        </w:numPr>
+        <w:ind w:left="0" w:firstLineChars="0" w:firstLine="420"/>
+      </w:pPr>
+      <w:r>
+        <w:rPr>
+          <w:rFonts w:hint="eastAsia"/>
+        </w:rPr>
+        <w:t>结合</w:t>
+      </w:r>
+      <w:r>
+        <w:rPr>
+          <w:rFonts w:hint="eastAsia"/>
+        </w:rPr>
+        <w:t>生成式</w:t>
+      </w:r>
+      <w:r>
+        <w:rPr>
+          <w:rFonts w:hint="eastAsia"/>
+        </w:rPr>
+        <w:t>AI</w:t>
+      </w:r>
+      <w:r>
+        <w:rPr>
+          <w:rFonts w:hint="eastAsia"/>
+        </w:rPr>
+        <w:t>框架，构建具有泛化能力的粗糙壁节点阻抗，作为壁面对流动的响应模型</w:t>
+      </w:r>
+      <w:r>
+        <w:rPr>
+          <w:rFonts w:hint="eastAsia"/>
+        </w:rPr>
+        <w:t>，实现从粗糙壁几何参数到</w:t>
+      </w:r>
+      <w:r>
+        <w:rPr>
+          <w:rFonts w:hint="eastAsia"/>
+        </w:rPr>
+        <w:t>；</w:t>
+      </w:r>
+    </w:p>
+    <w:p>
+      <w:pPr>
+        <w:pStyle w:val="main"/>
+        <w:numPr>
+          <w:ilvl w:val="0"/>
+          <w:numId w:val="2"/>
+        </w:numPr>
+        <w:ind w:left="0" w:firstLineChars="0" w:firstLine="420"/>
+      </w:pPr>
+      <w:r>
+        <w:rPr>
+          <w:rFonts w:hint="eastAsia"/>
+        </w:rPr>
+        <w:t>基于时域阻抗边界条件</w:t>
+      </w:r>
+      <w:r>
+        <w:rPr>
+          <w:rFonts w:hint="eastAsia"/>
+        </w:rPr>
+        <w:t>和泛化阻抗，发展</w:t>
+      </w:r>
+      <w:r>
+        <w:rPr>
+          <w:rFonts w:hint="eastAsia"/>
+        </w:rPr>
+        <w:t>高超声速粗糙壁湍流简化模拟方法</w:t>
+      </w:r>
+      <w:r>
+        <w:rPr>
+          <w:rFonts w:ascii="Times New Roman Bold" w:hAnsi="Times New Roman Bold" w:hint="eastAsia"/>
+        </w:rPr>
+        <w:t>，实现计算几何到高精度模拟</w:t>
+      </w:r>
+    </w:p>
+    <w:p>
+      <w:pPr>
+        <w:pStyle w:val="section"/>
+        <w:spacing w:beforeLines="50" w:before="156"/>
+        <w:ind w:firstLine="482"/>
+        <w:rPr>
+          <w:rFonts w:hint="eastAsia"/>
+          <w:b/>
+          <w:bCs/>
+        </w:rPr>
+      </w:pPr>
+      <w:r>
+        <w:rPr>
+          <w:rFonts w:hint="eastAsia"/>
+          <w:b/>
+          <w:bCs/>
+        </w:rPr>
+        <w:t>3.</w:t>
+      </w:r>
+      <w:r>
+        <w:rPr>
+          <w:rFonts w:hint="eastAsia"/>
+          <w:b/>
+          <w:bCs/>
+        </w:rPr>
+        <w:t xml:space="preserve"> </w:t>
+      </w:r>
+      <w:r>
+        <w:rPr>
+          <w:rFonts w:hint="eastAsia"/>
+          <w:b/>
+          <w:bCs/>
+        </w:rPr>
+        <w:t>拟解决的关键科学问题</w:t>
+      </w:r>
+    </w:p>
+    <w:p>
+      <w:pPr>
+        <w:pStyle w:val="section"/>
+        <w:spacing w:beforeLines="50" w:before="156"/>
+        <w:ind w:firstLine="482"/>
+        <w:rPr>
+          <w:rFonts w:hint="eastAsia"/>
+          <w:b/>
+          <w:bCs/>
+        </w:rPr>
+      </w:pPr>
+      <w:r>
+        <w:rPr>
+          <w:rFonts w:hint="eastAsia"/>
+          <w:b/>
+          <w:bCs/>
+        </w:rPr>
+        <w:t>1</w:t>
+      </w:r>
+      <w:r>
+        <w:rPr>
+          <w:rFonts w:hint="eastAsia"/>
+          <w:b/>
+          <w:bCs/>
+        </w:rPr>
+        <w:t>）</w:t>
+      </w:r>
+      <w:r>
+        <w:rPr>
+          <w:rFonts w:hint="eastAsia"/>
+          <w:b/>
+          <w:bCs/>
+        </w:rPr>
+        <w:t>湍流来流条件下粗糙壁孔隙与孔喉的</w:t>
+      </w:r>
+      <w:r>
+        <w:rPr>
+          <w:rFonts w:hint="eastAsia"/>
+          <w:b/>
+          <w:bCs/>
+        </w:rPr>
+        <w:t>准确识别与提取</w:t>
+      </w:r>
+    </w:p>
+    <w:p>
+      <w:pPr>
+        <w:pStyle w:val="section"/>
+        <w:ind w:firstLine="480"/>
+        <w:rPr>
+          <w:rFonts w:ascii="Times New Roman" w:hAnsi="Times New Roman"/>
+          <w:bCs/>
+        </w:rPr>
+      </w:pPr>
+      <w:r>
+        <w:rPr>
+          <w:rFonts w:ascii="Times New Roman" w:hAnsi="Times New Roman" w:hint="eastAsia"/>
+          <w:bCs/>
+        </w:rPr>
+        <w:t>内容</w:t>
+      </w:r>
+      <w:r>
+        <w:rPr>
+          <w:rFonts w:ascii="Times New Roman" w:hAnsi="Times New Roman" w:hint="eastAsia"/>
+          <w:bCs/>
+        </w:rPr>
+        <w:t>1</w:t>
+      </w:r>
+      <w:r>
+        <w:rPr>
+          <w:rFonts w:ascii="Times New Roman" w:hAnsi="Times New Roman" w:hint="eastAsia"/>
+          <w:bCs/>
+        </w:rPr>
+        <w:t>）拟将粗糙壁及其近壁面流动通过</w:t>
+      </w:r>
+      <w:r>
+        <w:rPr>
+          <w:rFonts w:ascii="Times New Roman" w:hAnsi="Times New Roman" w:hint="eastAsia"/>
+          <w:bCs/>
+        </w:rPr>
+        <w:t>PNM</w:t>
+      </w:r>
+      <w:r>
+        <w:rPr>
+          <w:rFonts w:ascii="Times New Roman" w:hAnsi="Times New Roman" w:hint="eastAsia"/>
+          <w:bCs/>
+        </w:rPr>
+        <w:t>方法映射为图网络，以用于后续生成式阻抗的构建。而网络的精度依赖于来流条件下粗糙壁孔喉（对应图网络的节点）和孔隙（对应图网络的边）的准确识别与提取。</w:t>
+      </w:r>
+      <w:r>
+        <w:rPr>
+          <w:rFonts w:ascii="Times New Roman" w:hAnsi="Times New Roman" w:hint="eastAsia"/>
+          <w:b/>
+        </w:rPr>
+        <w:t>如何</w:t>
+      </w:r>
+      <w:r>
+        <w:rPr>
+          <w:rFonts w:ascii="Times New Roman" w:hAnsi="Times New Roman" w:hint="eastAsia"/>
+          <w:b/>
+        </w:rPr>
+        <w:t>实现从几何外形和物理流动到图网络</w:t>
+      </w:r>
+      <w:r>
+        <w:rPr>
+          <w:rFonts w:ascii="Times New Roman" w:hAnsi="Times New Roman" w:hint="eastAsia"/>
+          <w:b/>
+        </w:rPr>
+        <w:t>的高保真映射，是本课题要解决的第一个关键科学问题。</w:t>
+      </w:r>
+    </w:p>
+    <w:p>
+      <w:pPr>
+        <w:pStyle w:val="section"/>
+        <w:spacing w:beforeLines="50" w:before="156"/>
+        <w:ind w:firstLine="482"/>
+        <w:rPr>
+          <w:rFonts w:hint="eastAsia"/>
+          <w:b/>
+          <w:bCs/>
+        </w:rPr>
+      </w:pPr>
+      <w:r>
+        <w:rPr>
+          <w:rFonts w:hint="eastAsia"/>
+          <w:b/>
+          <w:bCs/>
+        </w:rPr>
+        <w:t>2</w:t>
+      </w:r>
+      <w:r>
+        <w:rPr>
+          <w:rFonts w:hint="eastAsia"/>
+          <w:b/>
+          <w:bCs/>
+        </w:rPr>
+        <w:t>）</w:t>
+      </w:r>
+      <w:r>
+        <w:rPr>
+          <w:rFonts w:hint="eastAsia"/>
+          <w:b/>
+          <w:bCs/>
+        </w:rPr>
+        <w:t>粗糙壁形成的图网络信息在生成式</w:t>
+      </w:r>
+      <w:r>
+        <w:rPr>
+          <w:rFonts w:hint="eastAsia"/>
+          <w:b/>
+          <w:bCs/>
+        </w:rPr>
+        <w:t>AI</w:t>
+      </w:r>
+      <w:r>
+        <w:rPr>
+          <w:rFonts w:hint="eastAsia"/>
+          <w:b/>
+          <w:bCs/>
+        </w:rPr>
+        <w:t>中的拆解与提纯</w:t>
+      </w:r>
+    </w:p>
+    <w:p>
+      <w:pPr>
+        <w:pStyle w:val="section"/>
+        <w:ind w:firstLineChars="0" w:firstLine="420"/>
+        <w:rPr>
+          <w:rFonts w:ascii="Times New Roman" w:hAnsi="Times New Roman"/>
+          <w:b/>
+        </w:rPr>
+      </w:pPr>
+      <w:r>
+        <w:rPr>
+          <w:rFonts w:ascii="Times New Roman" w:hAnsi="Times New Roman" w:hint="eastAsia"/>
+          <w:bCs/>
+        </w:rPr>
+        <w:t>研究内容</w:t>
+      </w:r>
+      <w:r>
+        <w:rPr>
+          <w:rFonts w:ascii="Times New Roman" w:hAnsi="Times New Roman" w:hint="eastAsia"/>
+          <w:bCs/>
+        </w:rPr>
+        <w:t>2</w:t>
+      </w:r>
+      <w:r>
+        <w:rPr>
+          <w:rFonts w:ascii="Times New Roman" w:hAnsi="Times New Roman" w:hint="eastAsia"/>
+          <w:bCs/>
+        </w:rPr>
+        <w:t>）尝试构建从粗糙壁外形到空间可变阻抗的直接映射模型。其中，粗糙壁形成的图网络同时包含了壁面拓扑结构和流动特征，相关信息需要进行</w:t>
+      </w:r>
+      <w:r>
+        <w:rPr>
+          <w:rFonts w:ascii="Times New Roman" w:hAnsi="Times New Roman" w:hint="eastAsia"/>
+          <w:bCs/>
+        </w:rPr>
+        <w:lastRenderedPageBreak/>
+        <w:t>合理拆解，编码进入图网络，否则会直接影响模型的准确度与泛化能力。</w:t>
+      </w:r>
+      <w:r>
+        <w:rPr>
+          <w:rFonts w:ascii="Times New Roman" w:hAnsi="Times New Roman" w:hint="eastAsia"/>
+          <w:bCs/>
+        </w:rPr>
+        <w:t>该过程中，</w:t>
+      </w:r>
+      <w:r>
+        <w:rPr>
+          <w:rFonts w:ascii="Times New Roman" w:hAnsi="Times New Roman" w:hint="eastAsia"/>
+          <w:b/>
+        </w:rPr>
+        <w:t>准确、有效的图网络特征拆解与提纯，</w:t>
+      </w:r>
+      <w:r>
+        <w:rPr>
+          <w:rFonts w:ascii="Times New Roman" w:hAnsi="Times New Roman" w:hint="eastAsia"/>
+          <w:b/>
+        </w:rPr>
+        <w:t>是本课题需要解决的第二个关键科学问题。</w:t>
+      </w:r>
+    </w:p>
+    <w:p>
+      <w:pPr>
+        <w:pStyle w:val="section"/>
+        <w:spacing w:beforeLines="50" w:before="156"/>
+        <w:ind w:firstLine="482"/>
+        <w:rPr>
+          <w:rFonts w:hint="eastAsia"/>
+          <w:b/>
+          <w:bCs/>
+        </w:rPr>
+      </w:pPr>
+      <w:r>
+        <w:rPr>
+          <w:rFonts w:hint="eastAsia"/>
+          <w:b/>
+          <w:bCs/>
+        </w:rPr>
+        <w:t>3</w:t>
+      </w:r>
+      <w:r>
+        <w:rPr>
+          <w:rFonts w:hint="eastAsia"/>
+          <w:b/>
+          <w:bCs/>
+        </w:rPr>
+        <w:t>）</w:t>
+      </w:r>
+      <w:r>
+        <w:rPr>
+          <w:rFonts w:hint="eastAsia"/>
+          <w:b/>
+          <w:bCs/>
+        </w:rPr>
+        <w:t>具有因果性和真实性的</w:t>
+      </w:r>
+      <w:r>
+        <w:rPr>
+          <w:rFonts w:hint="eastAsia"/>
+          <w:b/>
+          <w:bCs/>
+        </w:rPr>
+        <w:t>广义阻抗模型</w:t>
+      </w:r>
+      <w:r>
+        <w:rPr>
+          <w:rFonts w:hint="eastAsia"/>
+          <w:b/>
+          <w:bCs/>
+        </w:rPr>
+        <w:t>和时域边界条件</w:t>
+      </w:r>
+    </w:p>
+    <w:p>
+      <w:pPr>
+        <w:pStyle w:val="section"/>
+        <w:ind w:firstLine="480"/>
+        <w:rPr>
+          <w:rFonts w:ascii="Times New Roman" w:hAnsi="Times New Roman"/>
+          <w:b/>
+          <w:bCs/>
+        </w:rPr>
+      </w:pPr>
+      <w:r>
+        <w:rPr>
+          <w:rFonts w:ascii="Times New Roman" w:hAnsi="Times New Roman" w:hint="eastAsia"/>
+          <w:bCs/>
+        </w:rPr>
+        <w:t>研究内容</w:t>
+      </w:r>
+      <w:r>
+        <w:rPr>
+          <w:rFonts w:ascii="Times New Roman" w:hAnsi="Times New Roman" w:hint="eastAsia"/>
+          <w:bCs/>
+        </w:rPr>
+        <w:t>3</w:t>
+      </w:r>
+      <w:r>
+        <w:rPr>
+          <w:rFonts w:ascii="Times New Roman" w:hAnsi="Times New Roman" w:hint="eastAsia"/>
+          <w:bCs/>
+        </w:rPr>
+        <w:t>）拟基于广义阻抗模型和</w:t>
+      </w:r>
+      <w:r>
+        <w:rPr>
+          <w:rFonts w:ascii="Times New Roman" w:hAnsi="Times New Roman" w:hint="eastAsia"/>
+          <w:bCs/>
+        </w:rPr>
+        <w:t>TDIBC</w:t>
+      </w:r>
+      <w:r>
+        <w:rPr>
+          <w:rFonts w:ascii="Times New Roman" w:hAnsi="Times New Roman" w:hint="eastAsia"/>
+          <w:bCs/>
+        </w:rPr>
+        <w:t>发展高超声速粗糙壁湍流简化模拟方法。其中，阻抗模型需同时具备因果性和真实性，否则会引发数值振荡或近壁面数值不稳定波。这些需求限制阻抗模型的数学形式，因而往往降低模型的拟合精度。</w:t>
+      </w:r>
+      <w:r>
+        <w:rPr>
+          <w:rFonts w:ascii="Times New Roman" w:hAnsi="Times New Roman" w:hint="eastAsia"/>
+          <w:b/>
+        </w:rPr>
+        <w:t>因此，构建同时具备因果性和真实性的高精度阻抗模型，</w:t>
+      </w:r>
+      <w:r>
+        <w:rPr>
+          <w:rFonts w:ascii="Times New Roman" w:hAnsi="Times New Roman" w:hint="eastAsia"/>
+          <w:b/>
+        </w:rPr>
+        <w:t>是本课题需要</w:t>
+      </w:r>
+      <w:r>
+        <w:rPr>
+          <w:rFonts w:ascii="Times New Roman" w:hAnsi="Times New Roman" w:hint="eastAsia"/>
+          <w:b/>
+        </w:rPr>
+        <w:t>解决</w:t>
+      </w:r>
+      <w:r>
+        <w:rPr>
+          <w:rFonts w:ascii="Times New Roman" w:hAnsi="Times New Roman" w:hint="eastAsia"/>
+          <w:b/>
+        </w:rPr>
+        <w:t>的第三个关键科学问题。</w:t>
+      </w:r>
+    </w:p>
+    <w:p>
+      <w:pPr>
+        <w:spacing w:line="440" w:lineRule="exact"/>
+        <w:ind w:leftChars="50" w:left="100" w:firstLineChars="150" w:firstLine="360"/>
+        <w:rPr>
+          <w:bCs/>
+          <w:sz w:val="24"/>
+          <w:szCs w:val="24"/>
+        </w:rPr>
+      </w:pPr>
+    </w:p>
+    <w:p>
+      <w:pPr>
+        <w:spacing w:line="440" w:lineRule="exact"/>
+        <w:ind w:leftChars="50" w:left="100" w:firstLineChars="150" w:firstLine="361"/>
+        <w:rPr>
+          <w:rFonts w:ascii="Times New Roman Bold" w:hAnsi="Times New Roman Bold" w:cs="楷体_GB2312" w:hint="eastAsia"/>
+          <w:b/>
+          <w:sz w:val="24"/>
+          <w:szCs w:val="24"/>
+        </w:rPr>
+      </w:pPr>
+      <w:r>
+        <w:rPr>
+          <w:rFonts w:hint="eastAsia"/>
+          <w:b/>
+          <w:sz w:val="24"/>
+          <w:szCs w:val="24"/>
+        </w:rPr>
+        <w:t>4</w:t>
+      </w:r>
+      <w:r>
+        <w:rPr>
+          <w:rFonts w:hint="eastAsia"/>
+          <w:b/>
+          <w:sz w:val="24"/>
+          <w:szCs w:val="24"/>
+        </w:rPr>
+        <w:t xml:space="preserve">. </w:t>
+      </w:r>
+      <w:r>
+        <w:rPr>
+          <w:rFonts w:hint="eastAsia"/>
+          <w:b/>
+          <w:sz w:val="24"/>
+          <w:szCs w:val="24"/>
+        </w:rPr>
+        <w:t>研究方法与技术路线</w:t>
+      </w:r>
+    </w:p>
+    <w:p>
+      <w:pPr>
+        <w:spacing w:line="440" w:lineRule="exact"/>
+        <w:ind w:firstLineChars="200" w:firstLine="480"/>
+        <w:rPr>
+          <w:rFonts w:ascii="Times New Roman Bold" w:hAnsi="Times New Roman Bold" w:cs="楷体_GB2312" w:hint="eastAsia"/>
+          <w:bCs/>
+          <w:sz w:val="24"/>
+          <w:szCs w:val="24"/>
+        </w:rPr>
+      </w:pPr>
+      <w:r>
+        <w:rPr>
+          <w:rFonts w:ascii="Times New Roman Bold" w:hAnsi="Times New Roman Bold" w:cs="楷体_GB2312" w:hint="eastAsia"/>
+          <w:bCs/>
+          <w:sz w:val="24"/>
+          <w:szCs w:val="24"/>
+        </w:rPr>
+        <w:t>本项目拟采取的总体技术路线如图</w:t>
+      </w:r>
+      <w:r>
+        <w:rPr>
+          <w:rFonts w:ascii="Times New Roman Bold" w:hAnsi="Times New Roman Bold" w:cs="楷体_GB2312" w:hint="eastAsia"/>
+          <w:bCs/>
+          <w:sz w:val="24"/>
+          <w:szCs w:val="24"/>
+        </w:rPr>
+        <w:t>1</w:t>
+      </w:r>
+      <w:r>
+        <w:rPr>
+          <w:rFonts w:ascii="Times New Roman Bold" w:hAnsi="Times New Roman Bold" w:cs="楷体_GB2312" w:hint="eastAsia"/>
+          <w:bCs/>
+          <w:sz w:val="24"/>
+          <w:szCs w:val="24"/>
+        </w:rPr>
+        <w:t>所示。</w:t>
+      </w:r>
       <w:r>
         <w:rPr>
           <w:noProof/>
@@ -7555,13 +8342,13 @@
         <mc:AlternateContent>
           <mc:Choice Requires="wps">
             <w:drawing>
-              <wp:anchor distT="0" distB="0" distL="114300" distR="114300" simplePos="0" relativeHeight="251661312" behindDoc="0" locked="0" layoutInCell="1" allowOverlap="1" wp14:anchorId="69D037DC" wp14:editId="4E97B23A">
+              <wp:anchor distT="0" distB="0" distL="114300" distR="114300" simplePos="0" relativeHeight="251681792" behindDoc="0" locked="0" layoutInCell="1" allowOverlap="1" wp14:anchorId="7D62882D" wp14:editId="6D361697">
                 <wp:simplePos x="0" y="0"/>
                 <wp:positionH relativeFrom="margin">
                   <wp:align>center</wp:align>
                 </wp:positionH>
                 <wp:positionV relativeFrom="paragraph">
-                  <wp:posOffset>421005</wp:posOffset>
+                  <wp:posOffset>285115</wp:posOffset>
                 </wp:positionV>
                 <wp:extent cx="4670425" cy="635"/>
                 <wp:effectExtent l="0" t="0" r="0" b="1270"/>
@@ -7607,7 +8394,7 @@
                                 <w:iCs w:val="0"/>
                               </w:rPr>
                             </w:pPr>
-                            <w:permStart w:id="1275095976" w:edGrp="everyone"/>
+                            <w:permStart w:id="1119815848" w:edGrp="everyone"/>
                             <w:r>
                               <w:rPr>
                                 <w:b/>
@@ -7617,7 +8404,7 @@
                                 <w:noProof/>
                               </w:rPr>
                               <w:drawing>
-                                <wp:inline distT="0" distB="0" distL="0" distR="0" wp14:anchorId="2D242217" wp14:editId="14ED275E">
+                                <wp:inline distT="0" distB="0" distL="0" distR="0" wp14:anchorId="0A6426DA" wp14:editId="3F332029">
                                   <wp:extent cx="4666615" cy="1462405"/>
                                   <wp:effectExtent l="0" t="0" r="635" b="4445"/>
                                   <wp:docPr id="630183014" name="图片 7"/>
@@ -7717,7 +8504,7 @@
                               </w:rPr>
                               <w:t>总体技术路线</w:t>
                             </w:r>
-                            <w:permEnd w:id="1275095976"/>
+                            <w:permEnd w:id="1119815848"/>
                           </w:p>
                         </w:txbxContent>
                       </wps:txbx>
@@ -7741,11 +8528,11 @@
           </mc:Choice>
           <mc:Fallback>
             <w:pict>
-              <v:shapetype w14:anchorId="69D037DC" id="_x0000_t202" coordsize="21600,21600" o:spt="202" path="m,l,21600r21600,l21600,xe">
+              <v:shapetype w14:anchorId="7D62882D" id="_x0000_t202" coordsize="21600,21600" o:spt="202" path="m,l,21600r21600,l21600,xe">
                 <v:stroke joinstyle="miter"/>
                 <v:path gradientshapeok="t" o:connecttype="rect"/>
               </v:shapetype>
-              <v:shape id="Text Box 14" o:spid="_x0000_s1026" type="#_x0000_t202" style="position:absolute;left:0;text-align:left;margin-left:0;margin-top:33.15pt;width:367.75pt;height:.05pt;z-index:251661312;visibility:visible;mso-wrap-style:square;mso-width-percent:0;mso-height-percent:0;mso-wrap-distance-left:9pt;mso-wrap-distance-top:0;mso-wrap-distance-right:9pt;mso-wrap-distance-bottom:0;mso-position-horizontal:center;mso-position-horizontal-relative:margin;mso-position-vertical:absolute;mso-position-vertical-relative:text;mso-width-percent:0;mso-height-percent:0;mso-width-relative:page;mso-height-relative:page;v-text-anchor:top" o:gfxdata="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" stroked="f">
+              <v:shape id="Text Box 14" o:spid="_x0000_s1026" type="#_x0000_t202" style="position:absolute;left:0;text-align:left;margin-left:0;margin-top:22.45pt;width:367.75pt;height:.05pt;z-index:251681792;visibility:visible;mso-wrap-style:square;mso-width-percent:0;mso-height-percent:0;mso-wrap-distance-left:9pt;mso-wrap-distance-top:0;mso-wrap-distance-right:9pt;mso-wrap-distance-bottom:0;mso-position-horizontal:center;mso-position-horizontal-relative:margin;mso-position-vertical:absolute;mso-position-vertical-relative:text;mso-width-percent:0;mso-height-percent:0;mso-width-relative:page;mso-height-relative:page;v-text-anchor:top" o:gfxdata="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" stroked="f">
                 <v:textbox style="mso-fit-shape-to-text:t" inset="0,0,0,0">
                   <w:txbxContent>
                     <w:p>
@@ -7762,7 +8549,7 @@
                           <w:iCs w:val="0"/>
                         </w:rPr>
                       </w:pPr>
-                      <w:permStart w:id="1275095976" w:edGrp="everyone"/>
+                      <w:permStart w:id="1119815848" w:edGrp="everyone"/>
                       <w:r>
                         <w:rPr>
                           <w:b/>
@@ -7772,7 +8559,7 @@
                           <w:noProof/>
                         </w:rPr>
                         <w:drawing>
-                          <wp:inline distT="0" distB="0" distL="0" distR="0" wp14:anchorId="2D242217" wp14:editId="14ED275E">
+                          <wp:inline distT="0" distB="0" distL="0" distR="0" wp14:anchorId="0A6426DA" wp14:editId="3F332029">
                             <wp:extent cx="4666615" cy="1462405"/>
                             <wp:effectExtent l="0" t="0" r="635" b="4445"/>
                             <wp:docPr id="630183014" name="图片 7"/>
@@ -7872,7 +8659,7 @@
                         </w:rPr>
                         <w:t>总体技术路线</w:t>
                       </w:r>
-                      <w:permEnd w:id="1275095976"/>
+                      <w:permEnd w:id="1119815848"/>
                     </w:p>
                   </w:txbxContent>
                 </v:textbox>
@@ -7882,54 +8669,23 @@
           </mc:Fallback>
         </mc:AlternateContent>
       </w:r>
-    </w:p>
-    <w:p>
-      <w:pPr>
-        <w:pStyle w:val="main"/>
-        <w:spacing w:after="156"/>
-        <w:ind w:left="480" w:firstLineChars="0" w:firstLine="0"/>
-      </w:pPr>
-      <w:r>
-        <w:rPr>
-          <w:rFonts w:hint="eastAsia"/>
-        </w:rPr>
-        <w:t>本项</w:t>
-      </w:r>
-      <w:r>
-        <w:rPr>
-          <w:rFonts w:hint="eastAsia"/>
-        </w:rPr>
-        <w:t>总体技术路线如</w:t>
-      </w:r>
-      <w:r>
-        <w:rPr>
-          <w:rFonts w:hint="eastAsia"/>
-        </w:rPr>
-        <w:t>图</w:t>
-      </w:r>
-      <w:r>
-        <w:rPr>
-          <w:rFonts w:hint="eastAsia"/>
-        </w:rPr>
-        <w:t>1</w:t>
-      </w:r>
-      <w:r>
-        <w:rPr>
-          <w:rFonts w:hint="eastAsia"/>
-        </w:rPr>
-        <w:t>所示，</w:t>
-      </w:r>
-      <w:r>
-        <w:rPr>
-          <w:rFonts w:hint="eastAsia"/>
-        </w:rPr>
-        <w:t>具体的研究内容和实施方案</w:t>
-      </w:r>
-      <w:r>
-        <w:rPr>
-          <w:rFonts w:hint="eastAsia"/>
-        </w:rPr>
-        <w:t>阐述如下：</w:t>
+      <w:r>
+        <w:rPr>
+          <w:rFonts w:ascii="Times New Roman Bold" w:hAnsi="Times New Roman Bold" w:cs="楷体_GB2312" w:hint="eastAsia"/>
+          <w:bCs/>
+          <w:sz w:val="24"/>
+          <w:szCs w:val="24"/>
+        </w:rPr>
+        <w:t>具体的研究方案阐述如下</w:t>
+      </w:r>
+      <w:r>
+        <w:rPr>
+          <w:rFonts w:ascii="Times New Roman Bold" w:hAnsi="Times New Roman Bold" w:cs="楷体_GB2312" w:hint="eastAsia"/>
+          <w:bCs/>
+          <w:sz w:val="24"/>
+          <w:szCs w:val="24"/>
+        </w:rPr>
+        <w:t>：</w:t>
       </w:r>
     </w:p>
     <w:p>
@@ -7937,10 +8693,10 @@
         <w:pStyle w:val="main"/>
         <w:numPr>
           <w:ilvl w:val="0"/>
-          <w:numId w:val="1"/>
+          <w:numId w:val="12"/>
         </w:numPr>
         <w:spacing w:beforeLines="50" w:before="156"/>
-        <w:ind w:left="777" w:firstLineChars="0" w:hanging="357"/>
+        <w:ind w:firstLineChars="0"/>
         <w:rPr>
           <w:b/>
           <w:bCs w:val="0"/>
@@ -7952,214 +8708,7 @@
           <w:b/>
           <w:bCs w:val="0"/>
         </w:rPr>
-        <w:t>构</w:t>
-      </w:r>
-      <w:r>
-        <w:rPr>
-          <w:rFonts w:hint="eastAsia"/>
-          <w:b/>
-          <w:bCs w:val="0"/>
-        </w:rPr>
-        <w:t>建</w:t>
-      </w:r>
-      <w:bookmarkStart w:id="2" w:name="OLE_LINK3"/>
-      <w:r>
-        <w:rPr>
-          <w:rFonts w:hint="eastAsia"/>
-          <w:b/>
-          <w:bCs w:val="0"/>
-        </w:rPr>
-        <w:t>含各向异性粗糙壁特征的图神</w:t>
-      </w:r>
-      <w:bookmarkEnd w:id="2"/>
-      <w:r>
-        <w:rPr>
-          <w:rFonts w:hint="eastAsia"/>
-          <w:b/>
-          <w:bCs w:val="0"/>
-        </w:rPr>
-        <w:t>经网络</w:t>
-      </w:r>
-    </w:p>
-    <w:p>
-      <w:pPr>
-        <w:pStyle w:val="222"/>
-      </w:pPr>
-      <w:r>
-        <w:rPr>
-          <w:rFonts w:hint="eastAsia"/>
-        </w:rPr>
-        <w:t>本部分内容</w:t>
-      </w:r>
-      <w:r>
-        <w:rPr>
-          <w:rFonts w:hint="eastAsia"/>
-        </w:rPr>
-        <w:t>针对常规神经网络处理各向异性粗糙</w:t>
-      </w:r>
-      <w:proofErr w:type="gramStart"/>
-      <w:r>
-        <w:rPr>
-          <w:rFonts w:hint="eastAsia"/>
-        </w:rPr>
-        <w:t>壁困难</w:t>
-      </w:r>
-      <w:proofErr w:type="gramEnd"/>
-      <w:r>
-        <w:rPr>
-          <w:rFonts w:hint="eastAsia"/>
-        </w:rPr>
-        <w:t>的问题，开展具有粗糙壁拓扑特征</w:t>
-      </w:r>
-      <w:r>
-        <w:rPr>
-          <w:rFonts w:asciiTheme="minorHAnsi" w:hAnsiTheme="minorHAnsi" w:hint="eastAsia"/>
-        </w:rPr>
-        <w:t>的</w:t>
-      </w:r>
-      <w:proofErr w:type="gramStart"/>
-      <w:r>
-        <w:t>图网络</w:t>
-      </w:r>
-      <w:proofErr w:type="gramEnd"/>
-      <w:r>
-        <w:rPr>
-          <w:rFonts w:hint="eastAsia"/>
-        </w:rPr>
-        <w:t>构建研究</w:t>
-      </w:r>
-      <w:r>
-        <w:rPr>
-          <w:rFonts w:hint="eastAsia"/>
-        </w:rPr>
-        <w:t>。</w:t>
-      </w:r>
-      <w:r>
-        <w:rPr>
-          <w:rFonts w:hint="eastAsia"/>
-        </w:rPr>
-        <w:t>通过对</w:t>
-      </w:r>
-      <w:r>
-        <w:rPr>
-          <w:rFonts w:hint="eastAsia"/>
-        </w:rPr>
-        <w:t>各向异性粗糙壁</w:t>
-      </w:r>
-      <w:r>
-        <w:rPr>
-          <w:rFonts w:hint="eastAsia"/>
-        </w:rPr>
-        <w:t>流动</w:t>
-      </w:r>
-      <w:r>
-        <w:rPr>
-          <w:rFonts w:hint="eastAsia"/>
-        </w:rPr>
-        <w:t>开展高精度数</w:t>
-      </w:r>
-      <w:r>
-        <w:rPr>
-          <w:rFonts w:hint="eastAsia"/>
-        </w:rPr>
-        <w:lastRenderedPageBreak/>
-        <w:t>值模拟</w:t>
-      </w:r>
-      <w:r>
-        <w:rPr>
-          <w:rFonts w:hint="eastAsia"/>
-        </w:rPr>
-        <w:t>，获取流动数据</w:t>
-      </w:r>
-      <w:r>
-        <w:rPr>
-          <w:rFonts w:hint="eastAsia"/>
-        </w:rPr>
-        <w:t>。</w:t>
-      </w:r>
-      <w:r>
-        <w:rPr>
-          <w:rFonts w:hint="eastAsia"/>
-        </w:rPr>
-        <w:t>利用</w:t>
-      </w:r>
-      <w:r>
-        <w:rPr>
-          <w:rFonts w:hint="eastAsia"/>
-        </w:rPr>
-        <w:t>PNM</w:t>
-      </w:r>
-      <w:r>
-        <w:rPr>
-          <w:rFonts w:hint="eastAsia"/>
-        </w:rPr>
-        <w:t>构建粗糙壁的孔隙网络模型，</w:t>
-      </w:r>
-      <w:r>
-        <w:rPr>
-          <w:rFonts w:hint="eastAsia"/>
-        </w:rPr>
-        <w:t>结合</w:t>
-      </w:r>
-      <w:r>
-        <w:rPr>
-          <w:rFonts w:hint="eastAsia"/>
-        </w:rPr>
-        <w:t>流动数据反复迭代</w:t>
-      </w:r>
-      <w:r>
-        <w:rPr>
-          <w:rFonts w:hint="eastAsia"/>
-        </w:rPr>
-        <w:t>、修正</w:t>
-      </w:r>
-      <w:r>
-        <w:rPr>
-          <w:rFonts w:hint="eastAsia"/>
-        </w:rPr>
-        <w:t>以</w:t>
-      </w:r>
-      <w:r>
-        <w:rPr>
-          <w:rFonts w:hint="eastAsia"/>
-        </w:rPr>
-        <w:t>保证网络有效性</w:t>
-      </w:r>
-      <w:r>
-        <w:rPr>
-          <w:rFonts w:hint="eastAsia"/>
-        </w:rPr>
-        <w:t>。</w:t>
-      </w:r>
-      <w:r>
-        <w:rPr>
-          <w:rFonts w:hint="eastAsia"/>
-        </w:rPr>
-        <w:t>将所得到的孔隙网络模型</w:t>
-      </w:r>
-      <w:r>
-        <w:rPr>
-          <w:rFonts w:hint="eastAsia"/>
-        </w:rPr>
-        <w:t>映射</w:t>
-      </w:r>
-      <w:r>
-        <w:rPr>
-          <w:rFonts w:hint="eastAsia"/>
-        </w:rPr>
-        <w:t>为包含粗糙元拓扑结构信息的图网络</w:t>
-      </w:r>
-      <w:r>
-        <w:rPr>
-          <w:rFonts w:hint="eastAsia"/>
-        </w:rPr>
-        <w:t>。</w:t>
-      </w:r>
-      <w:r>
-        <w:rPr>
-          <w:rFonts w:hint="eastAsia"/>
-        </w:rPr>
-        <w:t>具体的实现方案如下：</w:t>
+        <w:t>构建含各向异性粗糙壁特征的图神经网络</w:t>
       </w:r>
     </w:p>
     <w:p>
@@ -8178,7 +8727,7 @@
         <mc:AlternateContent>
           <mc:Choice Requires="wps">
             <w:drawing>
-              <wp:anchor distT="0" distB="0" distL="114300" distR="114300" simplePos="0" relativeHeight="251669504" behindDoc="0" locked="0" layoutInCell="1" allowOverlap="1" wp14:anchorId="1F073B37" wp14:editId="25DE606C">
+              <wp:anchor distT="0" distB="0" distL="114300" distR="114300" simplePos="0" relativeHeight="251679744" behindDoc="0" locked="0" layoutInCell="1" allowOverlap="1" wp14:anchorId="36C3CB26" wp14:editId="10553465">
                 <wp:simplePos x="0" y="0"/>
                 <wp:positionH relativeFrom="margin">
                   <wp:align>center</wp:align>
@@ -8230,7 +8779,7 @@
                                 <w:iCs w:val="0"/>
                               </w:rPr>
                             </w:pPr>
-                            <w:permStart w:id="2047297927" w:edGrp="everyone"/>
+                            <w:permStart w:id="458305479" w:edGrp="everyone"/>
                             <w:r>
                               <w:rPr>
                                 <w:rFonts w:hint="eastAsia"/>
@@ -8241,7 +8790,7 @@
                                 <w:noProof/>
                               </w:rPr>
                               <w:drawing>
-                                <wp:inline distT="0" distB="0" distL="0" distR="0" wp14:anchorId="7D4ACFFC" wp14:editId="6A75B9CD">
+                                <wp:inline distT="0" distB="0" distL="0" distR="0" wp14:anchorId="583BFEA0" wp14:editId="10A42342">
                                   <wp:extent cx="4667885" cy="1109345"/>
                                   <wp:effectExtent l="0" t="0" r="0" b="0"/>
                                   <wp:docPr id="1957414902" name="图片 8"/>
@@ -8376,7 +8925,7 @@
                               </w:rPr>
                               <w:t>构建</w:t>
                             </w:r>
-                            <w:permEnd w:id="2047297927"/>
+                            <w:permEnd w:id="458305479"/>
                           </w:p>
                         </w:txbxContent>
                       </wps:txbx>
@@ -8400,7 +8949,7 @@
           </mc:Choice>
           <mc:Fallback>
             <w:pict>
-              <v:shape w14:anchorId="1F073B37" id="_x0000_s1027" type="#_x0000_t202" style="position:absolute;left:0;text-align:left;margin-left:0;margin-top:9.7pt;width:367.75pt;height:.05pt;z-index:251669504;visibility:visible;mso-wrap-style:square;mso-width-percent:0;mso-height-percent:0;mso-wrap-distance-left:9pt;mso-wrap-distance-top:0;mso-wrap-distance-right:9pt;mso-wrap-distance-bottom:0;mso-position-horizontal:center;mso-position-horizontal-relative:margin;mso-position-vertical:absolute;mso-position-vertical-relative:text;mso-width-percent:0;mso-height-percent:0;mso-width-relative:page;mso-height-relative:page;v-text-anchor:top" o:gfxdata="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" stroked="f">
+              <v:shape w14:anchorId="36C3CB26" id="_x0000_s1027" type="#_x0000_t202" style="position:absolute;left:0;text-align:left;margin-left:0;margin-top:9.7pt;width:367.75pt;height:.05pt;z-index:251679744;visibility:visible;mso-wrap-style:square;mso-width-percent:0;mso-height-percent:0;mso-wrap-distance-left:9pt;mso-wrap-distance-top:0;mso-wrap-distance-right:9pt;mso-wrap-distance-bottom:0;mso-position-horizontal:center;mso-position-horizontal-relative:margin;mso-position-vertical:absolute;mso-position-vertical-relative:text;mso-width-percent:0;mso-height-percent:0;mso-width-relative:page;mso-height-relative:page;v-text-anchor:top" o:gfxdata="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" stroked="f">
                 <v:textbox style="mso-fit-shape-to-text:t" inset="0,0,0,0">
                   <w:txbxContent>
                     <w:p>
@@ -8417,7 +8966,7 @@
                           <w:iCs w:val="0"/>
                         </w:rPr>
                       </w:pPr>
-                      <w:permStart w:id="2047297927" w:edGrp="everyone"/>
+                      <w:permStart w:id="458305479" w:edGrp="everyone"/>
                       <w:r>
                         <w:rPr>
                           <w:rFonts w:hint="eastAsia"/>
@@ -8428,7 +8977,7 @@
                           <w:noProof/>
                         </w:rPr>
                         <w:drawing>
-                          <wp:inline distT="0" distB="0" distL="0" distR="0" wp14:anchorId="7D4ACFFC" wp14:editId="6A75B9CD">
+                          <wp:inline distT="0" distB="0" distL="0" distR="0" wp14:anchorId="583BFEA0" wp14:editId="10A42342">
                             <wp:extent cx="4667885" cy="1109345"/>
                             <wp:effectExtent l="0" t="0" r="0" b="0"/>
                             <wp:docPr id="1957414902" name="图片 8"/>
@@ -8563,7 +9112,7 @@
                         </w:rPr>
                         <w:t>构建</w:t>
                       </w:r>
-                      <w:permEnd w:id="2047297927"/>
+                      <w:permEnd w:id="458305479"/>
                     </w:p>
                   </w:txbxContent>
                 </v:textbox>
@@ -8626,17 +9175,16 @@
           <w:i/>
           <w:iCs/>
         </w:rPr>
-        <w:t xml:space="preserve"> </w:t>
-      </w:r>
-      <w:proofErr w:type="spellStart"/>
-      <w:r>
-        <w:rPr>
-          <w:rFonts w:ascii="Times New Roman" w:hAnsi="Times New Roman"/>
+        <w:t xml:space="preserve"> H</w:t>
+      </w:r>
+      <w:r>
+        <w:rPr>
+          <w:rFonts w:ascii="Times New Roman" w:hAnsi="Times New Roman" w:hint="eastAsia"/>
           <w:bCs/>
           <w:i/>
           <w:iCs/>
         </w:rPr>
-        <w:t>H</w:t>
+        <w:t>ydra</w:t>
       </w:r>
       <w:r>
         <w:rPr>
@@ -8645,7 +9193,7 @@
           <w:i/>
           <w:iCs/>
         </w:rPr>
-        <w:t>ydra</w:t>
+        <w:t>u</w:t>
       </w:r>
       <w:r>
         <w:rPr>
@@ -8654,18 +9202,17 @@
           <w:i/>
           <w:iCs/>
         </w:rPr>
-        <w:t>u</w:t>
-      </w:r>
-      <w:r>
-        <w:rPr>
-          <w:rFonts w:ascii="Times New Roman" w:hAnsi="Times New Roman" w:hint="eastAsia"/>
+        <w:t xml:space="preserve">l. Res., </w:t>
+      </w:r>
+      <w:r>
+        <w:rPr>
+          <w:rFonts w:ascii="Times New Roman" w:hAnsi="Times New Roman"/>
           <w:bCs/>
           <w:i/>
           <w:iCs/>
         </w:rPr>
-        <w:t>l</w:t>
-      </w:r>
-      <w:proofErr w:type="spellEnd"/>
+        <w:t xml:space="preserve">61:1, </w:t>
+      </w:r>
       <w:r>
         <w:rPr>
           <w:rFonts w:ascii="Times New Roman" w:hAnsi="Times New Roman" w:hint="eastAsia"/>
@@ -8673,130 +9220,84 @@
           <w:i/>
           <w:iCs/>
         </w:rPr>
-        <w:t xml:space="preserve">. Res., </w:t>
-      </w:r>
-      <w:r>
-        <w:rPr>
-          <w:rFonts w:ascii="Times New Roman" w:hAnsi="Times New Roman"/>
-          <w:bCs/>
-          <w:i/>
-          <w:iCs/>
-        </w:rPr>
-        <w:t xml:space="preserve">61:1, </w:t>
+        <w:t>2018</w:t>
       </w:r>
       <w:r>
         <w:rPr>
           <w:rFonts w:ascii="Times New Roman" w:hAnsi="Times New Roman" w:hint="eastAsia"/>
           <w:bCs/>
-          <w:i/>
-          <w:iCs/>
-        </w:rPr>
-        <w:t>2018</w:t>
+        </w:rPr>
+        <w:t>）</w:t>
       </w:r>
       <w:r>
         <w:rPr>
           <w:rFonts w:ascii="Times New Roman" w:hAnsi="Times New Roman" w:hint="eastAsia"/>
           <w:bCs/>
         </w:rPr>
-        <w:t>）</w:t>
+        <w:t>提出的连续型粗糙元函数，生成</w:t>
       </w:r>
       <w:r>
         <w:rPr>
           <w:rFonts w:ascii="Times New Roman" w:hAnsi="Times New Roman" w:hint="eastAsia"/>
           <w:bCs/>
         </w:rPr>
-        <w:t>提出的连续型粗糙元函数，生成</w:t>
+        <w:t>至少多</w:t>
       </w:r>
       <w:r>
         <w:rPr>
           <w:rFonts w:ascii="Times New Roman" w:hAnsi="Times New Roman" w:hint="eastAsia"/>
           <w:bCs/>
         </w:rPr>
-        <w:t>至少</w:t>
+        <w:t>组</w:t>
       </w:r>
       <w:r>
         <w:rPr>
           <w:rFonts w:ascii="Times New Roman" w:hAnsi="Times New Roman" w:hint="eastAsia"/>
           <w:bCs/>
         </w:rPr>
-        <w:t>多</w:t>
+        <w:t>（至少</w:t>
       </w:r>
       <w:r>
         <w:rPr>
           <w:rFonts w:ascii="Times New Roman" w:hAnsi="Times New Roman" w:hint="eastAsia"/>
           <w:bCs/>
         </w:rPr>
-        <w:t>组</w:t>
+        <w:t>6</w:t>
       </w:r>
       <w:r>
         <w:rPr>
           <w:rFonts w:ascii="Times New Roman" w:hAnsi="Times New Roman" w:hint="eastAsia"/>
           <w:bCs/>
         </w:rPr>
-        <w:t>（至少</w:t>
+        <w:t>组）各向异性</w:t>
       </w:r>
       <w:r>
         <w:rPr>
           <w:rFonts w:ascii="Times New Roman" w:hAnsi="Times New Roman" w:hint="eastAsia"/>
           <w:bCs/>
         </w:rPr>
-        <w:t>6</w:t>
+        <w:t>粗糙壁</w:t>
       </w:r>
       <w:r>
         <w:rPr>
           <w:rFonts w:ascii="Times New Roman" w:hAnsi="Times New Roman" w:hint="eastAsia"/>
           <w:bCs/>
         </w:rPr>
-        <w:t>组）</w:t>
+        <w:t>外形，</w:t>
       </w:r>
       <w:r>
         <w:rPr>
           <w:rFonts w:ascii="Times New Roman" w:hAnsi="Times New Roman" w:hint="eastAsia"/>
           <w:bCs/>
         </w:rPr>
-        <w:t>各向异性</w:t>
+        <w:t>通过调整参数使得粗糙元的几何统计特性接近实际工程表面。</w:t>
       </w:r>
       <w:r>
         <w:rPr>
           <w:rFonts w:ascii="Times New Roman" w:hAnsi="Times New Roman" w:hint="eastAsia"/>
           <w:bCs/>
         </w:rPr>
-        <w:t>粗糙壁</w:t>
-      </w:r>
-      <w:r>
-        <w:rPr>
-          <w:rFonts w:ascii="Times New Roman" w:hAnsi="Times New Roman" w:hint="eastAsia"/>
-          <w:bCs/>
-        </w:rPr>
-        <w:t>外形</w:t>
-      </w:r>
-      <w:r>
-        <w:rPr>
-          <w:rFonts w:ascii="Times New Roman" w:hAnsi="Times New Roman" w:hint="eastAsia"/>
-          <w:bCs/>
-        </w:rPr>
-        <w:t>，</w:t>
-      </w:r>
-      <w:r>
-        <w:rPr>
-          <w:rFonts w:ascii="Times New Roman" w:hAnsi="Times New Roman" w:hint="eastAsia"/>
-          <w:bCs/>
-        </w:rPr>
-        <w:t>通过调整参数使得粗糙元的几何统计特性接近实际工程表面。</w:t>
-      </w:r>
-      <w:r>
-        <w:rPr>
-          <w:rFonts w:ascii="Times New Roman" w:hAnsi="Times New Roman" w:hint="eastAsia"/>
-          <w:bCs/>
-        </w:rPr>
-        <w:t>通过高精度数值模拟获取基准流动</w:t>
-      </w:r>
-      <w:r>
-        <w:rPr>
-          <w:rFonts w:ascii="Times New Roman" w:hAnsi="Times New Roman" w:hint="eastAsia"/>
-          <w:bCs/>
-        </w:rPr>
-        <w:t>数据，用于后续的模型验证与优化。</w:t>
+        <w:t>通过高精度数值模拟获取基准流动数据，用于后续的模型验证与优化。</w:t>
       </w:r>
     </w:p>
     <w:p>
@@ -8813,50 +9314,21 @@
           <w:rFonts w:ascii="Times New Roman" w:hAnsi="Times New Roman" w:hint="eastAsia"/>
           <w:bCs/>
         </w:rPr>
-        <w:t>其次，</w:t>
+        <w:lastRenderedPageBreak/>
+        <w:t>其次，基于粗糙壁几何参数，确定一高于粗糙元的基准平面，该平面以下的凹陷区域可利用</w:t>
       </w:r>
       <w:r>
         <w:rPr>
           <w:rFonts w:ascii="Times New Roman" w:hAnsi="Times New Roman" w:hint="eastAsia"/>
           <w:bCs/>
         </w:rPr>
-        <w:t>基于粗糙壁几何参数，确定</w:t>
-      </w:r>
-      <w:proofErr w:type="gramStart"/>
+        <w:t>PNM</w:t>
+      </w:r>
       <w:r>
         <w:rPr>
           <w:rFonts w:ascii="Times New Roman" w:hAnsi="Times New Roman" w:hint="eastAsia"/>
           <w:bCs/>
         </w:rPr>
-        <w:t>一</w:t>
-      </w:r>
-      <w:proofErr w:type="gramEnd"/>
-      <w:r>
-        <w:rPr>
-          <w:rFonts w:ascii="Times New Roman" w:hAnsi="Times New Roman" w:hint="eastAsia"/>
-          <w:bCs/>
-        </w:rPr>
-        <w:t>高于粗糙元的基准平面，该平面以下的凹陷区域</w:t>
-      </w:r>
-      <w:r>
-        <w:rPr>
-          <w:rFonts w:ascii="Times New Roman" w:hAnsi="Times New Roman" w:hint="eastAsia"/>
-          <w:bCs/>
-        </w:rPr>
-        <w:t>可利用</w:t>
-      </w:r>
-      <w:r>
-        <w:rPr>
-          <w:rFonts w:ascii="Times New Roman" w:hAnsi="Times New Roman" w:hint="eastAsia"/>
-          <w:bCs/>
-        </w:rPr>
-        <w:t>PNM</w:t>
-      </w:r>
-      <w:r>
-        <w:rPr>
-          <w:rFonts w:ascii="Times New Roman" w:hAnsi="Times New Roman" w:hint="eastAsia"/>
-          <w:bCs/>
-        </w:rPr>
         <w:t>方法，</w:t>
       </w:r>
       <w:r>
@@ -8864,23 +9336,7 @@
           <w:rFonts w:hint="eastAsia"/>
           <w:bCs/>
         </w:rPr>
-        <w:t>提取湍流来流条件下</w:t>
-      </w:r>
-      <w:proofErr w:type="gramStart"/>
-      <w:r>
-        <w:rPr>
-          <w:rFonts w:hint="eastAsia"/>
-          <w:bCs/>
-        </w:rPr>
-        <w:t>粗糙壁所对应</w:t>
-      </w:r>
-      <w:proofErr w:type="gramEnd"/>
-      <w:r>
-        <w:rPr>
-          <w:rFonts w:hint="eastAsia"/>
-          <w:bCs/>
-        </w:rPr>
-        <w:t>的孔隙和孔喉等要素</w:t>
+        <w:t>提取湍流来流条件下粗糙壁所对应的孔隙和孔喉等要素</w:t>
       </w:r>
       <w:r>
         <w:rPr>
@@ -8939,77 +9395,21 @@
           <w:rFonts w:ascii="Times New Roman" w:hAnsi="Times New Roman" w:hint="eastAsia"/>
           <w:bCs/>
         </w:rPr>
-        <w:t>方法进行优化，确保节点数量与分布位置的准确性</w:t>
+        <w:t>方法进行优化，确保节点数量与分布位置的准确性。将优化后的</w:t>
       </w:r>
       <w:r>
         <w:rPr>
           <w:rFonts w:ascii="Times New Roman" w:hAnsi="Times New Roman" w:hint="eastAsia"/>
           <w:bCs/>
         </w:rPr>
-        <w:t>。</w:t>
+        <w:t>PNM</w:t>
       </w:r>
       <w:r>
         <w:rPr>
           <w:rFonts w:ascii="Times New Roman" w:hAnsi="Times New Roman" w:hint="eastAsia"/>
           <w:bCs/>
         </w:rPr>
-        <w:t>将</w:t>
-      </w:r>
-      <w:r>
-        <w:rPr>
-          <w:rFonts w:ascii="Times New Roman" w:hAnsi="Times New Roman" w:hint="eastAsia"/>
-          <w:bCs/>
-        </w:rPr>
-        <w:t>优化后的</w:t>
-      </w:r>
-      <w:r>
-        <w:rPr>
-          <w:rFonts w:ascii="Times New Roman" w:hAnsi="Times New Roman" w:hint="eastAsia"/>
-          <w:bCs/>
-        </w:rPr>
-        <w:t>PNM</w:t>
-      </w:r>
-      <w:r>
-        <w:rPr>
-          <w:rFonts w:ascii="Times New Roman" w:hAnsi="Times New Roman" w:hint="eastAsia"/>
-          <w:bCs/>
-        </w:rPr>
-        <w:t>所形成的结构映射</w:t>
-      </w:r>
-      <w:r>
-        <w:rPr>
-          <w:rFonts w:ascii="Times New Roman" w:hAnsi="Times New Roman" w:hint="eastAsia"/>
-          <w:bCs/>
-        </w:rPr>
-        <w:t>为</w:t>
-      </w:r>
-      <w:r>
-        <w:rPr>
-          <w:rFonts w:ascii="Times New Roman" w:hAnsi="Times New Roman" w:hint="eastAsia"/>
-          <w:bCs/>
-        </w:rPr>
-        <w:t>图网络</w:t>
-      </w:r>
-      <w:r>
-        <w:rPr>
-          <w:rFonts w:ascii="Times New Roman" w:hAnsi="Times New Roman" w:hint="eastAsia"/>
-          <w:bCs/>
-        </w:rPr>
-        <w:t>，用于下一部分内容</w:t>
-      </w:r>
-      <w:r>
-        <w:rPr>
-          <w:rFonts w:ascii="Times New Roman" w:hAnsi="Times New Roman" w:hint="eastAsia"/>
-          <w:bCs/>
-        </w:rPr>
-        <w:t>的核心框架</w:t>
-      </w:r>
-      <w:r>
-        <w:rPr>
-          <w:rFonts w:ascii="Times New Roman" w:hAnsi="Times New Roman" w:hint="eastAsia"/>
-          <w:bCs/>
-        </w:rPr>
-        <w:t>。</w:t>
+        <w:t>所形成的结构映射为图网络，用于下一部分内容的核心框架。</w:t>
       </w:r>
     </w:p>
     <w:p>
@@ -9017,10 +9417,10 @@
         <w:pStyle w:val="main"/>
         <w:numPr>
           <w:ilvl w:val="0"/>
-          <w:numId w:val="1"/>
+          <w:numId w:val="12"/>
         </w:numPr>
         <w:spacing w:beforeLines="50" w:before="156"/>
-        <w:ind w:left="777" w:firstLineChars="0" w:hanging="357"/>
+        <w:ind w:firstLineChars="0"/>
         <w:rPr>
           <w:b/>
           <w:bCs w:val="0"/>
@@ -9048,23 +9448,7 @@
           <w:b/>
           <w:bCs w:val="0"/>
         </w:rPr>
-        <w:t>框架构建泛化</w:t>
-      </w:r>
-      <w:r>
-        <w:rPr>
-          <w:rFonts w:hint="eastAsia"/>
-          <w:b/>
-          <w:bCs w:val="0"/>
-        </w:rPr>
-        <w:t>节点</w:t>
-      </w:r>
-      <w:r>
-        <w:rPr>
-          <w:rFonts w:hint="eastAsia"/>
-          <w:b/>
-          <w:bCs w:val="0"/>
-        </w:rPr>
-        <w:t>阻抗</w:t>
+        <w:t>框架构建泛化节点阻抗</w:t>
       </w:r>
     </w:p>
     <w:p>
@@ -9076,128 +9460,35 @@
         <w:rPr>
           <w:rFonts w:hint="eastAsia"/>
         </w:rPr>
-        <w:t>为突破常规模拟与建模方法泛化能力差的瓶颈，结合生成式</w:t>
-      </w:r>
-      <w:r>
-        <w:rPr>
-          <w:rFonts w:hint="eastAsia"/>
-        </w:rPr>
-        <w:t>AI</w:t>
-      </w:r>
-      <w:r>
-        <w:rPr>
-          <w:rFonts w:hint="eastAsia"/>
-        </w:rPr>
-        <w:t>技术发展新型简化模拟技术。将内容</w:t>
-      </w:r>
-      <w:r>
-        <w:t>1</w:t>
-      </w:r>
-      <w:r>
-        <w:rPr>
-          <w:rFonts w:hint="eastAsia"/>
-        </w:rPr>
-        <w:t>）</w:t>
-      </w:r>
-      <w:r>
-        <w:rPr>
-          <w:rFonts w:hint="eastAsia"/>
-        </w:rPr>
-        <w:t>所构建的</w:t>
-      </w:r>
-      <w:proofErr w:type="gramStart"/>
-      <w:r>
-        <w:rPr>
-          <w:rFonts w:hint="eastAsia"/>
-        </w:rPr>
-        <w:t>图网络</w:t>
-      </w:r>
-      <w:proofErr w:type="gramEnd"/>
-      <w:r>
-        <w:rPr>
-          <w:rFonts w:hint="eastAsia"/>
-        </w:rPr>
-        <w:t>嵌入生成式</w:t>
-      </w:r>
-      <w:r>
-        <w:rPr>
-          <w:rFonts w:hint="eastAsia"/>
-        </w:rPr>
-        <w:t>AI</w:t>
-      </w:r>
-      <w:r>
-        <w:rPr>
-          <w:rFonts w:hint="eastAsia"/>
-        </w:rPr>
-        <w:t>框架，在</w:t>
-      </w:r>
-      <w:proofErr w:type="gramStart"/>
-      <w:r>
-        <w:rPr>
-          <w:rFonts w:hint="eastAsia"/>
-        </w:rPr>
-        <w:t>图网络</w:t>
-      </w:r>
-      <w:proofErr w:type="gramEnd"/>
-      <w:r>
-        <w:rPr>
-          <w:rFonts w:hint="eastAsia"/>
-        </w:rPr>
-        <w:t>节点处构建空间可变泛化阻抗。</w:t>
-      </w:r>
-      <w:r>
-        <w:rPr>
-          <w:rFonts w:hint="eastAsia"/>
-        </w:rPr>
-        <w:t>利用注意力机制解构、提取</w:t>
-      </w:r>
-      <w:proofErr w:type="gramStart"/>
-      <w:r>
-        <w:rPr>
-          <w:rFonts w:hint="eastAsia"/>
-        </w:rPr>
-        <w:t>粗糙壁近壁面</w:t>
-      </w:r>
-      <w:proofErr w:type="gramEnd"/>
-      <w:r>
-        <w:rPr>
-          <w:rFonts w:hint="eastAsia"/>
-        </w:rPr>
-        <w:t>流动的时空关联特征，以用于阻抗模型的构建</w:t>
-      </w:r>
-      <w:r>
-        <w:rPr>
-          <w:rFonts w:hint="eastAsia"/>
-        </w:rPr>
-        <w:t>，并构建由壁面几何特征到节点阻抗的映射模型，</w:t>
-      </w:r>
-      <w:r>
-        <w:rPr>
-          <w:rFonts w:hint="eastAsia"/>
-        </w:rPr>
-        <w:t>绕过对流动数据的直接需求。</w:t>
-      </w:r>
-      <w:r>
-        <w:rPr>
-          <w:rFonts w:hint="eastAsia"/>
-        </w:rPr>
-        <w:t>对所构建的生成式阻抗模型进行优化和迭代，</w:t>
+        <w:t>具体的技术路线如图</w:t>
+      </w:r>
+      <w:r>
+        <w:rPr>
+          <w:rFonts w:hint="eastAsia"/>
+          <w:bCs w:val="0"/>
+        </w:rPr>
+        <w:t>3</w:t>
+      </w:r>
+      <w:r>
+        <w:rPr>
+          <w:rFonts w:hint="eastAsia"/>
+        </w:rPr>
+        <w:t>所示，详细方案阐述如下：</w:t>
       </w:r>
       <w:r>
         <w:rPr>
           <w:noProof/>
         </w:rPr>
-        <w:lastRenderedPageBreak/>
         <mc:AlternateContent>
           <mc:Choice Requires="wps">
             <w:drawing>
-              <wp:anchor distT="0" distB="0" distL="114300" distR="114300" simplePos="0" relativeHeight="251673600" behindDoc="0" locked="0" layoutInCell="1" allowOverlap="1" wp14:anchorId="68ECDF9D" wp14:editId="3CC8C847">
+              <wp:anchor distT="0" distB="0" distL="114300" distR="114300" simplePos="0" relativeHeight="251677696" behindDoc="0" locked="0" layoutInCell="1" allowOverlap="1" wp14:anchorId="3893BEC3" wp14:editId="170A15FC">
                 <wp:simplePos x="0" y="0"/>
                 <wp:positionH relativeFrom="margin">
-                  <wp:posOffset>-23495</wp:posOffset>
+                  <wp:posOffset>0</wp:posOffset>
                 </wp:positionH>
                 <wp:positionV relativeFrom="paragraph">
-                  <wp:posOffset>478155</wp:posOffset>
+                  <wp:posOffset>280670</wp:posOffset>
                 </wp:positionV>
                 <wp:extent cx="5332095" cy="3575685"/>
                 <wp:effectExtent l="0" t="0" r="1905" b="5715"/>
@@ -9243,7 +9534,7 @@
                                 <w:iCs w:val="0"/>
                               </w:rPr>
                             </w:pPr>
-                            <w:permStart w:id="1076365053" w:edGrp="everyone"/>
+                            <w:permStart w:id="786790649" w:edGrp="everyone"/>
                             <w:r>
                               <w:rPr>
                                 <w:rFonts w:hint="eastAsia"/>
@@ -9254,7 +9545,7 @@
                                 <w:noProof/>
                               </w:rPr>
                               <w:drawing>
-                                <wp:inline distT="0" distB="0" distL="0" distR="0" wp14:anchorId="7ED545B3" wp14:editId="3B59C207">
+                                <wp:inline distT="0" distB="0" distL="0" distR="0" wp14:anchorId="74250152" wp14:editId="4AB09A41">
                                   <wp:extent cx="5327015" cy="3159760"/>
                                   <wp:effectExtent l="0" t="0" r="6985" b="2540"/>
                                   <wp:docPr id="1627055710" name="图片 6"/>
@@ -9363,19 +9654,7 @@
                                 <w:sz w:val="21"/>
                                 <w:szCs w:val="21"/>
                               </w:rPr>
-                              <w:t>构建</w:t>
-                            </w:r>
-                            <w:r>
-                              <w:rPr>
-                                <w:rFonts w:hint="eastAsia"/>
-                                <w:b/>
-                                <w:bCs/>
-                                <w:i w:val="0"/>
-                                <w:iCs w:val="0"/>
-                                <w:sz w:val="21"/>
-                                <w:szCs w:val="21"/>
-                              </w:rPr>
-                              <w:t>基于生成式</w:t>
+                              <w:t>构建基于生成式</w:t>
                             </w:r>
                             <w:r>
                               <w:rPr>
@@ -9401,7 +9680,7 @@
                               </w:rPr>
                               <w:t>构建空间可变泛化阻抗</w:t>
                             </w:r>
-                            <w:permEnd w:id="1076365053"/>
+                            <w:permEnd w:id="786790649"/>
                           </w:p>
                         </w:txbxContent>
                       </wps:txbx>
@@ -9425,7 +9704,7 @@
           </mc:Choice>
           <mc:Fallback>
             <w:pict>
-              <v:shape w14:anchorId="68ECDF9D" id="_x0000_s1028" type="#_x0000_t202" style="position:absolute;left:0;text-align:left;margin-left:-1.85pt;margin-top:37.65pt;width:419.85pt;height:281.55pt;z-index:251673600;visibility:visible;mso-wrap-style:square;mso-width-percent:0;mso-height-percent:0;mso-wrap-distance-left:9pt;mso-wrap-distance-top:0;mso-wrap-distance-right:9pt;mso-wrap-distance-bottom:0;mso-position-horizontal:absolute;mso-position-horizontal-relative:margin;mso-position-vertical:absolute;mso-position-vertical-relative:text;mso-width-percent:0;mso-height-percent:0;mso-width-relative:page;mso-height-relative:page;v-text-anchor:top" o:gfxdata="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" stroked="f">
+              <v:shape w14:anchorId="3893BEC3" id="_x0000_s1028" type="#_x0000_t202" style="position:absolute;left:0;text-align:left;margin-left:0;margin-top:22.1pt;width:419.85pt;height:281.55pt;z-index:251677696;visibility:visible;mso-wrap-style:square;mso-width-percent:0;mso-height-percent:0;mso-wrap-distance-left:9pt;mso-wrap-distance-top:0;mso-wrap-distance-right:9pt;mso-wrap-distance-bottom:0;mso-position-horizontal:absolute;mso-position-horizontal-relative:margin;mso-position-vertical:absolute;mso-position-vertical-relative:text;mso-width-percent:0;mso-height-percent:0;mso-width-relative:page;mso-height-relative:page;v-text-anchor:top" o:gfxdata="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" stroked="f">
                 <v:textbox inset="0,0,0,0">
                   <w:txbxContent>
                     <w:p>
@@ -9442,7 +9721,7 @@
                           <w:iCs w:val="0"/>
                         </w:rPr>
                       </w:pPr>
-                      <w:permStart w:id="1076365053" w:edGrp="everyone"/>
+                      <w:permStart w:id="786790649" w:edGrp="everyone"/>
                       <w:r>
                         <w:rPr>
                           <w:rFonts w:hint="eastAsia"/>
@@ -9453,7 +9732,7 @@
                           <w:noProof/>
                         </w:rPr>
                         <w:drawing>
-                          <wp:inline distT="0" distB="0" distL="0" distR="0" wp14:anchorId="7ED545B3" wp14:editId="3B59C207">
+                          <wp:inline distT="0" distB="0" distL="0" distR="0" wp14:anchorId="74250152" wp14:editId="4AB09A41">
                             <wp:extent cx="5327015" cy="3159760"/>
                             <wp:effectExtent l="0" t="0" r="6985" b="2540"/>
                             <wp:docPr id="1627055710" name="图片 6"/>
@@ -9562,19 +9841,7 @@
                           <w:sz w:val="21"/>
                           <w:szCs w:val="21"/>
                         </w:rPr>
-                        <w:t>构建</w:t>
-                      </w:r>
-                      <w:r>
-                        <w:rPr>
-                          <w:rFonts w:hint="eastAsia"/>
-                          <w:b/>
-                          <w:bCs/>
-                          <w:i w:val="0"/>
-                          <w:iCs w:val="0"/>
-                          <w:sz w:val="21"/>
-                          <w:szCs w:val="21"/>
-                        </w:rPr>
-                        <w:t>基于生成式</w:t>
+                        <w:t>构建基于生成式</w:t>
                       </w:r>
                       <w:r>
                         <w:rPr>
@@ -9600,7 +9867,7 @@
                         </w:rPr>
                         <w:t>构建空间可变泛化阻抗</w:t>
                       </w:r>
-                      <w:permEnd w:id="1076365053"/>
+                      <w:permEnd w:id="786790649"/>
                     </w:p>
                   </w:txbxContent>
                 </v:textbox>
@@ -9610,31 +9877,6 @@
           </mc:Fallback>
         </mc:AlternateContent>
       </w:r>
-      <w:r>
-        <w:rPr>
-          <w:rFonts w:hint="eastAsia"/>
-        </w:rPr>
-        <w:t>系统性评估其泛化能力。</w:t>
-      </w:r>
-      <w:r>
-        <w:rPr>
-          <w:rFonts w:hint="eastAsia"/>
-        </w:rPr>
-        <w:t>具体的技术路线如图</w:t>
-      </w:r>
-      <w:r>
-        <w:rPr>
-          <w:rFonts w:hint="eastAsia"/>
-          <w:bCs w:val="0"/>
-        </w:rPr>
-        <w:t>3</w:t>
-      </w:r>
-      <w:r>
-        <w:rPr>
-          <w:rFonts w:hint="eastAsia"/>
-        </w:rPr>
-        <w:t>所示，详细方案阐述如下：</w:t>
-      </w:r>
     </w:p>
     <w:p>
       <w:pPr>
@@ -9650,44 +9892,21 @@
           <w:rFonts w:ascii="Times New Roman" w:hAnsi="Times New Roman" w:hint="eastAsia"/>
           <w:bCs/>
         </w:rPr>
-        <w:t>首先</w:t>
+        <w:t>首先对于内容</w:t>
       </w:r>
       <w:r>
         <w:rPr>
           <w:rFonts w:ascii="Times New Roman" w:hAnsi="Times New Roman" w:hint="eastAsia"/>
           <w:bCs/>
         </w:rPr>
-        <w:t>对于内容</w:t>
+        <w:t>1</w:t>
       </w:r>
       <w:r>
         <w:rPr>
           <w:rFonts w:ascii="Times New Roman" w:hAnsi="Times New Roman" w:hint="eastAsia"/>
           <w:bCs/>
         </w:rPr>
-        <w:t>1</w:t>
-      </w:r>
-      <w:r>
-        <w:rPr>
-          <w:rFonts w:ascii="Times New Roman" w:hAnsi="Times New Roman" w:hint="eastAsia"/>
-          <w:bCs/>
-        </w:rPr>
-        <w:t>）中所形成的</w:t>
-      </w:r>
-      <w:proofErr w:type="gramStart"/>
-      <w:r>
-        <w:rPr>
-          <w:rFonts w:ascii="Times New Roman" w:hAnsi="Times New Roman" w:hint="eastAsia"/>
-          <w:bCs/>
-        </w:rPr>
-        <w:t>图网络</w:t>
-      </w:r>
-      <w:proofErr w:type="gramEnd"/>
-      <w:r>
-        <w:rPr>
-          <w:rFonts w:ascii="Times New Roman" w:hAnsi="Times New Roman" w:hint="eastAsia"/>
-          <w:bCs/>
-        </w:rPr>
-        <w:t>进行特征拆分，获取四类特征：</w:t>
+        <w:t>）中所形成的图网络进行特征拆分，获取四类特征：</w:t>
       </w:r>
     </w:p>
     <w:p>
@@ -9818,30 +10037,7 @@
           <w:rFonts w:ascii="Times New Roman" w:hAnsi="Times New Roman" w:hint="eastAsia"/>
           <w:bCs/>
         </w:rPr>
-        <w:t>特征可较完整地描述</w:t>
-      </w:r>
-      <w:proofErr w:type="gramStart"/>
-      <w:r>
-        <w:rPr>
-          <w:rFonts w:ascii="Times New Roman" w:hAnsi="Times New Roman" w:hint="eastAsia"/>
-          <w:bCs/>
-        </w:rPr>
-        <w:t>图网络</w:t>
-      </w:r>
-      <w:proofErr w:type="gramEnd"/>
-      <w:r>
-        <w:rPr>
-          <w:rFonts w:ascii="Times New Roman" w:hAnsi="Times New Roman" w:hint="eastAsia"/>
-          <w:bCs/>
-        </w:rPr>
-        <w:t>所代表的壁面拓扑结构和局部流动特征</w:t>
-      </w:r>
-      <w:r>
-        <w:rPr>
-          <w:rFonts w:ascii="Times New Roman" w:hAnsi="Times New Roman" w:hint="eastAsia"/>
-          <w:bCs/>
-        </w:rPr>
-        <w:t>。其中，中心性和节点特征作为常规生成式</w:t>
+        <w:t>特征可较完整地描述图网络所代表的壁面拓扑结构和局部流动特征。其中，中心性和节点特征作为常规生成式</w:t>
       </w:r>
       <w:r>
         <w:rPr>
@@ -9882,7 +10078,6 @@
         </w:rPr>
         <w:t>在</w:t>
       </w:r>
-      <w:proofErr w:type="gramStart"/>
       <w:r>
         <w:rPr>
           <w:rFonts w:ascii="Times New Roman" w:hAnsi="Times New Roman" w:hint="eastAsia"/>
@@ -9890,7 +10085,6 @@
         </w:rPr>
         <w:t>图网络</w:t>
       </w:r>
-      <w:proofErr w:type="gramEnd"/>
       <w:r>
         <w:rPr>
           <w:rFonts w:ascii="Times New Roman" w:hAnsi="Times New Roman" w:hint="eastAsia"/>
@@ -9992,7 +10186,15 @@
           <w:rFonts w:ascii="Times New Roman" w:hAnsi="Times New Roman" w:hint="eastAsia"/>
           <w:bCs/>
         </w:rPr>
-        <w:t>分别为空间坐标向量和角频率。假设</w:t>
+        <w:t>分</w:t>
+      </w:r>
+      <w:r>
+        <w:rPr>
+          <w:rFonts w:ascii="Times New Roman" w:hAnsi="Times New Roman" w:hint="eastAsia"/>
+          <w:bCs/>
+        </w:rPr>
+        <w:lastRenderedPageBreak/>
+        <w:t>别为空间坐标向量和角频率。假设</w:t>
       </w:r>
       <w:r>
         <w:rPr>
@@ -10500,21 +10702,12 @@
           </m:sub>
         </m:sSub>
       </m:oMath>
-      <w:proofErr w:type="gramStart"/>
       <w:r>
         <w:rPr>
           <w:rFonts w:ascii="Times New Roman" w:hAnsi="Times New Roman" w:hint="eastAsia"/>
           <w:bCs/>
         </w:rPr>
-        <w:t>个</w:t>
-      </w:r>
-      <w:proofErr w:type="gramEnd"/>
-      <w:r>
-        <w:rPr>
-          <w:rFonts w:ascii="Times New Roman" w:hAnsi="Times New Roman" w:hint="eastAsia"/>
-          <w:bCs/>
-        </w:rPr>
-        <w:t>分式之和：</w:t>
+        <w:t>个分式之和：</w:t>
       </w:r>
     </w:p>
     <w:p>
@@ -11205,15 +11398,7 @@
           <w:rFonts w:ascii="Times New Roman" w:hAnsi="Times New Roman" w:hint="eastAsia"/>
           <w:bCs/>
         </w:rPr>
-        <w:t>为对应系数，在</w:t>
-      </w:r>
-      <w:r>
-        <w:rPr>
-          <w:rFonts w:ascii="Times New Roman" w:hAnsi="Times New Roman" w:hint="eastAsia"/>
-          <w:bCs/>
-        </w:rPr>
-        <w:lastRenderedPageBreak/>
-        <w:t>本项目中应为空间坐标的函数；</w:t>
+        <w:t>为对应系数，在本项目中应为空间坐标的函数；</w:t>
       </w:r>
       <m:oMath>
         <m:r>
@@ -11228,17 +11413,8 @@
           <w:rFonts w:ascii="Times New Roman" w:hAnsi="Times New Roman" w:hint="eastAsia"/>
           <w:bCs/>
         </w:rPr>
-        <w:t>为虚数单位；</w:t>
-      </w:r>
-      <w:proofErr w:type="gramStart"/>
-      <w:r>
-        <w:rPr>
-          <w:rFonts w:ascii="Times New Roman" w:hAnsi="Times New Roman" w:hint="eastAsia"/>
-          <w:bCs/>
-        </w:rPr>
-        <w:t>角标</w:t>
-      </w:r>
-      <w:proofErr w:type="gramEnd"/>
+        <w:t>为虚数单位；角标</w:t>
+      </w:r>
       <m:oMath>
         <m:sSup>
           <m:sSupPr>
@@ -11445,62 +11621,24 @@
           <w:rFonts w:ascii="Times New Roman" w:hAnsi="Times New Roman" w:hint="eastAsia"/>
           <w:bCs/>
         </w:rPr>
-        <w:t>的目标输出，</w:t>
-      </w:r>
-      <w:proofErr w:type="gramStart"/>
-      <w:r>
-        <w:rPr>
-          <w:rFonts w:ascii="Times New Roman" w:hAnsi="Times New Roman" w:hint="eastAsia"/>
-          <w:bCs/>
-        </w:rPr>
-        <w:t>图网络</w:t>
-      </w:r>
-      <w:proofErr w:type="gramEnd"/>
-      <w:r>
-        <w:rPr>
-          <w:rFonts w:ascii="Times New Roman" w:hAnsi="Times New Roman" w:hint="eastAsia"/>
-          <w:bCs/>
-        </w:rPr>
-        <w:t>信息特征作为输入，辅以流动数据，训练得到生成式阻抗模型。该模型的构建目的是规避复杂流动的模拟，基于粗糙壁外形</w:t>
-      </w:r>
-      <w:r>
-        <w:rPr>
-          <w:rFonts w:ascii="Times New Roman" w:hAnsi="Times New Roman" w:hint="eastAsia"/>
-          <w:bCs/>
-        </w:rPr>
-        <w:t>和</w:t>
-      </w:r>
-      <w:r>
-        <w:rPr>
-          <w:rFonts w:ascii="Times New Roman" w:hAnsi="Times New Roman" w:hint="eastAsia"/>
-          <w:bCs/>
-        </w:rPr>
-        <w:t>来流</w:t>
-      </w:r>
-      <w:r>
-        <w:rPr>
-          <w:rFonts w:ascii="Times New Roman" w:hAnsi="Times New Roman" w:hint="eastAsia"/>
-          <w:bCs/>
-        </w:rPr>
-        <w:t>条件</w:t>
-      </w:r>
-      <w:r>
-        <w:rPr>
-          <w:rFonts w:ascii="Times New Roman" w:hAnsi="Times New Roman" w:hint="eastAsia"/>
-          <w:bCs/>
-        </w:rPr>
-        <w:t>即可给出对应的阻抗模型。</w:t>
-      </w:r>
+        <w:t>的目标输出，图网络信息特征作为输入，辅以流动数据，训练得到生成式阻抗模型。该模型的构建目的是规避复杂流动的模拟，基于粗糙壁外形和来流条件即可给出对应的阻抗模型。</w:t>
+      </w:r>
+    </w:p>
+    <w:p>
+      <w:pPr>
+        <w:pStyle w:val="main"/>
+        <w:ind w:firstLine="480"/>
+      </w:pPr>
     </w:p>
     <w:p>
       <w:pPr>
         <w:pStyle w:val="main"/>
         <w:numPr>
           <w:ilvl w:val="0"/>
-          <w:numId w:val="1"/>
+          <w:numId w:val="12"/>
         </w:numPr>
         <w:spacing w:beforeLines="50" w:before="156"/>
-        <w:ind w:left="777" w:firstLineChars="0" w:hanging="357"/>
+        <w:ind w:firstLineChars="0"/>
         <w:rPr>
           <w:b/>
           <w:bCs w:val="0"/>
@@ -11513,6 +11651,30 @@
           <w:bCs w:val="0"/>
         </w:rPr>
         <w:t>基于时域阻抗边界条件形成高超声速粗糙壁湍流简化模拟方法</w:t>
+      </w:r>
+    </w:p>
+    <w:p>
+      <w:pPr>
+        <w:pStyle w:val="main"/>
+        <w:ind w:firstLine="480"/>
+      </w:pPr>
+      <w:r>
+        <w:rPr>
+          <w:rFonts w:hint="eastAsia"/>
+        </w:rPr>
+        <w:t>具体的研究方案如图</w:t>
+      </w:r>
+      <w:r>
+        <w:rPr>
+          <w:rFonts w:hint="eastAsia"/>
+        </w:rPr>
+        <w:t>4</w:t>
+      </w:r>
+      <w:r>
+        <w:rPr>
+          <w:rFonts w:hint="eastAsia"/>
+        </w:rPr>
+        <w:t>所示，并阐述如下：</w:t>
       </w:r>
     </w:p>
     <w:p>
@@ -11527,13 +11689,13 @@
         <mc:AlternateContent>
           <mc:Choice Requires="wps">
             <w:drawing>
-              <wp:anchor distT="0" distB="0" distL="114300" distR="114300" simplePos="0" relativeHeight="251675648" behindDoc="0" locked="0" layoutInCell="1" allowOverlap="1" wp14:anchorId="1D218AD0" wp14:editId="5CDF558F">
+              <wp:anchor distT="0" distB="0" distL="114300" distR="114300" simplePos="0" relativeHeight="251675648" behindDoc="0" locked="0" layoutInCell="1" allowOverlap="1" wp14:anchorId="014DF86F" wp14:editId="274078E4">
                 <wp:simplePos x="0" y="0"/>
                 <wp:positionH relativeFrom="margin">
-                  <wp:align>left</wp:align>
+                  <wp:posOffset>0</wp:posOffset>
                 </wp:positionH>
                 <wp:positionV relativeFrom="paragraph">
-                  <wp:posOffset>1754749</wp:posOffset>
+                  <wp:posOffset>276225</wp:posOffset>
                 </wp:positionV>
                 <wp:extent cx="5332095" cy="1708150"/>
                 <wp:effectExtent l="0" t="0" r="1905" b="6350"/>
@@ -11579,7 +11741,7 @@
                                 <w:iCs w:val="0"/>
                               </w:rPr>
                             </w:pPr>
-                            <w:permStart w:id="219813599" w:edGrp="everyone"/>
+                            <w:permStart w:id="1713532777" w:edGrp="everyone"/>
                             <w:r>
                               <w:rPr>
                                 <w:rFonts w:hint="eastAsia"/>
@@ -11590,7 +11752,7 @@
                                 <w:noProof/>
                               </w:rPr>
                               <w:drawing>
-                                <wp:inline distT="0" distB="0" distL="0" distR="0" wp14:anchorId="3121E7B6" wp14:editId="7CC2EDE1">
+                                <wp:inline distT="0" distB="0" distL="0" distR="0" wp14:anchorId="0428AEEB" wp14:editId="27CB2D10">
                                   <wp:extent cx="5323205" cy="1294765"/>
                                   <wp:effectExtent l="0" t="0" r="0" b="635"/>
                                   <wp:docPr id="342902908" name="图片 14"/>
@@ -11690,7 +11852,7 @@
                               </w:rPr>
                               <w:t>基于泛化阻抗的简化流动模拟与流动分析。</w:t>
                             </w:r>
-                            <w:permEnd w:id="219813599"/>
+                            <w:permEnd w:id="1713532777"/>
                           </w:p>
                         </w:txbxContent>
                       </wps:txbx>
@@ -11714,7 +11876,7 @@
           </mc:Choice>
           <mc:Fallback>
             <w:pict>
-              <v:shape w14:anchorId="1D218AD0" id="_x0000_s1029" type="#_x0000_t202" style="position:absolute;left:0;text-align:left;margin-left:0;margin-top:138.15pt;width:419.85pt;height:134.5pt;z-index:251675648;visibility:visible;mso-wrap-style:square;mso-width-percent:0;mso-height-percent:0;mso-wrap-distance-left:9pt;mso-wrap-distance-top:0;mso-wrap-distance-right:9pt;mso-wrap-distance-bottom:0;mso-position-horizontal:left;mso-position-horizontal-relative:margin;mso-position-vertical:absolute;mso-position-vertical-relative:text;mso-width-percent:0;mso-height-percent:0;mso-width-relative:page;mso-height-relative:page;v-text-anchor:top" o:gfxdata="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" stroked="f">
+              <v:shape w14:anchorId="014DF86F" id="_x0000_s1029" type="#_x0000_t202" style="position:absolute;left:0;text-align:left;margin-left:0;margin-top:21.75pt;width:419.85pt;height:134.5pt;z-index:251675648;visibility:visible;mso-wrap-style:square;mso-width-percent:0;mso-height-percent:0;mso-wrap-distance-left:9pt;mso-wrap-distance-top:0;mso-wrap-distance-right:9pt;mso-wrap-distance-bottom:0;mso-position-horizontal:absolute;mso-position-horizontal-relative:margin;mso-position-vertical:absolute;mso-position-vertical-relative:text;mso-width-percent:0;mso-height-percent:0;mso-width-relative:page;mso-height-relative:page;v-text-anchor:top" o:gfxdata="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" stroked="f">
                 <v:textbox inset="0,0,0,0">
                   <w:txbxContent>
                     <w:p>
@@ -11731,7 +11893,7 @@
                           <w:iCs w:val="0"/>
                         </w:rPr>
                       </w:pPr>
-                      <w:permStart w:id="219813599" w:edGrp="everyone"/>
+                      <w:permStart w:id="1713532777" w:edGrp="everyone"/>
                       <w:r>
                         <w:rPr>
                           <w:rFonts w:hint="eastAsia"/>
@@ -11742,7 +11904,7 @@
                           <w:noProof/>
                         </w:rPr>
                         <w:drawing>
-                          <wp:inline distT="0" distB="0" distL="0" distR="0" wp14:anchorId="3121E7B6" wp14:editId="7CC2EDE1">
+                          <wp:inline distT="0" distB="0" distL="0" distR="0" wp14:anchorId="0428AEEB" wp14:editId="27CB2D10">
                             <wp:extent cx="5323205" cy="1294765"/>
                             <wp:effectExtent l="0" t="0" r="0" b="635"/>
                             <wp:docPr id="342902908" name="图片 14"/>
@@ -11842,7 +12004,7 @@
                         </w:rPr>
                         <w:t>基于泛化阻抗的简化流动模拟与流动分析。</w:t>
                       </w:r>
-                      <w:permEnd w:id="219813599"/>
+                      <w:permEnd w:id="1713532777"/>
                     </w:p>
                   </w:txbxContent>
                 </v:textbox>
@@ -11851,54 +12013,6 @@
             </w:pict>
           </mc:Fallback>
         </mc:AlternateContent>
-      </w:r>
-      <w:r>
-        <w:rPr>
-          <w:rFonts w:hint="eastAsia"/>
-        </w:rPr>
-        <w:t>本部分内容将</w:t>
-      </w:r>
-      <w:r>
-        <w:rPr>
-          <w:rFonts w:hint="eastAsia"/>
-        </w:rPr>
-        <w:t>基于研究内容</w:t>
-      </w:r>
-      <w:r>
-        <w:rPr>
-          <w:rFonts w:hint="eastAsia"/>
-        </w:rPr>
-        <w:t>2</w:t>
-      </w:r>
-      <w:r>
-        <w:rPr>
-          <w:rFonts w:hint="eastAsia"/>
-        </w:rPr>
-        <w:t>）</w:t>
-      </w:r>
-      <w:r>
-        <w:rPr>
-          <w:rFonts w:hint="eastAsia"/>
-        </w:rPr>
-        <w:t>所形成的阻抗模型，结合时域阻抗边界条件，形成高超声速粗糙壁湍流简化模拟方法。获取实际粗糙壁外形，利用所形成的简化模拟方法进行数值模拟，验证并优化模型与模拟方法。改变工况并开展数值模拟，形成数据集。基于前述内容所产生的数据，探究粗糙壁流动中近壁面湍流的局部高温成因及其与近壁面复杂波系的关联。</w:t>
-      </w:r>
-      <w:r>
-        <w:rPr>
-          <w:rFonts w:hint="eastAsia"/>
-        </w:rPr>
-        <w:t>具体的研究方案如图</w:t>
-      </w:r>
-      <w:r>
-        <w:rPr>
-          <w:rFonts w:hint="eastAsia"/>
-        </w:rPr>
-        <w:t>4</w:t>
-      </w:r>
-      <w:r>
-        <w:rPr>
-          <w:rFonts w:hint="eastAsia"/>
-        </w:rPr>
-        <w:t>所示，并阐述如下：</w:t>
       </w:r>
     </w:p>
     <w:p>
@@ -12465,21 +12579,7 @@
           <w:rFonts w:ascii="Times New Roman" w:hAnsi="Times New Roman" w:hint="eastAsia"/>
           <w:bCs/>
         </w:rPr>
-        <w:t>为阶跃函数。</w:t>
-      </w:r>
-      <w:r>
-        <w:rPr>
-          <w:rFonts w:ascii="Times New Roman" w:hAnsi="Times New Roman" w:hint="eastAsia"/>
-          <w:bCs/>
-        </w:rPr>
-        <w:t>通过</w:t>
-      </w:r>
-      <w:r>
-        <w:rPr>
-          <w:rFonts w:ascii="Times New Roman" w:hAnsi="Times New Roman" w:hint="eastAsia"/>
-          <w:bCs/>
-        </w:rPr>
-        <w:t>定义辅助变量</w:t>
+        <w:t>为阶跃函数。通过定义辅助变量</w:t>
       </w:r>
     </w:p>
     <w:p>
@@ -14343,1027 +14443,83 @@
           <w:sz w:val="24"/>
           <w:szCs w:val="24"/>
         </w:rPr>
-        <w:t>利用</w:t>
-      </w:r>
-      <w:r>
-        <w:rPr>
-          <w:rFonts w:hint="eastAsia"/>
-          <w:bCs/>
-          <w:sz w:val="24"/>
-          <w:szCs w:val="24"/>
-        </w:rPr>
-        <w:lastRenderedPageBreak/>
-        <w:t>已生成的高精度数据，评估并优化模拟方法的精度与效率。</w:t>
+        <w:t>利用已生成的高精度数据，评估并优化模拟方法的精度与效率。</w:t>
       </w:r>
     </w:p>
     <w:p>
       <w:pPr>
-        <w:spacing w:line="440" w:lineRule="exact"/>
-        <w:ind w:leftChars="50" w:left="100" w:firstLineChars="150" w:firstLine="360"/>
-        <w:rPr>
-          <w:rFonts w:ascii="Times New Roman Bold" w:hAnsi="Times New Roman Bold" w:cs="楷体_GB2312" w:hint="eastAsia"/>
-          <w:bCs/>
-          <w:sz w:val="24"/>
+        <w:pStyle w:val="main"/>
+        <w:spacing w:beforeLines="50" w:before="156"/>
+        <w:ind w:firstLineChars="0" w:firstLine="420"/>
+        <w:rPr>
+          <w:b/>
+          <w:bCs w:val="0"/>
+        </w:rPr>
+      </w:pPr>
+      <w:r>
+        <w:rPr>
+          <w:rFonts w:hint="eastAsia"/>
           <w:szCs w:val="24"/>
         </w:rPr>
-      </w:pPr>
-      <w:r>
-        <w:rPr>
-          <w:rFonts w:hint="eastAsia"/>
-          <w:sz w:val="24"/>
+        <w:t>最后</w:t>
+      </w:r>
+      <w:r>
+        <w:rPr>
+          <w:rFonts w:hint="eastAsia"/>
           <w:szCs w:val="24"/>
         </w:rPr>
-        <w:t>最后</w:t>
-      </w:r>
-      <w:r>
-        <w:rPr>
-          <w:rFonts w:hint="eastAsia"/>
-          <w:sz w:val="24"/>
+        <w:t>，</w:t>
+      </w:r>
+      <w:r>
+        <w:rPr>
+          <w:rFonts w:hint="eastAsia"/>
           <w:szCs w:val="24"/>
         </w:rPr>
-        <w:t>，</w:t>
-      </w:r>
-      <w:r>
-        <w:rPr>
-          <w:rFonts w:hint="eastAsia"/>
-          <w:sz w:val="24"/>
+        <w:t>基于模态分析手段，结合</w:t>
+      </w:r>
+      <w:bookmarkStart w:id="5" w:name="_Hlk193110783"/>
+      <w:r>
+        <w:rPr>
+          <w:rFonts w:hint="eastAsia"/>
           <w:szCs w:val="24"/>
         </w:rPr>
-        <w:t>基于模态分析手段，结合</w:t>
-      </w:r>
-      <w:bookmarkStart w:id="5" w:name="_Hlk193110783"/>
-      <w:r>
-        <w:rPr>
-          <w:rFonts w:hint="eastAsia"/>
-          <w:sz w:val="24"/>
+        <w:t>Helmholtz</w:t>
+      </w:r>
+      <w:bookmarkEnd w:id="5"/>
+      <w:r>
+        <w:rPr>
+          <w:rFonts w:hint="eastAsia"/>
           <w:szCs w:val="24"/>
         </w:rPr>
-        <w:t>Helmholtz</w:t>
-      </w:r>
-      <w:bookmarkEnd w:id="5"/>
-      <w:r>
-        <w:rPr>
-          <w:rFonts w:hint="eastAsia"/>
-          <w:sz w:val="24"/>
+        <w:t>分解，提取粗糙壁附近的流体胀缩变化规律，探究</w:t>
+      </w:r>
+      <w:r>
+        <w:rPr>
+          <w:rFonts w:hint="eastAsia"/>
           <w:szCs w:val="24"/>
         </w:rPr>
-        <w:t>分解，提取粗糙</w:t>
-      </w:r>
-      <w:proofErr w:type="gramStart"/>
-      <w:r>
-        <w:rPr>
-          <w:rFonts w:hint="eastAsia"/>
-          <w:sz w:val="24"/>
+        <w:t>高精度数据和简化模拟结果中</w:t>
+      </w:r>
+      <w:r>
+        <w:rPr>
+          <w:rFonts w:hint="eastAsia"/>
           <w:szCs w:val="24"/>
         </w:rPr>
-        <w:t>壁附近</w:t>
-      </w:r>
-      <w:proofErr w:type="gramEnd"/>
-      <w:r>
-        <w:rPr>
-          <w:rFonts w:hint="eastAsia"/>
-          <w:sz w:val="24"/>
+        <w:t>粗糙壁导致的压缩</w:t>
+      </w:r>
+      <w:r>
+        <w:rPr>
+          <w:rFonts w:hint="eastAsia"/>
           <w:szCs w:val="24"/>
         </w:rPr>
-        <w:t>的流体胀缩变化规律，</w:t>
-      </w:r>
-      <w:r>
-        <w:rPr>
-          <w:rFonts w:hint="eastAsia"/>
-          <w:bCs/>
-          <w:sz w:val="24"/>
+        <w:t>/</w:t>
+      </w:r>
+      <w:r>
+        <w:rPr>
+          <w:rFonts w:hint="eastAsia"/>
           <w:szCs w:val="24"/>
         </w:rPr>
-        <w:t>探究</w:t>
-      </w:r>
-      <w:r>
-        <w:rPr>
-          <w:rFonts w:hint="eastAsia"/>
-          <w:bCs/>
-          <w:sz w:val="24"/>
-          <w:szCs w:val="24"/>
-        </w:rPr>
-        <w:t>高精度数据和简化模拟结果中</w:t>
-      </w:r>
-      <w:r>
-        <w:rPr>
-          <w:rFonts w:hint="eastAsia"/>
-          <w:bCs/>
-          <w:sz w:val="24"/>
-          <w:szCs w:val="24"/>
-        </w:rPr>
-        <w:t>粗糙</w:t>
-      </w:r>
-      <w:proofErr w:type="gramStart"/>
-      <w:r>
-        <w:rPr>
-          <w:rFonts w:hint="eastAsia"/>
-          <w:bCs/>
-          <w:sz w:val="24"/>
-          <w:szCs w:val="24"/>
-        </w:rPr>
-        <w:t>壁导致</w:t>
-      </w:r>
-      <w:proofErr w:type="gramEnd"/>
-      <w:r>
-        <w:rPr>
-          <w:rFonts w:hint="eastAsia"/>
-          <w:bCs/>
-          <w:sz w:val="24"/>
-          <w:szCs w:val="24"/>
-        </w:rPr>
-        <w:t>的压缩</w:t>
-      </w:r>
-      <w:r>
-        <w:rPr>
-          <w:rFonts w:hint="eastAsia"/>
-          <w:bCs/>
-          <w:sz w:val="24"/>
-          <w:szCs w:val="24"/>
-        </w:rPr>
-        <w:t>/</w:t>
-      </w:r>
-      <w:r>
-        <w:rPr>
-          <w:rFonts w:hint="eastAsia"/>
-          <w:bCs/>
-          <w:sz w:val="24"/>
-          <w:szCs w:val="24"/>
-        </w:rPr>
-        <w:t>膨胀波系对粗糙壁湍流拟序结构和壁面力、热特性的影响，重点分析近壁面</w:t>
-      </w:r>
-      <w:proofErr w:type="gramStart"/>
-      <w:r>
-        <w:rPr>
-          <w:rFonts w:hint="eastAsia"/>
-          <w:bCs/>
-          <w:sz w:val="24"/>
-          <w:szCs w:val="24"/>
-        </w:rPr>
-        <w:t>湍</w:t>
-      </w:r>
-      <w:proofErr w:type="gramEnd"/>
-      <w:r>
-        <w:rPr>
-          <w:rFonts w:hint="eastAsia"/>
-          <w:bCs/>
-          <w:sz w:val="24"/>
-          <w:szCs w:val="24"/>
-        </w:rPr>
-        <w:t>动能、热力学变量脉动，以及壁面压力、剪应力和热流等物理量的变化。</w:t>
-      </w:r>
-    </w:p>
-    <w:p>
-      <w:pPr>
-        <w:spacing w:line="440" w:lineRule="exact"/>
-        <w:ind w:firstLineChars="200" w:firstLine="480"/>
-        <w:rPr>
-          <w:rFonts w:ascii="Times New Roman Bold" w:hAnsi="Times New Roman Bold" w:cs="楷体_GB2312" w:hint="eastAsia"/>
-          <w:bCs/>
-          <w:sz w:val="24"/>
-          <w:szCs w:val="24"/>
-        </w:rPr>
-      </w:pPr>
-    </w:p>
-    <w:p>
-      <w:pPr>
-        <w:pStyle w:val="section"/>
-        <w:ind w:firstLine="482"/>
-        <w:rPr>
-          <w:rFonts w:hint="eastAsia"/>
-          <w:b/>
-          <w:bCs/>
-        </w:rPr>
-      </w:pPr>
-      <w:r>
-        <w:rPr>
-          <w:rFonts w:hint="eastAsia"/>
-          <w:b/>
-          <w:bCs/>
-        </w:rPr>
-        <w:t>2</w:t>
-      </w:r>
-      <w:r>
-        <w:rPr>
-          <w:rFonts w:hint="eastAsia"/>
-          <w:b/>
-          <w:bCs/>
-        </w:rPr>
-        <w:t>．</w:t>
-      </w:r>
-      <w:r>
-        <w:rPr>
-          <w:rFonts w:hint="eastAsia"/>
-          <w:b/>
-          <w:bCs/>
-        </w:rPr>
-        <w:t>研究目标</w:t>
-      </w:r>
-    </w:p>
-    <w:p>
-      <w:pPr>
-        <w:pStyle w:val="main"/>
-        <w:ind w:firstLine="480"/>
-      </w:pPr>
-      <w:r>
-        <w:rPr>
-          <w:rFonts w:hint="eastAsia"/>
-        </w:rPr>
-        <w:t>本项目</w:t>
-      </w:r>
-      <w:r>
-        <w:rPr>
-          <w:rFonts w:hint="eastAsia"/>
-        </w:rPr>
-        <w:t>的</w:t>
-      </w:r>
-      <w:r>
-        <w:rPr>
-          <w:rFonts w:hint="eastAsia"/>
-        </w:rPr>
-        <w:t>研究目标分解如下</w:t>
-      </w:r>
-      <w:r>
-        <w:rPr>
-          <w:rFonts w:hint="eastAsia"/>
-        </w:rPr>
-        <w:t>，对应三个研究内容</w:t>
-      </w:r>
-      <w:r>
-        <w:rPr>
-          <w:rFonts w:hint="eastAsia"/>
-        </w:rPr>
-        <w:t>：</w:t>
-      </w:r>
-    </w:p>
-    <w:p>
-      <w:pPr>
-        <w:pStyle w:val="main"/>
-        <w:numPr>
-          <w:ilvl w:val="0"/>
-          <w:numId w:val="2"/>
-        </w:numPr>
-        <w:ind w:firstLineChars="0"/>
-      </w:pPr>
-      <w:r>
-        <w:rPr>
-          <w:rFonts w:hint="eastAsia"/>
-        </w:rPr>
-        <w:t>提取各项异性粗糙壁的有效几何表征参数，构建代表粗糙壁拓扑结构的图网络</w:t>
-      </w:r>
-      <w:r>
-        <w:rPr>
-          <w:rFonts w:hint="eastAsia"/>
-        </w:rPr>
-        <w:t>；</w:t>
-      </w:r>
-    </w:p>
-    <w:p>
-      <w:pPr>
-        <w:pStyle w:val="main"/>
-        <w:numPr>
-          <w:ilvl w:val="0"/>
-          <w:numId w:val="2"/>
-        </w:numPr>
-        <w:ind w:firstLineChars="0"/>
-      </w:pPr>
-      <w:r>
-        <w:rPr>
-          <w:rFonts w:hint="eastAsia"/>
-        </w:rPr>
-        <w:t>结合</w:t>
-      </w:r>
-      <w:r>
-        <w:rPr>
-          <w:rFonts w:hint="eastAsia"/>
-        </w:rPr>
-        <w:t>生成式</w:t>
-      </w:r>
-      <w:r>
-        <w:rPr>
-          <w:rFonts w:hint="eastAsia"/>
-        </w:rPr>
-        <w:t>AI</w:t>
-      </w:r>
-      <w:r>
-        <w:rPr>
-          <w:rFonts w:hint="eastAsia"/>
-        </w:rPr>
-        <w:t>框架，构建具有泛化能力的粗糙壁节点阻抗，作为</w:t>
-      </w:r>
-      <w:proofErr w:type="gramStart"/>
-      <w:r>
-        <w:rPr>
-          <w:rFonts w:hint="eastAsia"/>
-        </w:rPr>
-        <w:t>壁面对</w:t>
-      </w:r>
-      <w:proofErr w:type="gramEnd"/>
-      <w:r>
-        <w:rPr>
-          <w:rFonts w:hint="eastAsia"/>
-        </w:rPr>
-        <w:t>流动的响应模型</w:t>
-      </w:r>
-      <w:r>
-        <w:rPr>
-          <w:rFonts w:hint="eastAsia"/>
-        </w:rPr>
-        <w:t>；</w:t>
-      </w:r>
-    </w:p>
-    <w:p>
-      <w:pPr>
-        <w:pStyle w:val="main"/>
-        <w:numPr>
-          <w:ilvl w:val="0"/>
-          <w:numId w:val="2"/>
-        </w:numPr>
-        <w:ind w:firstLineChars="0"/>
-      </w:pPr>
-      <w:r>
-        <w:rPr>
-          <w:rFonts w:hint="eastAsia"/>
-        </w:rPr>
-        <w:t>基于时域阻抗边界条件</w:t>
-      </w:r>
-      <w:r>
-        <w:rPr>
-          <w:rFonts w:hint="eastAsia"/>
-        </w:rPr>
-        <w:t>和泛化阻抗，</w:t>
-      </w:r>
-      <w:r>
-        <w:rPr>
-          <w:rFonts w:hint="eastAsia"/>
-        </w:rPr>
-        <w:t>发展</w:t>
-      </w:r>
-      <w:r>
-        <w:rPr>
-          <w:rFonts w:hint="eastAsia"/>
-        </w:rPr>
-        <w:t>高超声速粗糙壁湍流简化模拟方法</w:t>
-      </w:r>
-      <w:r>
-        <w:rPr>
-          <w:rFonts w:ascii="Times New Roman Bold" w:hAnsi="Times New Roman Bold" w:hint="eastAsia"/>
-        </w:rPr>
-        <w:t>。</w:t>
-      </w:r>
-    </w:p>
-    <w:p>
-      <w:pPr>
-        <w:pStyle w:val="section"/>
-        <w:spacing w:beforeLines="50" w:before="156"/>
-        <w:ind w:firstLine="482"/>
-        <w:rPr>
-          <w:rFonts w:hint="eastAsia"/>
-          <w:b/>
-          <w:bCs/>
-        </w:rPr>
-      </w:pPr>
-      <w:r>
-        <w:rPr>
-          <w:rFonts w:hint="eastAsia"/>
-          <w:b/>
-          <w:bCs/>
-        </w:rPr>
-        <w:t>3.</w:t>
-      </w:r>
-      <w:r>
-        <w:rPr>
-          <w:rFonts w:hint="eastAsia"/>
-          <w:b/>
-          <w:bCs/>
-        </w:rPr>
-        <w:t xml:space="preserve"> </w:t>
-      </w:r>
-      <w:r>
-        <w:rPr>
-          <w:rFonts w:hint="eastAsia"/>
-          <w:b/>
-          <w:bCs/>
-        </w:rPr>
-        <w:t>拟解决的关键科学问题</w:t>
-      </w:r>
-    </w:p>
-    <w:p>
-      <w:pPr>
-        <w:pStyle w:val="section"/>
-        <w:spacing w:beforeLines="50" w:before="156"/>
-        <w:ind w:firstLine="482"/>
-        <w:rPr>
-          <w:rFonts w:hint="eastAsia"/>
-          <w:b/>
-          <w:bCs/>
-        </w:rPr>
-      </w:pPr>
-      <w:r>
-        <w:rPr>
-          <w:rFonts w:hint="eastAsia"/>
-          <w:b/>
-          <w:bCs/>
-        </w:rPr>
-        <w:t>1</w:t>
-      </w:r>
-      <w:r>
-        <w:rPr>
-          <w:rFonts w:hint="eastAsia"/>
-          <w:b/>
-          <w:bCs/>
-        </w:rPr>
-        <w:t>）</w:t>
-      </w:r>
-      <w:r>
-        <w:rPr>
-          <w:rFonts w:hint="eastAsia"/>
-          <w:b/>
-          <w:bCs/>
-        </w:rPr>
-        <w:t>湍流来流条件下粗糙壁孔隙与孔喉的</w:t>
-      </w:r>
-      <w:r>
-        <w:rPr>
-          <w:rFonts w:hint="eastAsia"/>
-          <w:b/>
-          <w:bCs/>
-        </w:rPr>
-        <w:t>准确</w:t>
-      </w:r>
-      <w:r>
-        <w:rPr>
-          <w:rFonts w:hint="eastAsia"/>
-          <w:b/>
-          <w:bCs/>
-        </w:rPr>
-        <w:t>识别与提取</w:t>
-      </w:r>
-    </w:p>
-    <w:p>
-      <w:pPr>
-        <w:pStyle w:val="section"/>
-        <w:ind w:firstLine="480"/>
-        <w:rPr>
-          <w:rFonts w:ascii="Times New Roman" w:hAnsi="Times New Roman"/>
-          <w:bCs/>
-        </w:rPr>
-      </w:pPr>
-      <w:r>
-        <w:rPr>
-          <w:rFonts w:ascii="Times New Roman" w:hAnsi="Times New Roman" w:hint="eastAsia"/>
-          <w:bCs/>
-        </w:rPr>
-        <w:t>内容</w:t>
-      </w:r>
-      <w:r>
-        <w:rPr>
-          <w:rFonts w:ascii="Times New Roman" w:hAnsi="Times New Roman" w:hint="eastAsia"/>
-          <w:bCs/>
-        </w:rPr>
-        <w:t>1</w:t>
-      </w:r>
-      <w:r>
-        <w:rPr>
-          <w:rFonts w:ascii="Times New Roman" w:hAnsi="Times New Roman" w:hint="eastAsia"/>
-          <w:bCs/>
-        </w:rPr>
-        <w:t>）拟将粗糙</w:t>
-      </w:r>
-      <w:proofErr w:type="gramStart"/>
-      <w:r>
-        <w:rPr>
-          <w:rFonts w:ascii="Times New Roman" w:hAnsi="Times New Roman" w:hint="eastAsia"/>
-          <w:bCs/>
-        </w:rPr>
-        <w:t>壁及其</w:t>
-      </w:r>
-      <w:proofErr w:type="gramEnd"/>
-      <w:r>
-        <w:rPr>
-          <w:rFonts w:ascii="Times New Roman" w:hAnsi="Times New Roman" w:hint="eastAsia"/>
-          <w:bCs/>
-        </w:rPr>
-        <w:t>近壁面流动通过</w:t>
-      </w:r>
-      <w:r>
-        <w:rPr>
-          <w:rFonts w:ascii="Times New Roman" w:hAnsi="Times New Roman" w:hint="eastAsia"/>
-          <w:bCs/>
-        </w:rPr>
-        <w:t>PNM</w:t>
-      </w:r>
-      <w:r>
-        <w:rPr>
-          <w:rFonts w:ascii="Times New Roman" w:hAnsi="Times New Roman" w:hint="eastAsia"/>
-          <w:bCs/>
-        </w:rPr>
-        <w:t>方法映射为图网络，以用于后续生成式阻抗的构建</w:t>
-      </w:r>
-      <w:r>
-        <w:rPr>
-          <w:rFonts w:ascii="Times New Roman" w:hAnsi="Times New Roman" w:hint="eastAsia"/>
-          <w:bCs/>
-        </w:rPr>
-        <w:t>。而网络的精度依赖于来流条件下粗糙壁孔喉（对应</w:t>
-      </w:r>
-      <w:proofErr w:type="gramStart"/>
-      <w:r>
-        <w:rPr>
-          <w:rFonts w:ascii="Times New Roman" w:hAnsi="Times New Roman" w:hint="eastAsia"/>
-          <w:bCs/>
-        </w:rPr>
-        <w:t>图网络</w:t>
-      </w:r>
-      <w:proofErr w:type="gramEnd"/>
-      <w:r>
-        <w:rPr>
-          <w:rFonts w:ascii="Times New Roman" w:hAnsi="Times New Roman" w:hint="eastAsia"/>
-          <w:bCs/>
-        </w:rPr>
-        <w:t>的</w:t>
-      </w:r>
-      <w:r>
-        <w:rPr>
-          <w:rFonts w:ascii="Times New Roman" w:hAnsi="Times New Roman" w:hint="eastAsia"/>
-          <w:bCs/>
-        </w:rPr>
-        <w:t>节点）和孔隙（对应</w:t>
-      </w:r>
-      <w:proofErr w:type="gramStart"/>
-      <w:r>
-        <w:rPr>
-          <w:rFonts w:ascii="Times New Roman" w:hAnsi="Times New Roman" w:hint="eastAsia"/>
-          <w:bCs/>
-        </w:rPr>
-        <w:t>图网络</w:t>
-      </w:r>
-      <w:proofErr w:type="gramEnd"/>
-      <w:r>
-        <w:rPr>
-          <w:rFonts w:ascii="Times New Roman" w:hAnsi="Times New Roman" w:hint="eastAsia"/>
-          <w:bCs/>
-        </w:rPr>
-        <w:t>的</w:t>
-      </w:r>
-      <w:r>
-        <w:rPr>
-          <w:rFonts w:ascii="Times New Roman" w:hAnsi="Times New Roman" w:hint="eastAsia"/>
-          <w:bCs/>
-        </w:rPr>
-        <w:t>边）</w:t>
-      </w:r>
-      <w:r>
-        <w:rPr>
-          <w:rFonts w:ascii="Times New Roman" w:hAnsi="Times New Roman" w:hint="eastAsia"/>
-          <w:bCs/>
-        </w:rPr>
-        <w:t>的</w:t>
-      </w:r>
-      <w:r>
-        <w:rPr>
-          <w:rFonts w:ascii="Times New Roman" w:hAnsi="Times New Roman" w:hint="eastAsia"/>
-          <w:bCs/>
-        </w:rPr>
-        <w:t>准确识别与提取。</w:t>
-      </w:r>
-      <w:r>
-        <w:rPr>
-          <w:rFonts w:ascii="Times New Roman" w:hAnsi="Times New Roman" w:hint="eastAsia"/>
-          <w:b/>
-        </w:rPr>
-        <w:t>如何</w:t>
-      </w:r>
-      <w:r>
-        <w:rPr>
-          <w:rFonts w:ascii="Times New Roman" w:hAnsi="Times New Roman" w:hint="eastAsia"/>
-          <w:b/>
-        </w:rPr>
-        <w:t>实现从</w:t>
-      </w:r>
-      <w:r>
-        <w:rPr>
-          <w:rFonts w:ascii="Times New Roman" w:hAnsi="Times New Roman" w:hint="eastAsia"/>
-          <w:b/>
-        </w:rPr>
-        <w:t>几何外形和</w:t>
-      </w:r>
-      <w:r>
-        <w:rPr>
-          <w:rFonts w:ascii="Times New Roman" w:hAnsi="Times New Roman" w:hint="eastAsia"/>
-          <w:b/>
-        </w:rPr>
-        <w:t>物理流动到</w:t>
-      </w:r>
-      <w:proofErr w:type="gramStart"/>
-      <w:r>
-        <w:rPr>
-          <w:rFonts w:ascii="Times New Roman" w:hAnsi="Times New Roman" w:hint="eastAsia"/>
-          <w:b/>
-        </w:rPr>
-        <w:t>图网络</w:t>
-      </w:r>
-      <w:proofErr w:type="gramEnd"/>
-      <w:r>
-        <w:rPr>
-          <w:rFonts w:ascii="Times New Roman" w:hAnsi="Times New Roman" w:hint="eastAsia"/>
-          <w:b/>
-        </w:rPr>
-        <w:t>的高保真映射，是本课题要解决的第一个关键科学问题。</w:t>
-      </w:r>
-    </w:p>
-    <w:p>
-      <w:pPr>
-        <w:pStyle w:val="section"/>
-        <w:spacing w:beforeLines="50" w:before="156"/>
-        <w:ind w:firstLine="482"/>
-        <w:rPr>
-          <w:rFonts w:hint="eastAsia"/>
-          <w:b/>
-          <w:bCs/>
-        </w:rPr>
-      </w:pPr>
-      <w:r>
-        <w:rPr>
-          <w:rFonts w:hint="eastAsia"/>
-          <w:b/>
-          <w:bCs/>
-        </w:rPr>
-        <w:t>2</w:t>
-      </w:r>
-      <w:r>
-        <w:rPr>
-          <w:rFonts w:hint="eastAsia"/>
-          <w:b/>
-          <w:bCs/>
-        </w:rPr>
-        <w:t>）</w:t>
-      </w:r>
-      <w:r>
-        <w:rPr>
-          <w:rFonts w:hint="eastAsia"/>
-          <w:b/>
-          <w:bCs/>
-        </w:rPr>
-        <w:t>粗糙壁形成的图网络</w:t>
-      </w:r>
-      <w:r>
-        <w:rPr>
-          <w:rFonts w:hint="eastAsia"/>
-          <w:b/>
-          <w:bCs/>
-        </w:rPr>
-        <w:t>信息</w:t>
-      </w:r>
-      <w:r>
-        <w:rPr>
-          <w:rFonts w:hint="eastAsia"/>
-          <w:b/>
-          <w:bCs/>
-        </w:rPr>
-        <w:t>在</w:t>
-      </w:r>
-      <w:r>
-        <w:rPr>
-          <w:rFonts w:hint="eastAsia"/>
-          <w:b/>
-          <w:bCs/>
-        </w:rPr>
-        <w:t>生成式</w:t>
-      </w:r>
-      <w:r>
-        <w:rPr>
-          <w:rFonts w:hint="eastAsia"/>
-          <w:b/>
-          <w:bCs/>
-        </w:rPr>
-        <w:t>AI</w:t>
-      </w:r>
-      <w:r>
-        <w:rPr>
-          <w:rFonts w:hint="eastAsia"/>
-          <w:b/>
-          <w:bCs/>
-        </w:rPr>
-        <w:t>中的拆解</w:t>
-      </w:r>
-      <w:r>
-        <w:rPr>
-          <w:rFonts w:hint="eastAsia"/>
-          <w:b/>
-          <w:bCs/>
-        </w:rPr>
-        <w:t>与</w:t>
-      </w:r>
-      <w:r>
-        <w:rPr>
-          <w:rFonts w:hint="eastAsia"/>
-          <w:b/>
-          <w:bCs/>
-        </w:rPr>
-        <w:t>提纯</w:t>
-      </w:r>
-    </w:p>
-    <w:p>
-      <w:pPr>
-        <w:pStyle w:val="section"/>
-        <w:ind w:firstLineChars="0" w:firstLine="420"/>
-        <w:rPr>
-          <w:rFonts w:ascii="Times New Roman" w:hAnsi="Times New Roman"/>
-          <w:b/>
-        </w:rPr>
-      </w:pPr>
-      <w:r>
-        <w:rPr>
-          <w:rFonts w:ascii="Times New Roman" w:hAnsi="Times New Roman" w:hint="eastAsia"/>
-          <w:bCs/>
-        </w:rPr>
-        <w:t>研究内容</w:t>
-      </w:r>
-      <w:r>
-        <w:rPr>
-          <w:rFonts w:ascii="Times New Roman" w:hAnsi="Times New Roman" w:hint="eastAsia"/>
-          <w:bCs/>
-        </w:rPr>
-        <w:t>2</w:t>
-      </w:r>
-      <w:r>
-        <w:rPr>
-          <w:rFonts w:ascii="Times New Roman" w:hAnsi="Times New Roman" w:hint="eastAsia"/>
-          <w:bCs/>
-        </w:rPr>
-        <w:t>）尝试构建从粗糙壁外形到空间可变阻抗的直接映射模型。其中，</w:t>
-      </w:r>
-      <w:r>
-        <w:rPr>
-          <w:rFonts w:ascii="Times New Roman" w:hAnsi="Times New Roman" w:hint="eastAsia"/>
-          <w:bCs/>
-        </w:rPr>
-        <w:t>粗糙壁形成的</w:t>
-      </w:r>
-      <w:proofErr w:type="gramStart"/>
-      <w:r>
-        <w:rPr>
-          <w:rFonts w:ascii="Times New Roman" w:hAnsi="Times New Roman" w:hint="eastAsia"/>
-          <w:bCs/>
-        </w:rPr>
-        <w:t>图网络</w:t>
-      </w:r>
-      <w:proofErr w:type="gramEnd"/>
-      <w:r>
-        <w:rPr>
-          <w:rFonts w:ascii="Times New Roman" w:hAnsi="Times New Roman" w:hint="eastAsia"/>
-          <w:bCs/>
-        </w:rPr>
-        <w:t>同时包含了壁面拓扑结构和流动特征，相关信息需要进行合理拆解，编码进入图网络</w:t>
-      </w:r>
-      <w:r>
-        <w:rPr>
-          <w:rFonts w:ascii="Times New Roman" w:hAnsi="Times New Roman" w:hint="eastAsia"/>
-          <w:bCs/>
-        </w:rPr>
-        <w:t>，否则会直接影响模型的准确度与泛化能力</w:t>
-      </w:r>
-      <w:r>
-        <w:rPr>
-          <w:rFonts w:ascii="Times New Roman" w:hAnsi="Times New Roman" w:hint="eastAsia"/>
-          <w:bCs/>
-        </w:rPr>
-        <w:t>。</w:t>
-      </w:r>
-      <w:r>
-        <w:rPr>
-          <w:rFonts w:ascii="Times New Roman" w:hAnsi="Times New Roman" w:hint="eastAsia"/>
-          <w:bCs/>
-        </w:rPr>
-        <w:t>该过程中，</w:t>
-      </w:r>
-      <w:r>
-        <w:rPr>
-          <w:rFonts w:ascii="Times New Roman" w:hAnsi="Times New Roman" w:hint="eastAsia"/>
-          <w:b/>
-        </w:rPr>
-        <w:t>准确、有效的</w:t>
-      </w:r>
-      <w:proofErr w:type="gramStart"/>
-      <w:r>
-        <w:rPr>
-          <w:rFonts w:ascii="Times New Roman" w:hAnsi="Times New Roman" w:hint="eastAsia"/>
-          <w:b/>
-        </w:rPr>
-        <w:t>图网络</w:t>
-      </w:r>
-      <w:proofErr w:type="gramEnd"/>
-      <w:r>
-        <w:rPr>
-          <w:rFonts w:ascii="Times New Roman" w:hAnsi="Times New Roman" w:hint="eastAsia"/>
-          <w:b/>
-        </w:rPr>
-        <w:t>特征</w:t>
-      </w:r>
-      <w:r>
-        <w:rPr>
-          <w:rFonts w:ascii="Times New Roman" w:hAnsi="Times New Roman" w:hint="eastAsia"/>
-          <w:b/>
-        </w:rPr>
-        <w:t>拆解与提纯</w:t>
-      </w:r>
-      <w:r>
-        <w:rPr>
-          <w:rFonts w:ascii="Times New Roman" w:hAnsi="Times New Roman" w:hint="eastAsia"/>
-          <w:b/>
-        </w:rPr>
-        <w:t>，</w:t>
-      </w:r>
-      <w:r>
-        <w:rPr>
-          <w:rFonts w:ascii="Times New Roman" w:hAnsi="Times New Roman" w:hint="eastAsia"/>
-          <w:b/>
-        </w:rPr>
-        <w:t>是本课题需要解决的第二个关键科学问题。</w:t>
-      </w:r>
-    </w:p>
-    <w:p>
-      <w:pPr>
-        <w:pStyle w:val="section"/>
-        <w:spacing w:beforeLines="50" w:before="156"/>
-        <w:ind w:firstLine="482"/>
-        <w:rPr>
-          <w:rFonts w:hint="eastAsia"/>
-          <w:b/>
-          <w:bCs/>
-        </w:rPr>
-      </w:pPr>
-      <w:r>
-        <w:rPr>
-          <w:rFonts w:hint="eastAsia"/>
-          <w:b/>
-          <w:bCs/>
-        </w:rPr>
-        <w:t>3</w:t>
-      </w:r>
-      <w:r>
-        <w:rPr>
-          <w:rFonts w:hint="eastAsia"/>
-          <w:b/>
-          <w:bCs/>
-        </w:rPr>
-        <w:t>）</w:t>
-      </w:r>
-      <w:r>
-        <w:rPr>
-          <w:rFonts w:hint="eastAsia"/>
-          <w:b/>
-          <w:bCs/>
-        </w:rPr>
-        <w:t>具有因果性和真实性的</w:t>
-      </w:r>
-      <w:r>
-        <w:rPr>
-          <w:rFonts w:hint="eastAsia"/>
-          <w:b/>
-          <w:bCs/>
-        </w:rPr>
-        <w:t>广义阻抗模型</w:t>
-      </w:r>
-      <w:r>
-        <w:rPr>
-          <w:rFonts w:hint="eastAsia"/>
-          <w:b/>
-          <w:bCs/>
-        </w:rPr>
-        <w:t>和时域边界条件</w:t>
-      </w:r>
-    </w:p>
-    <w:p>
-      <w:pPr>
-        <w:pStyle w:val="section"/>
-        <w:ind w:firstLine="480"/>
-        <w:rPr>
-          <w:rFonts w:ascii="Times New Roman" w:hAnsi="Times New Roman"/>
-          <w:b/>
-          <w:bCs/>
-        </w:rPr>
-      </w:pPr>
-      <w:r>
-        <w:rPr>
-          <w:rFonts w:ascii="Times New Roman" w:hAnsi="Times New Roman" w:hint="eastAsia"/>
-          <w:bCs/>
-        </w:rPr>
-        <w:t>研究内容</w:t>
-      </w:r>
-      <w:r>
-        <w:rPr>
-          <w:rFonts w:ascii="Times New Roman" w:hAnsi="Times New Roman" w:hint="eastAsia"/>
-          <w:bCs/>
-        </w:rPr>
-        <w:t>3</w:t>
-      </w:r>
-      <w:r>
-        <w:rPr>
-          <w:rFonts w:ascii="Times New Roman" w:hAnsi="Times New Roman" w:hint="eastAsia"/>
-          <w:bCs/>
-        </w:rPr>
-        <w:t>）拟</w:t>
-      </w:r>
-      <w:r>
-        <w:rPr>
-          <w:rFonts w:ascii="Times New Roman" w:hAnsi="Times New Roman" w:hint="eastAsia"/>
-          <w:bCs/>
-        </w:rPr>
-        <w:t>基于广义阻抗模型和</w:t>
-      </w:r>
-      <w:r>
-        <w:rPr>
-          <w:rFonts w:ascii="Times New Roman" w:hAnsi="Times New Roman" w:hint="eastAsia"/>
-          <w:bCs/>
-        </w:rPr>
-        <w:t>TDIBC</w:t>
-      </w:r>
-      <w:r>
-        <w:rPr>
-          <w:rFonts w:ascii="Times New Roman" w:hAnsi="Times New Roman" w:hint="eastAsia"/>
-          <w:bCs/>
-        </w:rPr>
-        <w:t>发展高超声速粗糙壁湍流简化模拟方法。其中，阻抗模型需同时具备因果性和真实性，否则会引发数值振荡或近壁面数值不稳定波</w:t>
-      </w:r>
-      <w:r>
-        <w:rPr>
-          <w:rFonts w:ascii="Times New Roman" w:hAnsi="Times New Roman" w:hint="eastAsia"/>
-          <w:bCs/>
-        </w:rPr>
-        <w:t>。这些</w:t>
-      </w:r>
-      <w:r>
-        <w:rPr>
-          <w:rFonts w:ascii="Times New Roman" w:hAnsi="Times New Roman" w:hint="eastAsia"/>
-          <w:bCs/>
-        </w:rPr>
-        <w:t>需求限制阻抗模型的数学形式</w:t>
-      </w:r>
-      <w:r>
-        <w:rPr>
-          <w:rFonts w:ascii="Times New Roman" w:hAnsi="Times New Roman" w:hint="eastAsia"/>
-          <w:bCs/>
-        </w:rPr>
-        <w:t>，因而往往降低模型的</w:t>
-      </w:r>
-      <w:r>
-        <w:rPr>
-          <w:rFonts w:ascii="Times New Roman" w:hAnsi="Times New Roman" w:hint="eastAsia"/>
-          <w:bCs/>
-        </w:rPr>
-        <w:lastRenderedPageBreak/>
-        <w:t>拟合精度</w:t>
-      </w:r>
-      <w:r>
-        <w:rPr>
-          <w:rFonts w:ascii="Times New Roman" w:hAnsi="Times New Roman" w:hint="eastAsia"/>
-          <w:bCs/>
-        </w:rPr>
-        <w:t>。</w:t>
-      </w:r>
-      <w:r>
-        <w:rPr>
-          <w:rFonts w:ascii="Times New Roman" w:hAnsi="Times New Roman" w:hint="eastAsia"/>
-          <w:b/>
-        </w:rPr>
-        <w:t>因此，</w:t>
-      </w:r>
-      <w:r>
-        <w:rPr>
-          <w:rFonts w:ascii="Times New Roman" w:hAnsi="Times New Roman" w:hint="eastAsia"/>
-          <w:b/>
-        </w:rPr>
-        <w:t>构建同时具备因果性和真实性的高精度阻抗模型</w:t>
-      </w:r>
-      <w:r>
-        <w:rPr>
-          <w:rFonts w:ascii="Times New Roman" w:hAnsi="Times New Roman" w:hint="eastAsia"/>
-          <w:b/>
-        </w:rPr>
-        <w:t>，</w:t>
-      </w:r>
-      <w:r>
-        <w:rPr>
-          <w:rFonts w:ascii="Times New Roman" w:hAnsi="Times New Roman" w:hint="eastAsia"/>
-          <w:b/>
-        </w:rPr>
-        <w:t>是本课题需要</w:t>
-      </w:r>
-      <w:r>
-        <w:rPr>
-          <w:rFonts w:ascii="Times New Roman" w:hAnsi="Times New Roman" w:hint="eastAsia"/>
-          <w:b/>
-        </w:rPr>
-        <w:t>解决</w:t>
-      </w:r>
-      <w:r>
-        <w:rPr>
-          <w:rFonts w:ascii="Times New Roman" w:hAnsi="Times New Roman" w:hint="eastAsia"/>
-          <w:b/>
-        </w:rPr>
-        <w:t>的第三个关键科学问题。</w:t>
+        <w:t>膨胀波系对粗糙壁湍流拟序结构和壁面力、热特性的影响，重点分析近壁面湍动能、热力学变量脉动，以及壁面压力、剪应力和热流等物理量的变化。</w:t>
       </w:r>
     </w:p>
     <w:p>
@@ -15385,7 +14541,16 @@
           <w:bCs/>
           <w:sz w:val="24"/>
         </w:rPr>
-        <w:t>4.</w:t>
+        <w:t>5</w:t>
+      </w:r>
+      <w:r>
+        <w:rPr>
+          <w:rFonts w:ascii="宋体" w:hAnsi="宋体" w:hint="eastAsia"/>
+          <w:b/>
+          <w:bCs/>
+          <w:sz w:val="24"/>
+        </w:rPr>
+        <w:t>.</w:t>
       </w:r>
       <w:r>
         <w:rPr>
@@ -15416,7 +14581,6 @@
         </w:rPr>
         <w:t>1</w:t>
       </w:r>
-      <w:proofErr w:type="gramStart"/>
       <w:r>
         <w:rPr>
           <w:rFonts w:ascii="宋体" w:hAnsi="宋体" w:hint="eastAsia"/>
@@ -15472,7 +14636,6 @@
         </w:rPr>
         <w:t>及其对应的流动状态，形成壁面几何-流动关系的模型。</w:t>
       </w:r>
-      <w:proofErr w:type="gramEnd"/>
     </w:p>
     <w:p>
       <w:pPr>
@@ -15923,7 +15086,7 @@
           <w:bCs/>
           <w:sz w:val="24"/>
         </w:rPr>
-        <w:t>5</w:t>
+        <w:t>6</w:t>
       </w:r>
       <w:r>
         <w:rPr>
@@ -16101,7 +15264,6 @@
         </w:rPr>
         <w:t>1</w:t>
       </w:r>
-      <w:proofErr w:type="gramStart"/>
       <w:r>
         <w:rPr>
           <w:rFonts w:ascii="宋体" w:hAnsi="宋体" w:hint="eastAsia"/>
@@ -16116,7 +15278,6 @@
         </w:rPr>
         <w:t>；</w:t>
       </w:r>
-      <w:proofErr w:type="gramEnd"/>
     </w:p>
     <w:p>
       <w:pPr>
@@ -16133,6 +15294,7 @@
           <w:rFonts w:ascii="宋体" w:hAnsi="宋体" w:hint="eastAsia"/>
           <w:sz w:val="24"/>
         </w:rPr>
+        <w:lastRenderedPageBreak/>
         <w:t>2</w:t>
       </w:r>
       <w:r>
@@ -16170,7 +15332,6 @@
         </w:rPr>
         <w:t>2</w:t>
       </w:r>
-      <w:proofErr w:type="gramStart"/>
       <w:r>
         <w:rPr>
           <w:rFonts w:ascii="宋体" w:hAnsi="宋体" w:hint="eastAsia"/>
@@ -16185,7 +15346,6 @@
         </w:rPr>
         <w:t>；</w:t>
       </w:r>
-      <w:proofErr w:type="gramEnd"/>
     </w:p>
     <w:p>
       <w:pPr>
@@ -16366,7 +15526,6 @@
         </w:rPr>
         <w:t>2</w:t>
       </w:r>
-      <w:proofErr w:type="gramStart"/>
       <w:r>
         <w:rPr>
           <w:rFonts w:ascii="宋体" w:hAnsi="宋体" w:hint="eastAsia"/>
@@ -16381,7 +15540,6 @@
         </w:rPr>
         <w:t>；</w:t>
       </w:r>
-      <w:proofErr w:type="gramEnd"/>
     </w:p>
     <w:p>
       <w:pPr>
@@ -16434,7 +15592,6 @@
         </w:rPr>
         <w:t>2</w:t>
       </w:r>
-      <w:proofErr w:type="gramStart"/>
       <w:r>
         <w:rPr>
           <w:rFonts w:ascii="宋体" w:hAnsi="宋体" w:hint="eastAsia"/>
@@ -16442,7 +15599,6 @@
         </w:rPr>
         <w:t>）；</w:t>
       </w:r>
-      <w:proofErr w:type="gramEnd"/>
     </w:p>
     <w:p>
       <w:pPr>
@@ -16488,7 +15644,6 @@
         </w:rPr>
         <w:t>3</w:t>
       </w:r>
-      <w:proofErr w:type="gramStart"/>
       <w:r>
         <w:rPr>
           <w:rFonts w:ascii="宋体" w:hAnsi="宋体" w:hint="eastAsia"/>
@@ -16503,7 +15658,6 @@
         </w:rPr>
         <w:t>；</w:t>
       </w:r>
-      <w:proofErr w:type="gramEnd"/>
     </w:p>
     <w:p>
       <w:pPr>
@@ -16527,38 +15681,29 @@
           <w:rFonts w:ascii="宋体" w:hAnsi="宋体" w:hint="eastAsia"/>
           <w:sz w:val="24"/>
         </w:rPr>
-        <w:t>）</w:t>
-      </w:r>
-      <w:proofErr w:type="gramStart"/>
+        <w:t>）在领域内顶级期刊发表论文</w:t>
+      </w:r>
+      <w:r>
+        <w:rPr>
+          <w:rFonts w:hint="eastAsia"/>
+          <w:sz w:val="24"/>
+        </w:rPr>
+        <w:t>1</w:t>
+      </w:r>
       <w:r>
         <w:rPr>
           <w:rFonts w:ascii="宋体" w:hAnsi="宋体" w:hint="eastAsia"/>
           <w:sz w:val="24"/>
         </w:rPr>
-        <w:t>在领域内顶级期刊发表论文</w:t>
-      </w:r>
-      <w:r>
-        <w:rPr>
-          <w:rFonts w:hint="eastAsia"/>
-          <w:sz w:val="24"/>
-        </w:rPr>
-        <w:t>1</w:t>
+        <w:t>篇</w:t>
       </w:r>
       <w:r>
         <w:rPr>
           <w:rFonts w:ascii="宋体" w:hAnsi="宋体" w:hint="eastAsia"/>
           <w:sz w:val="24"/>
         </w:rPr>
-        <w:t>篇</w:t>
-      </w:r>
-      <w:r>
-        <w:rPr>
-          <w:rFonts w:ascii="宋体" w:hAnsi="宋体" w:hint="eastAsia"/>
-          <w:sz w:val="24"/>
-        </w:rPr>
         <w:t>；</w:t>
       </w:r>
-      <w:proofErr w:type="gramEnd"/>
     </w:p>
     <w:p>
       <w:pPr>
@@ -16575,7 +15720,6 @@
           <w:rFonts w:ascii="宋体" w:hAnsi="宋体" w:hint="eastAsia"/>
           <w:sz w:val="24"/>
         </w:rPr>
-        <w:lastRenderedPageBreak/>
         <w:t>5</w:t>
       </w:r>
       <w:r>
@@ -16724,7 +15868,6 @@
         </w:rPr>
         <w:t>3</w:t>
       </w:r>
-      <w:proofErr w:type="gramStart"/>
       <w:r>
         <w:rPr>
           <w:rFonts w:ascii="宋体" w:hAnsi="宋体" w:hint="eastAsia"/>
@@ -16732,7 +15875,6 @@
         </w:rPr>
         <w:t>）；</w:t>
       </w:r>
-      <w:proofErr w:type="gramEnd"/>
     </w:p>
     <w:p>
       <w:pPr>
@@ -16763,15 +15905,7 @@
           <w:rFonts w:hint="eastAsia"/>
           <w:sz w:val="24"/>
         </w:rPr>
-        <w:t>1-</w:t>
-      </w:r>
-      <w:proofErr w:type="gramStart"/>
-      <w:r>
-        <w:rPr>
-          <w:rFonts w:hint="eastAsia"/>
-          <w:sz w:val="24"/>
-        </w:rPr>
-        <w:t>2</w:t>
+        <w:t>1-2</w:t>
       </w:r>
       <w:r>
         <w:rPr>
@@ -16787,7 +15921,6 @@
         </w:rPr>
         <w:t>；</w:t>
       </w:r>
-      <w:proofErr w:type="gramEnd"/>
     </w:p>
     <w:p>
       <w:pPr>
@@ -16855,7 +15988,6 @@
         </w:rPr>
         <w:t>，全国计算流体力学会议等</w:t>
       </w:r>
-      <w:proofErr w:type="gramStart"/>
       <w:r>
         <w:rPr>
           <w:rFonts w:ascii="宋体" w:hAnsi="宋体"/>
@@ -16870,7 +16002,6 @@
         </w:rPr>
         <w:t>；</w:t>
       </w:r>
-      <w:proofErr w:type="gramEnd"/>
     </w:p>
     <w:p>
       <w:pPr>
@@ -16938,24 +16069,15 @@
           <w:rFonts w:ascii="宋体" w:hAnsi="宋体" w:hint="eastAsia"/>
           <w:sz w:val="24"/>
         </w:rPr>
-        <w:t>1）</w:t>
-      </w:r>
-      <w:proofErr w:type="gramStart"/>
+        <w:t>1）高超声速</w:t>
+      </w:r>
       <w:r>
         <w:rPr>
           <w:rFonts w:ascii="宋体" w:hAnsi="宋体" w:hint="eastAsia"/>
           <w:sz w:val="24"/>
         </w:rPr>
-        <w:t>高超声速</w:t>
-      </w:r>
-      <w:r>
-        <w:rPr>
-          <w:rFonts w:ascii="宋体" w:hAnsi="宋体" w:hint="eastAsia"/>
-          <w:sz w:val="24"/>
-        </w:rPr>
         <w:t>粗糙壁湍流数据一份；</w:t>
       </w:r>
-      <w:proofErr w:type="gramEnd"/>
     </w:p>
     <w:p>
       <w:pPr>
@@ -16974,7 +16096,6 @@
         </w:rPr>
         <w:t>3）</w:t>
       </w:r>
-      <w:proofErr w:type="gramStart"/>
       <w:r>
         <w:rPr>
           <w:rFonts w:ascii="宋体" w:hAnsi="宋体" w:hint="eastAsia"/>
@@ -16995,7 +16116,6 @@
         </w:rPr>
         <w:t>的空间可变泛化阻抗模型的粗糙壁简化模拟方法；</w:t>
       </w:r>
-      <w:proofErr w:type="gramEnd"/>
     </w:p>
     <w:p>
       <w:pPr>
@@ -17068,15 +16188,7 @@
           <w:rFonts w:hint="eastAsia"/>
           <w:sz w:val="24"/>
         </w:rPr>
-        <w:t>2-</w:t>
-      </w:r>
-      <w:proofErr w:type="gramStart"/>
-      <w:r>
-        <w:rPr>
-          <w:rFonts w:hint="eastAsia"/>
-          <w:sz w:val="24"/>
-        </w:rPr>
-        <w:t>3</w:t>
+        <w:t>2-3</w:t>
       </w:r>
       <w:r>
         <w:rPr>
@@ -17092,7 +16204,6 @@
         </w:rPr>
         <w:t>；</w:t>
       </w:r>
-      <w:proofErr w:type="gramEnd"/>
     </w:p>
     <w:p>
       <w:pPr>
@@ -17116,15 +16227,7 @@
           <w:rFonts w:hint="eastAsia"/>
           <w:sz w:val="24"/>
         </w:rPr>
-        <w:t>3-</w:t>
-      </w:r>
-      <w:proofErr w:type="gramStart"/>
-      <w:r>
-        <w:rPr>
-          <w:rFonts w:hint="eastAsia"/>
-          <w:sz w:val="24"/>
-        </w:rPr>
-        <w:t>4</w:t>
+        <w:t>3-4</w:t>
       </w:r>
       <w:r>
         <w:rPr>
@@ -17140,7 +16243,6 @@
         </w:rPr>
         <w:t>；</w:t>
       </w:r>
-      <w:proofErr w:type="gramEnd"/>
     </w:p>
     <w:p>
       <w:pPr>
@@ -17363,7 +16465,14 @@
         <w:rPr>
           <w:rFonts w:hint="eastAsia"/>
         </w:rPr>
-        <w:t>简化模拟技术研究</w:t>
+        <w:t>简化模拟技术</w:t>
+      </w:r>
+      <w:r>
+        <w:rPr>
+          <w:rFonts w:hint="eastAsia"/>
+        </w:rPr>
+        <w:lastRenderedPageBreak/>
+        <w:t>研究</w:t>
       </w:r>
       <w:r>
         <w:rPr>
@@ -17371,19 +16480,11 @@
         </w:rPr>
         <w:t>，</w:t>
       </w:r>
-      <w:proofErr w:type="gramStart"/>
-      <w:r>
-        <w:rPr>
-          <w:rFonts w:hint="eastAsia"/>
-        </w:rPr>
-        <w:t>以主持</w:t>
-      </w:r>
-      <w:proofErr w:type="gramEnd"/>
-      <w:r>
-        <w:rPr>
-          <w:rFonts w:hint="eastAsia"/>
-        </w:rPr>
-        <w:t>者、主要参与者的身份申请获批的计算资源超过</w:t>
+      <w:r>
+        <w:rPr>
+          <w:rFonts w:hint="eastAsia"/>
+        </w:rPr>
+        <w:t>以主持者、主要参与者的身份申请获批的计算资源超过</w:t>
       </w:r>
       <w:r>
         <w:rPr>
@@ -17485,7 +16586,6 @@
         <w:rPr>
           <w:noProof/>
         </w:rPr>
-        <w:lastRenderedPageBreak/>
         <mc:AlternateContent>
           <mc:Choice Requires="wps">
             <w:drawing>
@@ -18259,19 +17359,11 @@
       <w:r>
         <w:t>6X</w:t>
       </w:r>
-      <w:proofErr w:type="gramStart"/>
-      <w:r>
-        <w:rPr>
-          <w:rFonts w:hint="eastAsia"/>
-        </w:rPr>
-        <w:t>项目“</w:t>
-      </w:r>
-      <w:proofErr w:type="gramEnd"/>
-      <w:r>
-        <w:rPr>
-          <w:rFonts w:hint="eastAsia"/>
-        </w:rPr>
-        <w:t>基于</w:t>
+      <w:r>
+        <w:rPr>
+          <w:rFonts w:hint="eastAsia"/>
+        </w:rPr>
+        <w:t>项目“基于</w:t>
       </w:r>
       <w:r>
         <w:rPr>
@@ -18294,26 +17386,11 @@
         </w:rPr>
         <w:t>XXX</w:t>
       </w:r>
-      <w:proofErr w:type="gramStart"/>
-      <w:r>
-        <w:rPr>
-          <w:rFonts w:hint="eastAsia"/>
-        </w:rPr>
-        <w:t>流场信息快速预测技术”（</w:t>
-      </w:r>
-      <w:proofErr w:type="gramEnd"/>
-      <w:r>
-        <w:rPr>
-          <w:rFonts w:hint="eastAsia"/>
-        </w:rPr>
-        <w:t>结题）</w:t>
-      </w:r>
-      <w:proofErr w:type="gramStart"/>
-      <w:r>
-        <w:rPr>
-          <w:rFonts w:hint="eastAsia"/>
-        </w:rPr>
-        <w:t>和基础项目研究群</w:t>
+      <w:r>
+        <w:rPr>
+          <w:rFonts w:hint="eastAsia"/>
+        </w:rPr>
+        <w:t>流场信息快速预测技术”（结题）和基础项目研究群</w:t>
       </w:r>
       <w:r>
         <w:rPr>
@@ -18327,14 +17404,12 @@
         </w:rPr>
         <w:t>“</w:t>
       </w:r>
-      <w:proofErr w:type="gramEnd"/>
       <w:r>
         <w:rPr>
           <w:rFonts w:cs="Times New Roman" w:hint="eastAsia"/>
         </w:rPr>
         <w:t>XXXXX</w:t>
       </w:r>
-      <w:proofErr w:type="gramStart"/>
       <w:r>
         <w:rPr>
           <w:rFonts w:ascii="Times New Roman Bold" w:hAnsi="Times New Roman Bold" w:hint="eastAsia"/>
@@ -18347,7 +17422,6 @@
         </w:rPr>
         <w:t>（</w:t>
       </w:r>
-      <w:proofErr w:type="gramEnd"/>
       <w:r>
         <w:rPr>
           <w:rFonts w:ascii="Times New Roman Bold" w:hAnsi="Times New Roman Bold" w:hint="eastAsia"/>
@@ -18526,6 +17600,7 @@
         <w:rPr>
           <w:rFonts w:hint="eastAsia"/>
         </w:rPr>
+        <w:lastRenderedPageBreak/>
         <w:t>部分</w:t>
       </w:r>
       <w:r>
@@ -18651,7 +17726,6 @@
           <w:b/>
           <w:bCs w:val="0"/>
         </w:rPr>
-        <w:lastRenderedPageBreak/>
         <w:t>1</w:t>
       </w:r>
       <w:r>
@@ -19331,6 +18405,7 @@
           <w:sz w:val="24"/>
           <w:szCs w:val="32"/>
         </w:rPr>
+        <w:lastRenderedPageBreak/>
         <w:t>应对措施。</w:t>
       </w:r>
     </w:p>
@@ -19386,9 +18461,8 @@
           <w:sz w:val="24"/>
           <w:szCs w:val="32"/>
         </w:rPr>
-        <w:t>在不同速度范围</w:t>
-      </w:r>
-      <w:proofErr w:type="gramStart"/>
+        <w:t>在不同速度范围内</w:t>
+      </w:r>
       <w:r>
         <w:rPr>
           <w:rFonts w:cs="楷体_GB2312" w:hint="eastAsia"/>
@@ -19396,7 +18470,7 @@
           <w:sz w:val="24"/>
           <w:szCs w:val="32"/>
         </w:rPr>
-        <w:t>内</w:t>
+        <w:t>现象</w:t>
       </w:r>
       <w:r>
         <w:rPr>
@@ -19405,9 +18479,8 @@
           <w:sz w:val="24"/>
           <w:szCs w:val="32"/>
         </w:rPr>
-        <w:t>现象</w:t>
-      </w:r>
-      <w:proofErr w:type="gramEnd"/>
+        <w:t>差异</w:t>
+      </w:r>
       <w:r>
         <w:rPr>
           <w:rFonts w:cs="楷体_GB2312" w:hint="eastAsia"/>
@@ -19415,7 +18488,7 @@
           <w:sz w:val="24"/>
           <w:szCs w:val="32"/>
         </w:rPr>
-        <w:t>差异</w:t>
+        <w:t>明显</w:t>
       </w:r>
       <w:r>
         <w:rPr>
@@ -19424,7 +18497,7 @@
           <w:sz w:val="24"/>
           <w:szCs w:val="32"/>
         </w:rPr>
-        <w:t>明显</w:t>
+        <w:t>，</w:t>
       </w:r>
       <w:r>
         <w:rPr>
@@ -19433,6 +18506,42 @@
           <w:sz w:val="24"/>
           <w:szCs w:val="32"/>
         </w:rPr>
+        <w:t>构建泛化模型</w:t>
+      </w:r>
+      <w:r>
+        <w:rPr>
+          <w:rFonts w:cs="楷体_GB2312" w:hint="eastAsia"/>
+          <w:bCs/>
+          <w:sz w:val="24"/>
+          <w:szCs w:val="32"/>
+        </w:rPr>
+        <w:t>难度极大</w:t>
+      </w:r>
+      <w:r>
+        <w:rPr>
+          <w:rFonts w:cs="楷体_GB2312" w:hint="eastAsia"/>
+          <w:bCs/>
+          <w:sz w:val="24"/>
+          <w:szCs w:val="32"/>
+        </w:rPr>
+        <w:t>。</w:t>
+      </w:r>
+      <w:r>
+        <w:rPr>
+          <w:rFonts w:cs="楷体_GB2312" w:hint="eastAsia"/>
+          <w:bCs/>
+          <w:sz w:val="24"/>
+          <w:szCs w:val="32"/>
+        </w:rPr>
+        <w:t>对此</w:t>
+      </w:r>
+      <w:r>
+        <w:rPr>
+          <w:rFonts w:cs="楷体_GB2312" w:hint="eastAsia"/>
+          <w:bCs/>
+          <w:sz w:val="24"/>
+          <w:szCs w:val="32"/>
+        </w:rPr>
         <w:t>，</w:t>
       </w:r>
       <w:r>
@@ -19442,7 +18551,7 @@
           <w:sz w:val="24"/>
           <w:szCs w:val="32"/>
         </w:rPr>
-        <w:t>构建泛化模型</w:t>
+        <w:t>本研究</w:t>
       </w:r>
       <w:r>
         <w:rPr>
@@ -19451,7 +18560,7 @@
           <w:sz w:val="24"/>
           <w:szCs w:val="32"/>
         </w:rPr>
-        <w:t>难度极大</w:t>
+        <w:t>主要</w:t>
       </w:r>
       <w:r>
         <w:rPr>
@@ -19460,6 +18569,33 @@
           <w:sz w:val="24"/>
           <w:szCs w:val="32"/>
         </w:rPr>
+        <w:t>聚焦较高马赫、可压缩效应</w:t>
+      </w:r>
+      <w:r>
+        <w:rPr>
+          <w:rFonts w:cs="楷体_GB2312" w:hint="eastAsia"/>
+          <w:bCs/>
+          <w:sz w:val="24"/>
+          <w:szCs w:val="32"/>
+        </w:rPr>
+        <w:t>、但真实气体效应较弱</w:t>
+      </w:r>
+      <w:r>
+        <w:rPr>
+          <w:rFonts w:cs="楷体_GB2312" w:hint="eastAsia"/>
+          <w:bCs/>
+          <w:sz w:val="24"/>
+          <w:szCs w:val="32"/>
+        </w:rPr>
+        <w:t>的速域</w:t>
+      </w:r>
+      <w:r>
+        <w:rPr>
+          <w:rFonts w:cs="楷体_GB2312" w:hint="eastAsia"/>
+          <w:bCs/>
+          <w:sz w:val="24"/>
+          <w:szCs w:val="32"/>
+        </w:rPr>
         <w:t>。</w:t>
       </w:r>
       <w:r>
@@ -19469,7 +18605,7 @@
           <w:sz w:val="24"/>
           <w:szCs w:val="32"/>
         </w:rPr>
-        <w:t>对此</w:t>
+        <w:t>后续再考虑进行拓展，</w:t>
       </w:r>
       <w:r>
         <w:rPr>
@@ -19478,89 +18614,7 @@
           <w:sz w:val="24"/>
           <w:szCs w:val="32"/>
         </w:rPr>
-        <w:t>，</w:t>
-      </w:r>
-      <w:r>
-        <w:rPr>
-          <w:rFonts w:cs="楷体_GB2312" w:hint="eastAsia"/>
-          <w:bCs/>
-          <w:sz w:val="24"/>
-          <w:szCs w:val="32"/>
-        </w:rPr>
-        <w:t>本研究</w:t>
-      </w:r>
-      <w:r>
-        <w:rPr>
-          <w:rFonts w:cs="楷体_GB2312" w:hint="eastAsia"/>
-          <w:bCs/>
-          <w:sz w:val="24"/>
-          <w:szCs w:val="32"/>
-        </w:rPr>
-        <w:t>主要</w:t>
-      </w:r>
-      <w:r>
-        <w:rPr>
-          <w:rFonts w:cs="楷体_GB2312" w:hint="eastAsia"/>
-          <w:bCs/>
-          <w:sz w:val="24"/>
-          <w:szCs w:val="32"/>
-        </w:rPr>
-        <w:t>聚焦较高马赫、可压缩效应</w:t>
-      </w:r>
-      <w:r>
-        <w:rPr>
-          <w:rFonts w:cs="楷体_GB2312" w:hint="eastAsia"/>
-          <w:bCs/>
-          <w:sz w:val="24"/>
-          <w:szCs w:val="32"/>
-        </w:rPr>
-        <w:t>、但真实气体效应较弱</w:t>
-      </w:r>
-      <w:r>
-        <w:rPr>
-          <w:rFonts w:cs="楷体_GB2312" w:hint="eastAsia"/>
-          <w:bCs/>
-          <w:sz w:val="24"/>
-          <w:szCs w:val="32"/>
-        </w:rPr>
-        <w:t>的速域</w:t>
-      </w:r>
-      <w:r>
-        <w:rPr>
-          <w:rFonts w:cs="楷体_GB2312" w:hint="eastAsia"/>
-          <w:bCs/>
-          <w:sz w:val="24"/>
-          <w:szCs w:val="32"/>
-        </w:rPr>
-        <w:t>。</w:t>
-      </w:r>
-      <w:r>
-        <w:rPr>
-          <w:rFonts w:cs="楷体_GB2312" w:hint="eastAsia"/>
-          <w:bCs/>
-          <w:sz w:val="24"/>
-          <w:szCs w:val="32"/>
-        </w:rPr>
-        <w:t>后续再考虑进行拓展，</w:t>
-      </w:r>
-      <w:r>
-        <w:rPr>
-          <w:rFonts w:cs="楷体_GB2312" w:hint="eastAsia"/>
-          <w:bCs/>
-          <w:sz w:val="24"/>
-          <w:szCs w:val="32"/>
-        </w:rPr>
-        <w:t>采用“先完成，再拓</w:t>
-      </w:r>
-      <w:r>
-        <w:rPr>
-          <w:rFonts w:cs="楷体_GB2312" w:hint="eastAsia"/>
-          <w:bCs/>
-          <w:sz w:val="24"/>
-          <w:szCs w:val="32"/>
-        </w:rPr>
-        <w:lastRenderedPageBreak/>
-        <w:t>展，由点及面”的策略</w:t>
+        <w:t>采用“先完成，再拓展，由点及面”的策略</w:t>
       </w:r>
       <w:r>
         <w:rPr>
@@ -20026,27 +19080,7 @@
           <w:sz w:val="24"/>
           <w:szCs w:val="32"/>
         </w:rPr>
-        <w:t>与多家</w:t>
-      </w:r>
-      <w:proofErr w:type="gramStart"/>
-      <w:r>
-        <w:rPr>
-          <w:rFonts w:cs="楷体_GB2312" w:hint="eastAsia"/>
-          <w:bCs/>
-          <w:sz w:val="24"/>
-          <w:szCs w:val="32"/>
-        </w:rPr>
-        <w:t>超算单位</w:t>
-      </w:r>
-      <w:proofErr w:type="gramEnd"/>
-      <w:r>
-        <w:rPr>
-          <w:rFonts w:cs="楷体_GB2312" w:hint="eastAsia"/>
-          <w:bCs/>
-          <w:sz w:val="24"/>
-          <w:szCs w:val="32"/>
-        </w:rPr>
-        <w:t>签订合作协议，</w:t>
+        <w:t>与多家超算单位签订合作协议，</w:t>
       </w:r>
       <w:r>
         <w:rPr>
@@ -20387,14 +19421,7 @@
         <w:rPr>
           <w:rFonts w:hint="eastAsia"/>
         </w:rPr>
-        <w:t xml:space="preserve"> </w:t>
-      </w:r>
-      <w:proofErr w:type="gramStart"/>
-      <w:r>
-        <w:rPr>
-          <w:rFonts w:hint="eastAsia"/>
-        </w:rPr>
-        <w:t>66.152TFlops</w:t>
+        <w:t xml:space="preserve"> 66.152TFlops</w:t>
       </w:r>
       <w:r>
         <w:rPr>
@@ -20412,14 +19439,8 @@
         <w:rPr>
           <w:rFonts w:hint="eastAsia"/>
         </w:rPr>
-        <w:t>CPU</w:t>
-      </w:r>
-      <w:proofErr w:type="gramEnd"/>
-      <w:r>
-        <w:rPr>
-          <w:rFonts w:hint="eastAsia"/>
-        </w:rPr>
-        <w:t>/GPU</w:t>
+        <w:lastRenderedPageBreak/>
+        <w:t>CPU/GPU</w:t>
       </w:r>
       <w:r>
         <w:rPr>
@@ -20557,17 +19578,7 @@
           <w:sz w:val="28"/>
           <w:szCs w:val="28"/>
         </w:rPr>
-        <w:t>（申请人正在承担</w:t>
-      </w:r>
-      <w:r>
-        <w:rPr>
-          <w:rFonts w:ascii="楷体" w:eastAsia="楷体" w:hAnsi="楷体" w:cs="楷体_GB2312" w:hint="eastAsia"/>
-          <w:color w:val="0070C0"/>
-          <w:sz w:val="28"/>
-          <w:szCs w:val="28"/>
-        </w:rPr>
-        <w:lastRenderedPageBreak/>
-        <w:t>的与本项目相关的科研项目情况，包括国家自然科学基金的项目和国家其他科技计划项目，要注明项目的资助机构、项目类别、批准号、项目名称、获资助金额、起止年月、与本项目的关系及负责的内容等）；</w:t>
+        <w:t>（申请人正在承担的与本项目相关的科研项目情况，包括国家自然科学基金的项目和国家其他科技计划项目，要注明项目的资助机构、项目类别、批准号、项目名称、获资助金额、起止年月、与本项目的关系及负责的内容等）；</w:t>
       </w:r>
     </w:p>
     <w:p>
@@ -20906,7 +19917,18 @@
           <w:sz w:val="28"/>
           <w:szCs w:val="28"/>
         </w:rPr>
-        <w:t>4. 同年以不同专业技术职务（职称）申请或参与申请科学基金项目的情况（应详细说明原因）。</w:t>
+        <w:t>4. 同年以不同专业技术职务（职称）申请或参与申请科学基金</w:t>
+      </w:r>
+      <w:r>
+        <w:rPr>
+          <w:rFonts w:ascii="楷体" w:eastAsia="楷体" w:hAnsi="楷体"/>
+          <w:bCs/>
+          <w:color w:val="0070C0"/>
+          <w:sz w:val="28"/>
+          <w:szCs w:val="28"/>
+        </w:rPr>
+        <w:lastRenderedPageBreak/>
+        <w:t>项目的情况（应详细说明原因）。</w:t>
       </w:r>
     </w:p>
     <w:p>
@@ -21053,6 +20075,95 @@
 <file path=word/numbering.xml><?xml version="1.0" encoding="utf-8"?>
 <w:numbering xmlns:wpc="http://schemas.microsoft.com/office/word/2010/wordprocessingCanvas" xmlns:cx="http://schemas.microsoft.com/office/drawing/2014/chartex" xmlns:cx1="http://schemas.microsoft.com/office/drawing/2015/9/8/chartex" xmlns:cx2="http://schemas.microsoft.com/office/drawing/2015/10/21/chartex" xmlns:cx3="http://schemas.microsoft.com/office/drawing/2016/5/9/chartex" xmlns:cx4="http://schemas.microsoft.com/office/drawing/2016/5/10/chartex" xmlns:cx5="http://schemas.microsoft.com/office/drawing/2016/5/11/chartex" xmlns:cx6="http://schemas.microsoft.com/office/drawing/2016/5/12/chartex" xmlns:cx7="http://schemas.microsoft.com/office/drawing/2016/5/13/chartex" xmlns:cx8="http://schemas.microsoft.com/office/drawing/2016/5/14/chartex" xmlns:mc="http://schemas.openxmlformats.org/markup-compatibility/2006" xmlns:aink="http://schemas.microsoft.com/office/drawing/2016/ink" xmlns:am3d="http://schemas.microsoft.com/office/drawing/2017/model3d" xmlns:o="urn:schemas-microsoft-com:office:office" xmlns:oel="http://schemas.microsoft.com/office/2019/extlst" xmlns:r="http://schemas.openxmlformats.org/officeDocument/2006/relationships" xmlns:m="http://schemas.openxmlformats.org/officeDocument/2006/math" xmlns:v="urn:schemas-microsoft-com:vml" xmlns:wp14="http://schemas.microsoft.com/office/word/2010/wordprocessingDrawing" xmlns:wp="http://schemas.openxmlformats.org/drawingml/2006/wordprocessingDrawing" xmlns:w10="urn:schemas-microsoft-com:office:word" xmlns:w="http://schemas.openxmlformats.org/wordprocessingml/2006/main" xmlns:w14="http://schemas.microsoft.com/office/word/2010/wordml" xmlns:w15="http://schemas.microsoft.com/office/word/2012/wordml" xmlns:w16cex="http://schemas.microsoft.com/office/word/2018/wordml/cex" xmlns:w16cid="http://schemas.microsoft.com/office/word/2016/wordml/cid" xmlns:w16="http://schemas.microsoft.com/office/word/2018/wordml" xmlns:w16du="http://schemas.microsoft.com/office/word/2023/wordml/word16du" xmlns:w16sdtdh="http://schemas.microsoft.com/office/word/2020/wordml/sdtdatahash" xmlns:w16sdtfl="http://schemas.microsoft.com/office/word/2024/wordml/sdtformatlock" xmlns:w16se="http://schemas.microsoft.com/office/word/2015/wordml/symex" xmlns:wpg="http://schemas.microsoft.com/office/word/2010/wordprocessingGroup" xmlns:wpi="http://schemas.microsoft.com/office/word/2010/wordprocessingInk" xmlns:wne="http://schemas.microsoft.com/office/word/2006/wordml" xmlns:wps="http://schemas.microsoft.com/office/word/2010/wordprocessingShape" mc:Ignorable="w14 w15 w16se w16cid w16 w16cex w16sdtdh w16sdtfl w16du wp14">
   <w:abstractNum w:abstractNumId="0" w15:restartNumberingAfterBreak="0">
+    <w:nsid w:val="01147823"/>
+    <w:multiLevelType w:val="hybridMultilevel"/>
+    <w:tmpl w:val="9CBA2B06"/>
+    <w:lvl w:ilvl="0" w:tplc="FFFFFFFF">
+      <w:start w:val="1"/>
+      <w:numFmt w:val="decimal"/>
+      <w:lvlText w:val="%1）"/>
+      <w:lvlJc w:val="left"/>
+      <w:pPr>
+        <w:ind w:left="780" w:hanging="360"/>
+      </w:pPr>
+      <w:rPr>
+        <w:rFonts w:hint="default"/>
+      </w:rPr>
+    </w:lvl>
+    <w:lvl w:ilvl="1" w:tplc="FFFFFFFF" w:tentative="1">
+      <w:start w:val="1"/>
+      <w:numFmt w:val="lowerLetter"/>
+      <w:lvlText w:val="%2)"/>
+      <w:lvlJc w:val="left"/>
+      <w:pPr>
+        <w:ind w:left="1300" w:hanging="440"/>
+      </w:pPr>
+    </w:lvl>
+    <w:lvl w:ilvl="2" w:tplc="FFFFFFFF" w:tentative="1">
+      <w:start w:val="1"/>
+      <w:numFmt w:val="lowerRoman"/>
+      <w:lvlText w:val="%3."/>
+      <w:lvlJc w:val="right"/>
+      <w:pPr>
+        <w:ind w:left="1740" w:hanging="440"/>
+      </w:pPr>
+    </w:lvl>
+    <w:lvl w:ilvl="3" w:tplc="FFFFFFFF" w:tentative="1">
+      <w:start w:val="1"/>
+      <w:numFmt w:val="decimal"/>
+      <w:lvlText w:val="%4."/>
+      <w:lvlJc w:val="left"/>
+      <w:pPr>
+        <w:ind w:left="2180" w:hanging="440"/>
+      </w:pPr>
+    </w:lvl>
+    <w:lvl w:ilvl="4" w:tplc="FFFFFFFF" w:tentative="1">
+      <w:start w:val="1"/>
+      <w:numFmt w:val="lowerLetter"/>
+      <w:lvlText w:val="%5)"/>
+      <w:lvlJc w:val="left"/>
+      <w:pPr>
+        <w:ind w:left="2620" w:hanging="440"/>
+      </w:pPr>
+    </w:lvl>
+    <w:lvl w:ilvl="5" w:tplc="FFFFFFFF" w:tentative="1">
+      <w:start w:val="1"/>
+      <w:numFmt w:val="lowerRoman"/>
+      <w:lvlText w:val="%6."/>
+      <w:lvlJc w:val="right"/>
+      <w:pPr>
+        <w:ind w:left="3060" w:hanging="440"/>
+      </w:pPr>
+    </w:lvl>
+    <w:lvl w:ilvl="6" w:tplc="FFFFFFFF" w:tentative="1">
+      <w:start w:val="1"/>
+      <w:numFmt w:val="decimal"/>
+      <w:lvlText w:val="%7."/>
+      <w:lvlJc w:val="left"/>
+      <w:pPr>
+        <w:ind w:left="3500" w:hanging="440"/>
+      </w:pPr>
+    </w:lvl>
+    <w:lvl w:ilvl="7" w:tplc="FFFFFFFF" w:tentative="1">
+      <w:start w:val="1"/>
+      <w:numFmt w:val="lowerLetter"/>
+      <w:lvlText w:val="%8)"/>
+      <w:lvlJc w:val="left"/>
+      <w:pPr>
+        <w:ind w:left="3940" w:hanging="440"/>
+      </w:pPr>
+    </w:lvl>
+    <w:lvl w:ilvl="8" w:tplc="FFFFFFFF" w:tentative="1">
+      <w:start w:val="1"/>
+      <w:numFmt w:val="lowerRoman"/>
+      <w:lvlText w:val="%9."/>
+      <w:lvlJc w:val="right"/>
+      <w:pPr>
+        <w:ind w:left="4380" w:hanging="440"/>
+      </w:pPr>
+    </w:lvl>
+  </w:abstractNum>
+  <w:abstractNum w:abstractNumId="1" w15:restartNumberingAfterBreak="0">
     <w:nsid w:val="04957716"/>
     <w:multiLevelType w:val="hybridMultilevel"/>
     <w:tmpl w:val="946443DA"/>
@@ -21165,7 +20276,7 @@
       </w:rPr>
     </w:lvl>
   </w:abstractNum>
-  <w:abstractNum w:abstractNumId="1" w15:restartNumberingAfterBreak="0">
+  <w:abstractNum w:abstractNumId="2" w15:restartNumberingAfterBreak="0">
     <w:nsid w:val="0E825024"/>
     <w:multiLevelType w:val="hybridMultilevel"/>
     <w:tmpl w:val="61709E40"/>
@@ -21278,7 +20389,7 @@
       </w:rPr>
     </w:lvl>
   </w:abstractNum>
-  <w:abstractNum w:abstractNumId="2" w15:restartNumberingAfterBreak="0">
+  <w:abstractNum w:abstractNumId="3" w15:restartNumberingAfterBreak="0">
     <w:nsid w:val="1A0F5813"/>
     <w:multiLevelType w:val="hybridMultilevel"/>
     <w:tmpl w:val="B8922918"/>
@@ -21388,7 +20499,7 @@
       </w:rPr>
     </w:lvl>
   </w:abstractNum>
-  <w:abstractNum w:abstractNumId="3" w15:restartNumberingAfterBreak="0">
+  <w:abstractNum w:abstractNumId="4" w15:restartNumberingAfterBreak="0">
     <w:nsid w:val="3A377EE3"/>
     <w:multiLevelType w:val="hybridMultilevel"/>
     <w:tmpl w:val="F430795A"/>
@@ -21501,7 +20612,7 @@
       </w:rPr>
     </w:lvl>
   </w:abstractNum>
-  <w:abstractNum w:abstractNumId="4" w15:restartNumberingAfterBreak="0">
+  <w:abstractNum w:abstractNumId="5" w15:restartNumberingAfterBreak="0">
     <w:nsid w:val="3C8F676E"/>
     <w:multiLevelType w:val="hybridMultilevel"/>
     <w:tmpl w:val="668A40EC"/>
@@ -21614,7 +20725,7 @@
       </w:rPr>
     </w:lvl>
   </w:abstractNum>
-  <w:abstractNum w:abstractNumId="5" w15:restartNumberingAfterBreak="0">
+  <w:abstractNum w:abstractNumId="6" w15:restartNumberingAfterBreak="0">
     <w:nsid w:val="3EBB5A2F"/>
     <w:multiLevelType w:val="hybridMultilevel"/>
     <w:tmpl w:val="9CBA2B06"/>
@@ -21703,7 +20814,7 @@
       </w:pPr>
     </w:lvl>
   </w:abstractNum>
-  <w:abstractNum w:abstractNumId="6" w15:restartNumberingAfterBreak="0">
+  <w:abstractNum w:abstractNumId="7" w15:restartNumberingAfterBreak="0">
     <w:nsid w:val="48A409A9"/>
     <w:multiLevelType w:val="multilevel"/>
     <w:tmpl w:val="B5064CB2"/>
@@ -21816,7 +20927,7 @@
       </w:rPr>
     </w:lvl>
   </w:abstractNum>
-  <w:abstractNum w:abstractNumId="7" w15:restartNumberingAfterBreak="0">
+  <w:abstractNum w:abstractNumId="8" w15:restartNumberingAfterBreak="0">
     <w:nsid w:val="4DCB2BEF"/>
     <w:multiLevelType w:val="hybridMultilevel"/>
     <w:tmpl w:val="E062D44A"/>
@@ -21905,7 +21016,7 @@
       </w:pPr>
     </w:lvl>
   </w:abstractNum>
-  <w:abstractNum w:abstractNumId="8" w15:restartNumberingAfterBreak="0">
+  <w:abstractNum w:abstractNumId="9" w15:restartNumberingAfterBreak="0">
     <w:nsid w:val="4DF02F0A"/>
     <w:multiLevelType w:val="hybridMultilevel"/>
     <w:tmpl w:val="984637E8"/>
@@ -22018,7 +21129,7 @@
       </w:rPr>
     </w:lvl>
   </w:abstractNum>
-  <w:abstractNum w:abstractNumId="9" w15:restartNumberingAfterBreak="0">
+  <w:abstractNum w:abstractNumId="10" w15:restartNumberingAfterBreak="0">
     <w:nsid w:val="6425395B"/>
     <w:multiLevelType w:val="hybridMultilevel"/>
     <w:tmpl w:val="7FA4398A"/>
@@ -22107,7 +21218,7 @@
       </w:pPr>
     </w:lvl>
   </w:abstractNum>
-  <w:abstractNum w:abstractNumId="10" w15:restartNumberingAfterBreak="0">
+  <w:abstractNum w:abstractNumId="11" w15:restartNumberingAfterBreak="0">
     <w:nsid w:val="77C8008C"/>
     <w:multiLevelType w:val="hybridMultilevel"/>
     <w:tmpl w:val="C592F208"/>
@@ -22218,37 +21329,40 @@
     </w:lvl>
   </w:abstractNum>
   <w:num w:numId="1" w16cid:durableId="733432755">
+    <w:abstractNumId w:val="6"/>
+  </w:num>
+  <w:num w:numId="2" w16cid:durableId="810751755">
+    <w:abstractNumId w:val="8"/>
+  </w:num>
+  <w:num w:numId="3" w16cid:durableId="1459034009">
+    <w:abstractNumId w:val="2"/>
+  </w:num>
+  <w:num w:numId="4" w16cid:durableId="286199533">
+    <w:abstractNumId w:val="4"/>
+  </w:num>
+  <w:num w:numId="5" w16cid:durableId="697463386">
+    <w:abstractNumId w:val="10"/>
+  </w:num>
+  <w:num w:numId="6" w16cid:durableId="1740591280">
+    <w:abstractNumId w:val="7"/>
+  </w:num>
+  <w:num w:numId="7" w16cid:durableId="465975686">
+    <w:abstractNumId w:val="11"/>
+  </w:num>
+  <w:num w:numId="8" w16cid:durableId="437262130">
+    <w:abstractNumId w:val="1"/>
+  </w:num>
+  <w:num w:numId="9" w16cid:durableId="743572982">
+    <w:abstractNumId w:val="3"/>
+  </w:num>
+  <w:num w:numId="10" w16cid:durableId="827328156">
     <w:abstractNumId w:val="5"/>
   </w:num>
-  <w:num w:numId="2" w16cid:durableId="810751755">
-    <w:abstractNumId w:val="7"/>
-  </w:num>
-  <w:num w:numId="3" w16cid:durableId="1459034009">
-    <w:abstractNumId w:val="1"/>
-  </w:num>
-  <w:num w:numId="4" w16cid:durableId="286199533">
-    <w:abstractNumId w:val="3"/>
-  </w:num>
-  <w:num w:numId="5" w16cid:durableId="697463386">
+  <w:num w:numId="11" w16cid:durableId="927616683">
     <w:abstractNumId w:val="9"/>
   </w:num>
-  <w:num w:numId="6" w16cid:durableId="1740591280">
-    <w:abstractNumId w:val="6"/>
-  </w:num>
-  <w:num w:numId="7" w16cid:durableId="465975686">
-    <w:abstractNumId w:val="10"/>
-  </w:num>
-  <w:num w:numId="8" w16cid:durableId="437262130">
+  <w:num w:numId="12" w16cid:durableId="604846688">
     <w:abstractNumId w:val="0"/>
-  </w:num>
-  <w:num w:numId="9" w16cid:durableId="743572982">
-    <w:abstractNumId w:val="2"/>
-  </w:num>
-  <w:num w:numId="10" w16cid:durableId="827328156">
-    <w:abstractNumId w:val="4"/>
-  </w:num>
-  <w:num w:numId="11" w16cid:durableId="927616683">
-    <w:abstractNumId w:val="8"/>
   </w:num>
 </w:numbering>
 </file>

--- a/2026青年基金/青年科学基金项目（C类）-正文-2026-docx格式.docx
+++ b/2026青年基金/青年科学基金项目（C类）-正文-2026-docx格式.docx
@@ -9,7 +9,7 @@
         <w:spacing w:afterLines="50" w:after="156" w:line="440" w:lineRule="exact"/>
         <w:jc w:val="center"/>
         <w:rPr>
-          <w:rFonts w:ascii="楷体" w:eastAsia="楷体" w:hAnsi="楷体" w:hint="eastAsia"/>
+          <w:rFonts w:ascii="KaiTi" w:eastAsia="KaiTi" w:hAnsi="KaiTi"/>
           <w:b/>
           <w:sz w:val="32"/>
           <w:szCs w:val="32"/>
@@ -17,7 +17,7 @@
       </w:pPr>
       <w:r>
         <w:rPr>
-          <w:rFonts w:ascii="楷体" w:eastAsia="楷体" w:hAnsi="楷体" w:hint="eastAsia"/>
+          <w:rFonts w:ascii="KaiTi" w:eastAsia="KaiTi" w:hAnsi="KaiTi" w:hint="eastAsia"/>
           <w:b/>
           <w:sz w:val="32"/>
           <w:szCs w:val="32"/>
@@ -32,7 +32,7 @@
         <w:spacing w:line="440" w:lineRule="exact"/>
         <w:ind w:firstLineChars="200" w:firstLine="560"/>
         <w:rPr>
-          <w:rFonts w:ascii="楷体" w:eastAsia="楷体" w:hAnsi="楷体" w:hint="eastAsia"/>
+          <w:rFonts w:ascii="KaiTi" w:eastAsia="KaiTi" w:hAnsi="KaiTi"/>
           <w:b/>
           <w:bCs/>
           <w:color w:val="0070C0"/>
@@ -42,7 +42,7 @@
       </w:pPr>
       <w:r>
         <w:rPr>
-          <w:rFonts w:ascii="楷体" w:eastAsia="楷体" w:hAnsi="楷体" w:cs="楷体_GB2312" w:hint="eastAsia"/>
+          <w:rFonts w:ascii="KaiTi" w:eastAsia="KaiTi" w:hAnsi="KaiTi" w:cs="KaiTi_GB2312" w:hint="eastAsia"/>
           <w:sz w:val="28"/>
           <w:szCs w:val="28"/>
         </w:rPr>
@@ -50,7 +50,7 @@
       </w:r>
       <w:r>
         <w:rPr>
-          <w:rFonts w:ascii="楷体" w:eastAsia="楷体" w:hAnsi="楷体" w:cs="楷体_GB2312" w:hint="eastAsia"/>
+          <w:rFonts w:ascii="KaiTi" w:eastAsia="KaiTi" w:hAnsi="KaiTi" w:cs="KaiTi_GB2312" w:hint="eastAsia"/>
           <w:iCs/>
           <w:sz w:val="28"/>
           <w:szCs w:val="28"/>
@@ -59,7 +59,7 @@
       </w:r>
       <w:r>
         <w:rPr>
-          <w:rFonts w:ascii="楷体" w:eastAsia="楷体" w:hAnsi="楷体" w:cs="楷体_GB2312" w:hint="eastAsia"/>
+          <w:rFonts w:ascii="KaiTi" w:eastAsia="KaiTi" w:hAnsi="KaiTi" w:cs="KaiTi_GB2312" w:hint="eastAsia"/>
           <w:b/>
           <w:iCs/>
           <w:color w:val="0070C0"/>
@@ -74,9 +74,9 @@
         <w:adjustRightInd w:val="0"/>
         <w:snapToGrid w:val="0"/>
         <w:spacing w:line="440" w:lineRule="exact"/>
-        <w:ind w:firstLineChars="200" w:firstLine="562"/>
-        <w:rPr>
-          <w:rFonts w:ascii="楷体" w:eastAsia="楷体" w:hAnsi="楷体" w:cs="楷体_GB2312" w:hint="eastAsia"/>
+        <w:ind w:firstLineChars="200" w:firstLine="571"/>
+        <w:rPr>
+          <w:rFonts w:ascii="KaiTi" w:eastAsia="KaiTi" w:hAnsi="KaiTi" w:cs="KaiTi_GB2312"/>
           <w:color w:val="0070C0"/>
           <w:sz w:val="28"/>
           <w:szCs w:val="28"/>
@@ -84,7 +84,7 @@
       </w:pPr>
       <w:r>
         <w:rPr>
-          <w:rFonts w:ascii="楷体" w:eastAsia="楷体" w:hAnsi="楷体" w:cs="楷体_GB2312" w:hint="eastAsia"/>
+          <w:rFonts w:ascii="KaiTi" w:eastAsia="KaiTi" w:hAnsi="KaiTi" w:cs="KaiTi_GB2312" w:hint="eastAsia"/>
           <w:b/>
           <w:bCs/>
           <w:color w:val="0070C0"/>
@@ -101,7 +101,7 @@
         <w:spacing w:line="440" w:lineRule="exact"/>
         <w:ind w:firstLineChars="200" w:firstLine="560"/>
         <w:rPr>
-          <w:rFonts w:ascii="楷体" w:eastAsia="楷体" w:hAnsi="楷体" w:cs="楷体_GB2312" w:hint="eastAsia"/>
+          <w:rFonts w:ascii="KaiTi" w:eastAsia="KaiTi" w:hAnsi="KaiTi" w:cs="KaiTi_GB2312"/>
           <w:color w:val="0070C0"/>
           <w:sz w:val="28"/>
           <w:szCs w:val="28"/>
@@ -109,7 +109,7 @@
       </w:pPr>
       <w:r>
         <w:rPr>
-          <w:rFonts w:ascii="楷体" w:eastAsia="楷体" w:hAnsi="楷体" w:cs="楷体_GB2312" w:hint="eastAsia"/>
+          <w:rFonts w:ascii="KaiTi" w:eastAsia="KaiTi" w:hAnsi="KaiTi" w:cs="KaiTi_GB2312" w:hint="eastAsia"/>
           <w:color w:val="0070C0"/>
           <w:sz w:val="28"/>
           <w:szCs w:val="28"/>
@@ -120,7 +120,7 @@
     <w:p>
       <w:pPr>
         <w:pStyle w:val="section"/>
-        <w:ind w:firstLine="482"/>
+        <w:ind w:firstLine="489"/>
         <w:rPr>
           <w:rFonts w:hint="eastAsia"/>
           <w:b/>
@@ -1021,13 +1021,13 @@
           <w:t>而</w:t>
         </w:r>
       </w:ins>
-      <w:ins w:id="46" w:author="Yongkai Chen" w:date="2026-03-04T18:05:00Z" w16du:dateUtc="2026-03-04T10:05:00Z">
-        <w:r>
-          <w:rPr>
-            <w:rFonts w:hint="eastAsia"/>
-            <w:bCs/>
-          </w:rPr>
-          <w:t>对</w:t>
+      <w:ins w:id="46" w:author="Yongkai Chen" w:date="2026-03-05T15:30:00Z" w16du:dateUtc="2026-03-05T07:30:00Z">
+        <w:r>
+          <w:rPr>
+            <w:rFonts w:hint="eastAsia"/>
+            <w:bCs/>
+          </w:rPr>
+          <w:t>解析</w:t>
         </w:r>
       </w:ins>
       <w:del w:id="47" w:author="Yongkai Chen" w:date="2026-03-04T17:48:00Z" w16du:dateUtc="2026-03-04T09:48:00Z">
@@ -1044,41 +1044,127 @@
           <w:rFonts w:hint="eastAsia"/>
           <w:bCs/>
         </w:rPr>
-        <w:t>粗糙壁外形</w:t>
-      </w:r>
-      <w:ins w:id="48" w:author="Yongkai Chen" w:date="2026-03-04T17:48:00Z" w16du:dateUtc="2026-03-04T09:48:00Z">
-        <w:r>
-          <w:rPr>
-            <w:rFonts w:hint="eastAsia"/>
-            <w:bCs/>
-          </w:rPr>
-          <w:t>的解析</w:t>
+        <w:t>粗糙壁外形将</w:t>
+      </w:r>
+      <w:r>
+        <w:rPr>
+          <w:rFonts w:hint="eastAsia"/>
+          <w:bCs/>
+        </w:rPr>
+        <w:t>进一步加重计算负担</w:t>
+      </w:r>
+      <w:del w:id="48" w:author="Yongkai Chen" w:date="2026-03-04T18:16:00Z" w16du:dateUtc="2026-03-04T10:16:00Z">
+        <w:r>
+          <w:rPr>
+            <w:rFonts w:hint="eastAsia"/>
+            <w:bCs/>
+          </w:rPr>
+          <w:delText>，相关方法难以在应用层面推广</w:delText>
+        </w:r>
+      </w:del>
+      <w:ins w:id="49" w:author="Yongkai Chen" w:date="2026-03-04T18:08:00Z" w16du:dateUtc="2026-03-04T10:08:00Z">
+        <w:r>
+          <w:rPr>
+            <w:rFonts w:hint="eastAsia"/>
+            <w:bCs/>
+          </w:rPr>
+          <w:t>。</w:t>
+        </w:r>
+        <w:r>
+          <w:rPr>
+            <w:rFonts w:hint="eastAsia"/>
+            <w:bCs/>
+          </w:rPr>
+          <w:t>针对这一难点发展的壁面</w:t>
         </w:r>
       </w:ins>
-      <w:r>
-        <w:rPr>
-          <w:rFonts w:hint="eastAsia"/>
-          <w:bCs/>
-        </w:rPr>
-        <w:t>将</w:t>
-      </w:r>
-      <w:r>
-        <w:rPr>
-          <w:rFonts w:hint="eastAsia"/>
-          <w:bCs/>
-        </w:rPr>
-        <w:t>进一步加重计算负担</w:t>
-      </w:r>
-      <w:del w:id="49" w:author="Yongkai Chen" w:date="2026-03-04T18:16:00Z" w16du:dateUtc="2026-03-04T10:16:00Z">
-        <w:r>
-          <w:rPr>
-            <w:rFonts w:hint="eastAsia"/>
-            <w:bCs/>
-          </w:rPr>
-          <w:delText>，相关方法难以在应用层面推广</w:delText>
+      <w:ins w:id="50" w:author="Yongkai Chen" w:date="2026-03-04T18:09:00Z" w16du:dateUtc="2026-03-04T10:09:00Z">
+        <w:r>
+          <w:rPr>
+            <w:rFonts w:hint="eastAsia"/>
+            <w:bCs/>
+          </w:rPr>
+          <w:t>模化方法规避了</w:t>
+        </w:r>
+      </w:ins>
+      <w:ins w:id="51" w:author="Yongkai Chen" w:date="2026-03-04T18:21:00Z" w16du:dateUtc="2026-03-04T10:21:00Z">
+        <w:r>
+          <w:rPr>
+            <w:rFonts w:hint="eastAsia"/>
+            <w:bCs/>
+          </w:rPr>
+          <w:t>对</w:t>
+        </w:r>
+      </w:ins>
+      <w:ins w:id="52" w:author="Yongkai Chen" w:date="2026-03-04T18:09:00Z" w16du:dateUtc="2026-03-04T10:09:00Z">
+        <w:r>
+          <w:rPr>
+            <w:rFonts w:hint="eastAsia"/>
+            <w:bCs/>
+          </w:rPr>
+          <w:t>外形的直接解析，</w:t>
+        </w:r>
+      </w:ins>
+      <w:ins w:id="53" w:author="Yongkai Chen" w:date="2026-03-04T18:21:00Z" w16du:dateUtc="2026-03-04T10:21:00Z">
+        <w:r>
+          <w:rPr>
+            <w:rFonts w:hint="eastAsia"/>
+            <w:bCs/>
+          </w:rPr>
+          <w:t>大幅降低了</w:t>
+        </w:r>
+      </w:ins>
+      <w:del w:id="54" w:author="Yongkai Chen" w:date="2026-03-04T17:49:00Z" w16du:dateUtc="2026-03-04T09:49:00Z">
+        <w:r>
+          <w:rPr>
+            <w:rFonts w:hint="eastAsia"/>
+            <w:bCs/>
+          </w:rPr>
+          <w:delText>；</w:delText>
         </w:r>
       </w:del>
-      <w:ins w:id="50" w:author="Yongkai Chen" w:date="2026-03-04T18:08:00Z" w16du:dateUtc="2026-03-04T10:08:00Z">
+      <w:del w:id="55" w:author="Yongkai Chen" w:date="2026-03-04T18:08:00Z" w16du:dateUtc="2026-03-04T10:08:00Z">
+        <w:r>
+          <w:rPr>
+            <w:rFonts w:hint="eastAsia"/>
+            <w:bCs/>
+          </w:rPr>
+          <w:delText>壁面模化方</w:delText>
+        </w:r>
+      </w:del>
+      <w:del w:id="56" w:author="Yongkai Chen" w:date="2026-03-04T18:03:00Z" w16du:dateUtc="2026-03-04T10:03:00Z">
+        <w:r>
+          <w:rPr>
+            <w:rFonts w:hint="eastAsia"/>
+            <w:bCs/>
+          </w:rPr>
+          <w:delText>法</w:delText>
+        </w:r>
+      </w:del>
+      <w:r>
+        <w:rPr>
+          <w:rFonts w:hint="eastAsia"/>
+          <w:bCs/>
+        </w:rPr>
+        <w:t>计算量</w:t>
+      </w:r>
+      <w:del w:id="57" w:author="Yongkai Chen" w:date="2026-03-04T18:21:00Z" w16du:dateUtc="2026-03-04T10:21:00Z">
+        <w:r>
+          <w:rPr>
+            <w:rFonts w:hint="eastAsia"/>
+            <w:bCs/>
+          </w:rPr>
+          <w:delText>较</w:delText>
+        </w:r>
+        <w:r>
+          <w:rPr>
+            <w:rFonts w:hint="eastAsia"/>
+            <w:bCs/>
+          </w:rPr>
+          <w:delText>低</w:delText>
+        </w:r>
+      </w:del>
+      <w:ins w:id="58" w:author="Yongkai Chen" w:date="2026-03-04T18:09:00Z" w16du:dateUtc="2026-03-04T10:09:00Z">
         <w:r>
           <w:rPr>
             <w:rFonts w:hint="eastAsia"/>
@@ -1086,344 +1172,242 @@
           </w:rPr>
           <w:t>。</w:t>
         </w:r>
-        <w:r>
-          <w:rPr>
-            <w:rFonts w:hint="eastAsia"/>
-            <w:bCs/>
-          </w:rPr>
-          <w:t>针对这一难点发展的壁面</w:t>
-        </w:r>
       </w:ins>
-      <w:ins w:id="51" w:author="Yongkai Chen" w:date="2026-03-04T18:09:00Z" w16du:dateUtc="2026-03-04T10:09:00Z">
-        <w:r>
-          <w:rPr>
-            <w:rFonts w:hint="eastAsia"/>
-            <w:bCs/>
-          </w:rPr>
-          <w:t>模化方法规避了</w:t>
+      <w:del w:id="59" w:author="Yongkai Chen" w:date="2026-03-04T18:09:00Z" w16du:dateUtc="2026-03-04T10:09:00Z">
+        <w:r>
+          <w:rPr>
+            <w:rFonts w:hint="eastAsia"/>
+            <w:bCs/>
+          </w:rPr>
+          <w:delText>，</w:delText>
+        </w:r>
+      </w:del>
+      <w:ins w:id="60" w:author="Yongkai Chen" w:date="2026-03-04T18:03:00Z" w16du:dateUtc="2026-03-04T10:03:00Z">
+        <w:r>
+          <w:rPr>
+            <w:rFonts w:hint="eastAsia"/>
+            <w:b/>
+          </w:rPr>
+          <w:t>但</w:t>
         </w:r>
       </w:ins>
-      <w:ins w:id="52" w:author="Yongkai Chen" w:date="2026-03-04T18:21:00Z" w16du:dateUtc="2026-03-04T10:21:00Z">
-        <w:r>
-          <w:rPr>
-            <w:rFonts w:hint="eastAsia"/>
-            <w:bCs/>
-          </w:rPr>
-          <w:t>对</w:t>
+      <w:ins w:id="61" w:author="Yongkai Chen" w:date="2026-03-04T18:09:00Z" w16du:dateUtc="2026-03-04T10:09:00Z">
+        <w:r>
+          <w:rPr>
+            <w:rFonts w:hint="eastAsia"/>
+            <w:b/>
+          </w:rPr>
+          <w:t>近</w:t>
         </w:r>
       </w:ins>
-      <w:ins w:id="53" w:author="Yongkai Chen" w:date="2026-03-04T18:09:00Z" w16du:dateUtc="2026-03-04T10:09:00Z">
-        <w:r>
-          <w:rPr>
-            <w:rFonts w:hint="eastAsia"/>
-            <w:bCs/>
-          </w:rPr>
-          <w:t>外形的直接解析，</w:t>
+      <w:del w:id="62" w:author="Yongkai Chen" w:date="2026-03-04T18:03:00Z" w16du:dateUtc="2026-03-04T10:03:00Z">
+        <w:r>
+          <w:rPr>
+            <w:rFonts w:hint="eastAsia"/>
+            <w:b/>
+          </w:rPr>
+          <w:delText>但</w:delText>
+        </w:r>
+      </w:del>
+      <w:del w:id="63" w:author="Yongkai Chen" w:date="2026-03-04T18:09:00Z" w16du:dateUtc="2026-03-04T10:09:00Z">
+        <w:r>
+          <w:rPr>
+            <w:rFonts w:hint="eastAsia"/>
+            <w:b/>
+          </w:rPr>
+          <w:delText>近</w:delText>
+        </w:r>
+      </w:del>
+      <w:r>
+        <w:rPr>
+          <w:rFonts w:hint="eastAsia"/>
+          <w:b/>
+        </w:rPr>
+        <w:t>壁面流动受粗糙元的尺寸和排列方式的差异性影响，</w:t>
+      </w:r>
+      <w:ins w:id="64" w:author="Yongkai Chen" w:date="2026-03-04T18:09:00Z" w16du:dateUtc="2026-03-04T10:09:00Z">
+        <w:r>
+          <w:rPr>
+            <w:rFonts w:hint="eastAsia"/>
+            <w:b/>
+          </w:rPr>
+          <w:t>难以构建</w:t>
         </w:r>
       </w:ins>
-      <w:ins w:id="54" w:author="Yongkai Chen" w:date="2026-03-04T18:21:00Z" w16du:dateUtc="2026-03-04T10:21:00Z">
-        <w:r>
-          <w:rPr>
-            <w:rFonts w:hint="eastAsia"/>
-            <w:bCs/>
-          </w:rPr>
-          <w:t>大幅降低了</w:t>
+      <w:del w:id="65" w:author="Yongkai Chen" w:date="2026-03-04T18:09:00Z" w16du:dateUtc="2026-03-04T10:09:00Z">
+        <w:r>
+          <w:rPr>
+            <w:rFonts w:hint="eastAsia"/>
+            <w:b/>
+          </w:rPr>
+          <w:delText>具有</w:delText>
+        </w:r>
+      </w:del>
+      <w:r>
+        <w:rPr>
+          <w:rFonts w:hint="eastAsia"/>
+          <w:b/>
+        </w:rPr>
+        <w:t>普适性的</w:t>
+      </w:r>
+      <w:ins w:id="66" w:author="Yongkai Chen" w:date="2026-03-04T18:21:00Z" w16du:dateUtc="2026-03-04T10:21:00Z">
+        <w:r>
+          <w:rPr>
+            <w:rFonts w:hint="eastAsia"/>
+            <w:b/>
+          </w:rPr>
+          <w:t>模化</w:t>
         </w:r>
       </w:ins>
-      <w:del w:id="55" w:author="Yongkai Chen" w:date="2026-03-04T17:49:00Z" w16du:dateUtc="2026-03-04T09:49:00Z">
-        <w:r>
-          <w:rPr>
-            <w:rFonts w:hint="eastAsia"/>
-            <w:bCs/>
-          </w:rPr>
-          <w:delText>；</w:delText>
+      <w:r>
+        <w:rPr>
+          <w:rFonts w:hint="eastAsia"/>
+          <w:b/>
+        </w:rPr>
+        <w:t>参数</w:t>
+      </w:r>
+      <w:ins w:id="67" w:author="Yongkai Chen" w:date="2026-03-04T18:09:00Z" w16du:dateUtc="2026-03-04T10:09:00Z">
+        <w:r>
+          <w:rPr>
+            <w:rFonts w:hint="eastAsia"/>
+            <w:b/>
+          </w:rPr>
+          <w:t>模型</w:t>
+        </w:r>
+      </w:ins>
+      <w:del w:id="68" w:author="Yongkai Chen" w:date="2026-03-04T18:09:00Z" w16du:dateUtc="2026-03-04T10:09:00Z">
+        <w:r>
+          <w:rPr>
+            <w:rFonts w:hint="eastAsia"/>
+            <w:b/>
+          </w:rPr>
+          <w:delText>化建模较为困难</w:delText>
         </w:r>
       </w:del>
-      <w:del w:id="56" w:author="Yongkai Chen" w:date="2026-03-04T18:08:00Z" w16du:dateUtc="2026-03-04T10:08:00Z">
-        <w:r>
-          <w:rPr>
-            <w:rFonts w:hint="eastAsia"/>
-            <w:bCs/>
-          </w:rPr>
-          <w:delText>壁面模化方</w:delText>
+      <w:r>
+        <w:rPr>
+          <w:rFonts w:hint="eastAsia"/>
+          <w:b/>
+        </w:rPr>
+        <w:t>。</w:t>
+      </w:r>
+      <w:ins w:id="69" w:author="Yongkai Chen" w:date="2026-03-04T18:10:00Z" w16du:dateUtc="2026-03-04T10:10:00Z">
+        <w:r>
+          <w:rPr>
+            <w:rFonts w:hint="eastAsia"/>
+            <w:bCs/>
+          </w:rPr>
+          <w:t>尤其是对各向异性</w:t>
+        </w:r>
+      </w:ins>
+      <w:ins w:id="70" w:author="Yongkai Chen" w:date="2026-03-04T18:12:00Z" w16du:dateUtc="2026-03-04T10:12:00Z">
+        <w:r>
+          <w:rPr>
+            <w:rFonts w:hint="eastAsia"/>
+            <w:bCs/>
+          </w:rPr>
+          <w:t>粗糙元，参数模型的构建需</w:t>
+        </w:r>
+      </w:ins>
+      <w:ins w:id="71" w:author="Yongkai Chen" w:date="2026-03-04T18:22:00Z" w16du:dateUtc="2026-03-04T10:22:00Z">
+        <w:r>
+          <w:rPr>
+            <w:rFonts w:hint="eastAsia"/>
+            <w:bCs/>
+          </w:rPr>
+          <w:t>针对</w:t>
+        </w:r>
+      </w:ins>
+      <w:ins w:id="72" w:author="Yongkai Chen" w:date="2026-03-04T18:25:00Z" w16du:dateUtc="2026-03-04T10:25:00Z">
+        <w:r>
+          <w:rPr>
+            <w:rFonts w:hint="eastAsia"/>
+            <w:bCs/>
+          </w:rPr>
+          <w:t>一类外形</w:t>
+        </w:r>
+      </w:ins>
+      <w:ins w:id="73" w:author="Yongkai Chen" w:date="2026-03-04T18:12:00Z" w16du:dateUtc="2026-03-04T10:12:00Z">
+        <w:r>
+          <w:rPr>
+            <w:rFonts w:hint="eastAsia"/>
+            <w:bCs/>
+          </w:rPr>
+          <w:t>反复迭代</w:t>
+        </w:r>
+      </w:ins>
+      <w:del w:id="74" w:author="Yongkai Chen" w:date="2026-03-04T18:01:00Z" w16du:dateUtc="2026-03-04T10:01:00Z">
+        <w:r>
+          <w:rPr>
+            <w:rFonts w:hint="eastAsia"/>
+            <w:bCs/>
+          </w:rPr>
+          <w:delText>在机理方面，</w:delText>
         </w:r>
       </w:del>
-      <w:del w:id="57" w:author="Yongkai Chen" w:date="2026-03-04T18:03:00Z" w16du:dateUtc="2026-03-04T10:03:00Z">
-        <w:r>
-          <w:rPr>
-            <w:rFonts w:hint="eastAsia"/>
-            <w:bCs/>
-          </w:rPr>
-          <w:delText>法</w:delText>
+      <w:del w:id="75" w:author="Yongkai Chen" w:date="2026-03-04T18:02:00Z" w16du:dateUtc="2026-03-04T10:02:00Z">
+        <w:r>
+          <w:rPr>
+            <w:rFonts w:hint="eastAsia"/>
+            <w:bCs/>
+          </w:rPr>
+          <w:delText>大量的粗糙壁试验和模拟在壁面率、近壁面局部流动等方面取得了进展，</w:delText>
         </w:r>
       </w:del>
-      <w:r>
-        <w:rPr>
-          <w:rFonts w:hint="eastAsia"/>
-          <w:bCs/>
-        </w:rPr>
-        <w:t>计算量</w:t>
-      </w:r>
-      <w:del w:id="58" w:author="Yongkai Chen" w:date="2026-03-04T18:21:00Z" w16du:dateUtc="2026-03-04T10:21:00Z">
-        <w:r>
-          <w:rPr>
-            <w:rFonts w:hint="eastAsia"/>
-            <w:bCs/>
-          </w:rPr>
-          <w:delText>较</w:delText>
-        </w:r>
-        <w:r>
-          <w:rPr>
-            <w:rFonts w:hint="eastAsia"/>
-            <w:bCs/>
-          </w:rPr>
-          <w:delText>低</w:delText>
+      <w:del w:id="76" w:author="Yongkai Chen" w:date="2026-03-04T18:10:00Z" w16du:dateUtc="2026-03-04T10:10:00Z">
+        <w:r>
+          <w:rPr>
+            <w:rFonts w:hint="eastAsia"/>
+            <w:bCs/>
+          </w:rPr>
+          <w:delText>但同样因为</w:delText>
+        </w:r>
+        <w:r>
+          <w:rPr>
+            <w:rFonts w:hint="eastAsia"/>
+            <w:bCs/>
+          </w:rPr>
+          <w:delText>粗糙元</w:delText>
+        </w:r>
+        <w:r>
+          <w:rPr>
+            <w:rFonts w:hint="eastAsia"/>
+            <w:bCs/>
+          </w:rPr>
+          <w:delText>外形</w:delText>
+        </w:r>
+        <w:r>
+          <w:rPr>
+            <w:rFonts w:hint="eastAsia"/>
+            <w:bCs/>
+          </w:rPr>
+          <w:delText>与排列</w:delText>
+        </w:r>
+        <w:r>
+          <w:rPr>
+            <w:rFonts w:hint="eastAsia"/>
+            <w:bCs/>
+          </w:rPr>
+          <w:delText>的</w:delText>
+        </w:r>
+        <w:r>
+          <w:rPr>
+            <w:rFonts w:hint="eastAsia"/>
+            <w:bCs/>
+          </w:rPr>
+          <w:delText>差异性</w:delText>
         </w:r>
       </w:del>
-      <w:ins w:id="59" w:author="Yongkai Chen" w:date="2026-03-04T18:09:00Z" w16du:dateUtc="2026-03-04T10:09:00Z">
-        <w:r>
-          <w:rPr>
-            <w:rFonts w:hint="eastAsia"/>
-            <w:bCs/>
-          </w:rPr>
-          <w:t>。</w:t>
+      <w:ins w:id="77" w:author="Yongkai Chen" w:date="2026-03-04T18:18:00Z" w16du:dateUtc="2026-03-04T10:18:00Z">
+        <w:r>
+          <w:rPr>
+            <w:rFonts w:hint="eastAsia"/>
+            <w:bCs/>
+          </w:rPr>
+          <w:t>，</w:t>
         </w:r>
       </w:ins>
-      <w:del w:id="60" w:author="Yongkai Chen" w:date="2026-03-04T18:09:00Z" w16du:dateUtc="2026-03-04T10:09:00Z">
-        <w:r>
-          <w:rPr>
-            <w:rFonts w:hint="eastAsia"/>
-            <w:bCs/>
-          </w:rPr>
-          <w:delText>，</w:delText>
-        </w:r>
-      </w:del>
-      <w:ins w:id="61" w:author="Yongkai Chen" w:date="2026-03-04T18:03:00Z" w16du:dateUtc="2026-03-04T10:03:00Z">
-        <w:r>
-          <w:rPr>
-            <w:rFonts w:hint="eastAsia"/>
-            <w:b/>
-          </w:rPr>
-          <w:t>但</w:t>
-        </w:r>
-      </w:ins>
-      <w:ins w:id="62" w:author="Yongkai Chen" w:date="2026-03-04T18:09:00Z" w16du:dateUtc="2026-03-04T10:09:00Z">
-        <w:r>
-          <w:rPr>
-            <w:rFonts w:hint="eastAsia"/>
-            <w:b/>
-          </w:rPr>
-          <w:t>近</w:t>
-        </w:r>
-      </w:ins>
-      <w:del w:id="63" w:author="Yongkai Chen" w:date="2026-03-04T18:03:00Z" w16du:dateUtc="2026-03-04T10:03:00Z">
-        <w:r>
-          <w:rPr>
-            <w:rFonts w:hint="eastAsia"/>
-            <w:b/>
-          </w:rPr>
-          <w:delText>但</w:delText>
-        </w:r>
-      </w:del>
-      <w:del w:id="64" w:author="Yongkai Chen" w:date="2026-03-04T18:09:00Z" w16du:dateUtc="2026-03-04T10:09:00Z">
-        <w:r>
-          <w:rPr>
-            <w:rFonts w:hint="eastAsia"/>
-            <w:b/>
-          </w:rPr>
-          <w:delText>近</w:delText>
-        </w:r>
-      </w:del>
-      <w:r>
-        <w:rPr>
-          <w:rFonts w:hint="eastAsia"/>
-          <w:b/>
-        </w:rPr>
-        <w:t>壁面流动受粗糙元的尺寸和排列方式的差异性影响，</w:t>
-      </w:r>
-      <w:ins w:id="65" w:author="Yongkai Chen" w:date="2026-03-04T18:09:00Z" w16du:dateUtc="2026-03-04T10:09:00Z">
-        <w:r>
-          <w:rPr>
-            <w:rFonts w:hint="eastAsia"/>
-            <w:b/>
-          </w:rPr>
-          <w:t>难以构建</w:t>
-        </w:r>
-      </w:ins>
-      <w:del w:id="66" w:author="Yongkai Chen" w:date="2026-03-04T18:09:00Z" w16du:dateUtc="2026-03-04T10:09:00Z">
-        <w:r>
-          <w:rPr>
-            <w:rFonts w:hint="eastAsia"/>
-            <w:b/>
-          </w:rPr>
-          <w:delText>具有</w:delText>
-        </w:r>
-      </w:del>
-      <w:r>
-        <w:rPr>
-          <w:rFonts w:hint="eastAsia"/>
-          <w:b/>
-        </w:rPr>
-        <w:t>普适性的</w:t>
-      </w:r>
-      <w:ins w:id="67" w:author="Yongkai Chen" w:date="2026-03-04T18:21:00Z" w16du:dateUtc="2026-03-04T10:21:00Z">
-        <w:r>
-          <w:rPr>
-            <w:rFonts w:hint="eastAsia"/>
-            <w:b/>
-          </w:rPr>
-          <w:t>模化</w:t>
-        </w:r>
-      </w:ins>
-      <w:r>
-        <w:rPr>
-          <w:rFonts w:hint="eastAsia"/>
-          <w:b/>
-        </w:rPr>
-        <w:t>参数</w:t>
-      </w:r>
-      <w:ins w:id="68" w:author="Yongkai Chen" w:date="2026-03-04T18:09:00Z" w16du:dateUtc="2026-03-04T10:09:00Z">
-        <w:r>
-          <w:rPr>
-            <w:rFonts w:hint="eastAsia"/>
-            <w:b/>
-          </w:rPr>
-          <w:t>模型</w:t>
-        </w:r>
-      </w:ins>
-      <w:del w:id="69" w:author="Yongkai Chen" w:date="2026-03-04T18:09:00Z" w16du:dateUtc="2026-03-04T10:09:00Z">
-        <w:r>
-          <w:rPr>
-            <w:rFonts w:hint="eastAsia"/>
-            <w:b/>
-          </w:rPr>
-          <w:delText>化建模较为困难</w:delText>
-        </w:r>
-      </w:del>
-      <w:r>
-        <w:rPr>
-          <w:rFonts w:hint="eastAsia"/>
-          <w:b/>
-        </w:rPr>
-        <w:t>。</w:t>
-      </w:r>
-      <w:ins w:id="70" w:author="Yongkai Chen" w:date="2026-03-04T18:10:00Z" w16du:dateUtc="2026-03-04T10:10:00Z">
-        <w:r>
-          <w:rPr>
-            <w:rFonts w:hint="eastAsia"/>
-            <w:bCs/>
-          </w:rPr>
-          <w:t>尤其是对各向异性</w:t>
-        </w:r>
-      </w:ins>
-      <w:ins w:id="71" w:author="Yongkai Chen" w:date="2026-03-04T18:12:00Z" w16du:dateUtc="2026-03-04T10:12:00Z">
-        <w:r>
-          <w:rPr>
-            <w:rFonts w:hint="eastAsia"/>
-            <w:bCs/>
-          </w:rPr>
-          <w:t>粗糙元，参数模型的构建需</w:t>
-        </w:r>
-      </w:ins>
-      <w:ins w:id="72" w:author="Yongkai Chen" w:date="2026-03-04T18:22:00Z" w16du:dateUtc="2026-03-04T10:22:00Z">
-        <w:r>
-          <w:rPr>
-            <w:rFonts w:hint="eastAsia"/>
-            <w:bCs/>
-          </w:rPr>
-          <w:t>针对</w:t>
-        </w:r>
-      </w:ins>
-      <w:ins w:id="73" w:author="Yongkai Chen" w:date="2026-03-04T18:25:00Z" w16du:dateUtc="2026-03-04T10:25:00Z">
-        <w:r>
-          <w:rPr>
-            <w:rFonts w:hint="eastAsia"/>
-            <w:bCs/>
-          </w:rPr>
-          <w:t>一类外形</w:t>
-        </w:r>
-      </w:ins>
-      <w:ins w:id="74" w:author="Yongkai Chen" w:date="2026-03-04T18:12:00Z" w16du:dateUtc="2026-03-04T10:12:00Z">
-        <w:r>
-          <w:rPr>
-            <w:rFonts w:hint="eastAsia"/>
-            <w:bCs/>
-          </w:rPr>
-          <w:t>反复迭代</w:t>
-        </w:r>
-      </w:ins>
-      <w:del w:id="75" w:author="Yongkai Chen" w:date="2026-03-04T18:01:00Z" w16du:dateUtc="2026-03-04T10:01:00Z">
-        <w:r>
-          <w:rPr>
-            <w:rFonts w:hint="eastAsia"/>
-            <w:bCs/>
-          </w:rPr>
-          <w:delText>在机理方面，</w:delText>
-        </w:r>
-      </w:del>
-      <w:del w:id="76" w:author="Yongkai Chen" w:date="2026-03-04T18:02:00Z" w16du:dateUtc="2026-03-04T10:02:00Z">
-        <w:r>
-          <w:rPr>
-            <w:rFonts w:hint="eastAsia"/>
-            <w:bCs/>
-          </w:rPr>
-          <w:delText>大量的粗糙壁试验和模拟在壁面率、近壁面局部流动等方面取得了进展，</w:delText>
-        </w:r>
-      </w:del>
-      <w:del w:id="77" w:author="Yongkai Chen" w:date="2026-03-04T18:10:00Z" w16du:dateUtc="2026-03-04T10:10:00Z">
-        <w:r>
-          <w:rPr>
-            <w:rFonts w:hint="eastAsia"/>
-            <w:bCs/>
-          </w:rPr>
-          <w:delText>但同样因为</w:delText>
-        </w:r>
-        <w:r>
-          <w:rPr>
-            <w:rFonts w:hint="eastAsia"/>
-            <w:bCs/>
-          </w:rPr>
-          <w:delText>粗糙元</w:delText>
-        </w:r>
-        <w:r>
-          <w:rPr>
-            <w:rFonts w:hint="eastAsia"/>
-            <w:bCs/>
-          </w:rPr>
-          <w:delText>外形</w:delText>
-        </w:r>
-        <w:r>
-          <w:rPr>
-            <w:rFonts w:hint="eastAsia"/>
-            <w:bCs/>
-          </w:rPr>
-          <w:delText>与排列</w:delText>
-        </w:r>
-        <w:r>
-          <w:rPr>
-            <w:rFonts w:hint="eastAsia"/>
-            <w:bCs/>
-          </w:rPr>
-          <w:delText>的</w:delText>
-        </w:r>
-        <w:r>
-          <w:rPr>
-            <w:rFonts w:hint="eastAsia"/>
-            <w:bCs/>
-          </w:rPr>
-          <w:delText>差异性</w:delText>
-        </w:r>
-      </w:del>
-      <w:ins w:id="78" w:author="Yongkai Chen" w:date="2026-03-04T18:18:00Z" w16du:dateUtc="2026-03-04T10:18:00Z">
-        <w:r>
-          <w:rPr>
-            <w:rFonts w:hint="eastAsia"/>
-            <w:bCs/>
-          </w:rPr>
-          <w:t>，</w:t>
-        </w:r>
-      </w:ins>
-      <w:ins w:id="79" w:author="Yongkai Chen" w:date="2026-03-04T18:24:00Z" w16du:dateUtc="2026-03-04T10:24:00Z">
+      <w:ins w:id="78" w:author="Yongkai Chen" w:date="2026-03-04T18:24:00Z" w16du:dateUtc="2026-03-04T10:24:00Z">
         <w:r>
           <w:rPr>
             <w:rFonts w:hint="eastAsia"/>
@@ -1442,7 +1426,7 @@
           <w:bCs/>
         </w:rPr>
       </w:pPr>
-      <w:ins w:id="80" w:author="Yongkai Chen" w:date="2026-03-04T18:33:00Z" w16du:dateUtc="2026-03-04T10:33:00Z">
+      <w:ins w:id="79" w:author="Yongkai Chen" w:date="2026-03-04T18:33:00Z" w16du:dateUtc="2026-03-04T10:33:00Z">
         <w:r>
           <w:rPr>
             <w:rFonts w:hint="eastAsia"/>
@@ -1451,7 +1435,7 @@
           <w:t>即便</w:t>
         </w:r>
       </w:ins>
-      <w:ins w:id="81" w:author="Yongkai Chen" w:date="2026-03-04T18:31:00Z" w16du:dateUtc="2026-03-04T10:31:00Z">
+      <w:ins w:id="80" w:author="Yongkai Chen" w:date="2026-03-04T18:31:00Z" w16du:dateUtc="2026-03-04T10:31:00Z">
         <w:r>
           <w:rPr>
             <w:rFonts w:hint="eastAsia"/>
@@ -1460,7 +1444,7 @@
           <w:t>精度有待提升，因</w:t>
         </w:r>
       </w:ins>
-      <w:ins w:id="82" w:author="Yongkai Chen" w:date="2026-03-04T18:26:00Z" w16du:dateUtc="2026-03-04T10:26:00Z">
+      <w:ins w:id="81" w:author="Yongkai Chen" w:date="2026-03-04T18:26:00Z" w16du:dateUtc="2026-03-04T10:26:00Z">
         <w:r>
           <w:rPr>
             <w:rFonts w:hint="eastAsia"/>
@@ -1469,7 +1453,7 @@
           <w:t>所需算力</w:t>
         </w:r>
       </w:ins>
-      <w:ins w:id="83" w:author="Yongkai Chen" w:date="2026-03-04T18:25:00Z" w16du:dateUtc="2026-03-04T10:25:00Z">
+      <w:ins w:id="82" w:author="Yongkai Chen" w:date="2026-03-04T18:25:00Z" w16du:dateUtc="2026-03-04T10:25:00Z">
         <w:r>
           <w:rPr>
             <w:rFonts w:hint="eastAsia"/>
@@ -1478,7 +1462,7 @@
           <w:t>较低，模化方法</w:t>
         </w:r>
       </w:ins>
-      <w:del w:id="84" w:author="Yongkai Chen" w:date="2026-03-04T18:17:00Z" w16du:dateUtc="2026-03-04T10:17:00Z">
+      <w:del w:id="83" w:author="Yongkai Chen" w:date="2026-03-04T18:17:00Z" w16du:dateUtc="2026-03-04T10:17:00Z">
         <w:r>
           <w:rPr>
             <w:rFonts w:hint="eastAsia"/>
@@ -1487,7 +1471,7 @@
           <w:delText>，</w:delText>
         </w:r>
       </w:del>
-      <w:del w:id="85" w:author="Yongkai Chen" w:date="2026-03-04T18:11:00Z" w16du:dateUtc="2026-03-04T10:11:00Z">
+      <w:del w:id="84" w:author="Yongkai Chen" w:date="2026-03-04T18:11:00Z" w16du:dateUtc="2026-03-04T10:11:00Z">
         <w:r>
           <w:rPr>
             <w:rFonts w:hint="eastAsia"/>
@@ -1510,7 +1494,7 @@
           <w:delText>统一的</w:delText>
         </w:r>
       </w:del>
-      <w:del w:id="86" w:author="Yongkai Chen" w:date="2026-03-04T18:18:00Z" w16du:dateUtc="2026-03-04T10:18:00Z">
+      <w:del w:id="85" w:author="Yongkai Chen" w:date="2026-03-04T18:18:00Z" w16du:dateUtc="2026-03-04T10:18:00Z">
         <w:r>
           <w:rPr>
             <w:rFonts w:hint="eastAsia"/>
@@ -1519,7 +1503,7 @@
           <w:delText>理论模型</w:delText>
         </w:r>
       </w:del>
-      <w:del w:id="87" w:author="Yongkai Chen" w:date="2026-03-04T18:12:00Z" w16du:dateUtc="2026-03-04T10:12:00Z">
+      <w:del w:id="86" w:author="Yongkai Chen" w:date="2026-03-04T18:12:00Z" w16du:dateUtc="2026-03-04T10:12:00Z">
         <w:r>
           <w:rPr>
             <w:rFonts w:hint="eastAsia"/>
@@ -1528,7 +1512,7 @@
           <w:delText>描</w:delText>
         </w:r>
       </w:del>
-      <w:del w:id="88" w:author="Yongkai Chen" w:date="2026-03-04T18:11:00Z" w16du:dateUtc="2026-03-04T10:11:00Z">
+      <w:del w:id="87" w:author="Yongkai Chen" w:date="2026-03-04T18:11:00Z" w16du:dateUtc="2026-03-04T10:11:00Z">
         <w:r>
           <w:rPr>
             <w:rFonts w:hint="eastAsia"/>
@@ -1544,7 +1528,7 @@
           <w:delText>流场</w:delText>
         </w:r>
       </w:del>
-      <w:del w:id="89" w:author="Yongkai Chen" w:date="2026-03-04T18:24:00Z" w16du:dateUtc="2026-03-04T10:24:00Z">
+      <w:del w:id="88" w:author="Yongkai Chen" w:date="2026-03-04T18:24:00Z" w16du:dateUtc="2026-03-04T10:24:00Z">
         <w:r>
           <w:rPr>
             <w:rFonts w:hint="eastAsia"/>
@@ -1554,7 +1538,7 @@
           <w:fldChar w:fldCharType="begin"/>
         </w:r>
       </w:del>
-      <w:del w:id="90" w:author="Yongkai Chen" w:date="2026-03-04T17:40:00Z" w16du:dateUtc="2026-03-04T09:40:00Z">
+      <w:del w:id="89" w:author="Yongkai Chen" w:date="2026-03-04T17:40:00Z" w16du:dateUtc="2026-03-04T09:40:00Z">
         <w:r>
           <w:rPr>
             <w:rFonts w:hint="eastAsia"/>
@@ -1731,7 +1715,7 @@
           <w:delInstrText xml:space="preserve">ows in practical applications where DNS is hindered by its complexity and computational resources.","container-title":"International Journal of Thermofluids","DOI":"10.1016/j.ijft.2021.100077","ISSN":"26662027","journalAbbreviation":"International Journal of Thermofluids","language":"en","page":"100077","source":"DOI.org (Crossref)","title":"A review on turbulent flow over rough surfaces: Fundamentals and theories","title-short":"A review on turbulent flow over rough surfaces","volume":"10","author":[{"family":"Kadivar","given":"Mohammadreza"},{"family":"Tormey","given":"David"},{"family":"McGranaghan","given":"Gerard"}],"issued":{"date-parts":[["2021",5]]}}}],"schema":"https://github.com/citation-style-language/schema/raw/master/csl-citation.json"} </w:delInstrText>
         </w:r>
       </w:del>
-      <w:del w:id="91" w:author="Yongkai Chen" w:date="2026-03-04T18:24:00Z" w16du:dateUtc="2026-03-04T10:24:00Z">
+      <w:del w:id="90" w:author="Yongkai Chen" w:date="2026-03-04T18:24:00Z" w16du:dateUtc="2026-03-04T10:24:00Z">
         <w:r>
           <w:rPr>
             <w:rFonts w:hint="eastAsia"/>
@@ -1741,7 +1725,7 @@
           <w:fldChar w:fldCharType="separate"/>
         </w:r>
       </w:del>
-      <w:del w:id="92" w:author="Yongkai Chen" w:date="2026-03-04T17:41:00Z" w16du:dateUtc="2026-03-04T09:41:00Z">
+      <w:del w:id="91" w:author="Yongkai Chen" w:date="2026-03-04T17:41:00Z" w16du:dateUtc="2026-03-04T09:41:00Z">
         <w:r>
           <w:rPr>
             <w:rFonts w:hint="eastAsia"/>
@@ -1751,7 +1735,7 @@
           <w:delText>[2]</w:delText>
         </w:r>
       </w:del>
-      <w:del w:id="93" w:author="Yongkai Chen" w:date="2026-03-04T18:24:00Z" w16du:dateUtc="2026-03-04T10:24:00Z">
+      <w:del w:id="92" w:author="Yongkai Chen" w:date="2026-03-04T18:24:00Z" w16du:dateUtc="2026-03-04T10:24:00Z">
         <w:r>
           <w:rPr>
             <w:rFonts w:hint="eastAsia"/>
@@ -1761,7 +1745,7 @@
           <w:fldChar w:fldCharType="end"/>
         </w:r>
       </w:del>
-      <w:ins w:id="94" w:author="Yongkai Chen" w:date="2026-03-04T18:29:00Z" w16du:dateUtc="2026-03-04T10:29:00Z">
+      <w:ins w:id="93" w:author="Yongkai Chen" w:date="2026-03-04T18:29:00Z" w16du:dateUtc="2026-03-04T10:29:00Z">
         <w:r>
           <w:rPr>
             <w:rFonts w:hint="eastAsia"/>
@@ -1770,7 +1754,7 @@
           <w:t>仍是</w:t>
         </w:r>
       </w:ins>
-      <w:ins w:id="95" w:author="Yongkai Chen" w:date="2026-03-04T18:26:00Z" w16du:dateUtc="2026-03-04T10:26:00Z">
+      <w:ins w:id="94" w:author="Yongkai Chen" w:date="2026-03-04T18:26:00Z" w16du:dateUtc="2026-03-04T10:26:00Z">
         <w:r>
           <w:rPr>
             <w:rFonts w:hint="eastAsia"/>
@@ -1779,7 +1763,7 @@
           <w:t>主流研究</w:t>
         </w:r>
       </w:ins>
-      <w:ins w:id="96" w:author="Yongkai Chen" w:date="2026-03-04T18:29:00Z" w16du:dateUtc="2026-03-04T10:29:00Z">
+      <w:ins w:id="95" w:author="Yongkai Chen" w:date="2026-03-04T18:29:00Z" w16du:dateUtc="2026-03-04T10:29:00Z">
         <w:r>
           <w:rPr>
             <w:rFonts w:hint="eastAsia"/>
@@ -1788,20 +1772,22 @@
           <w:t>对象</w:t>
         </w:r>
       </w:ins>
-      <w:ins w:id="97" w:author="Yongkai Chen" w:date="2026-03-04T18:40:00Z" w16du:dateUtc="2026-03-04T10:40:00Z">
-        <w:r>
-          <w:rPr>
-            <w:rFonts w:hint="eastAsia"/>
-            <w:bCs/>
-          </w:rPr>
-          <w:t>吗，</w:t>
-        </w:r>
-        <w:r>
-          <w:rPr>
-            <w:rFonts w:hint="eastAsia"/>
-            <w:bCs/>
-          </w:rPr>
-          <w:t>而</w:t>
+      <w:ins w:id="96" w:author="Yongkai Chen" w:date="2026-03-04T18:40:00Z" w16du:dateUtc="2026-03-04T10:40:00Z">
+        <w:r>
+          <w:rPr>
+            <w:rFonts w:hint="eastAsia"/>
+            <w:bCs/>
+          </w:rPr>
+          <w:t>，</w:t>
+        </w:r>
+      </w:ins>
+      <w:ins w:id="97" w:author="Yongkai Chen" w:date="2026-03-05T15:37:00Z" w16du:dateUtc="2026-03-05T07:37:00Z">
+        <w:r>
+          <w:rPr>
+            <w:rFonts w:hint="eastAsia"/>
+            <w:bCs/>
+          </w:rPr>
+          <w:t>其发展高度</w:t>
         </w:r>
       </w:ins>
       <w:ins w:id="98" w:author="Yongkai Chen" w:date="2026-03-04T18:26:00Z" w16du:dateUtc="2026-03-04T10:26:00Z">
@@ -1810,7 +1796,7 @@
             <w:rFonts w:hint="eastAsia"/>
             <w:bCs/>
           </w:rPr>
-          <w:t>其发展高度依赖对流动</w:t>
+          <w:t>依赖对流动</w:t>
         </w:r>
       </w:ins>
       <w:ins w:id="99" w:author="Yongkai Chen" w:date="2026-03-04T18:20:00Z" w16du:dateUtc="2026-03-04T10:20:00Z">
@@ -1976,7 +1962,7 @@
             <w:rFonts w:hint="eastAsia"/>
             <w:bCs/>
           </w:rPr>
-          <w:t>此外，粗糙元在</w:t>
+          <w:t>此外，</w:t>
         </w:r>
       </w:ins>
       <w:del w:id="113" w:author="Yongkai Chen" w:date="2026-03-04T18:11:00Z" w16du:dateUtc="2026-03-04T10:11:00Z">
@@ -2022,98 +2008,94 @@
               </w:rPr>
             </w:rPrChange>
           </w:rPr>
-          <w:t>流动中诱发的</w:t>
+          <w:t>流动中</w:t>
         </w:r>
       </w:ins>
-      <w:del w:id="118" w:author="Yongkai Chen" w:date="2026-03-04T18:36:00Z" w16du:dateUtc="2026-03-04T10:36:00Z">
-        <w:r>
-          <w:rPr>
-            <w:rFonts w:hint="eastAsia"/>
-            <w:bCs/>
-            <w:rPrChange w:id="119" w:author="Yongkai Chen" w:date="2026-03-04T18:38:00Z" w16du:dateUtc="2026-03-04T10:38:00Z">
+      <w:ins w:id="118" w:author="Yongkai Chen" w:date="2026-03-05T15:34:00Z" w16du:dateUtc="2026-03-05T07:34:00Z">
+        <w:r>
+          <w:rPr>
+            <w:rFonts w:hint="eastAsia"/>
+            <w:bCs/>
+          </w:rPr>
+          <w:t>因粗糙元</w:t>
+        </w:r>
+      </w:ins>
+      <w:ins w:id="119" w:author="Yongkai Chen" w:date="2026-03-04T18:36:00Z" w16du:dateUtc="2026-03-04T10:36:00Z">
+        <w:r>
+          <w:rPr>
+            <w:rFonts w:hint="eastAsia"/>
+            <w:bCs/>
+            <w:rPrChange w:id="120" w:author="Yongkai Chen" w:date="2026-03-04T18:38:00Z" w16du:dateUtc="2026-03-04T10:38:00Z">
               <w:rPr>
                 <w:rFonts w:hint="eastAsia"/>
                 <w:b/>
               </w:rPr>
             </w:rPrChange>
           </w:rPr>
-          <w:delText>流动</w:delText>
-        </w:r>
-      </w:del>
-      <w:del w:id="120" w:author="Yongkai Chen" w:date="2026-03-04T18:33:00Z" w16du:dateUtc="2026-03-04T10:33:00Z">
-        <w:r>
-          <w:rPr>
-            <w:rFonts w:hint="eastAsia"/>
-            <w:bCs/>
-            <w:rPrChange w:id="121" w:author="Yongkai Chen" w:date="2026-03-04T18:38:00Z" w16du:dateUtc="2026-03-04T10:38:00Z">
+          <w:t>诱发的</w:t>
+        </w:r>
+      </w:ins>
+      <w:del w:id="121" w:author="Yongkai Chen" w:date="2026-03-04T18:36:00Z" w16du:dateUtc="2026-03-04T10:36:00Z">
+        <w:r>
+          <w:rPr>
+            <w:rFonts w:hint="eastAsia"/>
+            <w:bCs/>
+            <w:rPrChange w:id="122" w:author="Yongkai Chen" w:date="2026-03-04T18:38:00Z" w16du:dateUtc="2026-03-04T10:38:00Z">
               <w:rPr>
                 <w:rFonts w:hint="eastAsia"/>
                 <w:b/>
               </w:rPr>
             </w:rPrChange>
           </w:rPr>
-          <w:delText>中的</w:delText>
+          <w:delText>流动</w:delText>
         </w:r>
       </w:del>
-      <w:del w:id="122" w:author="Yongkai Chen" w:date="2026-03-04T18:36:00Z" w16du:dateUtc="2026-03-04T10:36:00Z">
-        <w:r>
-          <w:rPr>
-            <w:rFonts w:hint="eastAsia"/>
-            <w:bCs/>
-            <w:rPrChange w:id="123" w:author="Yongkai Chen" w:date="2026-03-04T18:38:00Z" w16du:dateUtc="2026-03-04T10:38:00Z">
+      <w:del w:id="123" w:author="Yongkai Chen" w:date="2026-03-04T18:33:00Z" w16du:dateUtc="2026-03-04T10:33:00Z">
+        <w:r>
+          <w:rPr>
+            <w:rFonts w:hint="eastAsia"/>
+            <w:bCs/>
+            <w:rPrChange w:id="124" w:author="Yongkai Chen" w:date="2026-03-04T18:38:00Z" w16du:dateUtc="2026-03-04T10:38:00Z">
               <w:rPr>
                 <w:rFonts w:hint="eastAsia"/>
                 <w:b/>
               </w:rPr>
             </w:rPrChange>
           </w:rPr>
-          <w:delText>可压缩效</w:delText>
+          <w:delText>中的</w:delText>
         </w:r>
       </w:del>
-      <w:del w:id="124" w:author="Yongkai Chen" w:date="2026-03-04T18:34:00Z" w16du:dateUtc="2026-03-04T10:34:00Z">
-        <w:r>
-          <w:rPr>
-            <w:rFonts w:hint="eastAsia"/>
-            <w:bCs/>
-            <w:rPrChange w:id="125" w:author="Yongkai Chen" w:date="2026-03-04T18:38:00Z" w16du:dateUtc="2026-03-04T10:38:00Z">
+      <w:del w:id="125" w:author="Yongkai Chen" w:date="2026-03-04T18:36:00Z" w16du:dateUtc="2026-03-04T10:36:00Z">
+        <w:r>
+          <w:rPr>
+            <w:rFonts w:hint="eastAsia"/>
+            <w:bCs/>
+            <w:rPrChange w:id="126" w:author="Yongkai Chen" w:date="2026-03-04T18:38:00Z" w16du:dateUtc="2026-03-04T10:38:00Z">
               <w:rPr>
                 <w:rFonts w:hint="eastAsia"/>
                 <w:b/>
               </w:rPr>
             </w:rPrChange>
           </w:rPr>
-          <w:delText>应会在</w:delText>
+          <w:delText>可压缩效</w:delText>
         </w:r>
       </w:del>
-      <w:del w:id="126" w:author="Yongkai Chen" w:date="2026-03-04T18:36:00Z" w16du:dateUtc="2026-03-04T10:36:00Z">
-        <w:r>
-          <w:rPr>
-            <w:rFonts w:hint="eastAsia"/>
-            <w:bCs/>
-            <w:rPrChange w:id="127" w:author="Yongkai Chen" w:date="2026-03-04T18:38:00Z" w16du:dateUtc="2026-03-04T10:38:00Z">
+      <w:del w:id="127" w:author="Yongkai Chen" w:date="2026-03-04T18:34:00Z" w16du:dateUtc="2026-03-04T10:34:00Z">
+        <w:r>
+          <w:rPr>
+            <w:rFonts w:hint="eastAsia"/>
+            <w:bCs/>
+            <w:rPrChange w:id="128" w:author="Yongkai Chen" w:date="2026-03-04T18:38:00Z" w16du:dateUtc="2026-03-04T10:38:00Z">
               <w:rPr>
                 <w:rFonts w:hint="eastAsia"/>
                 <w:b/>
               </w:rPr>
             </w:rPrChange>
           </w:rPr>
-          <w:delText>粗糙</w:delText>
+          <w:delText>应会在</w:delText>
         </w:r>
       </w:del>
-      <w:del w:id="128" w:author="Yongkai Chen" w:date="2026-03-04T18:34:00Z" w16du:dateUtc="2026-03-04T10:34:00Z">
-        <w:r>
-          <w:rPr>
-            <w:rFonts w:hint="eastAsia"/>
-            <w:bCs/>
-            <w:rPrChange w:id="129" w:author="Yongkai Chen" w:date="2026-03-04T18:38:00Z" w16du:dateUtc="2026-03-04T10:38:00Z">
-              <w:rPr>
-                <w:rFonts w:hint="eastAsia"/>
-                <w:b/>
-              </w:rPr>
-            </w:rPrChange>
-          </w:rPr>
-          <w:delText>壁附近诱发</w:delText>
-        </w:r>
+      <w:del w:id="129" w:author="Yongkai Chen" w:date="2026-03-04T18:36:00Z" w16du:dateUtc="2026-03-04T10:36:00Z">
         <w:r>
           <w:rPr>
             <w:rFonts w:hint="eastAsia"/>
@@ -2125,10 +2107,10 @@
               </w:rPr>
             </w:rPrChange>
           </w:rPr>
-          <w:delText>压缩与膨胀波</w:delText>
+          <w:delText>粗糙</w:delText>
         </w:r>
       </w:del>
-      <w:ins w:id="131" w:author="Yongkai Chen" w:date="2026-03-04T18:34:00Z" w16du:dateUtc="2026-03-04T10:34:00Z">
+      <w:del w:id="131" w:author="Yongkai Chen" w:date="2026-03-04T18:34:00Z" w16du:dateUtc="2026-03-04T10:34:00Z">
         <w:r>
           <w:rPr>
             <w:rFonts w:hint="eastAsia"/>
@@ -2140,38 +2122,38 @@
               </w:rPr>
             </w:rPrChange>
           </w:rPr>
-          <w:t>波系</w:t>
-        </w:r>
-      </w:ins>
-      <w:del w:id="133" w:author="Yongkai Chen" w:date="2026-03-04T18:14:00Z" w16du:dateUtc="2026-03-04T10:14:00Z">
-        <w:r>
-          <w:rPr>
-            <w:rFonts w:hint="eastAsia"/>
-            <w:bCs/>
-            <w:rPrChange w:id="134" w:author="Yongkai Chen" w:date="2026-03-04T18:38:00Z" w16du:dateUtc="2026-03-04T10:38:00Z">
+          <w:delText>壁附近诱发</w:delText>
+        </w:r>
+        <w:r>
+          <w:rPr>
+            <w:rFonts w:hint="eastAsia"/>
+            <w:bCs/>
+            <w:rPrChange w:id="133" w:author="Yongkai Chen" w:date="2026-03-04T18:38:00Z" w16du:dateUtc="2026-03-04T10:38:00Z">
               <w:rPr>
                 <w:rFonts w:hint="eastAsia"/>
                 <w:b/>
               </w:rPr>
             </w:rPrChange>
           </w:rPr>
-          <w:delText>。这些波系</w:delText>
+          <w:delText>压缩与膨胀波</w:delText>
         </w:r>
       </w:del>
-      <w:r>
-        <w:rPr>
-          <w:rFonts w:hint="eastAsia"/>
-          <w:bCs/>
-          <w:rPrChange w:id="135" w:author="Yongkai Chen" w:date="2026-03-04T18:38:00Z" w16du:dateUtc="2026-03-04T10:38:00Z">
-            <w:rPr>
-              <w:rFonts w:hint="eastAsia"/>
-              <w:b/>
-            </w:rPr>
-          </w:rPrChange>
-        </w:rPr>
-        <w:t>对湍流拟序结构和壁面气动力、热存在显著影响</w:t>
-      </w:r>
-      <w:ins w:id="136" w:author="Yongkai Chen" w:date="2026-03-04T18:37:00Z" w16du:dateUtc="2026-03-04T10:37:00Z">
+      <w:ins w:id="134" w:author="Yongkai Chen" w:date="2026-03-04T18:34:00Z" w16du:dateUtc="2026-03-04T10:34:00Z">
+        <w:r>
+          <w:rPr>
+            <w:rFonts w:hint="eastAsia"/>
+            <w:bCs/>
+            <w:rPrChange w:id="135" w:author="Yongkai Chen" w:date="2026-03-04T18:38:00Z" w16du:dateUtc="2026-03-04T10:38:00Z">
+              <w:rPr>
+                <w:rFonts w:hint="eastAsia"/>
+                <w:b/>
+              </w:rPr>
+            </w:rPrChange>
+          </w:rPr>
+          <w:t>波系</w:t>
+        </w:r>
+      </w:ins>
+      <w:del w:id="136" w:author="Yongkai Chen" w:date="2026-03-04T18:14:00Z" w16du:dateUtc="2026-03-04T10:14:00Z">
         <w:r>
           <w:rPr>
             <w:rFonts w:hint="eastAsia"/>
@@ -2183,36 +2165,123 @@
               </w:rPr>
             </w:rPrChange>
           </w:rPr>
-          <w:t>，</w:t>
-        </w:r>
-        <w:r>
-          <w:rPr>
-            <w:rFonts w:hint="eastAsia"/>
-            <w:bCs/>
-            <w:rPrChange w:id="138" w:author="Yongkai Chen" w:date="2026-03-04T18:38:00Z" w16du:dateUtc="2026-03-04T10:38:00Z">
+          <w:delText>。这些波系</w:delText>
+        </w:r>
+      </w:del>
+      <w:r>
+        <w:rPr>
+          <w:rFonts w:hint="eastAsia"/>
+          <w:bCs/>
+          <w:rPrChange w:id="138" w:author="Yongkai Chen" w:date="2026-03-04T18:38:00Z" w16du:dateUtc="2026-03-04T10:38:00Z">
+            <w:rPr>
+              <w:rFonts w:hint="eastAsia"/>
+              <w:b/>
+            </w:rPr>
+          </w:rPrChange>
+        </w:rPr>
+        <w:t>对湍流拟序结构</w:t>
+      </w:r>
+      <w:ins w:id="139" w:author="Yongkai Chen" w:date="2026-03-05T15:34:00Z" w16du:dateUtc="2026-03-05T07:34:00Z">
+        <w:r>
+          <w:rPr>
+            <w:rFonts w:hint="eastAsia"/>
+            <w:bCs/>
+          </w:rPr>
+          <w:t>、</w:t>
+        </w:r>
+      </w:ins>
+      <w:del w:id="140" w:author="Yongkai Chen" w:date="2026-03-05T15:34:00Z" w16du:dateUtc="2026-03-05T07:34:00Z">
+        <w:r>
+          <w:rPr>
+            <w:rFonts w:hint="eastAsia"/>
+            <w:bCs/>
+            <w:rPrChange w:id="141" w:author="Yongkai Chen" w:date="2026-03-04T18:38:00Z" w16du:dateUtc="2026-03-04T10:38:00Z">
               <w:rPr>
                 <w:rFonts w:hint="eastAsia"/>
                 <w:b/>
               </w:rPr>
             </w:rPrChange>
           </w:rPr>
-          <w:t>但未形成</w:t>
-        </w:r>
-        <w:r>
-          <w:rPr>
-            <w:rFonts w:hint="eastAsia"/>
-            <w:bCs/>
-            <w:rPrChange w:id="139" w:author="Yongkai Chen" w:date="2026-03-04T18:38:00Z" w16du:dateUtc="2026-03-04T10:38:00Z">
+          <w:delText>和壁面</w:delText>
+        </w:r>
+      </w:del>
+      <w:r>
+        <w:rPr>
+          <w:rFonts w:hint="eastAsia"/>
+          <w:bCs/>
+          <w:rPrChange w:id="142" w:author="Yongkai Chen" w:date="2026-03-04T18:38:00Z" w16du:dateUtc="2026-03-04T10:38:00Z">
+            <w:rPr>
+              <w:rFonts w:hint="eastAsia"/>
+              <w:b/>
+            </w:rPr>
+          </w:rPrChange>
+        </w:rPr>
+        <w:t>气动力、热</w:t>
+      </w:r>
+      <w:ins w:id="143" w:author="Yongkai Chen" w:date="2026-03-05T15:34:00Z" w16du:dateUtc="2026-03-05T07:34:00Z">
+        <w:r>
+          <w:rPr>
+            <w:rFonts w:hint="eastAsia"/>
+            <w:bCs/>
+          </w:rPr>
+          <w:t>等</w:t>
+        </w:r>
+      </w:ins>
+      <w:r>
+        <w:rPr>
+          <w:rFonts w:hint="eastAsia"/>
+          <w:bCs/>
+          <w:rPrChange w:id="144" w:author="Yongkai Chen" w:date="2026-03-04T18:38:00Z" w16du:dateUtc="2026-03-04T10:38:00Z">
+            <w:rPr>
+              <w:rFonts w:hint="eastAsia"/>
+              <w:b/>
+            </w:rPr>
+          </w:rPrChange>
+        </w:rPr>
+        <w:t>存在显著影响</w:t>
+      </w:r>
+      <w:ins w:id="145" w:author="Yongkai Chen" w:date="2026-03-04T18:37:00Z" w16du:dateUtc="2026-03-04T10:37:00Z">
+        <w:r>
+          <w:rPr>
+            <w:rFonts w:hint="eastAsia"/>
+            <w:bCs/>
+            <w:rPrChange w:id="146" w:author="Yongkai Chen" w:date="2026-03-04T18:38:00Z" w16du:dateUtc="2026-03-04T10:38:00Z">
               <w:rPr>
                 <w:rFonts w:hint="eastAsia"/>
                 <w:b/>
               </w:rPr>
             </w:rPrChange>
           </w:rPr>
+          <w:t>，</w:t>
+        </w:r>
+        <w:r>
+          <w:rPr>
+            <w:rFonts w:hint="eastAsia"/>
+            <w:bCs/>
+            <w:rPrChange w:id="147" w:author="Yongkai Chen" w:date="2026-03-04T18:38:00Z" w16du:dateUtc="2026-03-04T10:38:00Z">
+              <w:rPr>
+                <w:rFonts w:hint="eastAsia"/>
+                <w:b/>
+              </w:rPr>
+            </w:rPrChange>
+          </w:rPr>
+          <w:t>但未形成</w:t>
+        </w:r>
+        <w:r>
+          <w:rPr>
+            <w:rFonts w:hint="eastAsia"/>
+            <w:bCs/>
+            <w:rPrChange w:id="148" w:author="Yongkai Chen" w:date="2026-03-04T18:38:00Z" w16du:dateUtc="2026-03-04T10:38:00Z">
+              <w:rPr>
+                <w:rFonts w:hint="eastAsia"/>
+                <w:b/>
+              </w:rPr>
+            </w:rPrChange>
+          </w:rPr>
           <w:t>统一、完整的认知规律。</w:t>
         </w:r>
       </w:ins>
-      <w:ins w:id="140" w:author="Yongkai Chen" w:date="2026-03-04T18:38:00Z" w16du:dateUtc="2026-03-04T10:38:00Z">
+      <w:ins w:id="149" w:author="Yongkai Chen" w:date="2026-03-04T18:38:00Z" w16du:dateUtc="2026-03-04T10:38:00Z">
         <w:r>
           <w:rPr>
             <w:rFonts w:hint="eastAsia"/>
@@ -2221,7 +2290,7 @@
           <w:t>这也形成了</w:t>
         </w:r>
       </w:ins>
-      <w:ins w:id="141" w:author="Yongkai Chen" w:date="2026-03-04T18:40:00Z" w16du:dateUtc="2026-03-04T10:40:00Z">
+      <w:ins w:id="150" w:author="Yongkai Chen" w:date="2026-03-04T18:40:00Z" w16du:dateUtc="2026-03-04T10:40:00Z">
         <w:r>
           <w:rPr>
             <w:rFonts w:hint="eastAsia"/>
@@ -2230,7 +2299,7 @@
           <w:t>高超声速粗糙壁湍流的</w:t>
         </w:r>
       </w:ins>
-      <w:ins w:id="142" w:author="Yongkai Chen" w:date="2026-03-04T18:38:00Z" w16du:dateUtc="2026-03-04T10:38:00Z">
+      <w:ins w:id="151" w:author="Yongkai Chen" w:date="2026-03-04T18:38:00Z" w16du:dateUtc="2026-03-04T10:38:00Z">
         <w:r>
           <w:rPr>
             <w:rFonts w:hint="eastAsia"/>
@@ -2241,7 +2310,7 @@
         <w:r>
           <w:rPr>
             <w:rFonts w:hint="eastAsia"/>
-            <w:rPrChange w:id="143" w:author="Yongkai Chen" w:date="2026-03-04T18:38:00Z" w16du:dateUtc="2026-03-04T10:38:00Z">
+            <w:rPrChange w:id="152" w:author="Yongkai Chen" w:date="2026-03-04T18:38:00Z" w16du:dateUtc="2026-03-04T10:38:00Z">
               <w:rPr>
                 <w:rFonts w:hint="eastAsia"/>
                 <w:b/>
@@ -2252,7 +2321,7 @@
           <w:t>理论和</w:t>
         </w:r>
       </w:ins>
-      <w:ins w:id="144" w:author="Yongkai Chen" w:date="2026-03-04T18:39:00Z" w16du:dateUtc="2026-03-04T10:39:00Z">
+      <w:ins w:id="153" w:author="Yongkai Chen" w:date="2026-03-04T18:39:00Z" w16du:dateUtc="2026-03-04T10:39:00Z">
         <w:r>
           <w:rPr>
             <w:rFonts w:hint="eastAsia"/>
@@ -2260,27 +2329,29 @@
           <w:t>模化模型</w:t>
         </w:r>
       </w:ins>
-      <w:ins w:id="145" w:author="Yongkai Chen" w:date="2026-03-04T18:40:00Z" w16du:dateUtc="2026-03-04T10:40:00Z">
-        <w:r>
-          <w:rPr>
-            <w:rFonts w:hint="eastAsia"/>
-          </w:rPr>
-          <w:t>的发展</w:t>
+      <w:ins w:id="154" w:author="Yongkai Chen" w:date="2026-03-04T18:40:00Z" w16du:dateUtc="2026-03-04T10:40:00Z">
+        <w:r>
+          <w:rPr>
+            <w:rFonts w:hint="eastAsia"/>
+          </w:rPr>
+          <w:t>的</w:t>
         </w:r>
       </w:ins>
-      <w:ins w:id="146" w:author="Yongkai Chen" w:date="2026-03-04T18:39:00Z" w16du:dateUtc="2026-03-04T10:39:00Z">
-        <w:r>
-          <w:rPr>
-            <w:rFonts w:hint="eastAsia"/>
-          </w:rPr>
-          <w:t>双双</w:t>
-        </w:r>
-        <w:r>
-          <w:rPr>
-            <w:rFonts w:hint="eastAsia"/>
-          </w:rPr>
-          <w:t>受阻</w:t>
-        </w:r>
+      <w:ins w:id="155" w:author="Yongkai Chen" w:date="2026-03-05T15:35:00Z" w16du:dateUtc="2026-03-05T07:35:00Z">
+        <w:r>
+          <w:rPr>
+            <w:rFonts w:hint="eastAsia"/>
+          </w:rPr>
+          <w:t>发展</w:t>
+        </w:r>
+        <w:r>
+          <w:rPr>
+            <w:rFonts w:hint="eastAsia"/>
+          </w:rPr>
+          <w:t>双双受阻</w:t>
+        </w:r>
+      </w:ins>
+      <w:ins w:id="156" w:author="Yongkai Chen" w:date="2026-03-04T18:39:00Z" w16du:dateUtc="2026-03-04T10:39:00Z">
         <w:r>
           <w:rPr>
             <w:rFonts w:hint="eastAsia"/>
@@ -2288,7 +2359,7 @@
           <w:t>的局面。</w:t>
         </w:r>
       </w:ins>
-      <w:del w:id="147" w:author="Yongkai Chen" w:date="2026-03-04T18:01:00Z" w16du:dateUtc="2026-03-04T10:01:00Z">
+      <w:del w:id="157" w:author="Yongkai Chen" w:date="2026-03-04T18:01:00Z" w16du:dateUtc="2026-03-04T10:01:00Z">
         <w:r>
           <w:rPr>
             <w:rFonts w:hint="eastAsia"/>
@@ -2320,22 +2391,30 @@
         <w:pStyle w:val="main"/>
         <w:ind w:firstLine="480"/>
         <w:rPr>
-          <w:rPrChange w:id="148" w:author="Yongkai Chen" w:date="2026-03-04T18:43:00Z" w16du:dateUtc="2026-03-04T10:43:00Z">
+          <w:rPrChange w:id="158" w:author="Yongkai Chen" w:date="2026-03-04T18:43:00Z" w16du:dateUtc="2026-03-04T10:43:00Z">
             <w:rPr>
               <w:b/>
             </w:rPr>
           </w:rPrChange>
         </w:rPr>
       </w:pPr>
-      <w:ins w:id="149" w:author="Yongkai Chen" w:date="2026-03-04T18:41:00Z" w16du:dateUtc="2026-03-04T10:41:00Z">
-        <w:r>
-          <w:rPr>
-            <w:rFonts w:hint="eastAsia"/>
-          </w:rPr>
-          <w:t>理想的模化模型需要对壁面外形和流动参数具有良好的</w:t>
+      <w:ins w:id="159" w:author="Yongkai Chen" w:date="2026-03-04T18:41:00Z" w16du:dateUtc="2026-03-04T10:41:00Z">
+        <w:r>
+          <w:rPr>
+            <w:rFonts w:hint="eastAsia"/>
+          </w:rPr>
+          <w:t>理想的模化模型需对壁面外形和流动参数</w:t>
         </w:r>
       </w:ins>
-      <w:ins w:id="150" w:author="Yongkai Chen" w:date="2026-03-04T18:42:00Z" w16du:dateUtc="2026-03-04T10:42:00Z">
+      <w:ins w:id="160" w:author="Yongkai Chen" w:date="2026-03-05T15:33:00Z" w16du:dateUtc="2026-03-05T07:33:00Z">
+        <w:r>
+          <w:rPr>
+            <w:rFonts w:hint="eastAsia"/>
+          </w:rPr>
+          <w:t>具有良好的</w:t>
+        </w:r>
+      </w:ins>
+      <w:ins w:id="161" w:author="Yongkai Chen" w:date="2026-03-04T18:42:00Z" w16du:dateUtc="2026-03-04T10:42:00Z">
         <w:r>
           <w:rPr>
             <w:rFonts w:hint="eastAsia"/>
@@ -2355,7 +2434,7 @@
           <w:t>调节</w:t>
         </w:r>
       </w:ins>
-      <w:ins w:id="151" w:author="Yongkai Chen" w:date="2026-03-04T18:46:00Z" w16du:dateUtc="2026-03-04T10:46:00Z">
+      <w:ins w:id="162" w:author="Yongkai Chen" w:date="2026-03-04T18:46:00Z" w16du:dateUtc="2026-03-04T10:46:00Z">
         <w:r>
           <w:rPr>
             <w:rFonts w:hint="eastAsia"/>
@@ -2363,14 +2442,22 @@
           <w:t>能力</w:t>
         </w:r>
       </w:ins>
-      <w:ins w:id="152" w:author="Yongkai Chen" w:date="2026-03-04T18:42:00Z" w16du:dateUtc="2026-03-04T10:42:00Z">
-        <w:r>
-          <w:rPr>
-            <w:rFonts w:hint="eastAsia"/>
-          </w:rPr>
-          <w:t>。而</w:t>
+      <w:ins w:id="163" w:author="Yongkai Chen" w:date="2026-03-05T15:35:00Z" w16du:dateUtc="2026-03-05T07:35:00Z">
+        <w:r>
+          <w:rPr>
+            <w:rFonts w:hint="eastAsia"/>
+          </w:rPr>
+          <w:t>，</w:t>
         </w:r>
       </w:ins>
+      <w:ins w:id="164" w:author="Yongkai Chen" w:date="2026-03-05T15:36:00Z" w16du:dateUtc="2026-03-05T07:36:00Z">
+        <w:r>
+          <w:rPr>
+            <w:rFonts w:hint="eastAsia"/>
+          </w:rPr>
+          <w:t>这契合了</w:t>
+        </w:r>
+      </w:ins>
       <w:r>
         <w:rPr>
           <w:rFonts w:hint="eastAsia"/>
@@ -2389,7 +2476,7 @@
         </w:rPr>
         <w:t>的</w:t>
       </w:r>
-      <w:ins w:id="153" w:author="Yongkai Chen" w:date="2026-03-04T18:46:00Z" w16du:dateUtc="2026-03-04T10:46:00Z">
+      <w:ins w:id="165" w:author="Yongkai Chen" w:date="2026-03-04T18:46:00Z" w16du:dateUtc="2026-03-04T10:46:00Z">
         <w:r>
           <w:rPr>
             <w:rFonts w:hint="eastAsia"/>
@@ -2412,21 +2499,31 @@
       <w:r>
         <w:t>）</w:t>
       </w:r>
-      <w:r>
-        <w:rPr>
-          <w:rFonts w:hint="eastAsia"/>
-        </w:rPr>
-        <w:t>方法</w:t>
-      </w:r>
-      <w:ins w:id="154" w:author="Yongkai Chen" w:date="2026-03-04T18:43:00Z" w16du:dateUtc="2026-03-04T10:43:00Z">
-        <w:r>
-          <w:rPr>
-            <w:rFonts w:hint="eastAsia"/>
-          </w:rPr>
-          <w:t>有望实现突破。</w:t>
+      <w:ins w:id="166" w:author="Yongkai Chen" w:date="2026-03-05T15:36:00Z" w16du:dateUtc="2026-03-05T07:36:00Z">
+        <w:r>
+          <w:rPr>
+            <w:rFonts w:hint="eastAsia"/>
+          </w:rPr>
+          <w:t>方法的特点</w:t>
         </w:r>
       </w:ins>
-      <w:del w:id="155" w:author="Yongkai Chen" w:date="2026-03-04T18:43:00Z" w16du:dateUtc="2026-03-04T10:43:00Z">
+      <w:del w:id="167" w:author="Yongkai Chen" w:date="2026-03-05T15:36:00Z" w16du:dateUtc="2026-03-05T07:36:00Z">
+        <w:r>
+          <w:rPr>
+            <w:rFonts w:hint="eastAsia"/>
+          </w:rPr>
+          <w:delText>方法</w:delText>
+        </w:r>
+      </w:del>
+      <w:ins w:id="168" w:author="Yongkai Chen" w:date="2026-03-04T18:43:00Z" w16du:dateUtc="2026-03-04T10:43:00Z">
+        <w:r>
+          <w:rPr>
+            <w:rFonts w:hint="eastAsia"/>
+          </w:rPr>
+          <w:t>。</w:t>
+        </w:r>
+      </w:ins>
+      <w:del w:id="169" w:author="Yongkai Chen" w:date="2026-03-04T18:43:00Z" w16du:dateUtc="2026-03-04T10:43:00Z">
         <w:r>
           <w:rPr>
             <w:rFonts w:hint="eastAsia"/>
@@ -2434,7 +2531,7 @@
           <w:delText>可通过</w:delText>
         </w:r>
       </w:del>
-      <w:del w:id="156" w:author="Yongkai Chen" w:date="2026-03-04T18:46:00Z" w16du:dateUtc="2026-03-04T10:46:00Z">
+      <w:del w:id="170" w:author="Yongkai Chen" w:date="2026-03-04T18:46:00Z" w16du:dateUtc="2026-03-04T10:46:00Z">
         <w:r>
           <w:rPr>
             <w:rFonts w:hint="eastAsia"/>
@@ -2442,7 +2539,7 @@
           <w:delText>海量数据构建粗糙元等效砂砾模型</w:delText>
         </w:r>
       </w:del>
-      <w:del w:id="157" w:author="Yongkai Chen" w:date="2026-03-04T18:43:00Z" w16du:dateUtc="2026-03-04T10:43:00Z">
+      <w:del w:id="171" w:author="Yongkai Chen" w:date="2026-03-04T18:43:00Z" w16du:dateUtc="2026-03-04T10:43:00Z">
         <w:r>
           <w:rPr>
             <w:rFonts w:hint="eastAsia"/>
@@ -2450,7 +2547,7 @@
           <w:delText>并实现</w:delText>
         </w:r>
       </w:del>
-      <w:del w:id="158" w:author="Yongkai Chen" w:date="2026-03-04T18:46:00Z" w16du:dateUtc="2026-03-04T10:46:00Z">
+      <w:del w:id="172" w:author="Yongkai Chen" w:date="2026-03-04T18:46:00Z" w16du:dateUtc="2026-03-04T10:46:00Z">
         <w:r>
           <w:rPr>
             <w:rFonts w:hint="eastAsia"/>
@@ -2458,7 +2555,7 @@
           <w:delText>粗糙壁湍流的简化模拟。但</w:delText>
         </w:r>
       </w:del>
-      <w:del w:id="159" w:author="Yongkai Chen" w:date="2026-03-04T18:28:00Z" w16du:dateUtc="2026-03-04T10:28:00Z">
+      <w:del w:id="173" w:author="Yongkai Chen" w:date="2026-03-04T18:28:00Z" w16du:dateUtc="2026-03-04T10:28:00Z">
         <w:r>
           <w:rPr>
             <w:rFonts w:hint="eastAsia"/>
@@ -2466,7 +2563,7 @@
           <w:delText>现有方法</w:delText>
         </w:r>
       </w:del>
-      <w:del w:id="160" w:author="Yongkai Chen" w:date="2026-03-04T18:46:00Z" w16du:dateUtc="2026-03-04T10:46:00Z">
+      <w:del w:id="174" w:author="Yongkai Chen" w:date="2026-03-04T18:46:00Z" w16du:dateUtc="2026-03-04T10:46:00Z">
         <w:r>
           <w:rPr>
             <w:rFonts w:hint="eastAsia"/>
@@ -2474,7 +2571,7 @@
           <w:delText>采用的神经网络和输入参数隐去了</w:delText>
         </w:r>
       </w:del>
-      <w:del w:id="161" w:author="Yongkai Chen" w:date="2026-03-04T18:44:00Z" w16du:dateUtc="2026-03-04T10:44:00Z">
+      <w:del w:id="175" w:author="Yongkai Chen" w:date="2026-03-04T18:44:00Z" w16du:dateUtc="2026-03-04T10:44:00Z">
         <w:r>
           <w:rPr>
             <w:rFonts w:hint="eastAsia"/>
@@ -2482,7 +2579,7 @@
           <w:delText>部分</w:delText>
         </w:r>
       </w:del>
-      <w:del w:id="162" w:author="Yongkai Chen" w:date="2026-03-04T18:46:00Z" w16du:dateUtc="2026-03-04T10:46:00Z">
+      <w:del w:id="176" w:author="Yongkai Chen" w:date="2026-03-04T18:46:00Z" w16du:dateUtc="2026-03-04T10:46:00Z">
         <w:r>
           <w:rPr>
             <w:rFonts w:hint="eastAsia"/>
@@ -2511,7 +2608,7 @@
           <w:delText>的流动模拟中表现较差，泛化能力</w:delText>
         </w:r>
       </w:del>
-      <w:del w:id="163" w:author="Yongkai Chen" w:date="2026-03-04T18:44:00Z" w16du:dateUtc="2026-03-04T10:44:00Z">
+      <w:del w:id="177" w:author="Yongkai Chen" w:date="2026-03-04T18:44:00Z" w16du:dateUtc="2026-03-04T10:44:00Z">
         <w:r>
           <w:rPr>
             <w:rFonts w:hint="eastAsia"/>
@@ -2520,7 +2617,7 @@
           <w:delText>低</w:delText>
         </w:r>
       </w:del>
-      <w:del w:id="164" w:author="Yongkai Chen" w:date="2026-03-04T18:46:00Z" w16du:dateUtc="2026-03-04T10:46:00Z">
+      <w:del w:id="178" w:author="Yongkai Chen" w:date="2026-03-04T18:46:00Z" w16du:dateUtc="2026-03-04T10:46:00Z">
         <w:r>
           <w:rPr>
             <w:rFonts w:hint="eastAsia"/>
@@ -2529,7 +2626,7 @@
           <w:delText>。</w:delText>
         </w:r>
       </w:del>
-      <w:ins w:id="165" w:author="Yongkai Chen" w:date="2026-03-04T18:46:00Z" w16du:dateUtc="2026-03-04T10:46:00Z">
+      <w:ins w:id="179" w:author="Yongkai Chen" w:date="2026-03-04T18:46:00Z" w16du:dateUtc="2026-03-04T10:46:00Z">
         <w:r>
           <w:rPr>
             <w:rFonts w:hint="eastAsia"/>
@@ -2537,7 +2634,7 @@
           <w:t>其中</w:t>
         </w:r>
       </w:ins>
-      <w:del w:id="166" w:author="Yongkai Chen" w:date="2026-03-04T18:46:00Z" w16du:dateUtc="2026-03-04T10:46:00Z">
+      <w:del w:id="180" w:author="Yongkai Chen" w:date="2026-03-04T18:46:00Z" w16du:dateUtc="2026-03-04T10:46:00Z">
         <w:r>
           <w:rPr>
             <w:rFonts w:hint="eastAsia"/>
@@ -2570,12 +2667,12 @@
         </w:rPr>
         <w:fldChar w:fldCharType="begin"/>
       </w:r>
-      <w:ins w:id="167" w:author="Yongkai Chen" w:date="2026-03-04T17:41:00Z" w16du:dateUtc="2026-03-04T09:41:00Z">
+      <w:ins w:id="181" w:author="Yongkai Chen" w:date="2026-03-04T17:41:00Z" w16du:dateUtc="2026-03-04T09:41:00Z">
         <w:r>
           <w:instrText xml:space="preserve"> ADDIN ZOTERO_ITEM CSL_CITATION {"citationID":"aqirp937h5","properties":{"formattedCitation":"\\super [4]\\nosupersub{}","plainCitation":"[4]","noteIndex":0},"citationItems":[{"id":206,"uris":["http://zotero.org/users/13872798/items/M7G64E8X"],"itemData":{"id":206,"type":"article-journal","abstract":"Many underlying relationships among data in several areas of science and engineering, e.g., computer vision, molecular chemistry, molecular biology, pattern recognition, and data mining, can be represented in terms of graphs. In this paper, we propose a new neural network model, called graph neural network (GNN) model, that extends existing neural network methods for processing the data represented in graph domains. This GNN model, which can directly process most of the practically useful types of graphs, e.g., acyclic, cyclic, directed, and undirected, implements a function that maps a graph and one of its nodes into an -dimensional Euclidean space. A supervised learning algorithm is derived to estimate the parameters of the proposed GNN model. The computational cost of the proposed algorithm is also considered. Some experimental results are shown to validate the proposed learning algorithm, and to demonstrate its generalization capabilities.","container-title":"IEEE Transactions on Neural Networks","DOI":"10.1109/TNN.2008.2005605","ISSN":"1045-9227, 1941-0093","issue":"1","journalAbbreviation":"IEEE Trans. Neural Netw.","language":"en","license":"https://ieeexplore.ieee.org/Xplorehelp/downloads/license-information/IEEE.html","page":"61-80","source":"DOI.org (Crossref)","title":"The Graph Neural Network Model","volume":"20","author":[{"family":"Scarselli","given":"F."},{"family":"Gori","given":"M."},{"literal":"Ah Chung Tsoi"},{"family":"Hagenbuchner","given":"M."},{"family":"Monfardini","given":"G."}],"issued":{"date-parts":[["2009",1]]}}}],"schema":"https://github.com/citation-style-language/schema/raw/master/csl-citation.json"} </w:instrText>
         </w:r>
       </w:ins>
-      <w:del w:id="168" w:author="Yongkai Chen" w:date="2026-03-04T17:40:00Z" w16du:dateUtc="2026-03-04T09:40:00Z">
+      <w:del w:id="182" w:author="Yongkai Chen" w:date="2026-03-04T17:40:00Z" w16du:dateUtc="2026-03-04T09:40:00Z">
         <w:r>
           <w:rPr>
             <w:rFonts w:hint="eastAsia"/>
@@ -2590,7 +2687,7 @@
         </w:rPr>
         <w:fldChar w:fldCharType="separate"/>
       </w:r>
-      <w:ins w:id="169" w:author="Yongkai Chen" w:date="2026-03-04T17:41:00Z" w16du:dateUtc="2026-03-04T09:41:00Z">
+      <w:ins w:id="183" w:author="Yongkai Chen" w:date="2026-03-04T17:41:00Z" w16du:dateUtc="2026-03-04T09:41:00Z">
         <w:r>
           <w:rPr>
             <w:rFonts w:cs="Times New Roman"/>
@@ -2599,7 +2696,7 @@
           <w:t>[4]</w:t>
         </w:r>
       </w:ins>
-      <w:del w:id="170" w:author="Yongkai Chen" w:date="2026-03-04T17:41:00Z" w16du:dateUtc="2026-03-04T09:41:00Z">
+      <w:del w:id="184" w:author="Yongkai Chen" w:date="2026-03-04T17:41:00Z" w16du:dateUtc="2026-03-04T09:41:00Z">
         <w:r>
           <w:rPr>
             <w:vertAlign w:val="superscript"/>
@@ -2627,12 +2724,12 @@
         </w:rPr>
         <w:fldChar w:fldCharType="begin"/>
       </w:r>
-      <w:ins w:id="171" w:author="Yongkai Chen" w:date="2026-03-04T17:41:00Z" w16du:dateUtc="2026-03-04T09:41:00Z">
+      <w:ins w:id="185" w:author="Yongkai Chen" w:date="2026-03-04T17:41:00Z" w16du:dateUtc="2026-03-04T09:41:00Z">
         <w:r>
           <w:instrText xml:space="preserve"> ADDIN ZOTERO_ITEM CSL_CITATION {"citationID":"a9okre0spb","properties":{"formattedCitation":"\\super [5]\\nosupersub{}","plainCitation":"[5]","noteIndex":0},"citationItems":[{"id":496,"uris":["http://zotero.org/users/13872798/items/YTX3SE89"],"itemData":{"id":496,"type":"article-journal","language":"en","source":"Zotero","title":"Robust deep learning–based protein sequence design using ProteinMPNN","author":[{"family":"Dauparas","given":"J"},{"family":"Anishchenko","given":"I"},{"family":"Bennett","given":"N"},{"family":"Bai","given":"H"},{"family":"Ragotte","given":"R J"},{"family":"Milles","given":"L F"},{"family":"Wicky","given":"B I M"},{"family":"Courbet","given":"A"},{"family":"Haas","given":"R J","non-dropping-particle":"de"},{"family":"Bethel","given":"N"},{"family":"Leung","given":"P J Y"},{"family":"Huddy","given":"T F"},{"family":"Pellock","given":"S"},{"family":"Tischer","given":"D"},{"family":"Chan","given":"F"},{"family":"Koepnick","given":"B"},{"family":"Nguyen","given":"H"},{"family":"Kang","given":"A"},{"family":"Sankaran","given":"B"},{"family":"Bera","given":"A K"},{"family":"King","given":"N P"},{"family":"Baker","given":"D"}]}}],"schema":"https://github.com/citation-style-language/schema/raw/master/csl-citation.json"} </w:instrText>
         </w:r>
       </w:ins>
-      <w:del w:id="172" w:author="Yongkai Chen" w:date="2026-03-04T17:40:00Z" w16du:dateUtc="2026-03-04T09:40:00Z">
+      <w:del w:id="186" w:author="Yongkai Chen" w:date="2026-03-04T17:40:00Z" w16du:dateUtc="2026-03-04T09:40:00Z">
         <w:r>
           <w:rPr>
             <w:rFonts w:hint="eastAsia"/>
@@ -2659,7 +2756,7 @@
         </w:rPr>
         <w:fldChar w:fldCharType="separate"/>
       </w:r>
-      <w:ins w:id="173" w:author="Yongkai Chen" w:date="2026-03-04T17:41:00Z" w16du:dateUtc="2026-03-04T09:41:00Z">
+      <w:ins w:id="187" w:author="Yongkai Chen" w:date="2026-03-04T17:41:00Z" w16du:dateUtc="2026-03-04T09:41:00Z">
         <w:r>
           <w:rPr>
             <w:rFonts w:cs="Times New Roman"/>
@@ -2668,7 +2765,7 @@
           <w:t>[5]</w:t>
         </w:r>
       </w:ins>
-      <w:del w:id="174" w:author="Yongkai Chen" w:date="2026-03-04T17:41:00Z" w16du:dateUtc="2026-03-04T09:41:00Z">
+      <w:del w:id="188" w:author="Yongkai Chen" w:date="2026-03-04T17:41:00Z" w16du:dateUtc="2026-03-04T09:41:00Z">
         <w:r>
           <w:rPr>
             <w:vertAlign w:val="superscript"/>
@@ -2696,12 +2793,12 @@
         </w:rPr>
         <w:fldChar w:fldCharType="begin"/>
       </w:r>
-      <w:ins w:id="175" w:author="Yongkai Chen" w:date="2026-03-04T17:41:00Z" w16du:dateUtc="2026-03-04T09:41:00Z">
+      <w:ins w:id="189" w:author="Yongkai Chen" w:date="2026-03-04T17:41:00Z" w16du:dateUtc="2026-03-04T09:41:00Z">
         <w:r>
           <w:instrText xml:space="preserve"> ADDIN ZOTERO_ITEM CSL_CITATION {"citationID":"a1fa1itis9j","properties":{"formattedCitation":"\\super [6]\\nosupersub{}","plainCitation":"[6]","noteIndex":0},"citationItems":[{"id":498,"uris":["http://zotero.org/users/13872798/items/BSNTNKIL"],"itemData":{"id":498,"type":"article","abstract":"Global medium-range weather forecasting is critical to decision-making across many social and economic domains. Traditional numerical weather prediction uses increased compute resources to improve forecast accuracy, but cannot directly use historical weather data to improve the underlying model. We introduce a machine learning-based method called “GraphCast”, which can be trained directly from reanalysis data. It predicts hundreds of weather variables, over 10 days at 0.25° resolution globally, in under one minute. We show that GraphCast signiﬁcantly outperforms the most accurate operational deterministic systems on 90% of 1380 veriﬁcation targets, and its forecasts support better severe event prediction, including tropical cyclones, atmospheric rivers, and extreme temperatures. GraphCast is a key advance in accurate and e cient weather forecasting, and helps realize the promise of machine learning for modeling complex dynamical systems.","DOI":"10.48550/arXiv.2212.12794","language":"en","note":"arXiv:2212.12794 [cs]","number":"arXiv:2212.12794","publisher":"arXiv","source":"arXiv.org","title":"GraphCast: Learning skillful medium-range global weather forecasting","title-short":"GraphCast","URL":"http://arxiv.org/abs/2212.12794","author":[{"family":"Lam","given":"Remi"},{"family":"Sanchez-Gonzalez","given":"Alvaro"},{"family":"Willson","given":"Matthew"},{"family":"Wirnsberger","given":"Peter"},{"family":"Fortunato","given":"Meire"},{"family":"Alet","given":"Ferran"},{"family":"Ravuri","given":"Suman"},{"family":"Ewalds","given":"Timo"},{"family":"Eaton-Rosen","given":"Zach"},{"family":"Hu","given":"Weihua"},{"family":"Merose","given":"Alexander"},{"family":"Hoyer","given":"Stephan"},{"family":"Holland","given":"George"},{"family":"Vinyals","given":"Oriol"},{"family":"Stott","given":"Jacklynn"},{"family":"Pritzel","given":"Alexander"},{"family":"Mohamed","given":"Shakir"},{"family":"Battaglia","given":"Peter"}],"accessed":{"date-parts":[["2025",3,14]]},"issued":{"date-parts":[["2023",8,4]]}}}],"schema":"https://github.com/citation-style-language/schema/raw/master/csl-citation.json"} </w:instrText>
         </w:r>
       </w:ins>
-      <w:del w:id="176" w:author="Yongkai Chen" w:date="2026-03-04T17:40:00Z" w16du:dateUtc="2026-03-04T09:40:00Z">
+      <w:del w:id="190" w:author="Yongkai Chen" w:date="2026-03-04T17:40:00Z" w16du:dateUtc="2026-03-04T09:40:00Z">
         <w:r>
           <w:rPr>
             <w:rFonts w:hint="eastAsia"/>
@@ -2776,7 +2873,7 @@
         </w:rPr>
         <w:fldChar w:fldCharType="separate"/>
       </w:r>
-      <w:ins w:id="177" w:author="Yongkai Chen" w:date="2026-03-04T17:41:00Z" w16du:dateUtc="2026-03-04T09:41:00Z">
+      <w:ins w:id="191" w:author="Yongkai Chen" w:date="2026-03-04T17:41:00Z" w16du:dateUtc="2026-03-04T09:41:00Z">
         <w:r>
           <w:rPr>
             <w:rFonts w:cs="Times New Roman"/>
@@ -2785,7 +2882,7 @@
           <w:t>[6]</w:t>
         </w:r>
       </w:ins>
-      <w:del w:id="178" w:author="Yongkai Chen" w:date="2026-03-04T17:41:00Z" w16du:dateUtc="2026-03-04T09:41:00Z">
+      <w:del w:id="192" w:author="Yongkai Chen" w:date="2026-03-04T17:41:00Z" w16du:dateUtc="2026-03-04T09:41:00Z">
         <w:r>
           <w:rPr>
             <w:vertAlign w:val="superscript"/>
@@ -2824,7 +2921,7 @@
         </w:rPr>
         <w:fldChar w:fldCharType="begin"/>
       </w:r>
-      <w:ins w:id="179" w:author="Yongkai Chen" w:date="2026-03-04T17:41:00Z" w16du:dateUtc="2026-03-04T09:41:00Z">
+      <w:ins w:id="193" w:author="Yongkai Chen" w:date="2026-03-04T17:41:00Z" w16du:dateUtc="2026-03-04T09:41:00Z">
         <w:r>
           <w:instrText xml:space="preserve"> ADDIN ZOTERO_ITEM CSL_CITATION {"citationID":"a1h7siadmn9","properties":{"formattedCitation":"\\super [7,8]\\nosupersub{}","plainCitation":"[7,8]","noteIndex":0},"citationItems":[{"id":495,"uris":["http://zotero.org/users/13872798/items/EHCMUWKU"],"itemData":{"id":495,"type":"article-journal","abstract":"The dominant sequence transduction models are based on complex recurrent or convolutional neural networks that include an encoder and a decoder. The best performing models also connect the encoder and decoder through an attention mechanism. We propose a new simple network architecture, the Transformer, based solely on attention mechanisms, dispensing with recurrence and convolutions entirely. Experiments on two machine translation tasks show these models to be superior in quality while being more parallelizable and requiring signiﬁcantly less time to train. Our model achieves 28.4 BLEU on the WMT 2014 Englishto-German translation task, improving over the existing best results, including ensembles, by over 2 BLEU. On the WMT 2014 English-to-French translation task, our model establishes a new single-model state-of-the-art BLEU score of 41.0 after training for 3.5 days on eight GPUs, a small fraction of the training costs of the best models from the literature.","language":"en","source":"Zotero","title":"Attention is All you Need","author":[{"family":"Vaswani","given":"Ashish"},{"family":"Shazeer","given":"Noam"},{"family":"Parmar","given":"Niki"},{"family":"Uszkoreit","given":"Jakob"},{"family":"Jones","given":"Llion"},{"family":"Gomez","given":"Aidan N"},{"family":"Kaiser","given":"Łukasz"},{"family":"Polosukhin","given":"Illia"}]}},{"id":494,"uris":["http://zotero.org/users/13872798/items/SVHX3L6J"],"itemData":{"id":494,"type":"article-journal","abstract":"We show that diffusion models can achieve image sample quality superior to the current state-of-the-art generative models. We achieve this on unconditional image synthesis by ﬁnding a better architecture through a series of ablations. For conditional image synthesis, we further improve sample quality with classiﬁer guidance: a simple, compute-efﬁcient method for trading off diversity for ﬁdelity using gradients from a classiﬁer. We achieve an FID of 2.97 on ImageNet 128</w:instrText>
         </w:r>
@@ -2892,7 +2989,7 @@
           <w:instrText xml:space="preserve">512.","language":"en","source":"Zotero","title":"Diffusion Models Beat GANs on Image Synthesis","author":[{"family":"Dhariwal","given":"Prafulla"},{"family":"Nichol","given":"Alex"}]}}],"schema":"https://github.com/citation-style-language/schema/raw/master/csl-citation.json"} </w:instrText>
         </w:r>
       </w:ins>
-      <w:del w:id="180" w:author="Yongkai Chen" w:date="2026-03-04T17:40:00Z" w16du:dateUtc="2026-03-04T09:40:00Z">
+      <w:del w:id="194" w:author="Yongkai Chen" w:date="2026-03-04T17:40:00Z" w16du:dateUtc="2026-03-04T09:40:00Z">
         <w:r>
           <w:rPr>
             <w:rFonts w:hint="eastAsia"/>
@@ -3041,7 +3138,7 @@
         </w:rPr>
         <w:fldChar w:fldCharType="separate"/>
       </w:r>
-      <w:ins w:id="181" w:author="Yongkai Chen" w:date="2026-03-04T17:41:00Z" w16du:dateUtc="2026-03-04T09:41:00Z">
+      <w:ins w:id="195" w:author="Yongkai Chen" w:date="2026-03-04T17:41:00Z" w16du:dateUtc="2026-03-04T09:41:00Z">
         <w:r>
           <w:rPr>
             <w:rFonts w:cs="Times New Roman"/>
@@ -3050,7 +3147,7 @@
           <w:t>[7,8]</w:t>
         </w:r>
       </w:ins>
-      <w:del w:id="182" w:author="Yongkai Chen" w:date="2026-03-04T17:41:00Z" w16du:dateUtc="2026-03-04T09:41:00Z">
+      <w:del w:id="196" w:author="Yongkai Chen" w:date="2026-03-04T17:41:00Z" w16du:dateUtc="2026-03-04T09:41:00Z">
         <w:r>
           <w:rPr>
             <w:vertAlign w:val="superscript"/>
@@ -3246,7 +3343,7 @@
     <w:p>
       <w:pPr>
         <w:pStyle w:val="section"/>
-        <w:ind w:firstLine="482"/>
+        <w:ind w:firstLine="489"/>
         <w:rPr>
           <w:rFonts w:hint="eastAsia"/>
           <w:b/>
@@ -3273,7 +3370,7 @@
     <w:p>
       <w:pPr>
         <w:pStyle w:val="section"/>
-        <w:ind w:firstLine="482"/>
+        <w:ind w:firstLine="489"/>
         <w:rPr>
           <w:rFonts w:hint="eastAsia"/>
           <w:b/>
@@ -3322,7 +3419,7 @@
         </w:rPr>
         <w:fldChar w:fldCharType="begin"/>
       </w:r>
-      <w:ins w:id="183" w:author="Yongkai Chen" w:date="2026-03-04T17:41:00Z" w16du:dateUtc="2026-03-04T09:41:00Z">
+      <w:ins w:id="197" w:author="Yongkai Chen" w:date="2026-03-04T17:41:00Z" w16du:dateUtc="2026-03-04T09:41:00Z">
         <w:r>
           <w:rPr>
             <w:bCs/>
@@ -3331,7 +3428,7 @@
           <w:instrText xml:space="preserve"> ADDIN ZOTERO_ITEM CSL_CITATION {"citationID":"uEUI0Axy","properties":{"formattedCitation":"\\super [9]\\nosupersub{}","plainCitation":"[9]","noteIndex":0},"citationItems":[{"id":147,"uris":["http://zotero.org/users/13872798/items/LLU29TAZ"],"itemData":{"id":147,"type":"article-journal","abstract":"Lattice Boltzmann direct numerical simulation of turbulent open-channel ﬂows over randomly distributed hemispheres at Reτ = 600 is carried out to reveal the inﬂuence of roughness parameters related to a probability density function of rough-surface elevation on turbulence by analysing the spatial and Reynolds- (double-) averaged Navier–Stokes equation. This study speciﬁcally concentrates on the inﬂuence of the root-mean-square roughness and the skewness, and proﬁles of turbulence statistics are compared by introducing an effective wall-normal distance deﬁned as a wall-normal integrated plane porosity. The effective distance can completely collapse the total shear stress outside the roughness sublayer, and thus the similarity of the streamwise mean velocity is clearer by introducing the effective distance. In order to examine the inﬂuence of the root-mean-square roughness and the skewness on dynamical effects that contribute to an increase in the skin friction coefﬁcient, the triple-integrated double-averaged Navier–Stokes equation is analysed. The main contributors to the skin friction coefﬁcient are found to be turbulence and drag force. The turbulence contribution increases with the root-mean-square roughness and/or the skewness. The drag force contribution, on the other hand, increases in particular with the root-mean-square roughness whereas an increase in the skewness does not increase the drag force contribution because it does not necessarily increase the surface area of the roughness elements. The contribution of the mean velocity dispersion induced by spatial inhomogeneity of the rough surfaces substantially increases with the root-mean-square roughness. A linear correlation is conﬁrmed between the root-mean-square roughness and the equivalent roughness while the equivalent roughness monotonically increases with the skewness. A new correlation function based on the root-mean-square roughness and the skewness is developed with the available experimental and direct numerical simulation data, and it is conﬁrmed that the developed correlation reasonably predicts the equivalent roughness of various types of real rough surfaces.","container-title":"Journal of Fluid Mechanics","DOI":"10.1017/jfm.2018.953","ISSN":"0022-1120, 1469-7645","journalAbbreviation":"J. Fluid Mech.","language":"en","license":"https://www.cambridge.org/core/terms","page":"781-815","source":"DOI.org (Crossref)","title":"Direct numerical simulation of turbulence over systematically varied irregular rough surfaces","volume":"862","author":[{"family":"Kuwata","given":"Y."},{"family":"Kawaguchi","given":"Y."}],"issued":{"date-parts":[["2019",3,10]]}}}],"schema":"https://github.com/citation-style-language/schema/raw/master/csl-citation.json"} </w:instrText>
         </w:r>
       </w:ins>
-      <w:del w:id="184" w:author="Yongkai Chen" w:date="2026-03-04T17:40:00Z" w16du:dateUtc="2026-03-04T09:40:00Z">
+      <w:del w:id="198" w:author="Yongkai Chen" w:date="2026-03-04T17:40:00Z" w16du:dateUtc="2026-03-04T09:40:00Z">
         <w:r>
           <w:rPr>
             <w:bCs/>
@@ -3347,12 +3444,12 @@
         </w:rPr>
         <w:fldChar w:fldCharType="separate"/>
       </w:r>
-      <w:ins w:id="185" w:author="Yongkai Chen" w:date="2026-03-04T17:41:00Z" w16du:dateUtc="2026-03-04T09:41:00Z">
+      <w:ins w:id="199" w:author="Yongkai Chen" w:date="2026-03-04T17:41:00Z" w16du:dateUtc="2026-03-04T09:41:00Z">
         <w:r>
           <w:rPr>
             <w:sz w:val="24"/>
             <w:vertAlign w:val="superscript"/>
-            <w:rPrChange w:id="186" w:author="Yongkai Chen" w:date="2026-03-04T17:41:00Z" w16du:dateUtc="2026-03-04T09:41:00Z">
+            <w:rPrChange w:id="200" w:author="Yongkai Chen" w:date="2026-03-04T17:41:00Z" w16du:dateUtc="2026-03-04T09:41:00Z">
               <w:rPr>
                 <w:vertAlign w:val="superscript"/>
               </w:rPr>
@@ -3361,7 +3458,7 @@
           <w:t>[9]</w:t>
         </w:r>
       </w:ins>
-      <w:del w:id="187" w:author="Yongkai Chen" w:date="2026-03-04T17:41:00Z" w16du:dateUtc="2026-03-04T09:41:00Z">
+      <w:del w:id="201" w:author="Yongkai Chen" w:date="2026-03-04T17:41:00Z" w16du:dateUtc="2026-03-04T09:41:00Z">
         <w:r>
           <w:rPr>
             <w:sz w:val="24"/>
@@ -3432,7 +3529,7 @@
         </w:rPr>
         <w:fldChar w:fldCharType="begin"/>
       </w:r>
-      <w:ins w:id="188" w:author="Yongkai Chen" w:date="2026-03-04T17:41:00Z" w16du:dateUtc="2026-03-04T09:41:00Z">
+      <w:ins w:id="202" w:author="Yongkai Chen" w:date="2026-03-04T17:41:00Z" w16du:dateUtc="2026-03-04T09:41:00Z">
         <w:r>
           <w:rPr>
             <w:bCs/>
@@ -3441,7 +3538,7 @@
           <w:instrText xml:space="preserve"> ADDIN ZOTERO_ITEM CSL_CITATION {"citationID":"a1pflhig029","properties":{"formattedCitation":"\\super [10,11]\\nosupersub{}","plainCitation":"[10,11]","noteIndex":0},"citationItems":[{"id":152,"uris":["http://zotero.org/users/13872798/items/B5WNCZ6Z"],"itemData":{"id":152,"type":"article-journal","abstract":"Turbulent ﬂow over a surface with streamwise-elongated rough and smooth stripes is studied by means of direct numerical simulation (DNS) in a periodic plane open channel with fully resolved roughness. The goal is to understand how the mean height of roughness affects the characteristics of the secondary ﬂow formed above a spanwise heterogeneous rough surface. To this end, while the statistical properties of roughness texture as well as the width and spacing of the rough stripes are kept constant, the elevation of the smooth stripes is systematically varied in different simulation cases. Utilizing this variation, three conﬁgurations – representing protruding, recessed and an intermediate type of roughness – are analysed. In all cases, secondary ﬂows are present and the skin friction coefﬁcients calculated for all the heterogeneous rough surfaces are meaningfully larger than what would result from the area-weighted average of those of homogeneous smooth and rough surfaces. This drag increase appears to be linked to the strength of the secondary ﬂow. The rotational direction of the secondary motion is shown to depend on the relative surface elevation. The present results suggest that this rearrangement of the secondary ﬂow is linked to the spatial distribution of the spanwise-wall-normal Reynolds stress component, which carries opposing signs for protruding and recessed roughness.","container-title":"Journal of Fluid Mechanics","DOI":"10.1017/jfm.2019.1030","ISSN":"0022-1120, 1469-7645","journalAbbreviation":"J. Fluid Mech.","language":"en","license":"http://creativecommons.org/licenses/by/4.0/","page":"R5","source":"DOI.org (Crossref)","title":"Rearrangement of secondary flow over spanwise heterogeneous roughness","volume":"885","author":[{"family":"Stroh","given":"A."},{"family":"Schäfer","given":"K."},{"family":"Frohnapfel","given":"B."},{"family":"Forooghi","given":"P."}],"issued":{"date-parts":[["2020",2,25]]}}},{"id":151,"uris":["http://zotero.org/users/13872798/items/G7974C87"],"itemData":{"id":151,"type":"article-journal","container-title":"Physical Review Fluids","DOI":"10.1103/PhysRevFluids.3.044605","ISSN":"2469-990X","issue":"4","journalAbbreviation":"Phys. Rev. Fluids","language":"en","page":"044605","source":"DOI.org (Crossref)","title":"Direct numerical simulation of flow over dissimilar, randomly distributed roughness elements: A systematic study on the effect of surface morphology on turbulence","title-short":"Direct numerical simulation of flow over dissimilar, randomly distributed roughness elements","volume":"3","author":[{"family":"Forooghi","given":"Pourya"},{"family":"Stroh","given":"Alexander"},{"family":"Schlatter","given":"Philipp"},{"family":"Frohnapfel","given":"Bettina"}],"issued":{"date-parts":[["2018",4,25]]}}}],"schema":"https://github.com/citation-style-language/schema/raw/master/csl-citation.json"} </w:instrText>
         </w:r>
       </w:ins>
-      <w:del w:id="189" w:author="Yongkai Chen" w:date="2026-03-04T17:40:00Z" w16du:dateUtc="2026-03-04T09:40:00Z">
+      <w:del w:id="203" w:author="Yongkai Chen" w:date="2026-03-04T17:40:00Z" w16du:dateUtc="2026-03-04T09:40:00Z">
         <w:r>
           <w:rPr>
             <w:bCs/>
@@ -3457,12 +3554,12 @@
         </w:rPr>
         <w:fldChar w:fldCharType="separate"/>
       </w:r>
-      <w:ins w:id="190" w:author="Yongkai Chen" w:date="2026-03-04T17:41:00Z" w16du:dateUtc="2026-03-04T09:41:00Z">
+      <w:ins w:id="204" w:author="Yongkai Chen" w:date="2026-03-04T17:41:00Z" w16du:dateUtc="2026-03-04T09:41:00Z">
         <w:r>
           <w:rPr>
             <w:sz w:val="24"/>
             <w:vertAlign w:val="superscript"/>
-            <w:rPrChange w:id="191" w:author="Yongkai Chen" w:date="2026-03-04T17:41:00Z" w16du:dateUtc="2026-03-04T09:41:00Z">
+            <w:rPrChange w:id="205" w:author="Yongkai Chen" w:date="2026-03-04T17:41:00Z" w16du:dateUtc="2026-03-04T09:41:00Z">
               <w:rPr>
                 <w:vertAlign w:val="superscript"/>
               </w:rPr>
@@ -3471,7 +3568,7 @@
           <w:t>[10,11]</w:t>
         </w:r>
       </w:ins>
-      <w:del w:id="192" w:author="Yongkai Chen" w:date="2026-03-04T17:41:00Z" w16du:dateUtc="2026-03-04T09:41:00Z">
+      <w:del w:id="206" w:author="Yongkai Chen" w:date="2026-03-04T17:41:00Z" w16du:dateUtc="2026-03-04T09:41:00Z">
         <w:r>
           <w:rPr>
             <w:sz w:val="24"/>
@@ -3673,7 +3770,7 @@
         </w:rPr>
         <w:fldChar w:fldCharType="begin"/>
       </w:r>
-      <w:ins w:id="193" w:author="Yongkai Chen" w:date="2026-03-04T17:41:00Z" w16du:dateUtc="2026-03-04T09:41:00Z">
+      <w:ins w:id="207" w:author="Yongkai Chen" w:date="2026-03-04T17:41:00Z" w16du:dateUtc="2026-03-04T09:41:00Z">
         <w:r>
           <w:rPr>
             <w:bCs/>
@@ -3682,7 +3779,7 @@
           <w:instrText xml:space="preserve"> ADDIN ZOTERO_ITEM CSL_CITATION {"citationID":"a2imfrmcpsc","properties":{"formattedCitation":"\\super [12]\\nosupersub{}","plainCitation":"[12]","noteIndex":0},"citationItems":[{"id":209,"uris":["http://zotero.org/users/13872798/items/26IG7BR7"],"itemData":{"id":209,"type":"article-journal","abstract":"A large-eddy simulation has been performed of an atmospheric surface layer in which the lower third of the domain is occupied by a drag layer and heat sources to represent a forest. Subgridscale processes are treated using second-order closure techniques. Lateral boundaries are periodic, while the upper boundary is a frictionless fixed lid. Mean vertical profiles of wind velocity derived from the output are realistic in their shape and response to forest density. Similarly, vertical profiles of Reynolds stress, turbulent kinetic energy and velocity skewness match observations, at least in a qualitative sense.The limited vertical extent of the domain and the artificial upper boundary, however, cause some departures from measured turbulence profiles in real forests. Instantaneous turbulent velocity and scalar fields are presented which show some of the features obtained by tower instrumentation in the field and in wind tunnels, such as the vertical coherence of vertical velocity and the slope of structures revealed by temperature patterns.","container-title":"Boundary-Layer Meteorology","DOI":"10.1007/BF02033994","ISSN":"0006-8314, 1573-1472","issue":"1-2","journalAbbreviation":"Boundary-Layer Meteorol","language":"en","license":"http://www.springer.com/tdm","page":"47-64","source":"DOI.org (Crossref)","title":"Large-eddy simulation of turbulent flow above and within a forest","volume":"61","author":[{"family":"Shaw","given":"Roger H."},{"family":"Schumann","given":"Ulrich"}],"issued":{"date-parts":[["1992",10]]}}}],"schema":"https://github.com/citation-style-language/schema/raw/master/csl-citation.json"} </w:instrText>
         </w:r>
       </w:ins>
-      <w:del w:id="194" w:author="Yongkai Chen" w:date="2026-03-04T17:40:00Z" w16du:dateUtc="2026-03-04T09:40:00Z">
+      <w:del w:id="208" w:author="Yongkai Chen" w:date="2026-03-04T17:40:00Z" w16du:dateUtc="2026-03-04T09:40:00Z">
         <w:r>
           <w:rPr>
             <w:bCs/>
@@ -3698,12 +3795,12 @@
         </w:rPr>
         <w:fldChar w:fldCharType="separate"/>
       </w:r>
-      <w:ins w:id="195" w:author="Yongkai Chen" w:date="2026-03-04T17:41:00Z" w16du:dateUtc="2026-03-04T09:41:00Z">
+      <w:ins w:id="209" w:author="Yongkai Chen" w:date="2026-03-04T17:41:00Z" w16du:dateUtc="2026-03-04T09:41:00Z">
         <w:r>
           <w:rPr>
             <w:sz w:val="24"/>
             <w:vertAlign w:val="superscript"/>
-            <w:rPrChange w:id="196" w:author="Yongkai Chen" w:date="2026-03-04T17:41:00Z" w16du:dateUtc="2026-03-04T09:41:00Z">
+            <w:rPrChange w:id="210" w:author="Yongkai Chen" w:date="2026-03-04T17:41:00Z" w16du:dateUtc="2026-03-04T09:41:00Z">
               <w:rPr>
                 <w:vertAlign w:val="superscript"/>
               </w:rPr>
@@ -3712,7 +3809,7 @@
           <w:t>[12]</w:t>
         </w:r>
       </w:ins>
-      <w:del w:id="197" w:author="Yongkai Chen" w:date="2026-03-04T17:41:00Z" w16du:dateUtc="2026-03-04T09:41:00Z">
+      <w:del w:id="211" w:author="Yongkai Chen" w:date="2026-03-04T17:41:00Z" w16du:dateUtc="2026-03-04T09:41:00Z">
         <w:r>
           <w:rPr>
             <w:sz w:val="24"/>
@@ -3743,7 +3840,7 @@
         </w:rPr>
         <w:fldChar w:fldCharType="begin"/>
       </w:r>
-      <w:ins w:id="198" w:author="Yongkai Chen" w:date="2026-03-04T17:41:00Z" w16du:dateUtc="2026-03-04T09:41:00Z">
+      <w:ins w:id="212" w:author="Yongkai Chen" w:date="2026-03-04T17:41:00Z" w16du:dateUtc="2026-03-04T09:41:00Z">
         <w:r>
           <w:rPr>
             <w:bCs/>
@@ -3767,7 +3864,7 @@
           <w:instrText xml:space="preserve">0.4) shows a satisfactory prediction of mean velocity proﬁle, and hence the friction factor, by the model. The model is found to be able to reproduce the trends of friction factor with morphological properties of surface such as skewness of the surface height probability density function and coeﬃcient of variation of the peak heights.","container-title":"International Journal of Heat and Fluid Flow","DOI":"10.1016/j.ijheatfluidflow.2018.03.019","ISSN":"0142727X","journalAbbreviation":"International Journal of Heat and Fluid Flow","language":"en","page":"200-209","source":"DOI.org (Crossref)","title":"A modified Parametric Forcing Approach for modelling of roughness","volume":"71","author":[{"family":"Forooghi","given":"Pourya"},{"family":"Frohnapfel","given":"Bettina"},{"family":"Magagnato","given":"Franco"},{"family":"Busse","given":"Angela"}],"issued":{"date-parts":[["2018",6]]}}},{"id":215,"uris":["http://zotero.org/users/13872798/items/XHB88IIY"],"itemData":{"id":215,"type":"article-journal","abstract":"Turbulent flow over variably-shaped rough walls, characterized by either a regular or a random arrangement of axisymmetric roughness elements in an open channel flow configuration, is investigated computationally within a VLES (Very Large Eddy Simulation) framework by utilizing a volumetric forcing-based roughness model. The prime objective of the present work is to assess the roughness model’s capability to predict mean velocities and turbulent intensities in conjunction with this recently formulated hybrid LES/RANS (Reynolds-Averaged Navier-Stokes) model. The friction velocity-based Reynolds number is in the range Reτ = 460 − 500. A non-dimensional drag function accounting for the shape of the roughness elements is introduced and evaluated based on the results of complementary direct numerical simulations (DNS). The dynamics of the residual motion of the presently adopted VLES methodology is described by an appropriately modified elliptic-relaxation-based ζ − f (ζ = v2/k) RANS model.","container-title":"Flow, Turbulence and Combustion","DOI":"10.1007/s10494-017-9867-1","ISSN":"1386-6184, 1573-1987","issue":"3-4","journalAbbreviation":"Flow Turbulence Combust","language":"en","page":"685-703","source":"DOI.org (Crossref)","title":"VLES Modeling of Flow Over Walls with Variably-shaped Roughness by Reference to Complementary DNS","volume":"99","author":[{"family":"Krumbein","given":"Benjamin"},{"family":"Forooghi","given":"Pourya"},{"family":"Jakirlić","given":"Suad"},{"family":"Magagnato","given":"Franco"},{"family":"Frohnapfel","given":"Bettina"}],"issued":{"date-parts":[["2017",12]]}}},{"id":214,"uris":["http://zotero.org/users/13872798/items/7K8VNCCP"],"itemData":{"id":214,"type":"article-journal","abstract":"The effects of rough surfaces on turbulent channel ﬂow are modelled by an extra force term in the Navier–Stokes equations. This force term contains two parameters, related to the density and the height of the roughness elements, and a shape function, which regulates the inﬂuence of the force term with respect to the distance from the channel wall. This permits a more ﬂexible speciﬁcation of a rough surface than a single parameter such as the equivalent sand grain roughness. The effects of the roughness force term on turbulent channel ﬂow have been investigated for a large number of parameter combinations and several shape functions by direct numerical simulations. It is possible to cover the full spectrum of rough ﬂows ranging from hydraulically smooth through transitionally rough to fully rough cases. By using different parameter combinations and shape functions, it is possible to match the effects of different types of rough surfaces. Mean ﬂow and standard turbulence statistics have been used to compare the results to recent experimental and numerical studies and a good qualitative agreement has been found. Outer scaling is preserved for the streamwise velocity for both the mean proﬁle as well as its mean square ﬂuctuations in all but extremely rough cases. The structure of the turbulent ﬂow shows a trend towards more isotropic turbulent states within the roughness layer. In extremely rough cases, spanwise structures emerge near the wall and the turbulent state resembles a mixing layer. A direct comparison with the study of Ashraﬁan, Andersson &amp; Manhart (Intl J. Heat Fluid Flow, vol. 25, 2004, pp. 373–383) shows a good quantitative agreement of the mean ﬂow and Reynolds stresses everywhere except in the immediate vicinity of the rough wall. The proposed roughness force term may be of beneﬁt as a wall model for direct and large-eddy numerical simulations in cases where the exact details of the ﬂow over a rough wall can be neglected.","container-title":"Journal of Fluid Mechanics","DOI":"10.1017/jfm.2012.408","ISSN":"0022-1120, 1469-7645","journalAbbreviation":"J. Fluid Mech.","language":"en","license":"https://www.cambridge.org/core/terms","page":"169-202","source":"DOI.org (Crossref)","title":"Parametric forcing approach to rough-wall turbulent channel flow","volume":"712","author":[{"family":"Busse","given":"A."},{"family":"Sandham","given":"N. D."}],"issued":{"date-parts":[["2012",12,10]]}}},{"id":213,"uris":["http://zotero.org/users/13872798/items/Q9VQPCDX"],"itemData":{"id":213,"type":"article-journal","abstract":"Accurate prescription of ground-level boundary conditions is a key requirement for large-eddy simulation (LES) of atmospheric boundary-layer (ABL) ﬂow. When the lower boundary is a homogeneously rough surface, the Monin–Obokhov (MO) similarity theory is a well-tested approach for speciﬁcation of the boundary ﬂuxes. This approach requires an empirically calibrated hydrodynamic roughness length to represent the aggregate effects of all ﬂow-resisting surface details at unresolved scales, and a displacement height to represent a vertical shift in the velocity proﬁles. For cases in which the surface height distribution varies slowly enough in the horizontal direction that it is spatially resolvable in the LES, but where the height itself is small enough to fall below the ﬁrst vertical grid point, special challenges arise. First, it is shown herein that prescription of a horizontally varying displacement height, in the context of MO similarity, is insufﬁcient to produce realistic results in this unique application. A subsequent approach, which is relatively easy to implement, and can be used in LES without the need to use a “terrain-following” coordinate system or computationally expensive alternatives such as local grid reﬁnement, is proposed. The approach is based on a form drag expressed in terms of the frontal area and the corresponding incoming momentum ﬂux of the ﬂow. The frontal area is evaluated in terms of the ﬂow-normal gradient of the resolved height distribution. The proposed model, named the surface gradient-based drag (SGD) model, is applied to a variety of rough surfaces for which appropriate data exist. These surfaces are horizontally resolved, but vertically unresolved. The resulting mean velocity distributions are compared with available data and good agreement is observed. In addition, we apply the SGD model in ﬂow over two synthetic multiscale surfaces with prescribed, powerlaw surface-height spectra. For these cases, ﬁrst- and second-order ﬂow statistics agree with established results. Future perspectives are outlined.","container-title":"Boundary-Layer Meteorology","DOI":"10.1007/s10546-010-9537-5","ISSN":"0006-8314, 1573-1472","issue":"3","journalAbbreviation":"Boundary-Layer Meteorol","language":"en","license":"http://www.springer.com/tdm","page":"397-415","source":"DOI.org (Crossref)","title":"A Large-Eddy Simulation Model for Boundary-Layer Flow Over Surfaces with Horizontally Resolved but Vertically Unresolved Roughness Elements","volume":"137","author":[{"family":"Anderson","given":"William"},{"family":"Meneveau","given":"Charles"}],"issued":{"date-parts":[["2010",12]]}}}],"schema":"https://github.com/citation-style-language/schema/raw/master/csl-citation.json"} </w:instrText>
         </w:r>
       </w:ins>
-      <w:del w:id="199" w:author="Yongkai Chen" w:date="2026-03-04T17:40:00Z" w16du:dateUtc="2026-03-04T09:40:00Z">
+      <w:del w:id="213" w:author="Yongkai Chen" w:date="2026-03-04T17:40:00Z" w16du:dateUtc="2026-03-04T09:40:00Z">
         <w:r>
           <w:rPr>
             <w:bCs/>
@@ -3798,12 +3895,12 @@
         </w:rPr>
         <w:fldChar w:fldCharType="separate"/>
       </w:r>
-      <w:ins w:id="200" w:author="Yongkai Chen" w:date="2026-03-04T17:41:00Z" w16du:dateUtc="2026-03-04T09:41:00Z">
+      <w:ins w:id="214" w:author="Yongkai Chen" w:date="2026-03-04T17:41:00Z" w16du:dateUtc="2026-03-04T09:41:00Z">
         <w:r>
           <w:rPr>
             <w:sz w:val="24"/>
             <w:vertAlign w:val="superscript"/>
-            <w:rPrChange w:id="201" w:author="Yongkai Chen" w:date="2026-03-04T17:41:00Z" w16du:dateUtc="2026-03-04T09:41:00Z">
+            <w:rPrChange w:id="215" w:author="Yongkai Chen" w:date="2026-03-04T17:41:00Z" w16du:dateUtc="2026-03-04T09:41:00Z">
               <w:rPr>
                 <w:vertAlign w:val="superscript"/>
               </w:rPr>
@@ -3812,7 +3909,7 @@
           <w:t>[13–17]</w:t>
         </w:r>
       </w:ins>
-      <w:del w:id="202" w:author="Yongkai Chen" w:date="2026-03-04T17:41:00Z" w16du:dateUtc="2026-03-04T09:41:00Z">
+      <w:del w:id="216" w:author="Yongkai Chen" w:date="2026-03-04T17:41:00Z" w16du:dateUtc="2026-03-04T09:41:00Z">
         <w:r>
           <w:rPr>
             <w:sz w:val="24"/>
@@ -4076,7 +4173,7 @@
         </w:rPr>
         <w:fldChar w:fldCharType="begin"/>
       </w:r>
-      <w:ins w:id="203" w:author="Yongkai Chen" w:date="2026-03-04T17:41:00Z" w16du:dateUtc="2026-03-04T09:41:00Z">
+      <w:ins w:id="217" w:author="Yongkai Chen" w:date="2026-03-04T17:41:00Z" w16du:dateUtc="2026-03-04T09:41:00Z">
         <w:r>
           <w:rPr>
             <w:bCs/>
@@ -4085,7 +4182,7 @@
           <w:instrText xml:space="preserve"> ADDIN ZOTERO_ITEM CSL_CITATION {"citationID":"ar3qvnbttk","properties":{"formattedCitation":"\\super [18,19]\\nosupersub{}","plainCitation":"[18,19]","noteIndex":0},"citationItems":[{"id":199,"uris":["http://zotero.org/users/13872798/items/U7YA4HKA"],"itemData":{"id":199,"type":"article-journal","container-title":"Physical Review Fluids","DOI":"10.1103/PhysRevFluids.6.084607","ISSN":"2469-990X","issue":"8","journalAbbreviation":"Phys. Rev. Fluids","language":"en","page":"084607","source":"DOI.org (Crossref)","title":"Effects of porous walls on near-wall supersonic turbulence","volume":"6","author":[{"family":"Chen","given":"Yongkai"},{"family":"Scalo","given":"Carlo"}],"issued":{"date-parts":[["2021",8,23]]}}},{"id":198,"uris":["http://zotero.org/users/13872798/items/M5RYVPCL"],"itemData":{"id":198,"type":"article-journal","abstract":"Abstract\n            \n              \n                \n              \n            \n          , \n            \n              This study investigates the effect of an isothermal wall with complex impedance on compressible turbulent channel flow up to bulk Mach numbers of\n              \n                \n                  \n                  $6.00$\n                \n              \n              . Such investigation is carried out via the time-domain impedance boundary conditions based on auxiliary differential equations method. A three-parameter complex impedance, modelling a frequency-selective porous wall, with tuneable resonating frequency\n              \n                \n                  \n                  $\\omega _{res}$\n                \n              \n              and variable resistance\n              \n                \n                  \n                  $R \\in [0.10, 1.0]$\n                \n              \n              is employed. Higher resistance leads to lower wall permeability with\n              \n                \n                  \n                  $R \\rightarrow \\infty$\n                \n              \n              representing the impermeable limit. Three bulk Mach numbers\n              \n                \n                  \n                  $M_b = \\{1.50, 3.50, 6.00\\}$\n                \n              \n              are investigated with a semi-local Reynolds number\n              \n                \n                  \n                  $Re_\\tau ^{*} \\approx 220$\n                \n              \n              . It is found that a sufficiently low\n              \n                \n                  \n                  $R$\n                \n              \n              could trigger flow instabilities, which comprise streamwise-travelling waves in the near-wall region, akin to spanwise rollers at low subsonic flow conditions and second-mode waves at hypersonic conditions. The probability density function of instantaneous wall-shear stress shows an enhancement in extreme positive cases of wall-shear stress fluctuations, leading to an increase in the mean wall-shear stress due to porous walls. The wave dynamically affects the turbulence, yielding a local peak near the wall in the pre-multiplied spectrum of the production term of turbulence kinetic energy. Linear stability analysis using the turbulent base flow profile confirmed that the finite wall permeability triggers the instability when\n              \n                \n                  \n                  $R$\n                \n              \n              is below a threshold\n              \n                \n                  \n                  $R_{{cr}}$\n                \n              \n              , which shows a sub-linear proportionality on the bulk Mach number\n              \n                \n                  \n                  $M_b$\n                \n              \n              . The perturbed field exhibits more dilatational nature in high Mach number flows with low permeability.","container-title":"Journal of Fluid Mechanics","DOI":"10.1017/jfm.2021.428","ISSN":"0022-1120, 1469-7645","journalAbbreviation":"J. Fluid Mech.","language":"en","page":"A24","source":"DOI.org (Crossref)","title":"Trapped waves in supersonic and hypersonic turbulent channel flow over porous walls","volume":"920","author":[{"family":"Chen","given":"Yongkai"},{"family":"Scalo","given":"Carlo"}],"issued":{"date-parts":[["2021",8,10]]}}}],"schema":"https://github.com/citation-style-language/schema/raw/master/csl-citation.json"} </w:instrText>
         </w:r>
       </w:ins>
-      <w:del w:id="204" w:author="Yongkai Chen" w:date="2026-03-04T17:40:00Z" w16du:dateUtc="2026-03-04T09:40:00Z">
+      <w:del w:id="218" w:author="Yongkai Chen" w:date="2026-03-04T17:40:00Z" w16du:dateUtc="2026-03-04T09:40:00Z">
         <w:r>
           <w:rPr>
             <w:bCs/>
@@ -4101,12 +4198,12 @@
         </w:rPr>
         <w:fldChar w:fldCharType="separate"/>
       </w:r>
-      <w:ins w:id="205" w:author="Yongkai Chen" w:date="2026-03-04T17:41:00Z" w16du:dateUtc="2026-03-04T09:41:00Z">
+      <w:ins w:id="219" w:author="Yongkai Chen" w:date="2026-03-04T17:41:00Z" w16du:dateUtc="2026-03-04T09:41:00Z">
         <w:r>
           <w:rPr>
             <w:sz w:val="24"/>
             <w:vertAlign w:val="superscript"/>
-            <w:rPrChange w:id="206" w:author="Yongkai Chen" w:date="2026-03-04T17:41:00Z" w16du:dateUtc="2026-03-04T09:41:00Z">
+            <w:rPrChange w:id="220" w:author="Yongkai Chen" w:date="2026-03-04T17:41:00Z" w16du:dateUtc="2026-03-04T09:41:00Z">
               <w:rPr>
                 <w:vertAlign w:val="superscript"/>
               </w:rPr>
@@ -4115,7 +4212,7 @@
           <w:t>[18,19]</w:t>
         </w:r>
       </w:ins>
-      <w:del w:id="207" w:author="Yongkai Chen" w:date="2026-03-04T17:41:00Z" w16du:dateUtc="2026-03-04T09:41:00Z">
+      <w:del w:id="221" w:author="Yongkai Chen" w:date="2026-03-04T17:41:00Z" w16du:dateUtc="2026-03-04T09:41:00Z">
         <w:r>
           <w:rPr>
             <w:bCs/>
@@ -4379,12 +4476,12 @@
       <w:r>
         <w:fldChar w:fldCharType="begin"/>
       </w:r>
-      <w:ins w:id="208" w:author="Yongkai Chen" w:date="2026-03-04T17:41:00Z" w16du:dateUtc="2026-03-04T09:41:00Z">
+      <w:ins w:id="222" w:author="Yongkai Chen" w:date="2026-03-04T17:41:00Z" w16du:dateUtc="2026-03-04T09:41:00Z">
         <w:r>
           <w:instrText xml:space="preserve"> ADDIN ZOTERO_ITEM CSL_CITATION {"citationID":"a7oiuad9v8","properties":{"formattedCitation":"\\super [20\\uc0\\u8211{}22]\\nosupersub{}","plainCitation":"[20–22]","noteIndex":0},"citationItems":[{"id":216,"uris":["http://zotero.org/users/13872798/items/JTGRC98W"],"itemData":{"id":216,"type":"article-journal","abstract":"Abstract\n            \n              \n                \n              \n            \n          , \n            \n              This paper investigates a long-standing question about the effect of surface roughness on turbulent flow: What is the equivalent roughness sand-grain height for a given roughness topography? Deep neural network (DNN) and Gaussian process regression (GPR) machine learning approaches are used to develop a high-fidelity prediction approach of the Nikuradse equivalent sand-grain height\n              \n                \n                  \n                  $k_s$\n                \n              \n              for turbulent flows over a wide variety of different rough surfaces. To this end, 45 surface geometries were generated and the flow over them simulated at\n              \n                \n                  \n                  ${Re}_\\tau =1000$\n                \n              \n              using direct numerical simulations. These surface geometries differed significantly in moments of surface height fluctuations, effective slope, average inclination, porosity and degree of randomness. Thirty of these surfaces were considered fully rough, and they were supplemented with experimental data for fully rough flows over 15 more surfaces available from previous studies. The DNN and GPR methods predicted\n              \n                \n                  \n                  $k_s$\n                \n              \n              with an average error of less than 10 % and a maximum error of less than 30 %, which appears to be significantly more accurate than existing prediction formulae. They also identified the surface porosity and the effective slope of roughness in the spanwise direction as important factors in drag prediction.","container-title":"Journal of Fluid Mechanics","DOI":"10.1017/jfm.2020.1085","ISSN":"0022-1120, 1469-7645","journalAbbreviation":"J. Fluid Mech.","language":"en","page":"A8","source":"DOI.org (Crossref)","title":"Data-driven prediction of the equivalent sand-grain height in rough-wall turbulent flows","volume":"912","author":[{"family":"Aghaei Jouybari","given":"Mostafa"},{"family":"Yuan","given":"Junlin"},{"family":"Brereton","given":"Giles J."},{"family":"Murillo","given":"Michael S."}],"issued":{"date-parts":[["2021",4,10]]}}},{"id":148,"uris":["http://zotero.org/users/13872798/items/3QGGCGVW"],"itemData":{"id":148,"type":"article-journal","abstract":"Abstract\n            This work compares various existing rough-wall models on a large collection of rough surfaces with different characteristics and studies the potential of these models in accommodating new datasets. We consider three empirical roughness correlations, two physics-based models, and one data-driven machine-learning model on 68 rough surfaces inside and outside the Roughness Database1. Results show that correlation-type models and machine-learning models do not extrapolate outside the dataset against which they are calibrated or trained. In contrast, the physics-based sheltering model performs well in extrapolation. Recalibrating a roughness correlation against a large dataset proves unfruitful. However, retraining a machine learning model yields good results. We do not pursue further retraining and recalibrating of a physics-based model, as it requires new physical insights. Overall, our findings suggest that a universal rough-wall model is yet to be found. The capability of extrapolation will likely come from incorporating physics. Data, on the other hand, benefits machine learning models.","container-title":"Journal of Fluids Engineering","DOI":"10.1115/1.4062820","ISSN":"0098-2202, 1528-901X","issue":"10","language":"en","page":"101302","source":"DOI.org (Crossref)","title":"In Search of a Universal Rough Wall Model","volume":"145","author":[{"family":"Yang","given":"Xiang I. A."},{"family":"Zhang","given":"Wen"},{"family":"Yuan","given":"Junlin"},{"family":"Kunz","given":"Robert F."}],"issued":{"date-parts":[["2023",10,1]]}}},{"id":217,"uris":["http://zotero.org/users/13872798/items/NBUDSBG8"],"itemData":{"id":217,"type":"article-journal","abstract":"Abstract\n            \n              Surface roughness affects the near-wall fluid velocity profile and surface drag, and is commonly quantified by the equivalent sand-grain roughness\n              \n                \n                  $${k}_{s}$$\n                  \n                    \n                      k\n                      s\n                    \n                  \n                \n              \n              . It is essential to estimate\n              \n                \n                  $${k}_{s}$$\n                  \n                    \n                      k\n                      s\n                    \n                  \n                \n              \n              for accurate fluid dynamic problem modeling. While numerous roughness correlation formulas have been proposed to predict\n              \n                \n                  $${k}_{s}$$\n                  \n                    \n                      k\n                      s\n                    \n                  \n                \n              \n              in the fully rough regime, most of them are restricted to certain roughness types, with various geometric parameters considered in each case, leading to ongoing disagreements regarding its parameterization and lack of universality. In this study, a Particle Swarm Optimized Backpropagation (PSO-BP) method is proposed to predict\n              \n                \n                  $${k}_{s}$$\n                  \n                    \n                      k\n                      s\n                    \n                  \n                \n              \n              based on the selected surface parameters from previous DNS, LES, and experimental results for flow behavior over various surface roughness. The PSO-BP model’s ability to predict\n              \n                \n                  $${k}_{s}$$\n                  \n                    \n                      k\n                      s\n                    \n                  \n                \n              \n              in the fully rough region is evaluated and compared with both the existing roughness correction formulas as well as the traditional BP model. An optimized polynomial function is also proposed to serve as a ‘white box’ for predicting\n              \n                \n                  $${k}_{s}$$\n                  \n                    \n                      k\n                      s\n                    \n                  \n                \n              \n              . It turns out that the PSO-BP method has better performance in the evaluation metrics compared to other methods, yielding a Mean Absolute Error (MAE) of 0.0390, a Mean Squared Error (MSE) of 0.0026 and a Mean Absolute Percentage Error (MAPE) of 28.12%. This novel approach for estimating\n              \n                \n                  $${k}_{s}$$\n                  \n                    \n                      k\n                      s\n                    \n                  \n                \n              \n              has practical applicability and holds promise for improving the precision and efficiency of calculations related to equivalent sand-grain roughness, and thus provides more accurate and effective solutions for CFD and other engineering applications.","container-title":"Scientific Reports","DOI":"10.1038/s41598-023-46564-4","ISSN":"2045-2322","issue":"1","journalAbbreviation":"Sci Rep","language":"en","page":"19108","source":"DOI.org (Crossref)","title":"Data-driven prediction of the equivalent sand-grain roughness","volume":"13","author":[{"family":"Ma","given":"Haoran"},{"family":"Li","given":"Yuhao"},{"family":"Yang","given":"Xin"},{"family":"Ye","given":"Lili"}],"issued":{"date-parts":[["2023",11,4]]}}}],"schema":"https://github.com/citation-style-language/schema/raw/master/csl-citation.json"} </w:instrText>
         </w:r>
       </w:ins>
-      <w:del w:id="209" w:author="Yongkai Chen" w:date="2026-03-04T17:40:00Z" w16du:dateUtc="2026-03-04T09:40:00Z">
+      <w:del w:id="223" w:author="Yongkai Chen" w:date="2026-03-04T17:40:00Z" w16du:dateUtc="2026-03-04T09:40:00Z">
         <w:r>
           <w:delInstrText xml:space="preserve"> ADDIN ZOTERO_ITEM CSL_CITATION {"citationID":"a7oiuad9v8","properties":{"formattedCitation":"\\super [19\\uc0\\u8211{}21]\\nosupersub{}","plainCitation":"[19–21]","noteIndex":0},"citationItems":[{"id":477,"uris":["http://zotero.org/users/13872798/items/JTGRC98W"],"itemData":{"id":477,"type":"article-journal","abstract":"Abstract\n            \n              \n                \n              \n            \n          , \n            \n              This paper investigates a long-standing question about the effect of surface roughness on turbulent flow: What is the equivalent roughness sand-grain height for a given roughness topography? Deep neural network (DNN) and Gaussian process regression (GPR) machine learning approaches are used to develop a high-fidelity prediction approach of the Nikuradse equivalent sand-grain height\n              \n                \n                  \n                  $k_s$\n                \n              \n              for turbulent flows over a wide variety of different rough surfaces. To this end, 45 surface geometries were generated and the flow over them simulated at\n              \n                \n                  \n                  ${Re}_\\tau =1000$\n                \n              \n              using direct numerical simulations. These surface geometries differed significantly in moments of surface height fluctuations, effective slope, average inclination, porosity and degree of randomness. Thirty of these surfaces were considered fully rough, and they were supplemented with experimental data for fully rough flows over 15 more surfaces available from previous studies. The DNN and GPR methods predicted\n              \n                \n                  \n                  $k_s$\n                \n              \n              with an average error of less than 10 % and a maximum error of less than 30 %, which appears to be significantly more accurate than existing prediction formulae. They also identified the surface porosity and the effective slope of roughness in the spanwise direction as important factors in drag prediction.","container-title":"Journal of Fluid Mechanics","DOI":"10.1017/jfm.2020.1085","ISSN":"0022-1120, 1469-7645","journalAbbreviation":"J. Fluid Mech.","language":"en","page":"A8","source":"DOI.org (Crossref)","title":"Data-driven prediction of the equivalent sand-grain height in rough-wall turbulent flows","volume":"912","author":[{"family":"Aghaei Jouybari","given":"Mostafa"},{"family":"Yuan","given":"Junlin"},{"family":"Brereton","given":"Giles J."},{"family":"Murillo","given":"Michael S."}],"issued":{"date-parts":[["2021",4,10]]}}},{"id":272,"uris":["http://zotero.org/users/13872798/items/3QGGCGVW"],"itemData":{"id":272,"type":"article-journal","abstract":"Abstract\n            This work compares various existing rough-wall models on a large collection of rough surfaces with different characteristics and studies the potential of these models in accommodating new datasets. We consider three empirical roughness correlations, two physics-based models, and one data-driven machine-learning model on 68 rough surfaces inside and outside the Roughness Database1. Results show that correlation-type models and machine-learning models do not extrapolate outside the dataset against which they are calibrated or trained. In contrast, the physics-based sheltering model performs well in extrapolation. Recalibrating a roughness correlation against a large dataset proves unfruitful. However, retraining a machine learning model yields good results. We do not pursue further retraining and recalibrating of a physics-based model, as it requires new physical insights. Overall, our findings suggest that a universal rough-wall model is yet to be found. The capability of extrapolation will likely come from incorporating physics. Data, on the other hand, benefits machine learning models.","container-title":"Journal of Fluids Engineering","DOI":"10.1115/1.4062820","ISSN":"0098-2202, 1528-901X","issue":"10","language":"en","page":"101302","source":"DOI.org (Crossref)","title":"In Search of a Universal Rough Wall Model","volume":"145","author":[{"family":"Yang","given":"Xiang I. A."},{"family":"Zhang","given":"Wen"},{"family":"Yuan","given":"Junlin"},{"family":"Kunz","given":"Robert F."}],"issued":{"date-parts":[["2023",10,1]]}}},{"id":476,"uris":["http://zotero.org/users/13872798/items/NBUDSBG8"],"itemData":{"id":476,"type":"article-journal","abstract":"Abstract\n            \n              Surface roughness affects the near-wall fluid velocity profile and surface drag, and is commonly quantified by the equivalent sand-grain roughness\n              \n                \n                  $${k}_{s}$$\n                  \n                    \n                      k\n                      s\n                    \n                  \n                \n              \n              . It is essential to estimate\n              \n                \n                  $${k}_{s}$$\n                  \n                    \n                      k\n                      s\n                    \n                  \n                \n              \n              for accurate fluid dynamic problem modeling. While numerous roughness correlation formulas have been proposed to predict\n              \n                \n                  $${k}_{s}$$\n                  \n                    \n                      k\n                      s\n                    \n                  \n                \n              \n              in the fully rough regime, most of them are restricted to certain roughness types, with various geometric parameters considered in each case, leading to ongoing disagreements regarding its parameterization and lack of universality. In this study, a Particle Swarm Optimized Backpropagation (PSO-BP) method is proposed to predict\n              \n                \n                  $${k}_{s}$$\n                  \n                    \n                      k\n                      s\n                    \n                  \n                \n              \n              based on the selected surface parameters from previous DNS, LES, and experimental results for flow behavior over various surface roughness. The PSO-BP model’s ability to predict\n              \n                \n                  $${k}_{s}$$\n                  \n                    \n                      k\n                      s\n                    \n                  \n                \n              \n              in the fully rough region is evaluated and compared with both the existing roughness correction formulas as well as the traditional BP model. An optimized polynomial function is also proposed to serve as a ‘white box’ for predicting\n              \n                \n                  $${k}_{s}$$\n                  \n                    \n                      k\n                      s\n                    \n                  \n                \n              \n              . It turns out that the PSO-BP method has better performance in the evaluation metrics compared to other methods, yielding a Mean Absolute Error (MAE) of 0.0390, a Mean Squared Error (MSE) of 0.0026 and a Mean Absolute Percentage Error (MAPE) of 28.12%. This novel approach for estimating\n              \n                \n                  $${k}_{s}$$\n                  \n                    \n                      k\n                      s\n                    \n                  \n                \n              \n              has practical applicability and holds promise for improving the precision and efficiency of calculations related to equivalent sand-grain roughness, and thus provides more accurate and effective solutions for CFD and other engineering applications.","container-title":"Scientific Reports","DOI":"10.1038/s41598-023-46564-4","ISSN":"2045-2322","issue":"1","journalAbbreviation":"Sci Rep","language":"en","page":"19108","source":"DOI.org (Crossref)","title":"Data-driven prediction of the equivalent sand-grain roughness","volume":"13","author":[{"family":"Ma","given":"Haoran"},{"family":"Li","given":"Yuhao"},{"family":"Yang","given":"Xin"},{"family":"Ye","given":"Lili"}],"issued":{"date-parts":[["2023",11,4]]}}}],"schema":"https://github.com/citation-style-language/schema/raw/master/csl-citation.json"} </w:delInstrText>
         </w:r>
@@ -4392,7 +4489,7 @@
       <w:r>
         <w:fldChar w:fldCharType="separate"/>
       </w:r>
-      <w:ins w:id="210" w:author="Yongkai Chen" w:date="2026-03-04T17:41:00Z" w16du:dateUtc="2026-03-04T09:41:00Z">
+      <w:ins w:id="224" w:author="Yongkai Chen" w:date="2026-03-04T17:41:00Z" w16du:dateUtc="2026-03-04T09:41:00Z">
         <w:r>
           <w:rPr>
             <w:vertAlign w:val="superscript"/>
@@ -4400,7 +4497,7 @@
           <w:t>[20–22]</w:t>
         </w:r>
       </w:ins>
-      <w:del w:id="211" w:author="Yongkai Chen" w:date="2026-03-04T17:41:00Z" w16du:dateUtc="2026-03-04T09:41:00Z">
+      <w:del w:id="225" w:author="Yongkai Chen" w:date="2026-03-04T17:41:00Z" w16du:dateUtc="2026-03-04T09:41:00Z">
         <w:r>
           <w:rPr>
             <w:vertAlign w:val="superscript"/>
@@ -4472,12 +4569,12 @@
       <w:r>
         <w:fldChar w:fldCharType="begin"/>
       </w:r>
-      <w:ins w:id="212" w:author="Yongkai Chen" w:date="2026-03-04T17:41:00Z" w16du:dateUtc="2026-03-04T09:41:00Z">
+      <w:ins w:id="226" w:author="Yongkai Chen" w:date="2026-03-04T17:41:00Z" w16du:dateUtc="2026-03-04T09:41:00Z">
         <w:r>
           <w:instrText xml:space="preserve"> ADDIN ZOTERO_ITEM CSL_CITATION {"citationID":"a2h0iopvktn","properties":{"formattedCitation":"\\super [23]\\nosupersub{}","plainCitation":"[23]","noteIndex":0},"citationItems":[{"id":143,"uris":["http://zotero.org/users/13872798/items/TH5FZKHD"],"itemData":{"id":143,"type":"article-journal","container-title":"Journal of Computational Physics","DOI":"10.1016/j.jcp.2024.113241","ISSN":"00219991","journalAbbreviation":"Journal of Computational Physics","language":"en","page":"113241","source":"DOI.org (Crossref)","title":"A data-driven distributed force model for wall-modeled large-eddy simulations of rough-wall turbulence","volume":"514","author":[{"family":"Zhou","given":"Zhideng"},{"family":"Li","given":"Shilong"},{"family":"He","given":"Guowei"},{"family":"Yang","given":"Xiaolei"}],"issued":{"date-parts":[["2024",10]]}}}],"schema":"https://github.com/citation-style-language/schema/raw/master/csl-citation.json"} </w:instrText>
         </w:r>
       </w:ins>
-      <w:del w:id="213" w:author="Yongkai Chen" w:date="2026-03-04T17:40:00Z" w16du:dateUtc="2026-03-04T09:40:00Z">
+      <w:del w:id="227" w:author="Yongkai Chen" w:date="2026-03-04T17:40:00Z" w16du:dateUtc="2026-03-04T09:40:00Z">
         <w:r>
           <w:delInstrText xml:space="preserve"> ADDIN ZOTERO_ITEM CSL_CITATION {"citationID":"a2h0iopvktn","properties":{"formattedCitation":"\\super [22]\\nosupersub{}","plainCitation":"[22]","noteIndex":0},"citationItems":[{"id":277,"uris":["http://zotero.org/users/13872798/items/TH5FZKHD"],"itemData":{"id":277,"type":"article-journal","container-title":"Journal of Computational Physics","DOI":"10.1016/j.jcp.2024.113241","ISSN":"00219991","journalAbbreviation":"Journal of Computational Physics","language":"en","page":"113241","source":"DOI.org (Crossref)","title":"A data-driven distributed force model for wall-modeled large-eddy simulations of rough-wall turbulence","volume":"514","author":[{"family":"Zhou","given":"Zhideng"},{"family":"Li","given":"Shilong"},{"family":"He","given":"Guowei"},{"family":"Yang","given":"Xiaolei"}],"issued":{"date-parts":[["2024",10]]}}}],"schema":"https://github.com/citation-style-language/schema/raw/master/csl-citation.json"} </w:delInstrText>
         </w:r>
@@ -4485,7 +4582,7 @@
       <w:r>
         <w:fldChar w:fldCharType="separate"/>
       </w:r>
-      <w:ins w:id="214" w:author="Yongkai Chen" w:date="2026-03-04T17:41:00Z" w16du:dateUtc="2026-03-04T09:41:00Z">
+      <w:ins w:id="228" w:author="Yongkai Chen" w:date="2026-03-04T17:41:00Z" w16du:dateUtc="2026-03-04T09:41:00Z">
         <w:r>
           <w:rPr>
             <w:vertAlign w:val="superscript"/>
@@ -4493,7 +4590,7 @@
           <w:t>[23]</w:t>
         </w:r>
       </w:ins>
-      <w:del w:id="215" w:author="Yongkai Chen" w:date="2026-03-04T17:41:00Z" w16du:dateUtc="2026-03-04T09:41:00Z">
+      <w:del w:id="229" w:author="Yongkai Chen" w:date="2026-03-04T17:41:00Z" w16du:dateUtc="2026-03-04T09:41:00Z">
         <w:r>
           <w:rPr>
             <w:vertAlign w:val="superscript"/>
@@ -4592,12 +4689,12 @@
       <w:r>
         <w:fldChar w:fldCharType="begin"/>
       </w:r>
-      <w:ins w:id="216" w:author="Yongkai Chen" w:date="2026-03-04T17:41:00Z" w16du:dateUtc="2026-03-04T09:41:00Z">
+      <w:ins w:id="230" w:author="Yongkai Chen" w:date="2026-03-04T17:41:00Z" w16du:dateUtc="2026-03-04T09:41:00Z">
         <w:r>
           <w:instrText xml:space="preserve"> ADDIN ZOTERO_ITEM CSL_CITATION {"citationID":"a1qmf5qamsm","properties":{"formattedCitation":"\\super [24]\\nosupersub{}","plainCitation":"[24]","noteIndex":0},"citationItems":[{"id":208,"uris":["http://zotero.org/users/13872798/items/JI7GXUIE"],"itemData":{"id":208,"type":"article","abstract":"Mesh-based simulations are central to modeling complex physical systems in many disciplines across science and engineering. Mesh representations support powerful numerical integration methods and their resolution can be adapted to strike favorable trade-offs between accuracy and efﬁciency. However, highdimensional scientiﬁc simulations are very expensive to run, and solvers and parameters must often be tuned individually to each system studied. Here we introduce MESHGRAPHNETS, a framework for learning mesh-based simulations using graph neural networks. Our model can be trained to pass messages on a mesh graph and to adapt the mesh discretization during forward simulation. Our results show it can accurately predict the dynamics of a wide range of physical systems, including aerodynamics, structural mechanics, and cloth. The model’s adaptivity supports learning resolution-independent dynamics and can scale to more complex state spaces at test time. Our method is also highly efﬁcient, running 1-2 orders of magnitude faster than the simulation on which it is trained. Our approach broadens the range of problems on which neural network simulators can operate and promises to improve the efﬁciency of complex, scientiﬁc modeling tasks.","DOI":"10.48550/arXiv.2010.03409","language":"en","note":"arXiv:2010.03409 [cs]","number":"arXiv:2010.03409","publisher":"arXiv","source":"arXiv.org","title":"Learning Mesh-Based Simulation with Graph Networks","URL":"http://arxiv.org/abs/2010.03409","author":[{"family":"Pfaff","given":"Tobias"},{"family":"Fortunato","given":"Meire"},{"family":"Sanchez-Gonzalez","given":"Alvaro"},{"family":"Battaglia","given":"Peter W."}],"accessed":{"date-parts":[["2025",2,4]]},"issued":{"date-parts":[["2021",6,18]]}}}],"schema":"https://github.com/citation-style-language/schema/raw/master/csl-citation.json"} </w:instrText>
         </w:r>
       </w:ins>
-      <w:del w:id="217" w:author="Yongkai Chen" w:date="2026-03-04T17:40:00Z" w16du:dateUtc="2026-03-04T09:40:00Z">
+      <w:del w:id="231" w:author="Yongkai Chen" w:date="2026-03-04T17:40:00Z" w16du:dateUtc="2026-03-04T09:40:00Z">
         <w:r>
           <w:delInstrText xml:space="preserve"> ADDIN ZOTERO_ITEM CSL_CITATION {"citationID":"a1qmf5qamsm","properties":{"formattedCitation":"\\super [23]\\nosupersub{}","plainCitation":"[23]","noteIndex":0},"citationItems":[{"id":493,"uris":["http://zotero.org/users/13872798/items/JI7GXUIE"],"itemData":{"id":493,"type":"article","abstract":"Mesh-based simulations are central to modeling complex physical systems in many disciplines across science and engineering. Mesh representations support powerful numerical integration methods and their resolution can be adapted to strike favorable trade-offs between accuracy and efﬁciency. However, highdimensional scientiﬁc simulations are very expensive to run, and solvers and parameters must often be tuned individually to each system studied. Here we introduce MESHGRAPHNETS, a framework for learning mesh-based simulations using graph neural networks. Our model can be trained to pass messages on a mesh graph and to adapt the mesh discretization during forward simulation. Our results show it can accurately predict the dynamics of a wide range of physical systems, including aerodynamics, structural mechanics, and cloth. The model’s adaptivity supports learning resolution-independent dynamics and can scale to more complex state spaces at test time. Our method is also highly efﬁcient, running 1-2 orders of magnitude faster than the simulation on which it is trained. Our approach broadens the range of problems on which neural network simulators can operate and promises to improve the efﬁciency of complex, scientiﬁc modeling tasks.","DOI":"10.48550/arXiv.2010.03409","language":"en","note":"arXiv:2010.03409 [cs]","number":"arXiv:2010.03409","publisher":"arXiv","source":"arXiv.org","title":"Learning Mesh-Based Simulation with Graph Networks","URL":"http://arxiv.org/abs/2010.03409","author":[{"family":"Pfaff","given":"Tobias"},{"family":"Fortunato","given":"Meire"},{"family":"Sanchez-Gonzalez","given":"Alvaro"},{"family":"Battaglia","given":"Peter W."}],"accessed":{"date-parts":[["2025",2,4]]},"issued":{"date-parts":[["2021",6,18]]}}}],"schema":"https://github.com/citation-style-language/schema/raw/master/csl-citation.json"} </w:delInstrText>
         </w:r>
@@ -4605,7 +4702,7 @@
       <w:r>
         <w:fldChar w:fldCharType="separate"/>
       </w:r>
-      <w:ins w:id="218" w:author="Yongkai Chen" w:date="2026-03-04T17:41:00Z" w16du:dateUtc="2026-03-04T09:41:00Z">
+      <w:ins w:id="232" w:author="Yongkai Chen" w:date="2026-03-04T17:41:00Z" w16du:dateUtc="2026-03-04T09:41:00Z">
         <w:r>
           <w:rPr>
             <w:vertAlign w:val="superscript"/>
@@ -4613,7 +4710,7 @@
           <w:t>[24]</w:t>
         </w:r>
       </w:ins>
-      <w:del w:id="219" w:author="Yongkai Chen" w:date="2026-03-04T17:41:00Z" w16du:dateUtc="2026-03-04T09:41:00Z">
+      <w:del w:id="233" w:author="Yongkai Chen" w:date="2026-03-04T17:41:00Z" w16du:dateUtc="2026-03-04T09:41:00Z">
         <w:r>
           <w:rPr>
             <w:vertAlign w:val="superscript"/>
@@ -4681,7 +4778,7 @@
       <w:r>
         <w:fldChar w:fldCharType="begin"/>
       </w:r>
-      <w:ins w:id="220" w:author="Yongkai Chen" w:date="2026-03-04T17:41:00Z" w16du:dateUtc="2026-03-04T09:41:00Z">
+      <w:ins w:id="234" w:author="Yongkai Chen" w:date="2026-03-04T17:41:00Z" w16du:dateUtc="2026-03-04T09:41:00Z">
         <w:r>
           <w:instrText xml:space="preserve"> ADDIN ZOTERO_ITEM CSL_CITATION {"citationID":"a2bfa4la2s7","properties":{"formattedCitation":"\\super [25\\uc0\\u8211{}28]\\nosupersub{}","plainCitation":"[25–28]","noteIndex":0},"citationItems":[{"id":203,"uris":["http://zotero.org/users/13872798/items/XMU7YCHK"],"itemData":{"id":203,"type":"article-journal","abstract":"We present a SE(3)-equivariant graph neural network (GNN) approach that directly predicting the formation factor and effective permeability from micro-CT images. FFT solvers are established to compute both the formation factor and effective permeability, while the topology and geometry of the pore space are represented by a persistence-based Morse graph. Together, they constitute the database for training, validating, and testing the neural networks. While the graph and Euclidean convolutional approaches both employ neural networks to generate low-dimensional latent space to represent the features of the micro-structures for forward predictions, the SE(3) equivariant neural network is found to generate more accurate predictions, especially when the training data is limited. Numerical experiments have also shown that the new SE(3) approach leads to predictions that fulﬁll the material frame indifference whereas the predictions from classical convolutional neural networks (CNN) may suffer from spurious dependence on the coordinate system of the training data. Comparisons among predictions inferred from training the CNN and those from graph convolutional neural networks (GNN) with and without the equivariant constraint indicate that the equivariant graph neural network seems to perform better than the CNN and GNN without enforcing equivariant constraints.","container-title":"International Journal for Multiscale Computational Engineering","DOI":"10.1615/IntJMultCompEng.2022042266","ISSN":"1543-1649","issue":"5","journalAbbreviation":"Int J Mult Comp Eng","language":"en","note":"arXiv:2104.05608 [physics]","page":"1-24","source":"arXiv.org","title":"Equivariant geometric learning for digital rock physics: estimating formation factor and effective permeability tensors from Morse graph","title-short":"Equivariant geometric learning for digital rock physics","volume":"21","author":[{"family":"Cai","given":"Chen"},{"family":"Vlassis","given":"Nikolaos"},{"family":"Magee","given":"Lucas"},{"family":"Ma","given":"Ran"},{"family":"Xiong","given":"Zeyu"},{"family":"Bahmani","given":"Bahador"},{"family":"Wong","given":"Teng-Fong"},{"family":"Wang","given":"Yusu"},{"family":"Sun","given":"WaiChing"}],"issued":{"date-parts":[["2023"]]}}},{"id":202,"uris":["http://zotero.org/users/13872798/items/I7QVG72H"],"itemData":{"id":202,"type":"article","abstract":"Numerical simulation of multi-phase ﬂuid dynamics in porous media is critical for many energy and environmental applications in Earth’s subsurface. Data-driven surrogate modeling provides computationally inexpensive alternatives to high-ﬁdelity numerical simulators. While the commonly used convolutional neural networks (CNNs) are powerful in approximating partial di</w:instrText>
         </w:r>
@@ -4695,7 +4792,7 @@
           <w:instrText xml:space="preserve">erential equation solutions, it remains challenging for CNNs to handle irregular and unstructured simulation meshes. However, simulation models for Earth’s subsurface often involve unstructured meshes with complex mesh geometries, which limits the application of CNNs. To address this challenge, we construct surrogate models based on Graph Convolutional Networks (GCNs) to approximate the spatial-temporal solutions of multi-phase ﬂow and transport processes in porous media. We propose a new GCN architecture suited to the hyperbolic character of the coupled PDE system, to better capture transport dynamics. Results of 2D heterogeneous test cases show that our surrogates predict the evolutions of pressure and saturation states with high accuracy, and the predicted rollouts remain stable for multiple timesteps. Moreover, the GCN-based models generalize well to irregular domain geometries and unstructured meshes that are unseen in the training dataset.","DOI":"10.48550/arXiv.2307.04449","language":"en","note":"arXiv:2307.04449 [physics]","number":"arXiv:2307.04449","publisher":"arXiv","source":"arXiv.org","title":"Graph Convolutional Networks for Simulating Multi-phase Flow and Transport in Porous Media","URL":"http://arxiv.org/abs/2307.04449","author":[{"family":"Jiang","given":"Jiamin"},{"family":"Guo","given":"Bo"}],"accessed":{"date-parts":[["2025",2,4]]},"issued":{"date-parts":[["2024",4,15]]}}},{"id":204,"uris":["http://zotero.org/users/13872798/items/JFUZXVEX"],"itemData":{"id":204,"type":"article-journal","abstract":"This paper presents a hybrid deep learning framework that combines graph neural networks with convolutional neural networks to predict porous media properties. This approach capitalizes on the capabilities of pre-trained convolutional neural networks to extract ndimensional feature vectors from processed three dimensional micro computed tomography porous media images obtained from seven different sandstone rock samples. Subsequently, two strategies for embedding the computed feature vectors into graphs were explored: extracting a single feature vector per sample (image) and treating each sample as a node in the training graph, and representing each sample as a graph by extracting a fixed number of feature vectors, which form the nodes of each training graph. Various types of graph convolutional layers were examined to evaluate the capabilities and limitations of spectral and spatial approaches. The dataset was divided into 70/20/10 for training, validation, and testing. The models were trained to predict the absolute permeability of porous media. Notably, the proposed architectures further reduce the selected objective loss function to values below 35 mD, with improvements in the coefficient of determination reaching 9%. Moreover, the generalizability of the networks was evaluated by testing their performance on unseen sandstone and carbonate rock samples that were not encountered during training. Finally, a sensitivity analysis is conducted to investigate the influence of various hyperparameters on the performance of the models. The findings highlight the potential of graph neural networks as promising deep learning-based alternatives for characterizing porous media properties. The proposed architectures efficiently predict the permeability, which is more than 500 times faster than that of numerical solvers.","container-title":"Advances in Geo-Energy Research","DOI":"10.46690/ager.2023.10.05","ISSN":"22079963, 2208598X","issue":"1","journalAbbreviation":"Adv. Geo-Energy Res.","language":"en","page":"39-55","source":"DOI.org (Crossref)","title":"Pore-GNN: A graph neural network-based framework for predicting flow properties of porous media from micro-CT images","title-short":"Pore-GNN","volume":"10","author":[{"family":"Alzahrani","given":"Mohammed K."},{"family":"Shapoval","given":"Artur"},{"family":"Chen","given":"Zhixi"},{"family":"Rahman","given":"Sheikh S."}],"issued":{"date-parts":[["2023",10,25]]}}},{"id":207,"uris":["http://zotero.org/users/13872798/items/N5ZUTPDC"],"itemData":{"id":207,"type":"article-journal","abstract":"Porous media is widely distributed in nature, found in environments such as soil, rock formations, and plant tissues, and is crucial in applications like subsurface oil and gas extraction, medical drug delivery, and filtration systems. Understanding the properties of porous media, such as the permeability and formation factor, is crucial for comprehending the physics of fluid flow within them. We present a novel fusion model that significantly enhances memory efficiency compared to traditional convolutional neural networks (CNNs) while maintaining high predictive accuracy. Although the CNNs have been employed to estimate these properties from highresolution, three-dimensional images of porous media, they often suffer from high memory consumption when processing large-dimensional inputs. Our model integrates a simplified CNN with a graph neural network (GNN), which efficiently consolidates clusters of pixels into graph nodes and edges that represent pores and throats, respectively. This graph-based approach aligns naturally with the porous medium structure, enabling large-scale simulations that are challenging with traditional methods. Furthermore, we use the GNN Grad-CAM technology to provide new interpretability and insights into fluid dynamics in porous media. Our results demonstrate that the accuracy of the fusion model in predicting porous medium properties is superior to that of the standalone CNN, while its total parameter count is nearly two orders of magnitude lower. This innovative approach highlights the transformative potential of hybrid neural network architectures in advancing research on fluid flow in porous media.","container-title":"Advances in Water Resources","DOI":"10.1016/j.advwatres.2024.104881","ISSN":"03091708","journalAbbreviation":"Advances in Water Resources","language":"en","page":"104881","source":"DOI.org (Crossref)","title":"A computationally efficient hybrid neural network architecture for porous media: Integrating convolutional and graph neural networks for improved property predictions","title-short":"A computationally efficient hybrid neural network architecture for porous media","volume":"195","author":[{"family":"Zhao","given":"Qingqi"},{"family":"Han","given":"Xiaoxue"},{"family":"Guo","given":"Ruichang"},{"family":"Chen","given":"Cheng"}],"issued":{"date-parts":[["2025",1]]}}}],"schema":"https://github.com/citation-style-language/schema/raw/master/csl-citation.json"} </w:instrText>
         </w:r>
       </w:ins>
-      <w:del w:id="221" w:author="Yongkai Chen" w:date="2026-03-04T17:40:00Z" w16du:dateUtc="2026-03-04T09:40:00Z">
+      <w:del w:id="235" w:author="Yongkai Chen" w:date="2026-03-04T17:40:00Z" w16du:dateUtc="2026-03-04T09:40:00Z">
         <w:r>
           <w:delInstrText xml:space="preserve"> ADDIN ZOTERO_ITEM CSL_CITATION {"citationID":"a2bfa4la2s7","properties":{"formattedCitation":"\\super [24\\uc0\\u8211{}27]\\nosupersub{}","plainCitation":"[24–27]","noteIndex":0},"citationItems":[{"id":502,"uris":["http://zotero.org/users/13872798/items/XMU7YCHK"],"itemData":{"id":502,"type":"article-journal","abstract":"We present a SE(3)-equivariant graph neural network (GNN) approach that directly predicting the formation factor and effective permeability from micro-CT images. FFT solvers are established to compute both the formation factor and effective permeability, while the topology and geometry of the pore space are represented by a persistence-based Morse graph. Together, they constitute the database for training, validating, and testing the neural networks. While the graph and Euclidean convolutional approaches both employ neural networks to generate low-dimensional latent space to represent the features of the micro-structures for forward predictions, the SE(3) equivariant neural network is found to generate more accurate predictions, especially when the training data is limited. Numerical experiments have also shown that the new SE(3) approach leads to predictions that fulﬁll the material frame indifference whereas the predictions from classical convolutional neural networks (CNN) may suffer from spurious dependence on the coordinate system of the training data. Comparisons among predictions inferred from training the CNN and those from graph convolutional neural networks (GNN) with and without the equivariant constraint indicate that the equivariant graph neural network seems to perform better than the CNN and GNN without enforcing equivariant constraints.","container-title":"International Journal for Multiscale Computational Engineering","DOI":"10.1615/IntJMultCompEng.2022042266","ISSN":"1543-1649","issue":"5","journalAbbreviation":"Int J Mult Comp Eng","language":"en","note":"arXiv:2104.05608 [physics]","page":"1-24","source":"arXiv.org","title":"Equivariant geometric learning for digital rock physics: estimating formation factor and effective permeability tensors from Morse graph","title-short":"Equivariant geometric learning for digital rock physics","volume":"21","author":[{"family":"Cai","given":"Chen"},{"family":"Vlassis","given":"Nikolaos"},{"family":"Magee","given":"Lucas"},{"family":"Ma","given":"Ran"},{"family":"Xiong","given":"Zeyu"},{"family":"Bahmani","given":"Bahador"},{"family":"Wong","given":"Teng-Fong"},{"family":"Wang","given":"Yusu"},{"family":"Sun","given":"WaiChing"}],"issued":{"date-parts":[["2023"]]}}},{"id":504,"uris":["http://zotero.org/users/13872798/items/I7QVG72H"],"itemData":{"id":504,"type":"article","abstract":"Numerical simulation of multi-phase ﬂuid dynamics in porous media is critical for many energy and environmental applications in Earth’s subsurface. Data-driven surrogate modeling provides computationally inexpensive alternatives to high-ﬁdelity numerical simulators. While the commonly used convolutional neural networks (CNNs) are powerful in approximating partial di</w:delInstrText>
         </w:r>
@@ -4712,7 +4809,7 @@
       <w:r>
         <w:fldChar w:fldCharType="separate"/>
       </w:r>
-      <w:ins w:id="222" w:author="Yongkai Chen" w:date="2026-03-04T17:41:00Z" w16du:dateUtc="2026-03-04T09:41:00Z">
+      <w:ins w:id="236" w:author="Yongkai Chen" w:date="2026-03-04T17:41:00Z" w16du:dateUtc="2026-03-04T09:41:00Z">
         <w:r>
           <w:rPr>
             <w:vertAlign w:val="superscript"/>
@@ -4720,7 +4817,7 @@
           <w:t>[25–28]</w:t>
         </w:r>
       </w:ins>
-      <w:del w:id="223" w:author="Yongkai Chen" w:date="2026-03-04T17:41:00Z" w16du:dateUtc="2026-03-04T09:41:00Z">
+      <w:del w:id="237" w:author="Yongkai Chen" w:date="2026-03-04T17:41:00Z" w16du:dateUtc="2026-03-04T09:41:00Z">
         <w:r>
           <w:rPr>
             <w:vertAlign w:val="superscript"/>
@@ -4823,12 +4920,12 @@
       <w:r>
         <w:fldChar w:fldCharType="begin"/>
       </w:r>
-      <w:ins w:id="224" w:author="Yongkai Chen" w:date="2026-03-04T17:41:00Z" w16du:dateUtc="2026-03-04T09:41:00Z">
+      <w:ins w:id="238" w:author="Yongkai Chen" w:date="2026-03-04T17:41:00Z" w16du:dateUtc="2026-03-04T09:41:00Z">
         <w:r>
           <w:instrText xml:space="preserve"> ADDIN ZOTERO_ITEM CSL_CITATION {"citationID":"abto5s0f74","properties":{"formattedCitation":"\\super [7]\\nosupersub{}","plainCitation":"[7]","noteIndex":0},"citationItems":[{"id":495,"uris":["http://zotero.org/users/13872798/items/EHCMUWKU"],"itemData":{"id":495,"type":"article-journal","abstract":"The dominant sequence transduction models are based on complex recurrent or convolutional neural networks that include an encoder and a decoder. The best performing models also connect the encoder and decoder through an attention mechanism. We propose a new simple network architecture, the Transformer, based solely on attention mechanisms, dispensing with recurrence and convolutions entirely. Experiments on two machine translation tasks show these models to be superior in quality while being more parallelizable and requiring signiﬁcantly less time to train. Our model achieves 28.4 BLEU on the WMT 2014 Englishto-German translation task, improving over the existing best results, including ensembles, by over 2 BLEU. On the WMT 2014 English-to-French translation task, our model establishes a new single-model state-of-the-art BLEU score of 41.0 after training for 3.5 days on eight GPUs, a small fraction of the training costs of the best models from the literature.","language":"en","source":"Zotero","title":"Attention is All you Need","author":[{"family":"Vaswani","given":"Ashish"},{"family":"Shazeer","given":"Noam"},{"family":"Parmar","given":"Niki"},{"family":"Uszkoreit","given":"Jakob"},{"family":"Jones","given":"Llion"},{"family":"Gomez","given":"Aidan N"},{"family":"Kaiser","given":"Łukasz"},{"family":"Polosukhin","given":"Illia"}]}}],"schema":"https://github.com/citation-style-language/schema/raw/master/csl-citation.json"} </w:instrText>
         </w:r>
       </w:ins>
-      <w:del w:id="225" w:author="Yongkai Chen" w:date="2026-03-04T17:40:00Z" w16du:dateUtc="2026-03-04T09:40:00Z">
+      <w:del w:id="239" w:author="Yongkai Chen" w:date="2026-03-04T17:40:00Z" w16du:dateUtc="2026-03-04T09:40:00Z">
         <w:r>
           <w:delInstrText xml:space="preserve"> ADDIN ZOTERO_ITEM CSL_CITATION {"citationID":"abto5s0f74","properties":{"formattedCitation":"\\super [6]\\nosupersub{}","plainCitation":"[6]","noteIndex":0},"citationItems":[{"id":521,"uris":["http://zotero.org/users/13872798/items/EHCMUWKU"],"itemData":{"id":521,"type":"article-journal","abstract":"The dominant sequence transduction models are based on complex recurrent or convolutional neural networks that include an encoder and a decoder. The best performing models also connect the encoder and decoder through an attention mechanism. We propose a new simple network architecture, the Transformer, based solely on attention mechanisms, dispensing with recurrence and convolutions entirely. Experiments on two machine translation tasks show these models to be superior in quality while being more parallelizable and requiring signiﬁcantly less time to train. Our model achieves 28.4 BLEU on the WMT 2014 Englishto-German translation task, improving over the existing best results, including ensembles, by over 2 BLEU. On the WMT 2014 English-to-French translation task, our model establishes a new single-model state-of-the-art BLEU score of 41.0 after training for 3.5 days on eight GPUs, a small fraction of the training costs of the best models from the literature.","language":"en","source":"Zotero","title":"Attention is All you Need","author":[{"family":"Vaswani","given":"Ashish"},{"family":"Shazeer","given":"Noam"},{"family":"Parmar","given":"Niki"},{"family":"Uszkoreit","given":"Jakob"},{"family":"Jones","given":"Llion"},{"family":"Gomez","given":"Aidan N"},{"family":"Kaiser","given":"Łukasz"},{"family":"Polosukhin","given":"Illia"}]}}],"schema":"https://github.com/citation-style-language/schema/raw/master/csl-citation.json"} </w:delInstrText>
         </w:r>
@@ -4836,7 +4933,7 @@
       <w:r>
         <w:fldChar w:fldCharType="separate"/>
       </w:r>
-      <w:ins w:id="226" w:author="Yongkai Chen" w:date="2026-03-04T17:41:00Z" w16du:dateUtc="2026-03-04T09:41:00Z">
+      <w:ins w:id="240" w:author="Yongkai Chen" w:date="2026-03-04T17:41:00Z" w16du:dateUtc="2026-03-04T09:41:00Z">
         <w:r>
           <w:rPr>
             <w:vertAlign w:val="superscript"/>
@@ -4844,7 +4941,7 @@
           <w:t>[7]</w:t>
         </w:r>
       </w:ins>
-      <w:del w:id="227" w:author="Yongkai Chen" w:date="2026-03-04T17:41:00Z" w16du:dateUtc="2026-03-04T09:41:00Z">
+      <w:del w:id="241" w:author="Yongkai Chen" w:date="2026-03-04T17:41:00Z" w16du:dateUtc="2026-03-04T09:41:00Z">
         <w:r>
           <w:rPr>
             <w:vertAlign w:val="superscript"/>
@@ -4864,7 +4961,7 @@
       <w:r>
         <w:fldChar w:fldCharType="begin"/>
       </w:r>
-      <w:ins w:id="228" w:author="Yongkai Chen" w:date="2026-03-04T17:41:00Z" w16du:dateUtc="2026-03-04T09:41:00Z">
+      <w:ins w:id="242" w:author="Yongkai Chen" w:date="2026-03-04T17:41:00Z" w16du:dateUtc="2026-03-04T09:41:00Z">
         <w:r>
           <w:instrText xml:space="preserve"> ADDIN ZOTERO_ITEM CSL_CITATION {"citationID":"a11357rh6f8","properties":{"formattedCitation":"\\super [8]\\nosupersub{}","plainCitation":"[8]","noteIndex":0},"citationItems":[{"id":494,"uris":["http://zotero.org/users/13872798/items/SVHX3L6J"],"itemData":{"id":494,"type":"article-journal","abstract":"We show that diffusion models can achieve image sample quality superior to the current state-of-the-art generative models. We achieve this on unconditional image synthesis by ﬁnding a better architecture through a series of ablations. For conditional image synthesis, we further improve sample quality with classiﬁer guidance: a simple, compute-efﬁcient method for trading off diversity for ﬁdelity using gradients from a classiﬁer. We achieve an FID of 2.97 on ImageNet 128</w:instrText>
         </w:r>
@@ -4914,7 +5011,7 @@
           <w:instrText xml:space="preserve">512.","language":"en","source":"Zotero","title":"Diffusion Models Beat GANs on Image Synthesis","author":[{"family":"Dhariwal","given":"Prafulla"},{"family":"Nichol","given":"Alex"}]}}],"schema":"https://github.com/citation-style-language/schema/raw/master/csl-citation.json"} </w:instrText>
         </w:r>
       </w:ins>
-      <w:del w:id="229" w:author="Yongkai Chen" w:date="2026-03-04T17:40:00Z" w16du:dateUtc="2026-03-04T09:40:00Z">
+      <w:del w:id="243" w:author="Yongkai Chen" w:date="2026-03-04T17:40:00Z" w16du:dateUtc="2026-03-04T09:40:00Z">
         <w:r>
           <w:delInstrText xml:space="preserve"> ADDIN ZOTERO_ITEM CSL_CITATION {"citationID":"a11357rh6f8","properties":{"formattedCitation":"\\super [7]\\nosupersub{}","plainCitation":"[7]","noteIndex":0},"citationItems":[{"id":523,"uris":["http://zotero.org/users/13872798/items/SVHX3L6J"],"itemData":{"id":523,"type":"article-journal","abstract":"We show that diffusion models can achieve image sample quality superior to the current state-of-the-art generative models. We achieve this on unconditional image synthesis by ﬁnding a better architecture through a series of ablations. For conditional image synthesis, we further improve sample quality with classiﬁer guidance: a simple, compute-efﬁcient method for trading off diversity for ﬁdelity using gradients from a classiﬁer. We achieve an FID of 2.97 on ImageNet 128</w:delInstrText>
         </w:r>
@@ -4967,7 +5064,7 @@
       <w:r>
         <w:fldChar w:fldCharType="separate"/>
       </w:r>
-      <w:ins w:id="230" w:author="Yongkai Chen" w:date="2026-03-04T17:41:00Z" w16du:dateUtc="2026-03-04T09:41:00Z">
+      <w:ins w:id="244" w:author="Yongkai Chen" w:date="2026-03-04T17:41:00Z" w16du:dateUtc="2026-03-04T09:41:00Z">
         <w:r>
           <w:rPr>
             <w:vertAlign w:val="superscript"/>
@@ -4975,7 +5072,7 @@
           <w:t>[8]</w:t>
         </w:r>
       </w:ins>
-      <w:del w:id="231" w:author="Yongkai Chen" w:date="2026-03-04T17:41:00Z" w16du:dateUtc="2026-03-04T09:41:00Z">
+      <w:del w:id="245" w:author="Yongkai Chen" w:date="2026-03-04T17:41:00Z" w16du:dateUtc="2026-03-04T09:41:00Z">
         <w:r>
           <w:rPr>
             <w:vertAlign w:val="superscript"/>
@@ -5007,12 +5104,12 @@
       <w:r>
         <w:fldChar w:fldCharType="begin"/>
       </w:r>
-      <w:ins w:id="232" w:author="Yongkai Chen" w:date="2026-03-04T17:41:00Z" w16du:dateUtc="2026-03-04T09:41:00Z">
+      <w:ins w:id="246" w:author="Yongkai Chen" w:date="2026-03-04T17:41:00Z" w16du:dateUtc="2026-03-04T09:41:00Z">
         <w:r>
           <w:instrText xml:space="preserve"> ADDIN ZOTERO_ITEM CSL_CITATION {"citationID":"a2nrp0p3ij1","properties":{"formattedCitation":"\\super [29,30]\\nosupersub{}","plainCitation":"[29,30]","noteIndex":0},"citationItems":[{"id":509,"uris":["http://zotero.org/users/13872798/items/B2N3WEHA"],"itemData":{"id":509,"type":"article-journal","abstract":"Graph-based next-step prediction models have recently been very successful in modeling complex high-dimensional physical systems on irregular meshes. However, due to their short temporal attention span, these models suffer from error accumulation and drift. In this paper, we propose a new method that captures long-term dependencies through a transformer-style temporal attention model. We introduce an encoder-decoder structure to summarize features and create a compact mesh representation of the system state, to allow the temporal model to operate on a low-dimensional mesh representations in a memory efﬁcient manner. Our method outperforms a competitive GNN baseline on several complex ﬂuid dynamics prediction tasks, from sonic shocks to vascular ﬂow. We demonstrate stable rollouts without the need for training noise and show perfectly phase-stable predictions even for very long sequences. More broadly, we believe our approach paves the way to bringing the beneﬁts of attention-based sequence models to solving high-dimensional complex physics tasks.","language":"en","source":"Zotero","title":"PREDICTING PHYSICS IN MESH-REDUCED SPACE WITH TEMPORAL ATTENTION","author":[{"family":"Han","given":"Xu"},{"family":"Gao","given":"Han"},{"family":"Pffaf","given":"Tobias"},{"family":"Wang","given":"Jian-Xun"},{"family":"Liu","given":"Li-Ping"}],"issued":{"date-parts":[["2022"]]}}},{"id":493,"uris":["http://zotero.org/users/13872798/items/U4IFH3IV"],"itemData":{"id":493,"type":"article-journal","container-title":"Nature Communications","DOI":"10.1038/s41467-024-54712-1","ISSN":"2041-1723","issue":"1","journalAbbreviation":"Nat Commun","language":"en","page":"10416","source":"DOI.org (Crossref)","title":"Conditional neural field latent diffusion model for generating spatiotemporal turbulence","volume":"15","author":[{"family":"Du","given":"Pan"},{"family":"Parikh","given":"Meet Hemant"},{"family":"Fan","given":"Xiantao"},{"family":"Liu","given":"Xin-Yang"},{"family":"Wang","given":"Jian-Xun"}],"issued":{"date-parts":[["2024",11,29]]}}}],"schema":"https://github.com/citation-style-language/schema/raw/master/csl-citation.json"} </w:instrText>
         </w:r>
       </w:ins>
-      <w:del w:id="233" w:author="Yongkai Chen" w:date="2026-03-04T17:40:00Z" w16du:dateUtc="2026-03-04T09:40:00Z">
+      <w:del w:id="247" w:author="Yongkai Chen" w:date="2026-03-04T17:40:00Z" w16du:dateUtc="2026-03-04T09:40:00Z">
         <w:r>
           <w:delInstrText xml:space="preserve"> ADDIN ZOTERO_ITEM CSL_CITATION {"citationID":"a2nrp0p3ij1","properties":{"formattedCitation":"\\super [28,29]\\nosupersub{}","plainCitation":"[28,29]","noteIndex":0},"citationItems":[{"id":526,"uris":["http://zotero.org/users/13872798/items/B2N3WEHA"],"itemData":{"id":526,"type":"article-journal","abstract":"Graph-based next-step prediction models have recently been very successful in modeling complex high-dimensional physical systems on irregular meshes. However, due to their short temporal attention span, these models suffer from error accumulation and drift. In this paper, we propose a new method that captures long-term dependencies through a transformer-style temporal attention model. We introduce an encoder-decoder structure to summarize features and create a compact mesh representation of the system state, to allow the temporal model to operate on a low-dimensional mesh representations in a memory efﬁcient manner. Our method outperforms a competitive GNN baseline on several complex ﬂuid dynamics prediction tasks, from sonic shocks to vascular ﬂow. We demonstrate stable rollouts without the need for training noise and show perfectly phase-stable predictions even for very long sequences. More broadly, we believe our approach paves the way to bringing the beneﬁts of attention-based sequence models to solving high-dimensional complex physics tasks.","language":"en","source":"Zotero","title":"PREDICTING PHYSICS IN MESH-REDUCED SPACE WITH TEMPORAL ATTENTION","author":[{"family":"Han","given":"Xu"},{"family":"Gao","given":"Han"},{"family":"Pffaf","given":"Tobias"},{"family":"Wang","given":"Jian-Xun"},{"family":"Liu","given":"Li-Ping"}],"issued":{"date-parts":[["2022"]]}}},{"id":525,"uris":["http://zotero.org/users/13872798/items/U4IFH3IV"],"itemData":{"id":525,"type":"article-journal","container-title":"Nature Communications","DOI":"10.1038/s41467-024-54712-1","ISSN":"2041-1723","issue":"1","journalAbbreviation":"Nat Commun","language":"en","page":"10416","source":"DOI.org (Crossref)","title":"Conditional neural field latent diffusion model for generating spatiotemporal turbulence","volume":"15","author":[{"family":"Du","given":"Pan"},{"family":"Parikh","given":"Meet Hemant"},{"family":"Fan","given":"Xiantao"},{"family":"Liu","given":"Xin-Yang"},{"family":"Wang","given":"Jian-Xun"}],"issued":{"date-parts":[["2024",11,29]]}}}],"schema":"https://github.com/citation-style-language/schema/raw/master/csl-citation.json"} </w:delInstrText>
         </w:r>
@@ -5020,7 +5117,7 @@
       <w:r>
         <w:fldChar w:fldCharType="separate"/>
       </w:r>
-      <w:ins w:id="234" w:author="Yongkai Chen" w:date="2026-03-04T17:41:00Z" w16du:dateUtc="2026-03-04T09:41:00Z">
+      <w:ins w:id="248" w:author="Yongkai Chen" w:date="2026-03-04T17:41:00Z" w16du:dateUtc="2026-03-04T09:41:00Z">
         <w:r>
           <w:rPr>
             <w:vertAlign w:val="superscript"/>
@@ -5028,7 +5125,7 @@
           <w:t>[29,30]</w:t>
         </w:r>
       </w:ins>
-      <w:del w:id="235" w:author="Yongkai Chen" w:date="2026-03-04T17:41:00Z" w16du:dateUtc="2026-03-04T09:41:00Z">
+      <w:del w:id="249" w:author="Yongkai Chen" w:date="2026-03-04T17:41:00Z" w16du:dateUtc="2026-03-04T09:41:00Z">
         <w:r>
           <w:rPr>
             <w:vertAlign w:val="superscript"/>
@@ -5049,7 +5146,7 @@
     <w:p>
       <w:pPr>
         <w:pStyle w:val="section"/>
-        <w:ind w:firstLine="482"/>
+        <w:ind w:firstLine="489"/>
         <w:rPr>
           <w:rFonts w:hint="eastAsia"/>
           <w:b/>
@@ -5096,7 +5193,7 @@
         </w:rPr>
         <w:fldChar w:fldCharType="begin"/>
       </w:r>
-      <w:ins w:id="236" w:author="Yongkai Chen" w:date="2026-03-04T18:44:00Z" w16du:dateUtc="2026-03-04T10:44:00Z">
+      <w:ins w:id="250" w:author="Yongkai Chen" w:date="2026-03-04T18:44:00Z" w16du:dateUtc="2026-03-04T10:44:00Z">
         <w:r>
           <w:rPr>
             <w:rFonts w:hint="eastAsia"/>
@@ -5440,7 +5537,7 @@
           <w:instrText xml:space="preserve">nez","given":"Javier"}],"issued":{"date-parts":[["2004",1,21]]}}}],"schema":"https://github.com/citation-style-language/schema/raw/master/csl-citation.json"} </w:instrText>
         </w:r>
       </w:ins>
-      <w:del w:id="237" w:author="Yongkai Chen" w:date="2026-03-04T17:40:00Z" w16du:dateUtc="2026-03-04T09:40:00Z">
+      <w:del w:id="251" w:author="Yongkai Chen" w:date="2026-03-04T17:40:00Z" w16du:dateUtc="2026-03-04T09:40:00Z">
         <w:r>
           <w:rPr>
             <w:rFonts w:hint="eastAsia"/>
@@ -5948,12 +6045,12 @@
         </w:rPr>
         <w:fldChar w:fldCharType="separate"/>
       </w:r>
-      <w:ins w:id="238" w:author="Yongkai Chen" w:date="2026-03-04T18:44:00Z" w16du:dateUtc="2026-03-04T10:44:00Z">
+      <w:ins w:id="252" w:author="Yongkai Chen" w:date="2026-03-04T18:44:00Z" w16du:dateUtc="2026-03-04T10:44:00Z">
         <w:r>
           <w:rPr>
             <w:rFonts w:cs="Times New Roman"/>
             <w:vertAlign w:val="superscript"/>
-            <w:rPrChange w:id="239" w:author="Yongkai Chen" w:date="2026-03-04T18:44:00Z" w16du:dateUtc="2026-03-04T10:44:00Z">
+            <w:rPrChange w:id="253" w:author="Yongkai Chen" w:date="2026-03-04T18:44:00Z" w16du:dateUtc="2026-03-04T10:44:00Z">
               <w:rPr>
                 <w:rFonts w:ascii="Times New Roman" w:hAnsi="Times New Roman" w:cs="Times New Roman"/>
                 <w:vertAlign w:val="superscript"/>
@@ -5963,7 +6060,7 @@
           <w:t>[2,31,32]</w:t>
         </w:r>
       </w:ins>
-      <w:del w:id="240" w:author="Yongkai Chen" w:date="2026-03-04T17:41:00Z" w16du:dateUtc="2026-03-04T09:41:00Z">
+      <w:del w:id="254" w:author="Yongkai Chen" w:date="2026-03-04T17:41:00Z" w16du:dateUtc="2026-03-04T09:41:00Z">
         <w:r>
           <w:rPr>
             <w:rFonts w:cs="Times New Roman"/>
@@ -6034,7 +6131,7 @@
         </w:rPr>
         <w:fldChar w:fldCharType="begin"/>
       </w:r>
-      <w:ins w:id="241" w:author="Yongkai Chen" w:date="2026-03-04T17:41:00Z" w16du:dateUtc="2026-03-04T09:41:00Z">
+      <w:ins w:id="255" w:author="Yongkai Chen" w:date="2026-03-04T17:41:00Z" w16du:dateUtc="2026-03-04T09:41:00Z">
         <w:r>
           <w:rPr>
             <w:rFonts w:hint="eastAsia"/>
@@ -6043,7 +6140,7 @@
           <w:instrText xml:space="preserve"> ADDIN ZOTERO_ITEM CSL_CITATION {"citationID":"nBIdo9Kc","properties":{"formattedCitation":"\\super [33,34]\\nosupersub{}","plainCitation":"[33,34]","noteIndex":0},"citationItems":[{"id":222,"uris":["http://zotero.org/users/13872798/items/NT4E8HLM"],"itemData":{"id":222,"type":"paper-conference","title":"Boundary Layer characteristics for smooth and rough surfaces","URL":"https://api.semanticscholar.org/CorpusID:198669151","author":[{"family":"Hama","given":"Francis R."}],"issued":{"date-parts":[["1954"]]}}},{"id":229,"uris":["http://zotero.org/users/13872798/items/B9JA6QCF"],"itemData":{"id":229,"type":"article-journal","abstract":"An experimental study has been made of turbulent boundary layers in adverse pressure gradients which were established in such a way that for each layer the profiles, when plotted in a set of universal coordinates, are of similar shape. A comparison is made with the corresponding set of laminar profiles. Results are presented for the effects of Reynolds Number, pressure gradient, and roughness on skin friction. It is shown that boundary layers in moderately high adverse gradients will not exhibit what is termed downstream stability. A comparison is made of the present experimental results with conventional methods of predicting the effect of pressure gradients on turbulent boundary layers, and it is shown that the agreement is poor.","container-title":"Journal of the Aeronautical Sciences","DOI":"10.2514/8.2938","ISSN":"1936-9956","issue":"2","journalAbbreviation":"Journal of the Aeronautical Sciences","language":"en","page":"91-108","source":"DOI.org (Crossref)","title":"Turbulent Boundary Layers in Adverse Pressure Gradients","volume":"21","author":[{"family":"Clauser","given":"Francis H."}],"issued":{"date-parts":[["1954",2]]}}}],"schema":"https://github.com/citation-style-language/schema/raw/master/csl-citation.json"} </w:instrText>
         </w:r>
       </w:ins>
-      <w:del w:id="242" w:author="Yongkai Chen" w:date="2026-03-04T17:40:00Z" w16du:dateUtc="2026-03-04T09:40:00Z">
+      <w:del w:id="256" w:author="Yongkai Chen" w:date="2026-03-04T17:40:00Z" w16du:dateUtc="2026-03-04T09:40:00Z">
         <w:r>
           <w:rPr>
             <w:rFonts w:hint="eastAsia"/>
@@ -6060,12 +6157,12 @@
         </w:rPr>
         <w:fldChar w:fldCharType="separate"/>
       </w:r>
-      <w:ins w:id="243" w:author="Yongkai Chen" w:date="2026-03-04T17:41:00Z" w16du:dateUtc="2026-03-04T09:41:00Z">
+      <w:ins w:id="257" w:author="Yongkai Chen" w:date="2026-03-04T17:41:00Z" w16du:dateUtc="2026-03-04T09:41:00Z">
         <w:r>
           <w:rPr>
             <w:rFonts w:cs="Times New Roman"/>
             <w:vertAlign w:val="superscript"/>
-            <w:rPrChange w:id="244" w:author="Yongkai Chen" w:date="2026-03-04T17:41:00Z" w16du:dateUtc="2026-03-04T09:41:00Z">
+            <w:rPrChange w:id="258" w:author="Yongkai Chen" w:date="2026-03-04T17:41:00Z" w16du:dateUtc="2026-03-04T09:41:00Z">
               <w:rPr>
                 <w:rFonts w:ascii="Times New Roman" w:hAnsi="Times New Roman" w:cs="Times New Roman"/>
                 <w:vertAlign w:val="superscript"/>
@@ -6075,7 +6172,7 @@
           <w:t>[33,34]</w:t>
         </w:r>
       </w:ins>
-      <w:del w:id="245" w:author="Yongkai Chen" w:date="2026-03-04T17:41:00Z" w16du:dateUtc="2026-03-04T09:41:00Z">
+      <w:del w:id="259" w:author="Yongkai Chen" w:date="2026-03-04T17:41:00Z" w16du:dateUtc="2026-03-04T09:41:00Z">
         <w:r>
           <w:rPr>
             <w:rFonts w:cs="Times New Roman"/>
@@ -6315,7 +6412,7 @@
         </w:rPr>
         <w:fldChar w:fldCharType="begin"/>
       </w:r>
-      <w:ins w:id="246" w:author="Yongkai Chen" w:date="2026-03-04T17:41:00Z" w16du:dateUtc="2026-03-04T09:41:00Z">
+      <w:ins w:id="260" w:author="Yongkai Chen" w:date="2026-03-04T17:41:00Z" w16du:dateUtc="2026-03-04T09:41:00Z">
         <w:r>
           <w:rPr>
             <w:rFonts w:hint="eastAsia"/>
@@ -6324,7 +6421,7 @@
           <w:instrText xml:space="preserve"> ADDIN ZOTERO_ITEM CSL_CITATION {"citationID":"jJ4fz9xb","properties":{"formattedCitation":"\\super [35]\\nosupersub{}","plainCitation":"[35]","noteIndex":0},"citationItems":[{"id":139,"uris":["http://zotero.org/users/13872798/items/8JZXPPIS"],"itemData":{"id":139,"type":"article-journal","container-title":"Journal of Fluid Mechanics","language":"en","source":"Zotero","title":"Rough wall turbulent boundary layers","author":[{"family":"Ae","given":"Perry"},{"family":"Wh","given":"Schofield"},{"family":"Pn","given":"Joubert"}]}}],"schema":"https://github.com/citation-style-language/schema/raw/master/csl-citation.json"} </w:instrText>
         </w:r>
       </w:ins>
-      <w:del w:id="247" w:author="Yongkai Chen" w:date="2026-03-04T17:40:00Z" w16du:dateUtc="2026-03-04T09:40:00Z">
+      <w:del w:id="261" w:author="Yongkai Chen" w:date="2026-03-04T17:40:00Z" w16du:dateUtc="2026-03-04T09:40:00Z">
         <w:r>
           <w:rPr>
             <w:rFonts w:hint="eastAsia"/>
@@ -6341,12 +6438,12 @@
         </w:rPr>
         <w:fldChar w:fldCharType="separate"/>
       </w:r>
-      <w:ins w:id="248" w:author="Yongkai Chen" w:date="2026-03-04T17:41:00Z" w16du:dateUtc="2026-03-04T09:41:00Z">
+      <w:ins w:id="262" w:author="Yongkai Chen" w:date="2026-03-04T17:41:00Z" w16du:dateUtc="2026-03-04T09:41:00Z">
         <w:r>
           <w:rPr>
             <w:rFonts w:cs="Times New Roman"/>
             <w:vertAlign w:val="superscript"/>
-            <w:rPrChange w:id="249" w:author="Yongkai Chen" w:date="2026-03-04T17:41:00Z" w16du:dateUtc="2026-03-04T09:41:00Z">
+            <w:rPrChange w:id="263" w:author="Yongkai Chen" w:date="2026-03-04T17:41:00Z" w16du:dateUtc="2026-03-04T09:41:00Z">
               <w:rPr>
                 <w:rFonts w:ascii="Times New Roman" w:hAnsi="Times New Roman" w:cs="Times New Roman"/>
                 <w:vertAlign w:val="superscript"/>
@@ -6356,7 +6453,7 @@
           <w:t>[35]</w:t>
         </w:r>
       </w:ins>
-      <w:del w:id="250" w:author="Yongkai Chen" w:date="2026-03-04T17:41:00Z" w16du:dateUtc="2026-03-04T09:41:00Z">
+      <w:del w:id="264" w:author="Yongkai Chen" w:date="2026-03-04T17:41:00Z" w16du:dateUtc="2026-03-04T09:41:00Z">
         <w:r>
           <w:rPr>
             <w:rFonts w:cs="Times New Roman"/>
@@ -6396,7 +6493,7 @@
         </w:rPr>
         <w:fldChar w:fldCharType="begin"/>
       </w:r>
-      <w:ins w:id="251" w:author="Yongkai Chen" w:date="2026-03-04T17:41:00Z" w16du:dateUtc="2026-03-04T09:41:00Z">
+      <w:ins w:id="265" w:author="Yongkai Chen" w:date="2026-03-04T17:41:00Z" w16du:dateUtc="2026-03-04T09:41:00Z">
         <w:r>
           <w:rPr>
             <w:rFonts w:hint="eastAsia"/>
@@ -6548,7 +6645,7 @@
           <w:instrText xml:space="preserve">1061/(ASCE)0733-9399(2007)133:2(194)","ISSN":"0733-9399, 1943-7889","issue":"2","journalAbbreviation":"J. Eng. Mech.","language":"en","page":"194-204","source":"DOI.org (Crossref)","title":"Spatially Averaged Turbulent Flow over Square Ribs","volume":"133","author":[{"family":"Coleman","given":"S. E."},{"family":"Nikora","given":"V. I."},{"family":"McLean","given":"S. R."},{"family":"Schlicke","given":"E."}],"issued":{"date-parts":[["2007",2]]}}}],"schema":"https://github.com/citation-style-language/schema/raw/master/csl-citation.json"} </w:instrText>
         </w:r>
       </w:ins>
-      <w:del w:id="252" w:author="Yongkai Chen" w:date="2026-03-04T17:40:00Z" w16du:dateUtc="2026-03-04T09:40:00Z">
+      <w:del w:id="266" w:author="Yongkai Chen" w:date="2026-03-04T17:40:00Z" w16du:dateUtc="2026-03-04T09:40:00Z">
         <w:r>
           <w:rPr>
             <w:rFonts w:hint="eastAsia"/>
@@ -6734,12 +6831,12 @@
         </w:rPr>
         <w:fldChar w:fldCharType="separate"/>
       </w:r>
-      <w:ins w:id="253" w:author="Yongkai Chen" w:date="2026-03-04T17:41:00Z" w16du:dateUtc="2026-03-04T09:41:00Z">
+      <w:ins w:id="267" w:author="Yongkai Chen" w:date="2026-03-04T17:41:00Z" w16du:dateUtc="2026-03-04T09:41:00Z">
         <w:r>
           <w:rPr>
             <w:rFonts w:cs="Times New Roman"/>
             <w:vertAlign w:val="superscript"/>
-            <w:rPrChange w:id="254" w:author="Yongkai Chen" w:date="2026-03-04T17:41:00Z" w16du:dateUtc="2026-03-04T09:41:00Z">
+            <w:rPrChange w:id="268" w:author="Yongkai Chen" w:date="2026-03-04T17:41:00Z" w16du:dateUtc="2026-03-04T09:41:00Z">
               <w:rPr>
                 <w:rFonts w:ascii="Times New Roman" w:hAnsi="Times New Roman" w:cs="Times New Roman"/>
                 <w:vertAlign w:val="superscript"/>
@@ -6749,7 +6846,7 @@
           <w:t>[36]</w:t>
         </w:r>
       </w:ins>
-      <w:del w:id="255" w:author="Yongkai Chen" w:date="2026-03-04T17:41:00Z" w16du:dateUtc="2026-03-04T09:41:00Z">
+      <w:del w:id="269" w:author="Yongkai Chen" w:date="2026-03-04T17:41:00Z" w16du:dateUtc="2026-03-04T09:41:00Z">
         <w:r>
           <w:rPr>
             <w:rFonts w:cs="Times New Roman"/>
@@ -6904,7 +7001,7 @@
         </w:rPr>
         <w:fldChar w:fldCharType="begin"/>
       </w:r>
-      <w:ins w:id="256" w:author="Yongkai Chen" w:date="2026-03-04T18:44:00Z" w16du:dateUtc="2026-03-04T10:44:00Z">
+      <w:ins w:id="270" w:author="Yongkai Chen" w:date="2026-03-04T18:44:00Z" w16du:dateUtc="2026-03-04T10:44:00Z">
         <w:r>
           <w:rPr>
             <w:rFonts w:hint="eastAsia"/>
@@ -6992,7 +7089,7 @@
           <w:instrText xml:space="preserve"> DNS is hindered by its complexity and computational resources.","container-title":"International Journal of Thermofluids","DOI":"10.1016/j.ijft.2021.100077","ISSN":"26662027","journalAbbreviation":"International Journal of Thermofluids","language":"en","page":"100077","source":"DOI.org (Crossref)","title":"A review on turbulent flow over rough surfaces: Fundamentals and theories","title-short":"A review on turbulent flow over rough surfaces","volume":"10","author":[{"family":"Kadivar","given":"Mohammadreza"},{"family":"Tormey","given":"David"},{"family":"McGranaghan","given":"Gerard"}],"issued":{"date-parts":[["2021",5]]}}}],"schema":"https://github.com/citation-style-language/schema/raw/master/csl-citation.json"} </w:instrText>
         </w:r>
       </w:ins>
-      <w:del w:id="257" w:author="Yongkai Chen" w:date="2026-03-04T17:40:00Z" w16du:dateUtc="2026-03-04T09:40:00Z">
+      <w:del w:id="271" w:author="Yongkai Chen" w:date="2026-03-04T17:40:00Z" w16du:dateUtc="2026-03-04T09:40:00Z">
         <w:r>
           <w:rPr>
             <w:rFonts w:hint="eastAsia"/>
@@ -7244,12 +7341,12 @@
         </w:rPr>
         <w:fldChar w:fldCharType="separate"/>
       </w:r>
-      <w:ins w:id="258" w:author="Yongkai Chen" w:date="2026-03-04T18:44:00Z" w16du:dateUtc="2026-03-04T10:44:00Z">
+      <w:ins w:id="272" w:author="Yongkai Chen" w:date="2026-03-04T18:44:00Z" w16du:dateUtc="2026-03-04T10:44:00Z">
         <w:r>
           <w:rPr>
             <w:rFonts w:cs="Times New Roman"/>
             <w:vertAlign w:val="superscript"/>
-            <w:rPrChange w:id="259" w:author="Yongkai Chen" w:date="2026-03-04T18:44:00Z" w16du:dateUtc="2026-03-04T10:44:00Z">
+            <w:rPrChange w:id="273" w:author="Yongkai Chen" w:date="2026-03-04T18:44:00Z" w16du:dateUtc="2026-03-04T10:44:00Z">
               <w:rPr>
                 <w:rFonts w:ascii="Times New Roman" w:hAnsi="Times New Roman" w:cs="Times New Roman"/>
                 <w:vertAlign w:val="superscript"/>
@@ -7259,7 +7356,7 @@
           <w:t>[2,32]</w:t>
         </w:r>
       </w:ins>
-      <w:del w:id="260" w:author="Yongkai Chen" w:date="2026-03-04T17:41:00Z" w16du:dateUtc="2026-03-04T09:41:00Z">
+      <w:del w:id="274" w:author="Yongkai Chen" w:date="2026-03-04T17:41:00Z" w16du:dateUtc="2026-03-04T09:41:00Z">
         <w:r>
           <w:rPr>
             <w:rFonts w:cs="Times New Roman"/>
@@ -7299,7 +7396,7 @@
         </w:rPr>
         <w:fldChar w:fldCharType="begin"/>
       </w:r>
-      <w:ins w:id="261" w:author="Yongkai Chen" w:date="2026-03-04T17:41:00Z" w16du:dateUtc="2026-03-04T09:41:00Z">
+      <w:ins w:id="275" w:author="Yongkai Chen" w:date="2026-03-04T17:41:00Z" w16du:dateUtc="2026-03-04T09:41:00Z">
         <w:r>
           <w:rPr>
             <w:rFonts w:hint="eastAsia"/>
@@ -7309,7 +7406,7 @@
           <w:instrText xml:space="preserve"> ADDIN ZOTERO_ITEM CSL_CITATION {"citationID":"b395QQBk","properties":{"formattedCitation":"\\super [37,38]\\nosupersub{}","plainCitation":"[37,38]","noteIndex":0},"citationItems":[{"id":132,"uris":["http://zotero.org/users/13872798/items/GNRPT5KZ"],"itemData":{"id":132,"type":"article-journal","container-title":"International Journal of Heat and Mass Transfer","DOI":"10.1016/0017-9310(63)90097-8","ISSN":"00179310","issue":"5","journalAbbreviation":"International Journal of Heat and Mass Transfer","language":"en","license":"https://www.elsevier.com/tdm/userlicense/1.0/","page":"329-353","source":"DOI.org (Crossref)","title":"Heat and momentum transfer in smooth and rough tubes at various prandtl numbers","volume":"6","author":[{"family":"Dipprey","given":"D.F."},{"family":"Sabersky","given":"R.H."}],"issued":{"date-parts":[["1963",5]]}}},{"id":137,"uris":["http://zotero.org/users/13872798/items/AC7ZRJTS"],"itemData":{"id":137,"type":"article-journal","abstract":"It is argued that the heat transfer between a roughened surface and a stream of incompressible fluid flowing over it is dependent on both the viscosity and thermal conductivity of the fluid even when the roughness is large enough for viscosity to have ceased to affect the skin friction.\n            Concentrating on closely spaced roughness, sufficiently large for the skin friction to be independent of Reynolds number, a simple model is constructed of the flow near the surface. It consists of horseshoe eddies which wrap themselves round the individual excrescences and trail unsteadily downstream; the eddies are imagined to scour the surface and thereby to transport heat between the surface and the more vigorous flow in the neighbourhood of the roughness crests. Taken in conjunction with Reynolds analogy between temperature and velocity distributions in the fluid away from the surface, the model leads to an expression for the rate of heat transfer which contains a function of the roughness Reynolds number and the Prandtl number of the fluid whose detailed form is found by appeal to the limited experimental data available. An order-of-magnitude argument suggests that the functional form established empirically is consistent with the assumed model of the flow close to the surface.\n            The object of the work is to establish a basis for the analysis of experimental data and for their extrapolation with respect to Reynolds number and Prandtl number.","container-title":"Journal of Fluid Mechanics","DOI":"10.1017/S0022112063000288","ISSN":"0022-1120, 1469-7645","issue":"3","journalAbbreviation":"J. Fluid Mech.","language":"en","license":"https://www.cambridge.org/core/terms","page":"321-334","source":"DOI.org (Crossref)","title":"Heat transfer across rough surfaces","volume":"15","author":[{"family":"Owen","given":"P. R."},{"family":"Thomson","given":"W. R."}],"issued":{"date-parts":[["1963",3]]}}}],"schema":"https://github.com/citation-style-language/schema/raw/master/csl-citation.json"} </w:instrText>
         </w:r>
       </w:ins>
-      <w:del w:id="262" w:author="Yongkai Chen" w:date="2026-03-04T17:40:00Z" w16du:dateUtc="2026-03-04T09:40:00Z">
+      <w:del w:id="276" w:author="Yongkai Chen" w:date="2026-03-04T17:40:00Z" w16du:dateUtc="2026-03-04T09:40:00Z">
         <w:r>
           <w:rPr>
             <w:rFonts w:hint="eastAsia"/>
@@ -7327,12 +7424,12 @@
         </w:rPr>
         <w:fldChar w:fldCharType="separate"/>
       </w:r>
-      <w:ins w:id="263" w:author="Yongkai Chen" w:date="2026-03-04T17:41:00Z" w16du:dateUtc="2026-03-04T09:41:00Z">
+      <w:ins w:id="277" w:author="Yongkai Chen" w:date="2026-03-04T17:41:00Z" w16du:dateUtc="2026-03-04T09:41:00Z">
         <w:r>
           <w:rPr>
             <w:rFonts w:cs="Times New Roman"/>
             <w:vertAlign w:val="superscript"/>
-            <w:rPrChange w:id="264" w:author="Yongkai Chen" w:date="2026-03-04T17:41:00Z" w16du:dateUtc="2026-03-04T09:41:00Z">
+            <w:rPrChange w:id="278" w:author="Yongkai Chen" w:date="2026-03-04T17:41:00Z" w16du:dateUtc="2026-03-04T09:41:00Z">
               <w:rPr>
                 <w:rFonts w:ascii="Times New Roman" w:hAnsi="Times New Roman" w:cs="Times New Roman"/>
                 <w:vertAlign w:val="superscript"/>
@@ -7342,7 +7439,7 @@
           <w:t>[37,38]</w:t>
         </w:r>
       </w:ins>
-      <w:del w:id="265" w:author="Yongkai Chen" w:date="2026-03-04T17:41:00Z" w16du:dateUtc="2026-03-04T09:41:00Z">
+      <w:del w:id="279" w:author="Yongkai Chen" w:date="2026-03-04T17:41:00Z" w16du:dateUtc="2026-03-04T09:41:00Z">
         <w:r>
           <w:rPr>
             <w:rFonts w:cs="Times New Roman"/>
@@ -7377,7 +7474,7 @@
         </w:rPr>
         <w:fldChar w:fldCharType="begin"/>
       </w:r>
-      <w:ins w:id="266" w:author="Yongkai Chen" w:date="2026-03-04T17:41:00Z" w16du:dateUtc="2026-03-04T09:41:00Z">
+      <w:ins w:id="280" w:author="Yongkai Chen" w:date="2026-03-04T17:41:00Z" w16du:dateUtc="2026-03-04T09:41:00Z">
         <w:r>
           <w:rPr>
             <w:rFonts w:hint="eastAsia"/>
@@ -7479,7 +7576,7 @@
           <w:instrText xml:space="preserve">Allmaras turbulence model to account for wall roughness","volume":"24","author":[{"family":"Aupoix","given":"B."},{"family":"Spalart","given":"P.R."}],"issued":{"date-parts":[["2003",8]]}}},{"id":136,"uris":["http://zotero.org/users/13872798/items/8FQK8Z7Z"],"itemData":{"id":136,"type":"article-journal","abstract":"An approach to extend the near-wall treatment approach of RANS turbulence models using wall functions for rough surfaces is proposed. The formulation is consistent with the low-Reynolds number turbulence model roughness extension, leading to reduced near-wall grid spacing dependence and accurate predictions for a large range of ks+/y+ values. The formulation is further extended to the temperature wall functions and heat transfer prediction is assessed. The drawbacks of using the Reynolds analogy assumption are highlighted and three thermal corrections to improve these drawbacks are also examined. In particular, the correction term by Aupoix (2015), which accounts for the effect of the wetted surface area, is incorporated in the wall function formulation. This correction term significantly improves predictions as compared to the other two thermal correction terms at the expense of adding an additional physical parameter.","container-title":"International Journal of Heat and Fluid Flow","DOI":"10.1016/j.ijheatfluidflow.2020.108552","ISSN":"0142727X","journalAbbreviation":"International Journal of Heat and Fluid Flow","language":"en","page":"108552","source":"DOI.org (Crossref)","title":"Consistent surface roughness extension for wall functions","volume":"82","author":[{"family":"Prakash","given":"Aviral"},{"family":"Laurendeau","given":"Eric"}],"issued":{"date-parts":[["2020",4]]}}}],"schema":"https://github.com/citation-style-language/schema/raw/master/csl-citation.json"} </w:instrText>
         </w:r>
       </w:ins>
-      <w:del w:id="267" w:author="Yongkai Chen" w:date="2026-03-04T17:40:00Z" w16du:dateUtc="2026-03-04T09:40:00Z">
+      <w:del w:id="281" w:author="Yongkai Chen" w:date="2026-03-04T17:40:00Z" w16du:dateUtc="2026-03-04T09:40:00Z">
         <w:r>
           <w:rPr>
             <w:rFonts w:hint="eastAsia"/>
@@ -7593,12 +7690,12 @@
         </w:rPr>
         <w:fldChar w:fldCharType="separate"/>
       </w:r>
-      <w:ins w:id="268" w:author="Yongkai Chen" w:date="2026-03-04T17:41:00Z" w16du:dateUtc="2026-03-04T09:41:00Z">
+      <w:ins w:id="282" w:author="Yongkai Chen" w:date="2026-03-04T17:41:00Z" w16du:dateUtc="2026-03-04T09:41:00Z">
         <w:r>
           <w:rPr>
             <w:rFonts w:cs="Times New Roman"/>
             <w:vertAlign w:val="superscript"/>
-            <w:rPrChange w:id="269" w:author="Yongkai Chen" w:date="2026-03-04T17:41:00Z" w16du:dateUtc="2026-03-04T09:41:00Z">
+            <w:rPrChange w:id="283" w:author="Yongkai Chen" w:date="2026-03-04T17:41:00Z" w16du:dateUtc="2026-03-04T09:41:00Z">
               <w:rPr>
                 <w:rFonts w:ascii="Times New Roman" w:hAnsi="Times New Roman" w:cs="Times New Roman"/>
                 <w:vertAlign w:val="superscript"/>
@@ -7608,7 +7705,7 @@
           <w:t>[39,40]</w:t>
         </w:r>
       </w:ins>
-      <w:del w:id="270" w:author="Yongkai Chen" w:date="2026-03-04T17:41:00Z" w16du:dateUtc="2026-03-04T09:41:00Z">
+      <w:del w:id="284" w:author="Yongkai Chen" w:date="2026-03-04T17:41:00Z" w16du:dateUtc="2026-03-04T09:41:00Z">
         <w:r>
           <w:rPr>
             <w:rFonts w:cs="Times New Roman"/>
@@ -7653,7 +7750,7 @@
         </w:rPr>
         <w:t>现有的高超声速粗糙壁湍流的研究多聚焦</w:t>
       </w:r>
-      <w:bookmarkStart w:id="271" w:name="_Hlk188628797"/>
+      <w:bookmarkStart w:id="285" w:name="_Hlk188628797"/>
       <w:r>
         <w:rPr>
           <w:rFonts w:hint="eastAsia"/>
@@ -7661,7 +7758,7 @@
         </w:rPr>
         <w:t>粗糙函数</w:t>
       </w:r>
-      <w:bookmarkEnd w:id="271"/>
+      <w:bookmarkEnd w:id="285"/>
       <w:r>
         <w:rPr>
           <w:rFonts w:hint="eastAsia"/>
@@ -7691,7 +7788,7 @@
         </w:rPr>
         <w:fldChar w:fldCharType="begin"/>
       </w:r>
-      <w:ins w:id="272" w:author="Yongkai Chen" w:date="2026-03-04T17:41:00Z" w16du:dateUtc="2026-03-04T09:41:00Z">
+      <w:ins w:id="286" w:author="Yongkai Chen" w:date="2026-03-04T17:41:00Z" w16du:dateUtc="2026-03-04T09:41:00Z">
         <w:r>
           <w:rPr>
             <w:rFonts w:hint="eastAsia"/>
@@ -7713,7 +7810,7 @@
           <w:instrText xml:space="preserve">strong shock waves created by the peaks of the roughness elements.","container-title":"International Journal of Heat and Fluid Flow","DOI":"10.1016/j.ijheatfluidflow.2013.02.006","ISSN":"0142727X","journalAbbreviation":"International Journal of Heat and Fluid Flow","language":"en","license":"https://www.elsevier.com/tdm/userlicense/1.0/","page":"2-15","source":"DOI.org (Crossref)","title":"Numerical simulation of fully-developed compressible flows over wavy surfaces","volume":"41","author":[{"family":"Tyson","given":"C.J."},{"family":"Sandham","given":"N.D."}],"issued":{"date-parts":[["2013",6]]}}}],"schema":"https://github.com/citation-style-language/schema/raw/master/csl-citation.json"} </w:instrText>
         </w:r>
       </w:ins>
-      <w:del w:id="273" w:author="Yongkai Chen" w:date="2026-03-04T17:40:00Z" w16du:dateUtc="2026-03-04T09:40:00Z">
+      <w:del w:id="287" w:author="Yongkai Chen" w:date="2026-03-04T17:40:00Z" w16du:dateUtc="2026-03-04T09:40:00Z">
         <w:r>
           <w:rPr>
             <w:rFonts w:hint="eastAsia"/>
@@ -7834,12 +7931,12 @@
         </w:rPr>
         <w:fldChar w:fldCharType="separate"/>
       </w:r>
-      <w:ins w:id="274" w:author="Yongkai Chen" w:date="2026-03-04T17:41:00Z" w16du:dateUtc="2026-03-04T09:41:00Z">
+      <w:ins w:id="288" w:author="Yongkai Chen" w:date="2026-03-04T17:41:00Z" w16du:dateUtc="2026-03-04T09:41:00Z">
         <w:r>
           <w:rPr>
             <w:rFonts w:cs="Times New Roman"/>
             <w:vertAlign w:val="superscript"/>
-            <w:rPrChange w:id="275" w:author="Yongkai Chen" w:date="2026-03-04T17:41:00Z" w16du:dateUtc="2026-03-04T09:41:00Z">
+            <w:rPrChange w:id="289" w:author="Yongkai Chen" w:date="2026-03-04T17:41:00Z" w16du:dateUtc="2026-03-04T09:41:00Z">
               <w:rPr>
                 <w:rFonts w:ascii="Times New Roman" w:hAnsi="Times New Roman" w:cs="Times New Roman"/>
                 <w:vertAlign w:val="superscript"/>
@@ -7849,7 +7946,7 @@
           <w:t>[41]</w:t>
         </w:r>
       </w:ins>
-      <w:del w:id="276" w:author="Yongkai Chen" w:date="2026-03-04T17:41:00Z" w16du:dateUtc="2026-03-04T09:41:00Z">
+      <w:del w:id="290" w:author="Yongkai Chen" w:date="2026-03-04T17:41:00Z" w16du:dateUtc="2026-03-04T09:41:00Z">
         <w:r>
           <w:rPr>
             <w:rFonts w:cs="Times New Roman"/>
@@ -7896,7 +7993,7 @@
         </w:rPr>
         <w:fldChar w:fldCharType="begin"/>
       </w:r>
-      <w:ins w:id="277" w:author="Yongkai Chen" w:date="2026-03-04T17:41:00Z" w16du:dateUtc="2026-03-04T09:41:00Z">
+      <w:ins w:id="291" w:author="Yongkai Chen" w:date="2026-03-04T17:41:00Z" w16du:dateUtc="2026-03-04T09:41:00Z">
         <w:r>
           <w:rPr>
             <w:rFonts w:hint="eastAsia"/>
@@ -7996,7 +8093,7 @@
           <w:instrText xml:space="preserve">089-7666","issue":"4","language":"en","page":"045105","source":"DOI.org (Crossref)","title":"Crosshatch roughness distortions on a hypersonic turbulent boundary layer","volume":"28","author":[{"family":"Peltier","given":"S. J."},{"family":"Humble","given":"R. A."},{"family":"Bowersox","given":"R. D. W."}],"issued":{"date-parts":[["2016",4,1]]}}}],"schema":"https://github.com/citation-style-language/schema/raw/master/csl-citation.json"} </w:instrText>
         </w:r>
       </w:ins>
-      <w:del w:id="278" w:author="Yongkai Chen" w:date="2026-03-04T17:40:00Z" w16du:dateUtc="2026-03-04T09:40:00Z">
+      <w:del w:id="292" w:author="Yongkai Chen" w:date="2026-03-04T17:40:00Z" w16du:dateUtc="2026-03-04T09:40:00Z">
         <w:r>
           <w:rPr>
             <w:rFonts w:hint="eastAsia"/>
@@ -8104,12 +8201,12 @@
         </w:rPr>
         <w:fldChar w:fldCharType="separate"/>
       </w:r>
-      <w:ins w:id="279" w:author="Yongkai Chen" w:date="2026-03-04T17:41:00Z" w16du:dateUtc="2026-03-04T09:41:00Z">
+      <w:ins w:id="293" w:author="Yongkai Chen" w:date="2026-03-04T17:41:00Z" w16du:dateUtc="2026-03-04T09:41:00Z">
         <w:r>
           <w:rPr>
             <w:rFonts w:cs="Times New Roman"/>
             <w:vertAlign w:val="superscript"/>
-            <w:rPrChange w:id="280" w:author="Yongkai Chen" w:date="2026-03-04T17:41:00Z" w16du:dateUtc="2026-03-04T09:41:00Z">
+            <w:rPrChange w:id="294" w:author="Yongkai Chen" w:date="2026-03-04T17:41:00Z" w16du:dateUtc="2026-03-04T09:41:00Z">
               <w:rPr>
                 <w:rFonts w:ascii="Times New Roman" w:hAnsi="Times New Roman" w:cs="Times New Roman"/>
                 <w:vertAlign w:val="superscript"/>
@@ -8119,7 +8216,7 @@
           <w:t>[42]</w:t>
         </w:r>
       </w:ins>
-      <w:del w:id="281" w:author="Yongkai Chen" w:date="2026-03-04T17:41:00Z" w16du:dateUtc="2026-03-04T09:41:00Z">
+      <w:del w:id="295" w:author="Yongkai Chen" w:date="2026-03-04T17:41:00Z" w16du:dateUtc="2026-03-04T09:41:00Z">
         <w:r>
           <w:rPr>
             <w:rFonts w:cs="Times New Roman"/>
@@ -8166,7 +8263,7 @@
         </w:rPr>
         <w:fldChar w:fldCharType="begin"/>
       </w:r>
-      <w:ins w:id="282" w:author="Yongkai Chen" w:date="2026-03-04T17:41:00Z" w16du:dateUtc="2026-03-04T09:41:00Z">
+      <w:ins w:id="296" w:author="Yongkai Chen" w:date="2026-03-04T17:41:00Z" w16du:dateUtc="2026-03-04T09:41:00Z">
         <w:r>
           <w:rPr>
             <w:rFonts w:hint="eastAsia"/>
@@ -8175,7 +8272,7 @@
           <w:instrText xml:space="preserve"> ADDIN ZOTERO_ITEM CSL_CITATION {"citationID":"ojM6Qqus","properties":{"formattedCitation":"\\super [43,44]\\nosupersub{}","plainCitation":"[43,44]","noteIndex":0},"citationItems":[{"id":219,"uris":["http://zotero.org/users/13872798/items/UCWA6GTQ"],"itemData":{"id":219,"type":"paper-conference","container-title":"47th AIAA Fluid Dynamics Conference","DOI":"10.2514/6.2017-4313","event-title":"47th AIAA Fluid Dynamics Conference","ISBN":"978-1-62410-500-5","language":"en","publisher":"American Institute of Aeronautics and Astronautics","publisher-place":"Denver, Colorado","source":"DOI.org (Crossref)","title":"Investigation of the Effects of Distributed Surface Roughness on Supersonic Flows","URL":"https://arc.aiaa.org/doi/10.2514/6.2017-4313","author":[{"family":"Kocher","given":"Brian D."},{"family":"Combs","given":"Christopher S."},{"family":"Kreth","given":"Phillip A."},{"family":"Schmisseur","given":"John D."},{"family":"Peltier","given":"Scott J."}],"accessed":{"date-parts":[["2025",1,24]]},"issued":{"date-parts":[["2017",6,5]]}}},{"id":220,"uris":["http://zotero.org/users/13872798/items/CKN7L8VT"],"itemData":{"id":220,"type":"article-journal","container-title":"AIAA Journal","DOI":"10.2514/1.J061623","ISSN":"0001-1452, 1533-385X","issue":"9","journalAbbreviation":"AIAA Journal","language":"en","page":"5136-5149","source":"DOI.org (Crossref)","title":"Characterizing Streamwise Development of Surface Roughness Effects on a Supersonic Boundary Layer","volume":"60","author":[{"family":"Kocher","given":"Brian D."},{"family":"Kreth","given":"Phillip A."},{"family":"Schmisseur","given":"John D."},{"family":"LaLonde","given":"Elijah J."},{"family":"Combs","given":"Christopher S."}],"issued":{"date-parts":[["2022",9]]}}}],"schema":"https://github.com/citation-style-language/schema/raw/master/csl-citation.json"} </w:instrText>
         </w:r>
       </w:ins>
-      <w:del w:id="283" w:author="Yongkai Chen" w:date="2026-03-04T17:40:00Z" w16du:dateUtc="2026-03-04T09:40:00Z">
+      <w:del w:id="297" w:author="Yongkai Chen" w:date="2026-03-04T17:40:00Z" w16du:dateUtc="2026-03-04T09:40:00Z">
         <w:r>
           <w:rPr>
             <w:rFonts w:hint="eastAsia"/>
@@ -8192,12 +8289,12 @@
         </w:rPr>
         <w:fldChar w:fldCharType="separate"/>
       </w:r>
-      <w:ins w:id="284" w:author="Yongkai Chen" w:date="2026-03-04T17:41:00Z" w16du:dateUtc="2026-03-04T09:41:00Z">
+      <w:ins w:id="298" w:author="Yongkai Chen" w:date="2026-03-04T17:41:00Z" w16du:dateUtc="2026-03-04T09:41:00Z">
         <w:r>
           <w:rPr>
             <w:rFonts w:cs="Times New Roman"/>
             <w:vertAlign w:val="superscript"/>
-            <w:rPrChange w:id="285" w:author="Yongkai Chen" w:date="2026-03-04T17:41:00Z" w16du:dateUtc="2026-03-04T09:41:00Z">
+            <w:rPrChange w:id="299" w:author="Yongkai Chen" w:date="2026-03-04T17:41:00Z" w16du:dateUtc="2026-03-04T09:41:00Z">
               <w:rPr>
                 <w:rFonts w:ascii="Times New Roman" w:hAnsi="Times New Roman" w:cs="Times New Roman"/>
                 <w:vertAlign w:val="superscript"/>
@@ -8207,7 +8304,7 @@
           <w:t>[43,44]</w:t>
         </w:r>
       </w:ins>
-      <w:del w:id="286" w:author="Yongkai Chen" w:date="2026-03-04T17:41:00Z" w16du:dateUtc="2026-03-04T09:41:00Z">
+      <w:del w:id="300" w:author="Yongkai Chen" w:date="2026-03-04T17:41:00Z" w16du:dateUtc="2026-03-04T09:41:00Z">
         <w:r>
           <w:rPr>
             <w:rFonts w:cs="Times New Roman"/>
@@ -8269,7 +8366,7 @@
         </w:rPr>
         <w:fldChar w:fldCharType="begin"/>
       </w:r>
-      <w:ins w:id="287" w:author="Yongkai Chen" w:date="2026-03-04T17:41:00Z" w16du:dateUtc="2026-03-04T09:41:00Z">
+      <w:ins w:id="301" w:author="Yongkai Chen" w:date="2026-03-04T17:41:00Z" w16du:dateUtc="2026-03-04T09:41:00Z">
         <w:r>
           <w:rPr>
             <w:rFonts w:hint="eastAsia"/>
@@ -8306,7 +8403,7 @@
           <w:instrText xml:space="preserve">velocity relation which is also valid for rough walls. Analysis of the heat transfer shows that the relative drag increase is always larger than the relative heat transfer enhancement, however, increasing the Mach number brings data closer to the Reynolds analogy line due to the rising relevance of the aerodynamic heating.","container-title":"Journal of Fluid Mechanics","DOI":"10.1017/jfm.2022.393","ISSN":"0022-1120, 1469-7645","journalAbbreviation":"J. Fluid Mech.","language":"en","page":"A44","source":"DOI.org (Crossref)","title":"Direct numerical simulation of supersonic turbulent flows over rough surfaces","volume":"942","author":[{"family":"Modesti","given":"Davide"},{"family":"Sathyanarayana","given":"Srikanth"},{"family":"Salvadore","given":"Francesco"},{"family":"Bernardini","given":"Matteo"}],"issued":{"date-parts":[["2022",7,10]]}}}],"schema":"https://github.com/citation-style-language/schema/raw/master/csl-citation.json"} </w:instrText>
         </w:r>
       </w:ins>
-      <w:del w:id="288" w:author="Yongkai Chen" w:date="2026-03-04T17:40:00Z" w16du:dateUtc="2026-03-04T09:40:00Z">
+      <w:del w:id="302" w:author="Yongkai Chen" w:date="2026-03-04T17:40:00Z" w16du:dateUtc="2026-03-04T09:40:00Z">
         <w:r>
           <w:rPr>
             <w:rFonts w:hint="eastAsia"/>
@@ -8351,12 +8448,12 @@
         </w:rPr>
         <w:fldChar w:fldCharType="separate"/>
       </w:r>
-      <w:ins w:id="289" w:author="Yongkai Chen" w:date="2026-03-04T17:41:00Z" w16du:dateUtc="2026-03-04T09:41:00Z">
+      <w:ins w:id="303" w:author="Yongkai Chen" w:date="2026-03-04T17:41:00Z" w16du:dateUtc="2026-03-04T09:41:00Z">
         <w:r>
           <w:rPr>
             <w:rFonts w:cs="Times New Roman"/>
             <w:vertAlign w:val="superscript"/>
-            <w:rPrChange w:id="290" w:author="Yongkai Chen" w:date="2026-03-04T17:41:00Z" w16du:dateUtc="2026-03-04T09:41:00Z">
+            <w:rPrChange w:id="304" w:author="Yongkai Chen" w:date="2026-03-04T17:41:00Z" w16du:dateUtc="2026-03-04T09:41:00Z">
               <w:rPr>
                 <w:rFonts w:ascii="Times New Roman" w:hAnsi="Times New Roman" w:cs="Times New Roman"/>
                 <w:vertAlign w:val="superscript"/>
@@ -8366,7 +8463,7 @@
           <w:t>[45]</w:t>
         </w:r>
       </w:ins>
-      <w:del w:id="291" w:author="Yongkai Chen" w:date="2026-03-04T17:41:00Z" w16du:dateUtc="2026-03-04T09:41:00Z">
+      <w:del w:id="305" w:author="Yongkai Chen" w:date="2026-03-04T17:41:00Z" w16du:dateUtc="2026-03-04T09:41:00Z">
         <w:r>
           <w:rPr>
             <w:rFonts w:cs="Times New Roman"/>
@@ -8389,7 +8486,7 @@
           <w:rFonts w:hint="eastAsia"/>
           <w:bCs/>
         </w:rPr>
-        <w:t>进一步指出粗糙雷诺数中的等</w:t>
+        <w:t>进一步指出粗糙雷诺数中的</w:t>
       </w:r>
       <w:r>
         <w:rPr>
@@ -8397,7 +8494,7 @@
           <w:bCs/>
         </w:rPr>
         <w:lastRenderedPageBreak/>
-        <w:t>效砂砾高度应为</w:t>
+        <w:t>等效砂砾高度应为</w:t>
       </w:r>
       <w:r>
         <w:rPr>
@@ -8421,7 +8518,7 @@
         </w:rPr>
         <w:fldChar w:fldCharType="begin"/>
       </w:r>
-      <w:ins w:id="292" w:author="Yongkai Chen" w:date="2026-03-04T17:41:00Z" w16du:dateUtc="2026-03-04T09:41:00Z">
+      <w:ins w:id="306" w:author="Yongkai Chen" w:date="2026-03-04T17:41:00Z" w16du:dateUtc="2026-03-04T09:41:00Z">
         <w:r>
           <w:rPr>
             <w:rFonts w:hint="eastAsia"/>
@@ -8486,7 +8583,7 @@
           <w:instrText xml:space="preserve">60% larger than that in smooth case. Finally, the expansion/compression wave patterns induced by roughness alter the turbulence fluctuations in outer layer.","container-title":"Physics of Fluids","DOI":"10.1063/5.0189495","ISSN":"1070-6631, 1089-7666","issue":"2","language":"en","page":"025144","source":"DOI.org (Crossref)","title":"Roughness effects on compressible turbulent boundary layers under different Mach numbers and wall temperature conditions","volume":"36","author":[{"family":"Wang","given":"Yuhan"},{"family":"Gao","given":"Zhenxun"}],"issued":{"date-parts":[["2024",2,1]]}}}],"schema":"https://github.com/citation-style-language/schema/raw/master/csl-citation.json"} </w:instrText>
         </w:r>
       </w:ins>
-      <w:del w:id="293" w:author="Yongkai Chen" w:date="2026-03-04T17:40:00Z" w16du:dateUtc="2026-03-04T09:40:00Z">
+      <w:del w:id="307" w:author="Yongkai Chen" w:date="2026-03-04T17:40:00Z" w16du:dateUtc="2026-03-04T09:40:00Z">
         <w:r>
           <w:rPr>
             <w:rFonts w:hint="eastAsia"/>
@@ -8559,12 +8656,12 @@
         </w:rPr>
         <w:fldChar w:fldCharType="separate"/>
       </w:r>
-      <w:ins w:id="294" w:author="Yongkai Chen" w:date="2026-03-04T17:41:00Z" w16du:dateUtc="2026-03-04T09:41:00Z">
+      <w:ins w:id="308" w:author="Yongkai Chen" w:date="2026-03-04T17:41:00Z" w16du:dateUtc="2026-03-04T09:41:00Z">
         <w:r>
           <w:rPr>
             <w:rFonts w:cs="Times New Roman"/>
             <w:vertAlign w:val="superscript"/>
-            <w:rPrChange w:id="295" w:author="Yongkai Chen" w:date="2026-03-04T17:41:00Z" w16du:dateUtc="2026-03-04T09:41:00Z">
+            <w:rPrChange w:id="309" w:author="Yongkai Chen" w:date="2026-03-04T17:41:00Z" w16du:dateUtc="2026-03-04T09:41:00Z">
               <w:rPr>
                 <w:rFonts w:ascii="Times New Roman" w:hAnsi="Times New Roman" w:cs="Times New Roman"/>
                 <w:vertAlign w:val="superscript"/>
@@ -8574,7 +8671,7 @@
           <w:t>[46]</w:t>
         </w:r>
       </w:ins>
-      <w:del w:id="296" w:author="Yongkai Chen" w:date="2026-03-04T17:41:00Z" w16du:dateUtc="2026-03-04T09:41:00Z">
+      <w:del w:id="310" w:author="Yongkai Chen" w:date="2026-03-04T17:41:00Z" w16du:dateUtc="2026-03-04T09:41:00Z">
         <w:r>
           <w:rPr>
             <w:rFonts w:cs="Times New Roman"/>
@@ -8637,7 +8734,7 @@
         </w:rPr>
         <w:fldChar w:fldCharType="begin"/>
       </w:r>
-      <w:ins w:id="297" w:author="Yongkai Chen" w:date="2026-03-04T17:41:00Z" w16du:dateUtc="2026-03-04T09:41:00Z">
+      <w:ins w:id="311" w:author="Yongkai Chen" w:date="2026-03-04T17:41:00Z" w16du:dateUtc="2026-03-04T09:41:00Z">
         <w:r>
           <w:rPr>
             <w:rFonts w:hint="eastAsia"/>
@@ -8646,7 +8743,7 @@
           <w:instrText xml:space="preserve"> ADDIN ZOTERO_ITEM CSL_CITATION {"citationID":"ST6gc7TM","properties":{"formattedCitation":"\\super [47]\\nosupersub{}","plainCitation":"[47]","noteIndex":0},"citationItems":[{"id":150,"uris":["http://zotero.org/users/13872798/items/NHRMVIWY"],"itemData":{"id":150,"type":"article-journal","abstract":"In the present study, we investigate the compressibility effects in supersonic and hypersonic turbulent boundary layers under the influence of wall disturbances by exploiting direct numerical simulation databases at Mach numbers up to 6. Such wall disturbances enforce extra Reynolds shear stress on the wall and induce mean streamline curvature in rough wall turbulence that leads to the intensification of turbulent motions in the outer region. The turbulent and fluctuating Mach numbers, the density and the velocity divergence fluctuation intensities suggest that the compressibility effects are enhanced by the increment of the free-stream Mach number and the implementation of the wall disturbances. The differences between the Reynolds and Favre average due to the density fluctuations constitute approximately\n              \n                \n                  \n                  $9\\,\\%$\n                \n              \n              of the mean velocity close to the wall and\n              \n                \n                  \n                  $30\\,\\%$\n                \n              \n              of the Reynolds stress near the edge of the boundary layer, indicating their non-negligibility in turbulent modelling strategies. The comparatively strong compressive events behaving as eddy shocklets are observed at the free-stream Mach number of\n              \n                \n                  \n                  $6$\n                \n              \n              only in the cases with wall disturbances. By further splitting the velocity into the solenoidal and dilatational components with the Helmholtz decomposition, we found that the dilatational motions are organized as travelling wave packets in the wall-parallel planes close to the wall and as forward inclined structures in the form of radiated waves in the vertical planes. Despite their increased magnitudes and higher portion in the Reynolds normal and shear stresses, the dilatational motions show no tendency of contributing significantly to the skin friction and the production of turbulent kinetic energy due to their mitigation by the cross-correlation between the solenoidal and dilatational velocity components.","container-title":"Journal of Fluid Mechanics","DOI":"10.1017/jfm.2023.712","ISSN":"0022-1120, 1469-7645","journalAbbreviation":"J. Fluid Mech.","language":"en","page":"A32","source":"DOI.org (Crossref)","title":"Compressibility effects in supersonic and hypersonic turbulent boundary layers subject to wall disturbances","volume":"972","author":[{"family":"Yu","given":"Ming"},{"family":"Zhou","given":"QingQing"},{"family":"Dong","given":"SiWei"},{"family":"Yuan","given":"XianXu"},{"family":"Xu","given":"ChunXiao"}],"issued":{"date-parts":[["2023",10,10]]}}}],"schema":"https://github.com/citation-style-language/schema/raw/master/csl-citation.json"} </w:instrText>
         </w:r>
       </w:ins>
-      <w:del w:id="298" w:author="Yongkai Chen" w:date="2026-03-04T17:40:00Z" w16du:dateUtc="2026-03-04T09:40:00Z">
+      <w:del w:id="312" w:author="Yongkai Chen" w:date="2026-03-04T17:40:00Z" w16du:dateUtc="2026-03-04T09:40:00Z">
         <w:r>
           <w:rPr>
             <w:rFonts w:hint="eastAsia"/>
@@ -8663,12 +8760,12 @@
         </w:rPr>
         <w:fldChar w:fldCharType="separate"/>
       </w:r>
-      <w:ins w:id="299" w:author="Yongkai Chen" w:date="2026-03-04T17:41:00Z" w16du:dateUtc="2026-03-04T09:41:00Z">
+      <w:ins w:id="313" w:author="Yongkai Chen" w:date="2026-03-04T17:41:00Z" w16du:dateUtc="2026-03-04T09:41:00Z">
         <w:r>
           <w:rPr>
             <w:rFonts w:cs="Times New Roman"/>
             <w:vertAlign w:val="superscript"/>
-            <w:rPrChange w:id="300" w:author="Yongkai Chen" w:date="2026-03-04T17:41:00Z" w16du:dateUtc="2026-03-04T09:41:00Z">
+            <w:rPrChange w:id="314" w:author="Yongkai Chen" w:date="2026-03-04T17:41:00Z" w16du:dateUtc="2026-03-04T09:41:00Z">
               <w:rPr>
                 <w:rFonts w:ascii="Times New Roman" w:hAnsi="Times New Roman" w:cs="Times New Roman"/>
                 <w:vertAlign w:val="superscript"/>
@@ -8678,7 +8775,7 @@
           <w:t>[47]</w:t>
         </w:r>
       </w:ins>
-      <w:del w:id="301" w:author="Yongkai Chen" w:date="2026-03-04T17:41:00Z" w16du:dateUtc="2026-03-04T09:41:00Z">
+      <w:del w:id="315" w:author="Yongkai Chen" w:date="2026-03-04T17:41:00Z" w16du:dateUtc="2026-03-04T09:41:00Z">
         <w:r>
           <w:rPr>
             <w:rFonts w:cs="Times New Roman"/>
@@ -8724,7 +8821,7 @@
         </w:rPr>
         <w:t>显著放大了壁面附近的密度脉动和对应的</w:t>
       </w:r>
-      <w:bookmarkStart w:id="302" w:name="OLE_LINK1"/>
+      <w:bookmarkStart w:id="316" w:name="OLE_LINK1"/>
       <w:r>
         <w:rPr>
           <w:rFonts w:hint="eastAsia"/>
@@ -8732,7 +8829,7 @@
         </w:rPr>
         <w:t>胀缩运动</w:t>
       </w:r>
-      <w:bookmarkEnd w:id="302"/>
+      <w:bookmarkEnd w:id="316"/>
       <w:r>
         <w:rPr>
           <w:rFonts w:hint="eastAsia"/>
@@ -8800,7 +8897,7 @@
     <w:p>
       <w:pPr>
         <w:pStyle w:val="section"/>
-        <w:ind w:firstLine="482"/>
+        <w:ind w:firstLine="489"/>
         <w:rPr>
           <w:rFonts w:hint="eastAsia"/>
           <w:b/>
@@ -8961,7 +9058,7 @@
         </w:rPr>
         <w:fldChar w:fldCharType="begin"/>
       </w:r>
-      <w:ins w:id="303" w:author="Yongkai Chen" w:date="2026-03-04T17:41:00Z" w16du:dateUtc="2026-03-04T09:41:00Z">
+      <w:ins w:id="317" w:author="Yongkai Chen" w:date="2026-03-04T17:41:00Z" w16du:dateUtc="2026-03-04T09:41:00Z">
         <w:r>
           <w:rPr>
             <w:bCs/>
@@ -8970,7 +9067,7 @@
           <w:instrText xml:space="preserve"> ADDIN ZOTERO_ITEM CSL_CITATION {"citationID":"cm4TbB1Y","properties":{"formattedCitation":"\\super [18,19]\\nosupersub{}","plainCitation":"[18,19]","noteIndex":0},"citationItems":[{"id":199,"uris":["http://zotero.org/users/13872798/items/U7YA4HKA"],"itemData":{"id":199,"type":"article-journal","container-title":"Physical Review Fluids","DOI":"10.1103/PhysRevFluids.6.084607","ISSN":"2469-990X","issue":"8","journalAbbreviation":"Phys. Rev. Fluids","language":"en","page":"084607","source":"DOI.org (Crossref)","title":"Effects of porous walls on near-wall supersonic turbulence","volume":"6","author":[{"family":"Chen","given":"Yongkai"},{"family":"Scalo","given":"Carlo"}],"issued":{"date-parts":[["2021",8,23]]}}},{"id":198,"uris":["http://zotero.org/users/13872798/items/M5RYVPCL"],"itemData":{"id":198,"type":"article-journal","abstract":"Abstract\n            \n              \n                \n              \n            \n          , \n            \n              This study investigates the effect of an isothermal wall with complex impedance on compressible turbulent channel flow up to bulk Mach numbers of\n              \n                \n                  \n                  $6.00$\n                \n              \n              . Such investigation is carried out via the time-domain impedance boundary conditions based on auxiliary differential equations method. A three-parameter complex impedance, modelling a frequency-selective porous wall, with tuneable resonating frequency\n              \n                \n                  \n                  $\\omega _{res}$\n                \n              \n              and variable resistance\n              \n                \n                  \n                  $R \\in [0.10, 1.0]$\n                \n              \n              is employed. Higher resistance leads to lower wall permeability with\n              \n                \n                  \n                  $R \\rightarrow \\infty$\n                \n              \n              representing the impermeable limit. Three bulk Mach numbers\n              \n                \n                  \n                  $M_b = \\{1.50, 3.50, 6.00\\}$\n                \n              \n              are investigated with a semi-local Reynolds number\n              \n                \n                  \n                  $Re_\\tau ^{*} \\approx 220$\n                \n              \n              . It is found that a sufficiently low\n              \n                \n                  \n                  $R$\n                \n              \n              could trigger flow instabilities, which comprise streamwise-travelling waves in the near-wall region, akin to spanwise rollers at low subsonic flow conditions and second-mode waves at hypersonic conditions. The probability density function of instantaneous wall-shear stress shows an enhancement in extreme positive cases of wall-shear stress fluctuations, leading to an increase in the mean wall-shear stress due to porous walls. The wave dynamically affects the turbulence, yielding a local peak near the wall in the pre-multiplied spectrum of the production term of turbulence kinetic energy. Linear stability analysis using the turbulent base flow profile confirmed that the finite wall permeability triggers the instability when\n              \n                \n                  \n                  $R$\n                \n              \n              is below a threshold\n              \n                \n                  \n                  $R_{{cr}}$\n                \n              \n              , which shows a sub-linear proportionality on the bulk Mach number\n              \n                \n                  \n                  $M_b$\n                \n              \n              . The perturbed field exhibits more dilatational nature in high Mach number flows with low permeability.","container-title":"Journal of Fluid Mechanics","DOI":"10.1017/jfm.2021.428","ISSN":"0022-1120, 1469-7645","journalAbbreviation":"J. Fluid Mech.","language":"en","page":"A24","source":"DOI.org (Crossref)","title":"Trapped waves in supersonic and hypersonic turbulent channel flow over porous walls","volume":"920","author":[{"family":"Chen","given":"Yongkai"},{"family":"Scalo","given":"Carlo"}],"issued":{"date-parts":[["2021",8,10]]}}}],"schema":"https://github.com/citation-style-language/schema/raw/master/csl-citation.json"} </w:instrText>
         </w:r>
       </w:ins>
-      <w:del w:id="304" w:author="Yongkai Chen" w:date="2026-03-04T17:40:00Z" w16du:dateUtc="2026-03-04T09:40:00Z">
+      <w:del w:id="318" w:author="Yongkai Chen" w:date="2026-03-04T17:40:00Z" w16du:dateUtc="2026-03-04T09:40:00Z">
         <w:r>
           <w:rPr>
             <w:bCs/>
@@ -8986,12 +9083,12 @@
         </w:rPr>
         <w:fldChar w:fldCharType="separate"/>
       </w:r>
-      <w:ins w:id="305" w:author="Yongkai Chen" w:date="2026-03-04T17:41:00Z" w16du:dateUtc="2026-03-04T09:41:00Z">
+      <w:ins w:id="319" w:author="Yongkai Chen" w:date="2026-03-04T17:41:00Z" w16du:dateUtc="2026-03-04T09:41:00Z">
         <w:r>
           <w:rPr>
             <w:sz w:val="24"/>
             <w:vertAlign w:val="superscript"/>
-            <w:rPrChange w:id="306" w:author="Yongkai Chen" w:date="2026-03-04T17:41:00Z" w16du:dateUtc="2026-03-04T09:41:00Z">
+            <w:rPrChange w:id="320" w:author="Yongkai Chen" w:date="2026-03-04T17:41:00Z" w16du:dateUtc="2026-03-04T09:41:00Z">
               <w:rPr>
                 <w:vertAlign w:val="superscript"/>
               </w:rPr>
@@ -9000,7 +9097,7 @@
           <w:t>[18,19]</w:t>
         </w:r>
       </w:ins>
-      <w:del w:id="307" w:author="Yongkai Chen" w:date="2026-03-04T17:41:00Z" w16du:dateUtc="2026-03-04T09:41:00Z">
+      <w:del w:id="321" w:author="Yongkai Chen" w:date="2026-03-04T17:41:00Z" w16du:dateUtc="2026-03-04T09:41:00Z">
         <w:r>
           <w:rPr>
             <w:sz w:val="24"/>
@@ -9084,14 +9181,14 @@
     </w:p>
     <w:p>
       <w:pPr>
-        <w:pStyle w:val="ab"/>
+        <w:pStyle w:val="Bibliography"/>
         <w:ind w:firstLine="0"/>
         <w:rPr>
-          <w:ins w:id="308" w:author="Yongkai Chen" w:date="2026-03-04T18:45:00Z" w16du:dateUtc="2026-03-04T10:45:00Z"/>
-          <w:sz w:val="24"/>
-        </w:rPr>
-      </w:pPr>
-      <w:ins w:id="309" w:author="Yongkai Chen" w:date="2026-03-04T18:45:00Z" w16du:dateUtc="2026-03-04T10:45:00Z">
+          <w:ins w:id="322" w:author="Yongkai Chen" w:date="2026-03-04T18:45:00Z" w16du:dateUtc="2026-03-04T10:45:00Z"/>
+          <w:sz w:val="24"/>
+        </w:rPr>
+      </w:pPr>
+      <w:ins w:id="323" w:author="Yongkai Chen" w:date="2026-03-04T18:45:00Z" w16du:dateUtc="2026-03-04T10:45:00Z">
         <w:r>
           <w:rPr>
             <w:sz w:val="21"/>
@@ -9183,14 +9280,14 @@
     </w:p>
     <w:p>
       <w:pPr>
-        <w:pStyle w:val="ab"/>
+        <w:pStyle w:val="Bibliography"/>
         <w:ind w:firstLine="0"/>
         <w:rPr>
-          <w:ins w:id="310" w:author="Yongkai Chen" w:date="2026-03-04T18:45:00Z" w16du:dateUtc="2026-03-04T10:45:00Z"/>
-          <w:sz w:val="24"/>
-        </w:rPr>
-      </w:pPr>
-      <w:ins w:id="311" w:author="Yongkai Chen" w:date="2026-03-04T18:45:00Z" w16du:dateUtc="2026-03-04T10:45:00Z">
+          <w:ins w:id="324" w:author="Yongkai Chen" w:date="2026-03-04T18:45:00Z" w16du:dateUtc="2026-03-04T10:45:00Z"/>
+          <w:sz w:val="24"/>
+        </w:rPr>
+      </w:pPr>
+      <w:ins w:id="325" w:author="Yongkai Chen" w:date="2026-03-04T18:45:00Z" w16du:dateUtc="2026-03-04T10:45:00Z">
         <w:r>
           <w:rPr>
             <w:sz w:val="24"/>
@@ -9208,14 +9305,14 @@
     </w:p>
     <w:p>
       <w:pPr>
-        <w:pStyle w:val="ab"/>
+        <w:pStyle w:val="Bibliography"/>
         <w:ind w:firstLine="0"/>
         <w:rPr>
-          <w:ins w:id="312" w:author="Yongkai Chen" w:date="2026-03-04T18:45:00Z" w16du:dateUtc="2026-03-04T10:45:00Z"/>
-          <w:sz w:val="24"/>
-        </w:rPr>
-      </w:pPr>
-      <w:ins w:id="313" w:author="Yongkai Chen" w:date="2026-03-04T18:45:00Z" w16du:dateUtc="2026-03-04T10:45:00Z">
+          <w:ins w:id="326" w:author="Yongkai Chen" w:date="2026-03-04T18:45:00Z" w16du:dateUtc="2026-03-04T10:45:00Z"/>
+          <w:sz w:val="24"/>
+        </w:rPr>
+      </w:pPr>
+      <w:ins w:id="327" w:author="Yongkai Chen" w:date="2026-03-04T18:45:00Z" w16du:dateUtc="2026-03-04T10:45:00Z">
         <w:r>
           <w:rPr>
             <w:sz w:val="24"/>
@@ -9233,14 +9330,14 @@
     </w:p>
     <w:p>
       <w:pPr>
-        <w:pStyle w:val="ab"/>
+        <w:pStyle w:val="Bibliography"/>
         <w:ind w:firstLine="0"/>
         <w:rPr>
-          <w:ins w:id="314" w:author="Yongkai Chen" w:date="2026-03-04T18:45:00Z" w16du:dateUtc="2026-03-04T10:45:00Z"/>
-          <w:sz w:val="24"/>
-        </w:rPr>
-      </w:pPr>
-      <w:ins w:id="315" w:author="Yongkai Chen" w:date="2026-03-04T18:45:00Z" w16du:dateUtc="2026-03-04T10:45:00Z">
+          <w:ins w:id="328" w:author="Yongkai Chen" w:date="2026-03-04T18:45:00Z" w16du:dateUtc="2026-03-04T10:45:00Z"/>
+          <w:sz w:val="24"/>
+        </w:rPr>
+      </w:pPr>
+      <w:ins w:id="329" w:author="Yongkai Chen" w:date="2026-03-04T18:45:00Z" w16du:dateUtc="2026-03-04T10:45:00Z">
         <w:r>
           <w:rPr>
             <w:sz w:val="24"/>
@@ -9265,14 +9362,14 @@
     </w:p>
     <w:p>
       <w:pPr>
-        <w:pStyle w:val="ab"/>
+        <w:pStyle w:val="Bibliography"/>
         <w:ind w:firstLine="0"/>
         <w:rPr>
-          <w:ins w:id="316" w:author="Yongkai Chen" w:date="2026-03-04T18:45:00Z" w16du:dateUtc="2026-03-04T10:45:00Z"/>
-          <w:sz w:val="24"/>
-        </w:rPr>
-      </w:pPr>
-      <w:ins w:id="317" w:author="Yongkai Chen" w:date="2026-03-04T18:45:00Z" w16du:dateUtc="2026-03-04T10:45:00Z">
+          <w:ins w:id="330" w:author="Yongkai Chen" w:date="2026-03-04T18:45:00Z" w16du:dateUtc="2026-03-04T10:45:00Z"/>
+          <w:sz w:val="24"/>
+        </w:rPr>
+      </w:pPr>
+      <w:ins w:id="331" w:author="Yongkai Chen" w:date="2026-03-04T18:45:00Z" w16du:dateUtc="2026-03-04T10:45:00Z">
         <w:r>
           <w:rPr>
             <w:sz w:val="24"/>
@@ -9290,14 +9387,14 @@
     </w:p>
     <w:p>
       <w:pPr>
-        <w:pStyle w:val="ab"/>
+        <w:pStyle w:val="Bibliography"/>
         <w:ind w:firstLine="0"/>
         <w:rPr>
-          <w:ins w:id="318" w:author="Yongkai Chen" w:date="2026-03-04T18:45:00Z" w16du:dateUtc="2026-03-04T10:45:00Z"/>
-          <w:sz w:val="24"/>
-        </w:rPr>
-      </w:pPr>
-      <w:ins w:id="319" w:author="Yongkai Chen" w:date="2026-03-04T18:45:00Z" w16du:dateUtc="2026-03-04T10:45:00Z">
+          <w:ins w:id="332" w:author="Yongkai Chen" w:date="2026-03-04T18:45:00Z" w16du:dateUtc="2026-03-04T10:45:00Z"/>
+          <w:sz w:val="24"/>
+        </w:rPr>
+      </w:pPr>
+      <w:ins w:id="333" w:author="Yongkai Chen" w:date="2026-03-04T18:45:00Z" w16du:dateUtc="2026-03-04T10:45:00Z">
         <w:r>
           <w:rPr>
             <w:sz w:val="24"/>
@@ -9315,14 +9412,14 @@
     </w:p>
     <w:p>
       <w:pPr>
-        <w:pStyle w:val="ab"/>
+        <w:pStyle w:val="Bibliography"/>
         <w:ind w:firstLine="0"/>
         <w:rPr>
-          <w:ins w:id="320" w:author="Yongkai Chen" w:date="2026-03-04T18:45:00Z" w16du:dateUtc="2026-03-04T10:45:00Z"/>
-          <w:sz w:val="24"/>
-        </w:rPr>
-      </w:pPr>
-      <w:ins w:id="321" w:author="Yongkai Chen" w:date="2026-03-04T18:45:00Z" w16du:dateUtc="2026-03-04T10:45:00Z">
+          <w:ins w:id="334" w:author="Yongkai Chen" w:date="2026-03-04T18:45:00Z" w16du:dateUtc="2026-03-04T10:45:00Z"/>
+          <w:sz w:val="24"/>
+        </w:rPr>
+      </w:pPr>
+      <w:ins w:id="335" w:author="Yongkai Chen" w:date="2026-03-04T18:45:00Z" w16du:dateUtc="2026-03-04T10:45:00Z">
         <w:r>
           <w:rPr>
             <w:sz w:val="24"/>
@@ -9340,14 +9437,14 @@
     </w:p>
     <w:p>
       <w:pPr>
-        <w:pStyle w:val="ab"/>
+        <w:pStyle w:val="Bibliography"/>
         <w:ind w:firstLine="0"/>
         <w:rPr>
-          <w:ins w:id="322" w:author="Yongkai Chen" w:date="2026-03-04T18:45:00Z" w16du:dateUtc="2026-03-04T10:45:00Z"/>
-          <w:sz w:val="24"/>
-        </w:rPr>
-      </w:pPr>
-      <w:ins w:id="323" w:author="Yongkai Chen" w:date="2026-03-04T18:45:00Z" w16du:dateUtc="2026-03-04T10:45:00Z">
+          <w:ins w:id="336" w:author="Yongkai Chen" w:date="2026-03-04T18:45:00Z" w16du:dateUtc="2026-03-04T10:45:00Z"/>
+          <w:sz w:val="24"/>
+        </w:rPr>
+      </w:pPr>
+      <w:ins w:id="337" w:author="Yongkai Chen" w:date="2026-03-04T18:45:00Z" w16du:dateUtc="2026-03-04T10:45:00Z">
         <w:r>
           <w:rPr>
             <w:sz w:val="24"/>
@@ -9365,14 +9462,14 @@
     </w:p>
     <w:p>
       <w:pPr>
-        <w:pStyle w:val="ab"/>
+        <w:pStyle w:val="Bibliography"/>
         <w:ind w:firstLine="0"/>
         <w:rPr>
-          <w:ins w:id="324" w:author="Yongkai Chen" w:date="2026-03-04T18:45:00Z" w16du:dateUtc="2026-03-04T10:45:00Z"/>
-          <w:sz w:val="24"/>
-        </w:rPr>
-      </w:pPr>
-      <w:ins w:id="325" w:author="Yongkai Chen" w:date="2026-03-04T18:45:00Z" w16du:dateUtc="2026-03-04T10:45:00Z">
+          <w:ins w:id="338" w:author="Yongkai Chen" w:date="2026-03-04T18:45:00Z" w16du:dateUtc="2026-03-04T10:45:00Z"/>
+          <w:sz w:val="24"/>
+        </w:rPr>
+      </w:pPr>
+      <w:ins w:id="339" w:author="Yongkai Chen" w:date="2026-03-04T18:45:00Z" w16du:dateUtc="2026-03-04T10:45:00Z">
         <w:r>
           <w:rPr>
             <w:sz w:val="24"/>
@@ -9390,14 +9487,14 @@
     </w:p>
     <w:p>
       <w:pPr>
-        <w:pStyle w:val="ab"/>
+        <w:pStyle w:val="Bibliography"/>
         <w:ind w:firstLine="0"/>
         <w:rPr>
-          <w:ins w:id="326" w:author="Yongkai Chen" w:date="2026-03-04T18:45:00Z" w16du:dateUtc="2026-03-04T10:45:00Z"/>
-          <w:sz w:val="24"/>
-        </w:rPr>
-      </w:pPr>
-      <w:ins w:id="327" w:author="Yongkai Chen" w:date="2026-03-04T18:45:00Z" w16du:dateUtc="2026-03-04T10:45:00Z">
+          <w:ins w:id="340" w:author="Yongkai Chen" w:date="2026-03-04T18:45:00Z" w16du:dateUtc="2026-03-04T10:45:00Z"/>
+          <w:sz w:val="24"/>
+        </w:rPr>
+      </w:pPr>
+      <w:ins w:id="341" w:author="Yongkai Chen" w:date="2026-03-04T18:45:00Z" w16du:dateUtc="2026-03-04T10:45:00Z">
         <w:r>
           <w:rPr>
             <w:sz w:val="24"/>
@@ -9415,14 +9512,14 @@
     </w:p>
     <w:p>
       <w:pPr>
-        <w:pStyle w:val="ab"/>
+        <w:pStyle w:val="Bibliography"/>
         <w:ind w:firstLine="0"/>
         <w:rPr>
-          <w:ins w:id="328" w:author="Yongkai Chen" w:date="2026-03-04T18:45:00Z" w16du:dateUtc="2026-03-04T10:45:00Z"/>
-          <w:sz w:val="24"/>
-        </w:rPr>
-      </w:pPr>
-      <w:ins w:id="329" w:author="Yongkai Chen" w:date="2026-03-04T18:45:00Z" w16du:dateUtc="2026-03-04T10:45:00Z">
+          <w:ins w:id="342" w:author="Yongkai Chen" w:date="2026-03-04T18:45:00Z" w16du:dateUtc="2026-03-04T10:45:00Z"/>
+          <w:sz w:val="24"/>
+        </w:rPr>
+      </w:pPr>
+      <w:ins w:id="343" w:author="Yongkai Chen" w:date="2026-03-04T18:45:00Z" w16du:dateUtc="2026-03-04T10:45:00Z">
         <w:r>
           <w:rPr>
             <w:sz w:val="24"/>
@@ -9440,14 +9537,14 @@
     </w:p>
     <w:p>
       <w:pPr>
-        <w:pStyle w:val="ab"/>
+        <w:pStyle w:val="Bibliography"/>
         <w:ind w:firstLine="0"/>
         <w:rPr>
-          <w:ins w:id="330" w:author="Yongkai Chen" w:date="2026-03-04T18:45:00Z" w16du:dateUtc="2026-03-04T10:45:00Z"/>
-          <w:sz w:val="24"/>
-        </w:rPr>
-      </w:pPr>
-      <w:ins w:id="331" w:author="Yongkai Chen" w:date="2026-03-04T18:45:00Z" w16du:dateUtc="2026-03-04T10:45:00Z">
+          <w:ins w:id="344" w:author="Yongkai Chen" w:date="2026-03-04T18:45:00Z" w16du:dateUtc="2026-03-04T10:45:00Z"/>
+          <w:sz w:val="24"/>
+        </w:rPr>
+      </w:pPr>
+      <w:ins w:id="345" w:author="Yongkai Chen" w:date="2026-03-04T18:45:00Z" w16du:dateUtc="2026-03-04T10:45:00Z">
         <w:r>
           <w:rPr>
             <w:sz w:val="24"/>
@@ -9465,14 +9562,14 @@
     </w:p>
     <w:p>
       <w:pPr>
-        <w:pStyle w:val="ab"/>
+        <w:pStyle w:val="Bibliography"/>
         <w:ind w:firstLine="0"/>
         <w:rPr>
-          <w:ins w:id="332" w:author="Yongkai Chen" w:date="2026-03-04T18:45:00Z" w16du:dateUtc="2026-03-04T10:45:00Z"/>
-          <w:sz w:val="24"/>
-        </w:rPr>
-      </w:pPr>
-      <w:ins w:id="333" w:author="Yongkai Chen" w:date="2026-03-04T18:45:00Z" w16du:dateUtc="2026-03-04T10:45:00Z">
+          <w:ins w:id="346" w:author="Yongkai Chen" w:date="2026-03-04T18:45:00Z" w16du:dateUtc="2026-03-04T10:45:00Z"/>
+          <w:sz w:val="24"/>
+        </w:rPr>
+      </w:pPr>
+      <w:ins w:id="347" w:author="Yongkai Chen" w:date="2026-03-04T18:45:00Z" w16du:dateUtc="2026-03-04T10:45:00Z">
         <w:r>
           <w:rPr>
             <w:sz w:val="24"/>
@@ -9490,14 +9587,14 @@
     </w:p>
     <w:p>
       <w:pPr>
-        <w:pStyle w:val="ab"/>
+        <w:pStyle w:val="Bibliography"/>
         <w:ind w:firstLine="0"/>
         <w:rPr>
-          <w:ins w:id="334" w:author="Yongkai Chen" w:date="2026-03-04T18:45:00Z" w16du:dateUtc="2026-03-04T10:45:00Z"/>
-          <w:sz w:val="24"/>
-        </w:rPr>
-      </w:pPr>
-      <w:ins w:id="335" w:author="Yongkai Chen" w:date="2026-03-04T18:45:00Z" w16du:dateUtc="2026-03-04T10:45:00Z">
+          <w:ins w:id="348" w:author="Yongkai Chen" w:date="2026-03-04T18:45:00Z" w16du:dateUtc="2026-03-04T10:45:00Z"/>
+          <w:sz w:val="24"/>
+        </w:rPr>
+      </w:pPr>
+      <w:ins w:id="349" w:author="Yongkai Chen" w:date="2026-03-04T18:45:00Z" w16du:dateUtc="2026-03-04T10:45:00Z">
         <w:r>
           <w:rPr>
             <w:sz w:val="24"/>
@@ -9515,14 +9612,14 @@
     </w:p>
     <w:p>
       <w:pPr>
-        <w:pStyle w:val="ab"/>
+        <w:pStyle w:val="Bibliography"/>
         <w:ind w:firstLine="0"/>
         <w:rPr>
-          <w:ins w:id="336" w:author="Yongkai Chen" w:date="2026-03-04T18:45:00Z" w16du:dateUtc="2026-03-04T10:45:00Z"/>
-          <w:sz w:val="24"/>
-        </w:rPr>
-      </w:pPr>
-      <w:ins w:id="337" w:author="Yongkai Chen" w:date="2026-03-04T18:45:00Z" w16du:dateUtc="2026-03-04T10:45:00Z">
+          <w:ins w:id="350" w:author="Yongkai Chen" w:date="2026-03-04T18:45:00Z" w16du:dateUtc="2026-03-04T10:45:00Z"/>
+          <w:sz w:val="24"/>
+        </w:rPr>
+      </w:pPr>
+      <w:ins w:id="351" w:author="Yongkai Chen" w:date="2026-03-04T18:45:00Z" w16du:dateUtc="2026-03-04T10:45:00Z">
         <w:r>
           <w:rPr>
             <w:sz w:val="24"/>
@@ -9540,14 +9637,14 @@
     </w:p>
     <w:p>
       <w:pPr>
-        <w:pStyle w:val="ab"/>
+        <w:pStyle w:val="Bibliography"/>
         <w:ind w:firstLine="0"/>
         <w:rPr>
-          <w:ins w:id="338" w:author="Yongkai Chen" w:date="2026-03-04T18:45:00Z" w16du:dateUtc="2026-03-04T10:45:00Z"/>
-          <w:sz w:val="24"/>
-        </w:rPr>
-      </w:pPr>
-      <w:ins w:id="339" w:author="Yongkai Chen" w:date="2026-03-04T18:45:00Z" w16du:dateUtc="2026-03-04T10:45:00Z">
+          <w:ins w:id="352" w:author="Yongkai Chen" w:date="2026-03-04T18:45:00Z" w16du:dateUtc="2026-03-04T10:45:00Z"/>
+          <w:sz w:val="24"/>
+        </w:rPr>
+      </w:pPr>
+      <w:ins w:id="353" w:author="Yongkai Chen" w:date="2026-03-04T18:45:00Z" w16du:dateUtc="2026-03-04T10:45:00Z">
         <w:r>
           <w:rPr>
             <w:sz w:val="24"/>
@@ -9565,14 +9662,14 @@
     </w:p>
     <w:p>
       <w:pPr>
-        <w:pStyle w:val="ab"/>
+        <w:pStyle w:val="Bibliography"/>
         <w:ind w:firstLine="0"/>
         <w:rPr>
-          <w:ins w:id="340" w:author="Yongkai Chen" w:date="2026-03-04T18:45:00Z" w16du:dateUtc="2026-03-04T10:45:00Z"/>
-          <w:sz w:val="24"/>
-        </w:rPr>
-      </w:pPr>
-      <w:ins w:id="341" w:author="Yongkai Chen" w:date="2026-03-04T18:45:00Z" w16du:dateUtc="2026-03-04T10:45:00Z">
+          <w:ins w:id="354" w:author="Yongkai Chen" w:date="2026-03-04T18:45:00Z" w16du:dateUtc="2026-03-04T10:45:00Z"/>
+          <w:sz w:val="24"/>
+        </w:rPr>
+      </w:pPr>
+      <w:ins w:id="355" w:author="Yongkai Chen" w:date="2026-03-04T18:45:00Z" w16du:dateUtc="2026-03-04T10:45:00Z">
         <w:r>
           <w:rPr>
             <w:sz w:val="24"/>
@@ -9590,14 +9687,14 @@
     </w:p>
     <w:p>
       <w:pPr>
-        <w:pStyle w:val="ab"/>
+        <w:pStyle w:val="Bibliography"/>
         <w:ind w:firstLine="0"/>
         <w:rPr>
-          <w:ins w:id="342" w:author="Yongkai Chen" w:date="2026-03-04T18:45:00Z" w16du:dateUtc="2026-03-04T10:45:00Z"/>
-          <w:sz w:val="24"/>
-        </w:rPr>
-      </w:pPr>
-      <w:ins w:id="343" w:author="Yongkai Chen" w:date="2026-03-04T18:45:00Z" w16du:dateUtc="2026-03-04T10:45:00Z">
+          <w:ins w:id="356" w:author="Yongkai Chen" w:date="2026-03-04T18:45:00Z" w16du:dateUtc="2026-03-04T10:45:00Z"/>
+          <w:sz w:val="24"/>
+        </w:rPr>
+      </w:pPr>
+      <w:ins w:id="357" w:author="Yongkai Chen" w:date="2026-03-04T18:45:00Z" w16du:dateUtc="2026-03-04T10:45:00Z">
         <w:r>
           <w:rPr>
             <w:sz w:val="24"/>
@@ -9615,14 +9712,14 @@
     </w:p>
     <w:p>
       <w:pPr>
-        <w:pStyle w:val="ab"/>
+        <w:pStyle w:val="Bibliography"/>
         <w:ind w:firstLine="0"/>
         <w:rPr>
-          <w:ins w:id="344" w:author="Yongkai Chen" w:date="2026-03-04T18:45:00Z" w16du:dateUtc="2026-03-04T10:45:00Z"/>
-          <w:sz w:val="24"/>
-        </w:rPr>
-      </w:pPr>
-      <w:ins w:id="345" w:author="Yongkai Chen" w:date="2026-03-04T18:45:00Z" w16du:dateUtc="2026-03-04T10:45:00Z">
+          <w:ins w:id="358" w:author="Yongkai Chen" w:date="2026-03-04T18:45:00Z" w16du:dateUtc="2026-03-04T10:45:00Z"/>
+          <w:sz w:val="24"/>
+        </w:rPr>
+      </w:pPr>
+      <w:ins w:id="359" w:author="Yongkai Chen" w:date="2026-03-04T18:45:00Z" w16du:dateUtc="2026-03-04T10:45:00Z">
         <w:r>
           <w:rPr>
             <w:sz w:val="24"/>
@@ -9640,14 +9737,14 @@
     </w:p>
     <w:p>
       <w:pPr>
-        <w:pStyle w:val="ab"/>
+        <w:pStyle w:val="Bibliography"/>
         <w:ind w:firstLine="0"/>
         <w:rPr>
-          <w:ins w:id="346" w:author="Yongkai Chen" w:date="2026-03-04T18:45:00Z" w16du:dateUtc="2026-03-04T10:45:00Z"/>
-          <w:sz w:val="24"/>
-        </w:rPr>
-      </w:pPr>
-      <w:ins w:id="347" w:author="Yongkai Chen" w:date="2026-03-04T18:45:00Z" w16du:dateUtc="2026-03-04T10:45:00Z">
+          <w:ins w:id="360" w:author="Yongkai Chen" w:date="2026-03-04T18:45:00Z" w16du:dateUtc="2026-03-04T10:45:00Z"/>
+          <w:sz w:val="24"/>
+        </w:rPr>
+      </w:pPr>
+      <w:ins w:id="361" w:author="Yongkai Chen" w:date="2026-03-04T18:45:00Z" w16du:dateUtc="2026-03-04T10:45:00Z">
         <w:r>
           <w:rPr>
             <w:sz w:val="24"/>
@@ -9665,14 +9762,14 @@
     </w:p>
     <w:p>
       <w:pPr>
-        <w:pStyle w:val="ab"/>
+        <w:pStyle w:val="Bibliography"/>
         <w:ind w:firstLine="0"/>
         <w:rPr>
-          <w:ins w:id="348" w:author="Yongkai Chen" w:date="2026-03-04T18:45:00Z" w16du:dateUtc="2026-03-04T10:45:00Z"/>
-          <w:sz w:val="24"/>
-        </w:rPr>
-      </w:pPr>
-      <w:ins w:id="349" w:author="Yongkai Chen" w:date="2026-03-04T18:45:00Z" w16du:dateUtc="2026-03-04T10:45:00Z">
+          <w:ins w:id="362" w:author="Yongkai Chen" w:date="2026-03-04T18:45:00Z" w16du:dateUtc="2026-03-04T10:45:00Z"/>
+          <w:sz w:val="24"/>
+        </w:rPr>
+      </w:pPr>
+      <w:ins w:id="363" w:author="Yongkai Chen" w:date="2026-03-04T18:45:00Z" w16du:dateUtc="2026-03-04T10:45:00Z">
         <w:r>
           <w:rPr>
             <w:sz w:val="24"/>
@@ -9691,14 +9788,14 @@
     </w:p>
     <w:p>
       <w:pPr>
-        <w:pStyle w:val="ab"/>
+        <w:pStyle w:val="Bibliography"/>
         <w:ind w:firstLine="0"/>
         <w:rPr>
-          <w:ins w:id="350" w:author="Yongkai Chen" w:date="2026-03-04T18:45:00Z" w16du:dateUtc="2026-03-04T10:45:00Z"/>
-          <w:sz w:val="24"/>
-        </w:rPr>
-      </w:pPr>
-      <w:ins w:id="351" w:author="Yongkai Chen" w:date="2026-03-04T18:45:00Z" w16du:dateUtc="2026-03-04T10:45:00Z">
+          <w:ins w:id="364" w:author="Yongkai Chen" w:date="2026-03-04T18:45:00Z" w16du:dateUtc="2026-03-04T10:45:00Z"/>
+          <w:sz w:val="24"/>
+        </w:rPr>
+      </w:pPr>
+      <w:ins w:id="365" w:author="Yongkai Chen" w:date="2026-03-04T18:45:00Z" w16du:dateUtc="2026-03-04T10:45:00Z">
         <w:r>
           <w:rPr>
             <w:sz w:val="24"/>
@@ -9716,14 +9813,14 @@
     </w:p>
     <w:p>
       <w:pPr>
-        <w:pStyle w:val="ab"/>
+        <w:pStyle w:val="Bibliography"/>
         <w:ind w:firstLine="0"/>
         <w:rPr>
-          <w:ins w:id="352" w:author="Yongkai Chen" w:date="2026-03-04T18:45:00Z" w16du:dateUtc="2026-03-04T10:45:00Z"/>
-          <w:sz w:val="24"/>
-        </w:rPr>
-      </w:pPr>
-      <w:ins w:id="353" w:author="Yongkai Chen" w:date="2026-03-04T18:45:00Z" w16du:dateUtc="2026-03-04T10:45:00Z">
+          <w:ins w:id="366" w:author="Yongkai Chen" w:date="2026-03-04T18:45:00Z" w16du:dateUtc="2026-03-04T10:45:00Z"/>
+          <w:sz w:val="24"/>
+        </w:rPr>
+      </w:pPr>
+      <w:ins w:id="367" w:author="Yongkai Chen" w:date="2026-03-04T18:45:00Z" w16du:dateUtc="2026-03-04T10:45:00Z">
         <w:r>
           <w:rPr>
             <w:sz w:val="24"/>
@@ -9741,14 +9838,14 @@
     </w:p>
     <w:p>
       <w:pPr>
-        <w:pStyle w:val="ab"/>
+        <w:pStyle w:val="Bibliography"/>
         <w:ind w:firstLine="0"/>
         <w:rPr>
-          <w:ins w:id="354" w:author="Yongkai Chen" w:date="2026-03-04T18:45:00Z" w16du:dateUtc="2026-03-04T10:45:00Z"/>
-          <w:sz w:val="24"/>
-        </w:rPr>
-      </w:pPr>
-      <w:ins w:id="355" w:author="Yongkai Chen" w:date="2026-03-04T18:45:00Z" w16du:dateUtc="2026-03-04T10:45:00Z">
+          <w:ins w:id="368" w:author="Yongkai Chen" w:date="2026-03-04T18:45:00Z" w16du:dateUtc="2026-03-04T10:45:00Z"/>
+          <w:sz w:val="24"/>
+        </w:rPr>
+      </w:pPr>
+      <w:ins w:id="369" w:author="Yongkai Chen" w:date="2026-03-04T18:45:00Z" w16du:dateUtc="2026-03-04T10:45:00Z">
         <w:r>
           <w:rPr>
             <w:sz w:val="24"/>
@@ -9766,14 +9863,14 @@
     </w:p>
     <w:p>
       <w:pPr>
-        <w:pStyle w:val="ab"/>
+        <w:pStyle w:val="Bibliography"/>
         <w:ind w:firstLine="0"/>
         <w:rPr>
-          <w:ins w:id="356" w:author="Yongkai Chen" w:date="2026-03-04T18:45:00Z" w16du:dateUtc="2026-03-04T10:45:00Z"/>
-          <w:sz w:val="24"/>
-        </w:rPr>
-      </w:pPr>
-      <w:ins w:id="357" w:author="Yongkai Chen" w:date="2026-03-04T18:45:00Z" w16du:dateUtc="2026-03-04T10:45:00Z">
+          <w:ins w:id="370" w:author="Yongkai Chen" w:date="2026-03-04T18:45:00Z" w16du:dateUtc="2026-03-04T10:45:00Z"/>
+          <w:sz w:val="24"/>
+        </w:rPr>
+      </w:pPr>
+      <w:ins w:id="371" w:author="Yongkai Chen" w:date="2026-03-04T18:45:00Z" w16du:dateUtc="2026-03-04T10:45:00Z">
         <w:r>
           <w:rPr>
             <w:sz w:val="24"/>
@@ -9791,14 +9888,14 @@
     </w:p>
     <w:p>
       <w:pPr>
-        <w:pStyle w:val="ab"/>
+        <w:pStyle w:val="Bibliography"/>
         <w:ind w:firstLine="0"/>
         <w:rPr>
-          <w:ins w:id="358" w:author="Yongkai Chen" w:date="2026-03-04T18:45:00Z" w16du:dateUtc="2026-03-04T10:45:00Z"/>
-          <w:sz w:val="24"/>
-        </w:rPr>
-      </w:pPr>
-      <w:ins w:id="359" w:author="Yongkai Chen" w:date="2026-03-04T18:45:00Z" w16du:dateUtc="2026-03-04T10:45:00Z">
+          <w:ins w:id="372" w:author="Yongkai Chen" w:date="2026-03-04T18:45:00Z" w16du:dateUtc="2026-03-04T10:45:00Z"/>
+          <w:sz w:val="24"/>
+        </w:rPr>
+      </w:pPr>
+      <w:ins w:id="373" w:author="Yongkai Chen" w:date="2026-03-04T18:45:00Z" w16du:dateUtc="2026-03-04T10:45:00Z">
         <w:r>
           <w:rPr>
             <w:sz w:val="24"/>
@@ -9816,14 +9913,14 @@
     </w:p>
     <w:p>
       <w:pPr>
-        <w:pStyle w:val="ab"/>
+        <w:pStyle w:val="Bibliography"/>
         <w:ind w:firstLine="0"/>
         <w:rPr>
-          <w:ins w:id="360" w:author="Yongkai Chen" w:date="2026-03-04T18:45:00Z" w16du:dateUtc="2026-03-04T10:45:00Z"/>
-          <w:sz w:val="24"/>
-        </w:rPr>
-      </w:pPr>
-      <w:ins w:id="361" w:author="Yongkai Chen" w:date="2026-03-04T18:45:00Z" w16du:dateUtc="2026-03-04T10:45:00Z">
+          <w:ins w:id="374" w:author="Yongkai Chen" w:date="2026-03-04T18:45:00Z" w16du:dateUtc="2026-03-04T10:45:00Z"/>
+          <w:sz w:val="24"/>
+        </w:rPr>
+      </w:pPr>
+      <w:ins w:id="375" w:author="Yongkai Chen" w:date="2026-03-04T18:45:00Z" w16du:dateUtc="2026-03-04T10:45:00Z">
         <w:r>
           <w:rPr>
             <w:sz w:val="24"/>
@@ -9841,14 +9938,14 @@
     </w:p>
     <w:p>
       <w:pPr>
-        <w:pStyle w:val="ab"/>
+        <w:pStyle w:val="Bibliography"/>
         <w:ind w:firstLine="0"/>
         <w:rPr>
-          <w:ins w:id="362" w:author="Yongkai Chen" w:date="2026-03-04T18:45:00Z" w16du:dateUtc="2026-03-04T10:45:00Z"/>
-          <w:sz w:val="24"/>
-        </w:rPr>
-      </w:pPr>
-      <w:ins w:id="363" w:author="Yongkai Chen" w:date="2026-03-04T18:45:00Z" w16du:dateUtc="2026-03-04T10:45:00Z">
+          <w:ins w:id="376" w:author="Yongkai Chen" w:date="2026-03-04T18:45:00Z" w16du:dateUtc="2026-03-04T10:45:00Z"/>
+          <w:sz w:val="24"/>
+        </w:rPr>
+      </w:pPr>
+      <w:ins w:id="377" w:author="Yongkai Chen" w:date="2026-03-04T18:45:00Z" w16du:dateUtc="2026-03-04T10:45:00Z">
         <w:r>
           <w:rPr>
             <w:sz w:val="24"/>
@@ -9866,14 +9963,14 @@
     </w:p>
     <w:p>
       <w:pPr>
-        <w:pStyle w:val="ab"/>
+        <w:pStyle w:val="Bibliography"/>
         <w:ind w:firstLine="0"/>
         <w:rPr>
-          <w:ins w:id="364" w:author="Yongkai Chen" w:date="2026-03-04T18:45:00Z" w16du:dateUtc="2026-03-04T10:45:00Z"/>
-          <w:sz w:val="24"/>
-        </w:rPr>
-      </w:pPr>
-      <w:ins w:id="365" w:author="Yongkai Chen" w:date="2026-03-04T18:45:00Z" w16du:dateUtc="2026-03-04T10:45:00Z">
+          <w:ins w:id="378" w:author="Yongkai Chen" w:date="2026-03-04T18:45:00Z" w16du:dateUtc="2026-03-04T10:45:00Z"/>
+          <w:sz w:val="24"/>
+        </w:rPr>
+      </w:pPr>
+      <w:ins w:id="379" w:author="Yongkai Chen" w:date="2026-03-04T18:45:00Z" w16du:dateUtc="2026-03-04T10:45:00Z">
         <w:r>
           <w:rPr>
             <w:sz w:val="24"/>
@@ -9891,14 +9988,14 @@
     </w:p>
     <w:p>
       <w:pPr>
-        <w:pStyle w:val="ab"/>
+        <w:pStyle w:val="Bibliography"/>
         <w:ind w:firstLine="0"/>
         <w:rPr>
-          <w:ins w:id="366" w:author="Yongkai Chen" w:date="2026-03-04T18:45:00Z" w16du:dateUtc="2026-03-04T10:45:00Z"/>
-          <w:sz w:val="24"/>
-        </w:rPr>
-      </w:pPr>
-      <w:ins w:id="367" w:author="Yongkai Chen" w:date="2026-03-04T18:45:00Z" w16du:dateUtc="2026-03-04T10:45:00Z">
+          <w:ins w:id="380" w:author="Yongkai Chen" w:date="2026-03-04T18:45:00Z" w16du:dateUtc="2026-03-04T10:45:00Z"/>
+          <w:sz w:val="24"/>
+        </w:rPr>
+      </w:pPr>
+      <w:ins w:id="381" w:author="Yongkai Chen" w:date="2026-03-04T18:45:00Z" w16du:dateUtc="2026-03-04T10:45:00Z">
         <w:r>
           <w:rPr>
             <w:sz w:val="24"/>
@@ -9999,14 +10096,14 @@
     </w:p>
     <w:p>
       <w:pPr>
-        <w:pStyle w:val="ab"/>
+        <w:pStyle w:val="Bibliography"/>
         <w:ind w:firstLine="0"/>
         <w:rPr>
-          <w:ins w:id="368" w:author="Yongkai Chen" w:date="2026-03-04T18:45:00Z" w16du:dateUtc="2026-03-04T10:45:00Z"/>
-          <w:sz w:val="24"/>
-        </w:rPr>
-      </w:pPr>
-      <w:ins w:id="369" w:author="Yongkai Chen" w:date="2026-03-04T18:45:00Z" w16du:dateUtc="2026-03-04T10:45:00Z">
+          <w:ins w:id="382" w:author="Yongkai Chen" w:date="2026-03-04T18:45:00Z" w16du:dateUtc="2026-03-04T10:45:00Z"/>
+          <w:sz w:val="24"/>
+        </w:rPr>
+      </w:pPr>
+      <w:ins w:id="383" w:author="Yongkai Chen" w:date="2026-03-04T18:45:00Z" w16du:dateUtc="2026-03-04T10:45:00Z">
         <w:r>
           <w:rPr>
             <w:sz w:val="24"/>
@@ -10024,14 +10121,14 @@
     </w:p>
     <w:p>
       <w:pPr>
-        <w:pStyle w:val="ab"/>
+        <w:pStyle w:val="Bibliography"/>
         <w:ind w:firstLine="0"/>
         <w:rPr>
-          <w:ins w:id="370" w:author="Yongkai Chen" w:date="2026-03-04T18:45:00Z" w16du:dateUtc="2026-03-04T10:45:00Z"/>
-          <w:sz w:val="24"/>
-        </w:rPr>
-      </w:pPr>
-      <w:ins w:id="371" w:author="Yongkai Chen" w:date="2026-03-04T18:45:00Z" w16du:dateUtc="2026-03-04T10:45:00Z">
+          <w:ins w:id="384" w:author="Yongkai Chen" w:date="2026-03-04T18:45:00Z" w16du:dateUtc="2026-03-04T10:45:00Z"/>
+          <w:sz w:val="24"/>
+        </w:rPr>
+      </w:pPr>
+      <w:ins w:id="385" w:author="Yongkai Chen" w:date="2026-03-04T18:45:00Z" w16du:dateUtc="2026-03-04T10:45:00Z">
         <w:r>
           <w:rPr>
             <w:sz w:val="24"/>
@@ -10049,14 +10146,14 @@
     </w:p>
     <w:p>
       <w:pPr>
-        <w:pStyle w:val="ab"/>
+        <w:pStyle w:val="Bibliography"/>
         <w:ind w:firstLine="0"/>
         <w:rPr>
-          <w:ins w:id="372" w:author="Yongkai Chen" w:date="2026-03-04T18:45:00Z" w16du:dateUtc="2026-03-04T10:45:00Z"/>
-          <w:sz w:val="24"/>
-        </w:rPr>
-      </w:pPr>
-      <w:ins w:id="373" w:author="Yongkai Chen" w:date="2026-03-04T18:45:00Z" w16du:dateUtc="2026-03-04T10:45:00Z">
+          <w:ins w:id="386" w:author="Yongkai Chen" w:date="2026-03-04T18:45:00Z" w16du:dateUtc="2026-03-04T10:45:00Z"/>
+          <w:sz w:val="24"/>
+        </w:rPr>
+      </w:pPr>
+      <w:ins w:id="387" w:author="Yongkai Chen" w:date="2026-03-04T18:45:00Z" w16du:dateUtc="2026-03-04T10:45:00Z">
         <w:r>
           <w:rPr>
             <w:sz w:val="24"/>
@@ -10074,14 +10171,14 @@
     </w:p>
     <w:p>
       <w:pPr>
-        <w:pStyle w:val="ab"/>
+        <w:pStyle w:val="Bibliography"/>
         <w:ind w:firstLine="0"/>
         <w:rPr>
-          <w:ins w:id="374" w:author="Yongkai Chen" w:date="2026-03-04T18:45:00Z" w16du:dateUtc="2026-03-04T10:45:00Z"/>
-          <w:sz w:val="24"/>
-        </w:rPr>
-      </w:pPr>
-      <w:ins w:id="375" w:author="Yongkai Chen" w:date="2026-03-04T18:45:00Z" w16du:dateUtc="2026-03-04T10:45:00Z">
+          <w:ins w:id="388" w:author="Yongkai Chen" w:date="2026-03-04T18:45:00Z" w16du:dateUtc="2026-03-04T10:45:00Z"/>
+          <w:sz w:val="24"/>
+        </w:rPr>
+      </w:pPr>
+      <w:ins w:id="389" w:author="Yongkai Chen" w:date="2026-03-04T18:45:00Z" w16du:dateUtc="2026-03-04T10:45:00Z">
         <w:r>
           <w:rPr>
             <w:sz w:val="24"/>
@@ -10099,14 +10196,14 @@
     </w:p>
     <w:p>
       <w:pPr>
-        <w:pStyle w:val="ab"/>
+        <w:pStyle w:val="Bibliography"/>
         <w:ind w:firstLine="0"/>
         <w:rPr>
-          <w:ins w:id="376" w:author="Yongkai Chen" w:date="2026-03-04T18:45:00Z" w16du:dateUtc="2026-03-04T10:45:00Z"/>
-          <w:sz w:val="24"/>
-        </w:rPr>
-      </w:pPr>
-      <w:ins w:id="377" w:author="Yongkai Chen" w:date="2026-03-04T18:45:00Z" w16du:dateUtc="2026-03-04T10:45:00Z">
+          <w:ins w:id="390" w:author="Yongkai Chen" w:date="2026-03-04T18:45:00Z" w16du:dateUtc="2026-03-04T10:45:00Z"/>
+          <w:sz w:val="24"/>
+        </w:rPr>
+      </w:pPr>
+      <w:ins w:id="391" w:author="Yongkai Chen" w:date="2026-03-04T18:45:00Z" w16du:dateUtc="2026-03-04T10:45:00Z">
         <w:r>
           <w:rPr>
             <w:sz w:val="24"/>
@@ -10124,14 +10221,14 @@
     </w:p>
     <w:p>
       <w:pPr>
-        <w:pStyle w:val="ab"/>
+        <w:pStyle w:val="Bibliography"/>
         <w:ind w:firstLine="0"/>
         <w:rPr>
-          <w:ins w:id="378" w:author="Yongkai Chen" w:date="2026-03-04T18:45:00Z" w16du:dateUtc="2026-03-04T10:45:00Z"/>
-          <w:sz w:val="24"/>
-        </w:rPr>
-      </w:pPr>
-      <w:ins w:id="379" w:author="Yongkai Chen" w:date="2026-03-04T18:45:00Z" w16du:dateUtc="2026-03-04T10:45:00Z">
+          <w:ins w:id="392" w:author="Yongkai Chen" w:date="2026-03-04T18:45:00Z" w16du:dateUtc="2026-03-04T10:45:00Z"/>
+          <w:sz w:val="24"/>
+        </w:rPr>
+      </w:pPr>
+      <w:ins w:id="393" w:author="Yongkai Chen" w:date="2026-03-04T18:45:00Z" w16du:dateUtc="2026-03-04T10:45:00Z">
         <w:r>
           <w:rPr>
             <w:sz w:val="24"/>
@@ -10149,14 +10246,14 @@
     </w:p>
     <w:p>
       <w:pPr>
-        <w:pStyle w:val="ab"/>
+        <w:pStyle w:val="Bibliography"/>
         <w:ind w:firstLine="0"/>
         <w:rPr>
-          <w:ins w:id="380" w:author="Yongkai Chen" w:date="2026-03-04T18:45:00Z" w16du:dateUtc="2026-03-04T10:45:00Z"/>
-          <w:sz w:val="24"/>
-        </w:rPr>
-      </w:pPr>
-      <w:ins w:id="381" w:author="Yongkai Chen" w:date="2026-03-04T18:45:00Z" w16du:dateUtc="2026-03-04T10:45:00Z">
+          <w:ins w:id="394" w:author="Yongkai Chen" w:date="2026-03-04T18:45:00Z" w16du:dateUtc="2026-03-04T10:45:00Z"/>
+          <w:sz w:val="24"/>
+        </w:rPr>
+      </w:pPr>
+      <w:ins w:id="395" w:author="Yongkai Chen" w:date="2026-03-04T18:45:00Z" w16du:dateUtc="2026-03-04T10:45:00Z">
         <w:r>
           <w:rPr>
             <w:sz w:val="24"/>
@@ -10181,14 +10278,14 @@
     </w:p>
     <w:p>
       <w:pPr>
-        <w:pStyle w:val="ab"/>
+        <w:pStyle w:val="Bibliography"/>
         <w:ind w:firstLine="0"/>
         <w:rPr>
-          <w:ins w:id="382" w:author="Yongkai Chen" w:date="2026-03-04T18:45:00Z" w16du:dateUtc="2026-03-04T10:45:00Z"/>
-          <w:sz w:val="24"/>
-        </w:rPr>
-      </w:pPr>
-      <w:ins w:id="383" w:author="Yongkai Chen" w:date="2026-03-04T18:45:00Z" w16du:dateUtc="2026-03-04T10:45:00Z">
+          <w:ins w:id="396" w:author="Yongkai Chen" w:date="2026-03-04T18:45:00Z" w16du:dateUtc="2026-03-04T10:45:00Z"/>
+          <w:sz w:val="24"/>
+        </w:rPr>
+      </w:pPr>
+      <w:ins w:id="397" w:author="Yongkai Chen" w:date="2026-03-04T18:45:00Z" w16du:dateUtc="2026-03-04T10:45:00Z">
         <w:r>
           <w:rPr>
             <w:sz w:val="24"/>
@@ -10206,14 +10303,14 @@
     </w:p>
     <w:p>
       <w:pPr>
-        <w:pStyle w:val="ab"/>
+        <w:pStyle w:val="Bibliography"/>
         <w:ind w:firstLine="0"/>
         <w:rPr>
-          <w:ins w:id="384" w:author="Yongkai Chen" w:date="2026-03-04T18:45:00Z" w16du:dateUtc="2026-03-04T10:45:00Z"/>
-          <w:sz w:val="24"/>
-        </w:rPr>
-      </w:pPr>
-      <w:ins w:id="385" w:author="Yongkai Chen" w:date="2026-03-04T18:45:00Z" w16du:dateUtc="2026-03-04T10:45:00Z">
+          <w:ins w:id="398" w:author="Yongkai Chen" w:date="2026-03-04T18:45:00Z" w16du:dateUtc="2026-03-04T10:45:00Z"/>
+          <w:sz w:val="24"/>
+        </w:rPr>
+      </w:pPr>
+      <w:ins w:id="399" w:author="Yongkai Chen" w:date="2026-03-04T18:45:00Z" w16du:dateUtc="2026-03-04T10:45:00Z">
         <w:r>
           <w:rPr>
             <w:sz w:val="24"/>
@@ -10231,14 +10328,14 @@
     </w:p>
     <w:p>
       <w:pPr>
-        <w:pStyle w:val="ab"/>
+        <w:pStyle w:val="Bibliography"/>
         <w:ind w:firstLine="0"/>
         <w:rPr>
-          <w:ins w:id="386" w:author="Yongkai Chen" w:date="2026-03-04T18:45:00Z" w16du:dateUtc="2026-03-04T10:45:00Z"/>
-          <w:sz w:val="24"/>
-        </w:rPr>
-      </w:pPr>
-      <w:ins w:id="387" w:author="Yongkai Chen" w:date="2026-03-04T18:45:00Z" w16du:dateUtc="2026-03-04T10:45:00Z">
+          <w:ins w:id="400" w:author="Yongkai Chen" w:date="2026-03-04T18:45:00Z" w16du:dateUtc="2026-03-04T10:45:00Z"/>
+          <w:sz w:val="24"/>
+        </w:rPr>
+      </w:pPr>
+      <w:ins w:id="401" w:author="Yongkai Chen" w:date="2026-03-04T18:45:00Z" w16du:dateUtc="2026-03-04T10:45:00Z">
         <w:r>
           <w:rPr>
             <w:sz w:val="24"/>
@@ -10256,14 +10353,14 @@
     </w:p>
     <w:p>
       <w:pPr>
-        <w:pStyle w:val="ab"/>
+        <w:pStyle w:val="Bibliography"/>
         <w:ind w:firstLine="0"/>
         <w:rPr>
-          <w:ins w:id="388" w:author="Yongkai Chen" w:date="2026-03-04T18:45:00Z" w16du:dateUtc="2026-03-04T10:45:00Z"/>
-          <w:sz w:val="24"/>
-        </w:rPr>
-      </w:pPr>
-      <w:ins w:id="389" w:author="Yongkai Chen" w:date="2026-03-04T18:45:00Z" w16du:dateUtc="2026-03-04T10:45:00Z">
+          <w:ins w:id="402" w:author="Yongkai Chen" w:date="2026-03-04T18:45:00Z" w16du:dateUtc="2026-03-04T10:45:00Z"/>
+          <w:sz w:val="24"/>
+        </w:rPr>
+      </w:pPr>
+      <w:ins w:id="403" w:author="Yongkai Chen" w:date="2026-03-04T18:45:00Z" w16du:dateUtc="2026-03-04T10:45:00Z">
         <w:r>
           <w:rPr>
             <w:sz w:val="24"/>
@@ -10281,14 +10378,14 @@
     </w:p>
     <w:p>
       <w:pPr>
-        <w:pStyle w:val="ab"/>
+        <w:pStyle w:val="Bibliography"/>
         <w:ind w:firstLine="0"/>
         <w:rPr>
-          <w:ins w:id="390" w:author="Yongkai Chen" w:date="2026-03-04T18:45:00Z" w16du:dateUtc="2026-03-04T10:45:00Z"/>
-          <w:sz w:val="24"/>
-        </w:rPr>
-      </w:pPr>
-      <w:ins w:id="391" w:author="Yongkai Chen" w:date="2026-03-04T18:45:00Z" w16du:dateUtc="2026-03-04T10:45:00Z">
+          <w:ins w:id="404" w:author="Yongkai Chen" w:date="2026-03-04T18:45:00Z" w16du:dateUtc="2026-03-04T10:45:00Z"/>
+          <w:sz w:val="24"/>
+        </w:rPr>
+      </w:pPr>
+      <w:ins w:id="405" w:author="Yongkai Chen" w:date="2026-03-04T18:45:00Z" w16du:dateUtc="2026-03-04T10:45:00Z">
         <w:r>
           <w:rPr>
             <w:sz w:val="24"/>
@@ -10306,14 +10403,14 @@
     </w:p>
     <w:p>
       <w:pPr>
-        <w:pStyle w:val="ab"/>
+        <w:pStyle w:val="Bibliography"/>
         <w:ind w:firstLine="0"/>
         <w:rPr>
-          <w:ins w:id="392" w:author="Yongkai Chen" w:date="2026-03-04T18:45:00Z" w16du:dateUtc="2026-03-04T10:45:00Z"/>
-          <w:sz w:val="24"/>
-        </w:rPr>
-      </w:pPr>
-      <w:ins w:id="393" w:author="Yongkai Chen" w:date="2026-03-04T18:45:00Z" w16du:dateUtc="2026-03-04T10:45:00Z">
+          <w:ins w:id="406" w:author="Yongkai Chen" w:date="2026-03-04T18:45:00Z" w16du:dateUtc="2026-03-04T10:45:00Z"/>
+          <w:sz w:val="24"/>
+        </w:rPr>
+      </w:pPr>
+      <w:ins w:id="407" w:author="Yongkai Chen" w:date="2026-03-04T18:45:00Z" w16du:dateUtc="2026-03-04T10:45:00Z">
         <w:r>
           <w:rPr>
             <w:sz w:val="24"/>
@@ -10331,14 +10428,14 @@
     </w:p>
     <w:p>
       <w:pPr>
-        <w:pStyle w:val="ab"/>
+        <w:pStyle w:val="Bibliography"/>
         <w:ind w:firstLine="0"/>
         <w:rPr>
-          <w:ins w:id="394" w:author="Yongkai Chen" w:date="2026-03-04T18:45:00Z" w16du:dateUtc="2026-03-04T10:45:00Z"/>
-          <w:sz w:val="24"/>
-        </w:rPr>
-      </w:pPr>
-      <w:ins w:id="395" w:author="Yongkai Chen" w:date="2026-03-04T18:45:00Z" w16du:dateUtc="2026-03-04T10:45:00Z">
+          <w:ins w:id="408" w:author="Yongkai Chen" w:date="2026-03-04T18:45:00Z" w16du:dateUtc="2026-03-04T10:45:00Z"/>
+          <w:sz w:val="24"/>
+        </w:rPr>
+      </w:pPr>
+      <w:ins w:id="409" w:author="Yongkai Chen" w:date="2026-03-04T18:45:00Z" w16du:dateUtc="2026-03-04T10:45:00Z">
         <w:r>
           <w:rPr>
             <w:sz w:val="24"/>
@@ -10356,14 +10453,14 @@
     </w:p>
     <w:p>
       <w:pPr>
-        <w:pStyle w:val="ab"/>
+        <w:pStyle w:val="Bibliography"/>
         <w:ind w:firstLine="0"/>
         <w:rPr>
-          <w:ins w:id="396" w:author="Yongkai Chen" w:date="2026-03-04T18:45:00Z" w16du:dateUtc="2026-03-04T10:45:00Z"/>
-          <w:sz w:val="24"/>
-        </w:rPr>
-      </w:pPr>
-      <w:ins w:id="397" w:author="Yongkai Chen" w:date="2026-03-04T18:45:00Z" w16du:dateUtc="2026-03-04T10:45:00Z">
+          <w:ins w:id="410" w:author="Yongkai Chen" w:date="2026-03-04T18:45:00Z" w16du:dateUtc="2026-03-04T10:45:00Z"/>
+          <w:sz w:val="24"/>
+        </w:rPr>
+      </w:pPr>
+      <w:ins w:id="411" w:author="Yongkai Chen" w:date="2026-03-04T18:45:00Z" w16du:dateUtc="2026-03-04T10:45:00Z">
         <w:r>
           <w:rPr>
             <w:sz w:val="24"/>
@@ -10381,14 +10478,14 @@
     </w:p>
     <w:p>
       <w:pPr>
-        <w:pStyle w:val="ab"/>
+        <w:pStyle w:val="Bibliography"/>
         <w:ind w:firstLine="0"/>
         <w:rPr>
-          <w:ins w:id="398" w:author="Yongkai Chen" w:date="2026-03-04T18:45:00Z" w16du:dateUtc="2026-03-04T10:45:00Z"/>
-          <w:sz w:val="24"/>
-        </w:rPr>
-      </w:pPr>
-      <w:ins w:id="399" w:author="Yongkai Chen" w:date="2026-03-04T18:45:00Z" w16du:dateUtc="2026-03-04T10:45:00Z">
+          <w:ins w:id="412" w:author="Yongkai Chen" w:date="2026-03-04T18:45:00Z" w16du:dateUtc="2026-03-04T10:45:00Z"/>
+          <w:sz w:val="24"/>
+        </w:rPr>
+      </w:pPr>
+      <w:ins w:id="413" w:author="Yongkai Chen" w:date="2026-03-04T18:45:00Z" w16du:dateUtc="2026-03-04T10:45:00Z">
         <w:r>
           <w:rPr>
             <w:sz w:val="24"/>
@@ -10406,13 +10503,13 @@
     </w:p>
     <w:p>
       <w:pPr>
-        <w:pStyle w:val="ab"/>
-        <w:rPr>
-          <w:del w:id="400" w:author="Yongkai Chen" w:date="2026-03-04T17:40:00Z" w16du:dateUtc="2026-03-04T09:40:00Z"/>
-          <w:sz w:val="24"/>
-        </w:rPr>
-      </w:pPr>
-      <w:ins w:id="401" w:author="Yongkai Chen" w:date="2026-03-04T18:45:00Z" w16du:dateUtc="2026-03-04T10:45:00Z">
+        <w:pStyle w:val="Bibliography"/>
+        <w:rPr>
+          <w:del w:id="414" w:author="Yongkai Chen" w:date="2026-03-04T17:40:00Z" w16du:dateUtc="2026-03-04T09:40:00Z"/>
+          <w:sz w:val="24"/>
+        </w:rPr>
+      </w:pPr>
+      <w:ins w:id="415" w:author="Yongkai Chen" w:date="2026-03-04T18:45:00Z" w16du:dateUtc="2026-03-04T10:45:00Z">
         <w:r>
           <w:rPr>
             <w:bCs/>
@@ -10421,7 +10518,7 @@
           <w:fldChar w:fldCharType="end"/>
         </w:r>
       </w:ins>
-      <w:del w:id="402" w:author="Yongkai Chen" w:date="2026-03-04T17:40:00Z" w16du:dateUtc="2026-03-04T09:40:00Z">
+      <w:del w:id="416" w:author="Yongkai Chen" w:date="2026-03-04T17:40:00Z" w16du:dateUtc="2026-03-04T09:40:00Z">
         <w:r>
           <w:rPr>
             <w:sz w:val="21"/>
@@ -10513,13 +10610,13 @@
     </w:p>
     <w:p>
       <w:pPr>
-        <w:pStyle w:val="ab"/>
-        <w:rPr>
-          <w:del w:id="403" w:author="Yongkai Chen" w:date="2026-03-04T17:40:00Z" w16du:dateUtc="2026-03-04T09:40:00Z"/>
-          <w:sz w:val="24"/>
-        </w:rPr>
-      </w:pPr>
-      <w:del w:id="404" w:author="Yongkai Chen" w:date="2026-03-04T17:40:00Z" w16du:dateUtc="2026-03-04T09:40:00Z">
+        <w:pStyle w:val="Bibliography"/>
+        <w:rPr>
+          <w:del w:id="417" w:author="Yongkai Chen" w:date="2026-03-04T17:40:00Z" w16du:dateUtc="2026-03-04T09:40:00Z"/>
+          <w:sz w:val="24"/>
+        </w:rPr>
+      </w:pPr>
+      <w:del w:id="418" w:author="Yongkai Chen" w:date="2026-03-04T17:40:00Z" w16du:dateUtc="2026-03-04T09:40:00Z">
         <w:r>
           <w:rPr>
             <w:sz w:val="24"/>
@@ -10537,13 +10634,13 @@
     </w:p>
     <w:p>
       <w:pPr>
-        <w:pStyle w:val="ab"/>
-        <w:rPr>
-          <w:del w:id="405" w:author="Yongkai Chen" w:date="2026-03-04T17:40:00Z" w16du:dateUtc="2026-03-04T09:40:00Z"/>
-          <w:sz w:val="24"/>
-        </w:rPr>
-      </w:pPr>
-      <w:del w:id="406" w:author="Yongkai Chen" w:date="2026-03-04T17:40:00Z" w16du:dateUtc="2026-03-04T09:40:00Z">
+        <w:pStyle w:val="Bibliography"/>
+        <w:rPr>
+          <w:del w:id="419" w:author="Yongkai Chen" w:date="2026-03-04T17:40:00Z" w16du:dateUtc="2026-03-04T09:40:00Z"/>
+          <w:sz w:val="24"/>
+        </w:rPr>
+      </w:pPr>
+      <w:del w:id="420" w:author="Yongkai Chen" w:date="2026-03-04T17:40:00Z" w16du:dateUtc="2026-03-04T09:40:00Z">
         <w:r>
           <w:rPr>
             <w:sz w:val="24"/>
@@ -10561,13 +10658,13 @@
     </w:p>
     <w:p>
       <w:pPr>
-        <w:pStyle w:val="ab"/>
-        <w:rPr>
-          <w:del w:id="407" w:author="Yongkai Chen" w:date="2026-03-04T17:40:00Z" w16du:dateUtc="2026-03-04T09:40:00Z"/>
-          <w:sz w:val="24"/>
-        </w:rPr>
-      </w:pPr>
-      <w:del w:id="408" w:author="Yongkai Chen" w:date="2026-03-04T17:40:00Z" w16du:dateUtc="2026-03-04T09:40:00Z">
+        <w:pStyle w:val="Bibliography"/>
+        <w:rPr>
+          <w:del w:id="421" w:author="Yongkai Chen" w:date="2026-03-04T17:40:00Z" w16du:dateUtc="2026-03-04T09:40:00Z"/>
+          <w:sz w:val="24"/>
+        </w:rPr>
+      </w:pPr>
+      <w:del w:id="422" w:author="Yongkai Chen" w:date="2026-03-04T17:40:00Z" w16du:dateUtc="2026-03-04T09:40:00Z">
         <w:r>
           <w:rPr>
             <w:sz w:val="24"/>
@@ -10585,13 +10682,13 @@
     </w:p>
     <w:p>
       <w:pPr>
-        <w:pStyle w:val="ab"/>
-        <w:rPr>
-          <w:del w:id="409" w:author="Yongkai Chen" w:date="2026-03-04T17:40:00Z" w16du:dateUtc="2026-03-04T09:40:00Z"/>
-          <w:sz w:val="24"/>
-        </w:rPr>
-      </w:pPr>
-      <w:del w:id="410" w:author="Yongkai Chen" w:date="2026-03-04T17:40:00Z" w16du:dateUtc="2026-03-04T09:40:00Z">
+        <w:pStyle w:val="Bibliography"/>
+        <w:rPr>
+          <w:del w:id="423" w:author="Yongkai Chen" w:date="2026-03-04T17:40:00Z" w16du:dateUtc="2026-03-04T09:40:00Z"/>
+          <w:sz w:val="24"/>
+        </w:rPr>
+      </w:pPr>
+      <w:del w:id="424" w:author="Yongkai Chen" w:date="2026-03-04T17:40:00Z" w16du:dateUtc="2026-03-04T09:40:00Z">
         <w:r>
           <w:rPr>
             <w:sz w:val="24"/>
@@ -10609,13 +10706,13 @@
     </w:p>
     <w:p>
       <w:pPr>
-        <w:pStyle w:val="ab"/>
-        <w:rPr>
-          <w:del w:id="411" w:author="Yongkai Chen" w:date="2026-03-04T17:40:00Z" w16du:dateUtc="2026-03-04T09:40:00Z"/>
-          <w:sz w:val="24"/>
-        </w:rPr>
-      </w:pPr>
-      <w:del w:id="412" w:author="Yongkai Chen" w:date="2026-03-04T17:40:00Z" w16du:dateUtc="2026-03-04T09:40:00Z">
+        <w:pStyle w:val="Bibliography"/>
+        <w:rPr>
+          <w:del w:id="425" w:author="Yongkai Chen" w:date="2026-03-04T17:40:00Z" w16du:dateUtc="2026-03-04T09:40:00Z"/>
+          <w:sz w:val="24"/>
+        </w:rPr>
+      </w:pPr>
+      <w:del w:id="426" w:author="Yongkai Chen" w:date="2026-03-04T17:40:00Z" w16du:dateUtc="2026-03-04T09:40:00Z">
         <w:r>
           <w:rPr>
             <w:sz w:val="24"/>
@@ -10633,13 +10730,13 @@
     </w:p>
     <w:p>
       <w:pPr>
-        <w:pStyle w:val="ab"/>
-        <w:rPr>
-          <w:del w:id="413" w:author="Yongkai Chen" w:date="2026-03-04T17:40:00Z" w16du:dateUtc="2026-03-04T09:40:00Z"/>
-          <w:sz w:val="24"/>
-        </w:rPr>
-      </w:pPr>
-      <w:del w:id="414" w:author="Yongkai Chen" w:date="2026-03-04T17:40:00Z" w16du:dateUtc="2026-03-04T09:40:00Z">
+        <w:pStyle w:val="Bibliography"/>
+        <w:rPr>
+          <w:del w:id="427" w:author="Yongkai Chen" w:date="2026-03-04T17:40:00Z" w16du:dateUtc="2026-03-04T09:40:00Z"/>
+          <w:sz w:val="24"/>
+        </w:rPr>
+      </w:pPr>
+      <w:del w:id="428" w:author="Yongkai Chen" w:date="2026-03-04T17:40:00Z" w16du:dateUtc="2026-03-04T09:40:00Z">
         <w:r>
           <w:rPr>
             <w:sz w:val="24"/>
@@ -10657,13 +10754,13 @@
     </w:p>
     <w:p>
       <w:pPr>
-        <w:pStyle w:val="ab"/>
-        <w:rPr>
-          <w:del w:id="415" w:author="Yongkai Chen" w:date="2026-03-04T17:40:00Z" w16du:dateUtc="2026-03-04T09:40:00Z"/>
-          <w:sz w:val="24"/>
-        </w:rPr>
-      </w:pPr>
-      <w:del w:id="416" w:author="Yongkai Chen" w:date="2026-03-04T17:40:00Z" w16du:dateUtc="2026-03-04T09:40:00Z">
+        <w:pStyle w:val="Bibliography"/>
+        <w:rPr>
+          <w:del w:id="429" w:author="Yongkai Chen" w:date="2026-03-04T17:40:00Z" w16du:dateUtc="2026-03-04T09:40:00Z"/>
+          <w:sz w:val="24"/>
+        </w:rPr>
+      </w:pPr>
+      <w:del w:id="430" w:author="Yongkai Chen" w:date="2026-03-04T17:40:00Z" w16du:dateUtc="2026-03-04T09:40:00Z">
         <w:r>
           <w:rPr>
             <w:sz w:val="24"/>
@@ -10681,13 +10778,13 @@
     </w:p>
     <w:p>
       <w:pPr>
-        <w:pStyle w:val="ab"/>
-        <w:rPr>
-          <w:del w:id="417" w:author="Yongkai Chen" w:date="2026-03-04T17:40:00Z" w16du:dateUtc="2026-03-04T09:40:00Z"/>
-          <w:sz w:val="24"/>
-        </w:rPr>
-      </w:pPr>
-      <w:del w:id="418" w:author="Yongkai Chen" w:date="2026-03-04T17:40:00Z" w16du:dateUtc="2026-03-04T09:40:00Z">
+        <w:pStyle w:val="Bibliography"/>
+        <w:rPr>
+          <w:del w:id="431" w:author="Yongkai Chen" w:date="2026-03-04T17:40:00Z" w16du:dateUtc="2026-03-04T09:40:00Z"/>
+          <w:sz w:val="24"/>
+        </w:rPr>
+      </w:pPr>
+      <w:del w:id="432" w:author="Yongkai Chen" w:date="2026-03-04T17:40:00Z" w16du:dateUtc="2026-03-04T09:40:00Z">
         <w:r>
           <w:rPr>
             <w:sz w:val="24"/>
@@ -10705,13 +10802,13 @@
     </w:p>
     <w:p>
       <w:pPr>
-        <w:pStyle w:val="ab"/>
-        <w:rPr>
-          <w:del w:id="419" w:author="Yongkai Chen" w:date="2026-03-04T17:40:00Z" w16du:dateUtc="2026-03-04T09:40:00Z"/>
-          <w:sz w:val="24"/>
-        </w:rPr>
-      </w:pPr>
-      <w:del w:id="420" w:author="Yongkai Chen" w:date="2026-03-04T17:40:00Z" w16du:dateUtc="2026-03-04T09:40:00Z">
+        <w:pStyle w:val="Bibliography"/>
+        <w:rPr>
+          <w:del w:id="433" w:author="Yongkai Chen" w:date="2026-03-04T17:40:00Z" w16du:dateUtc="2026-03-04T09:40:00Z"/>
+          <w:sz w:val="24"/>
+        </w:rPr>
+      </w:pPr>
+      <w:del w:id="434" w:author="Yongkai Chen" w:date="2026-03-04T17:40:00Z" w16du:dateUtc="2026-03-04T09:40:00Z">
         <w:r>
           <w:rPr>
             <w:sz w:val="24"/>
@@ -10729,13 +10826,13 @@
     </w:p>
     <w:p>
       <w:pPr>
-        <w:pStyle w:val="ab"/>
-        <w:rPr>
-          <w:del w:id="421" w:author="Yongkai Chen" w:date="2026-03-04T17:40:00Z" w16du:dateUtc="2026-03-04T09:40:00Z"/>
-          <w:sz w:val="24"/>
-        </w:rPr>
-      </w:pPr>
-      <w:del w:id="422" w:author="Yongkai Chen" w:date="2026-03-04T17:40:00Z" w16du:dateUtc="2026-03-04T09:40:00Z">
+        <w:pStyle w:val="Bibliography"/>
+        <w:rPr>
+          <w:del w:id="435" w:author="Yongkai Chen" w:date="2026-03-04T17:40:00Z" w16du:dateUtc="2026-03-04T09:40:00Z"/>
+          <w:sz w:val="24"/>
+        </w:rPr>
+      </w:pPr>
+      <w:del w:id="436" w:author="Yongkai Chen" w:date="2026-03-04T17:40:00Z" w16du:dateUtc="2026-03-04T09:40:00Z">
         <w:r>
           <w:rPr>
             <w:sz w:val="24"/>
@@ -10753,13 +10850,13 @@
     </w:p>
     <w:p>
       <w:pPr>
-        <w:pStyle w:val="ab"/>
-        <w:rPr>
-          <w:del w:id="423" w:author="Yongkai Chen" w:date="2026-03-04T17:40:00Z" w16du:dateUtc="2026-03-04T09:40:00Z"/>
-          <w:sz w:val="24"/>
-        </w:rPr>
-      </w:pPr>
-      <w:del w:id="424" w:author="Yongkai Chen" w:date="2026-03-04T17:40:00Z" w16du:dateUtc="2026-03-04T09:40:00Z">
+        <w:pStyle w:val="Bibliography"/>
+        <w:rPr>
+          <w:del w:id="437" w:author="Yongkai Chen" w:date="2026-03-04T17:40:00Z" w16du:dateUtc="2026-03-04T09:40:00Z"/>
+          <w:sz w:val="24"/>
+        </w:rPr>
+      </w:pPr>
+      <w:del w:id="438" w:author="Yongkai Chen" w:date="2026-03-04T17:40:00Z" w16du:dateUtc="2026-03-04T09:40:00Z">
         <w:r>
           <w:rPr>
             <w:sz w:val="24"/>
@@ -10777,13 +10874,13 @@
     </w:p>
     <w:p>
       <w:pPr>
-        <w:pStyle w:val="ab"/>
-        <w:rPr>
-          <w:del w:id="425" w:author="Yongkai Chen" w:date="2026-03-04T17:40:00Z" w16du:dateUtc="2026-03-04T09:40:00Z"/>
-          <w:sz w:val="24"/>
-        </w:rPr>
-      </w:pPr>
-      <w:del w:id="426" w:author="Yongkai Chen" w:date="2026-03-04T17:40:00Z" w16du:dateUtc="2026-03-04T09:40:00Z">
+        <w:pStyle w:val="Bibliography"/>
+        <w:rPr>
+          <w:del w:id="439" w:author="Yongkai Chen" w:date="2026-03-04T17:40:00Z" w16du:dateUtc="2026-03-04T09:40:00Z"/>
+          <w:sz w:val="24"/>
+        </w:rPr>
+      </w:pPr>
+      <w:del w:id="440" w:author="Yongkai Chen" w:date="2026-03-04T17:40:00Z" w16du:dateUtc="2026-03-04T09:40:00Z">
         <w:r>
           <w:rPr>
             <w:sz w:val="24"/>
@@ -10801,13 +10898,13 @@
     </w:p>
     <w:p>
       <w:pPr>
-        <w:pStyle w:val="ab"/>
-        <w:rPr>
-          <w:del w:id="427" w:author="Yongkai Chen" w:date="2026-03-04T17:40:00Z" w16du:dateUtc="2026-03-04T09:40:00Z"/>
-          <w:sz w:val="24"/>
-        </w:rPr>
-      </w:pPr>
-      <w:del w:id="428" w:author="Yongkai Chen" w:date="2026-03-04T17:40:00Z" w16du:dateUtc="2026-03-04T09:40:00Z">
+        <w:pStyle w:val="Bibliography"/>
+        <w:rPr>
+          <w:del w:id="441" w:author="Yongkai Chen" w:date="2026-03-04T17:40:00Z" w16du:dateUtc="2026-03-04T09:40:00Z"/>
+          <w:sz w:val="24"/>
+        </w:rPr>
+      </w:pPr>
+      <w:del w:id="442" w:author="Yongkai Chen" w:date="2026-03-04T17:40:00Z" w16du:dateUtc="2026-03-04T09:40:00Z">
         <w:r>
           <w:rPr>
             <w:sz w:val="24"/>
@@ -10825,13 +10922,13 @@
     </w:p>
     <w:p>
       <w:pPr>
-        <w:pStyle w:val="ab"/>
-        <w:rPr>
-          <w:del w:id="429" w:author="Yongkai Chen" w:date="2026-03-04T17:40:00Z" w16du:dateUtc="2026-03-04T09:40:00Z"/>
-          <w:sz w:val="24"/>
-        </w:rPr>
-      </w:pPr>
-      <w:del w:id="430" w:author="Yongkai Chen" w:date="2026-03-04T17:40:00Z" w16du:dateUtc="2026-03-04T09:40:00Z">
+        <w:pStyle w:val="Bibliography"/>
+        <w:rPr>
+          <w:del w:id="443" w:author="Yongkai Chen" w:date="2026-03-04T17:40:00Z" w16du:dateUtc="2026-03-04T09:40:00Z"/>
+          <w:sz w:val="24"/>
+        </w:rPr>
+      </w:pPr>
+      <w:del w:id="444" w:author="Yongkai Chen" w:date="2026-03-04T17:40:00Z" w16du:dateUtc="2026-03-04T09:40:00Z">
         <w:r>
           <w:rPr>
             <w:sz w:val="24"/>
@@ -10849,13 +10946,13 @@
     </w:p>
     <w:p>
       <w:pPr>
-        <w:pStyle w:val="ab"/>
-        <w:rPr>
-          <w:del w:id="431" w:author="Yongkai Chen" w:date="2026-03-04T17:40:00Z" w16du:dateUtc="2026-03-04T09:40:00Z"/>
-          <w:sz w:val="24"/>
-        </w:rPr>
-      </w:pPr>
-      <w:del w:id="432" w:author="Yongkai Chen" w:date="2026-03-04T17:40:00Z" w16du:dateUtc="2026-03-04T09:40:00Z">
+        <w:pStyle w:val="Bibliography"/>
+        <w:rPr>
+          <w:del w:id="445" w:author="Yongkai Chen" w:date="2026-03-04T17:40:00Z" w16du:dateUtc="2026-03-04T09:40:00Z"/>
+          <w:sz w:val="24"/>
+        </w:rPr>
+      </w:pPr>
+      <w:del w:id="446" w:author="Yongkai Chen" w:date="2026-03-04T17:40:00Z" w16du:dateUtc="2026-03-04T09:40:00Z">
         <w:r>
           <w:rPr>
             <w:sz w:val="24"/>
@@ -10873,13 +10970,13 @@
     </w:p>
     <w:p>
       <w:pPr>
-        <w:pStyle w:val="ab"/>
-        <w:rPr>
-          <w:del w:id="433" w:author="Yongkai Chen" w:date="2026-03-04T17:40:00Z" w16du:dateUtc="2026-03-04T09:40:00Z"/>
-          <w:sz w:val="24"/>
-        </w:rPr>
-      </w:pPr>
-      <w:del w:id="434" w:author="Yongkai Chen" w:date="2026-03-04T17:40:00Z" w16du:dateUtc="2026-03-04T09:40:00Z">
+        <w:pStyle w:val="Bibliography"/>
+        <w:rPr>
+          <w:del w:id="447" w:author="Yongkai Chen" w:date="2026-03-04T17:40:00Z" w16du:dateUtc="2026-03-04T09:40:00Z"/>
+          <w:sz w:val="24"/>
+        </w:rPr>
+      </w:pPr>
+      <w:del w:id="448" w:author="Yongkai Chen" w:date="2026-03-04T17:40:00Z" w16du:dateUtc="2026-03-04T09:40:00Z">
         <w:r>
           <w:rPr>
             <w:sz w:val="24"/>
@@ -10897,13 +10994,13 @@
     </w:p>
     <w:p>
       <w:pPr>
-        <w:pStyle w:val="ab"/>
-        <w:rPr>
-          <w:del w:id="435" w:author="Yongkai Chen" w:date="2026-03-04T17:40:00Z" w16du:dateUtc="2026-03-04T09:40:00Z"/>
-          <w:sz w:val="24"/>
-        </w:rPr>
-      </w:pPr>
-      <w:del w:id="436" w:author="Yongkai Chen" w:date="2026-03-04T17:40:00Z" w16du:dateUtc="2026-03-04T09:40:00Z">
+        <w:pStyle w:val="Bibliography"/>
+        <w:rPr>
+          <w:del w:id="449" w:author="Yongkai Chen" w:date="2026-03-04T17:40:00Z" w16du:dateUtc="2026-03-04T09:40:00Z"/>
+          <w:sz w:val="24"/>
+        </w:rPr>
+      </w:pPr>
+      <w:del w:id="450" w:author="Yongkai Chen" w:date="2026-03-04T17:40:00Z" w16du:dateUtc="2026-03-04T09:40:00Z">
         <w:r>
           <w:rPr>
             <w:sz w:val="24"/>
@@ -10921,13 +11018,13 @@
     </w:p>
     <w:p>
       <w:pPr>
-        <w:pStyle w:val="ab"/>
-        <w:rPr>
-          <w:del w:id="437" w:author="Yongkai Chen" w:date="2026-03-04T17:40:00Z" w16du:dateUtc="2026-03-04T09:40:00Z"/>
-          <w:sz w:val="24"/>
-        </w:rPr>
-      </w:pPr>
-      <w:del w:id="438" w:author="Yongkai Chen" w:date="2026-03-04T17:40:00Z" w16du:dateUtc="2026-03-04T09:40:00Z">
+        <w:pStyle w:val="Bibliography"/>
+        <w:rPr>
+          <w:del w:id="451" w:author="Yongkai Chen" w:date="2026-03-04T17:40:00Z" w16du:dateUtc="2026-03-04T09:40:00Z"/>
+          <w:sz w:val="24"/>
+        </w:rPr>
+      </w:pPr>
+      <w:del w:id="452" w:author="Yongkai Chen" w:date="2026-03-04T17:40:00Z" w16du:dateUtc="2026-03-04T09:40:00Z">
         <w:r>
           <w:rPr>
             <w:sz w:val="24"/>
@@ -10945,13 +11042,13 @@
     </w:p>
     <w:p>
       <w:pPr>
-        <w:pStyle w:val="ab"/>
-        <w:rPr>
-          <w:del w:id="439" w:author="Yongkai Chen" w:date="2026-03-04T17:40:00Z" w16du:dateUtc="2026-03-04T09:40:00Z"/>
-          <w:sz w:val="24"/>
-        </w:rPr>
-      </w:pPr>
-      <w:del w:id="440" w:author="Yongkai Chen" w:date="2026-03-04T17:40:00Z" w16du:dateUtc="2026-03-04T09:40:00Z">
+        <w:pStyle w:val="Bibliography"/>
+        <w:rPr>
+          <w:del w:id="453" w:author="Yongkai Chen" w:date="2026-03-04T17:40:00Z" w16du:dateUtc="2026-03-04T09:40:00Z"/>
+          <w:sz w:val="24"/>
+        </w:rPr>
+      </w:pPr>
+      <w:del w:id="454" w:author="Yongkai Chen" w:date="2026-03-04T17:40:00Z" w16du:dateUtc="2026-03-04T09:40:00Z">
         <w:r>
           <w:rPr>
             <w:sz w:val="24"/>
@@ -10969,13 +11066,13 @@
     </w:p>
     <w:p>
       <w:pPr>
-        <w:pStyle w:val="ab"/>
-        <w:rPr>
-          <w:del w:id="441" w:author="Yongkai Chen" w:date="2026-03-04T17:40:00Z" w16du:dateUtc="2026-03-04T09:40:00Z"/>
-          <w:sz w:val="24"/>
-        </w:rPr>
-      </w:pPr>
-      <w:del w:id="442" w:author="Yongkai Chen" w:date="2026-03-04T17:40:00Z" w16du:dateUtc="2026-03-04T09:40:00Z">
+        <w:pStyle w:val="Bibliography"/>
+        <w:rPr>
+          <w:del w:id="455" w:author="Yongkai Chen" w:date="2026-03-04T17:40:00Z" w16du:dateUtc="2026-03-04T09:40:00Z"/>
+          <w:sz w:val="24"/>
+        </w:rPr>
+      </w:pPr>
+      <w:del w:id="456" w:author="Yongkai Chen" w:date="2026-03-04T17:40:00Z" w16du:dateUtc="2026-03-04T09:40:00Z">
         <w:r>
           <w:rPr>
             <w:sz w:val="24"/>
@@ -10993,13 +11090,13 @@
     </w:p>
     <w:p>
       <w:pPr>
-        <w:pStyle w:val="ab"/>
-        <w:rPr>
-          <w:del w:id="443" w:author="Yongkai Chen" w:date="2026-03-04T17:40:00Z" w16du:dateUtc="2026-03-04T09:40:00Z"/>
-          <w:sz w:val="24"/>
-        </w:rPr>
-      </w:pPr>
-      <w:del w:id="444" w:author="Yongkai Chen" w:date="2026-03-04T17:40:00Z" w16du:dateUtc="2026-03-04T09:40:00Z">
+        <w:pStyle w:val="Bibliography"/>
+        <w:rPr>
+          <w:del w:id="457" w:author="Yongkai Chen" w:date="2026-03-04T17:40:00Z" w16du:dateUtc="2026-03-04T09:40:00Z"/>
+          <w:sz w:val="24"/>
+        </w:rPr>
+      </w:pPr>
+      <w:del w:id="458" w:author="Yongkai Chen" w:date="2026-03-04T17:40:00Z" w16du:dateUtc="2026-03-04T09:40:00Z">
         <w:r>
           <w:rPr>
             <w:sz w:val="24"/>
@@ -11017,13 +11114,13 @@
     </w:p>
     <w:p>
       <w:pPr>
-        <w:pStyle w:val="ab"/>
-        <w:rPr>
-          <w:del w:id="445" w:author="Yongkai Chen" w:date="2026-03-04T17:40:00Z" w16du:dateUtc="2026-03-04T09:40:00Z"/>
-          <w:sz w:val="24"/>
-        </w:rPr>
-      </w:pPr>
-      <w:del w:id="446" w:author="Yongkai Chen" w:date="2026-03-04T17:40:00Z" w16du:dateUtc="2026-03-04T09:40:00Z">
+        <w:pStyle w:val="Bibliography"/>
+        <w:rPr>
+          <w:del w:id="459" w:author="Yongkai Chen" w:date="2026-03-04T17:40:00Z" w16du:dateUtc="2026-03-04T09:40:00Z"/>
+          <w:sz w:val="24"/>
+        </w:rPr>
+      </w:pPr>
+      <w:del w:id="460" w:author="Yongkai Chen" w:date="2026-03-04T17:40:00Z" w16du:dateUtc="2026-03-04T09:40:00Z">
         <w:r>
           <w:rPr>
             <w:sz w:val="24"/>
@@ -11041,13 +11138,13 @@
     </w:p>
     <w:p>
       <w:pPr>
-        <w:pStyle w:val="ab"/>
-        <w:rPr>
-          <w:del w:id="447" w:author="Yongkai Chen" w:date="2026-03-04T17:40:00Z" w16du:dateUtc="2026-03-04T09:40:00Z"/>
-          <w:sz w:val="24"/>
-        </w:rPr>
-      </w:pPr>
-      <w:del w:id="448" w:author="Yongkai Chen" w:date="2026-03-04T17:40:00Z" w16du:dateUtc="2026-03-04T09:40:00Z">
+        <w:pStyle w:val="Bibliography"/>
+        <w:rPr>
+          <w:del w:id="461" w:author="Yongkai Chen" w:date="2026-03-04T17:40:00Z" w16du:dateUtc="2026-03-04T09:40:00Z"/>
+          <w:sz w:val="24"/>
+        </w:rPr>
+      </w:pPr>
+      <w:del w:id="462" w:author="Yongkai Chen" w:date="2026-03-04T17:40:00Z" w16du:dateUtc="2026-03-04T09:40:00Z">
         <w:r>
           <w:rPr>
             <w:sz w:val="24"/>
@@ -11065,13 +11162,13 @@
     </w:p>
     <w:p>
       <w:pPr>
-        <w:pStyle w:val="ab"/>
-        <w:rPr>
-          <w:del w:id="449" w:author="Yongkai Chen" w:date="2026-03-04T17:40:00Z" w16du:dateUtc="2026-03-04T09:40:00Z"/>
-          <w:sz w:val="24"/>
-        </w:rPr>
-      </w:pPr>
-      <w:del w:id="450" w:author="Yongkai Chen" w:date="2026-03-04T17:40:00Z" w16du:dateUtc="2026-03-04T09:40:00Z">
+        <w:pStyle w:val="Bibliography"/>
+        <w:rPr>
+          <w:del w:id="463" w:author="Yongkai Chen" w:date="2026-03-04T17:40:00Z" w16du:dateUtc="2026-03-04T09:40:00Z"/>
+          <w:sz w:val="24"/>
+        </w:rPr>
+      </w:pPr>
+      <w:del w:id="464" w:author="Yongkai Chen" w:date="2026-03-04T17:40:00Z" w16du:dateUtc="2026-03-04T09:40:00Z">
         <w:r>
           <w:rPr>
             <w:sz w:val="24"/>
@@ -11089,13 +11186,13 @@
     </w:p>
     <w:p>
       <w:pPr>
-        <w:pStyle w:val="ab"/>
-        <w:rPr>
-          <w:del w:id="451" w:author="Yongkai Chen" w:date="2026-03-04T17:40:00Z" w16du:dateUtc="2026-03-04T09:40:00Z"/>
-          <w:sz w:val="24"/>
-        </w:rPr>
-      </w:pPr>
-      <w:del w:id="452" w:author="Yongkai Chen" w:date="2026-03-04T17:40:00Z" w16du:dateUtc="2026-03-04T09:40:00Z">
+        <w:pStyle w:val="Bibliography"/>
+        <w:rPr>
+          <w:del w:id="465" w:author="Yongkai Chen" w:date="2026-03-04T17:40:00Z" w16du:dateUtc="2026-03-04T09:40:00Z"/>
+          <w:sz w:val="24"/>
+        </w:rPr>
+      </w:pPr>
+      <w:del w:id="466" w:author="Yongkai Chen" w:date="2026-03-04T17:40:00Z" w16du:dateUtc="2026-03-04T09:40:00Z">
         <w:r>
           <w:rPr>
             <w:sz w:val="24"/>
@@ -11125,13 +11222,13 @@
     </w:p>
     <w:p>
       <w:pPr>
-        <w:pStyle w:val="ab"/>
-        <w:rPr>
-          <w:del w:id="453" w:author="Yongkai Chen" w:date="2026-03-04T17:40:00Z" w16du:dateUtc="2026-03-04T09:40:00Z"/>
-          <w:sz w:val="24"/>
-        </w:rPr>
-      </w:pPr>
-      <w:del w:id="454" w:author="Yongkai Chen" w:date="2026-03-04T17:40:00Z" w16du:dateUtc="2026-03-04T09:40:00Z">
+        <w:pStyle w:val="Bibliography"/>
+        <w:rPr>
+          <w:del w:id="467" w:author="Yongkai Chen" w:date="2026-03-04T17:40:00Z" w16du:dateUtc="2026-03-04T09:40:00Z"/>
+          <w:sz w:val="24"/>
+        </w:rPr>
+      </w:pPr>
+      <w:del w:id="468" w:author="Yongkai Chen" w:date="2026-03-04T17:40:00Z" w16du:dateUtc="2026-03-04T09:40:00Z">
         <w:r>
           <w:rPr>
             <w:sz w:val="24"/>
@@ -11149,13 +11246,13 @@
     </w:p>
     <w:p>
       <w:pPr>
-        <w:pStyle w:val="ab"/>
-        <w:rPr>
-          <w:del w:id="455" w:author="Yongkai Chen" w:date="2026-03-04T17:40:00Z" w16du:dateUtc="2026-03-04T09:40:00Z"/>
-          <w:sz w:val="24"/>
-        </w:rPr>
-      </w:pPr>
-      <w:del w:id="456" w:author="Yongkai Chen" w:date="2026-03-04T17:40:00Z" w16du:dateUtc="2026-03-04T09:40:00Z">
+        <w:pStyle w:val="Bibliography"/>
+        <w:rPr>
+          <w:del w:id="469" w:author="Yongkai Chen" w:date="2026-03-04T17:40:00Z" w16du:dateUtc="2026-03-04T09:40:00Z"/>
+          <w:sz w:val="24"/>
+        </w:rPr>
+      </w:pPr>
+      <w:del w:id="470" w:author="Yongkai Chen" w:date="2026-03-04T17:40:00Z" w16du:dateUtc="2026-03-04T09:40:00Z">
         <w:r>
           <w:rPr>
             <w:sz w:val="24"/>
@@ -11173,13 +11270,13 @@
     </w:p>
     <w:p>
       <w:pPr>
-        <w:pStyle w:val="ab"/>
-        <w:rPr>
-          <w:del w:id="457" w:author="Yongkai Chen" w:date="2026-03-04T17:40:00Z" w16du:dateUtc="2026-03-04T09:40:00Z"/>
-          <w:sz w:val="24"/>
-        </w:rPr>
-      </w:pPr>
-      <w:del w:id="458" w:author="Yongkai Chen" w:date="2026-03-04T17:40:00Z" w16du:dateUtc="2026-03-04T09:40:00Z">
+        <w:pStyle w:val="Bibliography"/>
+        <w:rPr>
+          <w:del w:id="471" w:author="Yongkai Chen" w:date="2026-03-04T17:40:00Z" w16du:dateUtc="2026-03-04T09:40:00Z"/>
+          <w:sz w:val="24"/>
+        </w:rPr>
+      </w:pPr>
+      <w:del w:id="472" w:author="Yongkai Chen" w:date="2026-03-04T17:40:00Z" w16du:dateUtc="2026-03-04T09:40:00Z">
         <w:r>
           <w:rPr>
             <w:sz w:val="24"/>
@@ -11197,13 +11294,13 @@
     </w:p>
     <w:p>
       <w:pPr>
-        <w:pStyle w:val="ab"/>
-        <w:rPr>
-          <w:del w:id="459" w:author="Yongkai Chen" w:date="2026-03-04T17:40:00Z" w16du:dateUtc="2026-03-04T09:40:00Z"/>
-          <w:sz w:val="24"/>
-        </w:rPr>
-      </w:pPr>
-      <w:del w:id="460" w:author="Yongkai Chen" w:date="2026-03-04T17:40:00Z" w16du:dateUtc="2026-03-04T09:40:00Z">
+        <w:pStyle w:val="Bibliography"/>
+        <w:rPr>
+          <w:del w:id="473" w:author="Yongkai Chen" w:date="2026-03-04T17:40:00Z" w16du:dateUtc="2026-03-04T09:40:00Z"/>
+          <w:sz w:val="24"/>
+        </w:rPr>
+      </w:pPr>
+      <w:del w:id="474" w:author="Yongkai Chen" w:date="2026-03-04T17:40:00Z" w16du:dateUtc="2026-03-04T09:40:00Z">
         <w:r>
           <w:rPr>
             <w:sz w:val="24"/>
@@ -11304,13 +11401,13 @@
     </w:p>
     <w:p>
       <w:pPr>
-        <w:pStyle w:val="ab"/>
-        <w:rPr>
-          <w:del w:id="461" w:author="Yongkai Chen" w:date="2026-03-04T17:40:00Z" w16du:dateUtc="2026-03-04T09:40:00Z"/>
-          <w:sz w:val="24"/>
-        </w:rPr>
-      </w:pPr>
-      <w:del w:id="462" w:author="Yongkai Chen" w:date="2026-03-04T17:40:00Z" w16du:dateUtc="2026-03-04T09:40:00Z">
+        <w:pStyle w:val="Bibliography"/>
+        <w:rPr>
+          <w:del w:id="475" w:author="Yongkai Chen" w:date="2026-03-04T17:40:00Z" w16du:dateUtc="2026-03-04T09:40:00Z"/>
+          <w:sz w:val="24"/>
+        </w:rPr>
+      </w:pPr>
+      <w:del w:id="476" w:author="Yongkai Chen" w:date="2026-03-04T17:40:00Z" w16du:dateUtc="2026-03-04T09:40:00Z">
         <w:r>
           <w:rPr>
             <w:sz w:val="24"/>
@@ -11328,13 +11425,13 @@
     </w:p>
     <w:p>
       <w:pPr>
-        <w:pStyle w:val="ab"/>
-        <w:rPr>
-          <w:del w:id="463" w:author="Yongkai Chen" w:date="2026-03-04T17:40:00Z" w16du:dateUtc="2026-03-04T09:40:00Z"/>
-          <w:sz w:val="24"/>
-        </w:rPr>
-      </w:pPr>
-      <w:del w:id="464" w:author="Yongkai Chen" w:date="2026-03-04T17:40:00Z" w16du:dateUtc="2026-03-04T09:40:00Z">
+        <w:pStyle w:val="Bibliography"/>
+        <w:rPr>
+          <w:del w:id="477" w:author="Yongkai Chen" w:date="2026-03-04T17:40:00Z" w16du:dateUtc="2026-03-04T09:40:00Z"/>
+          <w:sz w:val="24"/>
+        </w:rPr>
+      </w:pPr>
+      <w:del w:id="478" w:author="Yongkai Chen" w:date="2026-03-04T17:40:00Z" w16du:dateUtc="2026-03-04T09:40:00Z">
         <w:r>
           <w:rPr>
             <w:sz w:val="24"/>
@@ -11352,13 +11449,13 @@
     </w:p>
     <w:p>
       <w:pPr>
-        <w:pStyle w:val="ab"/>
-        <w:rPr>
-          <w:del w:id="465" w:author="Yongkai Chen" w:date="2026-03-04T17:40:00Z" w16du:dateUtc="2026-03-04T09:40:00Z"/>
-          <w:sz w:val="24"/>
-        </w:rPr>
-      </w:pPr>
-      <w:del w:id="466" w:author="Yongkai Chen" w:date="2026-03-04T17:40:00Z" w16du:dateUtc="2026-03-04T09:40:00Z">
+        <w:pStyle w:val="Bibliography"/>
+        <w:rPr>
+          <w:del w:id="479" w:author="Yongkai Chen" w:date="2026-03-04T17:40:00Z" w16du:dateUtc="2026-03-04T09:40:00Z"/>
+          <w:sz w:val="24"/>
+        </w:rPr>
+      </w:pPr>
+      <w:del w:id="480" w:author="Yongkai Chen" w:date="2026-03-04T17:40:00Z" w16du:dateUtc="2026-03-04T09:40:00Z">
         <w:r>
           <w:rPr>
             <w:sz w:val="24"/>
@@ -11376,13 +11473,13 @@
     </w:p>
     <w:p>
       <w:pPr>
-        <w:pStyle w:val="ab"/>
-        <w:rPr>
-          <w:del w:id="467" w:author="Yongkai Chen" w:date="2026-03-04T17:40:00Z" w16du:dateUtc="2026-03-04T09:40:00Z"/>
-          <w:sz w:val="24"/>
-        </w:rPr>
-      </w:pPr>
-      <w:del w:id="468" w:author="Yongkai Chen" w:date="2026-03-04T17:40:00Z" w16du:dateUtc="2026-03-04T09:40:00Z">
+        <w:pStyle w:val="Bibliography"/>
+        <w:rPr>
+          <w:del w:id="481" w:author="Yongkai Chen" w:date="2026-03-04T17:40:00Z" w16du:dateUtc="2026-03-04T09:40:00Z"/>
+          <w:sz w:val="24"/>
+        </w:rPr>
+      </w:pPr>
+      <w:del w:id="482" w:author="Yongkai Chen" w:date="2026-03-04T17:40:00Z" w16du:dateUtc="2026-03-04T09:40:00Z">
         <w:r>
           <w:rPr>
             <w:sz w:val="24"/>
@@ -11400,13 +11497,13 @@
     </w:p>
     <w:p>
       <w:pPr>
-        <w:pStyle w:val="ab"/>
-        <w:rPr>
-          <w:del w:id="469" w:author="Yongkai Chen" w:date="2026-03-04T17:40:00Z" w16du:dateUtc="2026-03-04T09:40:00Z"/>
-          <w:sz w:val="24"/>
-        </w:rPr>
-      </w:pPr>
-      <w:del w:id="470" w:author="Yongkai Chen" w:date="2026-03-04T17:40:00Z" w16du:dateUtc="2026-03-04T09:40:00Z">
+        <w:pStyle w:val="Bibliography"/>
+        <w:rPr>
+          <w:del w:id="483" w:author="Yongkai Chen" w:date="2026-03-04T17:40:00Z" w16du:dateUtc="2026-03-04T09:40:00Z"/>
+          <w:sz w:val="24"/>
+        </w:rPr>
+      </w:pPr>
+      <w:del w:id="484" w:author="Yongkai Chen" w:date="2026-03-04T17:40:00Z" w16du:dateUtc="2026-03-04T09:40:00Z">
         <w:r>
           <w:rPr>
             <w:sz w:val="24"/>
@@ -11424,13 +11521,13 @@
     </w:p>
     <w:p>
       <w:pPr>
-        <w:pStyle w:val="ab"/>
-        <w:rPr>
-          <w:del w:id="471" w:author="Yongkai Chen" w:date="2026-03-04T17:40:00Z" w16du:dateUtc="2026-03-04T09:40:00Z"/>
-          <w:sz w:val="24"/>
-        </w:rPr>
-      </w:pPr>
-      <w:del w:id="472" w:author="Yongkai Chen" w:date="2026-03-04T17:40:00Z" w16du:dateUtc="2026-03-04T09:40:00Z">
+        <w:pStyle w:val="Bibliography"/>
+        <w:rPr>
+          <w:del w:id="485" w:author="Yongkai Chen" w:date="2026-03-04T17:40:00Z" w16du:dateUtc="2026-03-04T09:40:00Z"/>
+          <w:sz w:val="24"/>
+        </w:rPr>
+      </w:pPr>
+      <w:del w:id="486" w:author="Yongkai Chen" w:date="2026-03-04T17:40:00Z" w16du:dateUtc="2026-03-04T09:40:00Z">
         <w:r>
           <w:rPr>
             <w:sz w:val="24"/>
@@ -11448,13 +11545,13 @@
     </w:p>
     <w:p>
       <w:pPr>
-        <w:pStyle w:val="ab"/>
-        <w:rPr>
-          <w:del w:id="473" w:author="Yongkai Chen" w:date="2026-03-04T17:40:00Z" w16du:dateUtc="2026-03-04T09:40:00Z"/>
-          <w:sz w:val="24"/>
-        </w:rPr>
-      </w:pPr>
-      <w:del w:id="474" w:author="Yongkai Chen" w:date="2026-03-04T17:40:00Z" w16du:dateUtc="2026-03-04T09:40:00Z">
+        <w:pStyle w:val="Bibliography"/>
+        <w:rPr>
+          <w:del w:id="487" w:author="Yongkai Chen" w:date="2026-03-04T17:40:00Z" w16du:dateUtc="2026-03-04T09:40:00Z"/>
+          <w:sz w:val="24"/>
+        </w:rPr>
+      </w:pPr>
+      <w:del w:id="488" w:author="Yongkai Chen" w:date="2026-03-04T17:40:00Z" w16du:dateUtc="2026-03-04T09:40:00Z">
         <w:r>
           <w:rPr>
             <w:sz w:val="24"/>
@@ -11472,13 +11569,13 @@
     </w:p>
     <w:p>
       <w:pPr>
-        <w:pStyle w:val="ab"/>
-        <w:rPr>
-          <w:del w:id="475" w:author="Yongkai Chen" w:date="2026-03-04T17:40:00Z" w16du:dateUtc="2026-03-04T09:40:00Z"/>
-          <w:sz w:val="24"/>
-        </w:rPr>
-      </w:pPr>
-      <w:del w:id="476" w:author="Yongkai Chen" w:date="2026-03-04T17:40:00Z" w16du:dateUtc="2026-03-04T09:40:00Z">
+        <w:pStyle w:val="Bibliography"/>
+        <w:rPr>
+          <w:del w:id="489" w:author="Yongkai Chen" w:date="2026-03-04T17:40:00Z" w16du:dateUtc="2026-03-04T09:40:00Z"/>
+          <w:sz w:val="24"/>
+        </w:rPr>
+      </w:pPr>
+      <w:del w:id="490" w:author="Yongkai Chen" w:date="2026-03-04T17:40:00Z" w16du:dateUtc="2026-03-04T09:40:00Z">
         <w:r>
           <w:rPr>
             <w:sz w:val="24"/>
@@ -11496,13 +11593,13 @@
     </w:p>
     <w:p>
       <w:pPr>
-        <w:pStyle w:val="ab"/>
-        <w:rPr>
-          <w:del w:id="477" w:author="Yongkai Chen" w:date="2026-03-04T17:40:00Z" w16du:dateUtc="2026-03-04T09:40:00Z"/>
-          <w:sz w:val="24"/>
-        </w:rPr>
-      </w:pPr>
-      <w:del w:id="478" w:author="Yongkai Chen" w:date="2026-03-04T17:40:00Z" w16du:dateUtc="2026-03-04T09:40:00Z">
+        <w:pStyle w:val="Bibliography"/>
+        <w:rPr>
+          <w:del w:id="491" w:author="Yongkai Chen" w:date="2026-03-04T17:40:00Z" w16du:dateUtc="2026-03-04T09:40:00Z"/>
+          <w:sz w:val="24"/>
+        </w:rPr>
+      </w:pPr>
+      <w:del w:id="492" w:author="Yongkai Chen" w:date="2026-03-04T17:40:00Z" w16du:dateUtc="2026-03-04T09:40:00Z">
         <w:r>
           <w:rPr>
             <w:sz w:val="24"/>
@@ -11520,13 +11617,13 @@
     </w:p>
     <w:p>
       <w:pPr>
-        <w:pStyle w:val="ab"/>
-        <w:rPr>
-          <w:del w:id="479" w:author="Yongkai Chen" w:date="2026-03-04T17:40:00Z" w16du:dateUtc="2026-03-04T09:40:00Z"/>
-          <w:sz w:val="24"/>
-        </w:rPr>
-      </w:pPr>
-      <w:del w:id="480" w:author="Yongkai Chen" w:date="2026-03-04T17:40:00Z" w16du:dateUtc="2026-03-04T09:40:00Z">
+        <w:pStyle w:val="Bibliography"/>
+        <w:rPr>
+          <w:del w:id="493" w:author="Yongkai Chen" w:date="2026-03-04T17:40:00Z" w16du:dateUtc="2026-03-04T09:40:00Z"/>
+          <w:sz w:val="24"/>
+        </w:rPr>
+      </w:pPr>
+      <w:del w:id="494" w:author="Yongkai Chen" w:date="2026-03-04T17:40:00Z" w16du:dateUtc="2026-03-04T09:40:00Z">
         <w:r>
           <w:rPr>
             <w:sz w:val="24"/>
@@ -11544,13 +11641,13 @@
     </w:p>
     <w:p>
       <w:pPr>
-        <w:pStyle w:val="ab"/>
-        <w:rPr>
-          <w:del w:id="481" w:author="Yongkai Chen" w:date="2026-03-04T17:40:00Z" w16du:dateUtc="2026-03-04T09:40:00Z"/>
-          <w:sz w:val="24"/>
-        </w:rPr>
-      </w:pPr>
-      <w:del w:id="482" w:author="Yongkai Chen" w:date="2026-03-04T17:40:00Z" w16du:dateUtc="2026-03-04T09:40:00Z">
+        <w:pStyle w:val="Bibliography"/>
+        <w:rPr>
+          <w:del w:id="495" w:author="Yongkai Chen" w:date="2026-03-04T17:40:00Z" w16du:dateUtc="2026-03-04T09:40:00Z"/>
+          <w:sz w:val="24"/>
+        </w:rPr>
+      </w:pPr>
+      <w:del w:id="496" w:author="Yongkai Chen" w:date="2026-03-04T17:40:00Z" w16du:dateUtc="2026-03-04T09:40:00Z">
         <w:r>
           <w:rPr>
             <w:sz w:val="24"/>
@@ -11568,13 +11665,13 @@
     </w:p>
     <w:p>
       <w:pPr>
-        <w:pStyle w:val="ab"/>
-        <w:rPr>
-          <w:del w:id="483" w:author="Yongkai Chen" w:date="2026-03-04T17:40:00Z" w16du:dateUtc="2026-03-04T09:40:00Z"/>
-          <w:sz w:val="24"/>
-        </w:rPr>
-      </w:pPr>
-      <w:del w:id="484" w:author="Yongkai Chen" w:date="2026-03-04T17:40:00Z" w16du:dateUtc="2026-03-04T09:40:00Z">
+        <w:pStyle w:val="Bibliography"/>
+        <w:rPr>
+          <w:del w:id="497" w:author="Yongkai Chen" w:date="2026-03-04T17:40:00Z" w16du:dateUtc="2026-03-04T09:40:00Z"/>
+          <w:sz w:val="24"/>
+        </w:rPr>
+      </w:pPr>
+      <w:del w:id="498" w:author="Yongkai Chen" w:date="2026-03-04T17:40:00Z" w16du:dateUtc="2026-03-04T09:40:00Z">
         <w:r>
           <w:rPr>
             <w:sz w:val="24"/>
@@ -11592,13 +11689,13 @@
     </w:p>
     <w:p>
       <w:pPr>
-        <w:pStyle w:val="ab"/>
-        <w:rPr>
-          <w:del w:id="485" w:author="Yongkai Chen" w:date="2026-03-04T17:40:00Z" w16du:dateUtc="2026-03-04T09:40:00Z"/>
-          <w:sz w:val="24"/>
-        </w:rPr>
-      </w:pPr>
-      <w:del w:id="486" w:author="Yongkai Chen" w:date="2026-03-04T17:40:00Z" w16du:dateUtc="2026-03-04T09:40:00Z">
+        <w:pStyle w:val="Bibliography"/>
+        <w:rPr>
+          <w:del w:id="499" w:author="Yongkai Chen" w:date="2026-03-04T17:40:00Z" w16du:dateUtc="2026-03-04T09:40:00Z"/>
+          <w:sz w:val="24"/>
+        </w:rPr>
+      </w:pPr>
+      <w:del w:id="500" w:author="Yongkai Chen" w:date="2026-03-04T17:40:00Z" w16du:dateUtc="2026-03-04T09:40:00Z">
         <w:r>
           <w:rPr>
             <w:sz w:val="24"/>
@@ -11616,13 +11713,13 @@
     </w:p>
     <w:p>
       <w:pPr>
-        <w:pStyle w:val="ab"/>
-        <w:rPr>
-          <w:del w:id="487" w:author="Yongkai Chen" w:date="2026-03-04T17:40:00Z" w16du:dateUtc="2026-03-04T09:40:00Z"/>
-          <w:sz w:val="24"/>
-        </w:rPr>
-      </w:pPr>
-      <w:del w:id="488" w:author="Yongkai Chen" w:date="2026-03-04T17:40:00Z" w16du:dateUtc="2026-03-04T09:40:00Z">
+        <w:pStyle w:val="Bibliography"/>
+        <w:rPr>
+          <w:del w:id="501" w:author="Yongkai Chen" w:date="2026-03-04T17:40:00Z" w16du:dateUtc="2026-03-04T09:40:00Z"/>
+          <w:sz w:val="24"/>
+        </w:rPr>
+      </w:pPr>
+      <w:del w:id="502" w:author="Yongkai Chen" w:date="2026-03-04T17:40:00Z" w16du:dateUtc="2026-03-04T09:40:00Z">
         <w:r>
           <w:rPr>
             <w:sz w:val="24"/>
@@ -11640,13 +11737,13 @@
     </w:p>
     <w:p>
       <w:pPr>
-        <w:pStyle w:val="ab"/>
-        <w:rPr>
-          <w:del w:id="489" w:author="Yongkai Chen" w:date="2026-03-04T17:40:00Z" w16du:dateUtc="2026-03-04T09:40:00Z"/>
-          <w:sz w:val="24"/>
-        </w:rPr>
-      </w:pPr>
-      <w:del w:id="490" w:author="Yongkai Chen" w:date="2026-03-04T17:40:00Z" w16du:dateUtc="2026-03-04T09:40:00Z">
+        <w:pStyle w:val="Bibliography"/>
+        <w:rPr>
+          <w:del w:id="503" w:author="Yongkai Chen" w:date="2026-03-04T17:40:00Z" w16du:dateUtc="2026-03-04T09:40:00Z"/>
+          <w:sz w:val="24"/>
+        </w:rPr>
+      </w:pPr>
+      <w:del w:id="504" w:author="Yongkai Chen" w:date="2026-03-04T17:40:00Z" w16du:dateUtc="2026-03-04T09:40:00Z">
         <w:r>
           <w:rPr>
             <w:sz w:val="24"/>
@@ -11664,13 +11761,13 @@
     </w:p>
     <w:p>
       <w:pPr>
-        <w:pStyle w:val="ab"/>
-        <w:rPr>
-          <w:del w:id="491" w:author="Yongkai Chen" w:date="2026-03-04T17:40:00Z" w16du:dateUtc="2026-03-04T09:40:00Z"/>
-          <w:sz w:val="24"/>
-        </w:rPr>
-      </w:pPr>
-      <w:del w:id="492" w:author="Yongkai Chen" w:date="2026-03-04T17:40:00Z" w16du:dateUtc="2026-03-04T09:40:00Z">
+        <w:pStyle w:val="Bibliography"/>
+        <w:rPr>
+          <w:del w:id="505" w:author="Yongkai Chen" w:date="2026-03-04T17:40:00Z" w16du:dateUtc="2026-03-04T09:40:00Z"/>
+          <w:sz w:val="24"/>
+        </w:rPr>
+      </w:pPr>
+      <w:del w:id="506" w:author="Yongkai Chen" w:date="2026-03-04T17:40:00Z" w16du:dateUtc="2026-03-04T09:40:00Z">
         <w:r>
           <w:rPr>
             <w:sz w:val="24"/>
@@ -11694,11 +11791,11 @@
         <w:ind w:firstLineChars="200" w:firstLine="480"/>
         <w:jc w:val="left"/>
         <w:rPr>
-          <w:rFonts w:ascii="宋体" w:hAnsi="宋体" w:hint="eastAsia"/>
-          <w:sz w:val="24"/>
-        </w:rPr>
-      </w:pPr>
-      <w:del w:id="493" w:author="Yongkai Chen" w:date="2026-03-04T17:40:00Z" w16du:dateUtc="2026-03-04T09:40:00Z">
+          <w:rFonts w:ascii="SimSun" w:hAnsi="SimSun"/>
+          <w:sz w:val="24"/>
+        </w:rPr>
+      </w:pPr>
+      <w:del w:id="507" w:author="Yongkai Chen" w:date="2026-03-04T17:40:00Z" w16du:dateUtc="2026-03-04T09:40:00Z">
         <w:r>
           <w:rPr>
             <w:bCs/>
@@ -11714,9 +11811,9 @@
         <w:adjustRightInd w:val="0"/>
         <w:snapToGrid w:val="0"/>
         <w:spacing w:line="440" w:lineRule="exact"/>
-        <w:ind w:firstLineChars="200" w:firstLine="562"/>
-        <w:rPr>
-          <w:rFonts w:ascii="楷体" w:eastAsia="楷体" w:hAnsi="楷体" w:cs="楷体_GB2312" w:hint="eastAsia"/>
+        <w:ind w:firstLineChars="200" w:firstLine="571"/>
+        <w:rPr>
+          <w:rFonts w:ascii="KaiTi" w:eastAsia="KaiTi" w:hAnsi="KaiTi" w:cs="KaiTi_GB2312"/>
           <w:b/>
           <w:bCs/>
           <w:color w:val="0070C0"/>
@@ -11726,7 +11823,7 @@
       </w:pPr>
       <w:r>
         <w:rPr>
-          <w:rFonts w:ascii="楷体" w:eastAsia="楷体" w:hAnsi="楷体" w:hint="eastAsia"/>
+          <w:rFonts w:ascii="KaiTi" w:eastAsia="KaiTi" w:hAnsi="KaiTi" w:hint="eastAsia"/>
           <w:b/>
           <w:color w:val="0070C0"/>
           <w:sz w:val="28"/>
@@ -11736,7 +11833,7 @@
       </w:r>
       <w:r>
         <w:rPr>
-          <w:rFonts w:ascii="楷体" w:eastAsia="楷体" w:hAnsi="楷体" w:cs="楷体_GB2312" w:hint="eastAsia"/>
+          <w:rFonts w:ascii="KaiTi" w:eastAsia="KaiTi" w:hAnsi="KaiTi" w:cs="KaiTi_GB2312" w:hint="eastAsia"/>
           <w:b/>
           <w:color w:val="0070C0"/>
           <w:sz w:val="28"/>
@@ -11752,7 +11849,7 @@
         <w:spacing w:line="440" w:lineRule="exact"/>
         <w:ind w:firstLineChars="200" w:firstLine="560"/>
         <w:rPr>
-          <w:rFonts w:ascii="楷体" w:eastAsia="楷体" w:hAnsi="楷体" w:cs="楷体_GB2312" w:hint="eastAsia"/>
+          <w:rFonts w:ascii="KaiTi" w:eastAsia="KaiTi" w:hAnsi="KaiTi" w:cs="KaiTi_GB2312"/>
           <w:color w:val="0070C0"/>
           <w:sz w:val="28"/>
           <w:szCs w:val="28"/>
@@ -11760,7 +11857,7 @@
       </w:pPr>
       <w:r>
         <w:rPr>
-          <w:rFonts w:ascii="楷体" w:eastAsia="楷体" w:hAnsi="楷体" w:cs="楷体_GB2312" w:hint="eastAsia"/>
+          <w:rFonts w:ascii="KaiTi" w:eastAsia="KaiTi" w:hAnsi="KaiTi" w:cs="KaiTi_GB2312" w:hint="eastAsia"/>
           <w:color w:val="0070C0"/>
           <w:sz w:val="28"/>
           <w:szCs w:val="28"/>
@@ -11771,7 +11868,7 @@
     <w:p>
       <w:pPr>
         <w:pStyle w:val="section"/>
-        <w:ind w:firstLine="482"/>
+        <w:ind w:firstLine="489"/>
         <w:rPr>
           <w:rFonts w:hint="eastAsia"/>
           <w:b/>
@@ -11990,7 +12087,7 @@
         </w:rPr>
         <w:t>建</w:t>
       </w:r>
-      <w:bookmarkStart w:id="494" w:name="OLE_LINK3"/>
+      <w:bookmarkStart w:id="508" w:name="OLE_LINK3"/>
       <w:r>
         <w:rPr>
           <w:rFonts w:hint="eastAsia"/>
@@ -11999,7 +12096,7 @@
         </w:rPr>
         <w:t>含各向异性粗糙壁特征的图神</w:t>
       </w:r>
-      <w:bookmarkEnd w:id="494"/>
+      <w:bookmarkEnd w:id="508"/>
       <w:r>
         <w:rPr>
           <w:rFonts w:hint="eastAsia"/>
@@ -12405,7 +12502,7 @@
     <w:p>
       <w:pPr>
         <w:pStyle w:val="section"/>
-        <w:ind w:firstLine="482"/>
+        <w:ind w:firstLine="489"/>
         <w:rPr>
           <w:rFonts w:hint="eastAsia"/>
           <w:b/>
@@ -12534,7 +12631,7 @@
         </w:rPr>
         <w:t>框架，构建具有泛化能力的粗糙壁节点阻抗，作为壁面对流动的响应模型</w:t>
       </w:r>
-      <w:del w:id="495" w:author="Yongkai Chen" w:date="2026-03-04T18:50:00Z" w16du:dateUtc="2026-03-04T10:50:00Z">
+      <w:del w:id="509" w:author="Yongkai Chen" w:date="2026-03-04T18:50:00Z" w16du:dateUtc="2026-03-04T10:50:00Z">
         <w:r>
           <w:rPr>
             <w:rFonts w:hint="eastAsia"/>
@@ -12582,7 +12679,7 @@
         </w:rPr>
         <w:t>，</w:t>
       </w:r>
-      <w:ins w:id="496" w:author="Yongkai Chen" w:date="2026-03-04T18:51:00Z" w16du:dateUtc="2026-03-04T10:51:00Z">
+      <w:ins w:id="510" w:author="Yongkai Chen" w:date="2026-03-04T18:51:00Z" w16du:dateUtc="2026-03-04T10:51:00Z">
         <w:r>
           <w:rPr>
             <w:rFonts w:ascii="Times New Roman Bold" w:hAnsi="Times New Roman Bold" w:hint="eastAsia"/>
@@ -12596,7 +12693,7 @@
           <w:t>模化模拟方法的精度。</w:t>
         </w:r>
       </w:ins>
-      <w:del w:id="497" w:author="Yongkai Chen" w:date="2026-03-04T18:51:00Z" w16du:dateUtc="2026-03-04T10:51:00Z">
+      <w:del w:id="511" w:author="Yongkai Chen" w:date="2026-03-04T18:51:00Z" w16du:dateUtc="2026-03-04T10:51:00Z">
         <w:r>
           <w:rPr>
             <w:rFonts w:ascii="Times New Roman Bold" w:hAnsi="Times New Roman Bold" w:hint="eastAsia"/>
@@ -12609,7 +12706,7 @@
       <w:pPr>
         <w:pStyle w:val="section"/>
         <w:spacing w:beforeLines="50" w:before="156"/>
-        <w:ind w:firstLine="482"/>
+        <w:ind w:firstLine="489"/>
         <w:rPr>
           <w:rFonts w:hint="eastAsia"/>
           <w:b/>
@@ -12645,7 +12742,7 @@
       <w:pPr>
         <w:pStyle w:val="section"/>
         <w:spacing w:beforeLines="50" w:before="156"/>
-        <w:ind w:firstLine="482"/>
+        <w:ind w:firstLine="489"/>
         <w:rPr>
           <w:rFonts w:hint="eastAsia"/>
           <w:b/>
@@ -12756,7 +12853,7 @@
       <w:pPr>
         <w:pStyle w:val="section"/>
         <w:spacing w:beforeLines="50" w:before="156"/>
-        <w:ind w:firstLine="482"/>
+        <w:ind w:firstLine="489"/>
         <w:rPr>
           <w:rFonts w:hint="eastAsia"/>
           <w:b/>
@@ -12860,7 +12957,7 @@
       <w:pPr>
         <w:pStyle w:val="section"/>
         <w:spacing w:beforeLines="50" w:before="156"/>
-        <w:ind w:firstLine="482"/>
+        <w:ind w:firstLine="489"/>
         <w:rPr>
           <w:rFonts w:hint="eastAsia"/>
           <w:b/>
@@ -12996,9 +13093,9 @@
     <w:p>
       <w:pPr>
         <w:spacing w:line="440" w:lineRule="exact"/>
-        <w:ind w:leftChars="50" w:left="100" w:firstLineChars="150" w:firstLine="361"/>
-        <w:rPr>
-          <w:rFonts w:ascii="Times New Roman Bold" w:hAnsi="Times New Roman Bold" w:cs="楷体_GB2312" w:hint="eastAsia"/>
+        <w:ind w:leftChars="50" w:left="100" w:firstLineChars="150" w:firstLine="367"/>
+        <w:rPr>
+          <w:rFonts w:ascii="Times New Roman Bold" w:hAnsi="Times New Roman Bold" w:cs="KaiTi_GB2312" w:hint="eastAsia"/>
           <w:b/>
           <w:sz w:val="24"/>
           <w:szCs w:val="24"/>
@@ -13037,7 +13134,7 @@
         <w:spacing w:line="440" w:lineRule="exact"/>
         <w:ind w:firstLineChars="200" w:firstLine="480"/>
         <w:rPr>
-          <w:rFonts w:ascii="Times New Roman Bold" w:hAnsi="Times New Roman Bold" w:cs="楷体_GB2312" w:hint="eastAsia"/>
+          <w:rFonts w:ascii="Times New Roman Bold" w:hAnsi="Times New Roman Bold" w:cs="KaiTi_GB2312" w:hint="eastAsia"/>
           <w:bCs/>
           <w:sz w:val="24"/>
           <w:szCs w:val="24"/>
@@ -13045,7 +13142,7 @@
       </w:pPr>
       <w:r>
         <w:rPr>
-          <w:rFonts w:ascii="Times New Roman Bold" w:hAnsi="Times New Roman Bold" w:cs="楷体_GB2312" w:hint="eastAsia"/>
+          <w:rFonts w:ascii="Times New Roman Bold" w:hAnsi="Times New Roman Bold" w:cs="KaiTi_GB2312" w:hint="eastAsia"/>
           <w:bCs/>
           <w:sz w:val="24"/>
           <w:szCs w:val="24"/>
@@ -13054,7 +13151,7 @@
       </w:r>
       <w:r>
         <w:rPr>
-          <w:rFonts w:ascii="Times New Roman Bold" w:hAnsi="Times New Roman Bold" w:cs="楷体_GB2312" w:hint="eastAsia"/>
+          <w:rFonts w:ascii="Times New Roman Bold" w:hAnsi="Times New Roman Bold" w:cs="KaiTi_GB2312" w:hint="eastAsia"/>
           <w:bCs/>
           <w:sz w:val="24"/>
           <w:szCs w:val="24"/>
@@ -13063,7 +13160,7 @@
       </w:r>
       <w:r>
         <w:rPr>
-          <w:rFonts w:ascii="Times New Roman Bold" w:hAnsi="Times New Roman Bold" w:cs="楷体_GB2312" w:hint="eastAsia"/>
+          <w:rFonts w:ascii="Times New Roman Bold" w:hAnsi="Times New Roman Bold" w:cs="KaiTi_GB2312" w:hint="eastAsia"/>
           <w:bCs/>
           <w:sz w:val="24"/>
           <w:szCs w:val="24"/>
@@ -13117,12 +13214,11 @@
                         <w:txbxContent>
                           <w:p>
                             <w:pPr>
-                              <w:pStyle w:val="ac"/>
+                              <w:pStyle w:val="Caption"/>
                               <w:spacing w:line="240" w:lineRule="auto"/>
                               <w:ind w:firstLineChars="0" w:firstLine="0"/>
                               <w:jc w:val="center"/>
                               <w:rPr>
-                                <w:rFonts w:hint="eastAsia"/>
                                 <w:b/>
                                 <w:bCs/>
                                 <w:i w:val="0"/>
@@ -13190,12 +13286,11 @@
                           </w:p>
                           <w:p>
                             <w:pPr>
-                              <w:pStyle w:val="ac"/>
+                              <w:pStyle w:val="Caption"/>
                               <w:spacing w:line="240" w:lineRule="auto"/>
                               <w:ind w:firstLineChars="0" w:firstLine="0"/>
                               <w:jc w:val="center"/>
                               <w:rPr>
-                                <w:rFonts w:hint="eastAsia"/>
                                 <w:b/>
                                 <w:bCs/>
                                 <w:noProof/>
@@ -13267,17 +13362,16 @@
                 <v:stroke joinstyle="miter"/>
                 <v:path gradientshapeok="t" o:connecttype="rect"/>
               </v:shapetype>
-              <v:shape id="Text Box 14" o:spid="_x0000_s1026" type="#_x0000_t202" style="position:absolute;left:0;text-align:left;margin-left:0;margin-top:22.45pt;width:367.75pt;height:.05pt;z-index:251681792;visibility:visible;mso-wrap-style:square;mso-width-percent:0;mso-height-percent:0;mso-wrap-distance-left:9pt;mso-wrap-distance-top:0;mso-wrap-distance-right:9pt;mso-wrap-distance-bottom:0;mso-position-horizontal:center;mso-position-horizontal-relative:margin;mso-position-vertical:absolute;mso-position-vertical-relative:text;mso-width-percent:0;mso-height-percent:0;mso-width-relative:page;mso-height-relative:page;v-text-anchor:top" o:gfxdata="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" stroked="f">
+              <v:shape id="Text Box 14" o:spid="_x0000_s1026" type="#_x0000_t202" style="position:absolute;left:0;text-align:left;margin-left:0;margin-top:22.45pt;width:367.75pt;height:.05pt;z-index:251681792;visibility:visible;mso-wrap-style:square;mso-width-percent:0;mso-height-percent:0;mso-wrap-distance-left:9pt;mso-wrap-distance-top:0;mso-wrap-distance-right:9pt;mso-wrap-distance-bottom:0;mso-position-horizontal:center;mso-position-horizontal-relative:margin;mso-position-vertical:absolute;mso-position-vertical-relative:text;mso-width-percent:0;mso-height-percent:0;mso-width-relative:page;mso-height-relative:page;v-text-anchor:top" o:gfxdata="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" stroked="f">
                 <v:textbox style="mso-fit-shape-to-text:t" inset="0,0,0,0">
                   <w:txbxContent>
                     <w:p>
                       <w:pPr>
-                        <w:pStyle w:val="ac"/>
+                        <w:pStyle w:val="Caption"/>
                         <w:spacing w:line="240" w:lineRule="auto"/>
                         <w:ind w:firstLineChars="0" w:firstLine="0"/>
                         <w:jc w:val="center"/>
                         <w:rPr>
-                          <w:rFonts w:hint="eastAsia"/>
                           <w:b/>
                           <w:bCs/>
                           <w:i w:val="0"/>
@@ -13345,12 +13439,11 @@
                     </w:p>
                     <w:p>
                       <w:pPr>
-                        <w:pStyle w:val="ac"/>
+                        <w:pStyle w:val="Caption"/>
                         <w:spacing w:line="240" w:lineRule="auto"/>
                         <w:ind w:firstLineChars="0" w:firstLine="0"/>
                         <w:jc w:val="center"/>
                         <w:rPr>
-                          <w:rFonts w:hint="eastAsia"/>
                           <w:b/>
                           <w:bCs/>
                           <w:noProof/>
@@ -13406,7 +13499,7 @@
       </w:r>
       <w:r>
         <w:rPr>
-          <w:rFonts w:ascii="Times New Roman Bold" w:hAnsi="Times New Roman Bold" w:cs="楷体_GB2312" w:hint="eastAsia"/>
+          <w:rFonts w:ascii="Times New Roman Bold" w:hAnsi="Times New Roman Bold" w:cs="KaiTi_GB2312" w:hint="eastAsia"/>
           <w:bCs/>
           <w:sz w:val="24"/>
           <w:szCs w:val="24"/>
@@ -13415,7 +13508,7 @@
       </w:r>
       <w:r>
         <w:rPr>
-          <w:rFonts w:ascii="Times New Roman Bold" w:hAnsi="Times New Roman Bold" w:cs="楷体_GB2312" w:hint="eastAsia"/>
+          <w:rFonts w:ascii="Times New Roman Bold" w:hAnsi="Times New Roman Bold" w:cs="KaiTi_GB2312" w:hint="eastAsia"/>
           <w:bCs/>
           <w:sz w:val="24"/>
           <w:szCs w:val="24"/>
@@ -13503,12 +13596,11 @@
                         <w:txbxContent>
                           <w:p>
                             <w:pPr>
-                              <w:pStyle w:val="ac"/>
+                              <w:pStyle w:val="Caption"/>
                               <w:spacing w:line="240" w:lineRule="auto"/>
                               <w:ind w:firstLineChars="0" w:firstLine="0"/>
                               <w:jc w:val="center"/>
                               <w:rPr>
-                                <w:rFonts w:hint="eastAsia"/>
                                 <w:b/>
                                 <w:bCs/>
                                 <w:i w:val="0"/>
@@ -13577,12 +13669,11 @@
                           </w:p>
                           <w:p>
                             <w:pPr>
-                              <w:pStyle w:val="ac"/>
+                              <w:pStyle w:val="Caption"/>
                               <w:spacing w:line="240" w:lineRule="auto"/>
                               <w:ind w:firstLineChars="0" w:firstLine="0"/>
                               <w:jc w:val="center"/>
                               <w:rPr>
-                                <w:rFonts w:hint="eastAsia"/>
                                 <w:b/>
                                 <w:bCs/>
                                 <w:noProof/>
@@ -13685,17 +13776,16 @@
           </mc:Choice>
           <mc:Fallback>
             <w:pict>
-              <v:shape w14:anchorId="36C3CB26" id="_x0000_s1027" type="#_x0000_t202" style="position:absolute;left:0;text-align:left;margin-left:0;margin-top:9.7pt;width:367.75pt;height:.05pt;z-index:251679744;visibility:visible;mso-wrap-style:square;mso-width-percent:0;mso-height-percent:0;mso-wrap-distance-left:9pt;mso-wrap-distance-top:0;mso-wrap-distance-right:9pt;mso-wrap-distance-bottom:0;mso-position-horizontal:center;mso-position-horizontal-relative:margin;mso-position-vertical:absolute;mso-position-vertical-relative:text;mso-width-percent:0;mso-height-percent:0;mso-width-relative:page;mso-height-relative:page;v-text-anchor:top" o:gfxdata="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" stroked="f">
+              <v:shape w14:anchorId="36C3CB26" id="_x0000_s1027" type="#_x0000_t202" style="position:absolute;left:0;text-align:left;margin-left:0;margin-top:9.7pt;width:367.75pt;height:.05pt;z-index:251679744;visibility:visible;mso-wrap-style:square;mso-width-percent:0;mso-height-percent:0;mso-wrap-distance-left:9pt;mso-wrap-distance-top:0;mso-wrap-distance-right:9pt;mso-wrap-distance-bottom:0;mso-position-horizontal:center;mso-position-horizontal-relative:margin;mso-position-vertical:absolute;mso-position-vertical-relative:text;mso-width-percent:0;mso-height-percent:0;mso-width-relative:page;mso-height-relative:page;v-text-anchor:top" o:gfxdata="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" stroked="f">
                 <v:textbox style="mso-fit-shape-to-text:t" inset="0,0,0,0">
                   <w:txbxContent>
                     <w:p>
                       <w:pPr>
-                        <w:pStyle w:val="ac"/>
+                        <w:pStyle w:val="Caption"/>
                         <w:spacing w:line="240" w:lineRule="auto"/>
                         <w:ind w:firstLineChars="0" w:firstLine="0"/>
                         <w:jc w:val="center"/>
                         <w:rPr>
-                          <w:rFonts w:hint="eastAsia"/>
                           <w:b/>
                           <w:bCs/>
                           <w:i w:val="0"/>
@@ -13764,12 +13854,11 @@
                     </w:p>
                     <w:p>
                       <w:pPr>
-                        <w:pStyle w:val="ac"/>
+                        <w:pStyle w:val="Caption"/>
                         <w:spacing w:line="240" w:lineRule="auto"/>
                         <w:ind w:firstLineChars="0" w:firstLine="0"/>
                         <w:jc w:val="center"/>
                         <w:rPr>
-                          <w:rFonts w:hint="eastAsia"/>
                           <w:b/>
                           <w:bCs/>
                           <w:noProof/>
@@ -13911,16 +14000,17 @@
           <w:i/>
           <w:iCs/>
         </w:rPr>
-        <w:t xml:space="preserve"> H</w:t>
-      </w:r>
-      <w:r>
-        <w:rPr>
-          <w:rFonts w:ascii="Times New Roman" w:hAnsi="Times New Roman" w:hint="eastAsia"/>
+        <w:t xml:space="preserve"> </w:t>
+      </w:r>
+      <w:proofErr w:type="spellStart"/>
+      <w:r>
+        <w:rPr>
+          <w:rFonts w:ascii="Times New Roman" w:hAnsi="Times New Roman"/>
           <w:bCs/>
           <w:i/>
           <w:iCs/>
         </w:rPr>
-        <w:t>ydra</w:t>
+        <w:t>H</w:t>
       </w:r>
       <w:r>
         <w:rPr>
@@ -13929,7 +14019,7 @@
           <w:i/>
           <w:iCs/>
         </w:rPr>
-        <w:t>u</w:t>
+        <w:t>ydra</w:t>
       </w:r>
       <w:r>
         <w:rPr>
@@ -13938,7 +14028,26 @@
           <w:i/>
           <w:iCs/>
         </w:rPr>
-        <w:t xml:space="preserve">l. Res., </w:t>
+        <w:t>u</w:t>
+      </w:r>
+      <w:r>
+        <w:rPr>
+          <w:rFonts w:ascii="Times New Roman" w:hAnsi="Times New Roman" w:hint="eastAsia"/>
+          <w:bCs/>
+          <w:i/>
+          <w:iCs/>
+        </w:rPr>
+        <w:t>l</w:t>
+      </w:r>
+      <w:proofErr w:type="spellEnd"/>
+      <w:r>
+        <w:rPr>
+          <w:rFonts w:ascii="Times New Roman" w:hAnsi="Times New Roman" w:hint="eastAsia"/>
+          <w:bCs/>
+          <w:i/>
+          <w:iCs/>
+        </w:rPr>
+        <w:t xml:space="preserve">. Res., </w:t>
       </w:r>
       <w:r>
         <w:rPr>
@@ -14258,12 +14367,11 @@
                         <w:txbxContent>
                           <w:p>
                             <w:pPr>
-                              <w:pStyle w:val="ac"/>
+                              <w:pStyle w:val="Caption"/>
                               <w:spacing w:line="240" w:lineRule="auto"/>
                               <w:ind w:firstLineChars="0" w:firstLine="0"/>
                               <w:jc w:val="center"/>
                               <w:rPr>
-                                <w:rFonts w:hint="eastAsia"/>
                                 <w:b/>
                                 <w:bCs/>
                                 <w:i w:val="0"/>
@@ -14332,12 +14440,11 @@
                           </w:p>
                           <w:p>
                             <w:pPr>
-                              <w:pStyle w:val="ac"/>
+                              <w:pStyle w:val="Caption"/>
                               <w:spacing w:line="240" w:lineRule="auto"/>
                               <w:ind w:firstLineChars="0" w:firstLine="0"/>
                               <w:jc w:val="center"/>
                               <w:rPr>
-                                <w:rFonts w:hint="eastAsia"/>
                                 <w:b/>
                                 <w:bCs/>
                                 <w:noProof/>
@@ -14440,17 +14547,16 @@
           </mc:Choice>
           <mc:Fallback>
             <w:pict>
-              <v:shape w14:anchorId="3893BEC3" id="_x0000_s1028" type="#_x0000_t202" style="position:absolute;left:0;text-align:left;margin-left:0;margin-top:22.1pt;width:419.85pt;height:281.55pt;z-index:251677696;visibility:visible;mso-wrap-style:square;mso-width-percent:0;mso-height-percent:0;mso-wrap-distance-left:9pt;mso-wrap-distance-top:0;mso-wrap-distance-right:9pt;mso-wrap-distance-bottom:0;mso-position-horizontal:absolute;mso-position-horizontal-relative:margin;mso-position-vertical:absolute;mso-position-vertical-relative:text;mso-width-percent:0;mso-height-percent:0;mso-width-relative:page;mso-height-relative:page;v-text-anchor:top" o:gfxdata="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" stroked="f">
+              <v:shape w14:anchorId="3893BEC3" id="_x0000_s1028" type="#_x0000_t202" style="position:absolute;left:0;text-align:left;margin-left:0;margin-top:22.1pt;width:419.85pt;height:281.55pt;z-index:251677696;visibility:visible;mso-wrap-style:square;mso-width-percent:0;mso-height-percent:0;mso-wrap-distance-left:9pt;mso-wrap-distance-top:0;mso-wrap-distance-right:9pt;mso-wrap-distance-bottom:0;mso-position-horizontal:absolute;mso-position-horizontal-relative:margin;mso-position-vertical:absolute;mso-position-vertical-relative:text;mso-width-percent:0;mso-height-percent:0;mso-width-relative:page;mso-height-relative:page;v-text-anchor:top" o:gfxdata="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" stroked="f">
                 <v:textbox inset="0,0,0,0">
                   <w:txbxContent>
                     <w:p>
                       <w:pPr>
-                        <w:pStyle w:val="ac"/>
+                        <w:pStyle w:val="Caption"/>
                         <w:spacing w:line="240" w:lineRule="auto"/>
                         <w:ind w:firstLineChars="0" w:firstLine="0"/>
                         <w:jc w:val="center"/>
                         <w:rPr>
-                          <w:rFonts w:hint="eastAsia"/>
                           <w:b/>
                           <w:bCs/>
                           <w:i w:val="0"/>
@@ -14519,12 +14625,11 @@
                     </w:p>
                     <w:p>
                       <w:pPr>
-                        <w:pStyle w:val="ac"/>
+                        <w:pStyle w:val="Caption"/>
                         <w:spacing w:line="240" w:lineRule="auto"/>
                         <w:ind w:firstLineChars="0" w:firstLine="0"/>
                         <w:jc w:val="center"/>
                         <w:rPr>
-                          <w:rFonts w:hint="eastAsia"/>
                           <w:b/>
                           <w:bCs/>
                           <w:noProof/>
@@ -14931,7 +15036,7 @@
         </w:rPr>
         <w:t> </w:t>
       </w:r>
-      <w:bookmarkStart w:id="498" w:name="OLE_LINK4"/>
+      <w:bookmarkStart w:id="512" w:name="OLE_LINK4"/>
       <m:oMath>
         <m:sSup>
           <m:sSupPr>
@@ -15009,7 +15114,7 @@
           </m:e>
         </m:d>
       </m:oMath>
-      <w:bookmarkEnd w:id="498"/>
+      <w:bookmarkEnd w:id="512"/>
       <w:r>
         <w:rPr>
           <w:rFonts w:ascii="Times New Roman" w:hAnsi="Times New Roman" w:hint="eastAsia"/>
@@ -16465,12 +16570,11 @@
                         <w:txbxContent>
                           <w:p>
                             <w:pPr>
-                              <w:pStyle w:val="ac"/>
+                              <w:pStyle w:val="Caption"/>
                               <w:spacing w:line="240" w:lineRule="auto"/>
                               <w:ind w:firstLineChars="0" w:firstLine="0"/>
                               <w:jc w:val="center"/>
                               <w:rPr>
-                                <w:rFonts w:hint="eastAsia"/>
                                 <w:b/>
                                 <w:bCs/>
                                 <w:i w:val="0"/>
@@ -16539,12 +16643,11 @@
                           </w:p>
                           <w:p>
                             <w:pPr>
-                              <w:pStyle w:val="ac"/>
+                              <w:pStyle w:val="Caption"/>
                               <w:spacing w:line="240" w:lineRule="auto"/>
                               <w:ind w:firstLineChars="0" w:firstLine="0"/>
                               <w:jc w:val="center"/>
                               <w:rPr>
-                                <w:rFonts w:hint="eastAsia"/>
                                 <w:b/>
                                 <w:bCs/>
                                 <w:noProof/>
@@ -16612,17 +16715,16 @@
           </mc:Choice>
           <mc:Fallback>
             <w:pict>
-              <v:shape w14:anchorId="014DF86F" id="_x0000_s1029" type="#_x0000_t202" style="position:absolute;left:0;text-align:left;margin-left:0;margin-top:21.75pt;width:419.85pt;height:134.5pt;z-index:251675648;visibility:visible;mso-wrap-style:square;mso-width-percent:0;mso-height-percent:0;mso-wrap-distance-left:9pt;mso-wrap-distance-top:0;mso-wrap-distance-right:9pt;mso-wrap-distance-bottom:0;mso-position-horizontal:absolute;mso-position-horizontal-relative:margin;mso-position-vertical:absolute;mso-position-vertical-relative:text;mso-width-percent:0;mso-height-percent:0;mso-width-relative:page;mso-height-relative:page;v-text-anchor:top" o:gfxdata="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" stroked="f">
+              <v:shape w14:anchorId="014DF86F" id="_x0000_s1029" type="#_x0000_t202" style="position:absolute;left:0;text-align:left;margin-left:0;margin-top:21.75pt;width:419.85pt;height:134.5pt;z-index:251675648;visibility:visible;mso-wrap-style:square;mso-width-percent:0;mso-height-percent:0;mso-wrap-distance-left:9pt;mso-wrap-distance-top:0;mso-wrap-distance-right:9pt;mso-wrap-distance-bottom:0;mso-position-horizontal:absolute;mso-position-horizontal-relative:margin;mso-position-vertical:absolute;mso-position-vertical-relative:text;mso-width-percent:0;mso-height-percent:0;mso-width-relative:page;mso-height-relative:page;v-text-anchor:top" o:gfxdata="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" stroked="f">
                 <v:textbox inset="0,0,0,0">
                   <w:txbxContent>
                     <w:p>
                       <w:pPr>
-                        <w:pStyle w:val="ac"/>
+                        <w:pStyle w:val="Caption"/>
                         <w:spacing w:line="240" w:lineRule="auto"/>
                         <w:ind w:firstLineChars="0" w:firstLine="0"/>
                         <w:jc w:val="center"/>
                         <w:rPr>
-                          <w:rFonts w:hint="eastAsia"/>
                           <w:b/>
                           <w:bCs/>
                           <w:i w:val="0"/>
@@ -16691,12 +16793,11 @@
                     </w:p>
                     <w:p>
                       <w:pPr>
-                        <w:pStyle w:val="ac"/>
+                        <w:pStyle w:val="Caption"/>
                         <w:spacing w:line="240" w:lineRule="auto"/>
                         <w:ind w:firstLineChars="0" w:firstLine="0"/>
                         <w:jc w:val="center"/>
                         <w:rPr>
-                          <w:rFonts w:hint="eastAsia"/>
                           <w:b/>
                           <w:bCs/>
                           <w:noProof/>
@@ -17208,7 +17309,7 @@
                   </m:r>
                 </m:sup>
               </m:sSup>
-              <w:bookmarkStart w:id="499" w:name="OLE_LINK5"/>
+              <w:bookmarkStart w:id="513" w:name="OLE_LINK5"/>
               <m:func>
                 <m:funcPr>
                   <m:ctrlPr>
@@ -17279,7 +17380,7 @@
                   </m:r>
                 </m:e>
               </m:func>
-              <w:bookmarkEnd w:id="499"/>
+              <w:bookmarkEnd w:id="513"/>
             </m:e>
           </m:func>
         </m:oMath>
@@ -19213,7 +19314,7 @@
         </w:rPr>
         <w:t>基于模态分析手段，结合</w:t>
       </w:r>
-      <w:bookmarkStart w:id="500" w:name="_Hlk193110783"/>
+      <w:bookmarkStart w:id="514" w:name="_Hlk193110783"/>
       <w:r>
         <w:rPr>
           <w:rFonts w:hint="eastAsia"/>
@@ -19221,7 +19322,7 @@
         </w:rPr>
         <w:t>Helmholtz</w:t>
       </w:r>
-      <w:bookmarkEnd w:id="500"/>
+      <w:bookmarkEnd w:id="514"/>
       <w:r>
         <w:rPr>
           <w:rFonts w:hint="eastAsia"/>
@@ -19270,17 +19371,17 @@
       <w:pPr>
         <w:snapToGrid w:val="0"/>
         <w:spacing w:line="440" w:lineRule="exact"/>
-        <w:ind w:firstLineChars="196" w:firstLine="472"/>
-        <w:rPr>
-          <w:rFonts w:ascii="宋体" w:hAnsi="宋体" w:hint="eastAsia"/>
-          <w:b/>
-          <w:bCs/>
-          <w:sz w:val="24"/>
-        </w:rPr>
-      </w:pPr>
-      <w:r>
-        <w:rPr>
-          <w:rFonts w:ascii="宋体" w:hAnsi="宋体" w:hint="eastAsia"/>
+        <w:ind w:firstLineChars="196" w:firstLine="480"/>
+        <w:rPr>
+          <w:rFonts w:ascii="SimSun" w:hAnsi="SimSun"/>
+          <w:b/>
+          <w:bCs/>
+          <w:sz w:val="24"/>
+        </w:rPr>
+      </w:pPr>
+      <w:r>
+        <w:rPr>
+          <w:rFonts w:ascii="SimSun" w:hAnsi="SimSun" w:hint="eastAsia"/>
           <w:b/>
           <w:bCs/>
           <w:sz w:val="24"/>
@@ -19289,7 +19390,7 @@
       </w:r>
       <w:r>
         <w:rPr>
-          <w:rFonts w:ascii="宋体" w:hAnsi="宋体" w:hint="eastAsia"/>
+          <w:rFonts w:ascii="SimSun" w:hAnsi="SimSun" w:hint="eastAsia"/>
           <w:b/>
           <w:bCs/>
           <w:sz w:val="24"/>
@@ -19298,7 +19399,7 @@
       </w:r>
       <w:r>
         <w:rPr>
-          <w:rFonts w:ascii="宋体" w:hAnsi="宋体" w:hint="eastAsia"/>
+          <w:rFonts w:ascii="SimSun" w:hAnsi="SimSun" w:hint="eastAsia"/>
           <w:b/>
           <w:bCs/>
           <w:sz w:val="24"/>
@@ -19310,15 +19411,15 @@
       <w:pPr>
         <w:snapToGrid w:val="0"/>
         <w:spacing w:line="440" w:lineRule="exact"/>
-        <w:ind w:firstLineChars="196" w:firstLine="472"/>
-        <w:rPr>
-          <w:rFonts w:ascii="宋体" w:hAnsi="宋体" w:hint="eastAsia"/>
-          <w:sz w:val="24"/>
-        </w:rPr>
-      </w:pPr>
-      <w:r>
-        <w:rPr>
-          <w:rFonts w:ascii="宋体" w:hAnsi="宋体"/>
+        <w:ind w:firstLineChars="196" w:firstLine="480"/>
+        <w:rPr>
+          <w:rFonts w:ascii="SimSun" w:hAnsi="SimSun"/>
+          <w:sz w:val="24"/>
+        </w:rPr>
+      </w:pPr>
+      <w:r>
+        <w:rPr>
+          <w:rFonts w:ascii="SimSun" w:hAnsi="SimSun"/>
           <w:b/>
           <w:bCs/>
           <w:sz w:val="24"/>
@@ -19327,7 +19428,7 @@
       </w:r>
       <w:r>
         <w:rPr>
-          <w:rFonts w:ascii="宋体" w:hAnsi="宋体" w:hint="eastAsia"/>
+          <w:rFonts w:ascii="SimSun" w:hAnsi="SimSun" w:hint="eastAsia"/>
           <w:b/>
           <w:bCs/>
           <w:sz w:val="24"/>
@@ -19336,7 +19437,7 @@
       </w:r>
       <w:r>
         <w:rPr>
-          <w:rFonts w:ascii="宋体" w:hAnsi="宋体" w:hint="eastAsia"/>
+          <w:rFonts w:ascii="SimSun" w:hAnsi="SimSun" w:hint="eastAsia"/>
           <w:b/>
           <w:bCs/>
           <w:sz w:val="24"/>
@@ -19345,7 +19446,7 @@
       </w:r>
       <w:r>
         <w:rPr>
-          <w:rFonts w:ascii="宋体" w:hAnsi="宋体" w:hint="eastAsia"/>
+          <w:rFonts w:ascii="SimSun" w:hAnsi="SimSun" w:hint="eastAsia"/>
           <w:b/>
           <w:bCs/>
           <w:sz w:val="24"/>
@@ -19354,28 +19455,28 @@
       </w:r>
       <w:r>
         <w:rPr>
-          <w:rFonts w:ascii="宋体" w:hAnsi="宋体" w:hint="eastAsia"/>
+          <w:rFonts w:ascii="SimSun" w:hAnsi="SimSun" w:hint="eastAsia"/>
           <w:sz w:val="24"/>
         </w:rPr>
         <w:t>粗糙壁的复杂表面结构是造成模拟困难的主因之一，已有近壁面流动模拟方法隐去大量几何细节，处理</w:t>
       </w:r>
       <w:r>
         <w:rPr>
-          <w:rFonts w:ascii="宋体" w:hAnsi="宋体" w:hint="eastAsia"/>
+          <w:rFonts w:ascii="SimSun" w:hAnsi="SimSun" w:hint="eastAsia"/>
           <w:sz w:val="24"/>
         </w:rPr>
         <w:t>各向异性粗糙</w:t>
       </w:r>
       <w:r>
         <w:rPr>
-          <w:rFonts w:ascii="宋体" w:hAnsi="宋体" w:hint="eastAsia"/>
+          <w:rFonts w:ascii="SimSun" w:hAnsi="SimSun" w:hint="eastAsia"/>
           <w:sz w:val="24"/>
         </w:rPr>
         <w:t>壁较为困难。本项目提出将粗糙壁所形成的拓扑结构转化为图神经网络，尽可能保留壁面的各向异性</w:t>
       </w:r>
       <w:r>
         <w:rPr>
-          <w:rFonts w:ascii="宋体" w:hAnsi="宋体" w:hint="eastAsia"/>
+          <w:rFonts w:ascii="SimSun" w:hAnsi="SimSun" w:hint="eastAsia"/>
           <w:sz w:val="24"/>
         </w:rPr>
         <w:t>及其对应的流动状态，形成壁面几何-流动关系的模型。</w:t>
@@ -19385,15 +19486,15 @@
       <w:pPr>
         <w:snapToGrid w:val="0"/>
         <w:spacing w:line="440" w:lineRule="exact"/>
-        <w:ind w:firstLineChars="196" w:firstLine="472"/>
-        <w:rPr>
-          <w:rFonts w:ascii="宋体" w:hAnsi="宋体" w:hint="eastAsia"/>
-          <w:sz w:val="24"/>
-        </w:rPr>
-      </w:pPr>
-      <w:r>
-        <w:rPr>
-          <w:rFonts w:ascii="宋体" w:hAnsi="宋体"/>
+        <w:ind w:firstLineChars="196" w:firstLine="480"/>
+        <w:rPr>
+          <w:rFonts w:ascii="SimSun" w:hAnsi="SimSun"/>
+          <w:sz w:val="24"/>
+        </w:rPr>
+      </w:pPr>
+      <w:r>
+        <w:rPr>
+          <w:rFonts w:ascii="SimSun" w:hAnsi="SimSun"/>
           <w:b/>
           <w:bCs/>
           <w:sz w:val="24"/>
@@ -19402,7 +19503,7 @@
       </w:r>
       <w:r>
         <w:rPr>
-          <w:rFonts w:ascii="宋体" w:hAnsi="宋体" w:hint="eastAsia"/>
+          <w:rFonts w:ascii="SimSun" w:hAnsi="SimSun" w:hint="eastAsia"/>
           <w:b/>
           <w:bCs/>
           <w:sz w:val="24"/>
@@ -19411,7 +19512,7 @@
       </w:r>
       <w:r>
         <w:rPr>
-          <w:rFonts w:ascii="宋体" w:hAnsi="宋体" w:hint="eastAsia"/>
+          <w:rFonts w:ascii="SimSun" w:hAnsi="SimSun" w:hint="eastAsia"/>
           <w:b/>
           <w:bCs/>
           <w:sz w:val="24"/>
@@ -19420,7 +19521,7 @@
       </w:r>
       <w:r>
         <w:rPr>
-          <w:rFonts w:ascii="宋体" w:hAnsi="宋体" w:hint="eastAsia"/>
+          <w:rFonts w:ascii="SimSun" w:hAnsi="SimSun" w:hint="eastAsia"/>
           <w:b/>
           <w:bCs/>
           <w:sz w:val="24"/>
@@ -19435,7 +19536,7 @@
       </w:r>
       <w:r>
         <w:rPr>
-          <w:rFonts w:ascii="宋体" w:hAnsi="宋体" w:hint="eastAsia"/>
+          <w:rFonts w:ascii="SimSun" w:hAnsi="SimSun" w:hint="eastAsia"/>
           <w:b/>
           <w:bCs/>
           <w:sz w:val="24"/>
@@ -19444,7 +19545,7 @@
       </w:r>
       <w:r>
         <w:rPr>
-          <w:rFonts w:ascii="宋体" w:hAnsi="宋体" w:hint="eastAsia"/>
+          <w:rFonts w:ascii="SimSun" w:hAnsi="SimSun" w:hint="eastAsia"/>
           <w:b/>
           <w:bCs/>
           <w:sz w:val="24"/>
@@ -19453,7 +19554,7 @@
       </w:r>
       <w:r>
         <w:rPr>
-          <w:rFonts w:ascii="宋体" w:hAnsi="宋体" w:hint="eastAsia"/>
+          <w:rFonts w:ascii="SimSun" w:hAnsi="SimSun" w:hint="eastAsia"/>
           <w:b/>
           <w:bCs/>
           <w:sz w:val="24"/>
@@ -19462,7 +19563,7 @@
       </w:r>
       <w:r>
         <w:rPr>
-          <w:rFonts w:ascii="宋体" w:hAnsi="宋体" w:hint="eastAsia"/>
+          <w:rFonts w:ascii="SimSun" w:hAnsi="SimSun" w:hint="eastAsia"/>
           <w:b/>
           <w:bCs/>
           <w:sz w:val="24"/>
@@ -19471,7 +19572,7 @@
       </w:r>
       <w:r>
         <w:rPr>
-          <w:rFonts w:ascii="宋体" w:hAnsi="宋体" w:hint="eastAsia"/>
+          <w:rFonts w:ascii="SimSun" w:hAnsi="SimSun" w:hint="eastAsia"/>
           <w:b/>
           <w:bCs/>
           <w:sz w:val="24"/>
@@ -19480,7 +19581,7 @@
       </w:r>
       <w:r>
         <w:rPr>
-          <w:rFonts w:ascii="宋体" w:hAnsi="宋体" w:hint="eastAsia"/>
+          <w:rFonts w:ascii="SimSun" w:hAnsi="SimSun" w:hint="eastAsia"/>
           <w:b/>
           <w:bCs/>
           <w:sz w:val="24"/>
@@ -19489,7 +19590,7 @@
       </w:r>
       <w:r>
         <w:rPr>
-          <w:rFonts w:ascii="宋体" w:hAnsi="宋体" w:hint="eastAsia"/>
+          <w:rFonts w:ascii="SimSun" w:hAnsi="SimSun" w:hint="eastAsia"/>
           <w:b/>
           <w:bCs/>
           <w:sz w:val="24"/>
@@ -19498,7 +19599,7 @@
       </w:r>
       <w:r>
         <w:rPr>
-          <w:rFonts w:ascii="宋体" w:hAnsi="宋体" w:hint="eastAsia"/>
+          <w:rFonts w:ascii="SimSun" w:hAnsi="SimSun" w:hint="eastAsia"/>
           <w:sz w:val="24"/>
         </w:rPr>
         <w:t>已有的粗糙壁简化模拟方法普遍存在泛化能力弱的问题。对此，本项目提出将</w:t>
@@ -19512,7 +19613,7 @@
       </w:r>
       <w:r>
         <w:rPr>
-          <w:rFonts w:ascii="宋体" w:hAnsi="宋体" w:hint="eastAsia"/>
+          <w:rFonts w:ascii="SimSun" w:hAnsi="SimSun" w:hint="eastAsia"/>
           <w:sz w:val="24"/>
         </w:rPr>
         <w:t>嵌入生成式</w:t>
@@ -19546,14 +19647,14 @@
       </w:r>
       <w:r>
         <w:rPr>
-          <w:rFonts w:ascii="宋体" w:hAnsi="宋体" w:hint="eastAsia"/>
+          <w:rFonts w:ascii="SimSun" w:hAnsi="SimSun" w:hint="eastAsia"/>
           <w:sz w:val="24"/>
         </w:rPr>
         <w:t>泛化阻抗，弱化阻抗模型对经验参数和试验标定的依赖</w:t>
       </w:r>
       <w:r>
         <w:rPr>
-          <w:rFonts w:ascii="宋体" w:hAnsi="宋体" w:hint="eastAsia"/>
+          <w:rFonts w:ascii="SimSun" w:hAnsi="SimSun" w:hint="eastAsia"/>
           <w:sz w:val="24"/>
         </w:rPr>
         <w:t>。</w:t>
@@ -19563,15 +19664,15 @@
       <w:pPr>
         <w:snapToGrid w:val="0"/>
         <w:spacing w:line="440" w:lineRule="exact"/>
-        <w:ind w:firstLineChars="196" w:firstLine="472"/>
-        <w:rPr>
-          <w:rFonts w:ascii="宋体" w:hAnsi="宋体" w:hint="eastAsia"/>
-          <w:sz w:val="24"/>
-        </w:rPr>
-      </w:pPr>
-      <w:r>
-        <w:rPr>
-          <w:rFonts w:ascii="宋体" w:hAnsi="宋体"/>
+        <w:ind w:firstLineChars="196" w:firstLine="480"/>
+        <w:rPr>
+          <w:rFonts w:ascii="SimSun" w:hAnsi="SimSun"/>
+          <w:sz w:val="24"/>
+        </w:rPr>
+      </w:pPr>
+      <w:r>
+        <w:rPr>
+          <w:rFonts w:ascii="SimSun" w:hAnsi="SimSun"/>
           <w:b/>
           <w:bCs/>
           <w:sz w:val="24"/>
@@ -19580,7 +19681,7 @@
       </w:r>
       <w:r>
         <w:rPr>
-          <w:rFonts w:ascii="宋体" w:hAnsi="宋体" w:hint="eastAsia"/>
+          <w:rFonts w:ascii="SimSun" w:hAnsi="SimSun" w:hint="eastAsia"/>
           <w:b/>
           <w:bCs/>
           <w:sz w:val="24"/>
@@ -19589,7 +19690,7 @@
       </w:r>
       <w:r>
         <w:rPr>
-          <w:rFonts w:ascii="宋体" w:hAnsi="宋体" w:hint="eastAsia"/>
+          <w:rFonts w:ascii="SimSun" w:hAnsi="SimSun" w:hint="eastAsia"/>
           <w:b/>
           <w:bCs/>
           <w:sz w:val="24"/>
@@ -19598,7 +19699,7 @@
       </w:r>
       <w:r>
         <w:rPr>
-          <w:rFonts w:ascii="宋体" w:hAnsi="宋体" w:hint="eastAsia"/>
+          <w:rFonts w:ascii="SimSun" w:hAnsi="SimSun" w:hint="eastAsia"/>
           <w:b/>
           <w:bCs/>
           <w:sz w:val="24"/>
@@ -19607,7 +19708,7 @@
       </w:r>
       <w:r>
         <w:rPr>
-          <w:rFonts w:ascii="宋体" w:hAnsi="宋体" w:hint="eastAsia"/>
+          <w:rFonts w:ascii="SimSun" w:hAnsi="SimSun" w:hint="eastAsia"/>
           <w:b/>
           <w:bCs/>
           <w:sz w:val="24"/>
@@ -19616,7 +19717,7 @@
       </w:r>
       <w:r>
         <w:rPr>
-          <w:rFonts w:ascii="宋体" w:hAnsi="宋体" w:hint="eastAsia"/>
+          <w:rFonts w:ascii="SimSun" w:hAnsi="SimSun" w:hint="eastAsia"/>
           <w:b/>
           <w:bCs/>
           <w:sz w:val="24"/>
@@ -19625,7 +19726,7 @@
       </w:r>
       <w:r>
         <w:rPr>
-          <w:rFonts w:ascii="宋体" w:hAnsi="宋体" w:hint="eastAsia"/>
+          <w:rFonts w:ascii="SimSun" w:hAnsi="SimSun" w:hint="eastAsia"/>
           <w:b/>
           <w:bCs/>
           <w:sz w:val="24"/>
@@ -19634,7 +19735,7 @@
       </w:r>
       <w:r>
         <w:rPr>
-          <w:rFonts w:ascii="宋体" w:hAnsi="宋体" w:hint="eastAsia"/>
+          <w:rFonts w:ascii="SimSun" w:hAnsi="SimSun" w:hint="eastAsia"/>
           <w:b/>
           <w:bCs/>
           <w:sz w:val="24"/>
@@ -19643,7 +19744,7 @@
       </w:r>
       <w:r>
         <w:rPr>
-          <w:rFonts w:ascii="宋体" w:hAnsi="宋体" w:hint="eastAsia"/>
+          <w:rFonts w:ascii="SimSun" w:hAnsi="SimSun" w:hint="eastAsia"/>
           <w:b/>
           <w:bCs/>
           <w:sz w:val="24"/>
@@ -19652,98 +19753,98 @@
       </w:r>
       <w:r>
         <w:rPr>
-          <w:rFonts w:ascii="宋体" w:hAnsi="宋体" w:hint="eastAsia"/>
+          <w:rFonts w:ascii="SimSun" w:hAnsi="SimSun" w:hint="eastAsia"/>
           <w:sz w:val="24"/>
         </w:rPr>
         <w:t>目前的</w:t>
       </w:r>
       <w:r>
         <w:rPr>
-          <w:rFonts w:ascii="宋体" w:hAnsi="宋体" w:hint="eastAsia"/>
+          <w:rFonts w:ascii="SimSun" w:hAnsi="SimSun" w:hint="eastAsia"/>
           <w:sz w:val="24"/>
         </w:rPr>
         <w:t>粗糙壁流动模拟</w:t>
       </w:r>
       <w:r>
         <w:rPr>
-          <w:rFonts w:ascii="宋体" w:hAnsi="宋体" w:hint="eastAsia"/>
+          <w:rFonts w:ascii="SimSun" w:hAnsi="SimSun" w:hint="eastAsia"/>
           <w:sz w:val="24"/>
         </w:rPr>
         <w:t>存在常规方法计算量大、</w:t>
       </w:r>
       <w:r>
         <w:rPr>
-          <w:rFonts w:ascii="宋体" w:hAnsi="宋体" w:hint="eastAsia"/>
+          <w:rFonts w:ascii="SimSun" w:hAnsi="SimSun" w:hint="eastAsia"/>
           <w:sz w:val="24"/>
         </w:rPr>
         <w:t>简化模拟精度</w:t>
       </w:r>
       <w:r>
         <w:rPr>
-          <w:rFonts w:ascii="宋体" w:hAnsi="宋体" w:hint="eastAsia"/>
+          <w:rFonts w:ascii="SimSun" w:hAnsi="SimSun" w:hint="eastAsia"/>
           <w:sz w:val="24"/>
         </w:rPr>
         <w:t>不高</w:t>
       </w:r>
       <w:r>
         <w:rPr>
-          <w:rFonts w:ascii="宋体" w:hAnsi="宋体" w:hint="eastAsia"/>
+          <w:rFonts w:ascii="SimSun" w:hAnsi="SimSun" w:hint="eastAsia"/>
           <w:sz w:val="24"/>
         </w:rPr>
         <w:t>等</w:t>
       </w:r>
       <w:r>
         <w:rPr>
-          <w:rFonts w:ascii="宋体" w:hAnsi="宋体" w:hint="eastAsia"/>
+          <w:rFonts w:ascii="SimSun" w:hAnsi="SimSun" w:hint="eastAsia"/>
           <w:sz w:val="24"/>
         </w:rPr>
         <w:t>问题。</w:t>
       </w:r>
       <w:r>
         <w:rPr>
-          <w:rFonts w:ascii="宋体" w:hAnsi="宋体" w:hint="eastAsia"/>
+          <w:rFonts w:ascii="SimSun" w:hAnsi="SimSun" w:hint="eastAsia"/>
           <w:sz w:val="24"/>
         </w:rPr>
         <w:t>本项目</w:t>
       </w:r>
       <w:r>
         <w:rPr>
-          <w:rFonts w:ascii="宋体" w:hAnsi="宋体" w:hint="eastAsia"/>
+          <w:rFonts w:ascii="SimSun" w:hAnsi="SimSun" w:hint="eastAsia"/>
           <w:sz w:val="24"/>
         </w:rPr>
         <w:t>尝试</w:t>
       </w:r>
       <w:r>
         <w:rPr>
-          <w:rFonts w:ascii="宋体" w:hAnsi="宋体" w:hint="eastAsia"/>
+          <w:rFonts w:ascii="SimSun" w:hAnsi="SimSun" w:hint="eastAsia"/>
           <w:sz w:val="24"/>
         </w:rPr>
         <w:t>以</w:t>
       </w:r>
       <w:r>
         <w:rPr>
-          <w:rFonts w:ascii="宋体" w:hAnsi="宋体" w:hint="eastAsia"/>
+          <w:rFonts w:ascii="SimSun" w:hAnsi="SimSun" w:hint="eastAsia"/>
           <w:sz w:val="24"/>
         </w:rPr>
         <w:t>空间可变阻抗</w:t>
       </w:r>
       <w:r>
         <w:rPr>
-          <w:rFonts w:ascii="宋体" w:hAnsi="宋体" w:hint="eastAsia"/>
+          <w:rFonts w:ascii="SimSun" w:hAnsi="SimSun" w:hint="eastAsia"/>
           <w:sz w:val="24"/>
         </w:rPr>
         <w:t>为核心</w:t>
       </w:r>
       <w:r>
         <w:rPr>
-          <w:rFonts w:ascii="宋体" w:hAnsi="宋体" w:hint="eastAsia"/>
+          <w:rFonts w:ascii="SimSun" w:hAnsi="SimSun" w:hint="eastAsia"/>
           <w:sz w:val="24"/>
         </w:rPr>
         <w:t>，</w:t>
       </w:r>
       <w:r>
         <w:rPr>
-          <w:rFonts w:ascii="宋体" w:hAnsi="宋体" w:hint="eastAsia"/>
+          <w:rFonts w:ascii="SimSun" w:hAnsi="SimSun" w:hint="eastAsia"/>
           <w:sz w:val="24"/>
         </w:rPr>
         <w:t>结合</w:t>
@@ -19756,56 +19857,56 @@
       </w:r>
       <w:r>
         <w:rPr>
-          <w:rFonts w:ascii="宋体" w:hAnsi="宋体" w:hint="eastAsia"/>
+          <w:rFonts w:ascii="SimSun" w:hAnsi="SimSun" w:hint="eastAsia"/>
           <w:sz w:val="24"/>
         </w:rPr>
         <w:t>，</w:t>
       </w:r>
       <w:r>
         <w:rPr>
-          <w:rFonts w:ascii="宋体" w:hAnsi="宋体" w:hint="eastAsia"/>
+          <w:rFonts w:ascii="SimSun" w:hAnsi="SimSun" w:hint="eastAsia"/>
           <w:sz w:val="24"/>
         </w:rPr>
         <w:t>实现对来流状态进行实时反馈的边界条件输入，</w:t>
       </w:r>
       <w:r>
         <w:rPr>
-          <w:rFonts w:ascii="宋体" w:hAnsi="宋体" w:hint="eastAsia"/>
+          <w:rFonts w:ascii="SimSun" w:hAnsi="SimSun" w:hint="eastAsia"/>
           <w:sz w:val="24"/>
         </w:rPr>
         <w:t>以期实现</w:t>
       </w:r>
       <w:r>
         <w:rPr>
-          <w:rFonts w:ascii="宋体" w:hAnsi="宋体" w:hint="eastAsia"/>
+          <w:rFonts w:ascii="SimSun" w:hAnsi="SimSun" w:hint="eastAsia"/>
           <w:sz w:val="24"/>
         </w:rPr>
         <w:t>高效的</w:t>
       </w:r>
       <w:r>
         <w:rPr>
-          <w:rFonts w:ascii="宋体" w:hAnsi="宋体" w:hint="eastAsia"/>
+          <w:rFonts w:ascii="SimSun" w:hAnsi="SimSun" w:hint="eastAsia"/>
           <w:sz w:val="24"/>
         </w:rPr>
         <w:t>高超声速粗糙壁</w:t>
       </w:r>
       <w:r>
         <w:rPr>
-          <w:rFonts w:ascii="宋体" w:hAnsi="宋体" w:hint="eastAsia"/>
+          <w:rFonts w:ascii="SimSun" w:hAnsi="SimSun" w:hint="eastAsia"/>
           <w:sz w:val="24"/>
         </w:rPr>
         <w:t>流动</w:t>
       </w:r>
       <w:r>
         <w:rPr>
-          <w:rFonts w:ascii="宋体" w:hAnsi="宋体" w:hint="eastAsia"/>
+          <w:rFonts w:ascii="SimSun" w:hAnsi="SimSun" w:hint="eastAsia"/>
           <w:sz w:val="24"/>
         </w:rPr>
         <w:t>简化</w:t>
       </w:r>
       <w:r>
         <w:rPr>
-          <w:rFonts w:ascii="宋体" w:hAnsi="宋体" w:hint="eastAsia"/>
+          <w:rFonts w:ascii="SimSun" w:hAnsi="SimSun" w:hint="eastAsia"/>
           <w:sz w:val="24"/>
         </w:rPr>
         <w:t>模拟。</w:t>
@@ -19815,17 +19916,17 @@
       <w:pPr>
         <w:snapToGrid w:val="0"/>
         <w:spacing w:line="440" w:lineRule="exact"/>
-        <w:ind w:firstLineChars="196" w:firstLine="472"/>
-        <w:rPr>
-          <w:rFonts w:ascii="宋体" w:hAnsi="宋体" w:hint="eastAsia"/>
-          <w:b/>
-          <w:bCs/>
-          <w:sz w:val="24"/>
-        </w:rPr>
-      </w:pPr>
-      <w:r>
-        <w:rPr>
-          <w:rFonts w:ascii="宋体" w:hAnsi="宋体" w:hint="eastAsia"/>
+        <w:ind w:firstLineChars="196" w:firstLine="480"/>
+        <w:rPr>
+          <w:rFonts w:ascii="SimSun" w:hAnsi="SimSun"/>
+          <w:b/>
+          <w:bCs/>
+          <w:sz w:val="24"/>
+        </w:rPr>
+      </w:pPr>
+      <w:r>
+        <w:rPr>
+          <w:rFonts w:ascii="SimSun" w:hAnsi="SimSun" w:hint="eastAsia"/>
           <w:b/>
           <w:bCs/>
           <w:sz w:val="24"/>
@@ -19834,7 +19935,7 @@
       </w:r>
       <w:r>
         <w:rPr>
-          <w:rFonts w:ascii="宋体" w:hAnsi="宋体" w:hint="eastAsia"/>
+          <w:rFonts w:ascii="SimSun" w:hAnsi="SimSun" w:hint="eastAsia"/>
           <w:b/>
           <w:bCs/>
           <w:sz w:val="24"/>
@@ -19843,7 +19944,7 @@
       </w:r>
       <w:r>
         <w:rPr>
-          <w:rFonts w:ascii="宋体" w:hAnsi="宋体" w:hint="eastAsia"/>
+          <w:rFonts w:ascii="SimSun" w:hAnsi="SimSun" w:hint="eastAsia"/>
           <w:b/>
           <w:bCs/>
           <w:sz w:val="24"/>
@@ -19857,13 +19958,13 @@
         <w:spacing w:line="440" w:lineRule="exact"/>
         <w:ind w:firstLineChars="196" w:firstLine="470"/>
         <w:rPr>
-          <w:rFonts w:ascii="宋体" w:hAnsi="宋体" w:hint="eastAsia"/>
-          <w:sz w:val="24"/>
-        </w:rPr>
-      </w:pPr>
-      <w:r>
-        <w:rPr>
-          <w:rFonts w:ascii="宋体" w:hAnsi="宋体" w:hint="eastAsia"/>
+          <w:rFonts w:ascii="SimSun" w:hAnsi="SimSun"/>
+          <w:sz w:val="24"/>
+        </w:rPr>
+      </w:pPr>
+      <w:r>
+        <w:rPr>
+          <w:rFonts w:ascii="SimSun" w:hAnsi="SimSun" w:hint="eastAsia"/>
           <w:sz w:val="24"/>
         </w:rPr>
         <w:t>本项目计划三年完成，研究计划如下：</w:t>
@@ -19873,17 +19974,17 @@
       <w:pPr>
         <w:snapToGrid w:val="0"/>
         <w:spacing w:line="440" w:lineRule="exact"/>
-        <w:ind w:firstLineChars="196" w:firstLine="472"/>
-        <w:rPr>
-          <w:rFonts w:ascii="宋体" w:hAnsi="宋体" w:hint="eastAsia"/>
-          <w:b/>
-          <w:bCs/>
-          <w:sz w:val="24"/>
-        </w:rPr>
-      </w:pPr>
-      <w:r>
-        <w:rPr>
-          <w:rFonts w:ascii="宋体" w:hAnsi="宋体" w:hint="eastAsia"/>
+        <w:ind w:firstLineChars="196" w:firstLine="480"/>
+        <w:rPr>
+          <w:rFonts w:ascii="SimSun" w:hAnsi="SimSun"/>
+          <w:b/>
+          <w:bCs/>
+          <w:sz w:val="24"/>
+        </w:rPr>
+      </w:pPr>
+      <w:r>
+        <w:rPr>
+          <w:rFonts w:ascii="SimSun" w:hAnsi="SimSun" w:hint="eastAsia"/>
           <w:b/>
           <w:bCs/>
           <w:sz w:val="24"/>
@@ -19892,7 +19993,7 @@
       </w:r>
       <w:r>
         <w:rPr>
-          <w:rFonts w:ascii="宋体" w:hAnsi="宋体" w:hint="eastAsia"/>
+          <w:rFonts w:ascii="SimSun" w:hAnsi="SimSun" w:hint="eastAsia"/>
           <w:b/>
           <w:bCs/>
           <w:sz w:val="24"/>
@@ -19901,7 +20002,7 @@
       </w:r>
       <w:r>
         <w:rPr>
-          <w:rFonts w:ascii="宋体" w:hAnsi="宋体" w:hint="eastAsia"/>
+          <w:rFonts w:ascii="SimSun" w:hAnsi="SimSun" w:hint="eastAsia"/>
           <w:b/>
           <w:bCs/>
           <w:sz w:val="24"/>
@@ -19910,7 +20011,7 @@
       </w:r>
       <w:r>
         <w:rPr>
-          <w:rFonts w:ascii="宋体" w:hAnsi="宋体" w:hint="eastAsia"/>
+          <w:rFonts w:ascii="SimSun" w:hAnsi="SimSun" w:hint="eastAsia"/>
           <w:b/>
           <w:bCs/>
           <w:sz w:val="24"/>
@@ -19919,7 +20020,7 @@
       </w:r>
       <w:r>
         <w:rPr>
-          <w:rFonts w:ascii="宋体" w:hAnsi="宋体" w:hint="eastAsia"/>
+          <w:rFonts w:ascii="SimSun" w:hAnsi="SimSun" w:hint="eastAsia"/>
           <w:b/>
           <w:bCs/>
           <w:sz w:val="24"/>
@@ -19933,27 +20034,27 @@
         <w:spacing w:line="440" w:lineRule="exact"/>
         <w:ind w:firstLineChars="196" w:firstLine="470"/>
         <w:rPr>
-          <w:rFonts w:ascii="宋体" w:hAnsi="宋体" w:hint="eastAsia"/>
-          <w:sz w:val="24"/>
-        </w:rPr>
-      </w:pPr>
-      <w:r>
-        <w:rPr>
-          <w:rFonts w:ascii="宋体" w:hAnsi="宋体" w:hint="eastAsia"/>
+          <w:rFonts w:ascii="SimSun" w:hAnsi="SimSun"/>
+          <w:sz w:val="24"/>
+        </w:rPr>
+      </w:pPr>
+      <w:r>
+        <w:rPr>
+          <w:rFonts w:ascii="SimSun" w:hAnsi="SimSun" w:hint="eastAsia"/>
           <w:sz w:val="24"/>
         </w:rPr>
         <w:t>1</w:t>
       </w:r>
       <w:r>
         <w:rPr>
-          <w:rFonts w:ascii="宋体" w:hAnsi="宋体" w:hint="eastAsia"/>
+          <w:rFonts w:ascii="SimSun" w:hAnsi="SimSun" w:hint="eastAsia"/>
           <w:sz w:val="24"/>
         </w:rPr>
         <w:t>）</w:t>
       </w:r>
       <w:r>
         <w:rPr>
-          <w:rFonts w:ascii="宋体" w:hAnsi="宋体" w:hint="eastAsia"/>
+          <w:rFonts w:ascii="SimSun" w:hAnsi="SimSun" w:hint="eastAsia"/>
           <w:sz w:val="24"/>
         </w:rPr>
         <w:t>基于</w:t>
@@ -19976,7 +20077,7 @@
       </w:r>
       <w:r>
         <w:rPr>
-          <w:rFonts w:ascii="宋体" w:hAnsi="宋体" w:hint="eastAsia"/>
+          <w:rFonts w:ascii="SimSun" w:hAnsi="SimSun" w:hint="eastAsia"/>
           <w:sz w:val="24"/>
         </w:rPr>
         <w:t>通过孔隙网络建模进行</w:t>
@@ -19990,14 +20091,14 @@
       </w:r>
       <w:r>
         <w:rPr>
-          <w:rFonts w:ascii="宋体" w:hAnsi="宋体" w:hint="eastAsia"/>
+          <w:rFonts w:ascii="SimSun" w:hAnsi="SimSun" w:hint="eastAsia"/>
           <w:sz w:val="24"/>
         </w:rPr>
         <w:t>框架的构建</w:t>
       </w:r>
       <w:r>
         <w:rPr>
-          <w:rFonts w:ascii="宋体" w:hAnsi="宋体" w:hint="eastAsia"/>
+          <w:rFonts w:ascii="SimSun" w:hAnsi="SimSun" w:hint="eastAsia"/>
           <w:sz w:val="24"/>
         </w:rPr>
         <w:t>。（内容</w:t>
@@ -20010,14 +20111,14 @@
       </w:r>
       <w:r>
         <w:rPr>
-          <w:rFonts w:ascii="宋体" w:hAnsi="宋体" w:hint="eastAsia"/>
+          <w:rFonts w:ascii="SimSun" w:hAnsi="SimSun" w:hint="eastAsia"/>
           <w:sz w:val="24"/>
         </w:rPr>
         <w:t>）</w:t>
       </w:r>
       <w:r>
         <w:rPr>
-          <w:rFonts w:ascii="宋体" w:hAnsi="宋体" w:hint="eastAsia"/>
+          <w:rFonts w:ascii="SimSun" w:hAnsi="SimSun" w:hint="eastAsia"/>
           <w:sz w:val="24"/>
         </w:rPr>
         <w:t>；</w:t>
@@ -20029,27 +20130,27 @@
         <w:spacing w:line="440" w:lineRule="exact"/>
         <w:ind w:firstLineChars="196" w:firstLine="470"/>
         <w:rPr>
-          <w:rFonts w:ascii="宋体" w:hAnsi="宋体" w:hint="eastAsia"/>
-          <w:sz w:val="24"/>
-        </w:rPr>
-      </w:pPr>
-      <w:r>
-        <w:rPr>
-          <w:rFonts w:ascii="宋体" w:hAnsi="宋体" w:hint="eastAsia"/>
+          <w:rFonts w:ascii="SimSun" w:hAnsi="SimSun"/>
+          <w:sz w:val="24"/>
+        </w:rPr>
+      </w:pPr>
+      <w:r>
+        <w:rPr>
+          <w:rFonts w:ascii="SimSun" w:hAnsi="SimSun" w:hint="eastAsia"/>
           <w:sz w:val="24"/>
         </w:rPr>
         <w:t>2</w:t>
       </w:r>
       <w:r>
         <w:rPr>
-          <w:rFonts w:ascii="宋体" w:hAnsi="宋体" w:hint="eastAsia"/>
+          <w:rFonts w:ascii="SimSun" w:hAnsi="SimSun" w:hint="eastAsia"/>
           <w:sz w:val="24"/>
         </w:rPr>
         <w:t>）</w:t>
       </w:r>
       <w:r>
         <w:rPr>
-          <w:rFonts w:ascii="宋体" w:hAnsi="宋体" w:hint="eastAsia"/>
+          <w:rFonts w:ascii="SimSun" w:hAnsi="SimSun" w:hint="eastAsia"/>
           <w:sz w:val="24"/>
         </w:rPr>
         <w:t>利用所生成的外形</w:t>
@@ -20064,7 +20165,7 @@
       </w:r>
       <w:r>
         <w:rPr>
-          <w:rFonts w:ascii="宋体" w:hAnsi="宋体" w:hint="eastAsia"/>
+          <w:rFonts w:ascii="SimSun" w:hAnsi="SimSun" w:hint="eastAsia"/>
           <w:sz w:val="24"/>
         </w:rPr>
         <w:t>（内容</w:t>
@@ -20077,14 +20178,14 @@
       </w:r>
       <w:r>
         <w:rPr>
-          <w:rFonts w:ascii="宋体" w:hAnsi="宋体" w:hint="eastAsia"/>
+          <w:rFonts w:ascii="SimSun" w:hAnsi="SimSun" w:hint="eastAsia"/>
           <w:sz w:val="24"/>
         </w:rPr>
         <w:t>）</w:t>
       </w:r>
       <w:r>
         <w:rPr>
-          <w:rFonts w:ascii="宋体" w:hAnsi="宋体" w:hint="eastAsia"/>
+          <w:rFonts w:ascii="SimSun" w:hAnsi="SimSun" w:hint="eastAsia"/>
           <w:sz w:val="24"/>
         </w:rPr>
         <w:t>；</w:t>
@@ -20096,20 +20197,20 @@
         <w:spacing w:line="440" w:lineRule="exact"/>
         <w:ind w:firstLineChars="196" w:firstLine="470"/>
         <w:rPr>
-          <w:rFonts w:ascii="宋体" w:hAnsi="宋体" w:hint="eastAsia"/>
-          <w:sz w:val="24"/>
-        </w:rPr>
-      </w:pPr>
-      <w:r>
-        <w:rPr>
-          <w:rFonts w:ascii="宋体" w:hAnsi="宋体" w:hint="eastAsia"/>
+          <w:rFonts w:ascii="SimSun" w:hAnsi="SimSun"/>
+          <w:sz w:val="24"/>
+        </w:rPr>
+      </w:pPr>
+      <w:r>
+        <w:rPr>
+          <w:rFonts w:ascii="SimSun" w:hAnsi="SimSun" w:hint="eastAsia"/>
           <w:sz w:val="24"/>
         </w:rPr>
         <w:t>3</w:t>
       </w:r>
       <w:r>
         <w:rPr>
-          <w:rFonts w:ascii="宋体" w:hAnsi="宋体" w:hint="eastAsia"/>
+          <w:rFonts w:ascii="SimSun" w:hAnsi="SimSun" w:hint="eastAsia"/>
           <w:sz w:val="24"/>
         </w:rPr>
         <w:t>）参加国际学术交流1次（</w:t>
@@ -20128,21 +20229,21 @@
       </w:r>
       <w:r>
         <w:rPr>
-          <w:rFonts w:ascii="宋体" w:hAnsi="宋体" w:hint="eastAsia"/>
+          <w:rFonts w:ascii="SimSun" w:hAnsi="SimSun" w:hint="eastAsia"/>
           <w:sz w:val="24"/>
         </w:rPr>
         <w:t>）</w:t>
       </w:r>
       <w:r>
         <w:rPr>
-          <w:rFonts w:ascii="宋体" w:hAnsi="宋体" w:hint="eastAsia"/>
+          <w:rFonts w:ascii="SimSun" w:hAnsi="SimSun" w:hint="eastAsia"/>
           <w:sz w:val="24"/>
         </w:rPr>
         <w:t>。</w:t>
       </w:r>
       <w:r>
         <w:rPr>
-          <w:rFonts w:ascii="宋体" w:hAnsi="宋体" w:hint="eastAsia"/>
+          <w:rFonts w:ascii="SimSun" w:hAnsi="SimSun" w:hint="eastAsia"/>
           <w:sz w:val="24"/>
         </w:rPr>
         <w:tab/>
@@ -20152,17 +20253,17 @@
       <w:pPr>
         <w:snapToGrid w:val="0"/>
         <w:spacing w:line="440" w:lineRule="exact"/>
-        <w:ind w:firstLineChars="196" w:firstLine="472"/>
-        <w:rPr>
-          <w:rFonts w:ascii="宋体" w:hAnsi="宋体" w:hint="eastAsia"/>
-          <w:b/>
-          <w:bCs/>
-          <w:sz w:val="24"/>
-        </w:rPr>
-      </w:pPr>
-      <w:r>
-        <w:rPr>
-          <w:rFonts w:ascii="宋体" w:hAnsi="宋体" w:hint="eastAsia"/>
+        <w:ind w:firstLineChars="196" w:firstLine="480"/>
+        <w:rPr>
+          <w:rFonts w:ascii="SimSun" w:hAnsi="SimSun"/>
+          <w:b/>
+          <w:bCs/>
+          <w:sz w:val="24"/>
+        </w:rPr>
+      </w:pPr>
+      <w:r>
+        <w:rPr>
+          <w:rFonts w:ascii="SimSun" w:hAnsi="SimSun" w:hint="eastAsia"/>
           <w:b/>
           <w:bCs/>
           <w:sz w:val="24"/>
@@ -20171,7 +20272,7 @@
       </w:r>
       <w:r>
         <w:rPr>
-          <w:rFonts w:ascii="宋体" w:hAnsi="宋体" w:hint="eastAsia"/>
+          <w:rFonts w:ascii="SimSun" w:hAnsi="SimSun" w:hint="eastAsia"/>
           <w:b/>
           <w:bCs/>
           <w:sz w:val="24"/>
@@ -20180,7 +20281,7 @@
       </w:r>
       <w:r>
         <w:rPr>
-          <w:rFonts w:ascii="宋体" w:hAnsi="宋体" w:hint="eastAsia"/>
+          <w:rFonts w:ascii="SimSun" w:hAnsi="SimSun" w:hint="eastAsia"/>
           <w:b/>
           <w:bCs/>
           <w:sz w:val="24"/>
@@ -20189,7 +20290,7 @@
       </w:r>
       <w:r>
         <w:rPr>
-          <w:rFonts w:ascii="宋体" w:hAnsi="宋体" w:hint="eastAsia"/>
+          <w:rFonts w:ascii="SimSun" w:hAnsi="SimSun" w:hint="eastAsia"/>
           <w:b/>
           <w:bCs/>
           <w:sz w:val="24"/>
@@ -20198,7 +20299,7 @@
       </w:r>
       <w:r>
         <w:rPr>
-          <w:rFonts w:ascii="宋体" w:hAnsi="宋体" w:hint="eastAsia"/>
+          <w:rFonts w:ascii="SimSun" w:hAnsi="SimSun" w:hint="eastAsia"/>
           <w:b/>
           <w:bCs/>
           <w:sz w:val="24"/>
@@ -20212,13 +20313,13 @@
         <w:spacing w:line="440" w:lineRule="exact"/>
         <w:ind w:firstLineChars="196" w:firstLine="470"/>
         <w:rPr>
-          <w:rFonts w:ascii="宋体" w:hAnsi="宋体" w:hint="eastAsia"/>
-          <w:sz w:val="24"/>
-        </w:rPr>
-      </w:pPr>
-      <w:r>
-        <w:rPr>
-          <w:rFonts w:ascii="宋体" w:hAnsi="宋体" w:hint="eastAsia"/>
+          <w:rFonts w:ascii="SimSun" w:hAnsi="SimSun"/>
+          <w:sz w:val="24"/>
+        </w:rPr>
+      </w:pPr>
+      <w:r>
+        <w:rPr>
+          <w:rFonts w:ascii="SimSun" w:hAnsi="SimSun" w:hint="eastAsia"/>
           <w:sz w:val="24"/>
         </w:rPr>
         <w:t>1）完成基于</w:t>
@@ -20238,7 +20339,7 @@
       </w:r>
       <w:r>
         <w:rPr>
-          <w:rFonts w:ascii="宋体" w:hAnsi="宋体" w:hint="eastAsia"/>
+          <w:rFonts w:ascii="SimSun" w:hAnsi="SimSun" w:hint="eastAsia"/>
           <w:sz w:val="24"/>
         </w:rPr>
         <w:t>生成式</w:t>
@@ -20251,14 +20352,14 @@
       </w:r>
       <w:r>
         <w:rPr>
-          <w:rFonts w:ascii="宋体" w:hAnsi="宋体" w:hint="eastAsia"/>
+          <w:rFonts w:ascii="SimSun" w:hAnsi="SimSun" w:hint="eastAsia"/>
           <w:sz w:val="24"/>
         </w:rPr>
         <w:t>框架搭建，构建节点空间可变泛化阻抗，发展时域阻抗边界条件以用于简化模拟</w:t>
       </w:r>
       <w:r>
         <w:rPr>
-          <w:rFonts w:ascii="宋体" w:hAnsi="宋体" w:hint="eastAsia"/>
+          <w:rFonts w:ascii="SimSun" w:hAnsi="SimSun" w:hint="eastAsia"/>
           <w:sz w:val="24"/>
         </w:rPr>
         <w:t>（内容</w:t>
@@ -20271,14 +20372,14 @@
       </w:r>
       <w:r>
         <w:rPr>
-          <w:rFonts w:ascii="宋体" w:hAnsi="宋体" w:hint="eastAsia"/>
+          <w:rFonts w:ascii="SimSun" w:hAnsi="SimSun" w:hint="eastAsia"/>
           <w:sz w:val="24"/>
         </w:rPr>
         <w:t>）</w:t>
       </w:r>
       <w:r>
         <w:rPr>
-          <w:rFonts w:ascii="宋体" w:hAnsi="宋体" w:hint="eastAsia"/>
+          <w:rFonts w:ascii="SimSun" w:hAnsi="SimSun" w:hint="eastAsia"/>
           <w:sz w:val="24"/>
         </w:rPr>
         <w:t>；</w:t>
@@ -20290,27 +20391,27 @@
         <w:spacing w:line="440" w:lineRule="exact"/>
         <w:ind w:firstLineChars="196" w:firstLine="470"/>
         <w:rPr>
-          <w:rFonts w:ascii="宋体" w:hAnsi="宋体" w:hint="eastAsia"/>
-          <w:sz w:val="24"/>
-        </w:rPr>
-      </w:pPr>
-      <w:r>
-        <w:rPr>
-          <w:rFonts w:ascii="宋体" w:hAnsi="宋体" w:hint="eastAsia"/>
+          <w:rFonts w:ascii="SimSun" w:hAnsi="SimSun"/>
+          <w:sz w:val="24"/>
+        </w:rPr>
+      </w:pPr>
+      <w:r>
+        <w:rPr>
+          <w:rFonts w:ascii="SimSun" w:hAnsi="SimSun" w:hint="eastAsia"/>
           <w:sz w:val="24"/>
         </w:rPr>
         <w:t>2</w:t>
       </w:r>
       <w:r>
         <w:rPr>
-          <w:rFonts w:ascii="宋体" w:hAnsi="宋体" w:hint="eastAsia"/>
+          <w:rFonts w:ascii="SimSun" w:hAnsi="SimSun" w:hint="eastAsia"/>
           <w:sz w:val="24"/>
         </w:rPr>
         <w:t>）</w:t>
       </w:r>
       <w:r>
         <w:rPr>
-          <w:rFonts w:ascii="宋体" w:hAnsi="宋体" w:hint="eastAsia"/>
+          <w:rFonts w:ascii="SimSun" w:hAnsi="SimSun" w:hint="eastAsia"/>
           <w:sz w:val="24"/>
         </w:rPr>
         <w:t>利用</w:t>
@@ -20324,7 +20425,7 @@
       </w:r>
       <w:r>
         <w:rPr>
-          <w:rFonts w:ascii="宋体" w:hAnsi="宋体" w:hint="eastAsia"/>
+          <w:rFonts w:ascii="SimSun" w:hAnsi="SimSun" w:hint="eastAsia"/>
           <w:sz w:val="24"/>
         </w:rPr>
         <w:t>内容</w:t>
@@ -20337,7 +20438,7 @@
       </w:r>
       <w:r>
         <w:rPr>
-          <w:rFonts w:ascii="宋体" w:hAnsi="宋体" w:hint="eastAsia"/>
+          <w:rFonts w:ascii="SimSun" w:hAnsi="SimSun" w:hint="eastAsia"/>
           <w:sz w:val="24"/>
         </w:rPr>
         <w:t>）；</w:t>
@@ -20349,34 +20450,34 @@
         <w:spacing w:line="440" w:lineRule="exact"/>
         <w:ind w:firstLineChars="196" w:firstLine="470"/>
         <w:rPr>
-          <w:rFonts w:ascii="宋体" w:hAnsi="宋体" w:hint="eastAsia"/>
-          <w:sz w:val="24"/>
-        </w:rPr>
-      </w:pPr>
-      <w:r>
-        <w:rPr>
-          <w:rFonts w:ascii="宋体" w:hAnsi="宋体" w:hint="eastAsia"/>
+          <w:rFonts w:ascii="SimSun" w:hAnsi="SimSun"/>
+          <w:sz w:val="24"/>
+        </w:rPr>
+      </w:pPr>
+      <w:r>
+        <w:rPr>
+          <w:rFonts w:ascii="SimSun" w:hAnsi="SimSun" w:hint="eastAsia"/>
           <w:sz w:val="24"/>
         </w:rPr>
         <w:t>3） 发展</w:t>
       </w:r>
       <w:r>
         <w:rPr>
-          <w:rFonts w:ascii="宋体" w:hAnsi="宋体" w:hint="eastAsia"/>
+          <w:rFonts w:ascii="SimSun" w:hAnsi="SimSun" w:hint="eastAsia"/>
           <w:sz w:val="24"/>
         </w:rPr>
         <w:t>简化模拟方法</w:t>
       </w:r>
       <w:r>
         <w:rPr>
-          <w:rFonts w:ascii="宋体" w:hAnsi="宋体" w:hint="eastAsia"/>
+          <w:rFonts w:ascii="SimSun" w:hAnsi="SimSun" w:hint="eastAsia"/>
           <w:sz w:val="24"/>
         </w:rPr>
         <w:t>以探究可压缩效应对高超粗糙壁湍流的影响</w:t>
       </w:r>
       <w:r>
         <w:rPr>
-          <w:rFonts w:ascii="宋体" w:hAnsi="宋体" w:hint="eastAsia"/>
+          <w:rFonts w:ascii="SimSun" w:hAnsi="SimSun" w:hint="eastAsia"/>
           <w:sz w:val="24"/>
         </w:rPr>
         <w:t>（内容</w:t>
@@ -20389,14 +20490,14 @@
       </w:r>
       <w:r>
         <w:rPr>
-          <w:rFonts w:ascii="宋体" w:hAnsi="宋体" w:hint="eastAsia"/>
+          <w:rFonts w:ascii="SimSun" w:hAnsi="SimSun" w:hint="eastAsia"/>
           <w:sz w:val="24"/>
         </w:rPr>
         <w:t>）</w:t>
       </w:r>
       <w:r>
         <w:rPr>
-          <w:rFonts w:ascii="宋体" w:hAnsi="宋体" w:hint="eastAsia"/>
+          <w:rFonts w:ascii="SimSun" w:hAnsi="SimSun" w:hint="eastAsia"/>
           <w:sz w:val="24"/>
         </w:rPr>
         <w:t>；</w:t>
@@ -20408,13 +20509,13 @@
         <w:spacing w:line="440" w:lineRule="exact"/>
         <w:ind w:firstLineChars="196" w:firstLine="470"/>
         <w:rPr>
-          <w:rFonts w:ascii="宋体" w:hAnsi="宋体" w:hint="eastAsia"/>
-          <w:sz w:val="24"/>
-        </w:rPr>
-      </w:pPr>
-      <w:r>
-        <w:rPr>
-          <w:rFonts w:ascii="宋体" w:hAnsi="宋体" w:hint="eastAsia"/>
+          <w:rFonts w:ascii="SimSun" w:hAnsi="SimSun"/>
+          <w:sz w:val="24"/>
+        </w:rPr>
+      </w:pPr>
+      <w:r>
+        <w:rPr>
+          <w:rFonts w:ascii="SimSun" w:hAnsi="SimSun" w:hint="eastAsia"/>
           <w:sz w:val="24"/>
         </w:rPr>
         <w:lastRenderedPageBreak/>
@@ -20422,7 +20523,7 @@
       </w:r>
       <w:r>
         <w:rPr>
-          <w:rFonts w:ascii="宋体" w:hAnsi="宋体" w:hint="eastAsia"/>
+          <w:rFonts w:ascii="SimSun" w:hAnsi="SimSun" w:hint="eastAsia"/>
           <w:sz w:val="24"/>
         </w:rPr>
         <w:t>）在领域内顶级期刊发表论文</w:t>
@@ -20436,14 +20537,14 @@
       </w:r>
       <w:r>
         <w:rPr>
-          <w:rFonts w:ascii="宋体" w:hAnsi="宋体" w:hint="eastAsia"/>
+          <w:rFonts w:ascii="SimSun" w:hAnsi="SimSun" w:hint="eastAsia"/>
           <w:sz w:val="24"/>
         </w:rPr>
         <w:t>篇</w:t>
       </w:r>
       <w:r>
         <w:rPr>
-          <w:rFonts w:ascii="宋体" w:hAnsi="宋体" w:hint="eastAsia"/>
+          <w:rFonts w:ascii="SimSun" w:hAnsi="SimSun" w:hint="eastAsia"/>
           <w:sz w:val="24"/>
         </w:rPr>
         <w:t>；</w:t>
@@ -20455,20 +20556,20 @@
         <w:spacing w:line="440" w:lineRule="exact"/>
         <w:ind w:firstLineChars="196" w:firstLine="470"/>
         <w:rPr>
-          <w:rFonts w:ascii="宋体" w:hAnsi="宋体" w:hint="eastAsia"/>
-          <w:sz w:val="24"/>
-        </w:rPr>
-      </w:pPr>
-      <w:r>
-        <w:rPr>
-          <w:rFonts w:ascii="宋体" w:hAnsi="宋体" w:hint="eastAsia"/>
+          <w:rFonts w:ascii="SimSun" w:hAnsi="SimSun"/>
+          <w:sz w:val="24"/>
+        </w:rPr>
+      </w:pPr>
+      <w:r>
+        <w:rPr>
+          <w:rFonts w:ascii="SimSun" w:hAnsi="SimSun" w:hint="eastAsia"/>
           <w:sz w:val="24"/>
         </w:rPr>
         <w:t>5</w:t>
       </w:r>
       <w:r>
         <w:rPr>
-          <w:rFonts w:ascii="宋体" w:hAnsi="宋体" w:hint="eastAsia"/>
+          <w:rFonts w:ascii="SimSun" w:hAnsi="SimSun" w:hint="eastAsia"/>
           <w:sz w:val="24"/>
         </w:rPr>
         <w:t>）参加国际/</w:t>
@@ -20489,7 +20590,7 @@
       </w:r>
       <w:r>
         <w:rPr>
-          <w:rFonts w:ascii="宋体" w:hAnsi="宋体" w:hint="eastAsia"/>
+          <w:rFonts w:ascii="SimSun" w:hAnsi="SimSun" w:hint="eastAsia"/>
           <w:sz w:val="24"/>
         </w:rPr>
         <w:t>次。（如</w:t>
@@ -20503,7 +20604,7 @@
       </w:r>
       <w:r>
         <w:rPr>
-          <w:rFonts w:ascii="宋体" w:hAnsi="宋体" w:hint="eastAsia"/>
+          <w:rFonts w:ascii="SimSun" w:hAnsi="SimSun" w:hint="eastAsia"/>
           <w:sz w:val="24"/>
         </w:rPr>
         <w:t xml:space="preserve"> </w:t>
@@ -20517,7 +20618,7 @@
       </w:r>
       <w:r>
         <w:rPr>
-          <w:rFonts w:ascii="宋体" w:hAnsi="宋体" w:hint="eastAsia"/>
+          <w:rFonts w:ascii="SimSun" w:hAnsi="SimSun" w:hint="eastAsia"/>
           <w:sz w:val="24"/>
         </w:rPr>
         <w:t>，全国计算流体力学会议等）</w:t>
@@ -20527,17 +20628,17 @@
       <w:pPr>
         <w:snapToGrid w:val="0"/>
         <w:spacing w:line="440" w:lineRule="exact"/>
-        <w:ind w:firstLineChars="196" w:firstLine="472"/>
-        <w:rPr>
-          <w:rFonts w:ascii="宋体" w:hAnsi="宋体" w:hint="eastAsia"/>
-          <w:b/>
-          <w:bCs/>
-          <w:sz w:val="24"/>
-        </w:rPr>
-      </w:pPr>
-      <w:r>
-        <w:rPr>
-          <w:rFonts w:ascii="宋体" w:hAnsi="宋体" w:hint="eastAsia"/>
+        <w:ind w:firstLineChars="196" w:firstLine="480"/>
+        <w:rPr>
+          <w:rFonts w:ascii="SimSun" w:hAnsi="SimSun"/>
+          <w:b/>
+          <w:bCs/>
+          <w:sz w:val="24"/>
+        </w:rPr>
+      </w:pPr>
+      <w:r>
+        <w:rPr>
+          <w:rFonts w:ascii="SimSun" w:hAnsi="SimSun" w:hint="eastAsia"/>
           <w:b/>
           <w:bCs/>
           <w:sz w:val="24"/>
@@ -20546,7 +20647,7 @@
       </w:r>
       <w:r>
         <w:rPr>
-          <w:rFonts w:ascii="宋体" w:hAnsi="宋体" w:hint="eastAsia"/>
+          <w:rFonts w:ascii="SimSun" w:hAnsi="SimSun" w:hint="eastAsia"/>
           <w:b/>
           <w:bCs/>
           <w:sz w:val="24"/>
@@ -20555,7 +20656,7 @@
       </w:r>
       <w:r>
         <w:rPr>
-          <w:rFonts w:ascii="宋体" w:hAnsi="宋体" w:hint="eastAsia"/>
+          <w:rFonts w:ascii="SimSun" w:hAnsi="SimSun" w:hint="eastAsia"/>
           <w:b/>
           <w:bCs/>
           <w:sz w:val="24"/>
@@ -20564,7 +20665,7 @@
       </w:r>
       <w:r>
         <w:rPr>
-          <w:rFonts w:ascii="宋体" w:hAnsi="宋体" w:hint="eastAsia"/>
+          <w:rFonts w:ascii="SimSun" w:hAnsi="SimSun" w:hint="eastAsia"/>
           <w:b/>
           <w:bCs/>
           <w:sz w:val="24"/>
@@ -20573,7 +20674,7 @@
       </w:r>
       <w:r>
         <w:rPr>
-          <w:rFonts w:ascii="宋体" w:hAnsi="宋体" w:hint="eastAsia"/>
+          <w:rFonts w:ascii="SimSun" w:hAnsi="SimSun" w:hint="eastAsia"/>
           <w:b/>
           <w:bCs/>
           <w:sz w:val="24"/>
@@ -20587,20 +20688,20 @@
         <w:spacing w:line="440" w:lineRule="exact"/>
         <w:ind w:firstLineChars="196" w:firstLine="470"/>
         <w:rPr>
-          <w:rFonts w:ascii="宋体" w:hAnsi="宋体" w:hint="eastAsia"/>
-          <w:sz w:val="24"/>
-        </w:rPr>
-      </w:pPr>
-      <w:r>
-        <w:rPr>
-          <w:rFonts w:ascii="宋体" w:hAnsi="宋体" w:hint="eastAsia"/>
+          <w:rFonts w:ascii="SimSun" w:hAnsi="SimSun"/>
+          <w:sz w:val="24"/>
+        </w:rPr>
+      </w:pPr>
+      <w:r>
+        <w:rPr>
+          <w:rFonts w:ascii="SimSun" w:hAnsi="SimSun" w:hint="eastAsia"/>
           <w:sz w:val="24"/>
         </w:rPr>
         <w:t>1）</w:t>
       </w:r>
       <w:r>
         <w:rPr>
-          <w:rFonts w:ascii="宋体" w:hAnsi="宋体" w:hint="eastAsia"/>
+          <w:rFonts w:ascii="SimSun" w:hAnsi="SimSun" w:hint="eastAsia"/>
           <w:sz w:val="24"/>
         </w:rPr>
         <w:t>利用所发展的简化模拟方法进行数值模拟，拓展数据库，基于所获得的数据分析可压缩效应对高超声速粗糙壁湍流的影响（内容</w:t>
@@ -20614,7 +20715,7 @@
       </w:r>
       <w:r>
         <w:rPr>
-          <w:rFonts w:ascii="宋体" w:hAnsi="宋体" w:hint="eastAsia"/>
+          <w:rFonts w:ascii="SimSun" w:hAnsi="SimSun" w:hint="eastAsia"/>
           <w:sz w:val="24"/>
         </w:rPr>
         <w:t>）；</w:t>
@@ -20626,20 +20727,20 @@
         <w:spacing w:line="440" w:lineRule="exact"/>
         <w:ind w:firstLineChars="196" w:firstLine="470"/>
         <w:rPr>
-          <w:rFonts w:ascii="宋体" w:hAnsi="宋体" w:hint="eastAsia"/>
-          <w:sz w:val="24"/>
-        </w:rPr>
-      </w:pPr>
-      <w:r>
-        <w:rPr>
-          <w:rFonts w:ascii="宋体" w:hAnsi="宋体" w:hint="eastAsia"/>
+          <w:rFonts w:ascii="SimSun" w:hAnsi="SimSun"/>
+          <w:sz w:val="24"/>
+        </w:rPr>
+      </w:pPr>
+      <w:r>
+        <w:rPr>
+          <w:rFonts w:ascii="SimSun" w:hAnsi="SimSun" w:hint="eastAsia"/>
           <w:sz w:val="24"/>
         </w:rPr>
         <w:t>2</w:t>
       </w:r>
       <w:r>
         <w:rPr>
-          <w:rFonts w:ascii="宋体" w:hAnsi="宋体" w:hint="eastAsia"/>
+          <w:rFonts w:ascii="SimSun" w:hAnsi="SimSun" w:hint="eastAsia"/>
           <w:sz w:val="24"/>
         </w:rPr>
         <w:t>）在领域内顶级期刊发表论文</w:t>
@@ -20653,14 +20754,14 @@
       </w:r>
       <w:r>
         <w:rPr>
-          <w:rFonts w:ascii="宋体" w:hAnsi="宋体" w:hint="eastAsia"/>
+          <w:rFonts w:ascii="SimSun" w:hAnsi="SimSun" w:hint="eastAsia"/>
           <w:sz w:val="24"/>
         </w:rPr>
         <w:t>篇</w:t>
       </w:r>
       <w:r>
         <w:rPr>
-          <w:rFonts w:ascii="宋体" w:hAnsi="宋体" w:hint="eastAsia"/>
+          <w:rFonts w:ascii="SimSun" w:hAnsi="SimSun" w:hint="eastAsia"/>
           <w:sz w:val="24"/>
         </w:rPr>
         <w:t>；</w:t>
@@ -20672,20 +20773,20 @@
         <w:spacing w:line="440" w:lineRule="exact"/>
         <w:ind w:firstLineChars="196" w:firstLine="470"/>
         <w:rPr>
-          <w:rFonts w:ascii="宋体" w:hAnsi="宋体" w:hint="eastAsia"/>
-          <w:sz w:val="24"/>
-        </w:rPr>
-      </w:pPr>
-      <w:r>
-        <w:rPr>
-          <w:rFonts w:ascii="宋体" w:hAnsi="宋体" w:hint="eastAsia"/>
+          <w:rFonts w:ascii="SimSun" w:hAnsi="SimSun"/>
+          <w:sz w:val="24"/>
+        </w:rPr>
+      </w:pPr>
+      <w:r>
+        <w:rPr>
+          <w:rFonts w:ascii="SimSun" w:hAnsi="SimSun" w:hint="eastAsia"/>
           <w:sz w:val="24"/>
         </w:rPr>
         <w:t>3</w:t>
       </w:r>
       <w:r>
         <w:rPr>
-          <w:rFonts w:ascii="宋体" w:hAnsi="宋体" w:hint="eastAsia"/>
+          <w:rFonts w:ascii="SimSun" w:hAnsi="SimSun" w:hint="eastAsia"/>
           <w:sz w:val="24"/>
         </w:rPr>
         <w:t>）参加国际/国内学术交流会议</w:t>
@@ -20699,7 +20800,7 @@
       </w:r>
       <w:r>
         <w:rPr>
-          <w:rFonts w:ascii="宋体" w:hAnsi="宋体" w:hint="eastAsia"/>
+          <w:rFonts w:ascii="SimSun" w:hAnsi="SimSun" w:hint="eastAsia"/>
           <w:sz w:val="24"/>
         </w:rPr>
         <w:t>次。（如</w:t>
@@ -20713,7 +20814,7 @@
       </w:r>
       <w:r>
         <w:rPr>
-          <w:rFonts w:ascii="宋体" w:hAnsi="宋体" w:hint="eastAsia"/>
+          <w:rFonts w:ascii="SimSun" w:hAnsi="SimSun" w:hint="eastAsia"/>
           <w:sz w:val="24"/>
         </w:rPr>
         <w:t xml:space="preserve"> </w:t>
@@ -20727,21 +20828,21 @@
       </w:r>
       <w:r>
         <w:rPr>
-          <w:rFonts w:ascii="宋体" w:hAnsi="宋体" w:hint="eastAsia"/>
+          <w:rFonts w:ascii="SimSun" w:hAnsi="SimSun" w:hint="eastAsia"/>
           <w:sz w:val="24"/>
         </w:rPr>
         <w:t>，全国计算流体力学会议等</w:t>
       </w:r>
       <w:r>
         <w:rPr>
-          <w:rFonts w:ascii="宋体" w:hAnsi="宋体"/>
+          <w:rFonts w:ascii="SimSun" w:hAnsi="SimSun"/>
           <w:sz w:val="24"/>
         </w:rPr>
         <w:t>）</w:t>
       </w:r>
       <w:r>
         <w:rPr>
-          <w:rFonts w:ascii="宋体" w:hAnsi="宋体" w:hint="eastAsia"/>
+          <w:rFonts w:ascii="SimSun" w:hAnsi="SimSun" w:hint="eastAsia"/>
           <w:sz w:val="24"/>
         </w:rPr>
         <w:t>；</w:t>
@@ -20753,13 +20854,13 @@
         <w:spacing w:line="440" w:lineRule="exact"/>
         <w:ind w:firstLineChars="196" w:firstLine="470"/>
         <w:rPr>
-          <w:rFonts w:ascii="宋体" w:hAnsi="宋体" w:hint="eastAsia"/>
-          <w:sz w:val="24"/>
-        </w:rPr>
-      </w:pPr>
-      <w:r>
-        <w:rPr>
-          <w:rFonts w:ascii="宋体" w:hAnsi="宋体" w:hint="eastAsia"/>
+          <w:rFonts w:ascii="SimSun" w:hAnsi="SimSun"/>
+          <w:sz w:val="24"/>
+        </w:rPr>
+      </w:pPr>
+      <w:r>
+        <w:rPr>
+          <w:rFonts w:ascii="SimSun" w:hAnsi="SimSun" w:hint="eastAsia"/>
           <w:sz w:val="24"/>
         </w:rPr>
         <w:t>4）撰写研究报告。</w:t>
@@ -20771,7 +20872,7 @@
         <w:spacing w:line="440" w:lineRule="exact"/>
         <w:ind w:firstLineChars="196" w:firstLine="470"/>
         <w:rPr>
-          <w:rFonts w:ascii="宋体" w:hAnsi="宋体" w:hint="eastAsia"/>
+          <w:rFonts w:ascii="SimSun" w:hAnsi="SimSun"/>
           <w:sz w:val="24"/>
         </w:rPr>
       </w:pPr>
@@ -20780,17 +20881,17 @@
       <w:pPr>
         <w:snapToGrid w:val="0"/>
         <w:spacing w:line="440" w:lineRule="exact"/>
-        <w:ind w:firstLineChars="196" w:firstLine="472"/>
-        <w:rPr>
-          <w:rFonts w:ascii="宋体" w:hAnsi="宋体" w:hint="eastAsia"/>
-          <w:b/>
-          <w:bCs/>
-          <w:sz w:val="24"/>
-        </w:rPr>
-      </w:pPr>
-      <w:r>
-        <w:rPr>
-          <w:rFonts w:ascii="宋体" w:hAnsi="宋体" w:hint="eastAsia"/>
+        <w:ind w:firstLineChars="196" w:firstLine="480"/>
+        <w:rPr>
+          <w:rFonts w:ascii="SimSun" w:hAnsi="SimSun"/>
+          <w:b/>
+          <w:bCs/>
+          <w:sz w:val="24"/>
+        </w:rPr>
+      </w:pPr>
+      <w:r>
+        <w:rPr>
+          <w:rFonts w:ascii="SimSun" w:hAnsi="SimSun" w:hint="eastAsia"/>
           <w:b/>
           <w:bCs/>
           <w:sz w:val="24"/>
@@ -20804,20 +20905,20 @@
         <w:spacing w:line="440" w:lineRule="exact"/>
         <w:ind w:firstLineChars="196" w:firstLine="470"/>
         <w:rPr>
-          <w:rFonts w:ascii="宋体" w:hAnsi="宋体" w:hint="eastAsia"/>
-          <w:sz w:val="24"/>
-        </w:rPr>
-      </w:pPr>
-      <w:r>
-        <w:rPr>
-          <w:rFonts w:ascii="宋体" w:hAnsi="宋体" w:hint="eastAsia"/>
+          <w:rFonts w:ascii="SimSun" w:hAnsi="SimSun"/>
+          <w:sz w:val="24"/>
+        </w:rPr>
+      </w:pPr>
+      <w:r>
+        <w:rPr>
+          <w:rFonts w:ascii="SimSun" w:hAnsi="SimSun" w:hint="eastAsia"/>
           <w:sz w:val="24"/>
         </w:rPr>
         <w:t>1）高超声速</w:t>
       </w:r>
       <w:r>
         <w:rPr>
-          <w:rFonts w:ascii="宋体" w:hAnsi="宋体" w:hint="eastAsia"/>
+          <w:rFonts w:ascii="SimSun" w:hAnsi="SimSun" w:hint="eastAsia"/>
           <w:sz w:val="24"/>
         </w:rPr>
         <w:t>粗糙壁湍流数据一份；</w:t>
@@ -20829,20 +20930,20 @@
         <w:spacing w:line="440" w:lineRule="exact"/>
         <w:ind w:firstLineChars="196" w:firstLine="470"/>
         <w:rPr>
-          <w:rFonts w:ascii="宋体" w:hAnsi="宋体" w:hint="eastAsia"/>
-          <w:sz w:val="24"/>
-        </w:rPr>
-      </w:pPr>
-      <w:r>
-        <w:rPr>
-          <w:rFonts w:ascii="宋体" w:hAnsi="宋体" w:hint="eastAsia"/>
+          <w:rFonts w:ascii="SimSun" w:hAnsi="SimSun"/>
+          <w:sz w:val="24"/>
+        </w:rPr>
+      </w:pPr>
+      <w:r>
+        <w:rPr>
+          <w:rFonts w:ascii="SimSun" w:hAnsi="SimSun" w:hint="eastAsia"/>
           <w:sz w:val="24"/>
         </w:rPr>
         <w:t>3）</w:t>
       </w:r>
       <w:r>
         <w:rPr>
-          <w:rFonts w:ascii="宋体" w:hAnsi="宋体" w:hint="eastAsia"/>
+          <w:rFonts w:ascii="SimSun" w:hAnsi="SimSun" w:hint="eastAsia"/>
           <w:sz w:val="24"/>
         </w:rPr>
         <w:t>基于生成式</w:t>
@@ -20855,7 +20956,7 @@
       </w:r>
       <w:r>
         <w:rPr>
-          <w:rFonts w:ascii="宋体" w:hAnsi="宋体" w:hint="eastAsia"/>
+          <w:rFonts w:ascii="SimSun" w:hAnsi="SimSun" w:hint="eastAsia"/>
           <w:sz w:val="24"/>
         </w:rPr>
         <w:t>的空间可变泛化阻抗模型的粗糙壁简化模拟方法；</w:t>
@@ -20867,13 +20968,13 @@
         <w:spacing w:line="440" w:lineRule="exact"/>
         <w:ind w:firstLineChars="196" w:firstLine="470"/>
         <w:rPr>
-          <w:rFonts w:ascii="宋体" w:hAnsi="宋体" w:hint="eastAsia"/>
-          <w:sz w:val="24"/>
-        </w:rPr>
-      </w:pPr>
-      <w:r>
-        <w:rPr>
-          <w:rFonts w:ascii="宋体" w:hAnsi="宋体" w:hint="eastAsia"/>
+          <w:rFonts w:ascii="SimSun" w:hAnsi="SimSun"/>
+          <w:sz w:val="24"/>
+        </w:rPr>
+      </w:pPr>
+      <w:r>
+        <w:rPr>
+          <w:rFonts w:ascii="SimSun" w:hAnsi="SimSun" w:hint="eastAsia"/>
           <w:sz w:val="24"/>
         </w:rPr>
         <w:t>4）在</w:t>
@@ -20887,7 +20988,7 @@
       </w:r>
       <w:r>
         <w:rPr>
-          <w:rFonts w:ascii="宋体" w:hAnsi="宋体" w:hint="eastAsia"/>
+          <w:rFonts w:ascii="SimSun" w:hAnsi="SimSun" w:hint="eastAsia"/>
           <w:sz w:val="24"/>
         </w:rPr>
         <w:t>、</w:t>
@@ -20915,14 +21016,14 @@
       </w:r>
       <w:r>
         <w:rPr>
-          <w:rFonts w:ascii="宋体" w:hAnsi="宋体" w:hint="eastAsia"/>
+          <w:rFonts w:ascii="SimSun" w:hAnsi="SimSun" w:hint="eastAsia"/>
           <w:sz w:val="24"/>
         </w:rPr>
         <w:t>等领域内</w:t>
       </w:r>
       <w:r>
         <w:rPr>
-          <w:rFonts w:ascii="宋体" w:hAnsi="宋体" w:hint="eastAsia"/>
+          <w:rFonts w:ascii="SimSun" w:hAnsi="SimSun" w:hint="eastAsia"/>
           <w:sz w:val="24"/>
         </w:rPr>
         <w:t>顶级期刊发表论文</w:t>
@@ -20936,14 +21037,14 @@
       </w:r>
       <w:r>
         <w:rPr>
-          <w:rFonts w:ascii="宋体" w:hAnsi="宋体" w:hint="eastAsia"/>
+          <w:rFonts w:ascii="SimSun" w:hAnsi="SimSun" w:hint="eastAsia"/>
           <w:sz w:val="24"/>
         </w:rPr>
         <w:t>篇</w:t>
       </w:r>
       <w:r>
         <w:rPr>
-          <w:rFonts w:ascii="宋体" w:hAnsi="宋体" w:hint="eastAsia"/>
+          <w:rFonts w:ascii="SimSun" w:hAnsi="SimSun" w:hint="eastAsia"/>
           <w:sz w:val="24"/>
         </w:rPr>
         <w:t>；</w:t>
@@ -20955,13 +21056,13 @@
         <w:spacing w:line="440" w:lineRule="exact"/>
         <w:ind w:firstLineChars="196" w:firstLine="470"/>
         <w:rPr>
-          <w:rFonts w:ascii="宋体" w:hAnsi="宋体" w:hint="eastAsia"/>
-          <w:sz w:val="24"/>
-        </w:rPr>
-      </w:pPr>
-      <w:r>
-        <w:rPr>
-          <w:rFonts w:ascii="宋体" w:hAnsi="宋体" w:hint="eastAsia"/>
+          <w:rFonts w:ascii="SimSun" w:hAnsi="SimSun"/>
+          <w:sz w:val="24"/>
+        </w:rPr>
+      </w:pPr>
+      <w:r>
+        <w:rPr>
+          <w:rFonts w:ascii="SimSun" w:hAnsi="SimSun" w:hint="eastAsia"/>
           <w:sz w:val="24"/>
         </w:rPr>
         <w:t>5）参加国内/国际学术会议</w:t>
@@ -20975,14 +21076,14 @@
       </w:r>
       <w:r>
         <w:rPr>
-          <w:rFonts w:ascii="宋体" w:hAnsi="宋体" w:hint="eastAsia"/>
+          <w:rFonts w:ascii="SimSun" w:hAnsi="SimSun" w:hint="eastAsia"/>
           <w:sz w:val="24"/>
         </w:rPr>
         <w:t>次</w:t>
       </w:r>
       <w:r>
         <w:rPr>
-          <w:rFonts w:ascii="宋体" w:hAnsi="宋体" w:hint="eastAsia"/>
+          <w:rFonts w:ascii="SimSun" w:hAnsi="SimSun" w:hint="eastAsia"/>
           <w:sz w:val="24"/>
         </w:rPr>
         <w:t>；</w:t>
@@ -20994,13 +21095,13 @@
         <w:spacing w:line="440" w:lineRule="exact"/>
         <w:ind w:firstLineChars="196" w:firstLine="470"/>
         <w:rPr>
-          <w:rFonts w:ascii="宋体" w:hAnsi="宋体" w:hint="eastAsia"/>
-          <w:sz w:val="24"/>
-        </w:rPr>
-      </w:pPr>
-      <w:r>
-        <w:rPr>
-          <w:rFonts w:ascii="宋体" w:hAnsi="宋体" w:hint="eastAsia"/>
+          <w:rFonts w:ascii="SimSun" w:hAnsi="SimSun"/>
+          <w:sz w:val="24"/>
+        </w:rPr>
+      </w:pPr>
+      <w:r>
+        <w:rPr>
+          <w:rFonts w:ascii="SimSun" w:hAnsi="SimSun" w:hint="eastAsia"/>
           <w:sz w:val="24"/>
         </w:rPr>
         <w:t>6）共同指导硕士研究生</w:t>
@@ -21014,7 +21115,7 @@
       </w:r>
       <w:r>
         <w:rPr>
-          <w:rFonts w:ascii="宋体" w:hAnsi="宋体" w:hint="eastAsia"/>
+          <w:rFonts w:ascii="SimSun" w:hAnsi="SimSun" w:hint="eastAsia"/>
           <w:sz w:val="24"/>
         </w:rPr>
         <w:t>人 ，博士研究生</w:t>
@@ -21028,7 +21129,7 @@
       </w:r>
       <w:r>
         <w:rPr>
-          <w:rFonts w:ascii="宋体" w:hAnsi="宋体" w:hint="eastAsia"/>
+          <w:rFonts w:ascii="SimSun" w:hAnsi="SimSun" w:hint="eastAsia"/>
           <w:sz w:val="24"/>
         </w:rPr>
         <w:t>人。</w:t>
@@ -21042,7 +21143,7 @@
         <w:ind w:firstLineChars="200" w:firstLine="480"/>
         <w:jc w:val="left"/>
         <w:rPr>
-          <w:rFonts w:ascii="宋体" w:hAnsi="宋体" w:hint="eastAsia"/>
+          <w:rFonts w:ascii="SimSun" w:hAnsi="SimSun"/>
           <w:sz w:val="24"/>
         </w:rPr>
       </w:pPr>
@@ -21053,9 +21154,9 @@
         <w:adjustRightInd w:val="0"/>
         <w:snapToGrid w:val="0"/>
         <w:spacing w:line="440" w:lineRule="exact"/>
-        <w:ind w:firstLineChars="200" w:firstLine="562"/>
-        <w:rPr>
-          <w:rFonts w:ascii="楷体" w:eastAsia="楷体" w:hAnsi="楷体" w:hint="eastAsia"/>
+        <w:ind w:firstLineChars="200" w:firstLine="571"/>
+        <w:rPr>
+          <w:rFonts w:ascii="KaiTi" w:eastAsia="KaiTi" w:hAnsi="KaiTi"/>
           <w:color w:val="0070C0"/>
           <w:sz w:val="28"/>
           <w:szCs w:val="28"/>
@@ -21063,7 +21164,7 @@
       </w:pPr>
       <w:r>
         <w:rPr>
-          <w:rFonts w:ascii="楷体" w:eastAsia="楷体" w:hAnsi="楷体" w:cs="楷体_GB2312" w:hint="eastAsia"/>
+          <w:rFonts w:ascii="KaiTi" w:eastAsia="KaiTi" w:hAnsi="KaiTi" w:cs="KaiTi_GB2312" w:hint="eastAsia"/>
           <w:b/>
           <w:bCs/>
           <w:color w:val="0070C0"/>
@@ -21080,7 +21181,7 @@
         <w:spacing w:line="440" w:lineRule="exact"/>
         <w:ind w:firstLineChars="200" w:firstLine="560"/>
         <w:rPr>
-          <w:rFonts w:ascii="楷体" w:eastAsia="楷体" w:hAnsi="楷体" w:cs="楷体_GB2312" w:hint="eastAsia"/>
+          <w:rFonts w:ascii="KaiTi" w:eastAsia="KaiTi" w:hAnsi="KaiTi" w:cs="KaiTi_GB2312"/>
           <w:color w:val="0070C0"/>
           <w:sz w:val="28"/>
           <w:szCs w:val="28"/>
@@ -21088,7 +21189,7 @@
       </w:pPr>
       <w:r>
         <w:rPr>
-          <w:rFonts w:ascii="楷体" w:eastAsia="楷体" w:hAnsi="楷体"/>
+          <w:rFonts w:ascii="KaiTi" w:eastAsia="KaiTi" w:hAnsi="KaiTi"/>
           <w:bCs/>
           <w:color w:val="0070C0"/>
           <w:sz w:val="28"/>
@@ -21098,7 +21199,7 @@
       </w:r>
       <w:r>
         <w:rPr>
-          <w:rFonts w:ascii="楷体" w:eastAsia="楷体" w:hAnsi="楷体" w:cs="楷体_GB2312" w:hint="eastAsia"/>
+          <w:rFonts w:ascii="KaiTi" w:eastAsia="KaiTi" w:hAnsi="KaiTi" w:cs="KaiTi_GB2312" w:hint="eastAsia"/>
           <w:b/>
           <w:bCs/>
           <w:color w:val="0070C0"/>
@@ -21109,7 +21210,7 @@
       </w:r>
       <w:r>
         <w:rPr>
-          <w:rFonts w:ascii="楷体" w:eastAsia="楷体" w:hAnsi="楷体" w:cs="楷体_GB2312" w:hint="eastAsia"/>
+          <w:rFonts w:ascii="KaiTi" w:eastAsia="KaiTi" w:hAnsi="KaiTi" w:cs="KaiTi_GB2312" w:hint="eastAsia"/>
           <w:color w:val="0070C0"/>
           <w:sz w:val="28"/>
           <w:szCs w:val="28"/>
@@ -21120,7 +21221,7 @@
     <w:p>
       <w:pPr>
         <w:pStyle w:val="section"/>
-        <w:ind w:firstLine="482"/>
+        <w:ind w:firstLine="489"/>
         <w:rPr>
           <w:rFonts w:hint="eastAsia"/>
           <w:b/>
@@ -21363,12 +21464,11 @@
                         <w:txbxContent>
                           <w:p>
                             <w:pPr>
-                              <w:pStyle w:val="ac"/>
+                              <w:pStyle w:val="Caption"/>
                               <w:spacing w:line="240" w:lineRule="auto"/>
                               <w:ind w:firstLineChars="0" w:firstLine="0"/>
                               <w:jc w:val="center"/>
                               <w:rPr>
-                                <w:rFonts w:hint="eastAsia"/>
                                 <w:i w:val="0"/>
                                 <w:iCs w:val="0"/>
                               </w:rPr>
@@ -21425,11 +21525,11 @@
                           </w:p>
                           <w:p>
                             <w:pPr>
-                              <w:pStyle w:val="ac"/>
+                              <w:pStyle w:val="Caption"/>
                               <w:widowControl/>
                               <w:snapToGrid w:val="0"/>
                               <w:spacing w:afterLines="50" w:after="156" w:line="240" w:lineRule="auto"/>
-                              <w:ind w:leftChars="200" w:left="400" w:rightChars="200" w:right="400" w:firstLine="361"/>
+                              <w:ind w:leftChars="200" w:left="400" w:rightChars="200" w:right="400" w:firstLine="367"/>
                               <w:jc w:val="center"/>
                               <w:rPr>
                                 <w:rFonts w:ascii="Times" w:hAnsi="Times"/>
@@ -21554,17 +21654,16 @@
           </mc:Choice>
           <mc:Fallback>
             <w:pict>
-              <v:shape w14:anchorId="50C027F0" id="Text Box 1" o:spid="_x0000_s1030" type="#_x0000_t202" style="position:absolute;left:0;text-align:left;margin-left:0;margin-top:91.55pt;width:419.25pt;height:223.85pt;z-index:251665408;visibility:visible;mso-wrap-style:square;mso-width-percent:0;mso-height-percent:0;mso-wrap-distance-left:9pt;mso-wrap-distance-top:0;mso-wrap-distance-right:9pt;mso-wrap-distance-bottom:0;mso-position-horizontal:absolute;mso-position-horizontal-relative:text;mso-position-vertical:absolute;mso-position-vertical-relative:text;mso-width-percent:0;mso-height-percent:0;mso-width-relative:margin;mso-height-relative:margin;v-text-anchor:top" o:gfxdata="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" stroked="f">
+              <v:shape w14:anchorId="50C027F0" id="Text Box 1" o:spid="_x0000_s1030" type="#_x0000_t202" style="position:absolute;left:0;text-align:left;margin-left:0;margin-top:91.55pt;width:419.25pt;height:223.85pt;z-index:251665408;visibility:visible;mso-wrap-style:square;mso-width-percent:0;mso-height-percent:0;mso-wrap-distance-left:9pt;mso-wrap-distance-top:0;mso-wrap-distance-right:9pt;mso-wrap-distance-bottom:0;mso-position-horizontal:absolute;mso-position-horizontal-relative:text;mso-position-vertical:absolute;mso-position-vertical-relative:text;mso-width-percent:0;mso-height-percent:0;mso-width-relative:margin;mso-height-relative:margin;v-text-anchor:top" o:gfxdata="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" stroked="f">
                 <v:textbox inset="0,0,0,0">
                   <w:txbxContent>
                     <w:p>
                       <w:pPr>
-                        <w:pStyle w:val="ac"/>
+                        <w:pStyle w:val="Caption"/>
                         <w:spacing w:line="240" w:lineRule="auto"/>
                         <w:ind w:firstLineChars="0" w:firstLine="0"/>
                         <w:jc w:val="center"/>
                         <w:rPr>
-                          <w:rFonts w:hint="eastAsia"/>
                           <w:i w:val="0"/>
                           <w:iCs w:val="0"/>
                         </w:rPr>
@@ -21621,11 +21720,11 @@
                     </w:p>
                     <w:p>
                       <w:pPr>
-                        <w:pStyle w:val="ac"/>
+                        <w:pStyle w:val="Caption"/>
                         <w:widowControl/>
                         <w:snapToGrid w:val="0"/>
                         <w:spacing w:afterLines="50" w:after="156" w:line="240" w:lineRule="auto"/>
-                        <w:ind w:leftChars="200" w:left="400" w:rightChars="200" w:right="400" w:firstLine="361"/>
+                        <w:ind w:leftChars="200" w:left="400" w:rightChars="200" w:right="400" w:firstLine="367"/>
                         <w:jc w:val="center"/>
                         <w:rPr>
                           <w:rFonts w:ascii="Times" w:hAnsi="Times"/>
@@ -21996,7 +22095,7 @@
     <w:p>
       <w:pPr>
         <w:pStyle w:val="main"/>
-        <w:ind w:firstLine="482"/>
+        <w:ind w:firstLine="489"/>
       </w:pPr>
       <w:r>
         <w:rPr>
@@ -22226,7 +22325,7 @@
     <w:p>
       <w:pPr>
         <w:pStyle w:val="main"/>
-        <w:ind w:firstLine="482"/>
+        <w:ind w:firstLine="489"/>
       </w:pPr>
       <w:r>
         <w:rPr>
@@ -22420,7 +22519,7 @@
     <w:p>
       <w:pPr>
         <w:pStyle w:val="section"/>
-        <w:ind w:firstLine="482"/>
+        <w:ind w:firstLine="489"/>
         <w:rPr>
           <w:rFonts w:hint="eastAsia"/>
           <w:b/>
@@ -22455,7 +22554,7 @@
     <w:p>
       <w:pPr>
         <w:pStyle w:val="main"/>
-        <w:ind w:firstLine="482"/>
+        <w:ind w:firstLine="489"/>
       </w:pPr>
       <w:r>
         <w:rPr>
@@ -22534,7 +22633,7 @@
     <w:p>
       <w:pPr>
         <w:pStyle w:val="main"/>
-        <w:ind w:firstLine="482"/>
+        <w:ind w:firstLine="489"/>
       </w:pPr>
       <w:r>
         <w:rPr>
@@ -22584,9 +22683,9 @@
         <w:adjustRightInd w:val="0"/>
         <w:snapToGrid w:val="0"/>
         <w:spacing w:line="440" w:lineRule="exact"/>
-        <w:ind w:firstLineChars="200" w:firstLine="482"/>
-        <w:rPr>
-          <w:rFonts w:cs="楷体_GB2312"/>
+        <w:ind w:firstLineChars="200" w:firstLine="489"/>
+        <w:rPr>
+          <w:rFonts w:cs="KaiTi_GB2312"/>
           <w:bCs/>
           <w:sz w:val="24"/>
           <w:szCs w:val="32"/>
@@ -22594,7 +22693,7 @@
       </w:pPr>
       <w:r>
         <w:rPr>
-          <w:rFonts w:cs="楷体_GB2312" w:hint="eastAsia"/>
+          <w:rFonts w:cs="KaiTi_GB2312" w:hint="eastAsia"/>
           <w:b/>
           <w:sz w:val="24"/>
           <w:szCs w:val="32"/>
@@ -22603,7 +22702,7 @@
       </w:r>
       <w:r>
         <w:rPr>
-          <w:rFonts w:cs="楷体_GB2312" w:hint="eastAsia"/>
+          <w:rFonts w:cs="KaiTi_GB2312" w:hint="eastAsia"/>
           <w:b/>
           <w:sz w:val="24"/>
           <w:szCs w:val="32"/>
@@ -22619,7 +22718,7 @@
       </w:r>
       <w:r>
         <w:rPr>
-          <w:rFonts w:cs="楷体_GB2312" w:hint="eastAsia"/>
+          <w:rFonts w:cs="KaiTi_GB2312" w:hint="eastAsia"/>
           <w:bCs/>
           <w:sz w:val="24"/>
           <w:szCs w:val="32"/>
@@ -22628,7 +22727,7 @@
       </w:r>
       <w:r>
         <w:rPr>
-          <w:rFonts w:cs="楷体_GB2312" w:hint="eastAsia"/>
+          <w:rFonts w:cs="KaiTi_GB2312" w:hint="eastAsia"/>
           <w:bCs/>
           <w:sz w:val="24"/>
           <w:szCs w:val="32"/>
@@ -22637,7 +22736,7 @@
       </w:r>
       <w:r>
         <w:rPr>
-          <w:rFonts w:cs="楷体_GB2312"/>
+          <w:rFonts w:cs="KaiTi_GB2312"/>
           <w:bCs/>
           <w:sz w:val="24"/>
           <w:szCs w:val="32"/>
@@ -22646,7 +22745,7 @@
       </w:r>
       <w:r>
         <w:rPr>
-          <w:rFonts w:cs="楷体_GB2312" w:hint="eastAsia"/>
+          <w:rFonts w:cs="KaiTi_GB2312" w:hint="eastAsia"/>
           <w:bCs/>
           <w:sz w:val="24"/>
           <w:szCs w:val="32"/>
@@ -22655,7 +22754,7 @@
       </w:r>
       <w:r>
         <w:rPr>
-          <w:rFonts w:cs="楷体_GB2312"/>
+          <w:rFonts w:cs="KaiTi_GB2312"/>
           <w:bCs/>
           <w:sz w:val="24"/>
           <w:szCs w:val="32"/>
@@ -22664,7 +22763,7 @@
       </w:r>
       <w:r>
         <w:rPr>
-          <w:rFonts w:cs="楷体_GB2312" w:hint="eastAsia"/>
+          <w:rFonts w:cs="KaiTi_GB2312" w:hint="eastAsia"/>
           <w:bCs/>
           <w:sz w:val="24"/>
           <w:szCs w:val="32"/>
@@ -22674,7 +22773,7 @@
     </w:p>
     <w:p>
       <w:pPr>
-        <w:pStyle w:val="ad"/>
+        <w:pStyle w:val="ListParagraph"/>
         <w:numPr>
           <w:ilvl w:val="1"/>
           <w:numId w:val="6"/>
@@ -22684,7 +22783,7 @@
         <w:spacing w:line="440" w:lineRule="exact"/>
         <w:jc w:val="left"/>
         <w:rPr>
-          <w:rFonts w:cs="楷体_GB2312"/>
+          <w:rFonts w:cs="KaiTi_GB2312"/>
           <w:bCs/>
           <w:sz w:val="24"/>
           <w:szCs w:val="32"/>
@@ -22692,7 +22791,7 @@
       </w:pPr>
       <w:r>
         <w:rPr>
-          <w:rFonts w:cs="楷体_GB2312" w:hint="eastAsia"/>
+          <w:rFonts w:cs="KaiTi_GB2312" w:hint="eastAsia"/>
           <w:bCs/>
           <w:sz w:val="24"/>
           <w:szCs w:val="32"/>
@@ -22701,7 +22800,7 @@
       </w:r>
       <w:r>
         <w:rPr>
-          <w:rFonts w:cs="楷体_GB2312" w:hint="eastAsia"/>
+          <w:rFonts w:cs="KaiTi_GB2312" w:hint="eastAsia"/>
           <w:bCs/>
           <w:sz w:val="24"/>
           <w:szCs w:val="32"/>
@@ -22717,7 +22816,7 @@
         <w:ind w:left="480"/>
         <w:jc w:val="left"/>
         <w:rPr>
-          <w:rFonts w:cs="楷体_GB2312"/>
+          <w:rFonts w:cs="KaiTi_GB2312"/>
           <w:bCs/>
           <w:sz w:val="24"/>
           <w:szCs w:val="32"/>
@@ -22725,7 +22824,7 @@
       </w:pPr>
       <w:r>
         <w:rPr>
-          <w:rFonts w:cs="楷体_GB2312" w:hint="eastAsia"/>
+          <w:rFonts w:cs="KaiTi_GB2312" w:hint="eastAsia"/>
           <w:bCs/>
           <w:sz w:val="24"/>
           <w:szCs w:val="32"/>
@@ -22734,7 +22833,7 @@
       </w:r>
       <w:r>
         <w:rPr>
-          <w:rFonts w:cs="楷体_GB2312" w:hint="eastAsia"/>
+          <w:rFonts w:cs="KaiTi_GB2312" w:hint="eastAsia"/>
           <w:bCs/>
           <w:sz w:val="24"/>
           <w:szCs w:val="32"/>
@@ -22750,7 +22849,7 @@
         <w:ind w:left="60" w:firstLine="420"/>
         <w:jc w:val="left"/>
         <w:rPr>
-          <w:rFonts w:cs="楷体_GB2312"/>
+          <w:rFonts w:cs="KaiTi_GB2312"/>
           <w:bCs/>
           <w:sz w:val="24"/>
           <w:szCs w:val="32"/>
@@ -22758,7 +22857,7 @@
       </w:pPr>
       <w:r>
         <w:rPr>
-          <w:rFonts w:cs="楷体_GB2312" w:hint="eastAsia"/>
+          <w:rFonts w:cs="KaiTi_GB2312" w:hint="eastAsia"/>
           <w:bCs/>
           <w:sz w:val="24"/>
           <w:szCs w:val="32"/>
@@ -22767,7 +22866,7 @@
       </w:r>
       <w:r>
         <w:rPr>
-          <w:rFonts w:cs="楷体_GB2312" w:hint="eastAsia"/>
+          <w:rFonts w:cs="KaiTi_GB2312" w:hint="eastAsia"/>
           <w:bCs/>
           <w:sz w:val="24"/>
           <w:szCs w:val="32"/>
@@ -22776,7 +22875,7 @@
       </w:r>
       <w:r>
         <w:rPr>
-          <w:rFonts w:cs="楷体_GB2312" w:hint="eastAsia"/>
+          <w:rFonts w:cs="KaiTi_GB2312" w:hint="eastAsia"/>
           <w:bCs/>
           <w:sz w:val="24"/>
           <w:szCs w:val="32"/>
@@ -22785,7 +22884,7 @@
       </w:r>
       <w:r>
         <w:rPr>
-          <w:rFonts w:cs="楷体_GB2312" w:hint="eastAsia"/>
+          <w:rFonts w:cs="KaiTi_GB2312" w:hint="eastAsia"/>
           <w:bCs/>
           <w:sz w:val="24"/>
           <w:szCs w:val="32"/>
@@ -22794,7 +22893,7 @@
       </w:r>
       <w:r>
         <w:rPr>
-          <w:rFonts w:cs="楷体_GB2312" w:hint="eastAsia"/>
+          <w:rFonts w:cs="KaiTi_GB2312" w:hint="eastAsia"/>
           <w:bCs/>
           <w:sz w:val="24"/>
           <w:szCs w:val="32"/>
@@ -22804,7 +22903,7 @@
     </w:p>
     <w:p>
       <w:pPr>
-        <w:pStyle w:val="ad"/>
+        <w:pStyle w:val="ListParagraph"/>
         <w:numPr>
           <w:ilvl w:val="0"/>
           <w:numId w:val="7"/>
@@ -22813,7 +22912,7 @@
         <w:snapToGrid w:val="0"/>
         <w:spacing w:line="440" w:lineRule="exact"/>
         <w:rPr>
-          <w:rFonts w:cs="楷体_GB2312"/>
+          <w:rFonts w:cs="KaiTi_GB2312"/>
           <w:bCs/>
           <w:sz w:val="24"/>
           <w:szCs w:val="32"/>
@@ -22821,7 +22920,7 @@
       </w:pPr>
       <w:r>
         <w:rPr>
-          <w:rFonts w:cs="楷体_GB2312" w:hint="eastAsia"/>
+          <w:rFonts w:cs="KaiTi_GB2312" w:hint="eastAsia"/>
           <w:bCs/>
           <w:sz w:val="24"/>
           <w:szCs w:val="32"/>
@@ -22830,7 +22929,7 @@
       </w:r>
       <w:r>
         <w:rPr>
-          <w:rFonts w:cs="楷体_GB2312" w:hint="eastAsia"/>
+          <w:rFonts w:cs="KaiTi_GB2312" w:hint="eastAsia"/>
           <w:bCs/>
           <w:sz w:val="24"/>
           <w:szCs w:val="32"/>
@@ -22839,7 +22938,7 @@
       </w:r>
       <w:r>
         <w:rPr>
-          <w:rFonts w:cs="楷体_GB2312" w:hint="eastAsia"/>
+          <w:rFonts w:cs="KaiTi_GB2312" w:hint="eastAsia"/>
           <w:bCs/>
           <w:sz w:val="24"/>
           <w:szCs w:val="32"/>
@@ -22849,7 +22948,7 @@
     </w:p>
     <w:p>
       <w:pPr>
-        <w:pStyle w:val="ad"/>
+        <w:pStyle w:val="ListParagraph"/>
         <w:numPr>
           <w:ilvl w:val="0"/>
           <w:numId w:val="7"/>
@@ -22858,7 +22957,7 @@
         <w:snapToGrid w:val="0"/>
         <w:spacing w:line="440" w:lineRule="exact"/>
         <w:rPr>
-          <w:rFonts w:cs="楷体_GB2312"/>
+          <w:rFonts w:cs="KaiTi_GB2312"/>
           <w:bCs/>
           <w:sz w:val="24"/>
           <w:szCs w:val="32"/>
@@ -22866,7 +22965,7 @@
       </w:pPr>
       <w:r>
         <w:rPr>
-          <w:rFonts w:cs="楷体_GB2312" w:hint="eastAsia"/>
+          <w:rFonts w:cs="KaiTi_GB2312" w:hint="eastAsia"/>
           <w:bCs/>
           <w:sz w:val="24"/>
           <w:szCs w:val="32"/>
@@ -22876,7 +22975,7 @@
     </w:p>
     <w:p>
       <w:pPr>
-        <w:pStyle w:val="ad"/>
+        <w:pStyle w:val="ListParagraph"/>
         <w:numPr>
           <w:ilvl w:val="1"/>
           <w:numId w:val="7"/>
@@ -22886,7 +22985,7 @@
         <w:spacing w:line="440" w:lineRule="exact"/>
         <w:ind w:left="567" w:firstLine="420"/>
         <w:rPr>
-          <w:rFonts w:cs="楷体_GB2312"/>
+          <w:rFonts w:cs="KaiTi_GB2312"/>
           <w:bCs/>
           <w:sz w:val="24"/>
           <w:szCs w:val="32"/>
@@ -22894,7 +22993,7 @@
       </w:pPr>
       <w:r>
         <w:rPr>
-          <w:rFonts w:cs="楷体_GB2312" w:hint="eastAsia"/>
+          <w:rFonts w:cs="KaiTi_GB2312" w:hint="eastAsia"/>
           <w:bCs/>
           <w:sz w:val="24"/>
           <w:szCs w:val="32"/>
@@ -22904,7 +23003,7 @@
     </w:p>
     <w:p>
       <w:pPr>
-        <w:pStyle w:val="ad"/>
+        <w:pStyle w:val="ListParagraph"/>
         <w:numPr>
           <w:ilvl w:val="1"/>
           <w:numId w:val="7"/>
@@ -22914,7 +23013,7 @@
         <w:spacing w:line="440" w:lineRule="exact"/>
         <w:ind w:left="567" w:firstLine="420"/>
         <w:rPr>
-          <w:rFonts w:cs="楷体_GB2312"/>
+          <w:rFonts w:cs="KaiTi_GB2312"/>
           <w:bCs/>
           <w:sz w:val="24"/>
           <w:szCs w:val="32"/>
@@ -22922,7 +23021,7 @@
       </w:pPr>
       <w:r>
         <w:rPr>
-          <w:rFonts w:cs="楷体_GB2312" w:hint="eastAsia"/>
+          <w:rFonts w:cs="KaiTi_GB2312" w:hint="eastAsia"/>
           <w:bCs/>
           <w:sz w:val="24"/>
           <w:szCs w:val="32"/>
@@ -22931,7 +23030,7 @@
       </w:r>
       <w:r>
         <w:rPr>
-          <w:rFonts w:cs="楷体_GB2312" w:hint="eastAsia"/>
+          <w:rFonts w:cs="KaiTi_GB2312" w:hint="eastAsia"/>
           <w:bCs/>
           <w:sz w:val="24"/>
           <w:szCs w:val="32"/>
@@ -22940,7 +23039,7 @@
       </w:r>
       <w:r>
         <w:rPr>
-          <w:rFonts w:cs="楷体_GB2312" w:hint="eastAsia"/>
+          <w:rFonts w:cs="KaiTi_GB2312" w:hint="eastAsia"/>
           <w:bCs/>
           <w:sz w:val="24"/>
           <w:szCs w:val="32"/>
@@ -22949,7 +23048,7 @@
       </w:r>
       <w:r>
         <w:rPr>
-          <w:rFonts w:cs="楷体_GB2312" w:hint="eastAsia"/>
+          <w:rFonts w:cs="KaiTi_GB2312" w:hint="eastAsia"/>
           <w:bCs/>
           <w:sz w:val="24"/>
           <w:szCs w:val="32"/>
@@ -22959,7 +23058,7 @@
     </w:p>
     <w:p>
       <w:pPr>
-        <w:pStyle w:val="ad"/>
+        <w:pStyle w:val="ListParagraph"/>
         <w:numPr>
           <w:ilvl w:val="1"/>
           <w:numId w:val="7"/>
@@ -22969,7 +23068,7 @@
         <w:spacing w:line="440" w:lineRule="exact"/>
         <w:ind w:left="567" w:firstLine="420"/>
         <w:rPr>
-          <w:rFonts w:cs="楷体_GB2312"/>
+          <w:rFonts w:cs="KaiTi_GB2312"/>
           <w:bCs/>
           <w:sz w:val="24"/>
           <w:szCs w:val="32"/>
@@ -22977,7 +23076,7 @@
       </w:pPr>
       <w:r>
         <w:rPr>
-          <w:rFonts w:cs="楷体_GB2312" w:hint="eastAsia"/>
+          <w:rFonts w:cs="KaiTi_GB2312" w:hint="eastAsia"/>
           <w:bCs/>
           <w:sz w:val="24"/>
           <w:szCs w:val="32"/>
@@ -22986,7 +23085,7 @@
       </w:r>
       <w:r>
         <w:rPr>
-          <w:rFonts w:cs="楷体_GB2312" w:hint="eastAsia"/>
+          <w:rFonts w:cs="KaiTi_GB2312" w:hint="eastAsia"/>
           <w:bCs/>
           <w:sz w:val="24"/>
           <w:szCs w:val="32"/>
@@ -22996,14 +23095,14 @@
     </w:p>
     <w:p>
       <w:pPr>
-        <w:pStyle w:val="ad"/>
+        <w:pStyle w:val="ListParagraph"/>
         <w:adjustRightInd w:val="0"/>
         <w:snapToGrid w:val="0"/>
         <w:spacing w:line="440" w:lineRule="exact"/>
         <w:ind w:left="420" w:firstLine="147"/>
         <w:jc w:val="left"/>
         <w:rPr>
-          <w:rFonts w:cs="楷体_GB2312"/>
+          <w:rFonts w:cs="KaiTi_GB2312"/>
           <w:bCs/>
           <w:sz w:val="24"/>
           <w:szCs w:val="32"/>
@@ -23011,7 +23110,7 @@
       </w:pPr>
       <w:r>
         <w:rPr>
-          <w:rFonts w:cs="楷体_GB2312" w:hint="eastAsia"/>
+          <w:rFonts w:cs="KaiTi_GB2312" w:hint="eastAsia"/>
           <w:bCs/>
           <w:sz w:val="24"/>
           <w:szCs w:val="32"/>
@@ -23020,7 +23119,7 @@
       </w:r>
       <w:r>
         <w:rPr>
-          <w:rFonts w:cs="楷体_GB2312" w:hint="eastAsia"/>
+          <w:rFonts w:cs="KaiTi_GB2312" w:hint="eastAsia"/>
           <w:bCs/>
           <w:sz w:val="24"/>
           <w:szCs w:val="32"/>
@@ -23029,7 +23128,7 @@
       </w:r>
       <w:r>
         <w:rPr>
-          <w:rFonts w:cs="楷体_GB2312" w:hint="eastAsia"/>
+          <w:rFonts w:cs="KaiTi_GB2312" w:hint="eastAsia"/>
           <w:bCs/>
           <w:sz w:val="24"/>
           <w:szCs w:val="32"/>
@@ -23038,7 +23137,7 @@
       </w:r>
       <w:r>
         <w:rPr>
-          <w:rFonts w:cs="楷体_GB2312" w:hint="eastAsia"/>
+          <w:rFonts w:cs="KaiTi_GB2312" w:hint="eastAsia"/>
           <w:bCs/>
           <w:sz w:val="24"/>
           <w:szCs w:val="32"/>
@@ -23047,7 +23146,7 @@
       </w:r>
       <w:r>
         <w:rPr>
-          <w:rFonts w:cs="楷体_GB2312" w:hint="eastAsia"/>
+          <w:rFonts w:cs="KaiTi_GB2312" w:hint="eastAsia"/>
           <w:bCs/>
           <w:sz w:val="24"/>
           <w:szCs w:val="32"/>
@@ -23056,7 +23155,7 @@
       </w:r>
       <w:r>
         <w:rPr>
-          <w:rFonts w:cs="楷体_GB2312" w:hint="eastAsia"/>
+          <w:rFonts w:cs="KaiTi_GB2312" w:hint="eastAsia"/>
           <w:bCs/>
           <w:sz w:val="24"/>
           <w:szCs w:val="32"/>
@@ -23066,7 +23165,7 @@
     </w:p>
     <w:p>
       <w:pPr>
-        <w:pStyle w:val="ad"/>
+        <w:pStyle w:val="ListParagraph"/>
         <w:numPr>
           <w:ilvl w:val="0"/>
           <w:numId w:val="7"/>
@@ -23075,7 +23174,7 @@
         <w:snapToGrid w:val="0"/>
         <w:spacing w:line="440" w:lineRule="exact"/>
         <w:rPr>
-          <w:rFonts w:cs="楷体_GB2312"/>
+          <w:rFonts w:cs="KaiTi_GB2312"/>
           <w:bCs/>
           <w:sz w:val="24"/>
           <w:szCs w:val="32"/>
@@ -23083,7 +23182,7 @@
       </w:pPr>
       <w:r>
         <w:rPr>
-          <w:rFonts w:cs="楷体_GB2312" w:hint="eastAsia"/>
+          <w:rFonts w:cs="KaiTi_GB2312" w:hint="eastAsia"/>
           <w:bCs/>
           <w:sz w:val="24"/>
           <w:szCs w:val="32"/>
@@ -23092,7 +23191,7 @@
       </w:r>
       <w:r>
         <w:rPr>
-          <w:rFonts w:cs="楷体_GB2312" w:hint="eastAsia"/>
+          <w:rFonts w:cs="KaiTi_GB2312" w:hint="eastAsia"/>
           <w:bCs/>
           <w:sz w:val="24"/>
           <w:szCs w:val="32"/>
@@ -23101,7 +23200,7 @@
       </w:r>
       <w:r>
         <w:rPr>
-          <w:rFonts w:cs="楷体_GB2312" w:hint="eastAsia"/>
+          <w:rFonts w:cs="KaiTi_GB2312" w:hint="eastAsia"/>
           <w:bCs/>
           <w:sz w:val="24"/>
           <w:szCs w:val="32"/>
@@ -23110,7 +23209,7 @@
       </w:r>
       <w:r>
         <w:rPr>
-          <w:rFonts w:cs="楷体_GB2312" w:hint="eastAsia"/>
+          <w:rFonts w:cs="KaiTi_GB2312" w:hint="eastAsia"/>
           <w:bCs/>
           <w:sz w:val="24"/>
           <w:szCs w:val="32"/>
@@ -23120,7 +23219,7 @@
     </w:p>
     <w:p>
       <w:pPr>
-        <w:pStyle w:val="ad"/>
+        <w:pStyle w:val="ListParagraph"/>
         <w:numPr>
           <w:ilvl w:val="0"/>
           <w:numId w:val="7"/>
@@ -23130,7 +23229,7 @@
         <w:spacing w:line="440" w:lineRule="exact"/>
         <w:jc w:val="left"/>
         <w:rPr>
-          <w:rFonts w:cs="楷体_GB2312"/>
+          <w:rFonts w:cs="KaiTi_GB2312"/>
           <w:bCs/>
           <w:sz w:val="24"/>
           <w:szCs w:val="32"/>
@@ -23138,7 +23237,7 @@
       </w:pPr>
       <w:r>
         <w:rPr>
-          <w:rFonts w:cs="楷体_GB2312" w:hint="eastAsia"/>
+          <w:rFonts w:cs="KaiTi_GB2312" w:hint="eastAsia"/>
           <w:bCs/>
           <w:sz w:val="24"/>
           <w:szCs w:val="32"/>
@@ -23148,7 +23247,7 @@
     </w:p>
     <w:p>
       <w:pPr>
-        <w:pStyle w:val="ad"/>
+        <w:pStyle w:val="ListParagraph"/>
         <w:numPr>
           <w:ilvl w:val="1"/>
           <w:numId w:val="7"/>
@@ -23158,7 +23257,7 @@
         <w:spacing w:line="440" w:lineRule="exact"/>
         <w:ind w:left="567" w:firstLine="420"/>
         <w:rPr>
-          <w:rFonts w:cs="楷体_GB2312"/>
+          <w:rFonts w:cs="KaiTi_GB2312"/>
           <w:bCs/>
           <w:sz w:val="24"/>
           <w:szCs w:val="32"/>
@@ -23166,7 +23265,7 @@
       </w:pPr>
       <w:r>
         <w:rPr>
-          <w:rFonts w:cs="楷体_GB2312" w:hint="eastAsia"/>
+          <w:rFonts w:cs="KaiTi_GB2312" w:hint="eastAsia"/>
           <w:bCs/>
           <w:sz w:val="24"/>
           <w:szCs w:val="32"/>
@@ -23175,7 +23274,7 @@
       </w:r>
       <w:r>
         <w:rPr>
-          <w:rFonts w:cs="楷体_GB2312" w:hint="eastAsia"/>
+          <w:rFonts w:cs="KaiTi_GB2312" w:hint="eastAsia"/>
           <w:bCs/>
           <w:sz w:val="24"/>
           <w:szCs w:val="32"/>
@@ -23184,7 +23283,7 @@
       </w:r>
       <w:r>
         <w:rPr>
-          <w:rFonts w:cs="楷体_GB2312" w:hint="eastAsia"/>
+          <w:rFonts w:cs="KaiTi_GB2312" w:hint="eastAsia"/>
           <w:bCs/>
           <w:sz w:val="24"/>
           <w:szCs w:val="32"/>
@@ -23193,7 +23292,7 @@
       </w:r>
       <w:r>
         <w:rPr>
-          <w:rFonts w:cs="楷体_GB2312" w:hint="eastAsia"/>
+          <w:rFonts w:cs="KaiTi_GB2312" w:hint="eastAsia"/>
           <w:bCs/>
           <w:sz w:val="24"/>
           <w:szCs w:val="32"/>
@@ -23202,7 +23301,7 @@
       </w:r>
       <w:r>
         <w:rPr>
-          <w:rFonts w:cs="楷体_GB2312" w:hint="eastAsia"/>
+          <w:rFonts w:cs="KaiTi_GB2312" w:hint="eastAsia"/>
           <w:bCs/>
           <w:sz w:val="24"/>
           <w:szCs w:val="32"/>
@@ -23211,7 +23310,7 @@
       </w:r>
       <w:r>
         <w:rPr>
-          <w:rFonts w:cs="楷体_GB2312" w:hint="eastAsia"/>
+          <w:rFonts w:cs="KaiTi_GB2312" w:hint="eastAsia"/>
           <w:bCs/>
           <w:sz w:val="24"/>
           <w:szCs w:val="32"/>
@@ -23220,7 +23319,7 @@
       </w:r>
       <w:r>
         <w:rPr>
-          <w:rFonts w:cs="楷体_GB2312" w:hint="eastAsia"/>
+          <w:rFonts w:cs="KaiTi_GB2312" w:hint="eastAsia"/>
           <w:bCs/>
           <w:sz w:val="24"/>
           <w:szCs w:val="32"/>
@@ -23229,7 +23328,7 @@
       </w:r>
       <w:r>
         <w:rPr>
-          <w:rFonts w:cs="楷体_GB2312" w:hint="eastAsia"/>
+          <w:rFonts w:cs="KaiTi_GB2312" w:hint="eastAsia"/>
           <w:bCs/>
           <w:sz w:val="24"/>
           <w:szCs w:val="32"/>
@@ -23238,7 +23337,7 @@
       </w:r>
       <w:r>
         <w:rPr>
-          <w:rFonts w:cs="楷体_GB2312" w:hint="eastAsia"/>
+          <w:rFonts w:cs="KaiTi_GB2312" w:hint="eastAsia"/>
           <w:bCs/>
           <w:sz w:val="24"/>
           <w:szCs w:val="32"/>
@@ -23247,7 +23346,7 @@
       </w:r>
       <w:r>
         <w:rPr>
-          <w:rFonts w:cs="楷体_GB2312" w:hint="eastAsia"/>
+          <w:rFonts w:cs="KaiTi_GB2312" w:hint="eastAsia"/>
           <w:bCs/>
           <w:sz w:val="24"/>
           <w:szCs w:val="32"/>
@@ -23256,7 +23355,7 @@
       </w:r>
       <w:r>
         <w:rPr>
-          <w:rFonts w:cs="楷体_GB2312" w:hint="eastAsia"/>
+          <w:rFonts w:cs="KaiTi_GB2312" w:hint="eastAsia"/>
           <w:bCs/>
           <w:sz w:val="24"/>
           <w:szCs w:val="32"/>
@@ -23265,7 +23364,7 @@
       </w:r>
       <w:r>
         <w:rPr>
-          <w:rFonts w:cs="楷体_GB2312" w:hint="eastAsia"/>
+          <w:rFonts w:cs="KaiTi_GB2312" w:hint="eastAsia"/>
           <w:bCs/>
           <w:sz w:val="24"/>
           <w:szCs w:val="32"/>
@@ -23274,7 +23373,7 @@
       </w:r>
       <w:r>
         <w:rPr>
-          <w:rFonts w:cs="楷体_GB2312" w:hint="eastAsia"/>
+          <w:rFonts w:cs="KaiTi_GB2312" w:hint="eastAsia"/>
           <w:bCs/>
           <w:sz w:val="24"/>
           <w:szCs w:val="32"/>
@@ -23283,7 +23382,7 @@
       </w:r>
       <w:r>
         <w:rPr>
-          <w:rFonts w:cs="楷体_GB2312" w:hint="eastAsia"/>
+          <w:rFonts w:cs="KaiTi_GB2312" w:hint="eastAsia"/>
           <w:bCs/>
           <w:sz w:val="24"/>
           <w:szCs w:val="32"/>
@@ -23292,7 +23391,7 @@
       </w:r>
       <w:r>
         <w:rPr>
-          <w:rFonts w:cs="楷体_GB2312" w:hint="eastAsia"/>
+          <w:rFonts w:cs="KaiTi_GB2312" w:hint="eastAsia"/>
           <w:bCs/>
           <w:sz w:val="24"/>
           <w:szCs w:val="32"/>
@@ -23301,7 +23400,7 @@
       </w:r>
       <w:r>
         <w:rPr>
-          <w:rFonts w:cs="楷体_GB2312" w:hint="eastAsia"/>
+          <w:rFonts w:cs="KaiTi_GB2312" w:hint="eastAsia"/>
           <w:bCs/>
           <w:sz w:val="24"/>
           <w:szCs w:val="32"/>
@@ -23310,7 +23409,7 @@
       </w:r>
       <w:r>
         <w:rPr>
-          <w:rFonts w:cs="楷体_GB2312" w:hint="eastAsia"/>
+          <w:rFonts w:cs="KaiTi_GB2312" w:hint="eastAsia"/>
           <w:bCs/>
           <w:sz w:val="24"/>
           <w:szCs w:val="32"/>
@@ -23319,7 +23418,7 @@
       </w:r>
       <w:r>
         <w:rPr>
-          <w:rFonts w:cs="楷体_GB2312" w:hint="eastAsia"/>
+          <w:rFonts w:cs="KaiTi_GB2312" w:hint="eastAsia"/>
           <w:bCs/>
           <w:sz w:val="24"/>
           <w:szCs w:val="32"/>
@@ -23328,7 +23427,7 @@
       </w:r>
       <w:r>
         <w:rPr>
-          <w:rFonts w:cs="楷体_GB2312" w:hint="eastAsia"/>
+          <w:rFonts w:cs="KaiTi_GB2312" w:hint="eastAsia"/>
           <w:bCs/>
           <w:sz w:val="24"/>
           <w:szCs w:val="32"/>
@@ -23337,7 +23436,7 @@
       </w:r>
       <w:r>
         <w:rPr>
-          <w:rFonts w:cs="楷体_GB2312" w:hint="eastAsia"/>
+          <w:rFonts w:cs="KaiTi_GB2312" w:hint="eastAsia"/>
           <w:bCs/>
           <w:sz w:val="24"/>
           <w:szCs w:val="32"/>
@@ -23346,7 +23445,7 @@
       </w:r>
       <w:r>
         <w:rPr>
-          <w:rFonts w:cs="楷体_GB2312" w:hint="eastAsia"/>
+          <w:rFonts w:cs="KaiTi_GB2312" w:hint="eastAsia"/>
           <w:bCs/>
           <w:sz w:val="24"/>
           <w:szCs w:val="32"/>
@@ -23355,7 +23454,7 @@
       </w:r>
       <w:r>
         <w:rPr>
-          <w:rFonts w:cs="楷体_GB2312" w:hint="eastAsia"/>
+          <w:rFonts w:cs="KaiTi_GB2312" w:hint="eastAsia"/>
           <w:bCs/>
           <w:sz w:val="24"/>
           <w:szCs w:val="32"/>
@@ -23365,7 +23464,7 @@
       </w:r>
       <w:r>
         <w:rPr>
-          <w:rFonts w:cs="楷体_GB2312" w:hint="eastAsia"/>
+          <w:rFonts w:cs="KaiTi_GB2312" w:hint="eastAsia"/>
           <w:bCs/>
           <w:sz w:val="24"/>
           <w:szCs w:val="32"/>
@@ -23375,7 +23474,7 @@
     </w:p>
     <w:p>
       <w:pPr>
-        <w:pStyle w:val="ad"/>
+        <w:pStyle w:val="ListParagraph"/>
         <w:numPr>
           <w:ilvl w:val="1"/>
           <w:numId w:val="7"/>
@@ -23385,7 +23484,7 @@
         <w:spacing w:line="440" w:lineRule="exact"/>
         <w:ind w:left="567" w:firstLine="420"/>
         <w:rPr>
-          <w:rFonts w:cs="楷体_GB2312"/>
+          <w:rFonts w:cs="KaiTi_GB2312"/>
           <w:bCs/>
           <w:sz w:val="24"/>
           <w:szCs w:val="32"/>
@@ -23393,7 +23492,7 @@
       </w:pPr>
       <w:r>
         <w:rPr>
-          <w:rFonts w:cs="楷体_GB2312" w:hint="eastAsia"/>
+          <w:rFonts w:cs="KaiTi_GB2312" w:hint="eastAsia"/>
           <w:bCs/>
           <w:sz w:val="24"/>
           <w:szCs w:val="32"/>
@@ -23402,7 +23501,7 @@
       </w:r>
       <w:r>
         <w:rPr>
-          <w:rFonts w:cs="楷体_GB2312" w:hint="eastAsia"/>
+          <w:rFonts w:cs="KaiTi_GB2312" w:hint="eastAsia"/>
           <w:bCs/>
           <w:sz w:val="24"/>
           <w:szCs w:val="32"/>
@@ -23411,7 +23510,7 @@
       </w:r>
       <w:r>
         <w:rPr>
-          <w:rFonts w:cs="楷体_GB2312" w:hint="eastAsia"/>
+          <w:rFonts w:cs="KaiTi_GB2312" w:hint="eastAsia"/>
           <w:bCs/>
           <w:sz w:val="24"/>
           <w:szCs w:val="32"/>
@@ -23420,7 +23519,7 @@
       </w:r>
       <w:r>
         <w:rPr>
-          <w:rFonts w:cs="楷体_GB2312" w:hint="eastAsia"/>
+          <w:rFonts w:cs="KaiTi_GB2312" w:hint="eastAsia"/>
           <w:bCs/>
           <w:sz w:val="24"/>
           <w:szCs w:val="32"/>
@@ -23429,7 +23528,7 @@
       </w:r>
       <w:r>
         <w:rPr>
-          <w:rFonts w:cs="楷体_GB2312" w:hint="eastAsia"/>
+          <w:rFonts w:cs="KaiTi_GB2312" w:hint="eastAsia"/>
           <w:bCs/>
           <w:sz w:val="24"/>
           <w:szCs w:val="32"/>
@@ -23439,7 +23538,7 @@
     </w:p>
     <w:p>
       <w:pPr>
-        <w:pStyle w:val="ad"/>
+        <w:pStyle w:val="ListParagraph"/>
         <w:numPr>
           <w:ilvl w:val="1"/>
           <w:numId w:val="7"/>
@@ -23449,7 +23548,7 @@
         <w:spacing w:line="440" w:lineRule="exact"/>
         <w:ind w:left="567" w:firstLine="420"/>
         <w:rPr>
-          <w:rFonts w:cs="楷体_GB2312"/>
+          <w:rFonts w:cs="KaiTi_GB2312"/>
           <w:bCs/>
           <w:sz w:val="24"/>
           <w:szCs w:val="32"/>
@@ -23457,7 +23556,7 @@
       </w:pPr>
       <w:r>
         <w:rPr>
-          <w:rFonts w:cs="楷体_GB2312" w:hint="eastAsia"/>
+          <w:rFonts w:cs="KaiTi_GB2312" w:hint="eastAsia"/>
           <w:bCs/>
           <w:sz w:val="24"/>
           <w:szCs w:val="32"/>
@@ -23466,7 +23565,7 @@
       </w:r>
       <w:r>
         <w:rPr>
-          <w:rFonts w:cs="楷体_GB2312" w:hint="eastAsia"/>
+          <w:rFonts w:cs="KaiTi_GB2312" w:hint="eastAsia"/>
           <w:bCs/>
           <w:sz w:val="24"/>
           <w:szCs w:val="32"/>
@@ -23475,7 +23574,7 @@
       </w:r>
       <w:r>
         <w:rPr>
-          <w:rFonts w:cs="楷体_GB2312" w:hint="eastAsia"/>
+          <w:rFonts w:cs="KaiTi_GB2312" w:hint="eastAsia"/>
           <w:bCs/>
           <w:sz w:val="24"/>
           <w:szCs w:val="32"/>
@@ -23484,7 +23583,7 @@
       </w:r>
       <w:r>
         <w:rPr>
-          <w:rFonts w:cs="楷体_GB2312" w:hint="eastAsia"/>
+          <w:rFonts w:cs="KaiTi_GB2312" w:hint="eastAsia"/>
           <w:bCs/>
           <w:sz w:val="24"/>
           <w:szCs w:val="32"/>
@@ -23493,7 +23592,7 @@
       </w:r>
       <w:r>
         <w:rPr>
-          <w:rFonts w:cs="楷体_GB2312" w:hint="eastAsia"/>
+          <w:rFonts w:cs="KaiTi_GB2312" w:hint="eastAsia"/>
           <w:bCs/>
           <w:sz w:val="24"/>
           <w:szCs w:val="32"/>
@@ -23503,14 +23602,14 @@
     </w:p>
     <w:p>
       <w:pPr>
-        <w:pStyle w:val="ad"/>
+        <w:pStyle w:val="ListParagraph"/>
         <w:adjustRightInd w:val="0"/>
         <w:snapToGrid w:val="0"/>
         <w:spacing w:line="440" w:lineRule="exact"/>
         <w:ind w:left="60" w:firstLine="420"/>
         <w:jc w:val="left"/>
         <w:rPr>
-          <w:rFonts w:cs="楷体_GB2312"/>
+          <w:rFonts w:cs="KaiTi_GB2312"/>
           <w:bCs/>
           <w:sz w:val="24"/>
           <w:szCs w:val="32"/>
@@ -23518,7 +23617,7 @@
       </w:pPr>
       <w:r>
         <w:rPr>
-          <w:rFonts w:cs="楷体_GB2312" w:hint="eastAsia"/>
+          <w:rFonts w:cs="KaiTi_GB2312" w:hint="eastAsia"/>
           <w:bCs/>
           <w:sz w:val="24"/>
           <w:szCs w:val="32"/>
@@ -23527,7 +23626,7 @@
       </w:r>
       <w:r>
         <w:rPr>
-          <w:rFonts w:cs="楷体_GB2312" w:hint="eastAsia"/>
+          <w:rFonts w:cs="KaiTi_GB2312" w:hint="eastAsia"/>
           <w:bCs/>
           <w:sz w:val="24"/>
           <w:szCs w:val="32"/>
@@ -23536,7 +23635,7 @@
       </w:r>
       <w:r>
         <w:rPr>
-          <w:rFonts w:cs="楷体_GB2312" w:hint="eastAsia"/>
+          <w:rFonts w:cs="KaiTi_GB2312" w:hint="eastAsia"/>
           <w:bCs/>
           <w:sz w:val="24"/>
           <w:szCs w:val="32"/>
@@ -23551,7 +23650,7 @@
         <w:spacing w:line="440" w:lineRule="exact"/>
         <w:ind w:firstLineChars="200" w:firstLine="480"/>
         <w:rPr>
-          <w:rFonts w:cs="楷体_GB2312"/>
+          <w:rFonts w:cs="KaiTi_GB2312"/>
           <w:bCs/>
           <w:sz w:val="24"/>
           <w:szCs w:val="32"/>
@@ -23559,7 +23658,7 @@
       </w:pPr>
       <w:r>
         <w:rPr>
-          <w:rFonts w:cs="楷体_GB2312" w:hint="eastAsia"/>
+          <w:rFonts w:cs="KaiTi_GB2312" w:hint="eastAsia"/>
           <w:bCs/>
           <w:sz w:val="24"/>
           <w:szCs w:val="32"/>
@@ -23568,7 +23667,7 @@
       </w:r>
       <w:r>
         <w:rPr>
-          <w:rFonts w:cs="楷体_GB2312" w:hint="eastAsia"/>
+          <w:rFonts w:cs="KaiTi_GB2312" w:hint="eastAsia"/>
           <w:bCs/>
           <w:sz w:val="24"/>
           <w:szCs w:val="32"/>
@@ -23578,7 +23677,7 @@
     </w:p>
     <w:p>
       <w:pPr>
-        <w:pStyle w:val="ad"/>
+        <w:pStyle w:val="ListParagraph"/>
         <w:numPr>
           <w:ilvl w:val="0"/>
           <w:numId w:val="8"/>
@@ -23587,7 +23686,7 @@
         <w:snapToGrid w:val="0"/>
         <w:spacing w:line="440" w:lineRule="exact"/>
         <w:rPr>
-          <w:rFonts w:cs="楷体_GB2312"/>
+          <w:rFonts w:cs="KaiTi_GB2312"/>
           <w:bCs/>
           <w:sz w:val="24"/>
           <w:szCs w:val="32"/>
@@ -23595,7 +23694,7 @@
       </w:pPr>
       <w:r>
         <w:rPr>
-          <w:rFonts w:cs="楷体_GB2312" w:hint="eastAsia"/>
+          <w:rFonts w:cs="KaiTi_GB2312" w:hint="eastAsia"/>
           <w:bCs/>
           <w:sz w:val="24"/>
           <w:szCs w:val="32"/>
@@ -23604,7 +23703,7 @@
       </w:r>
       <w:r>
         <w:rPr>
-          <w:rFonts w:cs="楷体_GB2312" w:hint="eastAsia"/>
+          <w:rFonts w:cs="KaiTi_GB2312" w:hint="eastAsia"/>
           <w:bCs/>
           <w:sz w:val="24"/>
           <w:szCs w:val="32"/>
@@ -23613,7 +23712,7 @@
       </w:r>
       <w:r>
         <w:rPr>
-          <w:rFonts w:cs="楷体_GB2312" w:hint="eastAsia"/>
+          <w:rFonts w:cs="KaiTi_GB2312" w:hint="eastAsia"/>
           <w:bCs/>
           <w:sz w:val="24"/>
           <w:szCs w:val="32"/>
@@ -23622,7 +23721,7 @@
       </w:r>
       <w:r>
         <w:rPr>
-          <w:rFonts w:cs="楷体_GB2312" w:hint="eastAsia"/>
+          <w:rFonts w:cs="KaiTi_GB2312" w:hint="eastAsia"/>
           <w:bCs/>
           <w:sz w:val="24"/>
           <w:szCs w:val="32"/>
@@ -23631,7 +23730,7 @@
       </w:r>
       <w:r>
         <w:rPr>
-          <w:rFonts w:cs="楷体_GB2312" w:hint="eastAsia"/>
+          <w:rFonts w:cs="KaiTi_GB2312" w:hint="eastAsia"/>
           <w:bCs/>
           <w:sz w:val="24"/>
           <w:szCs w:val="32"/>
@@ -23640,7 +23739,7 @@
       </w:r>
       <w:r>
         <w:rPr>
-          <w:rFonts w:cs="楷体_GB2312" w:hint="eastAsia"/>
+          <w:rFonts w:cs="KaiTi_GB2312" w:hint="eastAsia"/>
           <w:bCs/>
           <w:sz w:val="24"/>
           <w:szCs w:val="32"/>
@@ -23649,7 +23748,7 @@
       </w:r>
       <w:r>
         <w:rPr>
-          <w:rFonts w:cs="楷体_GB2312" w:hint="eastAsia"/>
+          <w:rFonts w:cs="KaiTi_GB2312" w:hint="eastAsia"/>
           <w:bCs/>
           <w:sz w:val="24"/>
           <w:szCs w:val="32"/>
@@ -23658,7 +23757,7 @@
       </w:r>
       <w:r>
         <w:rPr>
-          <w:rFonts w:cs="楷体_GB2312" w:hint="eastAsia"/>
+          <w:rFonts w:cs="KaiTi_GB2312" w:hint="eastAsia"/>
           <w:bCs/>
           <w:sz w:val="24"/>
           <w:szCs w:val="32"/>
@@ -23667,7 +23766,7 @@
       </w:r>
       <w:r>
         <w:rPr>
-          <w:rFonts w:cs="楷体_GB2312" w:hint="eastAsia"/>
+          <w:rFonts w:cs="KaiTi_GB2312" w:hint="eastAsia"/>
           <w:bCs/>
           <w:sz w:val="24"/>
           <w:szCs w:val="32"/>
@@ -23676,7 +23775,7 @@
       </w:r>
       <w:r>
         <w:rPr>
-          <w:rFonts w:cs="楷体_GB2312" w:hint="eastAsia"/>
+          <w:rFonts w:cs="KaiTi_GB2312" w:hint="eastAsia"/>
           <w:bCs/>
           <w:sz w:val="24"/>
           <w:szCs w:val="32"/>
@@ -23686,7 +23785,7 @@
     </w:p>
     <w:p>
       <w:pPr>
-        <w:pStyle w:val="ad"/>
+        <w:pStyle w:val="ListParagraph"/>
         <w:numPr>
           <w:ilvl w:val="0"/>
           <w:numId w:val="8"/>
@@ -23695,7 +23794,7 @@
         <w:snapToGrid w:val="0"/>
         <w:spacing w:line="440" w:lineRule="exact"/>
         <w:rPr>
-          <w:rFonts w:cs="楷体_GB2312"/>
+          <w:rFonts w:cs="KaiTi_GB2312"/>
           <w:bCs/>
           <w:sz w:val="24"/>
           <w:szCs w:val="32"/>
@@ -23703,7 +23802,7 @@
       </w:pPr>
       <w:r>
         <w:rPr>
-          <w:rFonts w:cs="楷体_GB2312" w:hint="eastAsia"/>
+          <w:rFonts w:cs="KaiTi_GB2312" w:hint="eastAsia"/>
           <w:bCs/>
           <w:sz w:val="24"/>
           <w:szCs w:val="32"/>
@@ -23713,7 +23812,7 @@
     </w:p>
     <w:p>
       <w:pPr>
-        <w:pStyle w:val="ad"/>
+        <w:pStyle w:val="ListParagraph"/>
         <w:numPr>
           <w:ilvl w:val="1"/>
           <w:numId w:val="9"/>
@@ -23723,7 +23822,7 @@
         <w:spacing w:line="440" w:lineRule="exact"/>
         <w:ind w:left="567" w:firstLine="420"/>
         <w:rPr>
-          <w:rFonts w:cs="楷体_GB2312"/>
+          <w:rFonts w:cs="KaiTi_GB2312"/>
           <w:bCs/>
           <w:sz w:val="24"/>
           <w:szCs w:val="32"/>
@@ -23731,7 +23830,7 @@
       </w:pPr>
       <w:r>
         <w:rPr>
-          <w:rFonts w:cs="楷体_GB2312" w:hint="eastAsia"/>
+          <w:rFonts w:cs="KaiTi_GB2312" w:hint="eastAsia"/>
           <w:bCs/>
           <w:sz w:val="24"/>
           <w:szCs w:val="32"/>
@@ -23740,7 +23839,7 @@
       </w:r>
       <w:r>
         <w:rPr>
-          <w:rFonts w:cs="楷体_GB2312" w:hint="eastAsia"/>
+          <w:rFonts w:cs="KaiTi_GB2312" w:hint="eastAsia"/>
           <w:bCs/>
           <w:sz w:val="24"/>
           <w:szCs w:val="32"/>
@@ -23749,7 +23848,7 @@
       </w:r>
       <w:r>
         <w:rPr>
-          <w:rFonts w:cs="楷体_GB2312" w:hint="eastAsia"/>
+          <w:rFonts w:cs="KaiTi_GB2312" w:hint="eastAsia"/>
           <w:bCs/>
           <w:sz w:val="24"/>
           <w:szCs w:val="32"/>
@@ -23758,7 +23857,7 @@
       </w:r>
       <w:r>
         <w:rPr>
-          <w:rFonts w:cs="楷体_GB2312" w:hint="eastAsia"/>
+          <w:rFonts w:cs="KaiTi_GB2312" w:hint="eastAsia"/>
           <w:bCs/>
           <w:sz w:val="24"/>
           <w:szCs w:val="32"/>
@@ -23767,7 +23866,7 @@
       </w:r>
       <w:r>
         <w:rPr>
-          <w:rFonts w:cs="楷体_GB2312" w:hint="eastAsia"/>
+          <w:rFonts w:cs="KaiTi_GB2312" w:hint="eastAsia"/>
           <w:bCs/>
           <w:sz w:val="24"/>
           <w:szCs w:val="32"/>
@@ -23776,7 +23875,7 @@
       </w:r>
       <w:r>
         <w:rPr>
-          <w:rFonts w:cs="楷体_GB2312" w:hint="eastAsia"/>
+          <w:rFonts w:cs="KaiTi_GB2312" w:hint="eastAsia"/>
           <w:bCs/>
           <w:sz w:val="24"/>
           <w:szCs w:val="32"/>
@@ -23785,7 +23884,7 @@
       </w:r>
       <w:r>
         <w:rPr>
-          <w:rFonts w:cs="楷体_GB2312" w:hint="eastAsia"/>
+          <w:rFonts w:cs="KaiTi_GB2312" w:hint="eastAsia"/>
           <w:bCs/>
           <w:sz w:val="24"/>
           <w:szCs w:val="32"/>
@@ -23795,7 +23894,7 @@
     </w:p>
     <w:p>
       <w:pPr>
-        <w:pStyle w:val="ad"/>
+        <w:pStyle w:val="ListParagraph"/>
         <w:numPr>
           <w:ilvl w:val="1"/>
           <w:numId w:val="9"/>
@@ -23805,7 +23904,7 @@
         <w:spacing w:line="440" w:lineRule="exact"/>
         <w:ind w:left="567" w:firstLine="420"/>
         <w:rPr>
-          <w:rFonts w:cs="楷体_GB2312"/>
+          <w:rFonts w:cs="KaiTi_GB2312"/>
           <w:bCs/>
           <w:sz w:val="24"/>
           <w:szCs w:val="32"/>
@@ -23813,7 +23912,7 @@
       </w:pPr>
       <w:r>
         <w:rPr>
-          <w:rFonts w:cs="楷体_GB2312" w:hint="eastAsia"/>
+          <w:rFonts w:cs="KaiTi_GB2312" w:hint="eastAsia"/>
           <w:bCs/>
           <w:sz w:val="24"/>
           <w:szCs w:val="32"/>
@@ -23822,7 +23921,7 @@
       </w:r>
       <w:r>
         <w:rPr>
-          <w:rFonts w:cs="楷体_GB2312" w:hint="eastAsia"/>
+          <w:rFonts w:cs="KaiTi_GB2312" w:hint="eastAsia"/>
           <w:bCs/>
           <w:sz w:val="24"/>
           <w:szCs w:val="32"/>
@@ -23831,7 +23930,7 @@
       </w:r>
       <w:r>
         <w:rPr>
-          <w:rFonts w:cs="楷体_GB2312" w:hint="eastAsia"/>
+          <w:rFonts w:cs="KaiTi_GB2312" w:hint="eastAsia"/>
           <w:bCs/>
           <w:sz w:val="24"/>
           <w:szCs w:val="32"/>
@@ -23840,7 +23939,7 @@
       </w:r>
       <w:r>
         <w:rPr>
-          <w:rFonts w:cs="楷体_GB2312" w:hint="eastAsia"/>
+          <w:rFonts w:cs="KaiTi_GB2312" w:hint="eastAsia"/>
           <w:bCs/>
           <w:sz w:val="24"/>
           <w:szCs w:val="32"/>
@@ -23856,7 +23955,7 @@
         <w:spacing w:line="440" w:lineRule="exact"/>
         <w:ind w:firstLineChars="200" w:firstLine="560"/>
         <w:rPr>
-          <w:rFonts w:ascii="楷体" w:eastAsia="楷体" w:hAnsi="楷体" w:cs="楷体_GB2312" w:hint="eastAsia"/>
+          <w:rFonts w:ascii="KaiTi" w:eastAsia="KaiTi" w:hAnsi="KaiTi" w:cs="KaiTi_GB2312"/>
           <w:color w:val="0070C0"/>
           <w:sz w:val="28"/>
           <w:szCs w:val="28"/>
@@ -23864,7 +23963,7 @@
       </w:pPr>
       <w:r>
         <w:rPr>
-          <w:rFonts w:ascii="楷体" w:eastAsia="楷体" w:hAnsi="楷体" w:hint="eastAsia"/>
+          <w:rFonts w:ascii="KaiTi" w:eastAsia="KaiTi" w:hAnsi="KaiTi" w:hint="eastAsia"/>
           <w:bCs/>
           <w:color w:val="0070C0"/>
           <w:sz w:val="28"/>
@@ -23874,7 +23973,7 @@
       </w:r>
       <w:r>
         <w:rPr>
-          <w:rFonts w:ascii="楷体" w:eastAsia="楷体" w:hAnsi="楷体"/>
+          <w:rFonts w:ascii="KaiTi" w:eastAsia="KaiTi" w:hAnsi="KaiTi"/>
           <w:bCs/>
           <w:color w:val="0070C0"/>
           <w:sz w:val="28"/>
@@ -23884,7 +23983,7 @@
       </w:r>
       <w:r>
         <w:rPr>
-          <w:rFonts w:ascii="楷体" w:eastAsia="楷体" w:hAnsi="楷体" w:cs="楷体_GB2312" w:hint="eastAsia"/>
+          <w:rFonts w:ascii="KaiTi" w:eastAsia="KaiTi" w:hAnsi="KaiTi" w:cs="KaiTi_GB2312" w:hint="eastAsia"/>
           <w:b/>
           <w:bCs/>
           <w:color w:val="0070C0"/>
@@ -23895,7 +23994,7 @@
       </w:r>
       <w:r>
         <w:rPr>
-          <w:rFonts w:ascii="楷体" w:eastAsia="楷体" w:hAnsi="楷体" w:cs="楷体_GB2312" w:hint="eastAsia"/>
+          <w:rFonts w:ascii="KaiTi" w:eastAsia="KaiTi" w:hAnsi="KaiTi" w:cs="KaiTi_GB2312" w:hint="eastAsia"/>
           <w:color w:val="0070C0"/>
           <w:sz w:val="28"/>
           <w:szCs w:val="28"/>
@@ -24203,13 +24302,13 @@
         <w:ind w:firstLineChars="200" w:firstLine="480"/>
         <w:jc w:val="left"/>
         <w:rPr>
-          <w:rFonts w:ascii="宋体" w:hAnsi="宋体" w:hint="eastAsia"/>
-          <w:sz w:val="24"/>
-        </w:rPr>
-      </w:pPr>
-      <w:r>
-        <w:rPr>
-          <w:rFonts w:cs="楷体_GB2312" w:hint="eastAsia"/>
+          <w:rFonts w:ascii="SimSun" w:hAnsi="SimSun"/>
+          <w:sz w:val="24"/>
+        </w:rPr>
+      </w:pPr>
+      <w:r>
+        <w:rPr>
+          <w:rFonts w:cs="KaiTi_GB2312" w:hint="eastAsia"/>
           <w:sz w:val="24"/>
           <w:szCs w:val="32"/>
         </w:rPr>
@@ -24217,7 +24316,7 @@
       </w:r>
       <w:r>
         <w:rPr>
-          <w:rFonts w:cs="楷体_GB2312" w:hint="eastAsia"/>
+          <w:rFonts w:cs="KaiTi_GB2312" w:hint="eastAsia"/>
           <w:sz w:val="24"/>
           <w:szCs w:val="32"/>
         </w:rPr>
@@ -24225,7 +24324,7 @@
       </w:r>
       <w:r>
         <w:rPr>
-          <w:rFonts w:cs="楷体_GB2312" w:hint="eastAsia"/>
+          <w:rFonts w:cs="KaiTi_GB2312" w:hint="eastAsia"/>
           <w:sz w:val="24"/>
           <w:szCs w:val="32"/>
         </w:rPr>
@@ -24233,7 +24332,7 @@
       </w:r>
       <w:r>
         <w:rPr>
-          <w:rFonts w:cs="楷体_GB2312" w:hint="eastAsia"/>
+          <w:rFonts w:cs="KaiTi_GB2312" w:hint="eastAsia"/>
           <w:sz w:val="24"/>
           <w:szCs w:val="32"/>
         </w:rPr>
@@ -24241,7 +24340,7 @@
       </w:r>
       <w:r>
         <w:rPr>
-          <w:rFonts w:cs="楷体_GB2312" w:hint="eastAsia"/>
+          <w:rFonts w:cs="KaiTi_GB2312" w:hint="eastAsia"/>
           <w:sz w:val="24"/>
           <w:szCs w:val="32"/>
         </w:rPr>
@@ -24249,7 +24348,7 @@
       </w:r>
       <w:r>
         <w:rPr>
-          <w:rFonts w:cs="楷体_GB2312" w:hint="eastAsia"/>
+          <w:rFonts w:cs="KaiTi_GB2312" w:hint="eastAsia"/>
           <w:sz w:val="24"/>
           <w:szCs w:val="32"/>
         </w:rPr>
@@ -24257,7 +24356,7 @@
       </w:r>
       <w:r>
         <w:rPr>
-          <w:rFonts w:cs="楷体_GB2312" w:hint="eastAsia"/>
+          <w:rFonts w:cs="KaiTi_GB2312" w:hint="eastAsia"/>
           <w:sz w:val="24"/>
           <w:szCs w:val="32"/>
         </w:rPr>
@@ -24265,7 +24364,7 @@
       </w:r>
       <w:r>
         <w:rPr>
-          <w:rFonts w:cs="楷体_GB2312" w:hint="eastAsia"/>
+          <w:rFonts w:cs="KaiTi_GB2312" w:hint="eastAsia"/>
           <w:sz w:val="24"/>
           <w:szCs w:val="32"/>
         </w:rPr>
@@ -24280,7 +24379,7 @@
         <w:spacing w:line="440" w:lineRule="exact"/>
         <w:ind w:firstLineChars="200" w:firstLine="560"/>
         <w:rPr>
-          <w:rFonts w:ascii="楷体" w:eastAsia="楷体" w:hAnsi="楷体" w:cs="楷体_GB2312" w:hint="eastAsia"/>
+          <w:rFonts w:ascii="KaiTi" w:eastAsia="KaiTi" w:hAnsi="KaiTi" w:cs="KaiTi_GB2312"/>
           <w:color w:val="0070C0"/>
           <w:sz w:val="28"/>
           <w:szCs w:val="28"/>
@@ -24288,7 +24387,7 @@
       </w:pPr>
       <w:r>
         <w:rPr>
-          <w:rFonts w:ascii="楷体" w:eastAsia="楷体" w:hAnsi="楷体" w:hint="eastAsia"/>
+          <w:rFonts w:ascii="KaiTi" w:eastAsia="KaiTi" w:hAnsi="KaiTi" w:hint="eastAsia"/>
           <w:bCs/>
           <w:color w:val="0070C0"/>
           <w:sz w:val="28"/>
@@ -24298,7 +24397,7 @@
       </w:r>
       <w:r>
         <w:rPr>
-          <w:rFonts w:ascii="楷体" w:eastAsia="楷体" w:hAnsi="楷体"/>
+          <w:rFonts w:ascii="KaiTi" w:eastAsia="KaiTi" w:hAnsi="KaiTi"/>
           <w:bCs/>
           <w:color w:val="0070C0"/>
           <w:sz w:val="28"/>
@@ -24308,7 +24407,7 @@
       </w:r>
       <w:r>
         <w:rPr>
-          <w:rFonts w:ascii="楷体" w:eastAsia="楷体" w:hAnsi="楷体" w:cs="楷体_GB2312" w:hint="eastAsia"/>
+          <w:rFonts w:ascii="KaiTi" w:eastAsia="KaiTi" w:hAnsi="KaiTi" w:cs="KaiTi_GB2312" w:hint="eastAsia"/>
           <w:b/>
           <w:bCs/>
           <w:color w:val="0070C0"/>
@@ -24319,7 +24418,7 @@
       </w:r>
       <w:r>
         <w:rPr>
-          <w:rFonts w:ascii="楷体" w:eastAsia="楷体" w:hAnsi="楷体" w:cs="楷体_GB2312" w:hint="eastAsia"/>
+          <w:rFonts w:ascii="KaiTi" w:eastAsia="KaiTi" w:hAnsi="KaiTi" w:cs="KaiTi_GB2312" w:hint="eastAsia"/>
           <w:color w:val="0070C0"/>
           <w:sz w:val="28"/>
           <w:szCs w:val="28"/>
@@ -24328,7 +24427,7 @@
       </w:r>
       <w:r>
         <w:rPr>
-          <w:rFonts w:ascii="楷体" w:eastAsia="楷体" w:hAnsi="楷体" w:cs="楷体_GB2312" w:hint="eastAsia"/>
+          <w:rFonts w:ascii="KaiTi" w:eastAsia="KaiTi" w:hAnsi="KaiTi" w:cs="KaiTi_GB2312" w:hint="eastAsia"/>
           <w:color w:val="0070C0"/>
           <w:sz w:val="28"/>
           <w:szCs w:val="28"/>
@@ -24345,14 +24444,14 @@
         <w:ind w:firstLineChars="200" w:firstLine="480"/>
         <w:jc w:val="left"/>
         <w:rPr>
-          <w:rFonts w:ascii="宋体" w:hAnsi="宋体" w:hint="eastAsia"/>
+          <w:rFonts w:ascii="SimSun" w:hAnsi="SimSun"/>
           <w:sz w:val="24"/>
         </w:rPr>
       </w:pPr>
       <w:permStart w:id="542790568" w:edGrp="everyone"/>
       <w:r>
         <w:rPr>
-          <w:rFonts w:ascii="宋体" w:hAnsi="宋体" w:hint="eastAsia"/>
+          <w:rFonts w:ascii="SimSun" w:hAnsi="SimSun" w:hint="eastAsia"/>
           <w:sz w:val="24"/>
         </w:rPr>
         <w:t>无。</w:t>
@@ -24366,7 +24465,7 @@
         <w:spacing w:line="440" w:lineRule="exact"/>
         <w:ind w:firstLineChars="200" w:firstLine="560"/>
         <w:rPr>
-          <w:rFonts w:ascii="楷体" w:eastAsia="楷体" w:hAnsi="楷体" w:cs="楷体_GB2312" w:hint="eastAsia"/>
+          <w:rFonts w:ascii="KaiTi" w:eastAsia="KaiTi" w:hAnsi="KaiTi" w:cs="KaiTi_GB2312"/>
           <w:color w:val="0070C0"/>
           <w:sz w:val="28"/>
           <w:szCs w:val="28"/>
@@ -24374,7 +24473,7 @@
       </w:pPr>
       <w:r>
         <w:rPr>
-          <w:rFonts w:ascii="楷体" w:eastAsia="楷体" w:hAnsi="楷体" w:hint="eastAsia"/>
+          <w:rFonts w:ascii="KaiTi" w:eastAsia="KaiTi" w:hAnsi="KaiTi" w:hint="eastAsia"/>
           <w:bCs/>
           <w:color w:val="0070C0"/>
           <w:sz w:val="28"/>
@@ -24384,7 +24483,7 @@
       </w:r>
       <w:r>
         <w:rPr>
-          <w:rFonts w:ascii="楷体" w:eastAsia="楷体" w:hAnsi="楷体"/>
+          <w:rFonts w:ascii="KaiTi" w:eastAsia="KaiTi" w:hAnsi="KaiTi"/>
           <w:bCs/>
           <w:color w:val="0070C0"/>
           <w:sz w:val="28"/>
@@ -24394,7 +24493,7 @@
       </w:r>
       <w:r>
         <w:rPr>
-          <w:rFonts w:ascii="楷体" w:eastAsia="楷体" w:hAnsi="楷体" w:cs="楷体_GB2312" w:hint="eastAsia"/>
+          <w:rFonts w:ascii="KaiTi" w:eastAsia="KaiTi" w:hAnsi="KaiTi" w:cs="KaiTi_GB2312" w:hint="eastAsia"/>
           <w:b/>
           <w:bCs/>
           <w:color w:val="0070C0"/>
@@ -24405,7 +24504,7 @@
       </w:r>
       <w:r>
         <w:rPr>
-          <w:rFonts w:ascii="楷体" w:eastAsia="楷体" w:hAnsi="楷体" w:cs="楷体_GB2312" w:hint="eastAsia"/>
+          <w:rFonts w:ascii="KaiTi" w:eastAsia="KaiTi" w:hAnsi="KaiTi" w:cs="KaiTi_GB2312" w:hint="eastAsia"/>
           <w:color w:val="0070C0"/>
           <w:sz w:val="28"/>
           <w:szCs w:val="28"/>
@@ -24414,7 +24513,7 @@
       </w:r>
       <w:r>
         <w:rPr>
-          <w:rFonts w:ascii="楷体" w:eastAsia="楷体" w:hAnsi="楷体"/>
+          <w:rFonts w:ascii="KaiTi" w:eastAsia="KaiTi" w:hAnsi="KaiTi"/>
           <w:color w:val="0070C0"/>
           <w:sz w:val="28"/>
           <w:szCs w:val="28"/>
@@ -24423,7 +24522,7 @@
       </w:r>
       <w:r>
         <w:rPr>
-          <w:rFonts w:ascii="楷体" w:eastAsia="楷体" w:hAnsi="楷体" w:cs="楷体_GB2312" w:hint="eastAsia"/>
+          <w:rFonts w:ascii="KaiTi" w:eastAsia="KaiTi" w:hAnsi="KaiTi" w:cs="KaiTi_GB2312" w:hint="eastAsia"/>
           <w:color w:val="0070C0"/>
           <w:sz w:val="28"/>
           <w:szCs w:val="28"/>
@@ -24439,14 +24538,14 @@
         <w:ind w:firstLineChars="200" w:firstLine="480"/>
         <w:jc w:val="left"/>
         <w:rPr>
-          <w:rFonts w:ascii="宋体" w:hAnsi="宋体" w:hint="eastAsia"/>
+          <w:rFonts w:ascii="SimSun" w:hAnsi="SimSun"/>
           <w:sz w:val="24"/>
         </w:rPr>
       </w:pPr>
       <w:permStart w:id="1711366519" w:edGrp="everyone"/>
       <w:r>
         <w:rPr>
-          <w:rFonts w:ascii="宋体" w:hAnsi="宋体" w:hint="eastAsia"/>
+          <w:rFonts w:ascii="SimSun" w:hAnsi="SimSun" w:hint="eastAsia"/>
           <w:sz w:val="24"/>
         </w:rPr>
         <w:t>无。</w:t>
@@ -24458,9 +24557,9 @@
         <w:adjustRightInd w:val="0"/>
         <w:snapToGrid w:val="0"/>
         <w:spacing w:line="440" w:lineRule="exact"/>
-        <w:ind w:firstLineChars="200" w:firstLine="562"/>
-        <w:rPr>
-          <w:rFonts w:ascii="楷体" w:eastAsia="楷体" w:hAnsi="楷体" w:cs="楷体_GB2312" w:hint="eastAsia"/>
+        <w:ind w:firstLineChars="200" w:firstLine="571"/>
+        <w:rPr>
+          <w:rFonts w:ascii="KaiTi" w:eastAsia="KaiTi" w:hAnsi="KaiTi" w:cs="KaiTi_GB2312"/>
           <w:b/>
           <w:bCs/>
           <w:color w:val="0070C0"/>
@@ -24470,7 +24569,7 @@
       </w:pPr>
       <w:r>
         <w:rPr>
-          <w:rFonts w:ascii="楷体" w:eastAsia="楷体" w:hAnsi="楷体" w:cs="楷体_GB2312" w:hint="eastAsia"/>
+          <w:rFonts w:ascii="KaiTi" w:eastAsia="KaiTi" w:hAnsi="KaiTi" w:cs="KaiTi_GB2312" w:hint="eastAsia"/>
           <w:b/>
           <w:bCs/>
           <w:color w:val="0070C0"/>
@@ -24487,7 +24586,7 @@
         <w:spacing w:line="440" w:lineRule="exact"/>
         <w:ind w:firstLineChars="200" w:firstLine="560"/>
         <w:rPr>
-          <w:rFonts w:ascii="楷体" w:eastAsia="楷体" w:hAnsi="楷体" w:hint="eastAsia"/>
+          <w:rFonts w:ascii="KaiTi" w:eastAsia="KaiTi" w:hAnsi="KaiTi"/>
           <w:bCs/>
           <w:color w:val="0070C0"/>
           <w:sz w:val="28"/>
@@ -24496,7 +24595,7 @@
       </w:pPr>
       <w:r>
         <w:rPr>
-          <w:rFonts w:ascii="楷体" w:eastAsia="楷体" w:hAnsi="楷体"/>
+          <w:rFonts w:ascii="KaiTi" w:eastAsia="KaiTi" w:hAnsi="KaiTi"/>
           <w:bCs/>
           <w:color w:val="0070C0"/>
           <w:sz w:val="28"/>
@@ -24506,7 +24605,7 @@
       </w:r>
       <w:r>
         <w:rPr>
-          <w:rFonts w:ascii="楷体" w:eastAsia="楷体" w:hAnsi="楷体" w:hint="eastAsia"/>
+          <w:rFonts w:ascii="KaiTi" w:eastAsia="KaiTi" w:hAnsi="KaiTi" w:hint="eastAsia"/>
           <w:bCs/>
           <w:color w:val="0070C0"/>
           <w:sz w:val="28"/>
@@ -24516,7 +24615,7 @@
       </w:r>
       <w:r>
         <w:rPr>
-          <w:rFonts w:ascii="楷体" w:eastAsia="楷体" w:hAnsi="楷体"/>
+          <w:rFonts w:ascii="KaiTi" w:eastAsia="KaiTi" w:hAnsi="KaiTi"/>
           <w:bCs/>
           <w:color w:val="0070C0"/>
           <w:sz w:val="28"/>
@@ -24526,7 +24625,7 @@
       </w:r>
       <w:r>
         <w:rPr>
-          <w:rFonts w:ascii="楷体" w:eastAsia="楷体" w:hAnsi="楷体" w:hint="eastAsia"/>
+          <w:rFonts w:ascii="KaiTi" w:eastAsia="KaiTi" w:hAnsi="KaiTi" w:hint="eastAsia"/>
           <w:bCs/>
           <w:color w:val="0070C0"/>
           <w:sz w:val="28"/>
@@ -24543,14 +24642,14 @@
         <w:ind w:firstLineChars="200" w:firstLine="480"/>
         <w:jc w:val="left"/>
         <w:rPr>
-          <w:rFonts w:ascii="宋体" w:hAnsi="宋体" w:hint="eastAsia"/>
+          <w:rFonts w:ascii="SimSun" w:hAnsi="SimSun"/>
           <w:sz w:val="24"/>
         </w:rPr>
       </w:pPr>
       <w:permStart w:id="105850248" w:edGrp="everyone"/>
       <w:r>
         <w:rPr>
-          <w:rFonts w:ascii="宋体" w:hAnsi="宋体" w:hint="eastAsia"/>
+          <w:rFonts w:ascii="SimSun" w:hAnsi="SimSun" w:hint="eastAsia"/>
           <w:sz w:val="24"/>
         </w:rPr>
         <w:t>无。</w:t>
@@ -24564,7 +24663,7 @@
         <w:spacing w:line="440" w:lineRule="exact"/>
         <w:ind w:firstLineChars="200" w:firstLine="560"/>
         <w:rPr>
-          <w:rFonts w:ascii="楷体" w:eastAsia="楷体" w:hAnsi="楷体" w:hint="eastAsia"/>
+          <w:rFonts w:ascii="KaiTi" w:eastAsia="KaiTi" w:hAnsi="KaiTi"/>
           <w:bCs/>
           <w:color w:val="0070C0"/>
           <w:sz w:val="28"/>
@@ -24573,7 +24672,7 @@
       </w:pPr>
       <w:r>
         <w:rPr>
-          <w:rFonts w:ascii="楷体" w:eastAsia="楷体" w:hAnsi="楷体"/>
+          <w:rFonts w:ascii="KaiTi" w:eastAsia="KaiTi" w:hAnsi="KaiTi"/>
           <w:bCs/>
           <w:color w:val="0070C0"/>
           <w:sz w:val="28"/>
@@ -24590,14 +24689,14 @@
         <w:ind w:firstLineChars="200" w:firstLine="480"/>
         <w:jc w:val="left"/>
         <w:rPr>
-          <w:rFonts w:ascii="宋体" w:hAnsi="宋体" w:hint="eastAsia"/>
+          <w:rFonts w:ascii="SimSun" w:hAnsi="SimSun"/>
           <w:sz w:val="24"/>
         </w:rPr>
       </w:pPr>
       <w:permStart w:id="974797148" w:edGrp="everyone"/>
       <w:r>
         <w:rPr>
-          <w:rFonts w:ascii="宋体" w:hAnsi="宋体" w:hint="eastAsia"/>
+          <w:rFonts w:ascii="SimSun" w:hAnsi="SimSun" w:hint="eastAsia"/>
           <w:sz w:val="24"/>
         </w:rPr>
         <w:t>无。</w:t>
@@ -24611,7 +24710,7 @@
         <w:spacing w:line="440" w:lineRule="exact"/>
         <w:ind w:firstLineChars="200" w:firstLine="560"/>
         <w:rPr>
-          <w:rFonts w:ascii="楷体" w:eastAsia="楷体" w:hAnsi="楷体" w:hint="eastAsia"/>
+          <w:rFonts w:ascii="KaiTi" w:eastAsia="KaiTi" w:hAnsi="KaiTi"/>
           <w:bCs/>
           <w:color w:val="0070C0"/>
           <w:sz w:val="28"/>
@@ -24620,7 +24719,7 @@
       </w:pPr>
       <w:r>
         <w:rPr>
-          <w:rFonts w:ascii="楷体" w:eastAsia="楷体" w:hAnsi="楷体"/>
+          <w:rFonts w:ascii="KaiTi" w:eastAsia="KaiTi" w:hAnsi="KaiTi"/>
           <w:bCs/>
           <w:color w:val="0070C0"/>
           <w:sz w:val="28"/>
@@ -24637,14 +24736,14 @@
         <w:ind w:firstLineChars="200" w:firstLine="480"/>
         <w:jc w:val="left"/>
         <w:rPr>
-          <w:rFonts w:ascii="宋体" w:hAnsi="宋体" w:hint="eastAsia"/>
+          <w:rFonts w:ascii="SimSun" w:hAnsi="SimSun"/>
           <w:sz w:val="24"/>
         </w:rPr>
       </w:pPr>
       <w:permStart w:id="330834946" w:edGrp="everyone"/>
       <w:r>
         <w:rPr>
-          <w:rFonts w:ascii="宋体" w:hAnsi="宋体" w:hint="eastAsia"/>
+          <w:rFonts w:ascii="SimSun" w:hAnsi="SimSun" w:hint="eastAsia"/>
           <w:sz w:val="24"/>
         </w:rPr>
         <w:t>无。</w:t>
@@ -24658,7 +24757,7 @@
         <w:spacing w:line="440" w:lineRule="exact"/>
         <w:ind w:firstLineChars="200" w:firstLine="560"/>
         <w:rPr>
-          <w:rFonts w:ascii="楷体" w:eastAsia="楷体" w:hAnsi="楷体" w:hint="eastAsia"/>
+          <w:rFonts w:ascii="KaiTi" w:eastAsia="KaiTi" w:hAnsi="KaiTi"/>
           <w:bCs/>
           <w:color w:val="0070C0"/>
           <w:sz w:val="28"/>
@@ -24667,7 +24766,7 @@
       </w:pPr>
       <w:r>
         <w:rPr>
-          <w:rFonts w:ascii="楷体" w:eastAsia="楷体" w:hAnsi="楷体"/>
+          <w:rFonts w:ascii="KaiTi" w:eastAsia="KaiTi" w:hAnsi="KaiTi"/>
           <w:bCs/>
           <w:color w:val="0070C0"/>
           <w:sz w:val="28"/>
@@ -24684,7 +24783,7 @@
         <w:ind w:firstLineChars="200" w:firstLine="480"/>
         <w:jc w:val="left"/>
         <w:rPr>
-          <w:rFonts w:ascii="宋体" w:hAnsi="宋体" w:cs="宋体" w:hint="eastAsia"/>
+          <w:rFonts w:ascii="SimSun" w:hAnsi="SimSun" w:cs="SimSun"/>
           <w:bCs/>
           <w:sz w:val="24"/>
         </w:rPr>
@@ -24692,7 +24791,7 @@
       <w:permStart w:id="1709376304" w:edGrp="everyone"/>
       <w:r>
         <w:rPr>
-          <w:rFonts w:ascii="宋体" w:hAnsi="宋体" w:cs="宋体" w:hint="eastAsia"/>
+          <w:rFonts w:ascii="SimSun" w:hAnsi="SimSun" w:cs="SimSun" w:hint="eastAsia"/>
           <w:bCs/>
           <w:sz w:val="24"/>
         </w:rPr>
@@ -24707,7 +24806,7 @@
         <w:spacing w:line="440" w:lineRule="exact"/>
         <w:ind w:firstLineChars="200" w:firstLine="560"/>
         <w:rPr>
-          <w:rFonts w:ascii="楷体" w:eastAsia="楷体" w:hAnsi="楷体" w:hint="eastAsia"/>
+          <w:rFonts w:ascii="KaiTi" w:eastAsia="KaiTi" w:hAnsi="KaiTi"/>
           <w:bCs/>
           <w:color w:val="0070C0"/>
           <w:sz w:val="28"/>
@@ -24716,7 +24815,7 @@
       </w:pPr>
       <w:r>
         <w:rPr>
-          <w:rFonts w:ascii="楷体" w:eastAsia="楷体" w:hAnsi="楷体" w:hint="eastAsia"/>
+          <w:rFonts w:ascii="KaiTi" w:eastAsia="KaiTi" w:hAnsi="KaiTi" w:hint="eastAsia"/>
           <w:bCs/>
           <w:color w:val="0070C0"/>
           <w:sz w:val="28"/>
@@ -24726,7 +24825,7 @@
       </w:r>
       <w:r>
         <w:rPr>
-          <w:rFonts w:ascii="楷体" w:eastAsia="楷体" w:hAnsi="楷体"/>
+          <w:rFonts w:ascii="KaiTi" w:eastAsia="KaiTi" w:hAnsi="KaiTi"/>
           <w:bCs/>
           <w:color w:val="0070C0"/>
           <w:sz w:val="28"/>
@@ -24736,7 +24835,7 @@
       </w:r>
       <w:r>
         <w:rPr>
-          <w:rFonts w:ascii="楷体" w:eastAsia="楷体" w:hAnsi="楷体" w:hint="eastAsia"/>
+          <w:rFonts w:ascii="KaiTi" w:eastAsia="KaiTi" w:hAnsi="KaiTi" w:hint="eastAsia"/>
           <w:bCs/>
           <w:color w:val="0070C0"/>
           <w:sz w:val="28"/>
@@ -24753,7 +24852,7 @@
         <w:ind w:firstLineChars="200" w:firstLine="480"/>
         <w:jc w:val="left"/>
         <w:rPr>
-          <w:rFonts w:ascii="宋体" w:hAnsi="宋体" w:cs="宋体" w:hint="eastAsia"/>
+          <w:rFonts w:ascii="SimSun" w:hAnsi="SimSun" w:cs="SimSun"/>
           <w:sz w:val="24"/>
           <w:szCs w:val="32"/>
         </w:rPr>
@@ -24761,7 +24860,7 @@
       <w:permStart w:id="173807790" w:edGrp="everyone"/>
       <w:r>
         <w:rPr>
-          <w:rFonts w:ascii="宋体" w:hAnsi="宋体" w:cs="宋体" w:hint="eastAsia"/>
+          <w:rFonts w:ascii="SimSun" w:hAnsi="SimSun" w:cs="SimSun" w:hint="eastAsia"/>
           <w:sz w:val="24"/>
           <w:szCs w:val="32"/>
         </w:rPr>
@@ -25257,7 +25356,7 @@
         <w:ind w:left="1200" w:hanging="360"/>
       </w:pPr>
       <w:rPr>
-        <w:rFonts w:ascii="Times New Roman" w:eastAsia="宋体" w:hAnsi="Times New Roman" w:cs="楷体_GB2312"/>
+        <w:rFonts w:ascii="Times New Roman" w:eastAsia="SimSun" w:hAnsi="Times New Roman" w:cs="KaiTi_GB2312"/>
       </w:rPr>
     </w:lvl>
     <w:lvl w:ilvl="1" w:tplc="04090003" w:tentative="1">
@@ -26125,7 +26224,7 @@
   <w:docDefaults>
     <w:rPrDefault>
       <w:rPr>
-        <w:rFonts w:ascii="Times New Roman" w:eastAsia="宋体" w:hAnsi="Times New Roman" w:cs="Times New Roman"/>
+        <w:rFonts w:ascii="Times New Roman" w:eastAsia="SimSun" w:hAnsi="Times New Roman" w:cs="Times New Roman"/>
         <w:lang w:val="en-US" w:eastAsia="zh-CN" w:bidi="ar-SA"/>
       </w:rPr>
     </w:rPrDefault>
@@ -26499,7 +26598,7 @@
     <w:lsdException w:name="Unresolved Mention" w:semiHidden="1" w:uiPriority="99" w:unhideWhenUsed="1"/>
     <w:lsdException w:name="Smart Link" w:semiHidden="1" w:uiPriority="99" w:unhideWhenUsed="1"/>
   </w:latentStyles>
-  <w:style w:type="paragraph" w:default="1" w:styleId="a">
+  <w:style w:type="paragraph" w:default="1" w:styleId="Normal">
     <w:name w:val="Normal"/>
     <w:qFormat/>
     <w:pPr>
@@ -26507,13 +26606,13 @@
       <w:jc w:val="both"/>
     </w:pPr>
   </w:style>
-  <w:style w:type="character" w:default="1" w:styleId="a0">
+  <w:style w:type="character" w:default="1" w:styleId="DefaultParagraphFont">
     <w:name w:val="Default Paragraph Font"/>
     <w:uiPriority w:val="1"/>
     <w:semiHidden/>
     <w:unhideWhenUsed/>
   </w:style>
-  <w:style w:type="table" w:default="1" w:styleId="a1">
+  <w:style w:type="table" w:default="1" w:styleId="TableNormal">
     <w:name w:val="Normal Table"/>
     <w:uiPriority w:val="99"/>
     <w:semiHidden/>
@@ -26528,45 +26627,45 @@
       </w:tblCellMar>
     </w:tblPr>
   </w:style>
-  <w:style w:type="numbering" w:default="1" w:styleId="a2">
+  <w:style w:type="numbering" w:default="1" w:styleId="NoList">
     <w:name w:val="No List"/>
     <w:uiPriority w:val="99"/>
     <w:semiHidden/>
     <w:unhideWhenUsed/>
   </w:style>
-  <w:style w:type="paragraph" w:styleId="a3">
+  <w:style w:type="paragraph" w:styleId="DocumentMap">
     <w:name w:val="Document Map"/>
-    <w:basedOn w:val="a"/>
-    <w:link w:val="a4"/>
+    <w:basedOn w:val="Normal"/>
+    <w:link w:val="DocumentMapChar"/>
     <w:rPr>
-      <w:rFonts w:ascii="宋体"/>
+      <w:rFonts w:ascii="SimSun"/>
       <w:sz w:val="18"/>
       <w:szCs w:val="18"/>
     </w:rPr>
   </w:style>
-  <w:style w:type="character" w:customStyle="1" w:styleId="a4">
-    <w:name w:val="文档结构图 字符"/>
-    <w:link w:val="a3"/>
+  <w:style w:type="character" w:customStyle="1" w:styleId="DocumentMapChar">
+    <w:name w:val="Document Map Char"/>
+    <w:link w:val="DocumentMap"/>
     <w:rPr>
-      <w:rFonts w:ascii="宋体"/>
+      <w:rFonts w:ascii="SimSun"/>
       <w:kern w:val="2"/>
       <w:sz w:val="18"/>
       <w:szCs w:val="18"/>
     </w:rPr>
   </w:style>
-  <w:style w:type="paragraph" w:styleId="a5">
+  <w:style w:type="paragraph" w:styleId="BalloonText">
     <w:name w:val="Balloon Text"/>
-    <w:basedOn w:val="a"/>
+    <w:basedOn w:val="Normal"/>
     <w:semiHidden/>
     <w:rPr>
       <w:sz w:val="18"/>
       <w:szCs w:val="18"/>
     </w:rPr>
   </w:style>
-  <w:style w:type="paragraph" w:styleId="a6">
+  <w:style w:type="paragraph" w:styleId="Footer">
     <w:name w:val="footer"/>
-    <w:basedOn w:val="a"/>
-    <w:link w:val="a7"/>
+    <w:basedOn w:val="Normal"/>
+    <w:link w:val="FooterChar"/>
     <w:pPr>
       <w:tabs>
         <w:tab w:val="center" w:pos="4153"/>
@@ -26580,19 +26679,19 @@
       <w:szCs w:val="18"/>
     </w:rPr>
   </w:style>
-  <w:style w:type="character" w:customStyle="1" w:styleId="a7">
-    <w:name w:val="页脚 字符"/>
-    <w:link w:val="a6"/>
+  <w:style w:type="character" w:customStyle="1" w:styleId="FooterChar">
+    <w:name w:val="Footer Char"/>
+    <w:link w:val="Footer"/>
     <w:rPr>
       <w:kern w:val="2"/>
       <w:sz w:val="18"/>
       <w:szCs w:val="18"/>
     </w:rPr>
   </w:style>
-  <w:style w:type="paragraph" w:styleId="a8">
+  <w:style w:type="paragraph" w:styleId="Header">
     <w:name w:val="header"/>
-    <w:basedOn w:val="a"/>
-    <w:link w:val="a9"/>
+    <w:basedOn w:val="Normal"/>
+    <w:link w:val="HeaderChar"/>
     <w:pPr>
       <w:pBdr>
         <w:bottom w:val="single" w:sz="6" w:space="1" w:color="auto"/>
@@ -26609,9 +26708,9 @@
       <w:szCs w:val="18"/>
     </w:rPr>
   </w:style>
-  <w:style w:type="character" w:customStyle="1" w:styleId="a9">
-    <w:name w:val="页眉 字符"/>
-    <w:link w:val="a8"/>
+  <w:style w:type="character" w:customStyle="1" w:styleId="HeaderChar">
+    <w:name w:val="Header Char"/>
+    <w:link w:val="Header"/>
     <w:rPr>
       <w:kern w:val="2"/>
       <w:sz w:val="18"/>
@@ -26620,7 +26719,7 @@
   </w:style>
   <w:style w:type="character" w:customStyle="1" w:styleId="1HT">
     <w:name w:val="1HT 字符"/>
-    <w:basedOn w:val="a0"/>
+    <w:basedOn w:val="DefaultParagraphFont"/>
     <w:link w:val="1HT0"/>
     <w:qFormat/>
     <w:rPr>
@@ -26629,7 +26728,7 @@
   </w:style>
   <w:style w:type="paragraph" w:customStyle="1" w:styleId="1HT0">
     <w:name w:val="1HT"/>
-    <w:basedOn w:val="a"/>
+    <w:basedOn w:val="Normal"/>
     <w:link w:val="1HT"/>
     <w:qFormat/>
     <w:pPr>
@@ -26639,7 +26738,7 @@
       <w:rFonts w:ascii="Times New Roman Bold" w:eastAsia="方正黑体_GBK" w:hAnsi="Times New Roman Bold"/>
     </w:rPr>
   </w:style>
-  <w:style w:type="paragraph" w:styleId="aa">
+  <w:style w:type="paragraph" w:styleId="Revision">
     <w:name w:val="Revision"/>
     <w:uiPriority w:val="99"/>
     <w:unhideWhenUsed/>
@@ -26651,7 +26750,7 @@
   </w:style>
   <w:style w:type="paragraph" w:customStyle="1" w:styleId="section">
     <w:name w:val="section"/>
-    <w:basedOn w:val="a"/>
+    <w:basedOn w:val="Normal"/>
     <w:qFormat/>
     <w:rsid w:val="00062EA8"/>
     <w:pPr>
@@ -26661,15 +26760,15 @@
       <w:ind w:firstLineChars="200" w:firstLine="200"/>
     </w:pPr>
     <w:rPr>
-      <w:rFonts w:ascii="Times New Roman Bold" w:hAnsi="Times New Roman Bold" w:cs="楷体_GB2312"/>
+      <w:rFonts w:ascii="Times New Roman Bold" w:hAnsi="Times New Roman Bold" w:cs="KaiTi_GB2312"/>
       <w:sz w:val="24"/>
       <w:szCs w:val="32"/>
     </w:rPr>
   </w:style>
-  <w:style w:type="paragraph" w:styleId="ab">
+  <w:style w:type="paragraph" w:styleId="Bibliography">
     <w:name w:val="Bibliography"/>
-    <w:basedOn w:val="a"/>
-    <w:next w:val="a"/>
+    <w:basedOn w:val="Normal"/>
+    <w:next w:val="Normal"/>
     <w:uiPriority w:val="37"/>
     <w:semiHidden/>
     <w:unhideWhenUsed/>
@@ -26680,7 +26779,7 @@
   </w:style>
   <w:style w:type="paragraph" w:customStyle="1" w:styleId="main">
     <w:name w:val="main"/>
-    <w:basedOn w:val="a"/>
+    <w:basedOn w:val="Normal"/>
     <w:qFormat/>
     <w:rsid w:val="00062EA8"/>
     <w:pPr>
@@ -26690,16 +26789,16 @@
       <w:ind w:firstLineChars="200" w:firstLine="200"/>
     </w:pPr>
     <w:rPr>
-      <w:rFonts w:cs="楷体_GB2312"/>
+      <w:rFonts w:cs="KaiTi_GB2312"/>
       <w:bCs/>
       <w:sz w:val="24"/>
       <w:szCs w:val="32"/>
     </w:rPr>
   </w:style>
-  <w:style w:type="paragraph" w:styleId="ac">
+  <w:style w:type="paragraph" w:styleId="Caption">
     <w:name w:val="caption"/>
-    <w:basedOn w:val="a"/>
-    <w:next w:val="a"/>
+    <w:basedOn w:val="Normal"/>
+    <w:next w:val="Normal"/>
     <w:unhideWhenUsed/>
     <w:qFormat/>
     <w:rsid w:val="00062EA8"/>
@@ -26708,7 +26807,7 @@
       <w:ind w:firstLineChars="200" w:firstLine="200"/>
     </w:pPr>
     <w:rPr>
-      <w:rFonts w:ascii="楷体" w:hAnsi="楷体"/>
+      <w:rFonts w:ascii="KaiTi" w:hAnsi="KaiTi"/>
       <w:i/>
       <w:iCs/>
       <w:color w:val="44546A"/>
@@ -26718,7 +26817,7 @@
   </w:style>
   <w:style w:type="paragraph" w:customStyle="1" w:styleId="List1">
     <w:name w:val="List1"/>
-    <w:basedOn w:val="a"/>
+    <w:basedOn w:val="Normal"/>
     <w:qFormat/>
     <w:rsid w:val="00062EA8"/>
     <w:pPr>
@@ -26728,14 +26827,14 @@
       <w:ind w:firstLineChars="200" w:firstLine="200"/>
     </w:pPr>
     <w:rPr>
-      <w:rFonts w:cs="楷体_GB2312"/>
+      <w:rFonts w:cs="KaiTi_GB2312"/>
       <w:sz w:val="24"/>
       <w:szCs w:val="32"/>
     </w:rPr>
   </w:style>
   <w:style w:type="paragraph" w:customStyle="1" w:styleId="222">
     <w:name w:val="样式 行距: 固定值 22 磅 首行缩进:  2 字符"/>
-    <w:basedOn w:val="a"/>
+    <w:basedOn w:val="Normal"/>
     <w:rsid w:val="001F2EFB"/>
     <w:pPr>
       <w:spacing w:line="440" w:lineRule="exact"/>
@@ -26745,9 +26844,9 @@
       <w:sz w:val="24"/>
     </w:rPr>
   </w:style>
-  <w:style w:type="paragraph" w:styleId="ad">
+  <w:style w:type="paragraph" w:styleId="ListParagraph">
     <w:name w:val="List Paragraph"/>
-    <w:basedOn w:val="a"/>
+    <w:basedOn w:val="Normal"/>
     <w:uiPriority w:val="99"/>
     <w:qFormat/>
     <w:rsid w:val="00082890"/>
@@ -26756,9 +26855,9 @@
       <w:contextualSpacing/>
     </w:pPr>
   </w:style>
-  <w:style w:type="character" w:styleId="ae">
+  <w:style w:type="character" w:styleId="PlaceholderText">
     <w:name w:val="Placeholder Text"/>
-    <w:basedOn w:val="a0"/>
+    <w:basedOn w:val="DefaultParagraphFont"/>
     <w:uiPriority w:val="99"/>
     <w:unhideWhenUsed/>
     <w:rsid w:val="00FE2431"/>
